--- a/plantillas_maestras/02_seguro_vida/materia_general_asegurativa/2_o_mas_ddos_varios/varon/TPL_0906_2025_SEGURO_VIDA_MATERIA_GENERAL_ASEGURATIVA_ASEGURADORA_VARON_R1.docx
+++ b/plantillas_maestras/02_seguro_vida/materia_general_asegurativa/2_o_mas_ddos_varios/varon/TPL_0906_2025_SEGURO_VIDA_MATERIA_GENERAL_ASEGURATIVA_ASEGURADORA_VARON_R1.docx
@@ -343,7 +343,7 @@
           <w14:ligatures w14:val="none"/>
         </w:rPr>
         <w:tab/>
-        <w:t xml:space="preserve">:       </w:t>
+        <w:t xml:space="preserve">: </w:t>
       </w:r>
       <w:r>
         <w:rPr>
@@ -736,7 +736,7 @@
           <w:lang w:val="es-ES" w:eastAsia="es-ES"/>
           <w14:ligatures w14:val="none"/>
         </w:rPr>
-        <w:t>por presuntas infracciones a la Ley N°29571, Código de Protección y Defensa del Consumidor (en adelante, Código)</w:t>
+        <w:t>por presuntas infracciones a la Ley 29571, Código de Protección y Defensa del Consumidor (en adelante, Código)</w:t>
       </w:r>
       <w:r>
         <w:rPr>
@@ -1005,7 +1005,7 @@
           <w:lang w:eastAsia="es-ES"/>
           <w14:ligatures w14:val="none"/>
         </w:rPr>
-        <w:t xml:space="preserve"> - Póliza N° 30</w:t>
+        <w:t xml:space="preserve"> - Póliza 30</w:t>
       </w:r>
       <w:r>
         <w:rPr>
@@ -1093,7 +1093,7 @@
           <w:lang w:eastAsia="es-ES"/>
           <w14:ligatures w14:val="none"/>
         </w:rPr>
-        <w:t xml:space="preserve">Endoso N° 1474677 de cesión de derechos indemnizatorios a favor de entidad financiera con </w:t>
+        <w:t xml:space="preserve">Endoso 1474677 de cesión de derechos indemnizatorios a favor de entidad financiera con </w:t>
       </w:r>
       <w:r>
         <w:rPr>
@@ -1606,7 +1606,7 @@
           <w:lang w:eastAsia="es-PE"/>
           <w14:ligatures w14:val="none"/>
         </w:rPr>
-        <w:t>Secretaría Técnica de la Comisión de Protección al Consumidor N°1 (en adelante, la Secretaría Técnica), en ejercicio de sus facultades</w:t>
+        <w:t>Secretaría Técnica de la Comisión de Protección al Consumidor 1 (en adelante, la Secretaría Técnica), en ejercicio de sus facultades</w:t>
       </w:r>
       <w:r>
         <w:rPr>
@@ -1656,7 +1656,7 @@
           <w:rFonts w:ascii="Arial Narrow" w:eastAsia="Arial Narrow" w:hAnsi="Arial Narrow" w:cs="Arial Narrow"/>
           <w:bCs/>
         </w:rPr>
-        <w:t>N°</w:t>
+        <w:t/>
       </w:r>
       <w:proofErr w:type="spellEnd"/>
       <w:r>
@@ -1690,7 +1690,7 @@
           <w:lang w:eastAsia="es-PE"/>
           <w14:ligatures w14:val="none"/>
         </w:rPr>
-        <w:t>°</w:t>
+        <w:t/>
       </w:r>
       <w:r>
         <w:rPr>
@@ -1708,7 +1708,7 @@
           <w:lang w:eastAsia="es-PE"/>
           <w14:ligatures w14:val="none"/>
         </w:rPr>
-        <w:t>°</w:t>
+        <w:t/>
       </w:r>
       <w:r>
         <w:rPr>
@@ -1784,7 +1784,7 @@
           <w:rFonts w:ascii="Arial Narrow" w:eastAsia="Arial Narrow" w:hAnsi="Arial Narrow" w:cs="Arial Narrow"/>
           <w:bCs/>
         </w:rPr>
-        <w:t>N°</w:t>
+        <w:t/>
       </w:r>
       <w:proofErr w:type="spellEnd"/>
       <w:r>
@@ -1800,7 +1800,7 @@
           <w:kern w:val="0"/>
           <w14:ligatures w14:val="none"/>
         </w:rPr>
-        <w:t>; involucraría una presunta afectación a sus expectativas, quien no habría encontrado una correspondencia entre lo que esperaba recibir de parte del proveedor y lo que realmente recibió. Por consiguiente, corresponde calificar el hecho materia de denuncia como una presunta infracción al deber de idoneidad, tipificado en los artículos 18° y 19° del Código.</w:t>
+        <w:t>; involucraría una presunta afectación a sus expectativas, quien no habría encontrado una correspondencia entre lo que esperaba recibir de parte del proveedor y lo que realmente recibió. Por consiguiente, corresponde calificar el hecho materia de denuncia como una presunta infracción al deber de idoneidad, tipificado en los artículos 18 y 19 del Código.</w:t>
       </w:r>
     </w:p>
     <w:p>
@@ -1893,7 +1893,7 @@
           <w:lang w:eastAsia="es-PE"/>
           <w14:ligatures w14:val="none"/>
         </w:rPr>
-        <w:t>numeral 88.1 del artículo 88°</w:t>
+        <w:t>numeral 88.1 del artículo 88</w:t>
       </w:r>
       <w:r>
         <w:rPr>
@@ -1979,7 +1979,7 @@
           <w:kern w:val="0"/>
           <w14:ligatures w14:val="none"/>
         </w:rPr>
-        <w:t>. Por consiguiente, corresponde calificar el hecho materia de denuncia como una presunta infracción al deber de información, tipificado en el artículo 1°, numeral 1, literal b) y al artículo 2° del Código</w:t>
+        <w:t>. Por consiguiente, corresponde calificar el hecho materia de denuncia como una presunta infracción al deber de información, tipificado en el artículo 1, numeral 1, literal b) y al artículo 2 del Código</w:t>
       </w:r>
       <w:r>
         <w:rPr>
@@ -2160,7 +2160,7 @@
           <w:lang w:val="es-ES" w:eastAsia="es-ES"/>
           <w14:ligatures w14:val="none"/>
         </w:rPr>
-        <w:t>(i) Presentar copia completa, legible y debidamente suscrita de la Póliza N.º 30-8036304/3 del Seguro de Vida Inversión Flex, incluyendo sus condiciones generales, particulares; (</w:t>
+        <w:t>(i) Presentar copia completa, legible y debidamente suscrita de la Póliza 30-8036304/3 del Seguro de Vida Inversión Flex, incluyendo sus condiciones generales, particulares; (</w:t>
       </w:r>
       <w:proofErr w:type="spellStart"/>
       <w:r>
@@ -2182,7 +2182,7 @@
           <w:lang w:val="es-ES" w:eastAsia="es-ES"/>
           <w14:ligatures w14:val="none"/>
         </w:rPr>
-        <w:t>) presentar las gestiones de Endoso N.º 1474677; y, (</w:t>
+        <w:t>) presentar las gestiones de Endoso 1474677; y, (</w:t>
       </w:r>
       <w:proofErr w:type="spellStart"/>
       <w:r>
@@ -2274,7 +2274,7 @@
           <w:lang w:eastAsia="es-PE"/>
           <w14:ligatures w14:val="none"/>
         </w:rPr>
-        <w:t xml:space="preserve">RESOLUCIÓN DE LA SECRETARÍA TÉCNICA  </w:t>
+        <w:t xml:space="preserve">RESOLUCIÓN DE LA SECRETARÍA TÉCNICA </w:t>
       </w:r>
     </w:p>
     <w:p>
@@ -2500,7 +2500,7 @@
           <w:lang w:eastAsia="es-PE"/>
           <w14:ligatures w14:val="none"/>
         </w:rPr>
-        <w:t xml:space="preserve"> infracción a los artículos 18° y 19°</w:t>
+        <w:t xml:space="preserve"> infracción a los artículos 18 y 19</w:t>
       </w:r>
       <w:r>
         <w:rPr>
@@ -2552,7 +2552,7 @@
           <w:lang w:eastAsia="es-ES"/>
           <w14:ligatures w14:val="none"/>
         </w:rPr>
-        <w:t>Seguro de Vida Inversión Flex N° 308-036304/3</w:t>
+        <w:t>Seguro de Vida Inversión Flex 308-036304/3</w:t>
       </w:r>
       <w:r>
         <w:rPr>
@@ -2638,7 +2638,7 @@
           <w:lang w:eastAsia="es-PE"/>
           <w14:ligatures w14:val="none"/>
         </w:rPr>
-        <w:t xml:space="preserve"> infracción a los artículos 18° y 19°</w:t>
+        <w:t xml:space="preserve"> infracción a los artículos 18 y 19</w:t>
       </w:r>
       <w:r>
         <w:rPr>
@@ -2700,7 +2700,7 @@
           <w:lang w:eastAsia="es-ES"/>
           <w14:ligatures w14:val="none"/>
         </w:rPr>
-        <w:t>Seguro de Vida Inversión Flex N° 308-036304/3</w:t>
+        <w:t>Seguro de Vida Inversión Flex 308-036304/3</w:t>
       </w:r>
       <w:r>
         <w:rPr>
@@ -2814,7 +2814,7 @@
           <w:lang w:eastAsia="es-PE"/>
           <w14:ligatures w14:val="none"/>
         </w:rPr>
-        <w:t>°</w:t>
+        <w:t/>
       </w:r>
       <w:r>
         <w:rPr>
@@ -2956,7 +2956,7 @@
           <w:lang w:eastAsia="es-PE"/>
           <w14:ligatures w14:val="none"/>
         </w:rPr>
-        <w:t xml:space="preserve">infracción al artículo 1°, numeral 1, literal b) y al artículo 2° </w:t>
+        <w:t xml:space="preserve">infracción al artículo 1, numeral 1, literal b) y al artículo 2 </w:t>
       </w:r>
       <w:r>
         <w:rPr>
@@ -3309,7 +3309,7 @@
           <w:lang w:eastAsia="es-PE"/>
           <w14:ligatures w14:val="none"/>
         </w:rPr>
-        <w:t>°</w:t>
+        <w:t/>
       </w:r>
       <w:r>
         <w:rPr>
@@ -3405,7 +3405,7 @@
           <w:lang w:eastAsia="es-PE"/>
           <w14:ligatures w14:val="none"/>
         </w:rPr>
-        <w:t>°</w:t>
+        <w:t/>
       </w:r>
       <w:r>
         <w:rPr>
@@ -3579,7 +3579,7 @@
           <w:lang w:eastAsia="es-PE"/>
           <w14:ligatures w14:val="none"/>
         </w:rPr>
-        <w:t>°</w:t>
+        <w:t/>
       </w:r>
       <w:r>
         <w:rPr>
@@ -3721,7 +3721,7 @@
           <w:lang w:val="es-ES" w:eastAsia="es-ES"/>
           <w14:ligatures w14:val="none"/>
         </w:rPr>
-        <w:t>(i) Presentar copia completa, legible y debidamente suscrita de la Póliza N.º 30-8036304/3 del Seguro de Vida Inversión Flex, incluyendo sus condiciones generales, particulares</w:t>
+        <w:t>(i) Presentar copia completa, legible y debidamente suscrita de la Póliza 30-8036304/3 del Seguro de Vida Inversión Flex, incluyendo sus condiciones generales, particulares</w:t>
       </w:r>
       <w:r>
         <w:rPr>
@@ -3783,7 +3783,7 @@
           <w:lang w:val="es-ES" w:eastAsia="es-ES"/>
           <w14:ligatures w14:val="none"/>
         </w:rPr>
-        <w:t>Endoso N.º 1474677; y, (</w:t>
+        <w:t>Endoso 1474677; y, (</w:t>
       </w:r>
       <w:proofErr w:type="spellStart"/>
       <w:r>
@@ -3884,7 +3884,7 @@
           <w:lang w:eastAsia="es-PE"/>
           <w14:ligatures w14:val="none"/>
         </w:rPr>
-        <w:t>°</w:t>
+        <w:t/>
       </w:r>
       <w:r>
         <w:rPr>
@@ -3936,7 +3936,7 @@
           <w:lang w:eastAsia="es-PE"/>
           <w14:ligatures w14:val="none"/>
         </w:rPr>
-        <w:t>°</w:t>
+        <w:t/>
       </w:r>
       <w:r>
         <w:rPr>
@@ -3956,7 +3956,7 @@
           <w:lang w:eastAsia="es-PE"/>
           <w14:ligatures w14:val="none"/>
         </w:rPr>
-        <w:t>°</w:t>
+        <w:t/>
       </w:r>
       <w:r>
         <w:rPr>
@@ -3976,7 +3976,7 @@
           <w:lang w:eastAsia="es-PE"/>
           <w14:ligatures w14:val="none"/>
         </w:rPr>
-        <w:t>°</w:t>
+        <w:t/>
       </w:r>
       <w:r>
         <w:rPr>
@@ -4029,7 +4029,7 @@
           <w:lang w:eastAsia="es-PE"/>
           <w14:ligatures w14:val="none"/>
         </w:rPr>
-        <w:t>°</w:t>
+        <w:t/>
       </w:r>
       <w:r>
         <w:rPr>
@@ -4120,7 +4120,7 @@
           <w:lang w:eastAsia="es-PE"/>
           <w14:ligatures w14:val="none"/>
         </w:rPr>
-        <w:t>°</w:t>
+        <w:t/>
       </w:r>
       <w:r>
         <w:rPr>
@@ -4212,7 +4212,7 @@
           <w:lang w:eastAsia="es-PE"/>
           <w14:ligatures w14:val="none"/>
         </w:rPr>
-        <w:t>°</w:t>
+        <w:t/>
       </w:r>
       <w:r>
         <w:rPr>
@@ -4220,7 +4220,7 @@
           <w:kern w:val="0"/>
           <w14:ligatures w14:val="none"/>
         </w:rPr>
-        <w:t xml:space="preserve"> del Decreto Legislativo N° 807</w:t>
+        <w:t xml:space="preserve"> del Decreto Legislativo 807</w:t>
       </w:r>
       <w:r>
         <w:rPr>
@@ -4463,7 +4463,7 @@
           <w:lang w:eastAsia="es-PE"/>
           <w14:ligatures w14:val="none"/>
         </w:rPr>
-        <w:t>°</w:t>
+        <w:t/>
       </w:r>
       <w:r>
         <w:rPr>
@@ -4480,7 +4480,7 @@
           <w:lang w:eastAsia="es-PE"/>
           <w14:ligatures w14:val="none"/>
         </w:rPr>
-        <w:t>°</w:t>
+        <w:t/>
       </w:r>
       <w:r>
         <w:rPr>
@@ -4716,7 +4716,7 @@
           <w:kern w:val="0"/>
           <w14:ligatures w14:val="none"/>
         </w:rPr>
-        <w:t> Protección al Consumidor N° 1</w:t>
+        <w:t> Protección al Consumidor 1</w:t>
       </w:r>
     </w:p>
     <w:bookmarkEnd w:id="0"/>
@@ -4888,7 +4888,7 @@
           <w:szCs w:val="16"/>
         </w:rPr>
         <w:tab/>
-        <w:t xml:space="preserve">Denuncia remitida a esta Comisión mediante MEMORANDUM N° 000062-2025-CPC-CHT/INDECOPI de fecha </w:t>
+        <w:t xml:space="preserve">Denuncia remitida a esta Comisión mediante MEMORANDUM 000062-2025-CPC-CHT/INDECOPI de fecha </w:t>
       </w:r>
       <w:r>
         <w:rPr>
@@ -5055,7 +5055,7 @@
           <w:sz w:val="16"/>
           <w:szCs w:val="16"/>
         </w:rPr>
-        <w:t xml:space="preserve">  </w:t>
+        <w:t xml:space="preserve"> </w:t>
       </w:r>
       <w:r>
         <w:rPr>
@@ -5073,7 +5073,7 @@
           <w:sz w:val="16"/>
           <w:szCs w:val="16"/>
         </w:rPr>
-        <w:t xml:space="preserve">LEY N° 29571, CÓDIGO DE PROTECCIÓN Y DEFENSA DEL CONSUMIDOR, publicado el 2 de setiembre de 2010 y modificado por Decreto Legislativo N° 1308 </w:t>
+        <w:t xml:space="preserve">LEY 29571, CÓDIGO DE PROTECCIÓN Y DEFENSA DEL CONSUMIDOR, publicado el 2 de setiembre de 2010 y modificado por Decreto Legislativo 1308 </w:t>
       </w:r>
     </w:p>
     <w:p>
@@ -5125,7 +5125,7 @@
           <w:szCs w:val="16"/>
         </w:rPr>
         <w:tab/>
-        <w:t xml:space="preserve">El Instituto Nacional de Defensa de la Competencia y de la Protección de la Propiedad Intelectual (Indecopi) es la autoridad con competencia primaria y de alcance nacional para conocer las presuntas infracciones a las disposiciones contenidas en el presente Código, así como para imponer las sanciones y medidas correctivas establecidas en el presente capítulo, conforme al Decreto Legislativo N° 1033, Ley de Organización y Funciones del Indecopi. Dicha competencia solo puede ser negada cuando ella haya sido asignada o se asigne a favor de otro organismo por norma expresa con rango de ley. </w:t>
+        <w:t xml:space="preserve">El Instituto Nacional de Defensa de la Competencia y de la Protección de la Propiedad Intelectual (Indecopi) es la autoridad con competencia primaria y de alcance nacional para conocer las presuntas infracciones a las disposiciones contenidas en el presente Código, así como para imponer las sanciones y medidas correctivas establecidas en el presente capítulo, conforme al Decreto Legislativo 1033, Ley de Organización y Funciones del Indecopi. Dicha competencia solo puede ser negada cuando ella haya sido asignada o se asigne a favor de otro organismo por norma expresa con rango de ley. </w:t>
       </w:r>
     </w:p>
     <w:p>
@@ -5199,7 +5199,7 @@
           <w:sz w:val="16"/>
           <w:szCs w:val="16"/>
         </w:rPr>
-        <w:t xml:space="preserve">LEY DE ORGANIZACIÓN Y FUNCIONES DEL INDECOPI, APROBADA POR DECRETO LEGISLATIVO N° 1033 </w:t>
+        <w:t xml:space="preserve">LEY DE ORGANIZACIÓN Y FUNCIONES DEL INDECOPI, APROBADA POR DECRETO LEGISLATIVO 1033 </w:t>
       </w:r>
     </w:p>
     <w:p>
@@ -5326,7 +5326,7 @@
           <w:sz w:val="16"/>
           <w:szCs w:val="16"/>
         </w:rPr>
-        <w:t xml:space="preserve">           </w:t>
+        <w:t xml:space="preserve"> </w:t>
       </w:r>
       <w:r>
         <w:rPr>
@@ -5344,7 +5344,7 @@
           <w:sz w:val="16"/>
           <w:szCs w:val="16"/>
         </w:rPr>
-        <w:t xml:space="preserve">LEY N° 29571, CÓDIGO DE PROTECCIÓN Y DEFENSA DEL CONSUMIDOR, publicado el 2 de setiembre de 2010 y modificado por Decreto Legislativo N° 1308   </w:t>
+        <w:t xml:space="preserve">LEY 29571, CÓDIGO DE PROTECCIÓN Y DEFENSA DEL CONSUMIDOR, publicado el 2 de setiembre de 2010 y modificado por Decreto Legislativo 1308 </w:t>
       </w:r>
     </w:p>
     <w:p>
@@ -5368,7 +5368,7 @@
           <w:sz w:val="16"/>
           <w:szCs w:val="16"/>
         </w:rPr>
-        <w:t xml:space="preserve">Artículo 18.- Idoneidad   </w:t>
+        <w:t xml:space="preserve">Artículo 18.- Idoneidad </w:t>
       </w:r>
     </w:p>
     <w:p>
@@ -5388,7 +5388,7 @@
           <w:sz w:val="16"/>
           <w:szCs w:val="16"/>
         </w:rPr>
-        <w:t xml:space="preserve">Se entiende por idoneidad la correspondencia entre lo que un consumidor espera y lo que efectivamente recibe, en función a lo que se le hubiera ofrecido, la publicidad e información transmitida, las condiciones y circunstancias de la transacción, las características y naturaleza del producto o servicio, el precio, entre otros factores, atendiendo a las circunstancias del caso.    </w:t>
+        <w:t xml:space="preserve">Se entiende por idoneidad la correspondencia entre lo que un consumidor espera y lo que efectivamente recibe, en función a lo que se le hubiera ofrecido, la publicidad e información transmitida, las condiciones y circunstancias de la transacción, las características y naturaleza del producto o servicio, el precio, entre otros factores, atendiendo a las circunstancias del caso. </w:t>
       </w:r>
     </w:p>
     <w:p>
@@ -5509,7 +5509,7 @@
           <w:sz w:val="16"/>
           <w:szCs w:val="16"/>
         </w:rPr>
-        <w:t xml:space="preserve">           </w:t>
+        <w:t xml:space="preserve"> </w:t>
       </w:r>
       <w:r>
         <w:rPr>
@@ -5538,7 +5538,7 @@
           <w:sz w:val="16"/>
           <w:szCs w:val="16"/>
         </w:rPr>
-        <w:t>N°</w:t>
+        <w:t/>
       </w:r>
       <w:proofErr w:type="spellEnd"/>
       <w:r>
@@ -5570,7 +5570,7 @@
           <w:sz w:val="16"/>
           <w:szCs w:val="16"/>
         </w:rPr>
-        <w:t>N°</w:t>
+        <w:t/>
       </w:r>
       <w:proofErr w:type="spellEnd"/>
       <w:r>
@@ -5581,7 +5581,7 @@
           <w:sz w:val="16"/>
           <w:szCs w:val="16"/>
         </w:rPr>
-        <w:t xml:space="preserve"> 1308   </w:t>
+        <w:t xml:space="preserve"> 1308 </w:t>
       </w:r>
     </w:p>
     <w:p>
@@ -5688,7 +5688,7 @@
           <w:sz w:val="16"/>
           <w:szCs w:val="16"/>
         </w:rPr>
-        <w:t xml:space="preserve">           </w:t>
+        <w:t xml:space="preserve"> </w:t>
       </w:r>
       <w:r>
         <w:rPr>
@@ -5717,7 +5717,7 @@
           <w:sz w:val="16"/>
           <w:szCs w:val="16"/>
         </w:rPr>
-        <w:t>N°</w:t>
+        <w:t/>
       </w:r>
       <w:proofErr w:type="spellEnd"/>
       <w:r>
@@ -5739,7 +5739,7 @@
           <w:sz w:val="16"/>
           <w:szCs w:val="16"/>
         </w:rPr>
-        <w:t>N°</w:t>
+        <w:t/>
       </w:r>
       <w:proofErr w:type="spellEnd"/>
       <w:r>
@@ -5750,7 +5750,7 @@
           <w:sz w:val="16"/>
           <w:szCs w:val="16"/>
         </w:rPr>
-        <w:t xml:space="preserve"> 1308   </w:t>
+        <w:t xml:space="preserve"> 1308 </w:t>
       </w:r>
     </w:p>
     <w:p>
@@ -5993,7 +5993,7 @@
           <w:sz w:val="16"/>
           <w:szCs w:val="16"/>
         </w:rPr>
-        <w:t xml:space="preserve">  </w:t>
+        <w:t xml:space="preserve"> </w:t>
       </w:r>
       <w:r>
         <w:rPr>
@@ -6011,7 +6011,7 @@
           <w:sz w:val="16"/>
           <w:szCs w:val="16"/>
         </w:rPr>
-        <w:t>LEY SOBRE FACULTADES, NORMAS Y ORGANIZACIÓN DEL INDECOPI, APROBADA POR DECRETO LEGISLATIVO N° 807 Artículo 24.-</w:t>
+        <w:t>LEY SOBRE FACULTADES, NORMAS Y ORGANIZACIÓN DEL INDECOPI, APROBADA POR DECRETO LEGISLATIVO 807 Artículo 24.-</w:t>
       </w:r>
       <w:r>
         <w:rPr>
@@ -6196,7 +6196,7 @@
           <w:sz w:val="16"/>
           <w:szCs w:val="16"/>
         </w:rPr>
-        <w:t>Nº</w:t>
+        <w:t/>
       </w:r>
       <w:proofErr w:type="spellEnd"/>
       <w:r>
@@ -6302,7 +6302,7 @@
           <w:sz w:val="16"/>
           <w:szCs w:val="16"/>
         </w:rPr>
-        <w:t>publicado el 2 de setiembre de 2010 y modificado por Decreto Legislativo N° 1308</w:t>
+        <w:t>publicado el 2 de setiembre de 2010 y modificado por Decreto Legislativo 1308</w:t>
       </w:r>
     </w:p>
     <w:p>
@@ -6459,15 +6459,15 @@
           <w:szCs w:val="16"/>
           <w:vertAlign w:val="superscript"/>
         </w:rPr>
-        <w:t xml:space="preserve">  </w:t>
-      </w:r>
-      <w:r>
-        <w:rPr>
-          <w:rFonts w:ascii="Arial Narrow" w:hAnsi="Arial Narrow" w:cs="Arial"/>
-          <w:sz w:val="16"/>
-          <w:szCs w:val="16"/>
-        </w:rPr>
-        <w:t xml:space="preserve">     </w:t>
+        <w:t xml:space="preserve"> </w:t>
+      </w:r>
+      <w:r>
+        <w:rPr>
+          <w:rFonts w:ascii="Arial Narrow" w:hAnsi="Arial Narrow" w:cs="Arial"/>
+          <w:sz w:val="16"/>
+          <w:szCs w:val="16"/>
+        </w:rPr>
+        <w:t xml:space="preserve"> </w:t>
       </w:r>
       <w:r>
         <w:rPr>
@@ -6503,7 +6503,7 @@
           <w:sz w:val="16"/>
           <w:szCs w:val="16"/>
         </w:rPr>
-        <w:t>publicado el 2 de setiembre de 2010 y modificado por Decreto Legislativo N° 1308</w:t>
+        <w:t>publicado el 2 de setiembre de 2010 y modificado por Decreto Legislativo 1308</w:t>
       </w:r>
     </w:p>
     <w:p>
@@ -6546,7 +6546,7 @@
           <w:sz w:val="16"/>
           <w:szCs w:val="16"/>
         </w:rPr>
-        <w:t>El órgano resolutivo puede sancionar las infracciones administrativas a que se refiere el artículo 108º con amonestación y multas de hasta cuatrocientos cincuenta (450) Unidades Impositivas Tributarias (UIT), las cuales son calificadas de la siguiente manera:</w:t>
+        <w:t>El órgano resolutivo puede sancionar las infracciones administrativas a que se refiere el artículo 108 con amonestación y multas de hasta cuatrocientos cincuenta (450) Unidades Impositivas Tributarias (UIT), las cuales son calificadas de la siguiente manera:</w:t>
       </w:r>
     </w:p>
     <w:p>
@@ -6669,7 +6669,7 @@
           <w:sz w:val="16"/>
           <w:szCs w:val="16"/>
         </w:rPr>
-        <w:t xml:space="preserve">        </w:t>
+        <w:t xml:space="preserve"> </w:t>
       </w:r>
       <w:r>
         <w:rPr>
@@ -7486,7 +7486,7 @@
           <w:sz w:val="16"/>
           <w:szCs w:val="16"/>
         </w:rPr>
-        <w:t xml:space="preserve">         </w:t>
+        <w:t xml:space="preserve"> </w:t>
       </w:r>
       <w:r>
         <w:rPr>
@@ -7522,7 +7522,7 @@
           <w:sz w:val="16"/>
           <w:szCs w:val="16"/>
         </w:rPr>
-        <w:t>publicado el 2 de setiembre de 2010 y modificado por Decreto Legislativo N° 1308</w:t>
+        <w:t>publicado el 2 de setiembre de 2010 y modificado por Decreto Legislativo 1308</w:t>
       </w:r>
     </w:p>
     <w:p>
@@ -7730,7 +7730,7 @@
           <w:sz w:val="16"/>
           <w:szCs w:val="16"/>
         </w:rPr>
-        <w:t>Nº</w:t>
+        <w:t/>
       </w:r>
       <w:proofErr w:type="spellEnd"/>
       <w:r>
@@ -8185,7 +8185,7 @@
               <w:sz w:val="16"/>
               <w:szCs w:val="16"/>
             </w:rPr>
-            <w:t xml:space="preserve">CNICA DE LA    </w:t>
+            <w:t xml:space="preserve">CNICA DE LA </w:t>
           </w:r>
         </w:p>
         <w:p>

--- a/plantillas_maestras/02_seguro_vida/materia_general_asegurativa/2_o_mas_ddos_varios/varon/TPL_0906_2025_SEGURO_VIDA_MATERIA_GENERAL_ASEGURATIVA_ASEGURADORA_VARON_R1.docx
+++ b/plantillas_maestras/02_seguro_vida/materia_general_asegurativa/2_o_mas_ddos_varios/varon/TPL_0906_2025_SEGURO_VIDA_MATERIA_GENERAL_ASEGURATIVA_ASEGURADORA_VARON_R1.docx
@@ -93,7 +93,7 @@
           <w:lang w:eastAsia="es-PE"/>
           <w14:ligatures w14:val="none"/>
         </w:rPr>
-        <w:t>DENUNCIANTE</w:t>
+        <w:t xml:space="preserve">DENUNCIANTE:[DENUNCIANTE] (SEÑOR [APELLIDO])</w:t>
       </w:r>
       <w:r>
         <w:rPr>
@@ -105,7 +105,7 @@
           <w14:ligatures w14:val="none"/>
         </w:rPr>
         <w:tab/>
-        <w:t>:</w:t>
+        <w:t/>
       </w:r>
       <w:r>
         <w:rPr>
@@ -127,62 +127,62 @@
           <w:lang w:eastAsia="es-PE"/>
           <w14:ligatures w14:val="none"/>
         </w:rPr>
-        <w:t>JOS</w:t>
-      </w:r>
-      <w:r>
-        <w:rPr>
-          <w:rFonts w:ascii="Arial Narrow" w:eastAsia="Arial Narrow" w:hAnsi="Arial Narrow" w:cs="Arial Narrow"/>
-          <w:b/>
-          <w:color w:val="000000"/>
-          <w:kern w:val="0"/>
-          <w:lang w:eastAsia="es-PE"/>
-          <w14:ligatures w14:val="none"/>
-        </w:rPr>
-        <w:t>É</w:t>
-      </w:r>
-      <w:r>
-        <w:rPr>
-          <w:rFonts w:ascii="Arial Narrow" w:eastAsia="Arial Narrow" w:hAnsi="Arial Narrow" w:cs="Arial Narrow"/>
-          <w:b/>
-          <w:color w:val="000000"/>
-          <w:kern w:val="0"/>
-          <w:lang w:eastAsia="es-PE"/>
-          <w14:ligatures w14:val="none"/>
-        </w:rPr>
-        <w:t xml:space="preserve"> PARRISH PAIPAY LUYO </w:t>
-      </w:r>
-      <w:r>
-        <w:rPr>
-          <w:rFonts w:ascii="Arial Narrow" w:eastAsia="Arial Narrow" w:hAnsi="Arial Narrow" w:cs="Arial Narrow"/>
-          <w:b/>
-          <w:color w:val="000000"/>
-          <w:kern w:val="0"/>
-          <w:lang w:eastAsia="es-PE"/>
-          <w14:ligatures w14:val="none"/>
-        </w:rPr>
-        <w:t xml:space="preserve">(SEÑOR </w:t>
-      </w:r>
-      <w:r>
-        <w:rPr>
-          <w:rFonts w:ascii="Arial Narrow" w:eastAsia="Arial Narrow" w:hAnsi="Arial Narrow" w:cs="Arial Narrow"/>
-          <w:b/>
-          <w:color w:val="000000"/>
-          <w:kern w:val="0"/>
-          <w:lang w:eastAsia="es-PE"/>
-          <w14:ligatures w14:val="none"/>
-        </w:rPr>
-        <w:t>PAIPAY</w:t>
-      </w:r>
-      <w:r>
-        <w:rPr>
-          <w:rFonts w:ascii="Arial Narrow" w:eastAsia="Arial Narrow" w:hAnsi="Arial Narrow" w:cs="Arial Narrow"/>
-          <w:b/>
-          <w:color w:val="000000"/>
-          <w:kern w:val="0"/>
-          <w:lang w:eastAsia="es-PE"/>
-          <w14:ligatures w14:val="none"/>
-        </w:rPr>
-        <w:t>)</w:t>
+        <w:t/>
+      </w:r>
+      <w:r>
+        <w:rPr>
+          <w:rFonts w:ascii="Arial Narrow" w:eastAsia="Arial Narrow" w:hAnsi="Arial Narrow" w:cs="Arial Narrow"/>
+          <w:b/>
+          <w:color w:val="000000"/>
+          <w:kern w:val="0"/>
+          <w:lang w:eastAsia="es-PE"/>
+          <w14:ligatures w14:val="none"/>
+        </w:rPr>
+        <w:t/>
+      </w:r>
+      <w:r>
+        <w:rPr>
+          <w:rFonts w:ascii="Arial Narrow" w:eastAsia="Arial Narrow" w:hAnsi="Arial Narrow" w:cs="Arial Narrow"/>
+          <w:b/>
+          <w:color w:val="000000"/>
+          <w:kern w:val="0"/>
+          <w:lang w:eastAsia="es-PE"/>
+          <w14:ligatures w14:val="none"/>
+        </w:rPr>
+        <w:t xml:space="preserve"/>
+      </w:r>
+      <w:r>
+        <w:rPr>
+          <w:rFonts w:ascii="Arial Narrow" w:eastAsia="Arial Narrow" w:hAnsi="Arial Narrow" w:cs="Arial Narrow"/>
+          <w:b/>
+          <w:color w:val="000000"/>
+          <w:kern w:val="0"/>
+          <w:lang w:eastAsia="es-PE"/>
+          <w14:ligatures w14:val="none"/>
+        </w:rPr>
+        <w:t xml:space="preserve"/>
+      </w:r>
+      <w:r>
+        <w:rPr>
+          <w:rFonts w:ascii="Arial Narrow" w:eastAsia="Arial Narrow" w:hAnsi="Arial Narrow" w:cs="Arial Narrow"/>
+          <w:b/>
+          <w:color w:val="000000"/>
+          <w:kern w:val="0"/>
+          <w:lang w:eastAsia="es-PE"/>
+          <w14:ligatures w14:val="none"/>
+        </w:rPr>
+        <w:t/>
+      </w:r>
+      <w:r>
+        <w:rPr>
+          <w:rFonts w:ascii="Arial Narrow" w:eastAsia="Arial Narrow" w:hAnsi="Arial Narrow" w:cs="Arial Narrow"/>
+          <w:b/>
+          <w:color w:val="000000"/>
+          <w:kern w:val="0"/>
+          <w:lang w:eastAsia="es-PE"/>
+          <w14:ligatures w14:val="none"/>
+        </w:rPr>
+        <w:t/>
       </w:r>
     </w:p>
     <w:p>
@@ -645,7 +645,7 @@
           <w:lang w:val="es-ES" w:eastAsia="es-ES"/>
           <w14:ligatures w14:val="none"/>
         </w:rPr>
-        <w:t xml:space="preserve">Mediante el escrito del </w:t>
+        <w:t xml:space="preserve">Mediante el escrito del 12 de febrero de 2025 el Señor [APELLIDO] denunció a Pacífico por presuntas infracciones a la Ley 29571, Código de Protección y Defensa del Consumidor (en adelante, Código), señalando lo siguiente:</w:t>
       </w:r>
       <w:r>
         <w:rPr>
@@ -655,7 +655,7 @@
           <w:lang w:val="es-ES" w:eastAsia="es-ES"/>
           <w14:ligatures w14:val="none"/>
         </w:rPr>
-        <w:t>12 de febrero de 2025</w:t>
+        <w:t/>
       </w:r>
       <w:r>
         <w:rPr>
@@ -674,7 +674,7 @@
           <w:kern w:val="0"/>
           <w14:ligatures w14:val="none"/>
         </w:rPr>
-        <w:t xml:space="preserve"> </w:t>
+        <w:t xml:space="preserve"/>
       </w:r>
       <w:r>
         <w:rPr>
@@ -682,7 +682,7 @@
           <w:kern w:val="0"/>
           <w14:ligatures w14:val="none"/>
         </w:rPr>
-        <w:t>el</w:t>
+        <w:t/>
       </w:r>
       <w:r>
         <w:rPr>
@@ -690,7 +690,7 @@
           <w:kern w:val="0"/>
           <w14:ligatures w14:val="none"/>
         </w:rPr>
-        <w:t xml:space="preserve"> </w:t>
+        <w:t xml:space="preserve"/>
       </w:r>
       <w:r>
         <w:rPr>
@@ -698,7 +698,7 @@
           <w:kern w:val="0"/>
           <w14:ligatures w14:val="none"/>
         </w:rPr>
-        <w:t xml:space="preserve">Señor Paipay </w:t>
+        <w:t xml:space="preserve"/>
       </w:r>
       <w:r>
         <w:rPr>
@@ -706,7 +706,7 @@
           <w:kern w:val="0"/>
           <w14:ligatures w14:val="none"/>
         </w:rPr>
-        <w:t>d</w:t>
+        <w:t/>
       </w:r>
       <w:r>
         <w:rPr>
@@ -716,7 +716,7 @@
           <w:lang w:val="es-ES" w:eastAsia="es-ES"/>
           <w14:ligatures w14:val="none"/>
         </w:rPr>
-        <w:t xml:space="preserve">enunció a </w:t>
+        <w:t xml:space="preserve"/>
       </w:r>
       <w:r>
         <w:rPr>
@@ -726,7 +726,7 @@
           <w:lang w:val="es-ES" w:eastAsia="es-ES"/>
           <w14:ligatures w14:val="none"/>
         </w:rPr>
-        <w:t xml:space="preserve">Pacífico </w:t>
+        <w:t xml:space="preserve"/>
       </w:r>
       <w:r>
         <w:rPr>
@@ -736,7 +736,7 @@
           <w:lang w:val="es-ES" w:eastAsia="es-ES"/>
           <w14:ligatures w14:val="none"/>
         </w:rPr>
-        <w:t>por presuntas infracciones a la Ley 29571, Código de Protección y Defensa del Consumidor (en adelante, Código)</w:t>
+        <w:t/>
       </w:r>
       <w:r>
         <w:rPr>
@@ -757,7 +757,7 @@
           <w:lang w:val="es-ES" w:eastAsia="es-ES"/>
           <w14:ligatures w14:val="none"/>
         </w:rPr>
-        <w:t xml:space="preserve">, señalando </w:t>
+        <w:t xml:space="preserve"/>
       </w:r>
       <w:r>
         <w:rPr>
@@ -768,7 +768,7 @@
           <w:lang w:val="es-ES" w:eastAsia="es-ES"/>
           <w14:ligatures w14:val="none"/>
         </w:rPr>
-        <w:t>lo siguiente:</w:t>
+        <w:t/>
       </w:r>
     </w:p>
     <w:p>
@@ -1353,7 +1353,7 @@
           <w:kern w:val="0"/>
           <w14:ligatures w14:val="none"/>
         </w:rPr>
-        <w:t xml:space="preserve">El Señor Paipay </w:t>
+        <w:t xml:space="preserve">El Señor [APELLIDO] solicitó, en calidad de medida correctiva, que Pacífico cumpla con: (i) realizar la devolución del monto de pago de la prima y las tres cuotas pagadas del Seguro de Vida; y, (ii) anular el contrato de Seguro de Vida. Asimismo, requirió el reembolso de costos y costas del presente procedimiento.</w:t>
       </w:r>
       <w:r>
         <w:rPr>
@@ -1363,7 +1363,7 @@
           <w:lang w:val="es-ES" w:eastAsia="es-ES"/>
           <w14:ligatures w14:val="none"/>
         </w:rPr>
-        <w:t xml:space="preserve">solicitó, en calidad de medida correctiva, que </w:t>
+        <w:t xml:space="preserve"/>
       </w:r>
       <w:r>
         <w:rPr>
@@ -1373,7 +1373,7 @@
           <w:lang w:val="es-ES" w:eastAsia="es-ES"/>
           <w14:ligatures w14:val="none"/>
         </w:rPr>
-        <w:t xml:space="preserve">Pacífico </w:t>
+        <w:t xml:space="preserve"/>
       </w:r>
       <w:r>
         <w:rPr>
@@ -1383,7 +1383,7 @@
           <w:lang w:val="es-ES" w:eastAsia="es-ES"/>
           <w14:ligatures w14:val="none"/>
         </w:rPr>
-        <w:t>cumpla con</w:t>
+        <w:t/>
       </w:r>
       <w:r>
         <w:rPr>
@@ -1393,7 +1393,7 @@
           <w:lang w:val="es-ES" w:eastAsia="es-ES"/>
           <w14:ligatures w14:val="none"/>
         </w:rPr>
-        <w:t>: (i)</w:t>
+        <w:t/>
       </w:r>
       <w:r>
         <w:rPr>
@@ -1403,7 +1403,7 @@
           <w:lang w:val="es-ES" w:eastAsia="es-ES"/>
           <w14:ligatures w14:val="none"/>
         </w:rPr>
-        <w:t xml:space="preserve"> </w:t>
+        <w:t xml:space="preserve"/>
       </w:r>
       <w:r>
         <w:rPr>
@@ -1413,31 +1413,31 @@
           <w:lang w:val="es-ES" w:eastAsia="es-ES"/>
           <w14:ligatures w14:val="none"/>
         </w:rPr>
-        <w:t>realizar</w:t>
+        <w:t/>
       </w:r>
       <w:r>
         <w:rPr>
           <w:rFonts w:ascii="Arial Narrow" w:hAnsi="Arial Narrow"/>
         </w:rPr>
-        <w:t xml:space="preserve"> la devolución de</w:t>
+        <w:t xml:space="preserve"/>
       </w:r>
       <w:r>
         <w:rPr>
           <w:rFonts w:ascii="Arial Narrow" w:hAnsi="Arial Narrow"/>
         </w:rPr>
-        <w:t xml:space="preserve">l monto de pago de </w:t>
+        <w:t xml:space="preserve"/>
       </w:r>
       <w:r>
         <w:rPr>
           <w:rFonts w:ascii="Arial Narrow" w:hAnsi="Arial Narrow"/>
         </w:rPr>
-        <w:t>la prima y las tres cuotas pagadas</w:t>
+        <w:t/>
       </w:r>
       <w:r>
         <w:rPr>
           <w:rFonts w:ascii="Arial Narrow" w:hAnsi="Arial Narrow"/>
         </w:rPr>
-        <w:t xml:space="preserve"> del Seguro de Vida</w:t>
+        <w:t xml:space="preserve"/>
       </w:r>
       <w:r>
         <w:rPr>
@@ -1447,7 +1447,7 @@
           <w:lang w:val="es-ES" w:eastAsia="es-ES"/>
           <w14:ligatures w14:val="none"/>
         </w:rPr>
-        <w:t>; y, (</w:t>
+        <w:t/>
       </w:r>
       <w:proofErr w:type="spellStart"/>
       <w:r>
@@ -1458,7 +1458,7 @@
           <w:lang w:val="es-ES" w:eastAsia="es-ES"/>
           <w14:ligatures w14:val="none"/>
         </w:rPr>
-        <w:t>ii</w:t>
+        <w:t/>
       </w:r>
       <w:proofErr w:type="spellEnd"/>
       <w:r>
@@ -1469,25 +1469,25 @@
           <w:lang w:val="es-ES" w:eastAsia="es-ES"/>
           <w14:ligatures w14:val="none"/>
         </w:rPr>
-        <w:t xml:space="preserve">) </w:t>
+        <w:t xml:space="preserve"/>
       </w:r>
       <w:r>
         <w:rPr>
           <w:rFonts w:ascii="Arial Narrow" w:hAnsi="Arial Narrow"/>
         </w:rPr>
-        <w:t>anular el</w:t>
+        <w:t/>
       </w:r>
       <w:r>
         <w:rPr>
           <w:rFonts w:ascii="Arial Narrow" w:hAnsi="Arial Narrow"/>
         </w:rPr>
-        <w:t xml:space="preserve"> contrato de </w:t>
+        <w:t xml:space="preserve"/>
       </w:r>
       <w:r>
         <w:rPr>
           <w:rFonts w:ascii="Arial Narrow" w:hAnsi="Arial Narrow"/>
         </w:rPr>
-        <w:t>Seguro de Vida</w:t>
+        <w:t/>
       </w:r>
       <w:r>
         <w:rPr>
@@ -1497,7 +1497,7 @@
           <w:lang w:val="es-ES" w:eastAsia="es-ES"/>
           <w14:ligatures w14:val="none"/>
         </w:rPr>
-        <w:t>. Asimismo, requirió el reembolso de costos y costas del presente procedimiento.</w:t>
+        <w:t/>
       </w:r>
     </w:p>
     <w:p>
@@ -2313,7 +2313,7 @@
           <w:lang w:eastAsia="es-PE"/>
           <w14:ligatures w14:val="none"/>
         </w:rPr>
-        <w:t xml:space="preserve">PRIMERO: </w:t>
+        <w:t xml:space="preserve">PRIMERO: admitir a trámite la denuncia del 12 de febrero de 2025 interpuesta por el señor [DENUNCIANTE] contra Pacífico Compañía de Seguros y Reaseguros S.A., por lo siguiente:</w:t>
       </w:r>
       <w:r>
         <w:rPr>
@@ -2324,7 +2324,7 @@
           <w:lang w:eastAsia="es-PE"/>
           <w14:ligatures w14:val="none"/>
         </w:rPr>
-        <w:t xml:space="preserve">admitir a trámite la denuncia del </w:t>
+        <w:t xml:space="preserve"/>
       </w:r>
       <w:r>
         <w:rPr>
@@ -2334,7 +2334,7 @@
           <w:lang w:val="es-ES" w:eastAsia="es-ES"/>
           <w14:ligatures w14:val="none"/>
         </w:rPr>
-        <w:t xml:space="preserve">12 de febrero de 2025 </w:t>
+        <w:t xml:space="preserve"/>
       </w:r>
       <w:r>
         <w:rPr>
@@ -2345,7 +2345,7 @@
           <w:lang w:eastAsia="es-PE"/>
           <w14:ligatures w14:val="none"/>
         </w:rPr>
-        <w:t xml:space="preserve">interpuesta por el señor </w:t>
+        <w:t xml:space="preserve"/>
       </w:r>
       <w:r>
         <w:rPr>
@@ -2356,7 +2356,7 @@
           <w:lang w:eastAsia="es-PE"/>
           <w14:ligatures w14:val="none"/>
         </w:rPr>
-        <w:t>José</w:t>
+        <w:t/>
       </w:r>
       <w:r>
         <w:rPr>
@@ -2367,7 +2367,7 @@
           <w:lang w:eastAsia="es-PE"/>
           <w14:ligatures w14:val="none"/>
         </w:rPr>
-        <w:t xml:space="preserve"> </w:t>
+        <w:t xml:space="preserve"/>
       </w:r>
       <w:proofErr w:type="spellStart"/>
       <w:r>
@@ -2379,7 +2379,7 @@
           <w:lang w:eastAsia="es-PE"/>
           <w14:ligatures w14:val="none"/>
         </w:rPr>
-        <w:t>Parrish</w:t>
+        <w:t/>
       </w:r>
       <w:proofErr w:type="spellEnd"/>
       <w:r>
@@ -2391,7 +2391,7 @@
           <w:lang w:eastAsia="es-PE"/>
           <w14:ligatures w14:val="none"/>
         </w:rPr>
-        <w:t xml:space="preserve"> Paipay Luyo </w:t>
+        <w:t xml:space="preserve"/>
       </w:r>
       <w:r>
         <w:rPr>
@@ -2402,28 +2402,28 @@
           <w:lang w:eastAsia="es-PE"/>
           <w14:ligatures w14:val="none"/>
         </w:rPr>
-        <w:t xml:space="preserve">contra </w:t>
+        <w:t xml:space="preserve"/>
       </w:r>
       <w:r>
         <w:rPr>
           <w:rFonts w:ascii="Arial Narrow" w:eastAsia="Arial Narrow" w:hAnsi="Arial Narrow" w:cs="Arial Narrow"/>
           <w:bCs/>
         </w:rPr>
-        <w:t xml:space="preserve">Pacífico </w:t>
+        <w:t xml:space="preserve"/>
       </w:r>
       <w:r>
         <w:rPr>
           <w:rFonts w:ascii="Arial Narrow" w:eastAsia="Arial Narrow" w:hAnsi="Arial Narrow" w:cs="Arial Narrow"/>
           <w:bCs/>
         </w:rPr>
-        <w:t>C</w:t>
+        <w:t/>
       </w:r>
       <w:r>
         <w:rPr>
           <w:rFonts w:ascii="Arial Narrow" w:eastAsia="Arial Narrow" w:hAnsi="Arial Narrow" w:cs="Arial Narrow"/>
           <w:bCs/>
         </w:rPr>
-        <w:t>ompañía de Seguros y Reaseguros S.A.</w:t>
+        <w:t/>
       </w:r>
       <w:r>
         <w:rPr>
@@ -2434,7 +2434,7 @@
           <w:lang w:eastAsia="es-PE"/>
           <w14:ligatures w14:val="none"/>
         </w:rPr>
-        <w:t xml:space="preserve">, </w:t>
+        <w:t xml:space="preserve"/>
       </w:r>
       <w:r>
         <w:rPr>
@@ -2445,7 +2445,7 @@
           <w:lang w:eastAsia="es-PE"/>
           <w14:ligatures w14:val="none"/>
         </w:rPr>
-        <w:t>por lo siguiente:</w:t>
+        <w:t/>
       </w:r>
     </w:p>
     <w:p>
@@ -4359,7 +4359,7 @@
           <w14:ligatures w14:val="none"/>
         </w:rPr>
         <w:lastRenderedPageBreak/>
-        <w:t>DÉCIMO:</w:t>
+        <w:t xml:space="preserve">DÉCIMO: requerir al señor [DENUNCIANTE] para que, dentro del plazo de dos (2) días hábiles siguientes a la fecha en que reciba la notificación en su bandeja de correo electrónico, efectúe la confirmación de recepción de la notificación remitida por este despacho a su correo electrónico, de conformidad con el segundo párrafo del numeral 4 del artículo 20 del Texto Único Ordenado de la Ley del Procedimiento Administrativo General, aprobado mediante Decreto Supremo 006-2026-JUS, bajo apercibimiento de rehacer el acto de notificación y notificarle conforme al numeral 1 del artículo 20 del citado cuerpo normativo.</w:t>
       </w:r>
       <w:r>
         <w:rPr>
@@ -4369,7 +4369,7 @@
           <w:kern w:val="0"/>
           <w14:ligatures w14:val="none"/>
         </w:rPr>
-        <w:t xml:space="preserve"> requerir </w:t>
+        <w:t xml:space="preserve"/>
       </w:r>
       <w:r>
         <w:rPr>
@@ -4379,7 +4379,7 @@
           <w:kern w:val="0"/>
           <w14:ligatures w14:val="none"/>
         </w:rPr>
-        <w:t>al</w:t>
+        <w:t/>
       </w:r>
       <w:r>
         <w:rPr>
@@ -4389,7 +4389,7 @@
           <w:kern w:val="0"/>
           <w14:ligatures w14:val="none"/>
         </w:rPr>
-        <w:t xml:space="preserve"> </w:t>
+        <w:t xml:space="preserve"/>
       </w:r>
       <w:r>
         <w:rPr>
@@ -4400,7 +4400,7 @@
           <w:lang w:eastAsia="es-PE"/>
           <w14:ligatures w14:val="none"/>
         </w:rPr>
-        <w:t xml:space="preserve">señor </w:t>
+        <w:t xml:space="preserve"/>
       </w:r>
       <w:r>
         <w:rPr>
@@ -4411,7 +4411,7 @@
           <w:lang w:eastAsia="es-PE"/>
           <w14:ligatures w14:val="none"/>
         </w:rPr>
-        <w:t>José</w:t>
+        <w:t/>
       </w:r>
       <w:r>
         <w:rPr>
@@ -4422,7 +4422,7 @@
           <w:lang w:eastAsia="es-PE"/>
           <w14:ligatures w14:val="none"/>
         </w:rPr>
-        <w:t xml:space="preserve"> </w:t>
+        <w:t xml:space="preserve"/>
       </w:r>
       <w:proofErr w:type="spellStart"/>
       <w:r>
@@ -4434,7 +4434,7 @@
           <w:lang w:eastAsia="es-PE"/>
           <w14:ligatures w14:val="none"/>
         </w:rPr>
-        <w:t>Parrish</w:t>
+        <w:t/>
       </w:r>
       <w:proofErr w:type="spellEnd"/>
       <w:r>
@@ -4446,14 +4446,14 @@
           <w:lang w:eastAsia="es-PE"/>
           <w14:ligatures w14:val="none"/>
         </w:rPr>
-        <w:t xml:space="preserve"> Paipay Luyo </w:t>
+        <w:t xml:space="preserve"/>
       </w:r>
       <w:r>
         <w:rPr>
           <w:rFonts w:ascii="Arial Narrow" w:hAnsi="Arial Narrow"/>
           <w:color w:val="000000"/>
         </w:rPr>
-        <w:t>para que, dentro del plazo de dos (2) días hábiles siguientes a la fecha en que reciba la notificación en su bandeja de correo electrónico, efectúe la confirmación de recepción de la notificación remitida por este despacho a su correo electrónico, de conformidad con el segundo párrafo del numeral 4 del artículo 20</w:t>
+        <w:t/>
       </w:r>
       <w:r>
         <w:rPr>
@@ -4470,7 +4470,7 @@
           <w:rFonts w:ascii="Arial Narrow" w:hAnsi="Arial Narrow"/>
           <w:color w:val="000000"/>
         </w:rPr>
-        <w:t xml:space="preserve"> del Texto Único Ordenado de la Ley del Procedimiento Administrativo General, aprobado mediante Decreto Supremo 006-2026-JUS, bajo apercibimiento de rehacer el acto de notificación y notificarle conforme al numeral 1 del artículo 20</w:t>
+        <w:t xml:space="preserve"/>
       </w:r>
       <w:r>
         <w:rPr>
@@ -4487,7 +4487,7 @@
           <w:rFonts w:ascii="Arial Narrow" w:hAnsi="Arial Narrow"/>
           <w:color w:val="000000"/>
         </w:rPr>
-        <w:t xml:space="preserve"> del citado cuerpo normativo</w:t>
+        <w:t xml:space="preserve"/>
       </w:r>
       <w:r>
         <w:rPr>
@@ -4500,7 +4500,7 @@
         <w:rPr>
           <w:rFonts w:ascii="Arial Narrow" w:hAnsi="Arial Narrow" w:cs="Arial"/>
         </w:rPr>
-        <w:t>.</w:t>
+        <w:t/>
       </w:r>
     </w:p>
     <w:p>

--- a/plantillas_maestras/02_seguro_vida/materia_general_asegurativa/2_o_mas_ddos_varios/varon/TPL_0906_2025_SEGURO_VIDA_MATERIA_GENERAL_ASEGURATIVA_ASEGURADORA_VARON_R1.docx
+++ b/plantillas_maestras/02_seguro_vida/materia_general_asegurativa/2_o_mas_ddos_varios/varon/TPL_0906_2025_SEGURO_VIDA_MATERIA_GENERAL_ASEGURATIVA_ASEGURADORA_VARON_R1.docx
@@ -626,7 +626,7 @@
           <w:ilvl w:val="1"/>
           <w:numId w:val="5"/>
         </w:numPr>
-        <w:spacing w:after="0" w:line="276" w:lineRule="auto"/>
+        <w:spacing w:after="0" w:line="240" w:lineRule="auto"/>
         <w:ind w:left="567" w:hanging="567"/>
         <w:jc w:val="both"/>
         <w:rPr>
@@ -659,6 +659,7 @@
       </w:r>
       <w:r>
         <w:rPr>
+          <w:rStyle w:val="Refdenotaalpie"/>
           <w:rFonts w:ascii="Arial Narrow" w:eastAsia="Times New Roman" w:hAnsi="Arial Narrow" w:cs="Times New Roman"/>
           <w:color w:val="000000"/>
           <w:kern w:val="0"/>
@@ -740,6 +741,7 @@
       </w:r>
       <w:r>
         <w:rPr>
+          <w:rStyle w:val="Refdenotaalpie"/>
           <w:rFonts w:ascii="Arial Narrow" w:eastAsia="Times New Roman" w:hAnsi="Arial Narrow" w:cs="Times New Roman"/>
           <w:color w:val="000000"/>
           <w:kern w:val="0"/>
@@ -776,7 +778,7 @@
         <w:tabs>
           <w:tab w:val="left" w:pos="1134"/>
         </w:tabs>
-        <w:spacing w:after="0" w:line="276" w:lineRule="auto"/>
+        <w:spacing w:after="0" w:line="240" w:lineRule="auto"/>
         <w:jc w:val="both"/>
         <w:rPr>
           <w:rFonts w:ascii="Arial Narrow" w:eastAsia="Times New Roman" w:hAnsi="Arial Narrow" w:cs="Arial"/>
@@ -798,7 +800,7 @@
           <w:tab w:val="clear" w:pos="1430"/>
           <w:tab w:val="num" w:pos="1134"/>
         </w:tabs>
-        <w:spacing w:after="0" w:line="276" w:lineRule="auto"/>
+        <w:spacing w:after="0" w:line="240" w:lineRule="auto"/>
         <w:ind w:left="1134" w:hanging="567"/>
         <w:jc w:val="both"/>
         <w:rPr>
@@ -923,7 +925,7 @@
     <w:p>
       <w:pPr>
         <w:pStyle w:val="Prrafodelista"/>
-        <w:spacing w:after="0" w:line="276" w:lineRule="auto"/>
+        <w:spacing w:after="0" w:line="240" w:lineRule="auto"/>
         <w:ind w:left="1134"/>
         <w:jc w:val="both"/>
         <w:rPr>
@@ -946,7 +948,7 @@
           <w:tab w:val="clear" w:pos="1430"/>
           <w:tab w:val="num" w:pos="1134"/>
         </w:tabs>
-        <w:spacing w:after="0" w:line="276" w:lineRule="auto"/>
+        <w:spacing w:after="0" w:line="240" w:lineRule="auto"/>
         <w:ind w:left="1134" w:hanging="567"/>
         <w:jc w:val="both"/>
         <w:rPr>
@@ -1149,7 +1151,7 @@
     <w:p>
       <w:pPr>
         <w:pStyle w:val="Prrafodelista"/>
-        <w:spacing w:after="0" w:line="276" w:lineRule="auto"/>
+        <w:spacing w:after="0" w:line="240" w:lineRule="auto"/>
         <w:ind w:left="1134"/>
         <w:jc w:val="both"/>
         <w:rPr>
@@ -1172,7 +1174,7 @@
           <w:tab w:val="clear" w:pos="1430"/>
           <w:tab w:val="num" w:pos="1134"/>
         </w:tabs>
-        <w:spacing w:after="0" w:line="276" w:lineRule="auto"/>
+        <w:spacing w:after="0" w:line="240" w:lineRule="auto"/>
         <w:ind w:left="1134" w:hanging="567"/>
         <w:jc w:val="both"/>
         <w:rPr>
@@ -1197,7 +1199,7 @@
     <w:p>
       <w:pPr>
         <w:pStyle w:val="Prrafodelista"/>
-        <w:spacing w:after="0" w:line="276" w:lineRule="auto"/>
+        <w:spacing w:after="0" w:line="240" w:lineRule="auto"/>
         <w:ind w:left="1134"/>
         <w:jc w:val="both"/>
         <w:rPr>
@@ -1220,7 +1222,7 @@
           <w:tab w:val="clear" w:pos="1430"/>
           <w:tab w:val="num" w:pos="1134"/>
         </w:tabs>
-        <w:spacing w:after="0" w:line="276" w:lineRule="auto"/>
+        <w:spacing w:after="0" w:line="240" w:lineRule="auto"/>
         <w:ind w:left="1134" w:hanging="567"/>
         <w:jc w:val="both"/>
         <w:rPr>
@@ -1245,7 +1247,7 @@
     <w:p>
       <w:pPr>
         <w:pStyle w:val="Prrafodelista"/>
-        <w:spacing w:after="0" w:line="276" w:lineRule="auto"/>
+        <w:spacing w:after="0" w:line="240" w:lineRule="auto"/>
         <w:ind w:left="1134"/>
         <w:jc w:val="both"/>
         <w:rPr>
@@ -1268,7 +1270,7 @@
           <w:tab w:val="clear" w:pos="1430"/>
           <w:tab w:val="num" w:pos="1134"/>
         </w:tabs>
-        <w:spacing w:after="0" w:line="276" w:lineRule="auto"/>
+        <w:spacing w:after="0" w:line="240" w:lineRule="auto"/>
         <w:ind w:left="1134" w:hanging="567"/>
         <w:jc w:val="both"/>
         <w:rPr>
@@ -1315,7 +1317,7 @@
         <w:tabs>
           <w:tab w:val="left" w:pos="1134"/>
         </w:tabs>
-        <w:spacing w:after="0" w:line="276" w:lineRule="auto"/>
+        <w:spacing w:after="0" w:line="240" w:lineRule="auto"/>
         <w:jc w:val="both"/>
         <w:rPr>
           <w:rFonts w:ascii="Arial Narrow" w:eastAsia="Times New Roman" w:hAnsi="Arial Narrow" w:cs="Arial"/>
@@ -1335,7 +1337,7 @@
         <w:tabs>
           <w:tab w:val="num" w:pos="567"/>
         </w:tabs>
-        <w:spacing w:after="0" w:line="276" w:lineRule="auto"/>
+        <w:spacing w:after="0" w:line="240" w:lineRule="auto"/>
         <w:ind w:left="567" w:hanging="567"/>
         <w:contextualSpacing/>
         <w:jc w:val="both"/>
@@ -1502,7 +1504,7 @@
     </w:p>
     <w:p>
       <w:pPr>
-        <w:spacing w:after="0" w:line="276" w:lineRule="auto"/>
+        <w:spacing w:after="0" w:line="240" w:lineRule="auto"/>
         <w:contextualSpacing/>
         <w:jc w:val="both"/>
         <w:rPr>
@@ -1526,7 +1528,7 @@
           <w:tab w:val="clear" w:pos="1080"/>
           <w:tab w:val="num" w:pos="567"/>
         </w:tabs>
-        <w:spacing w:after="0" w:line="276" w:lineRule="auto"/>
+        <w:spacing w:after="0" w:line="240" w:lineRule="auto"/>
         <w:ind w:left="567" w:hanging="567"/>
         <w:jc w:val="both"/>
         <w:rPr>
@@ -1552,7 +1554,7 @@
     </w:p>
     <w:p>
       <w:pPr>
-        <w:spacing w:after="0" w:line="276" w:lineRule="auto"/>
+        <w:spacing w:after="0" w:line="240" w:lineRule="auto"/>
         <w:ind w:left="567"/>
         <w:contextualSpacing/>
         <w:jc w:val="both"/>
@@ -1573,7 +1575,7 @@
           <w:ilvl w:val="0"/>
           <w:numId w:val="7"/>
         </w:numPr>
-        <w:spacing w:after="0" w:line="276" w:lineRule="auto"/>
+        <w:spacing w:after="0" w:line="240" w:lineRule="auto"/>
         <w:ind w:left="567" w:hanging="567"/>
         <w:jc w:val="both"/>
         <w:rPr>
@@ -1610,6 +1612,7 @@
       </w:r>
       <w:r>
         <w:rPr>
+          <w:rStyle w:val="Refdenotaalpie"/>
           <w:rFonts w:ascii="Arial Narrow" w:eastAsia="Arial Narrow" w:hAnsi="Arial Narrow" w:cs="Arial Narrow"/>
           <w:kern w:val="0"/>
           <w:vertAlign w:val="superscript"/>
@@ -1720,6 +1723,7 @@
       </w:r>
       <w:r>
         <w:rPr>
+          <w:rStyle w:val="Refdenotaalpie"/>
           <w:rFonts w:ascii="Arial Narrow" w:eastAsia="Arial Narrow" w:hAnsi="Arial Narrow" w:cs="Arial"/>
           <w:kern w:val="0"/>
           <w:vertAlign w:val="superscript"/>
@@ -1738,7 +1742,7 @@
     </w:p>
     <w:p>
       <w:pPr>
-        <w:spacing w:after="0" w:line="276" w:lineRule="auto"/>
+        <w:spacing w:after="0" w:line="240" w:lineRule="auto"/>
         <w:jc w:val="both"/>
         <w:rPr>
           <w:rFonts w:ascii="Arial Narrow" w:eastAsia="Arial Narrow" w:hAnsi="Arial Narrow" w:cs="Arial Narrow"/>
@@ -1754,7 +1758,7 @@
           <w:ilvl w:val="0"/>
           <w:numId w:val="7"/>
         </w:numPr>
-        <w:spacing w:after="0" w:line="276" w:lineRule="auto"/>
+        <w:spacing w:after="0" w:line="240" w:lineRule="auto"/>
         <w:ind w:left="567" w:hanging="567"/>
         <w:jc w:val="both"/>
         <w:rPr>
@@ -1806,7 +1810,7 @@
     <w:p>
       <w:pPr>
         <w:pStyle w:val="Prrafodelista"/>
-        <w:spacing w:line="276" w:lineRule="auto"/>
+        <w:spacing w:line="240" w:lineRule="auto"/>
         <w:rPr>
           <w:rFonts w:ascii="Arial Narrow" w:eastAsia="Arial Narrow" w:hAnsi="Arial Narrow" w:cs="Arial Narrow"/>
           <w:kern w:val="0"/>
@@ -1821,7 +1825,7 @@
           <w:ilvl w:val="0"/>
           <w:numId w:val="7"/>
         </w:numPr>
-        <w:spacing w:after="0" w:line="276" w:lineRule="auto"/>
+        <w:spacing w:after="0" w:line="240" w:lineRule="auto"/>
         <w:ind w:left="567" w:hanging="567"/>
         <w:jc w:val="both"/>
         <w:rPr>
@@ -1914,6 +1918,7 @@
       </w:r>
       <w:r>
         <w:rPr>
+          <w:rStyle w:val="Refdenotaalpie"/>
           <w:rFonts w:ascii="Arial Narrow" w:eastAsia="Arial Narrow" w:hAnsi="Arial Narrow" w:cs="Arial"/>
           <w:kern w:val="0"/>
           <w:vertAlign w:val="superscript"/>
@@ -1933,7 +1938,7 @@
     <w:p>
       <w:pPr>
         <w:pStyle w:val="Prrafodelista"/>
-        <w:spacing w:line="276" w:lineRule="auto"/>
+        <w:spacing w:line="240" w:lineRule="auto"/>
         <w:rPr>
           <w:rFonts w:ascii="Arial Narrow" w:eastAsia="Arial Narrow" w:hAnsi="Arial Narrow" w:cs="Arial Narrow"/>
           <w:kern w:val="0"/>
@@ -1948,7 +1953,7 @@
           <w:ilvl w:val="0"/>
           <w:numId w:val="7"/>
         </w:numPr>
-        <w:spacing w:after="0" w:line="276" w:lineRule="auto"/>
+        <w:spacing w:after="0" w:line="240" w:lineRule="auto"/>
         <w:ind w:left="567" w:hanging="567"/>
         <w:jc w:val="both"/>
         <w:rPr>
@@ -1983,6 +1988,7 @@
       </w:r>
       <w:r>
         <w:rPr>
+          <w:rStyle w:val="Refdenotaalpie"/>
           <w:rFonts w:ascii="Arial Narrow" w:eastAsia="Arial Narrow" w:hAnsi="Arial Narrow" w:cs="Arial"/>
           <w:kern w:val="0"/>
           <w:vertAlign w:val="superscript"/>
@@ -2002,7 +2008,7 @@
     <w:p>
       <w:pPr>
         <w:pStyle w:val="Prrafodelista"/>
-        <w:spacing w:after="0" w:line="276" w:lineRule="auto"/>
+        <w:spacing w:after="0" w:line="240" w:lineRule="auto"/>
         <w:ind w:left="567"/>
         <w:jc w:val="both"/>
         <w:rPr>
@@ -2020,7 +2026,7 @@
           <w:ilvl w:val="0"/>
           <w:numId w:val="7"/>
         </w:numPr>
-        <w:spacing w:after="0" w:line="276" w:lineRule="auto"/>
+        <w:spacing w:after="0" w:line="240" w:lineRule="auto"/>
         <w:ind w:left="567" w:hanging="567"/>
         <w:jc w:val="both"/>
         <w:rPr>
@@ -2043,6 +2049,7 @@
       </w:r>
       <w:r>
         <w:rPr>
+          <w:rStyle w:val="Refdenotaalpie"/>
           <w:rFonts w:ascii="Arial Narrow" w:eastAsia="Arial Narrow" w:hAnsi="Arial Narrow" w:cs="Arial Narrow"/>
           <w:kern w:val="0"/>
           <w:vertAlign w:val="superscript"/>
@@ -2063,7 +2070,7 @@
     </w:p>
     <w:p>
       <w:pPr>
-        <w:spacing w:after="0" w:line="276" w:lineRule="auto"/>
+        <w:spacing w:after="0" w:line="240" w:lineRule="auto"/>
         <w:ind w:left="567"/>
         <w:contextualSpacing/>
         <w:jc w:val="both"/>
@@ -2087,7 +2094,7 @@
           <w:tab w:val="clear" w:pos="1080"/>
           <w:tab w:val="num" w:pos="567"/>
         </w:tabs>
-        <w:spacing w:after="0" w:line="276" w:lineRule="auto"/>
+        <w:spacing w:after="0" w:line="240" w:lineRule="auto"/>
         <w:ind w:left="567" w:hanging="567"/>
         <w:jc w:val="both"/>
         <w:rPr>
@@ -2113,7 +2120,7 @@
     </w:p>
     <w:p>
       <w:pPr>
-        <w:spacing w:after="0" w:line="276" w:lineRule="auto"/>
+        <w:spacing w:after="0" w:line="240" w:lineRule="auto"/>
         <w:jc w:val="both"/>
         <w:rPr>
           <w:rFonts w:ascii="Arial Narrow" w:eastAsia="Times New Roman" w:hAnsi="Arial Narrow" w:cs="Arial"/>
@@ -2131,7 +2138,7 @@
           <w:ilvl w:val="0"/>
           <w:numId w:val="7"/>
         </w:numPr>
-        <w:spacing w:after="0" w:line="276" w:lineRule="auto"/>
+        <w:spacing w:after="0" w:line="240" w:lineRule="auto"/>
         <w:ind w:left="567" w:hanging="567"/>
         <w:jc w:val="both"/>
         <w:rPr>
@@ -2230,7 +2237,7 @@
     <w:p>
       <w:pPr>
         <w:pStyle w:val="Prrafodelista"/>
-        <w:spacing w:after="0" w:line="276" w:lineRule="auto"/>
+        <w:spacing w:after="0" w:line="240" w:lineRule="auto"/>
         <w:ind w:left="567"/>
         <w:jc w:val="both"/>
         <w:rPr>
@@ -2253,7 +2260,7 @@
           <w:tab w:val="clear" w:pos="1080"/>
           <w:tab w:val="num" w:pos="567"/>
         </w:tabs>
-        <w:spacing w:after="0" w:line="276" w:lineRule="auto"/>
+        <w:spacing w:after="0" w:line="240" w:lineRule="auto"/>
         <w:ind w:left="567" w:hanging="567"/>
         <w:jc w:val="both"/>
         <w:rPr>
@@ -2279,21 +2286,21 @@
     </w:p>
     <w:p>
       <w:pPr>
-        <w:spacing w:after="0" w:line="276" w:lineRule="auto"/>
-        <w:jc w:val="both"/>
-        <w:rPr>
-          <w:rFonts w:ascii="Arial Narrow" w:eastAsia="Arial Narrow" w:hAnsi="Arial Narrow" w:cs="Arial Narrow"/>
-          <w:b/>
-          <w:color w:val="000000"/>
-          <w:kern w:val="0"/>
-          <w:lang w:eastAsia="es-PE"/>
-          <w14:ligatures w14:val="none"/>
-        </w:rPr>
-      </w:pPr>
-    </w:p>
-    <w:p>
-      <w:pPr>
-        <w:spacing w:after="0" w:line="276" w:lineRule="auto"/>
+        <w:spacing w:after="0" w:line="240" w:lineRule="auto"/>
+        <w:jc w:val="both"/>
+        <w:rPr>
+          <w:rFonts w:ascii="Arial Narrow" w:eastAsia="Arial Narrow" w:hAnsi="Arial Narrow" w:cs="Arial Narrow"/>
+          <w:b/>
+          <w:color w:val="000000"/>
+          <w:kern w:val="0"/>
+          <w:lang w:eastAsia="es-PE"/>
+          <w14:ligatures w14:val="none"/>
+        </w:rPr>
+      </w:pPr>
+    </w:p>
+    <w:p>
+      <w:pPr>
+        <w:spacing w:after="0" w:line="240" w:lineRule="auto"/>
         <w:jc w:val="both"/>
         <w:rPr>
           <w:rFonts w:ascii="Arial Narrow" w:eastAsia="Times New Roman" w:hAnsi="Arial Narrow" w:cs="Times New Roman"/>
@@ -2450,7 +2457,7 @@
     </w:p>
     <w:p>
       <w:pPr>
-        <w:spacing w:after="0" w:line="276" w:lineRule="auto"/>
+        <w:spacing w:after="0" w:line="240" w:lineRule="auto"/>
         <w:jc w:val="both"/>
         <w:rPr>
           <w:rFonts w:ascii="Arial Narrow" w:eastAsia="Calibri" w:hAnsi="Arial Narrow" w:cs="Arial Narrow"/>
@@ -2472,7 +2479,7 @@
           <w:tab w:val="clear" w:pos="1430"/>
           <w:tab w:val="num" w:pos="567"/>
         </w:tabs>
-        <w:spacing w:after="0" w:line="276" w:lineRule="auto"/>
+        <w:spacing w:after="0" w:line="240" w:lineRule="auto"/>
         <w:ind w:left="567" w:hanging="567"/>
         <w:jc w:val="both"/>
         <w:rPr>
@@ -2589,7 +2596,7 @@
     </w:p>
     <w:p>
       <w:pPr>
-        <w:spacing w:after="0" w:line="276" w:lineRule="auto"/>
+        <w:spacing w:after="0" w:line="240" w:lineRule="auto"/>
         <w:jc w:val="both"/>
         <w:rPr>
           <w:rFonts w:ascii="Arial Narrow" w:eastAsia="Calibri" w:hAnsi="Arial Narrow" w:cs="Arial Narrow"/>
@@ -2610,7 +2617,7 @@
           <w:tab w:val="clear" w:pos="1430"/>
           <w:tab w:val="num" w:pos="567"/>
         </w:tabs>
-        <w:spacing w:after="0" w:line="276" w:lineRule="auto"/>
+        <w:spacing w:after="0" w:line="240" w:lineRule="auto"/>
         <w:ind w:left="567" w:hanging="567"/>
         <w:jc w:val="both"/>
         <w:rPr>
@@ -2745,7 +2752,7 @@
     </w:p>
     <w:p>
       <w:pPr>
-        <w:spacing w:after="0" w:line="276" w:lineRule="auto"/>
+        <w:spacing w:after="0" w:line="240" w:lineRule="auto"/>
         <w:jc w:val="both"/>
         <w:rPr>
           <w:rFonts w:ascii="Arial Narrow" w:eastAsia="Calibri" w:hAnsi="Arial Narrow" w:cs="Arial Narrow"/>
@@ -2766,7 +2773,7 @@
           <w:tab w:val="clear" w:pos="1430"/>
           <w:tab w:val="num" w:pos="567"/>
         </w:tabs>
-        <w:spacing w:after="0" w:line="276" w:lineRule="auto"/>
+        <w:spacing w:after="0" w:line="240" w:lineRule="auto"/>
         <w:ind w:left="567" w:hanging="567"/>
         <w:jc w:val="both"/>
         <w:rPr>
@@ -2909,7 +2916,7 @@
     <w:p>
       <w:pPr>
         <w:pStyle w:val="Prrafodelista"/>
-        <w:spacing w:line="276" w:lineRule="auto"/>
+        <w:spacing w:line="240" w:lineRule="auto"/>
         <w:rPr>
           <w:rFonts w:ascii="Arial Narrow" w:eastAsia="Calibri" w:hAnsi="Arial Narrow" w:cs="Arial Narrow"/>
           <w:kern w:val="0"/>
@@ -2929,7 +2936,7 @@
           <w:tab w:val="clear" w:pos="1430"/>
           <w:tab w:val="num" w:pos="567"/>
         </w:tabs>
-        <w:spacing w:after="0" w:line="276" w:lineRule="auto"/>
+        <w:spacing w:after="0" w:line="240" w:lineRule="auto"/>
         <w:ind w:left="567" w:hanging="567"/>
         <w:jc w:val="both"/>
         <w:rPr>
@@ -3020,18 +3027,18 @@
     </w:p>
     <w:p>
       <w:pPr>
-        <w:spacing w:after="0" w:line="276" w:lineRule="auto"/>
-        <w:jc w:val="both"/>
-        <w:rPr>
-          <w:rFonts w:ascii="Arial Narrow" w:eastAsia="Arial Narrow" w:hAnsi="Arial Narrow" w:cs="Arial Narrow"/>
-          <w:kern w:val="0"/>
-          <w14:ligatures w14:val="none"/>
-        </w:rPr>
-      </w:pPr>
-    </w:p>
-    <w:p>
-      <w:pPr>
-        <w:spacing w:line="276" w:lineRule="auto"/>
+        <w:spacing w:after="0" w:line="240" w:lineRule="auto"/>
+        <w:jc w:val="both"/>
+        <w:rPr>
+          <w:rFonts w:ascii="Arial Narrow" w:eastAsia="Arial Narrow" w:hAnsi="Arial Narrow" w:cs="Arial Narrow"/>
+          <w:kern w:val="0"/>
+          <w14:ligatures w14:val="none"/>
+        </w:rPr>
+      </w:pPr>
+    </w:p>
+    <w:p>
+      <w:pPr>
+        <w:spacing w:line="240" w:lineRule="auto"/>
         <w:contextualSpacing/>
         <w:jc w:val="both"/>
         <w:rPr>
@@ -3092,7 +3099,7 @@
     </w:p>
     <w:p>
       <w:pPr>
-        <w:spacing w:line="276" w:lineRule="auto"/>
+        <w:spacing w:line="240" w:lineRule="auto"/>
         <w:contextualSpacing/>
         <w:jc w:val="both"/>
         <w:rPr>
@@ -3106,7 +3113,7 @@
     </w:p>
     <w:p>
       <w:pPr>
-        <w:spacing w:after="0" w:line="276" w:lineRule="auto"/>
+        <w:spacing w:after="0" w:line="240" w:lineRule="auto"/>
         <w:jc w:val="both"/>
         <w:rPr>
           <w:rFonts w:ascii="Arial Narrow" w:eastAsia="Arial Narrow" w:hAnsi="Arial Narrow" w:cs="Arial Narrow"/>
@@ -3181,7 +3188,7 @@
     </w:p>
     <w:p>
       <w:pPr>
-        <w:spacing w:after="0" w:line="276" w:lineRule="auto"/>
+        <w:spacing w:after="0" w:line="240" w:lineRule="auto"/>
         <w:jc w:val="both"/>
         <w:rPr>
           <w:rFonts w:ascii="Arial Narrow" w:eastAsia="Times New Roman" w:hAnsi="Arial Narrow" w:cs="Times New Roman"/>
@@ -3198,7 +3205,7 @@
           <w:ilvl w:val="0"/>
           <w:numId w:val="3"/>
         </w:numPr>
-        <w:spacing w:after="0" w:line="276" w:lineRule="auto"/>
+        <w:spacing w:after="0" w:line="240" w:lineRule="auto"/>
         <w:ind w:left="567" w:hanging="567"/>
         <w:jc w:val="both"/>
         <w:rPr>
@@ -3226,7 +3233,7 @@
           <w:ilvl w:val="0"/>
           <w:numId w:val="3"/>
         </w:numPr>
-        <w:spacing w:after="0" w:line="276" w:lineRule="auto"/>
+        <w:spacing w:after="0" w:line="240" w:lineRule="auto"/>
         <w:ind w:left="567" w:hanging="567"/>
         <w:jc w:val="both"/>
         <w:rPr>
@@ -3254,7 +3261,7 @@
           <w:ilvl w:val="0"/>
           <w:numId w:val="3"/>
         </w:numPr>
-        <w:spacing w:after="0" w:line="276" w:lineRule="auto"/>
+        <w:spacing w:after="0" w:line="240" w:lineRule="auto"/>
         <w:ind w:left="567" w:hanging="567"/>
         <w:jc w:val="both"/>
         <w:rPr>
@@ -3282,7 +3289,7 @@
           <w:ilvl w:val="0"/>
           <w:numId w:val="3"/>
         </w:numPr>
-        <w:spacing w:after="0" w:line="276" w:lineRule="auto"/>
+        <w:spacing w:after="0" w:line="240" w:lineRule="auto"/>
         <w:ind w:left="567" w:hanging="567"/>
         <w:jc w:val="both"/>
         <w:rPr>
@@ -3345,7 +3352,7 @@
           <w:ilvl w:val="0"/>
           <w:numId w:val="3"/>
         </w:numPr>
-        <w:spacing w:after="0" w:line="276" w:lineRule="auto"/>
+        <w:spacing w:after="0" w:line="240" w:lineRule="auto"/>
         <w:ind w:left="567" w:hanging="567"/>
         <w:jc w:val="both"/>
         <w:rPr>
@@ -3382,6 +3389,7 @@
       </w:r>
       <w:r>
         <w:rPr>
+          <w:rStyle w:val="Refdenotaalpie"/>
           <w:rFonts w:ascii="Arial Narrow" w:eastAsia="Calibri" w:hAnsi="Arial Narrow" w:cs="Arial"/>
           <w:kern w:val="0"/>
           <w:vertAlign w:val="superscript"/>
@@ -3426,6 +3434,7 @@
       </w:r>
       <w:r>
         <w:rPr>
+          <w:rStyle w:val="Refdenotaalpie"/>
           <w:rFonts w:ascii="Arial Narrow" w:eastAsia="Calibri" w:hAnsi="Arial Narrow" w:cs="Arial"/>
           <w:spacing w:val="-2"/>
           <w:kern w:val="0"/>
@@ -3446,7 +3455,7 @@
     </w:p>
     <w:p>
       <w:pPr>
-        <w:spacing w:after="0" w:line="276" w:lineRule="auto"/>
+        <w:spacing w:after="0" w:line="240" w:lineRule="auto"/>
         <w:ind w:left="567"/>
         <w:jc w:val="both"/>
         <w:rPr>
@@ -3460,7 +3469,7 @@
     </w:p>
     <w:p>
       <w:pPr>
-        <w:spacing w:after="0" w:line="276" w:lineRule="auto"/>
+        <w:spacing w:after="0" w:line="240" w:lineRule="auto"/>
         <w:jc w:val="both"/>
         <w:rPr>
           <w:rFonts w:ascii="Arial Narrow" w:eastAsia="Arial Narrow" w:hAnsi="Arial Narrow" w:cs="Arial Narrow"/>
@@ -3594,20 +3603,20 @@
     </w:p>
     <w:p>
       <w:pPr>
-        <w:spacing w:after="0" w:line="276" w:lineRule="auto"/>
-        <w:jc w:val="both"/>
-        <w:rPr>
-          <w:rFonts w:ascii="Arial Narrow" w:eastAsia="Arial Narrow" w:hAnsi="Arial Narrow" w:cs="Arial Narrow"/>
-          <w:color w:val="000000"/>
-          <w:kern w:val="0"/>
-          <w:lang w:eastAsia="es-PE"/>
-          <w14:ligatures w14:val="none"/>
-        </w:rPr>
-      </w:pPr>
-    </w:p>
-    <w:p>
-      <w:pPr>
-        <w:spacing w:after="0" w:line="276" w:lineRule="auto"/>
+        <w:spacing w:after="0" w:line="240" w:lineRule="auto"/>
+        <w:jc w:val="both"/>
+        <w:rPr>
+          <w:rFonts w:ascii="Arial Narrow" w:eastAsia="Arial Narrow" w:hAnsi="Arial Narrow" w:cs="Arial Narrow"/>
+          <w:color w:val="000000"/>
+          <w:kern w:val="0"/>
+          <w:lang w:eastAsia="es-PE"/>
+          <w14:ligatures w14:val="none"/>
+        </w:rPr>
+      </w:pPr>
+    </w:p>
+    <w:p>
+      <w:pPr>
+        <w:spacing w:after="0" w:line="240" w:lineRule="auto"/>
         <w:jc w:val="both"/>
         <w:rPr>
           <w:rFonts w:ascii="Arial Narrow" w:eastAsia="Times New Roman" w:hAnsi="Arial Narrow" w:cs="Arial"/>
@@ -3820,7 +3829,7 @@
     </w:p>
     <w:p>
       <w:pPr>
-        <w:spacing w:after="0" w:line="276" w:lineRule="auto"/>
+        <w:spacing w:after="0" w:line="240" w:lineRule="auto"/>
         <w:jc w:val="both"/>
         <w:rPr>
           <w:rFonts w:ascii="Arial Narrow" w:eastAsia="Arial Narrow" w:hAnsi="Arial Narrow" w:cs="Arial Narrow"/>
@@ -3834,7 +3843,7 @@
     </w:p>
     <w:p>
       <w:pPr>
-        <w:spacing w:after="0" w:line="276" w:lineRule="auto"/>
+        <w:spacing w:after="0" w:line="240" w:lineRule="auto"/>
         <w:jc w:val="both"/>
         <w:rPr>
           <w:rFonts w:ascii="Arial Narrow" w:eastAsia="Arial Narrow" w:hAnsi="Arial Narrow" w:cs="Arial Narrow"/>
@@ -3898,6 +3907,7 @@
       </w:r>
       <w:r>
         <w:rPr>
+          <w:rStyle w:val="Refdenotaalpie"/>
           <w:rFonts w:ascii="Arial Narrow" w:eastAsia="Arial Narrow" w:hAnsi="Arial Narrow" w:cs="Times New Roman"/>
           <w:color w:val="000000"/>
           <w:kern w:val="0"/>
@@ -3990,6 +4000,7 @@
       </w:r>
       <w:r>
         <w:rPr>
+          <w:rStyle w:val="Refdenotaalpie"/>
           <w:rFonts w:ascii="Arial Narrow" w:eastAsia="Arial Narrow" w:hAnsi="Arial Narrow" w:cs="Times New Roman"/>
           <w:color w:val="000000"/>
           <w:kern w:val="0"/>
@@ -4043,6 +4054,7 @@
       </w:r>
       <w:r>
         <w:rPr>
+          <w:rStyle w:val="Refdenotaalpie"/>
           <w:rFonts w:ascii="Arial Narrow" w:eastAsia="Arial Narrow" w:hAnsi="Arial Narrow" w:cs="Times New Roman"/>
           <w:color w:val="000000"/>
           <w:kern w:val="0"/>
@@ -4066,7 +4078,7 @@
     <w:p>
       <w:pPr>
         <w:shd w:val="clear" w:color="auto" w:fill="FFFFFF"/>
-        <w:spacing w:after="0" w:line="276" w:lineRule="auto"/>
+        <w:spacing w:after="0" w:line="240" w:lineRule="auto"/>
         <w:jc w:val="both"/>
         <w:rPr>
           <w:rFonts w:ascii="Arial Narrow" w:eastAsia="Arial Narrow" w:hAnsi="Arial Narrow" w:cs="Arial Narrow"/>
@@ -4081,7 +4093,7 @@
     <w:p>
       <w:pPr>
         <w:shd w:val="clear" w:color="auto" w:fill="FFFFFF"/>
-        <w:spacing w:after="0" w:line="276" w:lineRule="auto"/>
+        <w:spacing w:after="0" w:line="240" w:lineRule="auto"/>
         <w:jc w:val="both"/>
         <w:rPr>
           <w:rFonts w:ascii="Arial Narrow" w:eastAsia="Arial Narrow" w:hAnsi="Arial Narrow" w:cs="Arial Narrow"/>
@@ -4136,7 +4148,7 @@
     <w:p>
       <w:pPr>
         <w:shd w:val="clear" w:color="auto" w:fill="FFFFFF"/>
-        <w:spacing w:after="0" w:line="276" w:lineRule="auto"/>
+        <w:spacing w:after="0" w:line="240" w:lineRule="auto"/>
         <w:jc w:val="both"/>
         <w:rPr>
           <w:rFonts w:ascii="Arial Narrow" w:eastAsia="Arial Narrow" w:hAnsi="Arial Narrow" w:cs="Arial Narrow"/>
@@ -4150,7 +4162,7 @@
     <w:p>
       <w:pPr>
         <w:suppressAutoHyphens/>
-        <w:spacing w:after="0" w:line="276" w:lineRule="auto"/>
+        <w:spacing w:after="0" w:line="240" w:lineRule="auto"/>
         <w:jc w:val="both"/>
         <w:rPr>
           <w:rFonts w:ascii="Arial Narrow" w:eastAsia="Calibri" w:hAnsi="Arial Narrow" w:cs="Arial"/>
@@ -4224,6 +4236,7 @@
       </w:r>
       <w:r>
         <w:rPr>
+          <w:rStyle w:val="Refdenotaalpie"/>
           <w:rFonts w:ascii="Arial Narrow" w:eastAsia="Calibri" w:hAnsi="Arial Narrow" w:cs="Arial"/>
           <w:kern w:val="0"/>
           <w:vertAlign w:val="superscript"/>
@@ -4280,7 +4293,7 @@
     <w:p>
       <w:pPr>
         <w:suppressAutoHyphens/>
-        <w:spacing w:after="0" w:line="276" w:lineRule="auto"/>
+        <w:spacing w:after="0" w:line="240" w:lineRule="auto"/>
         <w:jc w:val="both"/>
         <w:rPr>
           <w:rFonts w:ascii="Arial Narrow" w:eastAsia="Calibri" w:hAnsi="Arial Narrow" w:cs="Arial"/>
@@ -4293,7 +4306,7 @@
     <w:p>
       <w:pPr>
         <w:suppressAutoHyphens/>
-        <w:spacing w:after="0" w:line="276" w:lineRule="auto"/>
+        <w:spacing w:after="0" w:line="240" w:lineRule="auto"/>
         <w:jc w:val="both"/>
         <w:rPr>
           <w:rFonts w:ascii="Arial Narrow" w:eastAsia="Times New Roman" w:hAnsi="Arial Narrow" w:cs="Times New Roman"/>
@@ -4330,7 +4343,7 @@
     <w:p>
       <w:pPr>
         <w:suppressAutoHyphens/>
-        <w:spacing w:after="0" w:line="276" w:lineRule="auto"/>
+        <w:spacing w:after="0" w:line="240" w:lineRule="auto"/>
         <w:jc w:val="both"/>
         <w:rPr>
           <w:rFonts w:ascii="Arial Narrow" w:eastAsia="Times New Roman" w:hAnsi="Arial Narrow" w:cs="Times New Roman"/>
@@ -4344,7 +4357,7 @@
     <w:p>
       <w:pPr>
         <w:suppressAutoHyphens/>
-        <w:spacing w:after="0" w:line="276" w:lineRule="auto"/>
+        <w:spacing w:after="0" w:line="240" w:lineRule="auto"/>
         <w:jc w:val="both"/>
         <w:rPr>
           <w:rFonts w:ascii="Arial Narrow" w:hAnsi="Arial Narrow" w:cs="Arial"/>
@@ -4491,6 +4504,7 @@
       </w:r>
       <w:r>
         <w:rPr>
+          <w:rStyle w:val="Refdenotaalpie"/>
           <w:rFonts w:ascii="Arial Narrow" w:hAnsi="Arial Narrow"/>
           <w:vertAlign w:val="superscript"/>
         </w:rPr>
@@ -4506,7 +4520,7 @@
     <w:p>
       <w:pPr>
         <w:suppressAutoHyphens/>
-        <w:spacing w:after="0" w:line="276" w:lineRule="auto"/>
+        <w:spacing w:after="0" w:line="240" w:lineRule="auto"/>
         <w:jc w:val="both"/>
         <w:rPr>
           <w:rFonts w:ascii="Arial Narrow" w:hAnsi="Arial Narrow" w:cs="Arial"/>
@@ -4516,7 +4530,7 @@
     <w:p>
       <w:pPr>
         <w:suppressAutoHyphens/>
-        <w:spacing w:line="276" w:lineRule="auto"/>
+        <w:spacing w:line="240" w:lineRule="auto"/>
         <w:jc w:val="both"/>
         <w:rPr>
           <w:rFonts w:ascii="Arial Narrow" w:hAnsi="Arial Narrow" w:cs="Arial"/>
@@ -4808,14 +4822,14 @@
         <w:tab w:val="right" w:pos="8838"/>
       </w:tabs>
       <w:rPr>
-        <w:rFonts w:ascii="Arial" w:eastAsia="Arial" w:hAnsi="Arial" w:cs="Arial"/>
+        <w:rFonts w:ascii="Arial Narrow" w:eastAsia="Arial" w:hAnsi="Arial Narrow" w:cs="Arial"/>
         <w:sz w:val="16"/>
         <w:szCs w:val="16"/>
       </w:rPr>
     </w:pPr>
     <w:r>
       <w:rPr>
-        <w:rFonts w:ascii="Arial" w:eastAsia="Arial" w:hAnsi="Arial" w:cs="Arial"/>
+        <w:rFonts w:ascii="Arial Narrow" w:eastAsia="Arial" w:hAnsi="Arial Narrow" w:cs="Arial"/>
         <w:sz w:val="16"/>
         <w:szCs w:val="16"/>
       </w:rPr>
@@ -4870,6 +4884,7 @@
           <w:rFonts w:ascii="Arial Narrow" w:hAnsi="Arial Narrow" w:cs="Arial"/>
           <w:sz w:val="16"/>
           <w:szCs w:val="16"/>
+          <w:vertAlign w:val="superscript"/>
         </w:rPr>
         <w:footnoteRef/>
       </w:r>
@@ -4972,6 +4987,7 @@
           <w:rFonts w:ascii="Arial Narrow" w:hAnsi="Arial Narrow" w:cs="Arial"/>
           <w:sz w:val="16"/>
           <w:szCs w:val="16"/>
+          <w:vertAlign w:val="superscript"/>
         </w:rPr>
         <w:footnoteRef/>
       </w:r>
@@ -5046,6 +5062,7 @@
           <w:rFonts w:ascii="Arial Narrow" w:hAnsi="Arial Narrow" w:cs="Arial"/>
           <w:sz w:val="16"/>
           <w:szCs w:val="16"/>
+          <w:vertAlign w:val="superscript"/>
         </w:rPr>
         <w:footnoteRef/>
       </w:r>
@@ -5317,6 +5334,7 @@
           <w:rFonts w:ascii="Arial Narrow" w:hAnsi="Arial Narrow"/>
           <w:sz w:val="16"/>
           <w:szCs w:val="16"/>
+          <w:vertAlign w:val="superscript"/>
         </w:rPr>
         <w:footnoteRef/>
       </w:r>
@@ -5500,6 +5518,7 @@
           <w:rFonts w:ascii="Arial Narrow" w:hAnsi="Arial Narrow"/>
           <w:sz w:val="16"/>
           <w:szCs w:val="16"/>
+          <w:vertAlign w:val="superscript"/>
         </w:rPr>
         <w:footnoteRef/>
       </w:r>
@@ -5679,6 +5698,7 @@
           <w:rFonts w:ascii="Arial Narrow" w:hAnsi="Arial Narrow"/>
           <w:sz w:val="16"/>
           <w:szCs w:val="16"/>
+          <w:vertAlign w:val="superscript"/>
         </w:rPr>
         <w:footnoteRef/>
       </w:r>
@@ -5984,6 +6004,7 @@
           <w:rFonts w:ascii="Arial Narrow" w:hAnsi="Arial Narrow" w:cs="Arial"/>
           <w:sz w:val="16"/>
           <w:szCs w:val="16"/>
+          <w:vertAlign w:val="superscript"/>
         </w:rPr>
         <w:footnoteRef/>
       </w:r>
@@ -6169,6 +6190,7 @@
           <w:rFonts w:ascii="Arial Narrow" w:hAnsi="Arial Narrow" w:cs="Arial"/>
           <w:sz w:val="16"/>
           <w:szCs w:val="16"/>
+          <w:vertAlign w:val="superscript"/>
         </w:rPr>
         <w:footnoteRef/>
       </w:r>
@@ -6257,6 +6279,7 @@
           <w:rFonts w:ascii="Arial Narrow" w:hAnsi="Arial Narrow" w:cs="Arial"/>
           <w:sz w:val="16"/>
           <w:szCs w:val="16"/>
+          <w:vertAlign w:val="superscript"/>
         </w:rPr>
         <w:footnoteRef/>
       </w:r>
@@ -6444,7 +6467,7 @@
       </w:pPr>
       <w:r>
         <w:rPr>
-          <w:rStyle w:val="TextonotapieCar"/>
+          <w:rStyle w:val="Refdenotaalpie"/>
           <w:rFonts w:ascii="Arial Narrow" w:hAnsi="Arial Narrow" w:cs="Arial"/>
           <w:sz w:val="16"/>
           <w:szCs w:val="16"/>
@@ -6660,6 +6683,7 @@
           <w:rFonts w:ascii="Arial Narrow" w:hAnsi="Arial Narrow" w:cs="Arial"/>
           <w:sz w:val="16"/>
           <w:szCs w:val="16"/>
+          <w:vertAlign w:val="superscript"/>
         </w:rPr>
         <w:footnoteRef/>
       </w:r>
@@ -7477,6 +7501,7 @@
           <w:rFonts w:ascii="Arial Narrow" w:hAnsi="Arial Narrow" w:cs="Arial"/>
           <w:sz w:val="16"/>
           <w:szCs w:val="16"/>
+          <w:vertAlign w:val="superscript"/>
         </w:rPr>
         <w:footnoteRef/>
       </w:r>
@@ -7697,6 +7722,7 @@
           <w:bCs/>
           <w:sz w:val="16"/>
           <w:szCs w:val="16"/>
+          <w:vertAlign w:val="superscript"/>
         </w:rPr>
         <w:footnoteRef/>
       </w:r>
@@ -7848,6 +7874,7 @@
           <w:rFonts w:ascii="Arial Narrow" w:hAnsi="Arial Narrow" w:cs="Arial"/>
           <w:sz w:val="16"/>
           <w:szCs w:val="16"/>
+          <w:vertAlign w:val="superscript"/>
         </w:rPr>
         <w:footnoteRef/>
       </w:r>
@@ -10095,6 +10122,17 @@
       <w:szCs w:val="20"/>
     </w:rPr>
   </w:style>
+  <w:style w:type="character" w:styleId="FootnoteReference">
+    <w:name w:val="footnote reference"/>
+    <w:basedOn w:val="Fuentedeprrafopredeter"/>
+    <w:uiPriority w:val="99"/>
+    <w:semiHidden/>
+    <w:unhideWhenUsed/>
+    <w:rPr>
+      <w:rFonts w:ascii="Arial Narrow" w:hAnsi="Arial Narrow"/>
+      <w:vertAlign w:val="superscript"/>
+    </w:rPr>
+  </w:style>
 </w:styles>
 </file>
 

--- a/plantillas_maestras/02_seguro_vida/materia_general_asegurativa/2_o_mas_ddos_varios/varon/TPL_0906_2025_SEGURO_VIDA_MATERIA_GENERAL_ASEGURATIVA_ASEGURADORA_VARON_R1.docx
+++ b/plantillas_maestras/02_seguro_vida/materia_general_asegurativa/2_o_mas_ddos_varios/varon/TPL_0906_2025_SEGURO_VIDA_MATERIA_GENERAL_ASEGURATIVA_ASEGURADORA_VARON_R1.docx
@@ -1,8 +1,8 @@
 
 <file path=word/document.xml><?xml version="1.0" encoding="utf-8"?>
-<w:document xmlns:wpc="http://schemas.microsoft.com/office/word/2010/wordprocessingCanvas" xmlns:cx="http://schemas.microsoft.com/office/drawing/2014/chartex" xmlns:cx1="http://schemas.microsoft.com/office/drawing/2015/9/8/chartex" xmlns:cx2="http://schemas.microsoft.com/office/drawing/2015/10/21/chartex" xmlns:cx3="http://schemas.microsoft.com/office/drawing/2016/5/9/chartex" xmlns:cx4="http://schemas.microsoft.com/office/drawing/2016/5/10/chartex" xmlns:cx5="http://schemas.microsoft.com/office/drawing/2016/5/11/chartex" xmlns:cx6="http://schemas.microsoft.com/office/drawing/2016/5/12/chartex" xmlns:cx7="http://schemas.microsoft.com/office/drawing/2016/5/13/chartex" xmlns:cx8="http://schemas.microsoft.com/office/drawing/2016/5/14/chartex" xmlns:mc="http://schemas.openxmlformats.org/markup-compatibility/2006" xmlns:aink="http://schemas.microsoft.com/office/drawing/2016/ink" xmlns:am3d="http://schemas.microsoft.com/office/drawing/2017/model3d" xmlns:o="urn:schemas-microsoft-com:office:office" xmlns:oel="http://schemas.microsoft.com/office/2019/extlst" xmlns:r="http://schemas.openxmlformats.org/officeDocument/2006/relationships" xmlns:m="http://schemas.openxmlformats.org/officeDocument/2006/math" xmlns:v="urn:schemas-microsoft-com:vml" xmlns:wp14="http://schemas.microsoft.com/office/word/2010/wordprocessingDrawing" xmlns:wp="http://schemas.openxmlformats.org/drawingml/2006/wordprocessingDrawing" xmlns:w10="urn:schemas-microsoft-com:office:word" xmlns:w="http://schemas.openxmlformats.org/wordprocessingml/2006/main" xmlns:w14="http://schemas.microsoft.com/office/word/2010/wordml" xmlns:w15="http://schemas.microsoft.com/office/word/2012/wordml" xmlns:w16cex="http://schemas.microsoft.com/office/word/2018/wordml/cex" xmlns:w16cid="http://schemas.microsoft.com/office/word/2016/wordml/cid" xmlns:w16="http://schemas.microsoft.com/office/word/2018/wordml" xmlns:w16du="http://schemas.microsoft.com/office/word/2023/wordml/word16du" xmlns:w16sdtdh="http://schemas.microsoft.com/office/word/2020/wordml/sdtdatahash" xmlns:w16sdtfl="http://schemas.microsoft.com/office/word/2024/wordml/sdtformatlock" xmlns:w16se="http://schemas.microsoft.com/office/word/2015/wordml/symex" xmlns:wpg="http://schemas.microsoft.com/office/word/2010/wordprocessingGroup" xmlns:wpi="http://schemas.microsoft.com/office/word/2010/wordprocessingInk" xmlns:wne="http://schemas.microsoft.com/office/word/2006/wordml" xmlns:wps="http://schemas.microsoft.com/office/word/2010/wordprocessingShape" mc:Ignorable="w14 w15 w16se w16cid w16 w16cex w16sdtdh w16sdtfl w16du wp14">
+<w:document xmlns:ns1="http://schemas.openxmlformats.org/markup-compatibility/2006" xmlns:ns2="http://schemas.microsoft.com/office/word/2010/wordml" xmlns:ns3="http://schemas.openxmlformats.org/officeDocument/2006/relationships" xmlns:w="http://schemas.openxmlformats.org/wordprocessingml/2006/main" ns1:Ignorable="w14 w15 w16se w16cid w16 w16cex w16sdtdh w16sdtfl w16du wp14">
   <w:body>
-    <w:p>
+    <w:p ns2:paraId="0A632482" ns2:textId="74E66550">
       <w:pPr>
         <w:tabs>
           <w:tab w:val="left" w:pos="1701"/>
@@ -14,7 +14,7 @@
           <w:color w:val="000000"/>
           <w:kern w:val="0"/>
           <w:lang w:eastAsia="es-PE"/>
-          <w14:ligatures w14:val="none"/>
+          <ns2:ligatures ns2:val="none"/>
         </w:rPr>
       </w:pPr>
       <w:bookmarkStart w:id="0" w:name="_Hlk80343540"/>
@@ -25,7 +25,7 @@
           <w:color w:val="000000"/>
           <w:kern w:val="0"/>
           <w:lang w:eastAsia="es-PE"/>
-          <w14:ligatures w14:val="none"/>
+          <ns2:ligatures ns2:val="none"/>
         </w:rPr>
         <w:t xml:space="preserve">EXPEDIENTE </w:t>
       </w:r>
@@ -36,7 +36,7 @@
           <w:color w:val="000000"/>
           <w:kern w:val="0"/>
           <w:lang w:eastAsia="es-PE"/>
-          <w14:ligatures w14:val="none"/>
+          <ns2:ligatures ns2:val="none"/>
         </w:rPr>
         <w:tab/>
         <w:t>:</w:t>
@@ -48,7 +48,7 @@
           <w:color w:val="000000"/>
           <w:kern w:val="0"/>
           <w:lang w:eastAsia="es-PE"/>
-          <w14:ligatures w14:val="none"/>
+          <ns2:ligatures ns2:val="none"/>
         </w:rPr>
         <w:tab/>
       </w:r>
@@ -61,12 +61,12 @@
           <w:kern w:val="0"/>
           <w:shd w:val="clear" w:color="auto" w:fill="FFFFFF"/>
           <w:lang w:eastAsia="es-PE"/>
-          <w14:ligatures w14:val="none"/>
+          <ns2:ligatures ns2:val="none"/>
         </w:rPr>
         <w:t>0906-2025/CC1</w:t>
       </w:r>
     </w:p>
-    <w:p>
+    <w:p ns2:paraId="187C3631" ns2:textId="5D734FBA">
       <w:pPr>
         <w:tabs>
           <w:tab w:val="left" w:pos="1701"/>
@@ -81,17 +81,17 @@
           <w:color w:val="000000"/>
           <w:kern w:val="0"/>
           <w:lang w:eastAsia="es-PE"/>
-          <w14:ligatures w14:val="none"/>
-        </w:rPr>
-      </w:pPr>
-      <w:r>
-        <w:rPr>
-          <w:rFonts w:ascii="Arial Narrow" w:eastAsia="Arial Narrow" w:hAnsi="Arial Narrow" w:cs="Arial Narrow"/>
-          <w:b/>
-          <w:color w:val="000000"/>
-          <w:kern w:val="0"/>
-          <w:lang w:eastAsia="es-PE"/>
-          <w14:ligatures w14:val="none"/>
+          <ns2:ligatures ns2:val="none"/>
+        </w:rPr>
+      </w:pPr>
+      <w:r>
+        <w:rPr>
+          <w:rFonts w:ascii="Arial Narrow" w:eastAsia="Arial Narrow" w:hAnsi="Arial Narrow" w:cs="Arial Narrow"/>
+          <w:b/>
+          <w:color w:val="000000"/>
+          <w:kern w:val="0"/>
+          <w:lang w:eastAsia="es-PE"/>
+          <ns2:ligatures ns2:val="none"/>
         </w:rPr>
         <w:t xml:space="preserve">DENUNCIANTE:[DENUNCIANTE] (SEÑOR [APELLIDO])</w:t>
       </w:r>
@@ -102,7 +102,7 @@
           <w:color w:val="000000"/>
           <w:kern w:val="0"/>
           <w:lang w:eastAsia="es-PE"/>
-          <w14:ligatures w14:val="none"/>
+          <ns2:ligatures ns2:val="none"/>
         </w:rPr>
         <w:tab/>
         <w:t/>
@@ -114,7 +114,7 @@
           <w:color w:val="000000"/>
           <w:kern w:val="0"/>
           <w:lang w:eastAsia="es-PE"/>
-          <w14:ligatures w14:val="none"/>
+          <ns2:ligatures ns2:val="none"/>
         </w:rPr>
         <w:tab/>
       </w:r>
@@ -125,7 +125,7 @@
           <w:color w:val="000000"/>
           <w:kern w:val="0"/>
           <w:lang w:eastAsia="es-PE"/>
-          <w14:ligatures w14:val="none"/>
+          <ns2:ligatures ns2:val="none"/>
         </w:rPr>
         <w:t/>
       </w:r>
@@ -136,7 +136,7 @@
           <w:color w:val="000000"/>
           <w:kern w:val="0"/>
           <w:lang w:eastAsia="es-PE"/>
-          <w14:ligatures w14:val="none"/>
+          <ns2:ligatures ns2:val="none"/>
         </w:rPr>
         <w:t/>
       </w:r>
@@ -147,7 +147,7 @@
           <w:color w:val="000000"/>
           <w:kern w:val="0"/>
           <w:lang w:eastAsia="es-PE"/>
-          <w14:ligatures w14:val="none"/>
+          <ns2:ligatures ns2:val="none"/>
         </w:rPr>
         <w:t xml:space="preserve"/>
       </w:r>
@@ -158,7 +158,7 @@
           <w:color w:val="000000"/>
           <w:kern w:val="0"/>
           <w:lang w:eastAsia="es-PE"/>
-          <w14:ligatures w14:val="none"/>
+          <ns2:ligatures ns2:val="none"/>
         </w:rPr>
         <w:t xml:space="preserve"/>
       </w:r>
@@ -169,7 +169,7 @@
           <w:color w:val="000000"/>
           <w:kern w:val="0"/>
           <w:lang w:eastAsia="es-PE"/>
-          <w14:ligatures w14:val="none"/>
+          <ns2:ligatures ns2:val="none"/>
         </w:rPr>
         <w:t/>
       </w:r>
@@ -180,12 +180,12 @@
           <w:color w:val="000000"/>
           <w:kern w:val="0"/>
           <w:lang w:eastAsia="es-PE"/>
-          <w14:ligatures w14:val="none"/>
+          <ns2:ligatures ns2:val="none"/>
         </w:rPr>
         <w:t/>
       </w:r>
     </w:p>
-    <w:p>
+    <w:p ns2:paraId="7037BAA8" ns2:textId="5FEB9768">
       <w:pPr>
         <w:tabs>
           <w:tab w:val="left" w:pos="1701"/>
@@ -200,17 +200,17 @@
           <w:color w:val="000000"/>
           <w:kern w:val="0"/>
           <w:lang w:eastAsia="es-PE"/>
-          <w14:ligatures w14:val="none"/>
-        </w:rPr>
-      </w:pPr>
-      <w:r>
-        <w:rPr>
-          <w:rFonts w:ascii="Arial Narrow" w:eastAsia="Arial Narrow" w:hAnsi="Arial Narrow" w:cs="Arial Narrow"/>
-          <w:b/>
-          <w:color w:val="000000"/>
-          <w:kern w:val="0"/>
-          <w:lang w:eastAsia="es-PE"/>
-          <w14:ligatures w14:val="none"/>
+          <ns2:ligatures ns2:val="none"/>
+        </w:rPr>
+      </w:pPr>
+      <w:r>
+        <w:rPr>
+          <w:rFonts w:ascii="Arial Narrow" w:eastAsia="Arial Narrow" w:hAnsi="Arial Narrow" w:cs="Arial Narrow"/>
+          <w:b/>
+          <w:color w:val="000000"/>
+          <w:kern w:val="0"/>
+          <w:lang w:eastAsia="es-PE"/>
+          <ns2:ligatures ns2:val="none"/>
         </w:rPr>
         <w:t>DENUNCIADO</w:t>
       </w:r>
@@ -221,7 +221,7 @@
           <w:color w:val="000000"/>
           <w:kern w:val="0"/>
           <w:lang w:eastAsia="es-PE"/>
-          <w14:ligatures w14:val="none"/>
+          <ns2:ligatures ns2:val="none"/>
         </w:rPr>
         <w:tab/>
         <w:t>:</w:t>
@@ -233,7 +233,7 @@
           <w:color w:val="000000"/>
           <w:kern w:val="0"/>
           <w:lang w:eastAsia="es-PE"/>
-          <w14:ligatures w14:val="none"/>
+          <ns2:ligatures ns2:val="none"/>
         </w:rPr>
         <w:tab/>
       </w:r>
@@ -244,7 +244,7 @@
           <w:color w:val="000000"/>
           <w:kern w:val="0"/>
           <w:lang w:eastAsia="es-PE"/>
-          <w14:ligatures w14:val="none"/>
+          <ns2:ligatures ns2:val="none"/>
         </w:rPr>
         <w:t>PACÍFICO COMPAÑ</w:t>
       </w:r>
@@ -255,7 +255,7 @@
           <w:color w:val="000000"/>
           <w:kern w:val="0"/>
           <w:lang w:eastAsia="es-PE"/>
-          <w14:ligatures w14:val="none"/>
+          <ns2:ligatures ns2:val="none"/>
         </w:rPr>
         <w:t>Í</w:t>
       </w:r>
@@ -266,7 +266,7 @@
           <w:color w:val="000000"/>
           <w:kern w:val="0"/>
           <w:lang w:eastAsia="es-PE"/>
-          <w14:ligatures w14:val="none"/>
+          <ns2:ligatures ns2:val="none"/>
         </w:rPr>
         <w:t xml:space="preserve">A DE SEGUROS Y REASEGUROS </w:t>
       </w:r>
@@ -277,7 +277,7 @@
           <w:color w:val="000000"/>
           <w:kern w:val="0"/>
           <w:lang w:eastAsia="es-PE"/>
-          <w14:ligatures w14:val="none"/>
+          <ns2:ligatures ns2:val="none"/>
         </w:rPr>
         <w:t>S.A. (</w:t>
       </w:r>
@@ -288,7 +288,7 @@
           <w:color w:val="000000"/>
           <w:kern w:val="0"/>
           <w:lang w:eastAsia="es-PE"/>
-          <w14:ligatures w14:val="none"/>
+          <ns2:ligatures ns2:val="none"/>
         </w:rPr>
         <w:t>PACÍFICO</w:t>
       </w:r>
@@ -299,12 +299,12 @@
           <w:color w:val="000000"/>
           <w:kern w:val="0"/>
           <w:lang w:eastAsia="es-PE"/>
-          <w14:ligatures w14:val="none"/>
+          <ns2:ligatures ns2:val="none"/>
         </w:rPr>
         <w:t>)</w:t>
       </w:r>
     </w:p>
-    <w:p>
+    <w:p ns2:paraId="2500BC77" ns2:textId="77777777">
       <w:pPr>
         <w:tabs>
           <w:tab w:val="left" w:pos="1701"/>
@@ -319,17 +319,17 @@
           <w:color w:val="000000"/>
           <w:kern w:val="0"/>
           <w:lang w:eastAsia="es-PE"/>
-          <w14:ligatures w14:val="none"/>
-        </w:rPr>
-      </w:pPr>
-      <w:r>
-        <w:rPr>
-          <w:rFonts w:ascii="Arial Narrow" w:eastAsia="Arial Narrow" w:hAnsi="Arial Narrow" w:cs="Arial Narrow"/>
-          <w:b/>
-          <w:color w:val="000000"/>
-          <w:kern w:val="0"/>
-          <w:lang w:eastAsia="es-PE"/>
-          <w14:ligatures w14:val="none"/>
+          <ns2:ligatures ns2:val="none"/>
+        </w:rPr>
+      </w:pPr>
+      <w:r>
+        <w:rPr>
+          <w:rFonts w:ascii="Arial Narrow" w:eastAsia="Arial Narrow" w:hAnsi="Arial Narrow" w:cs="Arial Narrow"/>
+          <w:b/>
+          <w:color w:val="000000"/>
+          <w:kern w:val="0"/>
+          <w:lang w:eastAsia="es-PE"/>
+          <ns2:ligatures ns2:val="none"/>
         </w:rPr>
         <w:t>MATERIAS</w:t>
       </w:r>
@@ -340,7 +340,7 @@
           <w:color w:val="000000"/>
           <w:kern w:val="0"/>
           <w:lang w:eastAsia="es-PE"/>
-          <w14:ligatures w14:val="none"/>
+          <ns2:ligatures ns2:val="none"/>
         </w:rPr>
         <w:tab/>
         <w:t xml:space="preserve">: </w:t>
@@ -352,13 +352,13 @@
           <w:color w:val="000000"/>
           <w:kern w:val="0"/>
           <w:lang w:eastAsia="es-PE"/>
-          <w14:ligatures w14:val="none"/>
+          <ns2:ligatures ns2:val="none"/>
         </w:rPr>
         <w:tab/>
         <w:t>ADMISIÓN A TRÁMITE</w:t>
       </w:r>
     </w:p>
-    <w:p>
+    <w:p ns2:paraId="284AD768" ns2:textId="7828DE75">
       <w:pPr>
         <w:tabs>
           <w:tab w:val="left" w:pos="1701"/>
@@ -373,17 +373,17 @@
           <w:color w:val="000000"/>
           <w:kern w:val="0"/>
           <w:lang w:eastAsia="es-PE"/>
-          <w14:ligatures w14:val="none"/>
-        </w:rPr>
-      </w:pPr>
-      <w:r>
-        <w:rPr>
-          <w:rFonts w:ascii="Arial Narrow" w:eastAsia="Arial Narrow" w:hAnsi="Arial Narrow" w:cs="Arial Narrow"/>
-          <w:b/>
-          <w:color w:val="000000"/>
-          <w:kern w:val="0"/>
-          <w:lang w:eastAsia="es-PE"/>
-          <w14:ligatures w14:val="none"/>
+          <ns2:ligatures ns2:val="none"/>
+        </w:rPr>
+      </w:pPr>
+      <w:r>
+        <w:rPr>
+          <w:rFonts w:ascii="Arial Narrow" w:eastAsia="Arial Narrow" w:hAnsi="Arial Narrow" w:cs="Arial Narrow"/>
+          <w:b/>
+          <w:color w:val="000000"/>
+          <w:kern w:val="0"/>
+          <w:lang w:eastAsia="es-PE"/>
+          <ns2:ligatures ns2:val="none"/>
         </w:rPr>
         <w:t>REQUERIMIENTO DE INFORMACIÓN</w:t>
       </w:r>
@@ -394,12 +394,12 @@
           <w:color w:val="000000"/>
           <w:kern w:val="0"/>
           <w:lang w:eastAsia="es-PE"/>
-          <w14:ligatures w14:val="none"/>
+          <ns2:ligatures ns2:val="none"/>
         </w:rPr>
         <w:t xml:space="preserve"> </w:t>
       </w:r>
     </w:p>
-    <w:p>
+    <w:p ns2:paraId="5A3670C5" ns2:textId="15A7E6C6">
       <w:pPr>
         <w:tabs>
           <w:tab w:val="left" w:pos="1701"/>
@@ -413,17 +413,17 @@
           <w:color w:val="000000"/>
           <w:kern w:val="0"/>
           <w:lang w:eastAsia="es-PE"/>
-          <w14:ligatures w14:val="none"/>
-        </w:rPr>
-      </w:pPr>
-      <w:r>
-        <w:rPr>
-          <w:rFonts w:ascii="Arial Narrow" w:eastAsia="Arial Narrow" w:hAnsi="Arial Narrow" w:cs="Arial Narrow"/>
-          <w:b/>
-          <w:color w:val="000000"/>
-          <w:kern w:val="0"/>
-          <w:lang w:eastAsia="es-PE"/>
-          <w14:ligatures w14:val="none"/>
+          <ns2:ligatures ns2:val="none"/>
+        </w:rPr>
+      </w:pPr>
+      <w:r>
+        <w:rPr>
+          <w:rFonts w:ascii="Arial Narrow" w:eastAsia="Arial Narrow" w:hAnsi="Arial Narrow" w:cs="Arial Narrow"/>
+          <w:b/>
+          <w:color w:val="000000"/>
+          <w:kern w:val="0"/>
+          <w:lang w:eastAsia="es-PE"/>
+          <ns2:ligatures ns2:val="none"/>
         </w:rPr>
         <w:t xml:space="preserve">RESOLUCIÓN </w:t>
       </w:r>
@@ -434,7 +434,7 @@
           <w:color w:val="000000"/>
           <w:kern w:val="0"/>
           <w:lang w:eastAsia="es-PE"/>
-          <w14:ligatures w14:val="none"/>
+          <ns2:ligatures ns2:val="none"/>
         </w:rPr>
         <w:tab/>
         <w:t>:</w:t>
@@ -446,7 +446,7 @@
           <w:color w:val="000000"/>
           <w:kern w:val="0"/>
           <w:lang w:eastAsia="es-PE"/>
-          <w14:ligatures w14:val="none"/>
+          <ns2:ligatures ns2:val="none"/>
         </w:rPr>
         <w:tab/>
       </w:r>
@@ -457,12 +457,12 @@
           <w:color w:val="000000"/>
           <w:kern w:val="0"/>
           <w:lang w:eastAsia="es-PE"/>
-          <w14:ligatures w14:val="none"/>
+          <ns2:ligatures ns2:val="none"/>
         </w:rPr>
         <w:t>1</w:t>
       </w:r>
     </w:p>
-    <w:p>
+    <w:p ns2:paraId="7591140C" ns2:textId="77777777">
       <w:pPr>
         <w:tabs>
           <w:tab w:val="left" w:pos="1014"/>
@@ -475,11 +475,11 @@
           <w:kern w:val="0"/>
           <w:shd w:val="clear" w:color="auto" w:fill="FFFFFF"/>
           <w:lang w:eastAsia="es-PE"/>
-          <w14:ligatures w14:val="none"/>
-        </w:rPr>
-      </w:pPr>
-    </w:p>
-    <w:p>
+          <ns2:ligatures ns2:val="none"/>
+        </w:rPr>
+      </w:pPr>
+    </w:p>
+    <w:p ns2:paraId="59BB126F" ns2:textId="5140608D">
       <w:pPr>
         <w:tabs>
           <w:tab w:val="left" w:pos="1014"/>
@@ -492,7 +492,7 @@
           <w:kern w:val="0"/>
           <w:shd w:val="clear" w:color="auto" w:fill="FFFFFF"/>
           <w:lang w:eastAsia="es-PE"/>
-          <w14:ligatures w14:val="none"/>
+          <ns2:ligatures ns2:val="none"/>
         </w:rPr>
       </w:pPr>
       <w:r>
@@ -502,7 +502,7 @@
           <w:kern w:val="0"/>
           <w:shd w:val="clear" w:color="auto" w:fill="FFFFFF"/>
           <w:lang w:eastAsia="es-PE"/>
-          <w14:ligatures w14:val="none"/>
+          <ns2:ligatures ns2:val="none"/>
         </w:rPr>
         <w:t xml:space="preserve">Lima, </w:t>
       </w:r>
@@ -513,7 +513,7 @@
           <w:kern w:val="0"/>
           <w:shd w:val="clear" w:color="auto" w:fill="FFFFFF"/>
           <w:lang w:eastAsia="es-PE"/>
-          <w14:ligatures w14:val="none"/>
+          <ns2:ligatures ns2:val="none"/>
         </w:rPr>
         <w:t>30</w:t>
       </w:r>
@@ -524,7 +524,7 @@
           <w:kern w:val="0"/>
           <w:shd w:val="clear" w:color="auto" w:fill="FFFFFF"/>
           <w:lang w:eastAsia="es-PE"/>
-          <w14:ligatures w14:val="none"/>
+          <ns2:ligatures ns2:val="none"/>
         </w:rPr>
         <w:t xml:space="preserve"> de </w:t>
       </w:r>
@@ -535,7 +535,7 @@
           <w:kern w:val="0"/>
           <w:shd w:val="clear" w:color="auto" w:fill="FFFFFF"/>
           <w:lang w:eastAsia="es-PE"/>
-          <w14:ligatures w14:val="none"/>
+          <ns2:ligatures ns2:val="none"/>
         </w:rPr>
         <w:t>mayo</w:t>
       </w:r>
@@ -546,7 +546,7 @@
           <w:kern w:val="0"/>
           <w:shd w:val="clear" w:color="auto" w:fill="FFFFFF"/>
           <w:lang w:eastAsia="es-PE"/>
-          <w14:ligatures w14:val="none"/>
+          <ns2:ligatures ns2:val="none"/>
         </w:rPr>
         <w:t xml:space="preserve"> de 202</w:t>
       </w:r>
@@ -557,12 +557,12 @@
           <w:kern w:val="0"/>
           <w:shd w:val="clear" w:color="auto" w:fill="FFFFFF"/>
           <w:lang w:eastAsia="es-PE"/>
-          <w14:ligatures w14:val="none"/>
+          <ns2:ligatures ns2:val="none"/>
         </w:rPr>
         <w:t>5</w:t>
       </w:r>
     </w:p>
-    <w:p>
+    <w:p ns2:paraId="78BF12C0" ns2:textId="77777777">
       <w:pPr>
         <w:tabs>
           <w:tab w:val="left" w:pos="1014"/>
@@ -574,11 +574,11 @@
           <w:color w:val="000000"/>
           <w:kern w:val="0"/>
           <w:lang w:eastAsia="es-PE"/>
-          <w14:ligatures w14:val="none"/>
-        </w:rPr>
-      </w:pPr>
-    </w:p>
-    <w:p>
+          <ns2:ligatures ns2:val="none"/>
+        </w:rPr>
+      </w:pPr>
+    </w:p>
+    <w:p ns2:paraId="553F3534" ns2:textId="77777777">
       <w:pPr>
         <w:numPr>
           <w:ilvl w:val="0"/>
@@ -592,22 +592,22 @@
           <w:color w:val="000000"/>
           <w:kern w:val="0"/>
           <w:lang w:eastAsia="es-PE"/>
-          <w14:ligatures w14:val="none"/>
-        </w:rPr>
-      </w:pPr>
-      <w:r>
-        <w:rPr>
-          <w:rFonts w:ascii="Arial Narrow" w:eastAsia="Arial Narrow" w:hAnsi="Arial Narrow" w:cs="Arial Narrow"/>
-          <w:b/>
-          <w:color w:val="000000"/>
-          <w:kern w:val="0"/>
-          <w:lang w:eastAsia="es-PE"/>
-          <w14:ligatures w14:val="none"/>
+          <ns2:ligatures ns2:val="none"/>
+        </w:rPr>
+      </w:pPr>
+      <w:r>
+        <w:rPr>
+          <w:rFonts w:ascii="Arial Narrow" w:eastAsia="Arial Narrow" w:hAnsi="Arial Narrow" w:cs="Arial Narrow"/>
+          <w:b/>
+          <w:color w:val="000000"/>
+          <w:kern w:val="0"/>
+          <w:lang w:eastAsia="es-PE"/>
+          <ns2:ligatures ns2:val="none"/>
         </w:rPr>
         <w:t xml:space="preserve">HECHOS </w:t>
       </w:r>
     </w:p>
-    <w:p>
+    <w:p ns2:paraId="74E8E3A1" ns2:textId="77777777">
       <w:pPr>
         <w:spacing w:after="0" w:line="240" w:lineRule="auto"/>
         <w:jc w:val="both"/>
@@ -616,11 +616,11 @@
           <w:color w:val="000000"/>
           <w:kern w:val="0"/>
           <w:lang w:eastAsia="es-PE"/>
-          <w14:ligatures w14:val="none"/>
-        </w:rPr>
-      </w:pPr>
-    </w:p>
-    <w:p>
+          <ns2:ligatures ns2:val="none"/>
+        </w:rPr>
+      </w:pPr>
+    </w:p>
+    <w:p ns2:paraId="25718C3B" ns2:textId="39E2CA59">
       <w:pPr>
         <w:numPr>
           <w:ilvl w:val="1"/>
@@ -634,7 +634,7 @@
           <w:color w:val="000000"/>
           <w:kern w:val="0"/>
           <w:lang w:val="es-ES" w:eastAsia="es-ES"/>
-          <w14:ligatures w14:val="none"/>
+          <ns2:ligatures ns2:val="none"/>
         </w:rPr>
       </w:pPr>
       <w:r>
@@ -643,7 +643,7 @@
           <w:color w:val="000000"/>
           <w:kern w:val="0"/>
           <w:lang w:val="es-ES" w:eastAsia="es-ES"/>
-          <w14:ligatures w14:val="none"/>
+          <ns2:ligatures ns2:val="none"/>
         </w:rPr>
         <w:t xml:space="preserve">Mediante el escrito del 12 de febrero de 2025 el Señor [APELLIDO] denunció a Pacífico por presuntas infracciones a la Ley 29571, Código de Protección y Defensa del Consumidor (en adelante, Código), señalando lo siguiente:</w:t>
       </w:r>
@@ -653,7 +653,7 @@
           <w:color w:val="000000"/>
           <w:kern w:val="0"/>
           <w:lang w:val="es-ES" w:eastAsia="es-ES"/>
-          <w14:ligatures w14:val="none"/>
+          <ns2:ligatures ns2:val="none"/>
         </w:rPr>
         <w:t/>
       </w:r>
@@ -665,7 +665,7 @@
           <w:kern w:val="0"/>
           <w:vertAlign w:val="superscript"/>
           <w:lang w:val="es-ES" w:eastAsia="es-ES"/>
-          <w14:ligatures w14:val="none"/>
+          <ns2:ligatures ns2:val="none"/>
         </w:rPr>
         <w:footnoteReference w:id="1"/>
       </w:r>
@@ -673,7 +673,7 @@
         <w:rPr>
           <w:rFonts w:ascii="Arial Narrow" w:eastAsia="Calibri" w:hAnsi="Arial Narrow" w:cs="Arial"/>
           <w:kern w:val="0"/>
-          <w14:ligatures w14:val="none"/>
+          <ns2:ligatures ns2:val="none"/>
         </w:rPr>
         <w:t xml:space="preserve"/>
       </w:r>
@@ -681,7 +681,7 @@
         <w:rPr>
           <w:rFonts w:ascii="Arial Narrow" w:eastAsia="Calibri" w:hAnsi="Arial Narrow" w:cs="Arial"/>
           <w:kern w:val="0"/>
-          <w14:ligatures w14:val="none"/>
+          <ns2:ligatures ns2:val="none"/>
         </w:rPr>
         <w:t/>
       </w:r>
@@ -689,7 +689,7 @@
         <w:rPr>
           <w:rFonts w:ascii="Arial Narrow" w:eastAsia="Calibri" w:hAnsi="Arial Narrow" w:cs="Arial"/>
           <w:kern w:val="0"/>
-          <w14:ligatures w14:val="none"/>
+          <ns2:ligatures ns2:val="none"/>
         </w:rPr>
         <w:t xml:space="preserve"/>
       </w:r>
@@ -697,7 +697,7 @@
         <w:rPr>
           <w:rFonts w:ascii="Arial Narrow" w:eastAsia="Calibri" w:hAnsi="Arial Narrow" w:cs="Arial"/>
           <w:kern w:val="0"/>
-          <w14:ligatures w14:val="none"/>
+          <ns2:ligatures ns2:val="none"/>
         </w:rPr>
         <w:t xml:space="preserve"/>
       </w:r>
@@ -705,7 +705,7 @@
         <w:rPr>
           <w:rFonts w:ascii="Arial Narrow" w:eastAsia="Calibri" w:hAnsi="Arial Narrow" w:cs="Arial"/>
           <w:kern w:val="0"/>
-          <w14:ligatures w14:val="none"/>
+          <ns2:ligatures ns2:val="none"/>
         </w:rPr>
         <w:t/>
       </w:r>
@@ -715,7 +715,7 @@
           <w:color w:val="000000"/>
           <w:kern w:val="0"/>
           <w:lang w:val="es-ES" w:eastAsia="es-ES"/>
-          <w14:ligatures w14:val="none"/>
+          <ns2:ligatures ns2:val="none"/>
         </w:rPr>
         <w:t xml:space="preserve"/>
       </w:r>
@@ -725,7 +725,7 @@
           <w:color w:val="000000"/>
           <w:kern w:val="0"/>
           <w:lang w:val="es-ES" w:eastAsia="es-ES"/>
-          <w14:ligatures w14:val="none"/>
+          <ns2:ligatures ns2:val="none"/>
         </w:rPr>
         <w:t xml:space="preserve"/>
       </w:r>
@@ -735,7 +735,7 @@
           <w:color w:val="000000"/>
           <w:kern w:val="0"/>
           <w:lang w:val="es-ES" w:eastAsia="es-ES"/>
-          <w14:ligatures w14:val="none"/>
+          <ns2:ligatures ns2:val="none"/>
         </w:rPr>
         <w:t/>
       </w:r>
@@ -747,7 +747,7 @@
           <w:kern w:val="0"/>
           <w:vertAlign w:val="superscript"/>
           <w:lang w:val="es-ES" w:eastAsia="es-ES"/>
-          <w14:ligatures w14:val="none"/>
+          <ns2:ligatures ns2:val="none"/>
         </w:rPr>
         <w:footnoteReference w:id="2"/>
       </w:r>
@@ -757,7 +757,7 @@
           <w:color w:val="000000"/>
           <w:kern w:val="0"/>
           <w:lang w:val="es-ES" w:eastAsia="es-ES"/>
-          <w14:ligatures w14:val="none"/>
+          <ns2:ligatures ns2:val="none"/>
         </w:rPr>
         <w:t xml:space="preserve"/>
       </w:r>
@@ -768,12 +768,12 @@
           <w:color w:val="000000"/>
           <w:kern w:val="0"/>
           <w:lang w:val="es-ES" w:eastAsia="es-ES"/>
-          <w14:ligatures w14:val="none"/>
+          <ns2:ligatures ns2:val="none"/>
         </w:rPr>
         <w:t/>
       </w:r>
     </w:p>
-    <w:p>
+    <w:p ns2:paraId="101D66EA" ns2:textId="77777777">
       <w:pPr>
         <w:tabs>
           <w:tab w:val="left" w:pos="1134"/>
@@ -785,11 +785,11 @@
           <w:color w:val="000000"/>
           <w:kern w:val="0"/>
           <w:lang w:val="es-ES" w:eastAsia="es-ES"/>
-          <w14:ligatures w14:val="none"/>
-        </w:rPr>
-      </w:pPr>
-    </w:p>
-    <w:p>
+          <ns2:ligatures ns2:val="none"/>
+        </w:rPr>
+      </w:pPr>
+    </w:p>
+    <w:p ns2:paraId="56B0B735" ns2:textId="2D0F5760">
       <w:pPr>
         <w:pStyle w:val="Prrafodelista"/>
         <w:numPr>
@@ -808,7 +808,7 @@
           <w:color w:val="000000"/>
           <w:kern w:val="0"/>
           <w:lang w:eastAsia="es-ES"/>
-          <w14:ligatures w14:val="none"/>
+          <ns2:ligatures ns2:val="none"/>
         </w:rPr>
       </w:pPr>
       <w:r>
@@ -817,7 +817,7 @@
           <w:color w:val="000000"/>
           <w:kern w:val="0"/>
           <w:lang w:eastAsia="es-ES"/>
-          <w14:ligatures w14:val="none"/>
+          <ns2:ligatures ns2:val="none"/>
         </w:rPr>
         <w:t>Intentó solicitar</w:t>
       </w:r>
@@ -827,7 +827,7 @@
           <w:color w:val="000000"/>
           <w:kern w:val="0"/>
           <w:lang w:eastAsia="es-ES"/>
-          <w14:ligatures w14:val="none"/>
+          <ns2:ligatures ns2:val="none"/>
         </w:rPr>
         <w:t xml:space="preserve"> la contratación de</w:t>
       </w:r>
@@ -837,7 +837,7 @@
           <w:color w:val="000000"/>
           <w:kern w:val="0"/>
           <w:lang w:eastAsia="es-ES"/>
-          <w14:ligatures w14:val="none"/>
+          <ns2:ligatures ns2:val="none"/>
         </w:rPr>
         <w:t xml:space="preserve"> una póliza de seguro de vida con la finalidad de endosarla a favor del crédito hipotecario que había adquirido. Esta solicitud fue comunicada a </w:t>
       </w:r>
@@ -847,7 +847,7 @@
           <w:color w:val="000000"/>
           <w:kern w:val="0"/>
           <w:lang w:eastAsia="es-ES"/>
-          <w14:ligatures w14:val="none"/>
+          <ns2:ligatures ns2:val="none"/>
         </w:rPr>
         <w:t>una representante de Pacífico</w:t>
       </w:r>
@@ -857,7 +857,7 @@
           <w:color w:val="000000"/>
           <w:kern w:val="0"/>
           <w:lang w:eastAsia="es-ES"/>
-          <w14:ligatures w14:val="none"/>
+          <ns2:ligatures ns2:val="none"/>
         </w:rPr>
         <w:t xml:space="preserve">. Durante dicho contacto, informó que ya contaba con una póliza de seguro contra accidentes suscrita con la misma entidad, pero que esta no resultaba compatible con los requerimientos de la entidad financiera respecto al endoso. En respuesta, </w:t>
       </w:r>
@@ -867,7 +867,7 @@
           <w:color w:val="000000"/>
           <w:kern w:val="0"/>
           <w:lang w:eastAsia="es-ES"/>
-          <w14:ligatures w14:val="none"/>
+          <ns2:ligatures ns2:val="none"/>
         </w:rPr>
         <w:t xml:space="preserve">señala que </w:t>
       </w:r>
@@ -877,7 +877,7 @@
           <w:color w:val="000000"/>
           <w:kern w:val="0"/>
           <w:lang w:eastAsia="es-ES"/>
-          <w14:ligatures w14:val="none"/>
+          <ns2:ligatures ns2:val="none"/>
         </w:rPr>
         <w:t xml:space="preserve">el personal de la empresa </w:t>
       </w:r>
@@ -887,7 +887,7 @@
           <w:color w:val="000000"/>
           <w:kern w:val="0"/>
           <w:lang w:eastAsia="es-ES"/>
-          <w14:ligatures w14:val="none"/>
+          <ns2:ligatures ns2:val="none"/>
         </w:rPr>
         <w:t>le</w:t>
       </w:r>
@@ -897,7 +897,7 @@
           <w:color w:val="000000"/>
           <w:kern w:val="0"/>
           <w:lang w:eastAsia="es-ES"/>
-          <w14:ligatures w14:val="none"/>
+          <ns2:ligatures ns2:val="none"/>
         </w:rPr>
         <w:t xml:space="preserve"> </w:t>
       </w:r>
@@ -907,7 +907,7 @@
           <w:color w:val="000000"/>
           <w:kern w:val="0"/>
           <w:lang w:eastAsia="es-ES"/>
-          <w14:ligatures w14:val="none"/>
+          <ns2:ligatures ns2:val="none"/>
         </w:rPr>
         <w:t>sugirió</w:t>
       </w:r>
@@ -917,12 +917,12 @@
           <w:color w:val="000000"/>
           <w:kern w:val="0"/>
           <w:lang w:eastAsia="es-ES"/>
-          <w14:ligatures w14:val="none"/>
+          <ns2:ligatures ns2:val="none"/>
         </w:rPr>
         <w:t xml:space="preserve"> contratar una nueva póliza con cobertura total. </w:t>
       </w:r>
     </w:p>
-    <w:p>
+    <w:p ns2:paraId="4569B686" ns2:textId="77777777">
       <w:pPr>
         <w:pStyle w:val="Prrafodelista"/>
         <w:spacing w:after="0" w:line="240" w:lineRule="auto"/>
@@ -933,11 +933,11 @@
           <w:color w:val="000000"/>
           <w:kern w:val="0"/>
           <w:lang w:eastAsia="es-ES"/>
-          <w14:ligatures w14:val="none"/>
-        </w:rPr>
-      </w:pPr>
-    </w:p>
-    <w:p>
+          <ns2:ligatures ns2:val="none"/>
+        </w:rPr>
+      </w:pPr>
+    </w:p>
+    <w:p ns2:paraId="34708A7C" ns2:textId="5AC7C712">
       <w:pPr>
         <w:pStyle w:val="Prrafodelista"/>
         <w:numPr>
@@ -956,7 +956,7 @@
           <w:color w:val="000000"/>
           <w:kern w:val="0"/>
           <w:lang w:eastAsia="es-ES"/>
-          <w14:ligatures w14:val="none"/>
+          <ns2:ligatures ns2:val="none"/>
         </w:rPr>
       </w:pPr>
       <w:r>
@@ -965,7 +965,7 @@
           <w:color w:val="000000"/>
           <w:kern w:val="0"/>
           <w:lang w:eastAsia="es-ES"/>
-          <w14:ligatures w14:val="none"/>
+          <ns2:ligatures ns2:val="none"/>
         </w:rPr>
         <w:t xml:space="preserve">Al momento de la contratación </w:t>
       </w:r>
@@ -975,7 +975,7 @@
           <w:color w:val="000000"/>
           <w:kern w:val="0"/>
           <w:lang w:eastAsia="es-ES"/>
-          <w14:ligatures w14:val="none"/>
+          <ns2:ligatures ns2:val="none"/>
         </w:rPr>
         <w:t>de</w:t>
       </w:r>
@@ -985,7 +985,7 @@
           <w:color w:val="000000"/>
           <w:kern w:val="0"/>
           <w:lang w:eastAsia="es-ES"/>
-          <w14:ligatures w14:val="none"/>
+          <ns2:ligatures ns2:val="none"/>
         </w:rPr>
         <w:t xml:space="preserve">l </w:t>
       </w:r>
@@ -995,7 +995,7 @@
           <w:color w:val="000000"/>
           <w:kern w:val="0"/>
           <w:lang w:eastAsia="es-ES"/>
-          <w14:ligatures w14:val="none"/>
+          <ns2:ligatures ns2:val="none"/>
         </w:rPr>
         <w:t>Seguro de Vida Inversión Flex</w:t>
       </w:r>
@@ -1005,7 +1005,7 @@
           <w:color w:val="000000"/>
           <w:kern w:val="0"/>
           <w:lang w:eastAsia="es-ES"/>
-          <w14:ligatures w14:val="none"/>
+          <ns2:ligatures ns2:val="none"/>
         </w:rPr>
         <w:t xml:space="preserve"> - Póliza 30</w:t>
       </w:r>
@@ -1015,7 +1015,7 @@
           <w:color w:val="000000"/>
           <w:kern w:val="0"/>
           <w:lang w:eastAsia="es-ES"/>
-          <w14:ligatures w14:val="none"/>
+          <ns2:ligatures ns2:val="none"/>
         </w:rPr>
         <w:t>8</w:t>
       </w:r>
@@ -1025,7 +1025,7 @@
           <w:color w:val="000000"/>
           <w:kern w:val="0"/>
           <w:lang w:eastAsia="es-ES"/>
-          <w14:ligatures w14:val="none"/>
+          <ns2:ligatures ns2:val="none"/>
         </w:rPr>
         <w:t>-036304/</w:t>
       </w:r>
@@ -1036,7 +1036,7 @@
           <w:color w:val="000000"/>
           <w:kern w:val="0"/>
           <w:lang w:eastAsia="es-ES"/>
-          <w14:ligatures w14:val="none"/>
+          <ns2:ligatures ns2:val="none"/>
         </w:rPr>
         <w:t xml:space="preserve">3 </w:t>
       </w:r>
@@ -1046,7 +1046,7 @@
           <w:color w:val="000000"/>
           <w:kern w:val="0"/>
           <w:lang w:eastAsia="es-ES"/>
-          <w14:ligatures w14:val="none"/>
+          <ns2:ligatures ns2:val="none"/>
         </w:rPr>
         <w:t xml:space="preserve"> (</w:t>
       </w:r>
@@ -1057,7 +1057,7 @@
           <w:color w:val="000000"/>
           <w:kern w:val="0"/>
           <w:lang w:eastAsia="es-ES"/>
-          <w14:ligatures w14:val="none"/>
+          <ns2:ligatures ns2:val="none"/>
         </w:rPr>
         <w:t>en adelante, Seguro de Vida)</w:t>
       </w:r>
@@ -1067,7 +1067,7 @@
           <w:color w:val="000000"/>
           <w:kern w:val="0"/>
           <w:lang w:eastAsia="es-ES"/>
-          <w14:ligatures w14:val="none"/>
+          <ns2:ligatures ns2:val="none"/>
         </w:rPr>
         <w:t>, adquiri</w:t>
       </w:r>
@@ -1077,7 +1077,7 @@
           <w:color w:val="000000"/>
           <w:kern w:val="0"/>
           <w:lang w:eastAsia="es-ES"/>
-          <w14:ligatures w14:val="none"/>
+          <ns2:ligatures ns2:val="none"/>
         </w:rPr>
         <w:t>ó</w:t>
       </w:r>
@@ -1093,7 +1093,7 @@
           <w:color w:val="000000"/>
           <w:kern w:val="0"/>
           <w:lang w:eastAsia="es-ES"/>
-          <w14:ligatures w14:val="none"/>
+          <ns2:ligatures ns2:val="none"/>
         </w:rPr>
         <w:t xml:space="preserve">Endoso 1474677 de cesión de derechos indemnizatorios a favor de entidad financiera con </w:t>
       </w:r>
@@ -1103,7 +1103,7 @@
           <w:color w:val="000000"/>
           <w:kern w:val="0"/>
           <w:lang w:eastAsia="es-ES"/>
-          <w14:ligatures w14:val="none"/>
+          <ns2:ligatures ns2:val="none"/>
         </w:rPr>
         <w:t>un</w:t>
       </w:r>
@@ -1113,7 +1113,7 @@
           <w:color w:val="000000"/>
           <w:kern w:val="0"/>
           <w:lang w:eastAsia="es-ES"/>
-          <w14:ligatures w14:val="none"/>
+          <ns2:ligatures ns2:val="none"/>
         </w:rPr>
         <w:t>a vigencia del 05 de noviembre de 2024 al 30 de setiembre del 2061</w:t>
       </w:r>
@@ -1123,7 +1123,7 @@
           <w:color w:val="000000"/>
           <w:kern w:val="0"/>
           <w:lang w:eastAsia="es-ES"/>
-          <w14:ligatures w14:val="none"/>
+          <ns2:ligatures ns2:val="none"/>
         </w:rPr>
         <w:t>, una cobertura adicional por muerte accidental hasta el 30 de septiembre de 2031 y una cobertura adicional por invalidez total hasta esa misma fecha</w:t>
       </w:r>
@@ -1133,7 +1133,7 @@
           <w:color w:val="000000"/>
           <w:kern w:val="0"/>
           <w:lang w:eastAsia="es-ES"/>
-          <w14:ligatures w14:val="none"/>
+          <ns2:ligatures ns2:val="none"/>
         </w:rPr>
         <w:t>. I</w:t>
       </w:r>
@@ -1143,12 +1143,12 @@
           <w:color w:val="000000"/>
           <w:kern w:val="0"/>
           <w:lang w:eastAsia="es-ES"/>
-          <w14:ligatures w14:val="none"/>
+          <ns2:ligatures ns2:val="none"/>
         </w:rPr>
         <w:t xml:space="preserve">ndicó que contrató dicha póliza bajo la premisa de que sería susceptible de ser endosada conforme a las condiciones del crédito hipotecario. Posteriormente, tomó conocimiento de que las fechas de vigencia de las coberturas adicionales no cumplían con el plazo exigido por la entidad financiera, cuyo crédito tenía como fecha de vencimiento diciembre de 2037. En una etapa posterior a la contratación, señaló que la empresa no le advirtió que las fechas de las coberturas adicionales eran incompatibles con los requisitos exigidos por el banco para el endoso. Asimismo, indicó que el personal de la empresa no le informó que dichas fechas no podían ser modificadas, lo cual, según su versión, habría sido conocido por el intermediario y por la aseguradora al momento de emitir la póliza. </w:t>
       </w:r>
     </w:p>
-    <w:p>
+    <w:p ns2:paraId="485DF341" ns2:textId="77777777">
       <w:pPr>
         <w:pStyle w:val="Prrafodelista"/>
         <w:spacing w:after="0" w:line="240" w:lineRule="auto"/>
@@ -1159,11 +1159,11 @@
           <w:color w:val="000000"/>
           <w:kern w:val="0"/>
           <w:lang w:eastAsia="es-ES"/>
-          <w14:ligatures w14:val="none"/>
-        </w:rPr>
-      </w:pPr>
-    </w:p>
-    <w:p>
+          <ns2:ligatures ns2:val="none"/>
+        </w:rPr>
+      </w:pPr>
+    </w:p>
+    <w:p ns2:paraId="3C50645B" ns2:textId="6542C1C5">
       <w:pPr>
         <w:pStyle w:val="Prrafodelista"/>
         <w:numPr>
@@ -1182,7 +1182,7 @@
           <w:color w:val="000000"/>
           <w:kern w:val="0"/>
           <w:lang w:eastAsia="es-ES"/>
-          <w14:ligatures w14:val="none"/>
+          <ns2:ligatures ns2:val="none"/>
         </w:rPr>
       </w:pPr>
       <w:r>
@@ -1191,12 +1191,12 @@
           <w:color w:val="000000"/>
           <w:kern w:val="0"/>
           <w:lang w:eastAsia="es-ES"/>
-          <w14:ligatures w14:val="none"/>
+          <ns2:ligatures ns2:val="none"/>
         </w:rPr>
         <w:t xml:space="preserve">El 31 de octubre de 2024, presentó un reclamo formal ante la empresa aseguradora, a fin de expresar su disconformidad con las condiciones del seguro contratado y su impacto en la imposibilidad de endoso. Según refiere, dicho reclamo no habría sido atendido por la entidad. </w:t>
       </w:r>
     </w:p>
-    <w:p>
+    <w:p ns2:paraId="7C914B81" ns2:textId="77777777">
       <w:pPr>
         <w:pStyle w:val="Prrafodelista"/>
         <w:spacing w:after="0" w:line="240" w:lineRule="auto"/>
@@ -1207,11 +1207,11 @@
           <w:color w:val="000000"/>
           <w:kern w:val="0"/>
           <w:lang w:eastAsia="es-ES"/>
-          <w14:ligatures w14:val="none"/>
-        </w:rPr>
-      </w:pPr>
-    </w:p>
-    <w:p>
+          <ns2:ligatures ns2:val="none"/>
+        </w:rPr>
+      </w:pPr>
+    </w:p>
+    <w:p ns2:paraId="3B47E261" ns2:textId="4D10920F">
       <w:pPr>
         <w:pStyle w:val="Prrafodelista"/>
         <w:numPr>
@@ -1230,7 +1230,7 @@
           <w:color w:val="000000"/>
           <w:kern w:val="0"/>
           <w:lang w:eastAsia="es-ES"/>
-          <w14:ligatures w14:val="none"/>
+          <ns2:ligatures ns2:val="none"/>
         </w:rPr>
       </w:pPr>
       <w:r>
@@ -1239,12 +1239,12 @@
           <w:color w:val="000000"/>
           <w:kern w:val="0"/>
           <w:lang w:eastAsia="es-ES"/>
-          <w14:ligatures w14:val="none"/>
+          <ns2:ligatures ns2:val="none"/>
         </w:rPr>
         <w:t xml:space="preserve">El 04 de noviembre de 2024, presentó un requerimiento de información ante la empresa, vinculado a los mismos hechos objeto de su reclamo anterior. Señaló que tampoco recibió respuesta respecto a esta solicitud. </w:t>
       </w:r>
     </w:p>
-    <w:p>
+    <w:p ns2:paraId="19920D45" ns2:textId="77777777">
       <w:pPr>
         <w:pStyle w:val="Prrafodelista"/>
         <w:spacing w:after="0" w:line="240" w:lineRule="auto"/>
@@ -1255,11 +1255,11 @@
           <w:color w:val="000000"/>
           <w:kern w:val="0"/>
           <w:lang w:eastAsia="es-ES"/>
-          <w14:ligatures w14:val="none"/>
-        </w:rPr>
-      </w:pPr>
-    </w:p>
-    <w:p>
+          <ns2:ligatures ns2:val="none"/>
+        </w:rPr>
+      </w:pPr>
+    </w:p>
+    <w:p ns2:paraId="07906B57" ns2:textId="0FC02E15">
       <w:pPr>
         <w:pStyle w:val="Prrafodelista"/>
         <w:numPr>
@@ -1278,7 +1278,7 @@
           <w:color w:val="000000"/>
           <w:kern w:val="0"/>
           <w:lang w:eastAsia="es-ES"/>
-          <w14:ligatures w14:val="none"/>
+          <ns2:ligatures ns2:val="none"/>
         </w:rPr>
       </w:pPr>
       <w:r>
@@ -1287,7 +1287,7 @@
           <w:color w:val="000000"/>
           <w:kern w:val="0"/>
           <w:lang w:eastAsia="es-ES"/>
-          <w14:ligatures w14:val="none"/>
+          <ns2:ligatures ns2:val="none"/>
         </w:rPr>
         <w:t>El 03 de diciembre de 2024, se apersonó nuevamente a las instalaciones de la empresa aseguradora, con el propósito de reiterar su reclamo ante la falta de atención a los requerimientos formulados previamente. Indicó que no obtuvo respuesta favorable por parte de la promotora ni del personal de jefatura de la empresa</w:t>
       </w:r>
@@ -1297,7 +1297,7 @@
           <w:color w:val="000000"/>
           <w:kern w:val="0"/>
           <w:lang w:eastAsia="es-ES"/>
-          <w14:ligatures w14:val="none"/>
+          <ns2:ligatures ns2:val="none"/>
         </w:rPr>
         <w:t>.</w:t>
       </w:r>
@@ -1307,12 +1307,12 @@
           <w:color w:val="000000"/>
           <w:kern w:val="0"/>
           <w:lang w:eastAsia="es-ES"/>
-          <w14:ligatures w14:val="none"/>
+          <ns2:ligatures ns2:val="none"/>
         </w:rPr>
         <w:t xml:space="preserve"> </w:t>
       </w:r>
     </w:p>
-    <w:p>
+    <w:p ns2:paraId="667DBDCB" ns2:textId="77777777">
       <w:pPr>
         <w:tabs>
           <w:tab w:val="left" w:pos="1134"/>
@@ -1324,11 +1324,11 @@
           <w:color w:val="000000"/>
           <w:kern w:val="0"/>
           <w:lang w:eastAsia="es-ES"/>
-          <w14:ligatures w14:val="none"/>
-        </w:rPr>
-      </w:pPr>
-    </w:p>
-    <w:p>
+          <ns2:ligatures ns2:val="none"/>
+        </w:rPr>
+      </w:pPr>
+    </w:p>
+    <w:p ns2:paraId="44007BE6" ns2:textId="123F9E26">
       <w:pPr>
         <w:numPr>
           <w:ilvl w:val="1"/>
@@ -1346,14 +1346,14 @@
           <w:color w:val="000000"/>
           <w:kern w:val="0"/>
           <w:lang w:val="es-ES" w:eastAsia="es-ES"/>
-          <w14:ligatures w14:val="none"/>
+          <ns2:ligatures ns2:val="none"/>
         </w:rPr>
       </w:pPr>
       <w:r>
         <w:rPr>
           <w:rFonts w:ascii="Arial Narrow" w:eastAsia="Calibri" w:hAnsi="Arial Narrow" w:cs="Arial"/>
           <w:kern w:val="0"/>
-          <w14:ligatures w14:val="none"/>
+          <ns2:ligatures ns2:val="none"/>
         </w:rPr>
         <w:t xml:space="preserve">El Señor [APELLIDO] solicitó, en calidad de medida correctiva, que Pacífico cumpla con: (i) realizar la devolución del monto de pago de la prima y las tres cuotas pagadas del Seguro de Vida; y, (ii) anular el contrato de Seguro de Vida. Asimismo, requirió el reembolso de costos y costas del presente procedimiento.</w:t>
       </w:r>
@@ -1363,7 +1363,7 @@
           <w:color w:val="000000"/>
           <w:kern w:val="0"/>
           <w:lang w:val="es-ES" w:eastAsia="es-ES"/>
-          <w14:ligatures w14:val="none"/>
+          <ns2:ligatures ns2:val="none"/>
         </w:rPr>
         <w:t xml:space="preserve"/>
       </w:r>
@@ -1373,7 +1373,7 @@
           <w:color w:val="000000"/>
           <w:kern w:val="0"/>
           <w:lang w:val="es-ES" w:eastAsia="es-ES"/>
-          <w14:ligatures w14:val="none"/>
+          <ns2:ligatures ns2:val="none"/>
         </w:rPr>
         <w:t xml:space="preserve"/>
       </w:r>
@@ -1383,7 +1383,7 @@
           <w:color w:val="000000"/>
           <w:kern w:val="0"/>
           <w:lang w:val="es-ES" w:eastAsia="es-ES"/>
-          <w14:ligatures w14:val="none"/>
+          <ns2:ligatures ns2:val="none"/>
         </w:rPr>
         <w:t/>
       </w:r>
@@ -1393,7 +1393,7 @@
           <w:color w:val="000000"/>
           <w:kern w:val="0"/>
           <w:lang w:val="es-ES" w:eastAsia="es-ES"/>
-          <w14:ligatures w14:val="none"/>
+          <ns2:ligatures ns2:val="none"/>
         </w:rPr>
         <w:t/>
       </w:r>
@@ -1403,7 +1403,7 @@
           <w:color w:val="000000"/>
           <w:kern w:val="0"/>
           <w:lang w:val="es-ES" w:eastAsia="es-ES"/>
-          <w14:ligatures w14:val="none"/>
+          <ns2:ligatures ns2:val="none"/>
         </w:rPr>
         <w:t xml:space="preserve"/>
       </w:r>
@@ -1413,7 +1413,7 @@
           <w:color w:val="000000"/>
           <w:kern w:val="0"/>
           <w:lang w:val="es-ES" w:eastAsia="es-ES"/>
-          <w14:ligatures w14:val="none"/>
+          <ns2:ligatures ns2:val="none"/>
         </w:rPr>
         <w:t/>
       </w:r>
@@ -1447,7 +1447,7 @@
           <w:color w:val="000000"/>
           <w:kern w:val="0"/>
           <w:lang w:val="es-ES" w:eastAsia="es-ES"/>
-          <w14:ligatures w14:val="none"/>
+          <ns2:ligatures ns2:val="none"/>
         </w:rPr>
         <w:t/>
       </w:r>
@@ -1458,7 +1458,7 @@
           <w:color w:val="000000"/>
           <w:kern w:val="0"/>
           <w:lang w:val="es-ES" w:eastAsia="es-ES"/>
-          <w14:ligatures w14:val="none"/>
+          <ns2:ligatures ns2:val="none"/>
         </w:rPr>
         <w:t/>
       </w:r>
@@ -1469,7 +1469,7 @@
           <w:color w:val="000000"/>
           <w:kern w:val="0"/>
           <w:lang w:val="es-ES" w:eastAsia="es-ES"/>
-          <w14:ligatures w14:val="none"/>
+          <ns2:ligatures ns2:val="none"/>
         </w:rPr>
         <w:t xml:space="preserve"/>
       </w:r>
@@ -1497,12 +1497,12 @@
           <w:color w:val="000000"/>
           <w:kern w:val="0"/>
           <w:lang w:val="es-ES" w:eastAsia="es-ES"/>
-          <w14:ligatures w14:val="none"/>
+          <ns2:ligatures ns2:val="none"/>
         </w:rPr>
         <w:t/>
       </w:r>
     </w:p>
-    <w:p>
+    <w:p ns2:paraId="619E0710" ns2:textId="77777777">
       <w:pPr>
         <w:spacing w:after="0" w:line="240" w:lineRule="auto"/>
         <w:contextualSpacing/>
@@ -1513,11 +1513,11 @@
           <w:color w:val="000000"/>
           <w:kern w:val="0"/>
           <w:lang w:eastAsia="es-PE"/>
-          <w14:ligatures w14:val="none"/>
-        </w:rPr>
-      </w:pPr>
-    </w:p>
-    <w:p>
+          <ns2:ligatures ns2:val="none"/>
+        </w:rPr>
+      </w:pPr>
+    </w:p>
+    <w:p ns2:paraId="0681DFDC" ns2:textId="77777777">
       <w:pPr>
         <w:pStyle w:val="Prrafodelista"/>
         <w:numPr>
@@ -1537,22 +1537,22 @@
           <w:color w:val="000000"/>
           <w:kern w:val="0"/>
           <w:lang w:eastAsia="es-PE"/>
-          <w14:ligatures w14:val="none"/>
-        </w:rPr>
-      </w:pPr>
-      <w:r>
-        <w:rPr>
-          <w:rFonts w:ascii="Arial Narrow" w:eastAsia="Arial Narrow" w:hAnsi="Arial Narrow" w:cs="Arial Narrow"/>
-          <w:b/>
-          <w:color w:val="000000"/>
-          <w:kern w:val="0"/>
-          <w:lang w:eastAsia="es-PE"/>
-          <w14:ligatures w14:val="none"/>
+          <ns2:ligatures ns2:val="none"/>
+        </w:rPr>
+      </w:pPr>
+      <w:r>
+        <w:rPr>
+          <w:rFonts w:ascii="Arial Narrow" w:eastAsia="Arial Narrow" w:hAnsi="Arial Narrow" w:cs="Arial Narrow"/>
+          <w:b/>
+          <w:color w:val="000000"/>
+          <w:kern w:val="0"/>
+          <w:lang w:eastAsia="es-PE"/>
+          <ns2:ligatures ns2:val="none"/>
         </w:rPr>
         <w:t>DE LA ADMISIÓN A TRÁMITE DE LA DENUNCIA</w:t>
       </w:r>
     </w:p>
-    <w:p>
+    <w:p ns2:paraId="3F75B5BE" ns2:textId="77777777">
       <w:pPr>
         <w:spacing w:after="0" w:line="240" w:lineRule="auto"/>
         <w:ind w:left="567"/>
@@ -1564,11 +1564,11 @@
           <w:color w:val="000000"/>
           <w:kern w:val="0"/>
           <w:lang w:eastAsia="es-PE"/>
-          <w14:ligatures w14:val="none"/>
-        </w:rPr>
-      </w:pPr>
-    </w:p>
-    <w:p>
+          <ns2:ligatures ns2:val="none"/>
+        </w:rPr>
+      </w:pPr>
+    </w:p>
+    <w:p ns2:paraId="168ED170" ns2:textId="2EBFED23">
       <w:pPr>
         <w:pStyle w:val="Prrafodelista"/>
         <w:numPr>
@@ -1581,7 +1581,7 @@
         <w:rPr>
           <w:rFonts w:ascii="Arial Narrow" w:eastAsia="Arial Narrow" w:hAnsi="Arial Narrow" w:cs="Arial Narrow"/>
           <w:kern w:val="0"/>
-          <w14:ligatures w14:val="none"/>
+          <ns2:ligatures ns2:val="none"/>
         </w:rPr>
       </w:pPr>
       <w:bookmarkStart w:id="1" w:name="_Hlk140755208"/>
@@ -1593,7 +1593,7 @@
           <w:color w:val="000000"/>
           <w:kern w:val="0"/>
           <w:lang w:eastAsia="es-PE"/>
-          <w14:ligatures w14:val="none"/>
+          <ns2:ligatures ns2:val="none"/>
         </w:rPr>
         <w:t xml:space="preserve">La </w:t>
       </w:r>
@@ -1606,7 +1606,7 @@
           <w:color w:val="000000"/>
           <w:kern w:val="0"/>
           <w:lang w:eastAsia="es-PE"/>
-          <w14:ligatures w14:val="none"/>
+          <ns2:ligatures ns2:val="none"/>
         </w:rPr>
         <w:t>Secretaría Técnica de la Comisión de Protección al Consumidor 1 (en adelante, la Secretaría Técnica), en ejercicio de sus facultades</w:t>
       </w:r>
@@ -1616,7 +1616,7 @@
           <w:rFonts w:ascii="Arial Narrow" w:eastAsia="Arial Narrow" w:hAnsi="Arial Narrow" w:cs="Arial Narrow"/>
           <w:kern w:val="0"/>
           <w:vertAlign w:val="superscript"/>
-          <w14:ligatures w14:val="none"/>
+          <ns2:ligatures ns2:val="none"/>
         </w:rPr>
         <w:footnoteReference w:id="3"/>
       </w:r>
@@ -1626,7 +1626,7 @@
           <w:color w:val="000000"/>
           <w:kern w:val="0"/>
           <w:lang w:eastAsia="es-PE"/>
-          <w14:ligatures w14:val="none"/>
+          <ns2:ligatures ns2:val="none"/>
         </w:rPr>
         <w:t xml:space="preserve">, considera </w:t>
       </w:r>
@@ -1634,7 +1634,7 @@
         <w:rPr>
           <w:rFonts w:ascii="Arial Narrow" w:eastAsia="Arial Narrow" w:hAnsi="Arial Narrow" w:cs="Arial Narrow"/>
           <w:kern w:val="0"/>
-          <w14:ligatures w14:val="none"/>
+          <ns2:ligatures ns2:val="none"/>
         </w:rPr>
         <w:t xml:space="preserve">que el hecho denunciado, </w:t>
       </w:r>
@@ -1642,7 +1642,7 @@
         <w:rPr>
           <w:rFonts w:ascii="Arial Narrow" w:eastAsia="Arial Narrow" w:hAnsi="Arial Narrow" w:cs="Arial Narrow"/>
           <w:kern w:val="0"/>
-          <w14:ligatures w14:val="none"/>
+          <ns2:ligatures ns2:val="none"/>
         </w:rPr>
         <w:t xml:space="preserve">consistente en que </w:t>
       </w:r>
@@ -1673,7 +1673,7 @@
         <w:rPr>
           <w:rFonts w:ascii="Arial Narrow" w:eastAsia="Arial Narrow" w:hAnsi="Arial Narrow" w:cs="Arial Narrow"/>
           <w:kern w:val="0"/>
-          <w14:ligatures w14:val="none"/>
+          <ns2:ligatures ns2:val="none"/>
         </w:rPr>
         <w:t>; involucraría una presunta afectación a sus expecta</w:t>
       </w:r>
@@ -1681,7 +1681,7 @@
         <w:rPr>
           <w:rFonts w:ascii="Arial Narrow" w:eastAsia="Arial Narrow" w:hAnsi="Arial Narrow" w:cs="Arial Narrow"/>
           <w:kern w:val="0"/>
-          <w14:ligatures w14:val="none"/>
+          <ns2:ligatures ns2:val="none"/>
         </w:rPr>
         <w:t>tivas, quien no habría encontrado una correspondencia entre lo que esperaba recibir de parte del proveedor y lo que realmente recibió. Por consiguiente, corresponde calificar el hecho materia de denuncia como una presunta infracción al deber de idoneidad, tipificado en los artículos 18</w:t>
       </w:r>
@@ -1691,7 +1691,7 @@
           <w:color w:val="000000"/>
           <w:kern w:val="0"/>
           <w:lang w:eastAsia="es-PE"/>
-          <w14:ligatures w14:val="none"/>
+          <ns2:ligatures ns2:val="none"/>
         </w:rPr>
         <w:t/>
       </w:r>
@@ -1699,7 +1699,7 @@
         <w:rPr>
           <w:rFonts w:ascii="Arial Narrow" w:eastAsia="Arial Narrow" w:hAnsi="Arial Narrow" w:cs="Arial Narrow"/>
           <w:kern w:val="0"/>
-          <w14:ligatures w14:val="none"/>
+          <ns2:ligatures ns2:val="none"/>
         </w:rPr>
         <w:t xml:space="preserve"> y 19</w:t>
       </w:r>
@@ -1709,7 +1709,7 @@
           <w:color w:val="000000"/>
           <w:kern w:val="0"/>
           <w:lang w:eastAsia="es-PE"/>
-          <w14:ligatures w14:val="none"/>
+          <ns2:ligatures ns2:val="none"/>
         </w:rPr>
         <w:t/>
       </w:r>
@@ -1717,7 +1717,7 @@
         <w:rPr>
           <w:rFonts w:ascii="Arial Narrow" w:eastAsia="Arial Narrow" w:hAnsi="Arial Narrow" w:cs="Arial Narrow"/>
           <w:kern w:val="0"/>
-          <w14:ligatures w14:val="none"/>
+          <ns2:ligatures ns2:val="none"/>
         </w:rPr>
         <w:t xml:space="preserve"> del Código</w:t>
       </w:r>
@@ -1727,7 +1727,7 @@
           <w:rFonts w:ascii="Arial Narrow" w:eastAsia="Arial Narrow" w:hAnsi="Arial Narrow" w:cs="Arial"/>
           <w:kern w:val="0"/>
           <w:vertAlign w:val="superscript"/>
-          <w14:ligatures w14:val="none"/>
+          <ns2:ligatures ns2:val="none"/>
         </w:rPr>
         <w:footnoteReference w:id="4"/>
       </w:r>
@@ -1735,23 +1735,23 @@
         <w:rPr>
           <w:rFonts w:ascii="Arial Narrow" w:eastAsia="Arial Narrow" w:hAnsi="Arial Narrow" w:cs="Arial Narrow"/>
           <w:kern w:val="0"/>
-          <w14:ligatures w14:val="none"/>
+          <ns2:ligatures ns2:val="none"/>
         </w:rPr>
         <w:t>.</w:t>
       </w:r>
     </w:p>
-    <w:p>
-      <w:pPr>
-        <w:spacing w:after="0" w:line="240" w:lineRule="auto"/>
-        <w:jc w:val="both"/>
-        <w:rPr>
-          <w:rFonts w:ascii="Arial Narrow" w:eastAsia="Arial Narrow" w:hAnsi="Arial Narrow" w:cs="Arial Narrow"/>
-          <w:kern w:val="0"/>
-          <w14:ligatures w14:val="none"/>
-        </w:rPr>
-      </w:pPr>
-    </w:p>
-    <w:p>
+    <w:p ns2:paraId="205D410C" ns2:textId="77777777">
+      <w:pPr>
+        <w:spacing w:after="0" w:line="240" w:lineRule="auto"/>
+        <w:jc w:val="both"/>
+        <w:rPr>
+          <w:rFonts w:ascii="Arial Narrow" w:eastAsia="Arial Narrow" w:hAnsi="Arial Narrow" w:cs="Arial Narrow"/>
+          <w:kern w:val="0"/>
+          <ns2:ligatures ns2:val="none"/>
+        </w:rPr>
+      </w:pPr>
+    </w:p>
+    <w:p ns2:paraId="313B6428" ns2:textId="6CEE3E06">
       <w:pPr>
         <w:pStyle w:val="Prrafodelista"/>
         <w:numPr>
@@ -1764,14 +1764,14 @@
         <w:rPr>
           <w:rFonts w:ascii="Arial Narrow" w:eastAsia="Arial Narrow" w:hAnsi="Arial Narrow" w:cs="Arial Narrow"/>
           <w:kern w:val="0"/>
-          <w14:ligatures w14:val="none"/>
-        </w:rPr>
-      </w:pPr>
-      <w:r>
-        <w:rPr>
-          <w:rFonts w:ascii="Arial Narrow" w:eastAsia="Arial Narrow" w:hAnsi="Arial Narrow" w:cs="Arial Narrow"/>
-          <w:kern w:val="0"/>
-          <w14:ligatures w14:val="none"/>
+          <ns2:ligatures ns2:val="none"/>
+        </w:rPr>
+      </w:pPr>
+      <w:r>
+        <w:rPr>
+          <w:rFonts w:ascii="Arial Narrow" w:eastAsia="Arial Narrow" w:hAnsi="Arial Narrow" w:cs="Arial Narrow"/>
+          <w:kern w:val="0"/>
+          <ns2:ligatures ns2:val="none"/>
         </w:rPr>
         <w:t xml:space="preserve">Además, la Secretaría Técnica, en ejercicio de sus facultades, considera que el hecho denunciado, consistente en que </w:t>
       </w:r>
@@ -1802,23 +1802,23 @@
         <w:rPr>
           <w:rFonts w:ascii="Arial Narrow" w:eastAsia="Arial Narrow" w:hAnsi="Arial Narrow" w:cs="Arial Narrow"/>
           <w:kern w:val="0"/>
-          <w14:ligatures w14:val="none"/>
+          <ns2:ligatures ns2:val="none"/>
         </w:rPr>
         <w:t>; involucraría una presunta afectación a sus expectativas, quien no habría encontrado una correspondencia entre lo que esperaba recibir de parte del proveedor y lo que realmente recibió. Por consiguiente, corresponde calificar el hecho materia de denuncia como una presunta infracción al deber de idoneidad, tipificado en los artículos 18 y 19 del Código.</w:t>
       </w:r>
     </w:p>
-    <w:p>
+    <w:p ns2:paraId="2AB361CD" ns2:textId="77777777">
       <w:pPr>
         <w:pStyle w:val="Prrafodelista"/>
         <w:spacing w:line="240" w:lineRule="auto"/>
         <w:rPr>
           <w:rFonts w:ascii="Arial Narrow" w:eastAsia="Arial Narrow" w:hAnsi="Arial Narrow" w:cs="Arial Narrow"/>
           <w:kern w:val="0"/>
-          <w14:ligatures w14:val="none"/>
-        </w:rPr>
-      </w:pPr>
-    </w:p>
-    <w:p>
+          <ns2:ligatures ns2:val="none"/>
+        </w:rPr>
+      </w:pPr>
+    </w:p>
+    <w:p ns2:paraId="49B7C953" ns2:textId="4507D06B">
       <w:pPr>
         <w:pStyle w:val="Prrafodelista"/>
         <w:numPr>
@@ -1831,14 +1831,14 @@
         <w:rPr>
           <w:rFonts w:ascii="Arial Narrow" w:eastAsia="Arial Narrow" w:hAnsi="Arial Narrow" w:cs="Arial Narrow"/>
           <w:kern w:val="0"/>
-          <w14:ligatures w14:val="none"/>
-        </w:rPr>
-      </w:pPr>
-      <w:r>
-        <w:rPr>
-          <w:rFonts w:ascii="Arial Narrow" w:eastAsia="Arial Narrow" w:hAnsi="Arial Narrow" w:cs="Arial Narrow"/>
-          <w:kern w:val="0"/>
-          <w14:ligatures w14:val="none"/>
+          <ns2:ligatures ns2:val="none"/>
+        </w:rPr>
+      </w:pPr>
+      <w:r>
+        <w:rPr>
+          <w:rFonts w:ascii="Arial Narrow" w:eastAsia="Arial Narrow" w:hAnsi="Arial Narrow" w:cs="Arial Narrow"/>
+          <w:kern w:val="0"/>
+          <ns2:ligatures ns2:val="none"/>
         </w:rPr>
         <w:t xml:space="preserve">Asimismo, la Secretaría Técnica, en ejercicio de sus facultades, considera que el hecho denunciado, consistente en que </w:t>
       </w:r>
@@ -1853,7 +1853,7 @@
         <w:rPr>
           <w:rFonts w:ascii="Arial Narrow" w:eastAsia="Arial Narrow" w:hAnsi="Arial Narrow" w:cs="Arial Narrow"/>
           <w:kern w:val="0"/>
-          <w14:ligatures w14:val="none"/>
+          <ns2:ligatures ns2:val="none"/>
         </w:rPr>
         <w:t xml:space="preserve">; involucraría una presunta afectación a sus expectativas, quien no habría encontrado una correspondencia entre lo que esperaba recibir de parte del proveedor y lo que realmente recibió. Por consiguiente, corresponde calificar el hecho materia de denuncia como </w:t>
       </w:r>
@@ -1861,7 +1861,7 @@
         <w:rPr>
           <w:rFonts w:ascii="Arial Narrow" w:eastAsia="Arial Narrow" w:hAnsi="Arial Narrow" w:cs="Arial Narrow"/>
           <w:kern w:val="0"/>
-          <w14:ligatures w14:val="none"/>
+          <ns2:ligatures ns2:val="none"/>
         </w:rPr>
         <w:t xml:space="preserve">una presunta infracción al deber de </w:t>
       </w:r>
@@ -1869,7 +1869,7 @@
         <w:rPr>
           <w:rFonts w:ascii="Arial Narrow" w:eastAsia="Arial Narrow" w:hAnsi="Arial Narrow" w:cs="Arial Narrow"/>
           <w:kern w:val="0"/>
-          <w14:ligatures w14:val="none"/>
+          <ns2:ligatures ns2:val="none"/>
         </w:rPr>
         <w:t>atención de reclamos</w:t>
       </w:r>
@@ -1877,7 +1877,7 @@
         <w:rPr>
           <w:rFonts w:ascii="Arial Narrow" w:eastAsia="Arial Narrow" w:hAnsi="Arial Narrow" w:cs="Arial Narrow"/>
           <w:kern w:val="0"/>
-          <w14:ligatures w14:val="none"/>
+          <ns2:ligatures ns2:val="none"/>
         </w:rPr>
         <w:t xml:space="preserve">, tipificado en </w:t>
       </w:r>
@@ -1885,7 +1885,7 @@
         <w:rPr>
           <w:rFonts w:ascii="Arial Narrow" w:eastAsia="Arial Narrow" w:hAnsi="Arial Narrow" w:cs="Arial Narrow"/>
           <w:kern w:val="0"/>
-          <w14:ligatures w14:val="none"/>
+          <ns2:ligatures ns2:val="none"/>
         </w:rPr>
         <w:t xml:space="preserve">el </w:t>
       </w:r>
@@ -1895,7 +1895,7 @@
           <w:kern w:val="0"/>
           <w:shd w:val="clear" w:color="auto" w:fill="FFFFFF"/>
           <w:lang w:eastAsia="es-PE"/>
-          <w14:ligatures w14:val="none"/>
+          <ns2:ligatures ns2:val="none"/>
         </w:rPr>
         <w:t>numeral 88.1 del artículo 88</w:t>
       </w:r>
@@ -1904,7 +1904,7 @@
           <w:rFonts w:ascii="Arial Narrow" w:eastAsia="Calibri" w:hAnsi="Arial Narrow" w:cs="Arial Narrow"/>
           <w:kern w:val="0"/>
           <w:lang w:eastAsia="es-PE"/>
-          <w14:ligatures w14:val="none"/>
+          <ns2:ligatures ns2:val="none"/>
         </w:rPr>
         <w:t xml:space="preserve"> </w:t>
       </w:r>
@@ -1912,7 +1912,7 @@
         <w:rPr>
           <w:rFonts w:ascii="Arial Narrow" w:eastAsia="Arial Narrow" w:hAnsi="Arial Narrow" w:cs="Arial Narrow"/>
           <w:kern w:val="0"/>
-          <w14:ligatures w14:val="none"/>
+          <ns2:ligatures ns2:val="none"/>
         </w:rPr>
         <w:t>del Código</w:t>
       </w:r>
@@ -1922,7 +1922,7 @@
           <w:rFonts w:ascii="Arial Narrow" w:eastAsia="Arial Narrow" w:hAnsi="Arial Narrow" w:cs="Arial"/>
           <w:kern w:val="0"/>
           <w:vertAlign w:val="superscript"/>
-          <w14:ligatures w14:val="none"/>
+          <ns2:ligatures ns2:val="none"/>
         </w:rPr>
         <w:footnoteReference w:id="5"/>
       </w:r>
@@ -1930,23 +1930,23 @@
         <w:rPr>
           <w:rFonts w:ascii="Arial Narrow" w:eastAsia="Arial Narrow" w:hAnsi="Arial Narrow" w:cs="Arial Narrow"/>
           <w:kern w:val="0"/>
-          <w14:ligatures w14:val="none"/>
+          <ns2:ligatures ns2:val="none"/>
         </w:rPr>
         <w:t>.</w:t>
       </w:r>
     </w:p>
-    <w:p>
+    <w:p ns2:paraId="31EF7B73" ns2:textId="77777777">
       <w:pPr>
         <w:pStyle w:val="Prrafodelista"/>
         <w:spacing w:line="240" w:lineRule="auto"/>
         <w:rPr>
           <w:rFonts w:ascii="Arial Narrow" w:eastAsia="Arial Narrow" w:hAnsi="Arial Narrow" w:cs="Arial Narrow"/>
           <w:kern w:val="0"/>
-          <w14:ligatures w14:val="none"/>
-        </w:rPr>
-      </w:pPr>
-    </w:p>
-    <w:p>
+          <ns2:ligatures ns2:val="none"/>
+        </w:rPr>
+      </w:pPr>
+    </w:p>
+    <w:p ns2:paraId="05D0AFA8" ns2:textId="6C87FF13">
       <w:pPr>
         <w:pStyle w:val="Prrafodelista"/>
         <w:numPr>
@@ -1959,14 +1959,14 @@
         <w:rPr>
           <w:rFonts w:ascii="Arial Narrow" w:eastAsia="Arial Narrow" w:hAnsi="Arial Narrow" w:cs="Arial Narrow"/>
           <w:kern w:val="0"/>
-          <w14:ligatures w14:val="none"/>
-        </w:rPr>
-      </w:pPr>
-      <w:r>
-        <w:rPr>
-          <w:rFonts w:ascii="Arial Narrow" w:eastAsia="Arial Narrow" w:hAnsi="Arial Narrow" w:cs="Arial Narrow"/>
-          <w:kern w:val="0"/>
-          <w14:ligatures w14:val="none"/>
+          <ns2:ligatures ns2:val="none"/>
+        </w:rPr>
+      </w:pPr>
+      <w:r>
+        <w:rPr>
+          <w:rFonts w:ascii="Arial Narrow" w:eastAsia="Arial Narrow" w:hAnsi="Arial Narrow" w:cs="Arial Narrow"/>
+          <w:kern w:val="0"/>
+          <ns2:ligatures ns2:val="none"/>
         </w:rPr>
         <w:t xml:space="preserve">Así también, la Secretaría Técnica, en ejercicio de sus facultades, considera que el hecho denunciado, consistente en que </w:t>
       </w:r>
@@ -1974,7 +1974,7 @@
         <w:rPr>
           <w:rFonts w:ascii="Arial Narrow" w:eastAsia="Arial Narrow" w:hAnsi="Arial Narrow" w:cs="Arial Narrow"/>
           <w:kern w:val="0"/>
-          <w14:ligatures w14:val="none"/>
+          <ns2:ligatures ns2:val="none"/>
         </w:rPr>
         <w:t>la compañía aseguradora no habría brindado una respuesta al requerimiento de información presentado por el denunciante el 4 de noviembre de 2024</w:t>
       </w:r>
@@ -1982,7 +1982,7 @@
         <w:rPr>
           <w:rFonts w:ascii="Arial Narrow" w:eastAsia="Arial Narrow" w:hAnsi="Arial Narrow" w:cs="Arial Narrow"/>
           <w:kern w:val="0"/>
-          <w14:ligatures w14:val="none"/>
+          <ns2:ligatures ns2:val="none"/>
         </w:rPr>
         <w:t>. Por consiguiente, corresponde calificar el hecho materia de denuncia como una presunta infracción al deber de información, tipificado en el artículo 1, numeral 1, literal b) y al artículo 2 del Código</w:t>
       </w:r>
@@ -1992,7 +1992,7 @@
           <w:rFonts w:ascii="Arial Narrow" w:eastAsia="Arial Narrow" w:hAnsi="Arial Narrow" w:cs="Arial"/>
           <w:kern w:val="0"/>
           <w:vertAlign w:val="superscript"/>
-          <w14:ligatures w14:val="none"/>
+          <ns2:ligatures ns2:val="none"/>
         </w:rPr>
         <w:footnoteReference w:id="6"/>
       </w:r>
@@ -2000,12 +2000,12 @@
         <w:rPr>
           <w:rFonts w:ascii="Arial Narrow" w:eastAsia="Arial Narrow" w:hAnsi="Arial Narrow" w:cs="Arial Narrow"/>
           <w:kern w:val="0"/>
-          <w14:ligatures w14:val="none"/>
+          <ns2:ligatures ns2:val="none"/>
         </w:rPr>
         <w:t>.</w:t>
       </w:r>
     </w:p>
-    <w:p>
+    <w:p ns2:paraId="4F1E88E9" ns2:textId="32C7B6F6">
       <w:pPr>
         <w:pStyle w:val="Prrafodelista"/>
         <w:spacing w:after="0" w:line="240" w:lineRule="auto"/>
@@ -2015,11 +2015,11 @@
           <w:rFonts w:ascii="Arial Narrow" w:eastAsia="Calibri" w:hAnsi="Arial Narrow" w:cs="Arial Narrow"/>
           <w:kern w:val="0"/>
           <w:lang w:eastAsia="es-PE"/>
-          <w14:ligatures w14:val="none"/>
-        </w:rPr>
-      </w:pPr>
-    </w:p>
-    <w:p>
+          <ns2:ligatures ns2:val="none"/>
+        </w:rPr>
+      </w:pPr>
+    </w:p>
+    <w:p ns2:paraId="53370C61" ns2:textId="1B55B3A6">
       <w:pPr>
         <w:pStyle w:val="Prrafodelista"/>
         <w:numPr>
@@ -2033,7 +2033,7 @@
           <w:rFonts w:ascii="Arial Narrow" w:eastAsia="Calibri" w:hAnsi="Arial Narrow" w:cs="Arial Narrow"/>
           <w:kern w:val="0"/>
           <w:lang w:eastAsia="es-PE"/>
-          <w14:ligatures w14:val="none"/>
+          <ns2:ligatures ns2:val="none"/>
         </w:rPr>
       </w:pPr>
       <w:r>
@@ -2042,7 +2042,7 @@
           <w:color w:val="000000"/>
           <w:kern w:val="0"/>
           <w:lang w:eastAsia="es-PE"/>
-          <w14:ligatures w14:val="none"/>
+          <ns2:ligatures ns2:val="none"/>
         </w:rPr>
         <w:lastRenderedPageBreak/>
         <w:t>En tanto la denuncia reúne los requisitos establecidos por la norma citada, corresponde admitirla a trámite</w:t>
@@ -2053,7 +2053,7 @@
           <w:rFonts w:ascii="Arial Narrow" w:eastAsia="Arial Narrow" w:hAnsi="Arial Narrow" w:cs="Arial Narrow"/>
           <w:kern w:val="0"/>
           <w:vertAlign w:val="superscript"/>
-          <w14:ligatures w14:val="none"/>
+          <ns2:ligatures ns2:val="none"/>
         </w:rPr>
         <w:footnoteReference w:id="7"/>
       </w:r>
@@ -2063,12 +2063,12 @@
           <w:color w:val="000000"/>
           <w:kern w:val="0"/>
           <w:lang w:eastAsia="es-PE"/>
-          <w14:ligatures w14:val="none"/>
+          <ns2:ligatures ns2:val="none"/>
         </w:rPr>
         <w:t>.</w:t>
       </w:r>
     </w:p>
-    <w:p>
+    <w:p ns2:paraId="01E2C693" ns2:textId="77777777">
       <w:pPr>
         <w:spacing w:after="0" w:line="240" w:lineRule="auto"/>
         <w:ind w:left="567"/>
@@ -2079,11 +2079,11 @@
           <w:color w:val="000000"/>
           <w:kern w:val="0"/>
           <w:lang w:eastAsia="es-PE"/>
-          <w14:ligatures w14:val="none"/>
-        </w:rPr>
-      </w:pPr>
-    </w:p>
-    <w:p>
+          <ns2:ligatures ns2:val="none"/>
+        </w:rPr>
+      </w:pPr>
+    </w:p>
+    <w:p ns2:paraId="73E8A701" ns2:textId="77777777">
       <w:pPr>
         <w:pStyle w:val="Prrafodelista"/>
         <w:numPr>
@@ -2103,22 +2103,22 @@
           <w:color w:val="000000"/>
           <w:kern w:val="0"/>
           <w:lang w:eastAsia="es-PE"/>
-          <w14:ligatures w14:val="none"/>
-        </w:rPr>
-      </w:pPr>
-      <w:r>
-        <w:rPr>
-          <w:rFonts w:ascii="Arial Narrow" w:eastAsia="Arial Narrow" w:hAnsi="Arial Narrow" w:cs="Arial Narrow"/>
-          <w:b/>
-          <w:color w:val="000000"/>
-          <w:kern w:val="0"/>
-          <w:lang w:eastAsia="es-PE"/>
-          <w14:ligatures w14:val="none"/>
+          <ns2:ligatures ns2:val="none"/>
+        </w:rPr>
+      </w:pPr>
+      <w:r>
+        <w:rPr>
+          <w:rFonts w:ascii="Arial Narrow" w:eastAsia="Arial Narrow" w:hAnsi="Arial Narrow" w:cs="Arial Narrow"/>
+          <w:b/>
+          <w:color w:val="000000"/>
+          <w:kern w:val="0"/>
+          <w:lang w:eastAsia="es-PE"/>
+          <ns2:ligatures ns2:val="none"/>
         </w:rPr>
         <w:t>REQUERIMIENTO DE INFORMACION</w:t>
       </w:r>
     </w:p>
-    <w:p>
+    <w:p ns2:paraId="3F5BB4A5" ns2:textId="77777777">
       <w:pPr>
         <w:spacing w:after="0" w:line="240" w:lineRule="auto"/>
         <w:jc w:val="both"/>
@@ -2127,11 +2127,11 @@
           <w:color w:val="000000"/>
           <w:kern w:val="0"/>
           <w:lang w:val="es-ES" w:eastAsia="es-ES"/>
-          <w14:ligatures w14:val="none"/>
-        </w:rPr>
-      </w:pPr>
-    </w:p>
-    <w:p>
+          <ns2:ligatures ns2:val="none"/>
+        </w:rPr>
+      </w:pPr>
+    </w:p>
+    <w:p ns2:paraId="3C2E0245" ns2:textId="6972979D">
       <w:pPr>
         <w:pStyle w:val="Prrafodelista"/>
         <w:numPr>
@@ -2146,7 +2146,7 @@
           <w:color w:val="000000"/>
           <w:kern w:val="0"/>
           <w:lang w:val="es-ES" w:eastAsia="es-ES"/>
-          <w14:ligatures w14:val="none"/>
+          <ns2:ligatures ns2:val="none"/>
         </w:rPr>
       </w:pPr>
       <w:r>
@@ -2155,7 +2155,7 @@
           <w:color w:val="000000"/>
           <w:kern w:val="0"/>
           <w:lang w:val="es-ES" w:eastAsia="es-ES"/>
-          <w14:ligatures w14:val="none"/>
+          <ns2:ligatures ns2:val="none"/>
         </w:rPr>
         <w:t xml:space="preserve">A efectos de tener mayores elementos que sirvan para la resolución definitiva del presente caso, la Secretaría Técnica, en ejercicio de las facultades que la ley le confiere, conviene requerir al proveedor denunciado que, en un plazo no mayor de cinco (5) días hábiles contado a partir del día siguiente de la notificación de la presente resolución, cumpla con lo siguiente: </w:t>
       </w:r>
@@ -2165,7 +2165,7 @@
           <w:color w:val="000000"/>
           <w:kern w:val="0"/>
           <w:lang w:val="es-ES" w:eastAsia="es-ES"/>
-          <w14:ligatures w14:val="none"/>
+          <ns2:ligatures ns2:val="none"/>
         </w:rPr>
         <w:t>(i) Presentar copia completa, legible y debidamente suscrita de la Póliza 30-8036304/3 del Seguro de Vida Inversión Flex, incluyendo sus condiciones generales, particulares; (</w:t>
       </w:r>
@@ -2176,7 +2176,7 @@
           <w:color w:val="000000"/>
           <w:kern w:val="0"/>
           <w:lang w:val="es-ES" w:eastAsia="es-ES"/>
-          <w14:ligatures w14:val="none"/>
+          <ns2:ligatures ns2:val="none"/>
         </w:rPr>
         <w:t>ii</w:t>
       </w:r>
@@ -2187,7 +2187,7 @@
           <w:color w:val="000000"/>
           <w:kern w:val="0"/>
           <w:lang w:val="es-ES" w:eastAsia="es-ES"/>
-          <w14:ligatures w14:val="none"/>
+          <ns2:ligatures ns2:val="none"/>
         </w:rPr>
         <w:t>) presentar las gestiones de Endoso 1474677; y, (</w:t>
       </w:r>
@@ -2198,7 +2198,7 @@
           <w:color w:val="000000"/>
           <w:kern w:val="0"/>
           <w:lang w:val="es-ES" w:eastAsia="es-ES"/>
-          <w14:ligatures w14:val="none"/>
+          <ns2:ligatures ns2:val="none"/>
         </w:rPr>
         <w:t>iii</w:t>
       </w:r>
@@ -2209,7 +2209,7 @@
           <w:color w:val="000000"/>
           <w:kern w:val="0"/>
           <w:lang w:val="es-ES" w:eastAsia="es-ES"/>
-          <w14:ligatures w14:val="none"/>
+          <ns2:ligatures ns2:val="none"/>
         </w:rPr>
         <w:t>) presentar todas las comunicaciones cursadas con el denunciante en virtud del hecho materia de denuncia</w:t>
       </w:r>
@@ -2219,7 +2219,7 @@
           <w:color w:val="000000"/>
           <w:kern w:val="0"/>
           <w:lang w:val="es-ES" w:eastAsia="es-ES"/>
-          <w14:ligatures w14:val="none"/>
+          <ns2:ligatures ns2:val="none"/>
         </w:rPr>
         <w:t>.</w:t>
       </w:r>
@@ -2229,12 +2229,12 @@
           <w:color w:val="000000"/>
           <w:kern w:val="0"/>
           <w:lang w:eastAsia="es-ES"/>
-          <w14:ligatures w14:val="none"/>
+          <ns2:ligatures ns2:val="none"/>
         </w:rPr>
         <w:t xml:space="preserve"> </w:t>
       </w:r>
     </w:p>
-    <w:p>
+    <w:p ns2:paraId="4C19F339" ns2:textId="77777777">
       <w:pPr>
         <w:pStyle w:val="Prrafodelista"/>
         <w:spacing w:after="0" w:line="240" w:lineRule="auto"/>
@@ -2245,11 +2245,11 @@
           <w:color w:val="000000"/>
           <w:kern w:val="0"/>
           <w:lang w:val="es-ES" w:eastAsia="es-ES"/>
-          <w14:ligatures w14:val="none"/>
-        </w:rPr>
-      </w:pPr>
-    </w:p>
-    <w:p>
+          <ns2:ligatures ns2:val="none"/>
+        </w:rPr>
+      </w:pPr>
+    </w:p>
+    <w:p ns2:paraId="1A94A99A" ns2:textId="77777777">
       <w:pPr>
         <w:pStyle w:val="Prrafodelista"/>
         <w:numPr>
@@ -2269,36 +2269,36 @@
           <w:color w:val="000000"/>
           <w:kern w:val="0"/>
           <w:lang w:eastAsia="es-PE"/>
-          <w14:ligatures w14:val="none"/>
-        </w:rPr>
-      </w:pPr>
-      <w:r>
-        <w:rPr>
-          <w:rFonts w:ascii="Arial Narrow" w:eastAsia="Arial Narrow" w:hAnsi="Arial Narrow" w:cs="Arial Narrow"/>
-          <w:b/>
-          <w:color w:val="000000"/>
-          <w:kern w:val="0"/>
-          <w:lang w:eastAsia="es-PE"/>
-          <w14:ligatures w14:val="none"/>
+          <ns2:ligatures ns2:val="none"/>
+        </w:rPr>
+      </w:pPr>
+      <w:r>
+        <w:rPr>
+          <w:rFonts w:ascii="Arial Narrow" w:eastAsia="Arial Narrow" w:hAnsi="Arial Narrow" w:cs="Arial Narrow"/>
+          <w:b/>
+          <w:color w:val="000000"/>
+          <w:kern w:val="0"/>
+          <w:lang w:eastAsia="es-PE"/>
+          <ns2:ligatures ns2:val="none"/>
         </w:rPr>
         <w:t xml:space="preserve">RESOLUCIÓN DE LA SECRETARÍA TÉCNICA </w:t>
       </w:r>
     </w:p>
-    <w:p>
-      <w:pPr>
-        <w:spacing w:after="0" w:line="240" w:lineRule="auto"/>
-        <w:jc w:val="both"/>
-        <w:rPr>
-          <w:rFonts w:ascii="Arial Narrow" w:eastAsia="Arial Narrow" w:hAnsi="Arial Narrow" w:cs="Arial Narrow"/>
-          <w:b/>
-          <w:color w:val="000000"/>
-          <w:kern w:val="0"/>
-          <w:lang w:eastAsia="es-PE"/>
-          <w14:ligatures w14:val="none"/>
-        </w:rPr>
-      </w:pPr>
-    </w:p>
-    <w:p>
+    <w:p ns2:paraId="543B2EE5" ns2:textId="77777777">
+      <w:pPr>
+        <w:spacing w:after="0" w:line="240" w:lineRule="auto"/>
+        <w:jc w:val="both"/>
+        <w:rPr>
+          <w:rFonts w:ascii="Arial Narrow" w:eastAsia="Arial Narrow" w:hAnsi="Arial Narrow" w:cs="Arial Narrow"/>
+          <w:b/>
+          <w:color w:val="000000"/>
+          <w:kern w:val="0"/>
+          <w:lang w:eastAsia="es-PE"/>
+          <ns2:ligatures ns2:val="none"/>
+        </w:rPr>
+      </w:pPr>
+    </w:p>
+    <w:p ns2:paraId="0380D5C8" ns2:textId="5F0DEF9E">
       <w:pPr>
         <w:spacing w:after="0" w:line="240" w:lineRule="auto"/>
         <w:jc w:val="both"/>
@@ -2308,17 +2308,17 @@
           <w:kern w:val="0"/>
           <w:shd w:val="clear" w:color="auto" w:fill="FFFFFF"/>
           <w:lang w:eastAsia="es-PE"/>
-          <w14:ligatures w14:val="none"/>
-        </w:rPr>
-      </w:pPr>
-      <w:r>
-        <w:rPr>
-          <w:rFonts w:ascii="Arial Narrow" w:eastAsia="Arial Narrow" w:hAnsi="Arial Narrow" w:cs="Arial Narrow"/>
-          <w:b/>
-          <w:color w:val="000000"/>
-          <w:kern w:val="0"/>
-          <w:lang w:eastAsia="es-PE"/>
-          <w14:ligatures w14:val="none"/>
+          <ns2:ligatures ns2:val="none"/>
+        </w:rPr>
+      </w:pPr>
+      <w:r>
+        <w:rPr>
+          <w:rFonts w:ascii="Arial Narrow" w:eastAsia="Arial Narrow" w:hAnsi="Arial Narrow" w:cs="Arial Narrow"/>
+          <w:b/>
+          <w:color w:val="000000"/>
+          <w:kern w:val="0"/>
+          <w:lang w:eastAsia="es-PE"/>
+          <ns2:ligatures ns2:val="none"/>
         </w:rPr>
         <w:t xml:space="preserve">PRIMERO: admitir a trámite la denuncia del 12 de febrero de 2025 interpuesta por el señor [DENUNCIANTE] contra Pacífico Compañía de Seguros y Reaseguros S.A., por lo siguiente:</w:t>
       </w:r>
@@ -2329,7 +2329,7 @@
           <w:kern w:val="0"/>
           <w:shd w:val="clear" w:color="auto" w:fill="FFFFFF"/>
           <w:lang w:eastAsia="es-PE"/>
-          <w14:ligatures w14:val="none"/>
+          <ns2:ligatures ns2:val="none"/>
         </w:rPr>
         <w:t xml:space="preserve"/>
       </w:r>
@@ -2339,7 +2339,7 @@
           <w:color w:val="000000"/>
           <w:kern w:val="0"/>
           <w:lang w:val="es-ES" w:eastAsia="es-ES"/>
-          <w14:ligatures w14:val="none"/>
+          <ns2:ligatures ns2:val="none"/>
         </w:rPr>
         <w:t xml:space="preserve"/>
       </w:r>
@@ -2350,7 +2350,7 @@
           <w:kern w:val="0"/>
           <w:shd w:val="clear" w:color="auto" w:fill="FFFFFF"/>
           <w:lang w:eastAsia="es-PE"/>
-          <w14:ligatures w14:val="none"/>
+          <ns2:ligatures ns2:val="none"/>
         </w:rPr>
         <w:t xml:space="preserve"/>
       </w:r>
@@ -2361,7 +2361,7 @@
           <w:kern w:val="0"/>
           <w:shd w:val="clear" w:color="auto" w:fill="FFFFFF"/>
           <w:lang w:eastAsia="es-PE"/>
-          <w14:ligatures w14:val="none"/>
+          <ns2:ligatures ns2:val="none"/>
         </w:rPr>
         <w:t/>
       </w:r>
@@ -2372,7 +2372,7 @@
           <w:kern w:val="0"/>
           <w:shd w:val="clear" w:color="auto" w:fill="FFFFFF"/>
           <w:lang w:eastAsia="es-PE"/>
-          <w14:ligatures w14:val="none"/>
+          <ns2:ligatures ns2:val="none"/>
         </w:rPr>
         <w:t xml:space="preserve"/>
       </w:r>
@@ -2384,7 +2384,7 @@
           <w:kern w:val="0"/>
           <w:shd w:val="clear" w:color="auto" w:fill="FFFFFF"/>
           <w:lang w:eastAsia="es-PE"/>
-          <w14:ligatures w14:val="none"/>
+          <ns2:ligatures ns2:val="none"/>
         </w:rPr>
         <w:t/>
       </w:r>
@@ -2396,7 +2396,7 @@
           <w:kern w:val="0"/>
           <w:shd w:val="clear" w:color="auto" w:fill="FFFFFF"/>
           <w:lang w:eastAsia="es-PE"/>
-          <w14:ligatures w14:val="none"/>
+          <ns2:ligatures ns2:val="none"/>
         </w:rPr>
         <w:t xml:space="preserve"/>
       </w:r>
@@ -2407,7 +2407,7 @@
           <w:kern w:val="0"/>
           <w:shd w:val="clear" w:color="auto" w:fill="FFFFFF"/>
           <w:lang w:eastAsia="es-PE"/>
-          <w14:ligatures w14:val="none"/>
+          <ns2:ligatures ns2:val="none"/>
         </w:rPr>
         <w:t xml:space="preserve"/>
       </w:r>
@@ -2439,7 +2439,7 @@
           <w:kern w:val="0"/>
           <w:shd w:val="clear" w:color="auto" w:fill="FFFFFF"/>
           <w:lang w:eastAsia="es-PE"/>
-          <w14:ligatures w14:val="none"/>
+          <ns2:ligatures ns2:val="none"/>
         </w:rPr>
         <w:t xml:space="preserve"/>
       </w:r>
@@ -2450,12 +2450,12 @@
           <w:kern w:val="0"/>
           <w:shd w:val="clear" w:color="auto" w:fill="FFFFFF"/>
           <w:lang w:eastAsia="es-PE"/>
-          <w14:ligatures w14:val="none"/>
+          <ns2:ligatures ns2:val="none"/>
         </w:rPr>
         <w:t/>
       </w:r>
     </w:p>
-    <w:p>
+    <w:p ns2:paraId="009608CA" ns2:textId="77777777">
       <w:pPr>
         <w:spacing w:after="0" w:line="240" w:lineRule="auto"/>
         <w:jc w:val="both"/>
@@ -2464,11 +2464,11 @@
           <w:color w:val="000000"/>
           <w:kern w:val="0"/>
           <w:lang w:eastAsia="es-PE"/>
-          <w14:ligatures w14:val="none"/>
-        </w:rPr>
-      </w:pPr>
-    </w:p>
-    <w:p>
+          <ns2:ligatures ns2:val="none"/>
+        </w:rPr>
+      </w:pPr>
+    </w:p>
+    <w:p ns2:paraId="16DBEA87" ns2:textId="069BF18E">
       <w:pPr>
         <w:pStyle w:val="Prrafodelista"/>
         <w:numPr>
@@ -2486,7 +2486,7 @@
           <w:rFonts w:ascii="Arial Narrow" w:eastAsia="Calibri" w:hAnsi="Arial Narrow" w:cs="Arial Narrow"/>
           <w:kern w:val="0"/>
           <w:lang w:eastAsia="es-PE"/>
-          <w14:ligatures w14:val="none"/>
+          <ns2:ligatures ns2:val="none"/>
         </w:rPr>
       </w:pPr>
       <w:r>
@@ -2495,7 +2495,7 @@
           <w:color w:val="000000"/>
           <w:kern w:val="0"/>
           <w:lang w:eastAsia="es-PE"/>
-          <w14:ligatures w14:val="none"/>
+          <ns2:ligatures ns2:val="none"/>
         </w:rPr>
         <w:t>Presunta</w:t>
       </w:r>
@@ -2505,7 +2505,7 @@
           <w:kern w:val="0"/>
           <w:shd w:val="clear" w:color="auto" w:fill="FFFFFF"/>
           <w:lang w:eastAsia="es-PE"/>
-          <w14:ligatures w14:val="none"/>
+          <ns2:ligatures ns2:val="none"/>
         </w:rPr>
         <w:t xml:space="preserve"> infracción a los artículos 18 y 19</w:t>
       </w:r>
@@ -2514,7 +2514,7 @@
           <w:rFonts w:ascii="Arial Narrow" w:eastAsia="Calibri" w:hAnsi="Arial Narrow" w:cs="Arial Narrow"/>
           <w:kern w:val="0"/>
           <w:lang w:eastAsia="es-PE"/>
-          <w14:ligatures w14:val="none"/>
+          <ns2:ligatures ns2:val="none"/>
         </w:rPr>
         <w:t xml:space="preserve"> de </w:t>
       </w:r>
@@ -2524,7 +2524,7 @@
           <w:kern w:val="0"/>
           <w:shd w:val="clear" w:color="auto" w:fill="FFFFFF"/>
           <w:lang w:eastAsia="es-PE"/>
-          <w14:ligatures w14:val="none"/>
+          <ns2:ligatures ns2:val="none"/>
         </w:rPr>
         <w:t xml:space="preserve">la Ley 29571, Código de Protección y Defensa del Consumidor, en tanto </w:t>
       </w:r>
@@ -2539,7 +2539,7 @@
         <w:rPr>
           <w:rFonts w:ascii="Arial Narrow" w:eastAsia="Arial Narrow" w:hAnsi="Arial Narrow" w:cs="Arial Narrow"/>
           <w:kern w:val="0"/>
-          <w14:ligatures w14:val="none"/>
+          <ns2:ligatures ns2:val="none"/>
         </w:rPr>
         <w:t xml:space="preserve">habría </w:t>
       </w:r>
@@ -2547,7 +2547,7 @@
         <w:rPr>
           <w:rFonts w:ascii="Arial Narrow" w:eastAsia="Arial Narrow" w:hAnsi="Arial Narrow" w:cs="Arial Narrow"/>
           <w:kern w:val="0"/>
-          <w14:ligatures w14:val="none"/>
+          <ns2:ligatures ns2:val="none"/>
         </w:rPr>
         <w:t xml:space="preserve">gestionado la contratación del </w:t>
       </w:r>
@@ -2557,7 +2557,7 @@
           <w:color w:val="000000"/>
           <w:kern w:val="0"/>
           <w:lang w:eastAsia="es-ES"/>
-          <w14:ligatures w14:val="none"/>
+          <ns2:ligatures ns2:val="none"/>
         </w:rPr>
         <w:t>Seguro de Vida Inversión Flex 308-036304/3</w:t>
       </w:r>
@@ -2565,7 +2565,7 @@
         <w:rPr>
           <w:rFonts w:ascii="Arial Narrow" w:eastAsia="Arial Narrow" w:hAnsi="Arial Narrow" w:cs="Arial Narrow"/>
           <w:kern w:val="0"/>
-          <w14:ligatures w14:val="none"/>
+          <ns2:ligatures ns2:val="none"/>
         </w:rPr>
         <w:t xml:space="preserve">, pese a que no cumplía con los requisitos necesarios </w:t>
       </w:r>
@@ -2573,7 +2573,7 @@
         <w:rPr>
           <w:rFonts w:ascii="Arial Narrow" w:eastAsia="Arial Narrow" w:hAnsi="Arial Narrow" w:cs="Arial Narrow"/>
           <w:kern w:val="0"/>
-          <w14:ligatures w14:val="none"/>
+          <ns2:ligatures ns2:val="none"/>
         </w:rPr>
         <w:t>para endosarlo a su crédito hipotecario</w:t>
       </w:r>
@@ -2581,7 +2581,7 @@
         <w:rPr>
           <w:rFonts w:ascii="Arial Narrow" w:eastAsia="Arial Narrow" w:hAnsi="Arial Narrow" w:cs="Arial Narrow"/>
           <w:kern w:val="0"/>
-          <w14:ligatures w14:val="none"/>
+          <ns2:ligatures ns2:val="none"/>
         </w:rPr>
         <w:t xml:space="preserve"> conforme lo requerido</w:t>
       </w:r>
@@ -2589,12 +2589,12 @@
         <w:rPr>
           <w:rFonts w:ascii="Arial Narrow" w:eastAsia="Arial Narrow" w:hAnsi="Arial Narrow" w:cs="Arial Narrow"/>
           <w:kern w:val="0"/>
-          <w14:ligatures w14:val="none"/>
+          <ns2:ligatures ns2:val="none"/>
         </w:rPr>
         <w:t>.</w:t>
       </w:r>
     </w:p>
-    <w:p>
+    <w:p ns2:paraId="1EAA404A" ns2:textId="77777777">
       <w:pPr>
         <w:spacing w:after="0" w:line="240" w:lineRule="auto"/>
         <w:jc w:val="both"/>
@@ -2602,11 +2602,11 @@
           <w:rFonts w:ascii="Arial Narrow" w:eastAsia="Calibri" w:hAnsi="Arial Narrow" w:cs="Arial Narrow"/>
           <w:kern w:val="0"/>
           <w:lang w:eastAsia="es-PE"/>
-          <w14:ligatures w14:val="none"/>
-        </w:rPr>
-      </w:pPr>
-    </w:p>
-    <w:p>
+          <ns2:ligatures ns2:val="none"/>
+        </w:rPr>
+      </w:pPr>
+    </w:p>
+    <w:p ns2:paraId="7921E722" ns2:textId="63FA4F58">
       <w:pPr>
         <w:pStyle w:val="Prrafodelista"/>
         <w:numPr>
@@ -2624,7 +2624,7 @@
           <w:rFonts w:ascii="Arial Narrow" w:eastAsia="Calibri" w:hAnsi="Arial Narrow" w:cs="Arial Narrow"/>
           <w:kern w:val="0"/>
           <w:lang w:eastAsia="es-PE"/>
-          <w14:ligatures w14:val="none"/>
+          <ns2:ligatures ns2:val="none"/>
         </w:rPr>
       </w:pPr>
       <w:r>
@@ -2633,7 +2633,7 @@
           <w:color w:val="000000"/>
           <w:kern w:val="0"/>
           <w:lang w:eastAsia="es-PE"/>
-          <w14:ligatures w14:val="none"/>
+          <ns2:ligatures ns2:val="none"/>
         </w:rPr>
         <w:t>Presunta</w:t>
       </w:r>
@@ -2643,7 +2643,7 @@
           <w:kern w:val="0"/>
           <w:shd w:val="clear" w:color="auto" w:fill="FFFFFF"/>
           <w:lang w:eastAsia="es-PE"/>
-          <w14:ligatures w14:val="none"/>
+          <ns2:ligatures ns2:val="none"/>
         </w:rPr>
         <w:t xml:space="preserve"> infracción a los artículos 18 y 19</w:t>
       </w:r>
@@ -2652,7 +2652,7 @@
           <w:rFonts w:ascii="Arial Narrow" w:eastAsia="Calibri" w:hAnsi="Arial Narrow" w:cs="Arial Narrow"/>
           <w:kern w:val="0"/>
           <w:lang w:eastAsia="es-PE"/>
-          <w14:ligatures w14:val="none"/>
+          <ns2:ligatures ns2:val="none"/>
         </w:rPr>
         <w:t xml:space="preserve"> de </w:t>
       </w:r>
@@ -2662,7 +2662,7 @@
           <w:kern w:val="0"/>
           <w:shd w:val="clear" w:color="auto" w:fill="FFFFFF"/>
           <w:lang w:eastAsia="es-PE"/>
-          <w14:ligatures w14:val="none"/>
+          <ns2:ligatures ns2:val="none"/>
         </w:rPr>
         <w:t xml:space="preserve">la Ley 29571, Código de Protección y Defensa del Consumidor, en </w:t>
       </w:r>
@@ -2672,7 +2672,7 @@
           <w:kern w:val="0"/>
           <w:shd w:val="clear" w:color="auto" w:fill="FFFFFF"/>
           <w:lang w:eastAsia="es-PE"/>
-          <w14:ligatures w14:val="none"/>
+          <ns2:ligatures ns2:val="none"/>
         </w:rPr>
         <w:t xml:space="preserve">tanto </w:t>
       </w:r>
@@ -2687,7 +2687,7 @@
         <w:rPr>
           <w:rFonts w:ascii="Arial Narrow" w:eastAsia="Arial Narrow" w:hAnsi="Arial Narrow" w:cs="Arial Narrow"/>
           <w:kern w:val="0"/>
-          <w14:ligatures w14:val="none"/>
+          <ns2:ligatures ns2:val="none"/>
         </w:rPr>
         <w:t>habría cumplido con gestionar el endoso de</w:t>
       </w:r>
@@ -2695,7 +2695,7 @@
         <w:rPr>
           <w:rFonts w:ascii="Arial Narrow" w:eastAsia="Arial Narrow" w:hAnsi="Arial Narrow" w:cs="Arial Narrow"/>
           <w:kern w:val="0"/>
-          <w14:ligatures w14:val="none"/>
+          <ns2:ligatures ns2:val="none"/>
         </w:rPr>
         <w:t xml:space="preserve"> la Póliza del </w:t>
       </w:r>
@@ -2705,7 +2705,7 @@
           <w:color w:val="000000"/>
           <w:kern w:val="0"/>
           <w:lang w:eastAsia="es-ES"/>
-          <w14:ligatures w14:val="none"/>
+          <ns2:ligatures ns2:val="none"/>
         </w:rPr>
         <w:t>Seguro de Vida Inversión Flex 308-036304/3</w:t>
       </w:r>
@@ -2713,7 +2713,7 @@
         <w:rPr>
           <w:rFonts w:ascii="Arial Narrow" w:eastAsia="Arial Narrow" w:hAnsi="Arial Narrow" w:cs="Arial Narrow"/>
           <w:kern w:val="0"/>
-          <w14:ligatures w14:val="none"/>
+          <ns2:ligatures ns2:val="none"/>
         </w:rPr>
         <w:t xml:space="preserve"> contratad</w:t>
       </w:r>
@@ -2721,7 +2721,7 @@
         <w:rPr>
           <w:rFonts w:ascii="Arial Narrow" w:eastAsia="Arial Narrow" w:hAnsi="Arial Narrow" w:cs="Arial Narrow"/>
           <w:kern w:val="0"/>
-          <w14:ligatures w14:val="none"/>
+          <ns2:ligatures ns2:val="none"/>
         </w:rPr>
         <w:t>a</w:t>
       </w:r>
@@ -2729,7 +2729,7 @@
         <w:rPr>
           <w:rFonts w:ascii="Arial Narrow" w:eastAsia="Arial Narrow" w:hAnsi="Arial Narrow" w:cs="Arial Narrow"/>
           <w:kern w:val="0"/>
-          <w14:ligatures w14:val="none"/>
+          <ns2:ligatures ns2:val="none"/>
         </w:rPr>
         <w:t xml:space="preserve"> por </w:t>
       </w:r>
@@ -2737,7 +2737,7 @@
         <w:rPr>
           <w:rFonts w:ascii="Arial Narrow" w:eastAsia="Arial Narrow" w:hAnsi="Arial Narrow" w:cs="Arial Narrow"/>
           <w:kern w:val="0"/>
-          <w14:ligatures w14:val="none"/>
+          <ns2:ligatures ns2:val="none"/>
         </w:rPr>
         <w:t xml:space="preserve">el </w:t>
       </w:r>
@@ -2745,12 +2745,12 @@
         <w:rPr>
           <w:rFonts w:ascii="Arial Narrow" w:eastAsia="Arial Narrow" w:hAnsi="Arial Narrow" w:cs="Arial Narrow"/>
           <w:kern w:val="0"/>
-          <w14:ligatures w14:val="none"/>
+          <ns2:ligatures ns2:val="none"/>
         </w:rPr>
         <w:t>denunciante a su crédito hipotecario.</w:t>
       </w:r>
     </w:p>
-    <w:p>
+    <w:p ns2:paraId="2DC4FCC5" ns2:textId="77777777">
       <w:pPr>
         <w:spacing w:after="0" w:line="240" w:lineRule="auto"/>
         <w:jc w:val="both"/>
@@ -2758,11 +2758,11 @@
           <w:rFonts w:ascii="Arial Narrow" w:eastAsia="Calibri" w:hAnsi="Arial Narrow" w:cs="Arial Narrow"/>
           <w:kern w:val="0"/>
           <w:lang w:eastAsia="es-PE"/>
-          <w14:ligatures w14:val="none"/>
-        </w:rPr>
-      </w:pPr>
-    </w:p>
-    <w:p>
+          <ns2:ligatures ns2:val="none"/>
+        </w:rPr>
+      </w:pPr>
+    </w:p>
+    <w:p ns2:paraId="3AAE3504" ns2:textId="15CBC254">
       <w:pPr>
         <w:pStyle w:val="Prrafodelista"/>
         <w:numPr>
@@ -2780,7 +2780,7 @@
           <w:rFonts w:ascii="Arial Narrow" w:eastAsia="Calibri" w:hAnsi="Arial Narrow" w:cs="Arial Narrow"/>
           <w:kern w:val="0"/>
           <w:lang w:eastAsia="es-PE"/>
-          <w14:ligatures w14:val="none"/>
+          <ns2:ligatures ns2:val="none"/>
         </w:rPr>
       </w:pPr>
       <w:r>
@@ -2789,7 +2789,7 @@
           <w:color w:val="000000"/>
           <w:kern w:val="0"/>
           <w:lang w:eastAsia="es-PE"/>
-          <w14:ligatures w14:val="none"/>
+          <ns2:ligatures ns2:val="none"/>
         </w:rPr>
         <w:t>Presunta</w:t>
       </w:r>
@@ -2799,7 +2799,7 @@
           <w:kern w:val="0"/>
           <w:shd w:val="clear" w:color="auto" w:fill="FFFFFF"/>
           <w:lang w:eastAsia="es-PE"/>
-          <w14:ligatures w14:val="none"/>
+          <ns2:ligatures ns2:val="none"/>
         </w:rPr>
         <w:t xml:space="preserve"> infracción </w:t>
       </w:r>
@@ -2809,7 +2809,7 @@
           <w:kern w:val="0"/>
           <w:shd w:val="clear" w:color="auto" w:fill="FFFFFF"/>
           <w:lang w:eastAsia="es-PE"/>
-          <w14:ligatures w14:val="none"/>
+          <ns2:ligatures ns2:val="none"/>
         </w:rPr>
         <w:t>al numeral 88.1 del artículo 88</w:t>
       </w:r>
@@ -2819,7 +2819,7 @@
           <w:kern w:val="0"/>
           <w:shd w:val="clear" w:color="auto" w:fill="FFFFFF"/>
           <w:lang w:eastAsia="es-PE"/>
-          <w14:ligatures w14:val="none"/>
+          <ns2:ligatures ns2:val="none"/>
         </w:rPr>
         <w:t/>
       </w:r>
@@ -2828,7 +2828,7 @@
           <w:rFonts w:ascii="Arial Narrow" w:eastAsia="Calibri" w:hAnsi="Arial Narrow" w:cs="Arial Narrow"/>
           <w:kern w:val="0"/>
           <w:lang w:eastAsia="es-PE"/>
-          <w14:ligatures w14:val="none"/>
+          <ns2:ligatures ns2:val="none"/>
         </w:rPr>
         <w:t xml:space="preserve"> de </w:t>
       </w:r>
@@ -2838,7 +2838,7 @@
           <w:kern w:val="0"/>
           <w:shd w:val="clear" w:color="auto" w:fill="FFFFFF"/>
           <w:lang w:eastAsia="es-PE"/>
-          <w14:ligatures w14:val="none"/>
+          <ns2:ligatures ns2:val="none"/>
         </w:rPr>
         <w:t xml:space="preserve">la Ley 29571, Código de Protección y Defensa del Consumidor, en tanto </w:t>
       </w:r>
@@ -2848,7 +2848,7 @@
           <w:kern w:val="0"/>
           <w:shd w:val="clear" w:color="auto" w:fill="FFFFFF"/>
           <w:lang w:eastAsia="es-PE"/>
-          <w14:ligatures w14:val="none"/>
+          <ns2:ligatures ns2:val="none"/>
         </w:rPr>
         <w:t xml:space="preserve">la compañía aseguradora </w:t>
       </w:r>
@@ -2858,7 +2858,7 @@
           <w:kern w:val="0"/>
           <w:shd w:val="clear" w:color="auto" w:fill="FFFFFF"/>
           <w:lang w:eastAsia="es-PE"/>
-          <w14:ligatures w14:val="none"/>
+          <ns2:ligatures ns2:val="none"/>
         </w:rPr>
         <w:t xml:space="preserve">no habría </w:t>
       </w:r>
@@ -2868,7 +2868,7 @@
           <w:kern w:val="0"/>
           <w:shd w:val="clear" w:color="auto" w:fill="FFFFFF"/>
           <w:lang w:eastAsia="es-PE"/>
-          <w14:ligatures w14:val="none"/>
+          <ns2:ligatures ns2:val="none"/>
         </w:rPr>
         <w:t>brindado una respuesta al</w:t>
       </w:r>
@@ -2878,7 +2878,7 @@
           <w:kern w:val="0"/>
           <w:shd w:val="clear" w:color="auto" w:fill="FFFFFF"/>
           <w:lang w:eastAsia="es-PE"/>
-          <w14:ligatures w14:val="none"/>
+          <ns2:ligatures ns2:val="none"/>
         </w:rPr>
         <w:t xml:space="preserve"> reclamo presentado </w:t>
       </w:r>
@@ -2888,7 +2888,7 @@
           <w:kern w:val="0"/>
           <w:shd w:val="clear" w:color="auto" w:fill="FFFFFF"/>
           <w:lang w:eastAsia="es-PE"/>
-          <w14:ligatures w14:val="none"/>
+          <ns2:ligatures ns2:val="none"/>
         </w:rPr>
         <w:t>por el denunciante</w:t>
       </w:r>
@@ -2898,7 +2898,7 @@
           <w:kern w:val="0"/>
           <w:shd w:val="clear" w:color="auto" w:fill="FFFFFF"/>
           <w:lang w:eastAsia="es-PE"/>
-          <w14:ligatures w14:val="none"/>
+          <ns2:ligatures ns2:val="none"/>
         </w:rPr>
         <w:t xml:space="preserve"> el 31 de octubre de 2024</w:t>
       </w:r>
@@ -2908,12 +2908,12 @@
           <w:kern w:val="0"/>
           <w:shd w:val="clear" w:color="auto" w:fill="FFFFFF"/>
           <w:lang w:eastAsia="es-PE"/>
-          <w14:ligatures w14:val="none"/>
+          <ns2:ligatures ns2:val="none"/>
         </w:rPr>
         <w:t>.</w:t>
       </w:r>
     </w:p>
-    <w:p>
+    <w:p ns2:paraId="4CB1E0BD" ns2:textId="77777777">
       <w:pPr>
         <w:pStyle w:val="Prrafodelista"/>
         <w:spacing w:line="240" w:lineRule="auto"/>
@@ -2921,11 +2921,11 @@
           <w:rFonts w:ascii="Arial Narrow" w:eastAsia="Calibri" w:hAnsi="Arial Narrow" w:cs="Arial Narrow"/>
           <w:kern w:val="0"/>
           <w:lang w:eastAsia="es-PE"/>
-          <w14:ligatures w14:val="none"/>
-        </w:rPr>
-      </w:pPr>
-    </w:p>
-    <w:p>
+          <ns2:ligatures ns2:val="none"/>
+        </w:rPr>
+      </w:pPr>
+    </w:p>
+    <w:p ns2:paraId="5F078E4C" ns2:textId="6CB41F2E">
       <w:pPr>
         <w:pStyle w:val="Prrafodelista"/>
         <w:numPr>
@@ -2943,7 +2943,7 @@
           <w:rFonts w:ascii="Arial Narrow" w:eastAsia="Calibri" w:hAnsi="Arial Narrow" w:cs="Arial Narrow"/>
           <w:kern w:val="0"/>
           <w:lang w:eastAsia="es-PE"/>
-          <w14:ligatures w14:val="none"/>
+          <ns2:ligatures ns2:val="none"/>
         </w:rPr>
       </w:pPr>
       <w:r>
@@ -2951,7 +2951,7 @@
           <w:rFonts w:ascii="Arial Narrow" w:eastAsia="Calibri" w:hAnsi="Arial Narrow" w:cs="Arial Narrow"/>
           <w:kern w:val="0"/>
           <w:lang w:eastAsia="es-PE"/>
-          <w14:ligatures w14:val="none"/>
+          <ns2:ligatures ns2:val="none"/>
         </w:rPr>
         <w:t xml:space="preserve">Presunta </w:t>
       </w:r>
@@ -2961,7 +2961,7 @@
           <w:kern w:val="0"/>
           <w:shd w:val="clear" w:color="auto" w:fill="FFFFFF"/>
           <w:lang w:eastAsia="es-PE"/>
-          <w14:ligatures w14:val="none"/>
+          <ns2:ligatures ns2:val="none"/>
         </w:rPr>
         <w:t xml:space="preserve">infracción al artículo 1, numeral 1, literal b) y al artículo 2 </w:t>
       </w:r>
@@ -2970,7 +2970,7 @@
           <w:rFonts w:ascii="Arial Narrow" w:eastAsia="Calibri" w:hAnsi="Arial Narrow" w:cs="Arial Narrow"/>
           <w:kern w:val="0"/>
           <w:lang w:eastAsia="es-PE"/>
-          <w14:ligatures w14:val="none"/>
+          <ns2:ligatures ns2:val="none"/>
         </w:rPr>
         <w:t xml:space="preserve">de </w:t>
       </w:r>
@@ -2980,7 +2980,7 @@
           <w:kern w:val="0"/>
           <w:shd w:val="clear" w:color="auto" w:fill="FFFFFF"/>
           <w:lang w:eastAsia="es-PE"/>
-          <w14:ligatures w14:val="none"/>
+          <ns2:ligatures ns2:val="none"/>
         </w:rPr>
         <w:t xml:space="preserve">la Ley 29571, Código de Protección y Defensa del Consumidor, en tanto </w:t>
       </w:r>
@@ -2990,7 +2990,7 @@
           <w:kern w:val="0"/>
           <w:shd w:val="clear" w:color="auto" w:fill="FFFFFF"/>
           <w:lang w:eastAsia="es-PE"/>
-          <w14:ligatures w14:val="none"/>
+          <ns2:ligatures ns2:val="none"/>
         </w:rPr>
         <w:t xml:space="preserve">la compañía aseguradora no habría brindado una respuesta al </w:t>
       </w:r>
@@ -3000,7 +3000,7 @@
           <w:color w:val="000000"/>
           <w:kern w:val="0"/>
           <w:lang w:eastAsia="es-ES"/>
-          <w14:ligatures w14:val="none"/>
+          <ns2:ligatures ns2:val="none"/>
         </w:rPr>
         <w:t xml:space="preserve">requerimiento de información </w:t>
       </w:r>
@@ -3010,7 +3010,7 @@
           <w:kern w:val="0"/>
           <w:shd w:val="clear" w:color="auto" w:fill="FFFFFF"/>
           <w:lang w:eastAsia="es-PE"/>
-          <w14:ligatures w14:val="none"/>
+          <ns2:ligatures ns2:val="none"/>
         </w:rPr>
         <w:t>presentado por el denunciante el 4 de noviembre de 2024</w:t>
       </w:r>
@@ -3020,23 +3020,23 @@
           <w:kern w:val="0"/>
           <w:shd w:val="clear" w:color="auto" w:fill="FFFFFF"/>
           <w:lang w:eastAsia="es-PE"/>
-          <w14:ligatures w14:val="none"/>
+          <ns2:ligatures ns2:val="none"/>
         </w:rPr>
         <w:t>.</w:t>
       </w:r>
     </w:p>
-    <w:p>
-      <w:pPr>
-        <w:spacing w:after="0" w:line="240" w:lineRule="auto"/>
-        <w:jc w:val="both"/>
-        <w:rPr>
-          <w:rFonts w:ascii="Arial Narrow" w:eastAsia="Arial Narrow" w:hAnsi="Arial Narrow" w:cs="Arial Narrow"/>
-          <w:kern w:val="0"/>
-          <w14:ligatures w14:val="none"/>
-        </w:rPr>
-      </w:pPr>
-    </w:p>
-    <w:p>
+    <w:p ns2:paraId="5CA08EE9" ns2:textId="77777777">
+      <w:pPr>
+        <w:spacing w:after="0" w:line="240" w:lineRule="auto"/>
+        <w:jc w:val="both"/>
+        <w:rPr>
+          <w:rFonts w:ascii="Arial Narrow" w:eastAsia="Arial Narrow" w:hAnsi="Arial Narrow" w:cs="Arial Narrow"/>
+          <w:kern w:val="0"/>
+          <ns2:ligatures ns2:val="none"/>
+        </w:rPr>
+      </w:pPr>
+    </w:p>
+    <w:p ns2:paraId="64718910" ns2:textId="038DB92F">
       <w:pPr>
         <w:spacing w:line="240" w:lineRule="auto"/>
         <w:contextualSpacing/>
@@ -3044,17 +3044,17 @@
         <w:rPr>
           <w:rFonts w:ascii="Arial Narrow" w:eastAsia="Calibri" w:hAnsi="Arial Narrow" w:cs="Arial"/>
           <w:kern w:val="0"/>
-          <w14:ligatures w14:val="none"/>
-        </w:rPr>
-      </w:pPr>
-      <w:r>
-        <w:rPr>
-          <w:rFonts w:ascii="Arial Narrow" w:eastAsia="Arial Narrow" w:hAnsi="Arial Narrow" w:cs="Arial Narrow"/>
-          <w:b/>
-          <w:color w:val="000000"/>
-          <w:kern w:val="0"/>
-          <w:lang w:eastAsia="es-PE"/>
-          <w14:ligatures w14:val="none"/>
+          <ns2:ligatures ns2:val="none"/>
+        </w:rPr>
+      </w:pPr>
+      <w:r>
+        <w:rPr>
+          <w:rFonts w:ascii="Arial Narrow" w:eastAsia="Arial Narrow" w:hAnsi="Arial Narrow" w:cs="Arial Narrow"/>
+          <w:b/>
+          <w:color w:val="000000"/>
+          <w:kern w:val="0"/>
+          <w:lang w:eastAsia="es-PE"/>
+          <ns2:ligatures ns2:val="none"/>
         </w:rPr>
         <w:t>SEGUNDO:</w:t>
       </w:r>
@@ -3064,7 +3064,7 @@
           <w:color w:val="000000"/>
           <w:kern w:val="0"/>
           <w:lang w:eastAsia="es-PE"/>
-          <w14:ligatures w14:val="none"/>
+          <ns2:ligatures ns2:val="none"/>
         </w:rPr>
         <w:t xml:space="preserve"> tener por ofrecidos los medios probatorios presentados en el escrito de denuncia </w:t>
       </w:r>
@@ -3074,7 +3074,7 @@
           <w:color w:val="000000"/>
           <w:kern w:val="0"/>
           <w:lang w:val="es-ES" w:eastAsia="es-ES"/>
-          <w14:ligatures w14:val="none"/>
+          <ns2:ligatures ns2:val="none"/>
         </w:rPr>
         <w:t xml:space="preserve">del </w:t>
       </w:r>
@@ -3084,7 +3084,7 @@
           <w:color w:val="000000"/>
           <w:kern w:val="0"/>
           <w:lang w:val="es-ES" w:eastAsia="es-ES"/>
-          <w14:ligatures w14:val="none"/>
+          <ns2:ligatures ns2:val="none"/>
         </w:rPr>
         <w:t>12 de febrero de 2025</w:t>
       </w:r>
@@ -3092,12 +3092,12 @@
         <w:rPr>
           <w:rFonts w:ascii="Arial Narrow" w:eastAsia="Calibri" w:hAnsi="Arial Narrow" w:cs="Arial"/>
           <w:kern w:val="0"/>
-          <w14:ligatures w14:val="none"/>
+          <ns2:ligatures ns2:val="none"/>
         </w:rPr>
         <w:t>.</w:t>
       </w:r>
     </w:p>
-    <w:p>
+    <w:p ns2:paraId="72A4113D" ns2:textId="77777777">
       <w:pPr>
         <w:spacing w:line="240" w:lineRule="auto"/>
         <w:contextualSpacing/>
@@ -3107,30 +3107,30 @@
           <w:color w:val="000000"/>
           <w:kern w:val="0"/>
           <w:lang w:eastAsia="es-PE"/>
-          <w14:ligatures w14:val="none"/>
-        </w:rPr>
-      </w:pPr>
-    </w:p>
-    <w:p>
-      <w:pPr>
-        <w:spacing w:after="0" w:line="240" w:lineRule="auto"/>
-        <w:jc w:val="both"/>
-        <w:rPr>
-          <w:rFonts w:ascii="Arial Narrow" w:eastAsia="Arial Narrow" w:hAnsi="Arial Narrow" w:cs="Arial Narrow"/>
-          <w:color w:val="000000"/>
-          <w:kern w:val="0"/>
-          <w:lang w:eastAsia="es-PE"/>
-          <w14:ligatures w14:val="none"/>
-        </w:rPr>
-      </w:pPr>
-      <w:r>
-        <w:rPr>
-          <w:rFonts w:ascii="Arial Narrow" w:eastAsia="Arial Narrow" w:hAnsi="Arial Narrow" w:cs="Arial Narrow"/>
-          <w:b/>
-          <w:color w:val="000000"/>
-          <w:kern w:val="0"/>
-          <w:lang w:eastAsia="es-PE"/>
-          <w14:ligatures w14:val="none"/>
+          <ns2:ligatures ns2:val="none"/>
+        </w:rPr>
+      </w:pPr>
+    </w:p>
+    <w:p ns2:paraId="1B36369E" ns2:textId="436AC8A0">
+      <w:pPr>
+        <w:spacing w:after="0" w:line="240" w:lineRule="auto"/>
+        <w:jc w:val="both"/>
+        <w:rPr>
+          <w:rFonts w:ascii="Arial Narrow" w:eastAsia="Arial Narrow" w:hAnsi="Arial Narrow" w:cs="Arial Narrow"/>
+          <w:color w:val="000000"/>
+          <w:kern w:val="0"/>
+          <w:lang w:eastAsia="es-PE"/>
+          <ns2:ligatures ns2:val="none"/>
+        </w:rPr>
+      </w:pPr>
+      <w:r>
+        <w:rPr>
+          <w:rFonts w:ascii="Arial Narrow" w:eastAsia="Arial Narrow" w:hAnsi="Arial Narrow" w:cs="Arial Narrow"/>
+          <w:b/>
+          <w:color w:val="000000"/>
+          <w:kern w:val="0"/>
+          <w:lang w:eastAsia="es-PE"/>
+          <ns2:ligatures ns2:val="none"/>
         </w:rPr>
         <w:t xml:space="preserve">TERCERO: </w:t>
       </w:r>
@@ -3140,7 +3140,7 @@
           <w:color w:val="000000"/>
           <w:kern w:val="0"/>
           <w:lang w:eastAsia="es-PE"/>
-          <w14:ligatures w14:val="none"/>
+          <ns2:ligatures ns2:val="none"/>
         </w:rPr>
         <w:t xml:space="preserve">requerir a </w:t>
       </w:r>
@@ -3171,7 +3171,7 @@
           <w:color w:val="000000"/>
           <w:kern w:val="0"/>
           <w:lang w:eastAsia="es-PE"/>
-          <w14:ligatures w14:val="none"/>
+          <ns2:ligatures ns2:val="none"/>
         </w:rPr>
         <w:t xml:space="preserve"> que cumpla con lo siguiente</w:t>
       </w:r>
@@ -3181,12 +3181,12 @@
           <w:color w:val="000000"/>
           <w:kern w:val="0"/>
           <w:lang w:eastAsia="es-PE"/>
-          <w14:ligatures w14:val="none"/>
+          <ns2:ligatures ns2:val="none"/>
         </w:rPr>
         <w:t>:</w:t>
       </w:r>
     </w:p>
-    <w:p>
+    <w:p ns2:paraId="09D9FCC8" ns2:textId="77777777">
       <w:pPr>
         <w:spacing w:after="0" w:line="240" w:lineRule="auto"/>
         <w:jc w:val="both"/>
@@ -3195,11 +3195,11 @@
           <w:color w:val="000000"/>
           <w:kern w:val="0"/>
           <w:lang w:eastAsia="es-PE"/>
-          <w14:ligatures w14:val="none"/>
-        </w:rPr>
-      </w:pPr>
-    </w:p>
-    <w:p>
+          <ns2:ligatures ns2:val="none"/>
+        </w:rPr>
+      </w:pPr>
+    </w:p>
+    <w:p ns2:paraId="0AC32CAC" ns2:textId="77777777">
       <w:pPr>
         <w:numPr>
           <w:ilvl w:val="0"/>
@@ -3213,21 +3213,21 @@
           <w:color w:val="000000"/>
           <w:kern w:val="0"/>
           <w:lang w:eastAsia="es-PE"/>
-          <w14:ligatures w14:val="none"/>
-        </w:rPr>
-      </w:pPr>
-      <w:r>
-        <w:rPr>
-          <w:rFonts w:ascii="Arial Narrow" w:eastAsia="Arial Narrow" w:hAnsi="Arial Narrow" w:cs="Arial Narrow"/>
-          <w:color w:val="000000"/>
-          <w:kern w:val="0"/>
-          <w:lang w:eastAsia="es-PE"/>
-          <w14:ligatures w14:val="none"/>
+          <ns2:ligatures ns2:val="none"/>
+        </w:rPr>
+      </w:pPr>
+      <w:r>
+        <w:rPr>
+          <w:rFonts w:ascii="Arial Narrow" w:eastAsia="Arial Narrow" w:hAnsi="Arial Narrow" w:cs="Arial Narrow"/>
+          <w:color w:val="000000"/>
+          <w:kern w:val="0"/>
+          <w:lang w:eastAsia="es-PE"/>
+          <ns2:ligatures ns2:val="none"/>
         </w:rPr>
         <w:t>presentar documentos que acrediten su inscripción en los Registros Públicos o una declaración jurada que indique que cuenta con dicha inscripción;</w:t>
       </w:r>
     </w:p>
-    <w:p>
+    <w:p ns2:paraId="7C9575CF" ns2:textId="77777777">
       <w:pPr>
         <w:numPr>
           <w:ilvl w:val="0"/>
@@ -3241,21 +3241,21 @@
           <w:color w:val="000000"/>
           <w:kern w:val="0"/>
           <w:lang w:eastAsia="es-PE"/>
-          <w14:ligatures w14:val="none"/>
-        </w:rPr>
-      </w:pPr>
-      <w:r>
-        <w:rPr>
-          <w:rFonts w:ascii="Arial Narrow" w:eastAsia="Arial Narrow" w:hAnsi="Arial Narrow" w:cs="Arial Narrow"/>
-          <w:color w:val="000000"/>
-          <w:kern w:val="0"/>
-          <w:lang w:eastAsia="es-PE"/>
-          <w14:ligatures w14:val="none"/>
+          <ns2:ligatures ns2:val="none"/>
+        </w:rPr>
+      </w:pPr>
+      <w:r>
+        <w:rPr>
+          <w:rFonts w:ascii="Arial Narrow" w:eastAsia="Arial Narrow" w:hAnsi="Arial Narrow" w:cs="Arial Narrow"/>
+          <w:color w:val="000000"/>
+          <w:kern w:val="0"/>
+          <w:lang w:eastAsia="es-PE"/>
+          <ns2:ligatures ns2:val="none"/>
         </w:rPr>
         <w:t>presentar copia simple de las facultades de representación de su representante legal en el presente procedimiento o la declaración jurada que indique que cuenta con dichas facultades y que estas se encuentran vigentes;</w:t>
       </w:r>
     </w:p>
-    <w:p>
+    <w:p ns2:paraId="0CD5704D" ns2:textId="77777777">
       <w:pPr>
         <w:numPr>
           <w:ilvl w:val="0"/>
@@ -3269,21 +3269,21 @@
           <w:color w:val="000000"/>
           <w:kern w:val="0"/>
           <w:lang w:eastAsia="es-PE"/>
-          <w14:ligatures w14:val="none"/>
-        </w:rPr>
-      </w:pPr>
-      <w:r>
-        <w:rPr>
-          <w:rFonts w:ascii="Arial Narrow" w:eastAsia="Arial Narrow" w:hAnsi="Arial Narrow" w:cs="Arial Narrow"/>
-          <w:color w:val="000000"/>
-          <w:kern w:val="0"/>
-          <w:lang w:eastAsia="es-PE"/>
-          <w14:ligatures w14:val="none"/>
+          <ns2:ligatures ns2:val="none"/>
+        </w:rPr>
+      </w:pPr>
+      <w:r>
+        <w:rPr>
+          <w:rFonts w:ascii="Arial Narrow" w:eastAsia="Arial Narrow" w:hAnsi="Arial Narrow" w:cs="Arial Narrow"/>
+          <w:color w:val="000000"/>
+          <w:kern w:val="0"/>
+          <w:lang w:eastAsia="es-PE"/>
+          <ns2:ligatures ns2:val="none"/>
         </w:rPr>
         <w:t>consignar el Número de Registro Único de Contribuyentes (RUC); y,</w:t>
       </w:r>
     </w:p>
-    <w:p>
+    <w:p ns2:paraId="7341F53D" ns2:textId="101F16E7">
       <w:pPr>
         <w:numPr>
           <w:ilvl w:val="0"/>
@@ -3295,16 +3295,16 @@
         <w:rPr>
           <w:rFonts w:ascii="Arial Narrow" w:eastAsia="Calibri" w:hAnsi="Arial Narrow" w:cs="Arial"/>
           <w:kern w:val="0"/>
-          <w14:ligatures w14:val="none"/>
-        </w:rPr>
-      </w:pPr>
-      <w:r>
-        <w:rPr>
-          <w:rFonts w:ascii="Arial Narrow" w:eastAsia="Arial Narrow" w:hAnsi="Arial Narrow" w:cs="Arial Narrow"/>
-          <w:color w:val="000000"/>
-          <w:kern w:val="0"/>
-          <w:lang w:eastAsia="es-PE"/>
-          <w14:ligatures w14:val="none"/>
+          <ns2:ligatures ns2:val="none"/>
+        </w:rPr>
+      </w:pPr>
+      <w:r>
+        <w:rPr>
+          <w:rFonts w:ascii="Arial Narrow" w:eastAsia="Arial Narrow" w:hAnsi="Arial Narrow" w:cs="Arial Narrow"/>
+          <w:color w:val="000000"/>
+          <w:kern w:val="0"/>
+          <w:lang w:eastAsia="es-PE"/>
+          <ns2:ligatures ns2:val="none"/>
         </w:rPr>
         <w:t>fijar domicilio procesal para el procedimiento, de conformidad con el numeral 1 del artículo 442</w:t>
       </w:r>
@@ -3314,7 +3314,7 @@
           <w:color w:val="000000"/>
           <w:kern w:val="0"/>
           <w:lang w:eastAsia="es-PE"/>
-          <w14:ligatures w14:val="none"/>
+          <ns2:ligatures ns2:val="none"/>
         </w:rPr>
         <w:t/>
       </w:r>
@@ -3324,7 +3324,7 @@
           <w:color w:val="000000"/>
           <w:kern w:val="0"/>
           <w:lang w:eastAsia="es-PE"/>
-          <w14:ligatures w14:val="none"/>
+          <ns2:ligatures ns2:val="none"/>
         </w:rPr>
         <w:t xml:space="preserve"> del Código Procesal Civil. </w:t>
       </w:r>
@@ -3332,7 +3332,7 @@
         <w:rPr>
           <w:rFonts w:ascii="Arial Narrow" w:eastAsia="Calibri" w:hAnsi="Arial Narrow" w:cs="Arial"/>
           <w:kern w:val="0"/>
-          <w14:ligatures w14:val="none"/>
+          <ns2:ligatures ns2:val="none"/>
         </w:rPr>
         <w:t>Para ello podrá señalar domicilio físico o una dirección electrónica a la que pueda remitirse las notificaciones</w:t>
       </w:r>
@@ -3341,12 +3341,12 @@
           <w:rFonts w:ascii="Arial Narrow" w:eastAsia="Arial" w:hAnsi="Arial Narrow" w:cs="Arial"/>
           <w:kern w:val="0"/>
           <w:lang w:val="es"/>
-          <w14:ligatures w14:val="none"/>
+          <ns2:ligatures ns2:val="none"/>
         </w:rPr>
         <w:t>;</w:t>
       </w:r>
     </w:p>
-    <w:p>
+    <w:p ns2:paraId="446A1900" ns2:textId="13BE47D4">
       <w:pPr>
         <w:numPr>
           <w:ilvl w:val="0"/>
@@ -3358,14 +3358,14 @@
         <w:rPr>
           <w:rFonts w:ascii="Arial Narrow" w:eastAsia="Calibri" w:hAnsi="Arial Narrow" w:cs="Arial"/>
           <w:kern w:val="0"/>
-          <w14:ligatures w14:val="none"/>
+          <ns2:ligatures ns2:val="none"/>
         </w:rPr>
       </w:pPr>
       <w:r>
         <w:rPr>
           <w:rFonts w:ascii="Arial Narrow" w:eastAsia="Calibri" w:hAnsi="Arial Narrow" w:cs="Arial"/>
           <w:kern w:val="0"/>
-          <w14:ligatures w14:val="none"/>
+          <ns2:ligatures ns2:val="none"/>
         </w:rPr>
         <w:t xml:space="preserve">en caso califique como </w:t>
       </w:r>
@@ -3374,7 +3374,7 @@
         <w:rPr>
           <w:rFonts w:ascii="Arial Narrow" w:eastAsia="Calibri" w:hAnsi="Arial Narrow" w:cs="Arial"/>
           <w:kern w:val="0"/>
-          <w14:ligatures w14:val="none"/>
+          <ns2:ligatures ns2:val="none"/>
         </w:rPr>
         <w:t>micro empresa</w:t>
       </w:r>
@@ -3383,7 +3383,7 @@
         <w:rPr>
           <w:rFonts w:ascii="Arial Narrow" w:eastAsia="Calibri" w:hAnsi="Arial Narrow" w:cs="Arial"/>
           <w:kern w:val="0"/>
-          <w14:ligatures w14:val="none"/>
+          <ns2:ligatures ns2:val="none"/>
         </w:rPr>
         <w:t xml:space="preserve"> o pequeña empresa, presentar los documentos que acrediten su volumen de ventas o ingresos brutos percibidos el año anterior relativo a todas sus actividades económicas y el número de trabajadores con el que cuenta</w:t>
       </w:r>
@@ -3393,7 +3393,7 @@
           <w:rFonts w:ascii="Arial Narrow" w:eastAsia="Calibri" w:hAnsi="Arial Narrow" w:cs="Arial"/>
           <w:kern w:val="0"/>
           <w:vertAlign w:val="superscript"/>
-          <w14:ligatures w14:val="none"/>
+          <ns2:ligatures ns2:val="none"/>
         </w:rPr>
         <w:footnoteReference w:id="8"/>
       </w:r>
@@ -3401,7 +3401,7 @@
         <w:rPr>
           <w:rFonts w:ascii="Arial Narrow" w:eastAsia="Calibri" w:hAnsi="Arial Narrow" w:cs="Arial"/>
           <w:kern w:val="0"/>
-          <w14:ligatures w14:val="none"/>
+          <ns2:ligatures ns2:val="none"/>
         </w:rPr>
         <w:t>. Ello, a fin de que la Comisión pueda meritar dicha documentación, conforme lo establece el artículo 110</w:t>
       </w:r>
@@ -3411,7 +3411,7 @@
           <w:color w:val="000000"/>
           <w:kern w:val="0"/>
           <w:lang w:eastAsia="es-PE"/>
-          <w14:ligatures w14:val="none"/>
+          <ns2:ligatures ns2:val="none"/>
         </w:rPr>
         <w:t/>
       </w:r>
@@ -3419,7 +3419,7 @@
         <w:rPr>
           <w:rFonts w:ascii="Arial Narrow" w:eastAsia="Calibri" w:hAnsi="Arial Narrow" w:cs="Arial"/>
           <w:kern w:val="0"/>
-          <w14:ligatures w14:val="none"/>
+          <ns2:ligatures ns2:val="none"/>
         </w:rPr>
         <w:t xml:space="preserve"> del </w:t>
       </w:r>
@@ -3428,7 +3428,7 @@
           <w:rFonts w:ascii="Arial Narrow" w:eastAsia="Calibri" w:hAnsi="Arial Narrow" w:cs="Arial"/>
           <w:spacing w:val="-2"/>
           <w:kern w:val="0"/>
-          <w14:ligatures w14:val="none"/>
+          <ns2:ligatures ns2:val="none"/>
         </w:rPr>
         <w:t>Código</w:t>
       </w:r>
@@ -3439,7 +3439,7 @@
           <w:spacing w:val="-2"/>
           <w:kern w:val="0"/>
           <w:vertAlign w:val="superscript"/>
-          <w14:ligatures w14:val="none"/>
+          <ns2:ligatures ns2:val="none"/>
         </w:rPr>
         <w:footnoteReference w:id="9"/>
       </w:r>
@@ -3448,12 +3448,12 @@
           <w:rFonts w:ascii="Arial Narrow" w:eastAsia="Calibri" w:hAnsi="Arial Narrow" w:cs="Arial"/>
           <w:spacing w:val="-2"/>
           <w:kern w:val="0"/>
-          <w14:ligatures w14:val="none"/>
+          <ns2:ligatures ns2:val="none"/>
         </w:rPr>
         <w:t>.</w:t>
       </w:r>
     </w:p>
-    <w:p>
+    <w:p ns2:paraId="354DE7F2" ns2:textId="77777777">
       <w:pPr>
         <w:spacing w:after="0" w:line="240" w:lineRule="auto"/>
         <w:ind w:left="567"/>
@@ -3463,122 +3463,324 @@
           <w:color w:val="000000"/>
           <w:kern w:val="0"/>
           <w:lang w:eastAsia="es-PE"/>
-          <w14:ligatures w14:val="none"/>
-        </w:rPr>
-      </w:pPr>
-    </w:p>
-    <w:p>
-      <w:pPr>
-        <w:spacing w:after="0" w:line="240" w:lineRule="auto"/>
-        <w:jc w:val="both"/>
-        <w:rPr>
-          <w:rFonts w:ascii="Arial Narrow" w:eastAsia="Arial Narrow" w:hAnsi="Arial Narrow" w:cs="Arial Narrow"/>
-          <w:color w:val="000000"/>
-          <w:kern w:val="0"/>
-          <w:lang w:eastAsia="es-PE"/>
-          <w14:ligatures w14:val="none"/>
-        </w:rPr>
-      </w:pPr>
-      <w:r>
-        <w:rPr>
-          <w:rFonts w:ascii="Arial Narrow" w:eastAsia="Arial Narrow" w:hAnsi="Arial Narrow" w:cs="Arial Narrow"/>
-          <w:b/>
-          <w:color w:val="000000"/>
-          <w:kern w:val="0"/>
-          <w:lang w:eastAsia="es-PE"/>
-          <w14:ligatures w14:val="none"/>
+          <ns2:ligatures ns2:val="none"/>
+        </w:rPr>
+      </w:pPr>
+    </w:p>
+    <w:p>
+      <w:pPr>
+        <w:spacing w:after="0" w:line="240" w:lineRule="auto"/>
+        <w:jc w:val="both"/>
+        <w:rPr>
+          <w:rFonts w:ascii="Arial Narrow" w:eastAsia="Arial Narrow" w:hAnsi="Arial Narrow" w:cs="Arial Narrow"/>
+          <w:color w:val="000000"/>
+          <w:kern w:val="0"/>
+          <w:lang w:eastAsia="es-PE"/>
+          <ns2:ligatures ns2:val="none"/>
+        </w:rPr>
+      </w:pPr>
+      <w:r>
+        <w:rPr>
+          <w:rFonts w:ascii="Arial Narrow" w:hAnsi="Arial Narrow" w:cs="Arial Narrow"/>
+          <w:b w:val="1"/>
+          <w:bCs w:val="1"/>
+          <w:sz w:val="20"/>
+          <w:szCs w:val="20"/>
         </w:rPr>
         <w:t xml:space="preserve">CUARTO: </w:t>
       </w:r>
       <w:r>
         <w:rPr>
-          <w:rFonts w:ascii="Arial Narrow" w:eastAsia="Arial Narrow" w:hAnsi="Arial Narrow" w:cs="Arial Narrow"/>
-          <w:color w:val="000000"/>
-          <w:kern w:val="0"/>
-          <w:lang w:eastAsia="es-PE"/>
-          <w14:ligatures w14:val="none"/>
-        </w:rPr>
-        <w:t xml:space="preserve">correr traslado de la denuncia interpuesta </w:t>
-      </w:r>
-      <w:r>
+          <w:rFonts w:ascii="Arial Narrow" w:hAnsi="Arial Narrow" w:cs="Arial Narrow"/>
+          <w:sz w:val="20"/>
+          <w:szCs w:val="20"/>
+        </w:rPr>
+        <w:t xml:space="preserve">correr traslado de la presente resolución a Pacífico Compañía de Seguros y Reaseguros S.A para que, de conformidad con lo dispuesto por el artículo 26° de la Ley sobre Facultades, Normas y Organización del Indecopi, aprobado por Decreto Legislativo N° 8079, presenten sus descargos sobre la imputación de cargos realizada en un plazo no mayor a cinco (5) días hábiles contado a partir del día siguiente de la notificación de la presente resolución, vencido el cual, el Secretario Técnico declarará en rebeldía a los denunciados que no lo hubieran presentado. Debe precisarse que de conformidad con lo establecido por el artículo 223° del Texto Único Ordenado de la Ley N° 27444, Ley del Procedimiento Administrativo General, las alegaciones y los hechos relevantes de la reclamación, salvo que hayan sido específicamente negadas en la contestación, se tendrán por aceptadas o meritadas como ciertas.</w:t>
+      </w:r>
+    </w:p>
+    <w:p ns2:paraId="7D74C0BD" ns2:textId="77777777">
+      <w:pPr>
+        <w:spacing w:after="0" w:line="240" w:lineRule="auto"/>
+        <w:jc w:val="both"/>
+        <w:rPr>
+          <w:rFonts w:ascii="Arial Narrow" w:eastAsia="Arial Narrow" w:hAnsi="Arial Narrow" w:cs="Arial Narrow"/>
+          <w:color w:val="000000"/>
+          <w:kern w:val="0"/>
+          <w:lang w:eastAsia="es-PE"/>
+          <ns2:ligatures ns2:val="none"/>
+        </w:rPr>
+      </w:pPr>
+    </w:p>
+    <w:p ns2:paraId="61C1ED8F" ns2:textId="4BAA645C">
+      <w:pPr>
+        <w:spacing w:after="0" w:line="240" w:lineRule="auto"/>
+        <w:jc w:val="both"/>
         <w:rPr>
           <w:rFonts w:ascii="Arial Narrow" w:eastAsia="Times New Roman" w:hAnsi="Arial Narrow" w:cs="Arial"/>
           <w:color w:val="000000"/>
           <w:kern w:val="0"/>
           <w:lang w:val="es-ES" w:eastAsia="es-ES"/>
-          <w14:ligatures w14:val="none"/>
-        </w:rPr>
-        <w:t xml:space="preserve">el </w:t>
-      </w:r>
+          <ns2:ligatures ns2:val="none"/>
+        </w:rPr>
+      </w:pPr>
+      <w:r>
+        <w:rPr>
+          <w:rFonts w:ascii="Arial Narrow" w:eastAsia="Arial Narrow" w:hAnsi="Arial Narrow" w:cs="Arial Narrow"/>
+          <w:b/>
+          <w:color w:val="000000"/>
+          <w:kern w:val="0"/>
+          <w:lang w:eastAsia="es-PE"/>
+          <ns2:ligatures ns2:val="none"/>
+        </w:rPr>
+        <w:t xml:space="preserve">QUINTO: </w:t>
+      </w:r>
+      <w:bookmarkStart w:id="4" w:name="_Hlk188286813"/>
       <w:r>
         <w:rPr>
           <w:rFonts w:ascii="Arial Narrow" w:eastAsia="Times New Roman" w:hAnsi="Arial Narrow" w:cs="Arial"/>
           <w:color w:val="000000"/>
           <w:kern w:val="0"/>
+          <w:lang w:eastAsia="es-ES"/>
+          <ns2:ligatures ns2:val="none"/>
+        </w:rPr>
+        <w:t xml:space="preserve">requerir </w:t>
+      </w:r>
+      <w:r>
+        <w:rPr>
+          <w:rFonts w:ascii="Arial Narrow" w:eastAsia="Times New Roman" w:hAnsi="Arial Narrow" w:cs="Arial"/>
+          <w:color w:val="000000"/>
+          <w:kern w:val="0"/>
           <w:lang w:val="es-ES" w:eastAsia="es-ES"/>
-          <w14:ligatures w14:val="none"/>
-        </w:rPr>
-        <w:t>12 de febrero de 2025</w:t>
-      </w:r>
-      <w:r>
-        <w:rPr>
-          <w:rFonts w:ascii="Arial Narrow" w:eastAsia="Calibri" w:hAnsi="Arial Narrow" w:cs="Arial"/>
-          <w:kern w:val="0"/>
-          <w14:ligatures w14:val="none"/>
+          <ns2:ligatures ns2:val="none"/>
+        </w:rPr>
+        <w:t xml:space="preserve">que, en un </w:t>
+      </w:r>
+      <w:r>
+        <w:rPr>
+          <w:rFonts w:ascii="Arial Narrow" w:eastAsia="Times New Roman" w:hAnsi="Arial Narrow" w:cs="Arial"/>
+          <w:color w:val="000000"/>
+          <w:kern w:val="0"/>
+          <w:lang w:eastAsia="es-ES"/>
+          <ns2:ligatures ns2:val="none"/>
+        </w:rPr>
+        <w:t>plazo no mayor de cinco (5) días hábiles contado a partir del día siguiente de la notificación de la presente resolución</w:t>
+      </w:r>
+      <w:bookmarkEnd w:id="4"/>
+      <w:r>
+        <w:rPr>
+          <w:rFonts w:ascii="Arial Narrow" w:eastAsia="Times New Roman" w:hAnsi="Arial Narrow" w:cs="Arial"/>
+          <w:color w:val="000000"/>
+          <w:kern w:val="0"/>
+          <w:lang w:eastAsia="es-ES"/>
+          <ns2:ligatures ns2:val="none"/>
         </w:rPr>
         <w:t xml:space="preserve">, </w:t>
       </w:r>
-      <w:r>
-        <w:rPr>
-          <w:rFonts w:ascii="Arial Narrow" w:eastAsia="Arial Narrow" w:hAnsi="Arial Narrow" w:cs="Arial Narrow"/>
-          <w:color w:val="000000"/>
-          <w:kern w:val="0"/>
-          <w:lang w:eastAsia="es-PE"/>
-          <w14:ligatures w14:val="none"/>
-        </w:rPr>
-        <w:t>a</w:t>
-      </w:r>
-      <w:r>
-        <w:rPr>
-          <w:rFonts w:ascii="Arial Narrow" w:eastAsia="Times New Roman" w:hAnsi="Arial Narrow" w:cs="Times New Roman"/>
-          <w:color w:val="000000"/>
-          <w:kern w:val="0"/>
-          <w:shd w:val="clear" w:color="auto" w:fill="FFFFFF"/>
-          <w:lang w:eastAsia="es-PE"/>
-          <w14:ligatures w14:val="none"/>
+      <w:bookmarkStart w:id="5" w:name="_Hlk188286828"/>
+      <w:r>
+        <w:rPr>
+          <w:rFonts w:ascii="Arial Narrow" w:eastAsia="Arial Narrow" w:hAnsi="Arial Narrow" w:cs="Arial Narrow"/>
+          <w:bCs/>
+        </w:rPr>
+        <w:t xml:space="preserve">Pacífico </w:t>
+      </w:r>
+      <w:r>
+        <w:rPr>
+          <w:rFonts w:ascii="Arial Narrow" w:eastAsia="Arial Narrow" w:hAnsi="Arial Narrow" w:cs="Arial Narrow"/>
+          <w:bCs/>
+        </w:rPr>
+        <w:t>C</w:t>
+      </w:r>
+      <w:r>
+        <w:rPr>
+          <w:rFonts w:ascii="Arial Narrow" w:eastAsia="Arial Narrow" w:hAnsi="Arial Narrow" w:cs="Arial Narrow"/>
+          <w:bCs/>
+        </w:rPr>
+        <w:t>ompañía de Seguros y Reaseguros S.A.</w:t>
+      </w:r>
+      <w:r>
+        <w:rPr>
+          <w:rFonts w:ascii="Arial Narrow" w:eastAsia="Times New Roman" w:hAnsi="Arial Narrow" w:cs="Arial"/>
+          <w:color w:val="000000"/>
+          <w:kern w:val="0"/>
+          <w:lang w:eastAsia="es-ES"/>
+          <ns2:ligatures ns2:val="none"/>
+        </w:rPr>
+        <w:t xml:space="preserve">, </w:t>
+      </w:r>
+      <w:bookmarkEnd w:id="5"/>
+      <w:r>
+        <w:rPr>
+          <w:rFonts w:ascii="Arial Narrow" w:eastAsia="Times New Roman" w:hAnsi="Arial Narrow" w:cs="Arial"/>
+          <w:color w:val="000000"/>
+          <w:kern w:val="0"/>
+          <w:lang w:val="es-ES" w:eastAsia="es-ES"/>
+          <ns2:ligatures ns2:val="none"/>
+        </w:rPr>
+        <w:t xml:space="preserve">cumpla con: </w:t>
+      </w:r>
+      <w:r>
+        <w:rPr>
+          <w:rFonts w:ascii="Arial Narrow" w:eastAsia="Times New Roman" w:hAnsi="Arial Narrow" w:cs="Arial"/>
+          <w:color w:val="000000"/>
+          <w:kern w:val="0"/>
+          <w:lang w:val="es-ES" w:eastAsia="es-ES"/>
+          <ns2:ligatures ns2:val="none"/>
+        </w:rPr>
+        <w:t>(i) Presentar copia completa, legible y debidamente suscrita de la Póliza 30-8036304/3 del Seguro de Vida Inversión Flex, incluyendo sus condiciones generales, particulares</w:t>
+      </w:r>
+      <w:r>
+        <w:rPr>
+          <w:rFonts w:ascii="Arial Narrow" w:eastAsia="Times New Roman" w:hAnsi="Arial Narrow" w:cs="Arial"/>
+          <w:color w:val="000000"/>
+          <w:kern w:val="0"/>
+          <w:lang w:val="es-ES" w:eastAsia="es-ES"/>
+          <ns2:ligatures ns2:val="none"/>
+        </w:rPr>
+        <w:t>;</w:t>
+      </w:r>
+      <w:r>
+        <w:rPr>
+          <w:rFonts w:ascii="Arial Narrow" w:eastAsia="Times New Roman" w:hAnsi="Arial Narrow" w:cs="Arial"/>
+          <w:color w:val="000000"/>
+          <w:kern w:val="0"/>
+          <w:lang w:val="es-ES" w:eastAsia="es-ES"/>
+          <ns2:ligatures ns2:val="none"/>
         </w:rPr>
         <w:t xml:space="preserve"> </w:t>
       </w:r>
       <w:r>
         <w:rPr>
-          <w:rFonts w:ascii="Arial Narrow" w:eastAsia="Arial Narrow" w:hAnsi="Arial Narrow" w:cs="Arial Narrow"/>
-          <w:bCs/>
-        </w:rPr>
-        <w:t xml:space="preserve">Pacífico </w:t>
-      </w:r>
-      <w:r>
-        <w:rPr>
-          <w:rFonts w:ascii="Arial Narrow" w:eastAsia="Arial Narrow" w:hAnsi="Arial Narrow" w:cs="Arial Narrow"/>
-          <w:bCs/>
-        </w:rPr>
-        <w:t>C</w:t>
-      </w:r>
-      <w:r>
-        <w:rPr>
-          <w:rFonts w:ascii="Arial Narrow" w:eastAsia="Arial Narrow" w:hAnsi="Arial Narrow" w:cs="Arial Narrow"/>
-          <w:bCs/>
-        </w:rPr>
-        <w:t>ompañía de Seguros y Reaseguros S.A.</w:t>
-      </w:r>
-      <w:r>
-        <w:rPr>
-          <w:rFonts w:ascii="Arial Narrow" w:eastAsia="Arial Narrow" w:hAnsi="Arial Narrow" w:cs="Arial Narrow"/>
-          <w:color w:val="000000"/>
-          <w:kern w:val="0"/>
-          <w:lang w:eastAsia="es-PE"/>
-          <w14:ligatures w14:val="none"/>
-        </w:rPr>
-        <w:t>, para que, de conformidad con lo dispuesto por el artículo 26</w:t>
+          <w:rFonts w:ascii="Arial Narrow" w:eastAsia="Times New Roman" w:hAnsi="Arial Narrow" w:cs="Arial"/>
+          <w:color w:val="000000"/>
+          <w:kern w:val="0"/>
+          <w:lang w:val="es-ES" w:eastAsia="es-ES"/>
+          <ns2:ligatures ns2:val="none"/>
+        </w:rPr>
+        <w:t>(</w:t>
+      </w:r>
+      <w:proofErr w:type="spellStart"/>
+      <w:r>
+        <w:rPr>
+          <w:rFonts w:ascii="Arial Narrow" w:eastAsia="Times New Roman" w:hAnsi="Arial Narrow" w:cs="Arial"/>
+          <w:color w:val="000000"/>
+          <w:kern w:val="0"/>
+          <w:lang w:val="es-ES" w:eastAsia="es-ES"/>
+          <ns2:ligatures ns2:val="none"/>
+        </w:rPr>
+        <w:t>ii</w:t>
+      </w:r>
+      <w:proofErr w:type="spellEnd"/>
+      <w:r>
+        <w:rPr>
+          <w:rFonts w:ascii="Arial Narrow" w:eastAsia="Times New Roman" w:hAnsi="Arial Narrow" w:cs="Arial"/>
+          <w:color w:val="000000"/>
+          <w:kern w:val="0"/>
+          <w:lang w:val="es-ES" w:eastAsia="es-ES"/>
+          <ns2:ligatures ns2:val="none"/>
+        </w:rPr>
+        <w:t xml:space="preserve">) presentar las gestiones de </w:t>
+      </w:r>
+      <w:r>
+        <w:rPr>
+          <w:rFonts w:ascii="Arial Narrow" w:eastAsia="Times New Roman" w:hAnsi="Arial Narrow" w:cs="Arial"/>
+          <w:color w:val="000000"/>
+          <w:kern w:val="0"/>
+          <w:lang w:val="es-ES" w:eastAsia="es-ES"/>
+          <ns2:ligatures ns2:val="none"/>
+        </w:rPr>
+        <w:t>Endoso 1474677; y, (</w:t>
+      </w:r>
+      <w:proofErr w:type="spellStart"/>
+      <w:r>
+        <w:rPr>
+          <w:rFonts w:ascii="Arial Narrow" w:eastAsia="Times New Roman" w:hAnsi="Arial Narrow" w:cs="Arial"/>
+          <w:color w:val="000000"/>
+          <w:kern w:val="0"/>
+          <w:lang w:val="es-ES" w:eastAsia="es-ES"/>
+          <ns2:ligatures ns2:val="none"/>
+        </w:rPr>
+        <w:t>ii</w:t>
+      </w:r>
+      <w:r>
+        <w:rPr>
+          <w:rFonts w:ascii="Arial Narrow" w:eastAsia="Times New Roman" w:hAnsi="Arial Narrow" w:cs="Arial"/>
+          <w:color w:val="000000"/>
+          <w:kern w:val="0"/>
+          <w:lang w:val="es-ES" w:eastAsia="es-ES"/>
+          <ns2:ligatures ns2:val="none"/>
+        </w:rPr>
+        <w:t>i</w:t>
+      </w:r>
+      <w:proofErr w:type="spellEnd"/>
+      <w:r>
+        <w:rPr>
+          <w:rFonts w:ascii="Arial Narrow" w:eastAsia="Times New Roman" w:hAnsi="Arial Narrow" w:cs="Arial"/>
+          <w:color w:val="000000"/>
+          <w:kern w:val="0"/>
+          <w:lang w:val="es-ES" w:eastAsia="es-ES"/>
+          <ns2:ligatures ns2:val="none"/>
+        </w:rPr>
+        <w:t>) presentar todas las comunicaciones cursadas con el denunciante en virtud del hecho materia de denuncia.</w:t>
+      </w:r>
+    </w:p>
+    <w:p ns2:paraId="6A128BE5" ns2:textId="77777777">
+      <w:pPr>
+        <w:spacing w:after="0" w:line="240" w:lineRule="auto"/>
+        <w:jc w:val="both"/>
+        <w:rPr>
+          <w:rFonts w:ascii="Arial Narrow" w:eastAsia="Arial Narrow" w:hAnsi="Arial Narrow" w:cs="Arial Narrow"/>
+          <w:b/>
+          <w:color w:val="000000"/>
+          <w:kern w:val="0"/>
+          <w:lang w:val="es-ES" w:eastAsia="es-PE"/>
+          <ns2:ligatures ns2:val="none"/>
+        </w:rPr>
+      </w:pPr>
+    </w:p>
+    <w:p ns2:paraId="5A49EAA8" ns2:textId="66340982">
+      <w:pPr>
+        <w:spacing w:after="0" w:line="240" w:lineRule="auto"/>
+        <w:jc w:val="both"/>
+        <w:rPr>
+          <w:rFonts w:ascii="Arial Narrow" w:eastAsia="Arial Narrow" w:hAnsi="Arial Narrow" w:cs="Arial Narrow"/>
+          <w:color w:val="000000"/>
+          <w:kern w:val="0"/>
+          <w:lang w:eastAsia="es-PE"/>
+          <ns2:ligatures ns2:val="none"/>
+        </w:rPr>
+      </w:pPr>
+      <w:r>
+        <w:rPr>
+          <w:rFonts w:ascii="Arial Narrow" w:eastAsia="Arial Narrow" w:hAnsi="Arial Narrow" w:cs="Arial Narrow"/>
+          <w:b/>
+          <w:color w:val="000000"/>
+          <w:kern w:val="0"/>
+          <w:lang w:eastAsia="es-PE"/>
+          <ns2:ligatures ns2:val="none"/>
+        </w:rPr>
+        <w:t>SEXTO:</w:t>
+      </w:r>
+      <w:r>
+        <w:rPr>
+          <w:rFonts w:ascii="Arial Narrow" w:eastAsia="Arial Narrow" w:hAnsi="Arial Narrow" w:cs="Arial Narrow"/>
+          <w:color w:val="000000"/>
+          <w:kern w:val="0"/>
+          <w:lang w:eastAsia="es-PE"/>
+          <ns2:ligatures ns2:val="none"/>
+        </w:rPr>
+        <w:t xml:space="preserve"> </w:t>
+      </w:r>
+      <w:bookmarkStart w:id="6" w:name="_Hlk188286915"/>
+      <w:r>
+        <w:rPr>
+          <w:rFonts w:ascii="Arial Narrow" w:eastAsia="Arial Narrow" w:hAnsi="Arial Narrow" w:cs="Arial Narrow"/>
+          <w:color w:val="000000"/>
+          <w:kern w:val="0"/>
+          <w:lang w:eastAsia="es-PE"/>
+          <ns2:ligatures ns2:val="none"/>
+        </w:rPr>
+        <w:t>informar a las partes que el artículo 110</w:t>
       </w:r>
       <w:r>
         <w:rPr>
@@ -3586,7 +3788,7 @@
           <w:color w:val="000000"/>
           <w:kern w:val="0"/>
           <w:lang w:eastAsia="es-PE"/>
-          <w14:ligatures w14:val="none"/>
+          <ns2:ligatures ns2:val="none"/>
         </w:rPr>
         <w:t/>
       </w:r>
@@ -3596,312 +3798,7 @@
           <w:color w:val="000000"/>
           <w:kern w:val="0"/>
           <w:lang w:eastAsia="es-PE"/>
-          <w14:ligatures w14:val="none"/>
-        </w:rPr>
-        <w:t xml:space="preserve"> de la Ley sobre Facultades, Normas y Organización del Indecopi, aprobada por Decreto Legislativo 807, presente sus descargos en un plazo no mayor de cinco (5) días hábiles contados desde la notificación. </w:t>
-      </w:r>
-    </w:p>
-    <w:p>
-      <w:pPr>
-        <w:spacing w:after="0" w:line="240" w:lineRule="auto"/>
-        <w:jc w:val="both"/>
-        <w:rPr>
-          <w:rFonts w:ascii="Arial Narrow" w:eastAsia="Arial Narrow" w:hAnsi="Arial Narrow" w:cs="Arial Narrow"/>
-          <w:color w:val="000000"/>
-          <w:kern w:val="0"/>
-          <w:lang w:eastAsia="es-PE"/>
-          <w14:ligatures w14:val="none"/>
-        </w:rPr>
-      </w:pPr>
-    </w:p>
-    <w:p>
-      <w:pPr>
-        <w:spacing w:after="0" w:line="240" w:lineRule="auto"/>
-        <w:jc w:val="both"/>
-        <w:rPr>
-          <w:rFonts w:ascii="Arial Narrow" w:eastAsia="Times New Roman" w:hAnsi="Arial Narrow" w:cs="Arial"/>
-          <w:color w:val="000000"/>
-          <w:kern w:val="0"/>
-          <w:lang w:val="es-ES" w:eastAsia="es-ES"/>
-          <w14:ligatures w14:val="none"/>
-        </w:rPr>
-      </w:pPr>
-      <w:r>
-        <w:rPr>
-          <w:rFonts w:ascii="Arial Narrow" w:eastAsia="Arial Narrow" w:hAnsi="Arial Narrow" w:cs="Arial Narrow"/>
-          <w:b/>
-          <w:color w:val="000000"/>
-          <w:kern w:val="0"/>
-          <w:lang w:eastAsia="es-PE"/>
-          <w14:ligatures w14:val="none"/>
-        </w:rPr>
-        <w:t xml:space="preserve">QUINTO: </w:t>
-      </w:r>
-      <w:bookmarkStart w:id="4" w:name="_Hlk188286813"/>
-      <w:r>
-        <w:rPr>
-          <w:rFonts w:ascii="Arial Narrow" w:eastAsia="Times New Roman" w:hAnsi="Arial Narrow" w:cs="Arial"/>
-          <w:color w:val="000000"/>
-          <w:kern w:val="0"/>
-          <w:lang w:eastAsia="es-ES"/>
-          <w14:ligatures w14:val="none"/>
-        </w:rPr>
-        <w:t xml:space="preserve">requerir </w:t>
-      </w:r>
-      <w:r>
-        <w:rPr>
-          <w:rFonts w:ascii="Arial Narrow" w:eastAsia="Times New Roman" w:hAnsi="Arial Narrow" w:cs="Arial"/>
-          <w:color w:val="000000"/>
-          <w:kern w:val="0"/>
-          <w:lang w:val="es-ES" w:eastAsia="es-ES"/>
-          <w14:ligatures w14:val="none"/>
-        </w:rPr>
-        <w:t xml:space="preserve">que, en un </w:t>
-      </w:r>
-      <w:r>
-        <w:rPr>
-          <w:rFonts w:ascii="Arial Narrow" w:eastAsia="Times New Roman" w:hAnsi="Arial Narrow" w:cs="Arial"/>
-          <w:color w:val="000000"/>
-          <w:kern w:val="0"/>
-          <w:lang w:eastAsia="es-ES"/>
-          <w14:ligatures w14:val="none"/>
-        </w:rPr>
-        <w:t>plazo no mayor de cinco (5) días hábiles contado a partir del día siguiente de la notificación de la presente resolución</w:t>
-      </w:r>
-      <w:bookmarkEnd w:id="4"/>
-      <w:r>
-        <w:rPr>
-          <w:rFonts w:ascii="Arial Narrow" w:eastAsia="Times New Roman" w:hAnsi="Arial Narrow" w:cs="Arial"/>
-          <w:color w:val="000000"/>
-          <w:kern w:val="0"/>
-          <w:lang w:eastAsia="es-ES"/>
-          <w14:ligatures w14:val="none"/>
-        </w:rPr>
-        <w:t xml:space="preserve">, </w:t>
-      </w:r>
-      <w:bookmarkStart w:id="5" w:name="_Hlk188286828"/>
-      <w:r>
-        <w:rPr>
-          <w:rFonts w:ascii="Arial Narrow" w:eastAsia="Arial Narrow" w:hAnsi="Arial Narrow" w:cs="Arial Narrow"/>
-          <w:bCs/>
-        </w:rPr>
-        <w:t xml:space="preserve">Pacífico </w:t>
-      </w:r>
-      <w:r>
-        <w:rPr>
-          <w:rFonts w:ascii="Arial Narrow" w:eastAsia="Arial Narrow" w:hAnsi="Arial Narrow" w:cs="Arial Narrow"/>
-          <w:bCs/>
-        </w:rPr>
-        <w:t>C</w:t>
-      </w:r>
-      <w:r>
-        <w:rPr>
-          <w:rFonts w:ascii="Arial Narrow" w:eastAsia="Arial Narrow" w:hAnsi="Arial Narrow" w:cs="Arial Narrow"/>
-          <w:bCs/>
-        </w:rPr>
-        <w:t>ompañía de Seguros y Reaseguros S.A.</w:t>
-      </w:r>
-      <w:r>
-        <w:rPr>
-          <w:rFonts w:ascii="Arial Narrow" w:eastAsia="Times New Roman" w:hAnsi="Arial Narrow" w:cs="Arial"/>
-          <w:color w:val="000000"/>
-          <w:kern w:val="0"/>
-          <w:lang w:eastAsia="es-ES"/>
-          <w14:ligatures w14:val="none"/>
-        </w:rPr>
-        <w:t xml:space="preserve">, </w:t>
-      </w:r>
-      <w:bookmarkEnd w:id="5"/>
-      <w:r>
-        <w:rPr>
-          <w:rFonts w:ascii="Arial Narrow" w:eastAsia="Times New Roman" w:hAnsi="Arial Narrow" w:cs="Arial"/>
-          <w:color w:val="000000"/>
-          <w:kern w:val="0"/>
-          <w:lang w:val="es-ES" w:eastAsia="es-ES"/>
-          <w14:ligatures w14:val="none"/>
-        </w:rPr>
-        <w:t xml:space="preserve">cumpla con: </w:t>
-      </w:r>
-      <w:r>
-        <w:rPr>
-          <w:rFonts w:ascii="Arial Narrow" w:eastAsia="Times New Roman" w:hAnsi="Arial Narrow" w:cs="Arial"/>
-          <w:color w:val="000000"/>
-          <w:kern w:val="0"/>
-          <w:lang w:val="es-ES" w:eastAsia="es-ES"/>
-          <w14:ligatures w14:val="none"/>
-        </w:rPr>
-        <w:t>(i) Presentar copia completa, legible y debidamente suscrita de la Póliza 30-8036304/3 del Seguro de Vida Inversión Flex, incluyendo sus condiciones generales, particulares</w:t>
-      </w:r>
-      <w:r>
-        <w:rPr>
-          <w:rFonts w:ascii="Arial Narrow" w:eastAsia="Times New Roman" w:hAnsi="Arial Narrow" w:cs="Arial"/>
-          <w:color w:val="000000"/>
-          <w:kern w:val="0"/>
-          <w:lang w:val="es-ES" w:eastAsia="es-ES"/>
-          <w14:ligatures w14:val="none"/>
-        </w:rPr>
-        <w:t>;</w:t>
-      </w:r>
-      <w:r>
-        <w:rPr>
-          <w:rFonts w:ascii="Arial Narrow" w:eastAsia="Times New Roman" w:hAnsi="Arial Narrow" w:cs="Arial"/>
-          <w:color w:val="000000"/>
-          <w:kern w:val="0"/>
-          <w:lang w:val="es-ES" w:eastAsia="es-ES"/>
-          <w14:ligatures w14:val="none"/>
-        </w:rPr>
-        <w:t xml:space="preserve"> </w:t>
-      </w:r>
-      <w:r>
-        <w:rPr>
-          <w:rFonts w:ascii="Arial Narrow" w:eastAsia="Times New Roman" w:hAnsi="Arial Narrow" w:cs="Arial"/>
-          <w:color w:val="000000"/>
-          <w:kern w:val="0"/>
-          <w:lang w:val="es-ES" w:eastAsia="es-ES"/>
-          <w14:ligatures w14:val="none"/>
-        </w:rPr>
-        <w:t>(</w:t>
-      </w:r>
-      <w:proofErr w:type="spellStart"/>
-      <w:r>
-        <w:rPr>
-          <w:rFonts w:ascii="Arial Narrow" w:eastAsia="Times New Roman" w:hAnsi="Arial Narrow" w:cs="Arial"/>
-          <w:color w:val="000000"/>
-          <w:kern w:val="0"/>
-          <w:lang w:val="es-ES" w:eastAsia="es-ES"/>
-          <w14:ligatures w14:val="none"/>
-        </w:rPr>
-        <w:t>ii</w:t>
-      </w:r>
-      <w:proofErr w:type="spellEnd"/>
-      <w:r>
-        <w:rPr>
-          <w:rFonts w:ascii="Arial Narrow" w:eastAsia="Times New Roman" w:hAnsi="Arial Narrow" w:cs="Arial"/>
-          <w:color w:val="000000"/>
-          <w:kern w:val="0"/>
-          <w:lang w:val="es-ES" w:eastAsia="es-ES"/>
-          <w14:ligatures w14:val="none"/>
-        </w:rPr>
-        <w:t xml:space="preserve">) presentar las gestiones de </w:t>
-      </w:r>
-      <w:r>
-        <w:rPr>
-          <w:rFonts w:ascii="Arial Narrow" w:eastAsia="Times New Roman" w:hAnsi="Arial Narrow" w:cs="Arial"/>
-          <w:color w:val="000000"/>
-          <w:kern w:val="0"/>
-          <w:lang w:val="es-ES" w:eastAsia="es-ES"/>
-          <w14:ligatures w14:val="none"/>
-        </w:rPr>
-        <w:t>Endoso 1474677; y, (</w:t>
-      </w:r>
-      <w:proofErr w:type="spellStart"/>
-      <w:r>
-        <w:rPr>
-          <w:rFonts w:ascii="Arial Narrow" w:eastAsia="Times New Roman" w:hAnsi="Arial Narrow" w:cs="Arial"/>
-          <w:color w:val="000000"/>
-          <w:kern w:val="0"/>
-          <w:lang w:val="es-ES" w:eastAsia="es-ES"/>
-          <w14:ligatures w14:val="none"/>
-        </w:rPr>
-        <w:t>ii</w:t>
-      </w:r>
-      <w:r>
-        <w:rPr>
-          <w:rFonts w:ascii="Arial Narrow" w:eastAsia="Times New Roman" w:hAnsi="Arial Narrow" w:cs="Arial"/>
-          <w:color w:val="000000"/>
-          <w:kern w:val="0"/>
-          <w:lang w:val="es-ES" w:eastAsia="es-ES"/>
-          <w14:ligatures w14:val="none"/>
-        </w:rPr>
-        <w:t>i</w:t>
-      </w:r>
-      <w:proofErr w:type="spellEnd"/>
-      <w:r>
-        <w:rPr>
-          <w:rFonts w:ascii="Arial Narrow" w:eastAsia="Times New Roman" w:hAnsi="Arial Narrow" w:cs="Arial"/>
-          <w:color w:val="000000"/>
-          <w:kern w:val="0"/>
-          <w:lang w:val="es-ES" w:eastAsia="es-ES"/>
-          <w14:ligatures w14:val="none"/>
-        </w:rPr>
-        <w:t>) presentar todas las comunicaciones cursadas con el denunciante en virtud del hecho materia de denuncia.</w:t>
-      </w:r>
-    </w:p>
-    <w:p>
-      <w:pPr>
-        <w:spacing w:after="0" w:line="240" w:lineRule="auto"/>
-        <w:jc w:val="both"/>
-        <w:rPr>
-          <w:rFonts w:ascii="Arial Narrow" w:eastAsia="Arial Narrow" w:hAnsi="Arial Narrow" w:cs="Arial Narrow"/>
-          <w:b/>
-          <w:color w:val="000000"/>
-          <w:kern w:val="0"/>
-          <w:lang w:val="es-ES" w:eastAsia="es-PE"/>
-          <w14:ligatures w14:val="none"/>
-        </w:rPr>
-      </w:pPr>
-    </w:p>
-    <w:p>
-      <w:pPr>
-        <w:spacing w:after="0" w:line="240" w:lineRule="auto"/>
-        <w:jc w:val="both"/>
-        <w:rPr>
-          <w:rFonts w:ascii="Arial Narrow" w:eastAsia="Arial Narrow" w:hAnsi="Arial Narrow" w:cs="Arial Narrow"/>
-          <w:color w:val="000000"/>
-          <w:kern w:val="0"/>
-          <w:lang w:eastAsia="es-PE"/>
-          <w14:ligatures w14:val="none"/>
-        </w:rPr>
-      </w:pPr>
-      <w:r>
-        <w:rPr>
-          <w:rFonts w:ascii="Arial Narrow" w:eastAsia="Arial Narrow" w:hAnsi="Arial Narrow" w:cs="Arial Narrow"/>
-          <w:b/>
-          <w:color w:val="000000"/>
-          <w:kern w:val="0"/>
-          <w:lang w:eastAsia="es-PE"/>
-          <w14:ligatures w14:val="none"/>
-        </w:rPr>
-        <w:t>SEXTO:</w:t>
-      </w:r>
-      <w:r>
-        <w:rPr>
-          <w:rFonts w:ascii="Arial Narrow" w:eastAsia="Arial Narrow" w:hAnsi="Arial Narrow" w:cs="Arial Narrow"/>
-          <w:color w:val="000000"/>
-          <w:kern w:val="0"/>
-          <w:lang w:eastAsia="es-PE"/>
-          <w14:ligatures w14:val="none"/>
-        </w:rPr>
-        <w:t xml:space="preserve"> </w:t>
-      </w:r>
-      <w:bookmarkStart w:id="6" w:name="_Hlk188286915"/>
-      <w:r>
-        <w:rPr>
-          <w:rFonts w:ascii="Arial Narrow" w:eastAsia="Arial Narrow" w:hAnsi="Arial Narrow" w:cs="Arial Narrow"/>
-          <w:color w:val="000000"/>
-          <w:kern w:val="0"/>
-          <w:lang w:eastAsia="es-PE"/>
-          <w14:ligatures w14:val="none"/>
-        </w:rPr>
-        <w:t>informar a las partes que el artículo 110</w:t>
-      </w:r>
-      <w:r>
-        <w:rPr>
-          <w:rFonts w:ascii="Arial Narrow" w:eastAsia="Times New Roman" w:hAnsi="Arial Narrow" w:cs="Segoe UI"/>
-          <w:color w:val="000000"/>
-          <w:kern w:val="0"/>
-          <w:lang w:eastAsia="es-PE"/>
-          <w14:ligatures w14:val="none"/>
-        </w:rPr>
-        <w:t/>
-      </w:r>
-      <w:r>
-        <w:rPr>
-          <w:rFonts w:ascii="Arial Narrow" w:eastAsia="Arial Narrow" w:hAnsi="Arial Narrow" w:cs="Arial Narrow"/>
-          <w:color w:val="000000"/>
-          <w:kern w:val="0"/>
-          <w:lang w:eastAsia="es-PE"/>
-          <w14:ligatures w14:val="none"/>
+          <ns2:ligatures ns2:val="none"/>
         </w:rPr>
         <w:t xml:space="preserve"> de la Ley 29571, Código de Protección y Defensa del Consumidor</w:t>
       </w:r>
@@ -3913,7 +3810,7 @@
           <w:kern w:val="0"/>
           <w:vertAlign w:val="superscript"/>
           <w:lang w:eastAsia="es-PE"/>
-          <w14:ligatures w14:val="none"/>
+          <ns2:ligatures ns2:val="none"/>
         </w:rPr>
         <w:footnoteReference w:id="10"/>
       </w:r>
@@ -3923,7 +3820,7 @@
           <w:color w:val="000000"/>
           <w:kern w:val="0"/>
           <w:lang w:eastAsia="es-PE"/>
-          <w14:ligatures w14:val="none"/>
+          <ns2:ligatures ns2:val="none"/>
         </w:rPr>
         <w:t xml:space="preserve">, faculta a la Comisión a calificar las infracciones de la referida norma como leves, graves o </w:t>
       </w:r>
@@ -3933,7 +3830,7 @@
           <w:color w:val="000000"/>
           <w:kern w:val="0"/>
           <w:lang w:eastAsia="es-PE"/>
-          <w14:ligatures w14:val="none"/>
+          <ns2:ligatures ns2:val="none"/>
         </w:rPr>
         <w:lastRenderedPageBreak/>
         <w:t>muy graves e imponer sanciones que van desde una amonestación hasta una multa por un máximo de 450 Unidades Impositivas Tributarias, sin perjuicio de las medidas correctivas, reparadoras y complementarias, que puedan ordenarse de acuerdo a lo estipulado en los artículos 114</w:t>
@@ -3944,7 +3841,7 @@
           <w:color w:val="000000"/>
           <w:kern w:val="0"/>
           <w:lang w:eastAsia="es-PE"/>
-          <w14:ligatures w14:val="none"/>
+          <ns2:ligatures ns2:val="none"/>
         </w:rPr>
         <w:t/>
       </w:r>
@@ -3954,7 +3851,7 @@
           <w:color w:val="000000"/>
           <w:kern w:val="0"/>
           <w:lang w:eastAsia="es-PE"/>
-          <w14:ligatures w14:val="none"/>
+          <ns2:ligatures ns2:val="none"/>
         </w:rPr>
         <w:t>, 115</w:t>
       </w:r>
@@ -3964,7 +3861,7 @@
           <w:color w:val="000000"/>
           <w:kern w:val="0"/>
           <w:lang w:eastAsia="es-PE"/>
-          <w14:ligatures w14:val="none"/>
+          <ns2:ligatures ns2:val="none"/>
         </w:rPr>
         <w:t/>
       </w:r>
@@ -3974,7 +3871,7 @@
           <w:color w:val="000000"/>
           <w:kern w:val="0"/>
           <w:lang w:eastAsia="es-PE"/>
-          <w14:ligatures w14:val="none"/>
+          <ns2:ligatures ns2:val="none"/>
         </w:rPr>
         <w:t xml:space="preserve"> y 116</w:t>
       </w:r>
@@ -3984,7 +3881,7 @@
           <w:color w:val="000000"/>
           <w:kern w:val="0"/>
           <w:lang w:eastAsia="es-PE"/>
-          <w14:ligatures w14:val="none"/>
+          <ns2:ligatures ns2:val="none"/>
         </w:rPr>
         <w:t/>
       </w:r>
@@ -3994,7 +3891,7 @@
           <w:color w:val="000000"/>
           <w:kern w:val="0"/>
           <w:lang w:eastAsia="es-PE"/>
-          <w14:ligatures w14:val="none"/>
+          <ns2:ligatures ns2:val="none"/>
         </w:rPr>
         <w:t xml:space="preserve"> de la referida norma</w:t>
       </w:r>
@@ -4006,7 +3903,7 @@
           <w:kern w:val="0"/>
           <w:vertAlign w:val="superscript"/>
           <w:lang w:eastAsia="es-PE"/>
-          <w14:ligatures w14:val="none"/>
+          <ns2:ligatures ns2:val="none"/>
         </w:rPr>
         <w:footnoteReference w:id="11"/>
       </w:r>
@@ -4016,7 +3913,7 @@
           <w:color w:val="000000"/>
           <w:kern w:val="0"/>
           <w:lang w:eastAsia="es-PE"/>
-          <w14:ligatures w14:val="none"/>
+          <ns2:ligatures ns2:val="none"/>
         </w:rPr>
         <w:t xml:space="preserve">. </w:t>
       </w:r>
@@ -4027,7 +3924,7 @@
           <w:color w:val="000000"/>
           <w:kern w:val="0"/>
           <w:lang w:eastAsia="es-PE"/>
-          <w14:ligatures w14:val="none"/>
+          <ns2:ligatures ns2:val="none"/>
         </w:rPr>
         <w:lastRenderedPageBreak/>
         <w:t>Asimismo, se consideran circunstancias atenuantes para la graduación de la sanción, el allanamiento de la denuncia o el reconocimiento de las pretensiones en ella contenidas, de acuerdo con el artículo 112</w:t>
@@ -4038,7 +3935,7 @@
           <w:color w:val="000000"/>
           <w:kern w:val="0"/>
           <w:lang w:eastAsia="es-PE"/>
-          <w14:ligatures w14:val="none"/>
+          <ns2:ligatures ns2:val="none"/>
         </w:rPr>
         <w:t/>
       </w:r>
@@ -4048,7 +3945,7 @@
           <w:color w:val="000000"/>
           <w:kern w:val="0"/>
           <w:lang w:eastAsia="es-PE"/>
-          <w14:ligatures w14:val="none"/>
+          <ns2:ligatures ns2:val="none"/>
         </w:rPr>
         <w:t xml:space="preserve"> del Código</w:t>
       </w:r>
@@ -4060,7 +3957,7 @@
           <w:kern w:val="0"/>
           <w:vertAlign w:val="superscript"/>
           <w:lang w:eastAsia="es-PE"/>
-          <w14:ligatures w14:val="none"/>
+          <ns2:ligatures ns2:val="none"/>
         </w:rPr>
         <w:footnoteReference w:id="12"/>
       </w:r>
@@ -4070,12 +3967,12 @@
           <w:color w:val="000000"/>
           <w:kern w:val="0"/>
           <w:lang w:eastAsia="es-PE"/>
-          <w14:ligatures w14:val="none"/>
+          <ns2:ligatures ns2:val="none"/>
         </w:rPr>
         <w:t>.</w:t>
       </w:r>
     </w:p>
-    <w:p>
+    <w:p ns2:paraId="60BC1406" ns2:textId="77777777">
       <w:pPr>
         <w:shd w:val="clear" w:color="auto" w:fill="FFFFFF"/>
         <w:spacing w:after="0" w:line="240" w:lineRule="auto"/>
@@ -4086,11 +3983,11 @@
           <w:color w:val="000000"/>
           <w:kern w:val="0"/>
           <w:lang w:eastAsia="es-PE"/>
-          <w14:ligatures w14:val="none"/>
-        </w:rPr>
-      </w:pPr>
-    </w:p>
-    <w:p>
+          <ns2:ligatures ns2:val="none"/>
+        </w:rPr>
+      </w:pPr>
+    </w:p>
+    <w:p ns2:paraId="2A591567" ns2:textId="755DA274">
       <w:pPr>
         <w:shd w:val="clear" w:color="auto" w:fill="FFFFFF"/>
         <w:spacing w:after="0" w:line="240" w:lineRule="auto"/>
@@ -4100,17 +3997,17 @@
           <w:color w:val="000000"/>
           <w:kern w:val="0"/>
           <w:lang w:eastAsia="es-PE"/>
-          <w14:ligatures w14:val="none"/>
-        </w:rPr>
-      </w:pPr>
-      <w:r>
-        <w:rPr>
-          <w:rFonts w:ascii="Arial Narrow" w:eastAsia="Arial Narrow" w:hAnsi="Arial Narrow" w:cs="Arial Narrow"/>
-          <w:b/>
-          <w:color w:val="000000"/>
-          <w:kern w:val="0"/>
-          <w:lang w:eastAsia="es-PE"/>
-          <w14:ligatures w14:val="none"/>
+          <ns2:ligatures ns2:val="none"/>
+        </w:rPr>
+      </w:pPr>
+      <w:r>
+        <w:rPr>
+          <w:rFonts w:ascii="Arial Narrow" w:eastAsia="Arial Narrow" w:hAnsi="Arial Narrow" w:cs="Arial Narrow"/>
+          <w:b/>
+          <w:color w:val="000000"/>
+          <w:kern w:val="0"/>
+          <w:lang w:eastAsia="es-PE"/>
+          <ns2:ligatures ns2:val="none"/>
         </w:rPr>
         <w:t>SÉTIMO:</w:t>
       </w:r>
@@ -4120,7 +4017,7 @@
           <w:color w:val="000000"/>
           <w:kern w:val="0"/>
           <w:lang w:eastAsia="es-PE"/>
-          <w14:ligatures w14:val="none"/>
+          <ns2:ligatures ns2:val="none"/>
         </w:rPr>
         <w:t xml:space="preserve"> informar a las partes que conforme a lo establecido en el artículo 39</w:t>
       </w:r>
@@ -4130,7 +4027,7 @@
           <w:color w:val="000000"/>
           <w:kern w:val="0"/>
           <w:lang w:eastAsia="es-PE"/>
-          <w14:ligatures w14:val="none"/>
+          <ns2:ligatures ns2:val="none"/>
         </w:rPr>
         <w:t/>
       </w:r>
@@ -4140,12 +4037,12 @@
           <w:color w:val="000000"/>
           <w:kern w:val="0"/>
           <w:lang w:eastAsia="es-PE"/>
-          <w14:ligatures w14:val="none"/>
+          <ns2:ligatures ns2:val="none"/>
         </w:rPr>
         <w:t xml:space="preserve"> de la Ley sobre Facultades, Normas y Organización del Indecopi, aprobada por Decreto Legislativo 807, los gastos por los peritajes realizados, actuación de pruebas, inspecciones y otros derivados de la tramitación del proceso serán de cargo de la parte que solicita la prueba, salvo pacto en contrario. En todos los casos, la resolución final determinará si los gastos deben ser asumidos por alguna de las partes, o reembolsados a la otra parte o al Indecopi, según sea el caso, de manera adicional a la sanción que haya podido imponerse. </w:t>
       </w:r>
     </w:p>
-    <w:p>
+    <w:p ns2:paraId="3696E77C" ns2:textId="77777777">
       <w:pPr>
         <w:shd w:val="clear" w:color="auto" w:fill="FFFFFF"/>
         <w:spacing w:after="0" w:line="240" w:lineRule="auto"/>
@@ -4155,11 +4052,11 @@
           <w:color w:val="000000"/>
           <w:kern w:val="0"/>
           <w:lang w:eastAsia="es-PE"/>
-          <w14:ligatures w14:val="none"/>
-        </w:rPr>
-      </w:pPr>
-    </w:p>
-    <w:p>
+          <ns2:ligatures ns2:val="none"/>
+        </w:rPr>
+      </w:pPr>
+    </w:p>
+    <w:p ns2:paraId="563B5C6F" ns2:textId="242E415D">
       <w:pPr>
         <w:suppressAutoHyphens/>
         <w:spacing w:after="0" w:line="240" w:lineRule="auto"/>
@@ -4168,7 +4065,7 @@
           <w:rFonts w:ascii="Arial Narrow" w:eastAsia="Calibri" w:hAnsi="Arial Narrow" w:cs="Arial"/>
           <w:kern w:val="0"/>
           <w:u w:val="single"/>
-          <w14:ligatures w14:val="none"/>
+          <ns2:ligatures ns2:val="none"/>
         </w:rPr>
       </w:pPr>
       <w:r>
@@ -4177,7 +4074,7 @@
           <w:b/>
           <w:bCs/>
           <w:kern w:val="0"/>
-          <w14:ligatures w14:val="none"/>
+          <ns2:ligatures ns2:val="none"/>
         </w:rPr>
         <w:t>OCTAVO</w:t>
       </w:r>
@@ -4186,7 +4083,7 @@
           <w:rFonts w:ascii="Arial Narrow" w:eastAsia="Calibri" w:hAnsi="Arial Narrow" w:cs="Arial"/>
           <w:b/>
           <w:kern w:val="0"/>
-          <w14:ligatures w14:val="none"/>
+          <ns2:ligatures ns2:val="none"/>
         </w:rPr>
         <w:t>:</w:t>
       </w:r>
@@ -4194,7 +4091,7 @@
         <w:rPr>
           <w:rFonts w:ascii="Arial Narrow" w:eastAsia="Calibri" w:hAnsi="Arial Narrow" w:cs="Arial"/>
           <w:kern w:val="0"/>
-          <w14:ligatures w14:val="none"/>
+          <ns2:ligatures ns2:val="none"/>
         </w:rPr>
         <w:t xml:space="preserve"> comunicar a las partes que, </w:t>
       </w:r>
@@ -4203,7 +4100,7 @@
         <w:rPr>
           <w:rFonts w:ascii="Arial Narrow" w:eastAsia="Calibri" w:hAnsi="Arial Narrow" w:cs="Arial"/>
           <w:kern w:val="0"/>
-          <w14:ligatures w14:val="none"/>
+          <ns2:ligatures ns2:val="none"/>
         </w:rPr>
         <w:t>de acuerdo a</w:t>
       </w:r>
@@ -4212,7 +4109,7 @@
         <w:rPr>
           <w:rFonts w:ascii="Arial Narrow" w:eastAsia="Calibri" w:hAnsi="Arial Narrow" w:cs="Arial"/>
           <w:kern w:val="0"/>
-          <w14:ligatures w14:val="none"/>
+          <ns2:ligatures ns2:val="none"/>
         </w:rPr>
         <w:t xml:space="preserve"> lo señalado por el artículo 29</w:t>
       </w:r>
@@ -4222,7 +4119,7 @@
           <w:color w:val="000000"/>
           <w:kern w:val="0"/>
           <w:lang w:eastAsia="es-PE"/>
-          <w14:ligatures w14:val="none"/>
+          <ns2:ligatures ns2:val="none"/>
         </w:rPr>
         <w:t/>
       </w:r>
@@ -4230,7 +4127,7 @@
         <w:rPr>
           <w:rFonts w:ascii="Arial Narrow" w:eastAsia="Calibri" w:hAnsi="Arial Narrow" w:cs="Arial"/>
           <w:kern w:val="0"/>
-          <w14:ligatures w14:val="none"/>
+          <ns2:ligatures ns2:val="none"/>
         </w:rPr>
         <w:t xml:space="preserve"> del Decreto Legislativo 807</w:t>
       </w:r>
@@ -4240,7 +4137,7 @@
           <w:rFonts w:ascii="Arial Narrow" w:eastAsia="Calibri" w:hAnsi="Arial Narrow" w:cs="Arial"/>
           <w:kern w:val="0"/>
           <w:vertAlign w:val="superscript"/>
-          <w14:ligatures w14:val="none"/>
+          <ns2:ligatures ns2:val="none"/>
         </w:rPr>
         <w:footnoteReference w:id="13"/>
       </w:r>
@@ -4248,7 +4145,7 @@
         <w:rPr>
           <w:rFonts w:ascii="Arial Narrow" w:eastAsia="Calibri" w:hAnsi="Arial Narrow" w:cs="Arial"/>
           <w:kern w:val="0"/>
-          <w14:ligatures w14:val="none"/>
+          <ns2:ligatures ns2:val="none"/>
         </w:rPr>
         <w:t xml:space="preserve">, hasta antes de la emisión de la Resolución Final tienen la posibilidad de solicitar una audiencia de conciliación. En caso deleguen a favor de una tercera persona su actuación en la diligencia programada, esta deberá presentar un poder especial con firma legalizada ante Notario Público, donde conste </w:t>
       </w:r>
@@ -4257,7 +4154,7 @@
           <w:rFonts w:ascii="Arial Narrow" w:eastAsia="Calibri" w:hAnsi="Arial Narrow" w:cs="Arial"/>
           <w:kern w:val="0"/>
           <w:u w:val="single"/>
-          <w14:ligatures w14:val="none"/>
+          <ns2:ligatures ns2:val="none"/>
         </w:rPr>
         <w:t>expresamente su facultad para asistir y conciliar en su representación</w:t>
       </w:r>
@@ -4266,7 +4163,7 @@
           <w:rFonts w:ascii="Arial Narrow" w:eastAsia="Calibri" w:hAnsi="Arial Narrow" w:cs="Arial"/>
           <w:bCs/>
           <w:kern w:val="0"/>
-          <w14:ligatures w14:val="none"/>
+          <ns2:ligatures ns2:val="none"/>
         </w:rPr>
         <w:t>.</w:t>
       </w:r>
@@ -4276,7 +4173,7 @@
           <w:b/>
           <w:bCs/>
           <w:kern w:val="0"/>
-          <w14:ligatures w14:val="none"/>
+          <ns2:ligatures ns2:val="none"/>
         </w:rPr>
         <w:t xml:space="preserve"> </w:t>
       </w:r>
@@ -4285,12 +4182,12 @@
           <w:rFonts w:ascii="Arial Narrow" w:eastAsia="Calibri" w:hAnsi="Arial Narrow" w:cs="Arial"/>
           <w:kern w:val="0"/>
           <w:u w:val="single"/>
-          <w14:ligatures w14:val="none"/>
+          <ns2:ligatures ns2:val="none"/>
         </w:rPr>
         <w:t xml:space="preserve">Ello bajo apercibimiento de no realizar la audiencia de conciliación y levantar el acta de inasistencia correspondiente. </w:t>
       </w:r>
     </w:p>
-    <w:p>
+    <w:p ns2:paraId="3E55E6BD" ns2:textId="77777777">
       <w:pPr>
         <w:suppressAutoHyphens/>
         <w:spacing w:after="0" w:line="240" w:lineRule="auto"/>
@@ -4299,11 +4196,11 @@
           <w:rFonts w:ascii="Arial Narrow" w:eastAsia="Calibri" w:hAnsi="Arial Narrow" w:cs="Arial"/>
           <w:kern w:val="0"/>
           <w:u w:val="single"/>
-          <w14:ligatures w14:val="none"/>
-        </w:rPr>
-      </w:pPr>
-    </w:p>
-    <w:p>
+          <ns2:ligatures ns2:val="none"/>
+        </w:rPr>
+      </w:pPr>
+    </w:p>
+    <w:p ns2:paraId="0081C764" ns2:textId="77777777">
       <w:pPr>
         <w:suppressAutoHyphens/>
         <w:spacing w:after="0" w:line="240" w:lineRule="auto"/>
@@ -4313,7 +4210,7 @@
           <w:color w:val="000000"/>
           <w:kern w:val="0"/>
           <w:lang w:eastAsia="es-PE"/>
-          <w14:ligatures w14:val="none"/>
+          <ns2:ligatures ns2:val="none"/>
         </w:rPr>
       </w:pPr>
       <w:r>
@@ -4323,7 +4220,7 @@
           <w:color w:val="000000"/>
           <w:kern w:val="0"/>
           <w:lang w:eastAsia="es-PE"/>
-          <w14:ligatures w14:val="none"/>
+          <ns2:ligatures ns2:val="none"/>
         </w:rPr>
         <w:t>NOVENO:</w:t>
       </w:r>
@@ -4333,14 +4230,14 @@
           <w:color w:val="000000"/>
           <w:kern w:val="0"/>
           <w:lang w:eastAsia="es-PE"/>
-          <w14:ligatures w14:val="none"/>
+          <ns2:ligatures ns2:val="none"/>
         </w:rPr>
         <w:t xml:space="preserve"> poner en conocimiento de las partes que, antes de la emisión de la Resolución Final, tienen la posibilidad de formular su desistimiento o presentar el acuerdo arribado mediante la conciliación, mediación, transacción o cualquier otro que, de forma indubitable, deje constancia que se ha solucionado la controversia materia de denuncia.</w:t>
       </w:r>
       <w:bookmarkStart w:id="7" w:name="h.gjdgxs" w:colFirst="0" w:colLast="0"/>
       <w:bookmarkEnd w:id="7"/>
     </w:p>
-    <w:p>
+    <w:p ns2:paraId="0DCAFBEE" ns2:textId="77777777">
       <w:pPr>
         <w:suppressAutoHyphens/>
         <w:spacing w:after="0" w:line="240" w:lineRule="auto"/>
@@ -4350,11 +4247,11 @@
           <w:color w:val="000000"/>
           <w:kern w:val="0"/>
           <w:lang w:eastAsia="es-PE"/>
-          <w14:ligatures w14:val="none"/>
-        </w:rPr>
-      </w:pPr>
-    </w:p>
-    <w:p>
+          <ns2:ligatures ns2:val="none"/>
+        </w:rPr>
+      </w:pPr>
+    </w:p>
+    <w:p ns2:paraId="3F2FA092" ns2:textId="4025531A">
       <w:pPr>
         <w:suppressAutoHyphens/>
         <w:spacing w:after="0" w:line="240" w:lineRule="auto"/>
@@ -4369,7 +4266,7 @@
           <w:b/>
           <w:spacing w:val="-3"/>
           <w:kern w:val="0"/>
-          <w14:ligatures w14:val="none"/>
+          <ns2:ligatures ns2:val="none"/>
         </w:rPr>
         <w:lastRenderedPageBreak/>
         <w:t xml:space="preserve">DÉCIMO: requerir al señor [DENUNCIANTE] para que, dentro del plazo de dos (2) días hábiles siguientes a la fecha en que reciba la notificación en su bandeja de correo electrónico, efectúe la confirmación de recepción de la notificación remitida por este despacho a su correo electrónico, de conformidad con el segundo párrafo del numeral 4 del artículo 20 del Texto Único Ordenado de la Ley del Procedimiento Administrativo General, aprobado mediante Decreto Supremo 006-2026-JUS, bajo apercibimiento de rehacer el acto de notificación y notificarle conforme al numeral 1 del artículo 20 del citado cuerpo normativo.</w:t>
@@ -4380,7 +4277,7 @@
           <w:bCs/>
           <w:spacing w:val="-3"/>
           <w:kern w:val="0"/>
-          <w14:ligatures w14:val="none"/>
+          <ns2:ligatures ns2:val="none"/>
         </w:rPr>
         <w:t xml:space="preserve"/>
       </w:r>
@@ -4390,7 +4287,7 @@
           <w:bCs/>
           <w:spacing w:val="-3"/>
           <w:kern w:val="0"/>
-          <w14:ligatures w14:val="none"/>
+          <ns2:ligatures ns2:val="none"/>
         </w:rPr>
         <w:t/>
       </w:r>
@@ -4400,7 +4297,7 @@
           <w:bCs/>
           <w:spacing w:val="-3"/>
           <w:kern w:val="0"/>
-          <w14:ligatures w14:val="none"/>
+          <ns2:ligatures ns2:val="none"/>
         </w:rPr>
         <w:t xml:space="preserve"/>
       </w:r>
@@ -4411,7 +4308,7 @@
           <w:kern w:val="0"/>
           <w:shd w:val="clear" w:color="auto" w:fill="FFFFFF"/>
           <w:lang w:eastAsia="es-PE"/>
-          <w14:ligatures w14:val="none"/>
+          <ns2:ligatures ns2:val="none"/>
         </w:rPr>
         <w:t xml:space="preserve"/>
       </w:r>
@@ -4422,7 +4319,7 @@
           <w:kern w:val="0"/>
           <w:shd w:val="clear" w:color="auto" w:fill="FFFFFF"/>
           <w:lang w:eastAsia="es-PE"/>
-          <w14:ligatures w14:val="none"/>
+          <ns2:ligatures ns2:val="none"/>
         </w:rPr>
         <w:t/>
       </w:r>
@@ -4433,7 +4330,7 @@
           <w:kern w:val="0"/>
           <w:shd w:val="clear" w:color="auto" w:fill="FFFFFF"/>
           <w:lang w:eastAsia="es-PE"/>
-          <w14:ligatures w14:val="none"/>
+          <ns2:ligatures ns2:val="none"/>
         </w:rPr>
         <w:t xml:space="preserve"/>
       </w:r>
@@ -4445,7 +4342,7 @@
           <w:kern w:val="0"/>
           <w:shd w:val="clear" w:color="auto" w:fill="FFFFFF"/>
           <w:lang w:eastAsia="es-PE"/>
-          <w14:ligatures w14:val="none"/>
+          <ns2:ligatures ns2:val="none"/>
         </w:rPr>
         <w:t/>
       </w:r>
@@ -4457,7 +4354,7 @@
           <w:kern w:val="0"/>
           <w:shd w:val="clear" w:color="auto" w:fill="FFFFFF"/>
           <w:lang w:eastAsia="es-PE"/>
-          <w14:ligatures w14:val="none"/>
+          <ns2:ligatures ns2:val="none"/>
         </w:rPr>
         <w:t xml:space="preserve"/>
       </w:r>
@@ -4474,7 +4371,7 @@
           <w:color w:val="000000"/>
           <w:kern w:val="0"/>
           <w:lang w:eastAsia="es-PE"/>
-          <w14:ligatures w14:val="none"/>
+          <ns2:ligatures ns2:val="none"/>
         </w:rPr>
         <w:t/>
       </w:r>
@@ -4491,7 +4388,7 @@
           <w:color w:val="000000"/>
           <w:kern w:val="0"/>
           <w:lang w:eastAsia="es-PE"/>
-          <w14:ligatures w14:val="none"/>
+          <ns2:ligatures ns2:val="none"/>
         </w:rPr>
         <w:t/>
       </w:r>
@@ -4517,7 +4414,7 @@
         <w:t/>
       </w:r>
     </w:p>
-    <w:p>
+    <w:p ns2:paraId="02D4AE47" ns2:textId="77777777">
       <w:pPr>
         <w:suppressAutoHyphens/>
         <w:spacing w:after="0" w:line="240" w:lineRule="auto"/>
@@ -4527,7 +4424,7 @@
         </w:rPr>
       </w:pPr>
     </w:p>
-    <w:p>
+    <w:p ns2:paraId="4FE8269B" ns2:textId="2BC68849">
       <w:pPr>
         <w:suppressAutoHyphens/>
         <w:spacing w:line="240" w:lineRule="auto"/>
@@ -4592,49 +4489,49 @@
         <w:t>efectúe el acuse de recibo mediante la confirmación de recepción de la notificación remitida por este despacho a su Casilla Electrónica, dentro de los cinco (5) primeros días hábiles siguientes a la fecha en que recibe la notificación.</w:t>
       </w:r>
     </w:p>
-    <w:p>
-      <w:pPr>
-        <w:spacing w:after="0" w:line="240" w:lineRule="auto"/>
-        <w:jc w:val="both"/>
-        <w:rPr>
-          <w:rFonts w:ascii="Arial Narrow" w:eastAsia="Arial Narrow" w:hAnsi="Arial Narrow" w:cs="Arial Narrow"/>
-          <w:b/>
-          <w:color w:val="000000"/>
-          <w:kern w:val="0"/>
-          <w:lang w:eastAsia="es-PE"/>
-          <w14:ligatures w14:val="none"/>
-        </w:rPr>
-      </w:pPr>
-    </w:p>
-    <w:p>
-      <w:pPr>
-        <w:spacing w:after="0" w:line="240" w:lineRule="auto"/>
-        <w:jc w:val="both"/>
-        <w:rPr>
-          <w:rFonts w:ascii="Arial Narrow" w:eastAsia="Arial Narrow" w:hAnsi="Arial Narrow" w:cs="Arial Narrow"/>
-          <w:b/>
-          <w:color w:val="000000"/>
-          <w:kern w:val="0"/>
-          <w:lang w:eastAsia="es-PE"/>
-          <w14:ligatures w14:val="none"/>
-        </w:rPr>
-      </w:pPr>
-    </w:p>
-    <w:p>
-      <w:pPr>
-        <w:spacing w:after="0" w:line="240" w:lineRule="auto"/>
-        <w:jc w:val="both"/>
-        <w:rPr>
-          <w:rFonts w:ascii="Arial Narrow" w:eastAsia="Arial Narrow" w:hAnsi="Arial Narrow" w:cs="Arial Narrow"/>
-          <w:b/>
-          <w:color w:val="000000"/>
-          <w:kern w:val="0"/>
-          <w:lang w:eastAsia="es-PE"/>
-          <w14:ligatures w14:val="none"/>
-        </w:rPr>
-      </w:pPr>
-    </w:p>
-    <w:p>
+    <w:p ns2:paraId="181DDD35" ns2:textId="77777777">
+      <w:pPr>
+        <w:spacing w:after="0" w:line="240" w:lineRule="auto"/>
+        <w:jc w:val="both"/>
+        <w:rPr>
+          <w:rFonts w:ascii="Arial Narrow" w:eastAsia="Arial Narrow" w:hAnsi="Arial Narrow" w:cs="Arial Narrow"/>
+          <w:b/>
+          <w:color w:val="000000"/>
+          <w:kern w:val="0"/>
+          <w:lang w:eastAsia="es-PE"/>
+          <ns2:ligatures ns2:val="none"/>
+        </w:rPr>
+      </w:pPr>
+    </w:p>
+    <w:p ns2:paraId="11799BDC" ns2:textId="77777777">
+      <w:pPr>
+        <w:spacing w:after="0" w:line="240" w:lineRule="auto"/>
+        <w:jc w:val="both"/>
+        <w:rPr>
+          <w:rFonts w:ascii="Arial Narrow" w:eastAsia="Arial Narrow" w:hAnsi="Arial Narrow" w:cs="Arial Narrow"/>
+          <w:b/>
+          <w:color w:val="000000"/>
+          <w:kern w:val="0"/>
+          <w:lang w:eastAsia="es-PE"/>
+          <ns2:ligatures ns2:val="none"/>
+        </w:rPr>
+      </w:pPr>
+    </w:p>
+    <w:p ns2:paraId="00017F14" ns2:textId="77777777">
+      <w:pPr>
+        <w:spacing w:after="0" w:line="240" w:lineRule="auto"/>
+        <w:jc w:val="both"/>
+        <w:rPr>
+          <w:rFonts w:ascii="Arial Narrow" w:eastAsia="Arial Narrow" w:hAnsi="Arial Narrow" w:cs="Arial Narrow"/>
+          <w:b/>
+          <w:color w:val="000000"/>
+          <w:kern w:val="0"/>
+          <w:lang w:eastAsia="es-PE"/>
+          <ns2:ligatures ns2:val="none"/>
+        </w:rPr>
+      </w:pPr>
+    </w:p>
+    <w:p ns2:paraId="5F73DDED" ns2:textId="77777777">
       <w:pPr>
         <w:shd w:val="clear" w:color="auto" w:fill="FFFFFF"/>
         <w:spacing w:after="0" w:line="240" w:lineRule="auto"/>
@@ -4645,7 +4542,7 @@
           <w:bCs/>
           <w:color w:val="000000"/>
           <w:kern w:val="0"/>
-          <w14:ligatures w14:val="none"/>
+          <ns2:ligatures ns2:val="none"/>
         </w:rPr>
       </w:pPr>
       <w:r>
@@ -4655,12 +4552,12 @@
           <w:bCs/>
           <w:color w:val="000000"/>
           <w:kern w:val="0"/>
-          <w14:ligatures w14:val="none"/>
+          <ns2:ligatures ns2:val="none"/>
         </w:rPr>
         <w:t>EVELING ROA QUISPE</w:t>
       </w:r>
     </w:p>
-    <w:p>
+    <w:p ns2:paraId="7B15A8F5" ns2:textId="77777777">
       <w:pPr>
         <w:shd w:val="clear" w:color="auto" w:fill="FFFFFF"/>
         <w:spacing w:after="0" w:line="240" w:lineRule="auto"/>
@@ -4671,7 +4568,7 @@
           <w:bCs/>
           <w:color w:val="000000"/>
           <w:kern w:val="0"/>
-          <w14:ligatures w14:val="none"/>
+          <ns2:ligatures ns2:val="none"/>
         </w:rPr>
       </w:pPr>
       <w:r>
@@ -4681,12 +4578,12 @@
           <w:bCs/>
           <w:color w:val="000000"/>
           <w:kern w:val="0"/>
-          <w14:ligatures w14:val="none"/>
+          <ns2:ligatures ns2:val="none"/>
         </w:rPr>
         <w:t>Secretaria Técnica</w:t>
       </w:r>
     </w:p>
-    <w:p>
+    <w:p ns2:paraId="5490FA6F" ns2:textId="015D0950">
       <w:pPr>
         <w:shd w:val="clear" w:color="auto" w:fill="FFFFFF"/>
         <w:spacing w:after="0" w:line="240" w:lineRule="auto"/>
@@ -4695,7 +4592,7 @@
           <w:rFonts w:ascii="Arial Narrow" w:eastAsia="Calibri" w:hAnsi="Arial Narrow" w:cs="Times New Roman"/>
           <w:color w:val="000000"/>
           <w:kern w:val="0"/>
-          <w14:ligatures w14:val="none"/>
+          <ns2:ligatures ns2:val="none"/>
         </w:rPr>
       </w:pPr>
       <w:r>
@@ -4705,7 +4602,7 @@
           <w:bCs/>
           <w:color w:val="000000"/>
           <w:kern w:val="0"/>
-          <w14:ligatures w14:val="none"/>
+          <ns2:ligatures ns2:val="none"/>
         </w:rPr>
         <w:t>Comisión </w:t>
       </w:r>
@@ -4717,7 +4614,7 @@
           <w:color w:val="000000"/>
           <w:kern w:val="0"/>
           <w:shd w:val="clear" w:color="auto" w:fill="FFFFFF"/>
-          <w14:ligatures w14:val="none"/>
+          <ns2:ligatures ns2:val="none"/>
         </w:rPr>
         <w:t>de</w:t>
       </w:r>
@@ -4728,13 +4625,13 @@
           <w:bCs/>
           <w:color w:val="000000"/>
           <w:kern w:val="0"/>
-          <w14:ligatures w14:val="none"/>
+          <ns2:ligatures ns2:val="none"/>
         </w:rPr>
         <w:t> Protección al Consumidor 1</w:t>
       </w:r>
     </w:p>
     <w:bookmarkEnd w:id="0"/>
-    <w:p>
+    <w:p ns2:paraId="0B9A1116" ns2:textId="5DCEAE3C">
       <w:pPr>
         <w:spacing w:after="0" w:line="240" w:lineRule="auto"/>
         <w:jc w:val="both"/>
@@ -4752,7 +4649,7 @@
           <w:sz w:val="16"/>
           <w:szCs w:val="16"/>
           <w:lang w:eastAsia="es-PE"/>
-          <w14:ligatures w14:val="none"/>
+          <ns2:ligatures ns2:val="none"/>
         </w:rPr>
         <w:t>LSM/</w:t>
       </w:r>
@@ -4764,14 +4661,14 @@
           <w:sz w:val="16"/>
           <w:szCs w:val="16"/>
           <w:lang w:eastAsia="es-PE"/>
-          <w14:ligatures w14:val="none"/>
+          <ns2:ligatures ns2:val="none"/>
         </w:rPr>
         <w:t>JCQ</w:t>
       </w:r>
     </w:p>
     <w:sectPr>
-      <w:headerReference w:type="default" r:id="rId8"/>
-      <w:footerReference w:type="default" r:id="rId9"/>
+      <w:headerReference w:type="default" ns3:id="rId8"/>
+      <w:footerReference w:type="default" ns3:id="rId9"/>
       <w:pgSz w:w="11906" w:h="16838"/>
       <w:pgMar w:top="1417" w:right="1701" w:bottom="1417" w:left="1701" w:header="708" w:footer="708" w:gutter="0"/>
       <w:cols w:space="708"/>

--- a/plantillas_maestras/02_seguro_vida/materia_general_asegurativa/2_o_mas_ddos_varios/varon/TPL_0906_2025_SEGURO_VIDA_MATERIA_GENERAL_ASEGURATIVA_ASEGURADORA_VARON_R1.docx
+++ b/plantillas_maestras/02_seguro_vida/materia_general_asegurativa/2_o_mas_ddos_varios/varon/TPL_0906_2025_SEGURO_VIDA_MATERIA_GENERAL_ASEGURATIVA_ASEGURADORA_VARON_R1.docx
@@ -3495,7 +3495,7 @@
           <w:sz w:val="20"/>
           <w:szCs w:val="20"/>
         </w:rPr>
-        <w:t xml:space="preserve">correr traslado de la presente resolución a Pacífico Compañía de Seguros y Reaseguros S.A para que, de conformidad con lo dispuesto por el artículo 26° de la Ley sobre Facultades, Normas y Organización del Indecopi, aprobado por Decreto Legislativo N° 8079, presenten sus descargos sobre la imputación de cargos realizada en un plazo no mayor a cinco (5) días hábiles contado a partir del día siguiente de la notificación de la presente resolución, vencido el cual, el Secretario Técnico declarará en rebeldía a los denunciados que no lo hubieran presentado. Debe precisarse que de conformidad con lo establecido por el artículo 223° del Texto Único Ordenado de la Ley N° 27444, Ley del Procedimiento Administrativo General, las alegaciones y los hechos relevantes de la reclamación, salvo que hayan sido específicamente negadas en la contestación, se tendrán por aceptadas o meritadas como ciertas.</w:t>
+        <w:t xml:space="preserve">correr traslado de la presente resolución a Pacífico Compañía de Seguros y Reaseguros S.A. para que, de conformidad con lo dispuesto por el artículo 26 de la Ley sobre Facultades, Normas y Organización del Indecopi, aprobada por Decreto Legislativo 807, presente sus descargos sobre la imputación de cargos realizada en un plazo no mayor a cinco (5) días hábiles contado a partir del día siguiente de la notificación de la presente resolución, vencido el cual, el Secretario Técnico declarará en rebeldía al denunciado que no lo hubiera presentado. Debe precisarse que de conformidad con lo establecido por el artículo 223 del Texto Único Ordenado de la Ley 27444, Ley del Procedimiento Administrativo General, las alegaciones y los hechos relevantes de la reclamación, salvo que hayan sido específicamente negadas en la contestación, se tendrán por aceptadas o merituadas como ciertas.</w:t>
       </w:r>
     </w:p>
     <w:p ns2:paraId="7D74C0BD" ns2:textId="77777777">

--- a/plantillas_maestras/02_seguro_vida/materia_general_asegurativa/2_o_mas_ddos_varios/varon/TPL_0906_2025_SEGURO_VIDA_MATERIA_GENERAL_ASEGURATIVA_ASEGURADORA_VARON_R1.docx
+++ b/plantillas_maestras/02_seguro_vida/materia_general_asegurativa/2_o_mas_ddos_varios/varon/TPL_0906_2025_SEGURO_VIDA_MATERIA_GENERAL_ASEGURATIVA_ASEGURADORA_VARON_R1.docx
@@ -515,7 +515,7 @@
           <w:lang w:eastAsia="es-PE"/>
           <ns2:ligatures ns2:val="none"/>
         </w:rPr>
-        <w:t>30</w:t>
+        <w:t xml:space="preserve">30 de mayo de 2025</w:t>
       </w:r>
       <w:r>
         <w:rPr>
@@ -526,7 +526,7 @@
           <w:lang w:eastAsia="es-PE"/>
           <ns2:ligatures ns2:val="none"/>
         </w:rPr>
-        <w:t xml:space="preserve"> de </w:t>
+        <w:t xml:space="preserve"/>
       </w:r>
       <w:r>
         <w:rPr>
@@ -537,7 +537,7 @@
           <w:lang w:eastAsia="es-PE"/>
           <ns2:ligatures ns2:val="none"/>
         </w:rPr>
-        <w:t>mayo</w:t>
+        <w:t xml:space="preserve"/>
       </w:r>
       <w:r>
         <w:rPr>
@@ -548,7 +548,7 @@
           <w:lang w:eastAsia="es-PE"/>
           <ns2:ligatures ns2:val="none"/>
         </w:rPr>
-        <w:t xml:space="preserve"> de 202</w:t>
+        <w:t xml:space="preserve"/>
       </w:r>
       <w:r>
         <w:rPr>
@@ -559,7 +559,7 @@
           <w:lang w:eastAsia="es-PE"/>
           <ns2:ligatures ns2:val="none"/>
         </w:rPr>
-        <w:t>5</w:t>
+        <w:t xml:space="preserve"/>
       </w:r>
     </w:p>
     <w:p ns2:paraId="78BF12C0" ns2:textId="77777777">
@@ -1115,7 +1115,7 @@
           <w:lang w:eastAsia="es-ES"/>
           <ns2:ligatures ns2:val="none"/>
         </w:rPr>
-        <w:t>a vigencia del 05 de noviembre de 2024 al 30 de setiembre del 2061</w:t>
+        <w:t xml:space="preserve">a vigencia del 05 de noviembre de 2024 al 30 de setiembre de 2061</w:t>
       </w:r>
       <w:r>
         <w:rPr>
@@ -1125,7 +1125,7 @@
           <w:lang w:eastAsia="es-ES"/>
           <ns2:ligatures ns2:val="none"/>
         </w:rPr>
-        <w:t>, una cobertura adicional por muerte accidental hasta el 30 de septiembre de 2031 y una cobertura adicional por invalidez total hasta esa misma fecha</w:t>
+        <w:t xml:space="preserve">, una cobertura adicional por muerte accidental hasta el 30 de setiembre de 2031 y una cobertura adicional por invalidez total hasta esa misma fecha</w:t>
       </w:r>
       <w:r>
         <w:rPr>
@@ -4808,7 +4808,7 @@
           <w:sz w:val="16"/>
           <w:szCs w:val="16"/>
         </w:rPr>
-        <w:t>15 de abril del 2025</w:t>
+        <w:t xml:space="preserve">15 de abril de 2025</w:t>
       </w:r>
       <w:r>
         <w:rPr>
@@ -4825,7 +4825,7 @@
           <w:sz w:val="16"/>
           <w:szCs w:val="16"/>
         </w:rPr>
-        <w:t>recepcionada</w:t>
+        <w:t xml:space="preserve">recibida</w:t>
       </w:r>
       <w:proofErr w:type="spellEnd"/>
       <w:r>
@@ -4842,7 +4842,7 @@
           <w:sz w:val="16"/>
           <w:szCs w:val="16"/>
         </w:rPr>
-        <w:t>15 de abril del 2025</w:t>
+        <w:t xml:space="preserve">15 de abril de 2025</w:t>
       </w:r>
       <w:r>
         <w:rPr>
@@ -4920,7 +4920,7 @@
           <w:sz w:val="16"/>
           <w:szCs w:val="16"/>
         </w:rPr>
-        <w:t>el 2 de setiembre del 2010 en el Diario Oficial El Peruano, vigente desde el 2 de octubre del 2010 y modificado por Decreto Legislativo 1308.</w:t>
+        <w:t xml:space="preserve">el 2 de setiembre de 2010 en el Diario Oficial El Peruano, vigente desde el 2 de octubre de 2010 y modificado por Decreto Legislativo 1308.</w:t>
       </w:r>
     </w:p>
     <w:p>

--- a/plantillas_maestras/02_seguro_vida/materia_general_asegurativa/2_o_mas_ddos_varios/varon/TPL_0906_2025_SEGURO_VIDA_MATERIA_GENERAL_ASEGURATIVA_ASEGURADORA_VARON_R1.docx
+++ b/plantillas_maestras/02_seguro_vida/materia_general_asegurativa/2_o_mas_ddos_varios/varon/TPL_0906_2025_SEGURO_VIDA_MATERIA_GENERAL_ASEGURATIVA_ASEGURADORA_VARON_R1.docx
@@ -1,8 +1,8 @@
 
 <file path=word/document.xml><?xml version="1.0" encoding="utf-8"?>
-<w:document xmlns:ns1="http://schemas.openxmlformats.org/markup-compatibility/2006" xmlns:ns2="http://schemas.microsoft.com/office/word/2010/wordml" xmlns:ns3="http://schemas.openxmlformats.org/officeDocument/2006/relationships" xmlns:w="http://schemas.openxmlformats.org/wordprocessingml/2006/main" ns1:Ignorable="w14 w15 w16se w16cid w16 w16cex w16sdtdh w16sdtfl w16du wp14">
+<w:document xmlns:mc="http://schemas.openxmlformats.org/markup-compatibility/2006" xmlns:r="http://schemas.openxmlformats.org/officeDocument/2006/relationships" xmlns:w="http://schemas.openxmlformats.org/wordprocessingml/2006/main" xmlns:w14="http://schemas.microsoft.com/office/word/2010/wordml" xmlns:w15="http://schemas.microsoft.com/office/word/2012/wordml" xmlns:w16="http://schemas.microsoft.com/office/word/2018/wordml" xmlns:w16cex="http://schemas.microsoft.com/office/word/2018/wordml/cex" xmlns:w16cid="http://schemas.microsoft.com/office/word/2016/wordml/cid" xmlns:w16du="http://schemas.microsoft.com/office/word/2023/wordml/word16du" xmlns:w16sdtdh="http://schemas.microsoft.com/office/word/2020/wordml/sdtdatahash" xmlns:w16se="http://schemas.microsoft.com/office/word/2015/wordml/symex" xmlns:wp14="http://schemas.microsoft.com/office/word/2010/wordprocessingDrawing" mc:Ignorable="w14 w15 w16se w16cid w16 w16cex w16sdtdh w16du wp14">
   <w:body>
-    <w:p ns2:paraId="0A632482" ns2:textId="74E66550">
+    <w:p>
       <w:pPr>
         <w:tabs>
           <w:tab w:val="left" w:pos="1701"/>
@@ -14,7 +14,7 @@
           <w:color w:val="000000"/>
           <w:kern w:val="0"/>
           <w:lang w:eastAsia="es-PE"/>
-          <ns2:ligatures ns2:val="none"/>
+          <w14:ligatures w14:val="none"/>
         </w:rPr>
       </w:pPr>
       <w:bookmarkStart w:id="0" w:name="_Hlk80343540"/>
@@ -25,7 +25,7 @@
           <w:color w:val="000000"/>
           <w:kern w:val="0"/>
           <w:lang w:eastAsia="es-PE"/>
-          <ns2:ligatures ns2:val="none"/>
+          <w14:ligatures w14:val="none"/>
         </w:rPr>
         <w:t xml:space="preserve">EXPEDIENTE </w:t>
       </w:r>
@@ -36,7 +36,7 @@
           <w:color w:val="000000"/>
           <w:kern w:val="0"/>
           <w:lang w:eastAsia="es-PE"/>
-          <ns2:ligatures ns2:val="none"/>
+          <w14:ligatures w14:val="none"/>
         </w:rPr>
         <w:tab/>
         <w:t>:</w:t>
@@ -48,7 +48,7 @@
           <w:color w:val="000000"/>
           <w:kern w:val="0"/>
           <w:lang w:eastAsia="es-PE"/>
-          <ns2:ligatures ns2:val="none"/>
+          <w14:ligatures w14:val="none"/>
         </w:rPr>
         <w:tab/>
       </w:r>
@@ -61,12 +61,12 @@
           <w:kern w:val="0"/>
           <w:shd w:val="clear" w:color="auto" w:fill="FFFFFF"/>
           <w:lang w:eastAsia="es-PE"/>
-          <ns2:ligatures ns2:val="none"/>
+          <w14:ligatures w14:val="none"/>
         </w:rPr>
         <w:t>0906-2025/CC1</w:t>
       </w:r>
     </w:p>
-    <w:p ns2:paraId="187C3631" ns2:textId="5D734FBA">
+    <w:p>
       <w:pPr>
         <w:tabs>
           <w:tab w:val="left" w:pos="1701"/>
@@ -81,111 +81,26 @@
           <w:color w:val="000000"/>
           <w:kern w:val="0"/>
           <w:lang w:eastAsia="es-PE"/>
-          <ns2:ligatures ns2:val="none"/>
-        </w:rPr>
-      </w:pPr>
-      <w:r>
-        <w:rPr>
-          <w:rFonts w:ascii="Arial Narrow" w:eastAsia="Arial Narrow" w:hAnsi="Arial Narrow" w:cs="Arial Narrow"/>
-          <w:b/>
-          <w:color w:val="000000"/>
-          <w:kern w:val="0"/>
-          <w:lang w:eastAsia="es-PE"/>
-          <ns2:ligatures ns2:val="none"/>
-        </w:rPr>
-        <w:t xml:space="preserve">DENUNCIANTE:[DENUNCIANTE] (SEÑOR [APELLIDO])</w:t>
-      </w:r>
-      <w:r>
-        <w:rPr>
-          <w:rFonts w:ascii="Arial Narrow" w:eastAsia="Arial Narrow" w:hAnsi="Arial Narrow" w:cs="Arial Narrow"/>
-          <w:b/>
-          <w:color w:val="000000"/>
-          <w:kern w:val="0"/>
-          <w:lang w:eastAsia="es-PE"/>
-          <ns2:ligatures ns2:val="none"/>
-        </w:rPr>
+          <w14:ligatures w14:val="none"/>
+        </w:rPr>
+      </w:pPr>
+      <w:r>
+        <w:rPr>
+          <w:rFonts w:ascii="Arial Narrow" w:eastAsia="Arial Narrow" w:hAnsi="Arial Narrow" w:cs="Arial Narrow"/>
+          <w:b/>
+          <w:color w:val="000000"/>
+          <w:kern w:val="0"/>
+          <w:lang w:eastAsia="es-PE"/>
+          <w14:ligatures w14:val="none"/>
+        </w:rPr>
+        <w:t>DENUNCIANTE</w:t>
         <w:tab/>
-        <w:t/>
-      </w:r>
-      <w:r>
-        <w:rPr>
-          <w:rFonts w:ascii="Arial Narrow" w:eastAsia="Arial Narrow" w:hAnsi="Arial Narrow" w:cs="Arial Narrow"/>
-          <w:b/>
-          <w:color w:val="000000"/>
-          <w:kern w:val="0"/>
-          <w:lang w:eastAsia="es-PE"/>
-          <ns2:ligatures ns2:val="none"/>
-        </w:rPr>
+        <w:t>:</w:t>
         <w:tab/>
-      </w:r>
-      <w:r>
-        <w:rPr>
-          <w:rFonts w:ascii="Arial Narrow" w:eastAsia="Arial Narrow" w:hAnsi="Arial Narrow" w:cs="Arial Narrow"/>
-          <w:b/>
-          <w:color w:val="000000"/>
-          <w:kern w:val="0"/>
-          <w:lang w:eastAsia="es-PE"/>
-          <ns2:ligatures ns2:val="none"/>
-        </w:rPr>
-        <w:t/>
-      </w:r>
-      <w:r>
-        <w:rPr>
-          <w:rFonts w:ascii="Arial Narrow" w:eastAsia="Arial Narrow" w:hAnsi="Arial Narrow" w:cs="Arial Narrow"/>
-          <w:b/>
-          <w:color w:val="000000"/>
-          <w:kern w:val="0"/>
-          <w:lang w:eastAsia="es-PE"/>
-          <ns2:ligatures ns2:val="none"/>
-        </w:rPr>
-        <w:t/>
-      </w:r>
-      <w:r>
-        <w:rPr>
-          <w:rFonts w:ascii="Arial Narrow" w:eastAsia="Arial Narrow" w:hAnsi="Arial Narrow" w:cs="Arial Narrow"/>
-          <w:b/>
-          <w:color w:val="000000"/>
-          <w:kern w:val="0"/>
-          <w:lang w:eastAsia="es-PE"/>
-          <ns2:ligatures ns2:val="none"/>
-        </w:rPr>
-        <w:t xml:space="preserve"/>
-      </w:r>
-      <w:r>
-        <w:rPr>
-          <w:rFonts w:ascii="Arial Narrow" w:eastAsia="Arial Narrow" w:hAnsi="Arial Narrow" w:cs="Arial Narrow"/>
-          <w:b/>
-          <w:color w:val="000000"/>
-          <w:kern w:val="0"/>
-          <w:lang w:eastAsia="es-PE"/>
-          <ns2:ligatures ns2:val="none"/>
-        </w:rPr>
-        <w:t xml:space="preserve"/>
-      </w:r>
-      <w:r>
-        <w:rPr>
-          <w:rFonts w:ascii="Arial Narrow" w:eastAsia="Arial Narrow" w:hAnsi="Arial Narrow" w:cs="Arial Narrow"/>
-          <w:b/>
-          <w:color w:val="000000"/>
-          <w:kern w:val="0"/>
-          <w:lang w:eastAsia="es-PE"/>
-          <ns2:ligatures ns2:val="none"/>
-        </w:rPr>
-        <w:t/>
-      </w:r>
-      <w:r>
-        <w:rPr>
-          <w:rFonts w:ascii="Arial Narrow" w:eastAsia="Arial Narrow" w:hAnsi="Arial Narrow" w:cs="Arial Narrow"/>
-          <w:b/>
-          <w:color w:val="000000"/>
-          <w:kern w:val="0"/>
-          <w:lang w:eastAsia="es-PE"/>
-          <ns2:ligatures ns2:val="none"/>
-        </w:rPr>
-        <w:t/>
-      </w:r>
-    </w:p>
-    <w:p ns2:paraId="7037BAA8" ns2:textId="5FEB9768">
+        <w:t xml:space="preserve">[DENUNCIANTE] (SEÑOR [APELLIDO])</w:t>
+      </w:r>
+    </w:p>
+    <w:p>
       <w:pPr>
         <w:tabs>
           <w:tab w:val="left" w:pos="1701"/>
@@ -200,17 +115,17 @@
           <w:color w:val="000000"/>
           <w:kern w:val="0"/>
           <w:lang w:eastAsia="es-PE"/>
-          <ns2:ligatures ns2:val="none"/>
-        </w:rPr>
-      </w:pPr>
-      <w:r>
-        <w:rPr>
-          <w:rFonts w:ascii="Arial Narrow" w:eastAsia="Arial Narrow" w:hAnsi="Arial Narrow" w:cs="Arial Narrow"/>
-          <w:b/>
-          <w:color w:val="000000"/>
-          <w:kern w:val="0"/>
-          <w:lang w:eastAsia="es-PE"/>
-          <ns2:ligatures ns2:val="none"/>
+          <w14:ligatures w14:val="none"/>
+        </w:rPr>
+      </w:pPr>
+      <w:r>
+        <w:rPr>
+          <w:rFonts w:ascii="Arial Narrow" w:eastAsia="Arial Narrow" w:hAnsi="Arial Narrow" w:cs="Arial Narrow"/>
+          <w:b/>
+          <w:color w:val="000000"/>
+          <w:kern w:val="0"/>
+          <w:lang w:eastAsia="es-PE"/>
+          <w14:ligatures w14:val="none"/>
         </w:rPr>
         <w:t>DENUNCIADO</w:t>
       </w:r>
@@ -221,7 +136,7 @@
           <w:color w:val="000000"/>
           <w:kern w:val="0"/>
           <w:lang w:eastAsia="es-PE"/>
-          <ns2:ligatures ns2:val="none"/>
+          <w14:ligatures w14:val="none"/>
         </w:rPr>
         <w:tab/>
         <w:t>:</w:t>
@@ -233,7 +148,7 @@
           <w:color w:val="000000"/>
           <w:kern w:val="0"/>
           <w:lang w:eastAsia="es-PE"/>
-          <ns2:ligatures ns2:val="none"/>
+          <w14:ligatures w14:val="none"/>
         </w:rPr>
         <w:tab/>
       </w:r>
@@ -244,7 +159,7 @@
           <w:color w:val="000000"/>
           <w:kern w:val="0"/>
           <w:lang w:eastAsia="es-PE"/>
-          <ns2:ligatures ns2:val="none"/>
+          <w14:ligatures w14:val="none"/>
         </w:rPr>
         <w:t>PACÍFICO COMPAÑ</w:t>
       </w:r>
@@ -255,7 +170,7 @@
           <w:color w:val="000000"/>
           <w:kern w:val="0"/>
           <w:lang w:eastAsia="es-PE"/>
-          <ns2:ligatures ns2:val="none"/>
+          <w14:ligatures w14:val="none"/>
         </w:rPr>
         <w:t>Í</w:t>
       </w:r>
@@ -266,7 +181,7 @@
           <w:color w:val="000000"/>
           <w:kern w:val="0"/>
           <w:lang w:eastAsia="es-PE"/>
-          <ns2:ligatures ns2:val="none"/>
+          <w14:ligatures w14:val="none"/>
         </w:rPr>
         <w:t xml:space="preserve">A DE SEGUROS Y REASEGUROS </w:t>
       </w:r>
@@ -277,7 +192,7 @@
           <w:color w:val="000000"/>
           <w:kern w:val="0"/>
           <w:lang w:eastAsia="es-PE"/>
-          <ns2:ligatures ns2:val="none"/>
+          <w14:ligatures w14:val="none"/>
         </w:rPr>
         <w:t>S.A. (</w:t>
       </w:r>
@@ -288,7 +203,7 @@
           <w:color w:val="000000"/>
           <w:kern w:val="0"/>
           <w:lang w:eastAsia="es-PE"/>
-          <ns2:ligatures ns2:val="none"/>
+          <w14:ligatures w14:val="none"/>
         </w:rPr>
         <w:t>PACÍFICO</w:t>
       </w:r>
@@ -299,12 +214,12 @@
           <w:color w:val="000000"/>
           <w:kern w:val="0"/>
           <w:lang w:eastAsia="es-PE"/>
-          <ns2:ligatures ns2:val="none"/>
+          <w14:ligatures w14:val="none"/>
         </w:rPr>
         <w:t>)</w:t>
       </w:r>
     </w:p>
-    <w:p ns2:paraId="2500BC77" ns2:textId="77777777">
+    <w:p>
       <w:pPr>
         <w:tabs>
           <w:tab w:val="left" w:pos="1701"/>
@@ -319,17 +234,17 @@
           <w:color w:val="000000"/>
           <w:kern w:val="0"/>
           <w:lang w:eastAsia="es-PE"/>
-          <ns2:ligatures ns2:val="none"/>
-        </w:rPr>
-      </w:pPr>
-      <w:r>
-        <w:rPr>
-          <w:rFonts w:ascii="Arial Narrow" w:eastAsia="Arial Narrow" w:hAnsi="Arial Narrow" w:cs="Arial Narrow"/>
-          <w:b/>
-          <w:color w:val="000000"/>
-          <w:kern w:val="0"/>
-          <w:lang w:eastAsia="es-PE"/>
-          <ns2:ligatures ns2:val="none"/>
+          <w14:ligatures w14:val="none"/>
+        </w:rPr>
+      </w:pPr>
+      <w:r>
+        <w:rPr>
+          <w:rFonts w:ascii="Arial Narrow" w:eastAsia="Arial Narrow" w:hAnsi="Arial Narrow" w:cs="Arial Narrow"/>
+          <w:b/>
+          <w:color w:val="000000"/>
+          <w:kern w:val="0"/>
+          <w:lang w:eastAsia="es-PE"/>
+          <w14:ligatures w14:val="none"/>
         </w:rPr>
         <w:t>MATERIAS</w:t>
       </w:r>
@@ -340,7 +255,7 @@
           <w:color w:val="000000"/>
           <w:kern w:val="0"/>
           <w:lang w:eastAsia="es-PE"/>
-          <ns2:ligatures ns2:val="none"/>
+          <w14:ligatures w14:val="none"/>
         </w:rPr>
         <w:tab/>
         <w:t xml:space="preserve">: </w:t>
@@ -352,13 +267,13 @@
           <w:color w:val="000000"/>
           <w:kern w:val="0"/>
           <w:lang w:eastAsia="es-PE"/>
-          <ns2:ligatures ns2:val="none"/>
+          <w14:ligatures w14:val="none"/>
         </w:rPr>
         <w:tab/>
         <w:t>ADMISIÓN A TRÁMITE</w:t>
       </w:r>
     </w:p>
-    <w:p ns2:paraId="284AD768" ns2:textId="7828DE75">
+    <w:p>
       <w:pPr>
         <w:tabs>
           <w:tab w:val="left" w:pos="1701"/>
@@ -373,17 +288,17 @@
           <w:color w:val="000000"/>
           <w:kern w:val="0"/>
           <w:lang w:eastAsia="es-PE"/>
-          <ns2:ligatures ns2:val="none"/>
-        </w:rPr>
-      </w:pPr>
-      <w:r>
-        <w:rPr>
-          <w:rFonts w:ascii="Arial Narrow" w:eastAsia="Arial Narrow" w:hAnsi="Arial Narrow" w:cs="Arial Narrow"/>
-          <w:b/>
-          <w:color w:val="000000"/>
-          <w:kern w:val="0"/>
-          <w:lang w:eastAsia="es-PE"/>
-          <ns2:ligatures ns2:val="none"/>
+          <w14:ligatures w14:val="none"/>
+        </w:rPr>
+      </w:pPr>
+      <w:r>
+        <w:rPr>
+          <w:rFonts w:ascii="Arial Narrow" w:eastAsia="Arial Narrow" w:hAnsi="Arial Narrow" w:cs="Arial Narrow"/>
+          <w:b/>
+          <w:color w:val="000000"/>
+          <w:kern w:val="0"/>
+          <w:lang w:eastAsia="es-PE"/>
+          <w14:ligatures w14:val="none"/>
         </w:rPr>
         <w:t>REQUERIMIENTO DE INFORMACIÓN</w:t>
       </w:r>
@@ -394,12 +309,12 @@
           <w:color w:val="000000"/>
           <w:kern w:val="0"/>
           <w:lang w:eastAsia="es-PE"/>
-          <ns2:ligatures ns2:val="none"/>
+          <w14:ligatures w14:val="none"/>
         </w:rPr>
         <w:t xml:space="preserve"> </w:t>
       </w:r>
     </w:p>
-    <w:p ns2:paraId="5A3670C5" ns2:textId="15A7E6C6">
+    <w:p>
       <w:pPr>
         <w:tabs>
           <w:tab w:val="left" w:pos="1701"/>
@@ -413,17 +328,17 @@
           <w:color w:val="000000"/>
           <w:kern w:val="0"/>
           <w:lang w:eastAsia="es-PE"/>
-          <ns2:ligatures ns2:val="none"/>
-        </w:rPr>
-      </w:pPr>
-      <w:r>
-        <w:rPr>
-          <w:rFonts w:ascii="Arial Narrow" w:eastAsia="Arial Narrow" w:hAnsi="Arial Narrow" w:cs="Arial Narrow"/>
-          <w:b/>
-          <w:color w:val="000000"/>
-          <w:kern w:val="0"/>
-          <w:lang w:eastAsia="es-PE"/>
-          <ns2:ligatures ns2:val="none"/>
+          <w14:ligatures w14:val="none"/>
+        </w:rPr>
+      </w:pPr>
+      <w:r>
+        <w:rPr>
+          <w:rFonts w:ascii="Arial Narrow" w:eastAsia="Arial Narrow" w:hAnsi="Arial Narrow" w:cs="Arial Narrow"/>
+          <w:b/>
+          <w:color w:val="000000"/>
+          <w:kern w:val="0"/>
+          <w:lang w:eastAsia="es-PE"/>
+          <w14:ligatures w14:val="none"/>
         </w:rPr>
         <w:t xml:space="preserve">RESOLUCIÓN </w:t>
       </w:r>
@@ -434,7 +349,7 @@
           <w:color w:val="000000"/>
           <w:kern w:val="0"/>
           <w:lang w:eastAsia="es-PE"/>
-          <ns2:ligatures ns2:val="none"/>
+          <w14:ligatures w14:val="none"/>
         </w:rPr>
         <w:tab/>
         <w:t>:</w:t>
@@ -446,7 +361,7 @@
           <w:color w:val="000000"/>
           <w:kern w:val="0"/>
           <w:lang w:eastAsia="es-PE"/>
-          <ns2:ligatures ns2:val="none"/>
+          <w14:ligatures w14:val="none"/>
         </w:rPr>
         <w:tab/>
       </w:r>
@@ -457,12 +372,12 @@
           <w:color w:val="000000"/>
           <w:kern w:val="0"/>
           <w:lang w:eastAsia="es-PE"/>
-          <ns2:ligatures ns2:val="none"/>
+          <w14:ligatures w14:val="none"/>
         </w:rPr>
         <w:t>1</w:t>
       </w:r>
     </w:p>
-    <w:p ns2:paraId="7591140C" ns2:textId="77777777">
+    <w:p>
       <w:pPr>
         <w:tabs>
           <w:tab w:val="left" w:pos="1014"/>
@@ -475,11 +390,11 @@
           <w:kern w:val="0"/>
           <w:shd w:val="clear" w:color="auto" w:fill="FFFFFF"/>
           <w:lang w:eastAsia="es-PE"/>
-          <ns2:ligatures ns2:val="none"/>
-        </w:rPr>
-      </w:pPr>
-    </w:p>
-    <w:p ns2:paraId="59BB126F" ns2:textId="5140608D">
+          <w14:ligatures w14:val="none"/>
+        </w:rPr>
+      </w:pPr>
+    </w:p>
+    <w:p>
       <w:pPr>
         <w:tabs>
           <w:tab w:val="left" w:pos="1014"/>
@@ -492,7 +407,7 @@
           <w:kern w:val="0"/>
           <w:shd w:val="clear" w:color="auto" w:fill="FFFFFF"/>
           <w:lang w:eastAsia="es-PE"/>
-          <ns2:ligatures ns2:val="none"/>
+          <w14:ligatures w14:val="none"/>
         </w:rPr>
       </w:pPr>
       <w:r>
@@ -502,7 +417,7 @@
           <w:kern w:val="0"/>
           <w:shd w:val="clear" w:color="auto" w:fill="FFFFFF"/>
           <w:lang w:eastAsia="es-PE"/>
-          <ns2:ligatures ns2:val="none"/>
+          <w14:ligatures w14:val="none"/>
         </w:rPr>
         <w:t xml:space="preserve">Lima, </w:t>
       </w:r>
@@ -513,7 +428,7 @@
           <w:kern w:val="0"/>
           <w:shd w:val="clear" w:color="auto" w:fill="FFFFFF"/>
           <w:lang w:eastAsia="es-PE"/>
-          <ns2:ligatures ns2:val="none"/>
+          <w14:ligatures w14:val="none"/>
         </w:rPr>
         <w:t xml:space="preserve">30 de mayo de 2025</w:t>
       </w:r>
@@ -524,7 +439,7 @@
           <w:kern w:val="0"/>
           <w:shd w:val="clear" w:color="auto" w:fill="FFFFFF"/>
           <w:lang w:eastAsia="es-PE"/>
-          <ns2:ligatures ns2:val="none"/>
+          <w14:ligatures w14:val="none"/>
         </w:rPr>
         <w:t xml:space="preserve"/>
       </w:r>
@@ -535,7 +450,7 @@
           <w:kern w:val="0"/>
           <w:shd w:val="clear" w:color="auto" w:fill="FFFFFF"/>
           <w:lang w:eastAsia="es-PE"/>
-          <ns2:ligatures ns2:val="none"/>
+          <w14:ligatures w14:val="none"/>
         </w:rPr>
         <w:t xml:space="preserve"/>
       </w:r>
@@ -546,7 +461,7 @@
           <w:kern w:val="0"/>
           <w:shd w:val="clear" w:color="auto" w:fill="FFFFFF"/>
           <w:lang w:eastAsia="es-PE"/>
-          <ns2:ligatures ns2:val="none"/>
+          <w14:ligatures w14:val="none"/>
         </w:rPr>
         <w:t xml:space="preserve"/>
       </w:r>
@@ -557,12 +472,12 @@
           <w:kern w:val="0"/>
           <w:shd w:val="clear" w:color="auto" w:fill="FFFFFF"/>
           <w:lang w:eastAsia="es-PE"/>
-          <ns2:ligatures ns2:val="none"/>
+          <w14:ligatures w14:val="none"/>
         </w:rPr>
         <w:t xml:space="preserve"/>
       </w:r>
     </w:p>
-    <w:p ns2:paraId="78BF12C0" ns2:textId="77777777">
+    <w:p>
       <w:pPr>
         <w:tabs>
           <w:tab w:val="left" w:pos="1014"/>
@@ -574,11 +489,11 @@
           <w:color w:val="000000"/>
           <w:kern w:val="0"/>
           <w:lang w:eastAsia="es-PE"/>
-          <ns2:ligatures ns2:val="none"/>
-        </w:rPr>
-      </w:pPr>
-    </w:p>
-    <w:p ns2:paraId="553F3534" ns2:textId="77777777">
+          <w14:ligatures w14:val="none"/>
+        </w:rPr>
+      </w:pPr>
+    </w:p>
+    <w:p>
       <w:pPr>
         <w:numPr>
           <w:ilvl w:val="0"/>
@@ -592,22 +507,22 @@
           <w:color w:val="000000"/>
           <w:kern w:val="0"/>
           <w:lang w:eastAsia="es-PE"/>
-          <ns2:ligatures ns2:val="none"/>
-        </w:rPr>
-      </w:pPr>
-      <w:r>
-        <w:rPr>
-          <w:rFonts w:ascii="Arial Narrow" w:eastAsia="Arial Narrow" w:hAnsi="Arial Narrow" w:cs="Arial Narrow"/>
-          <w:b/>
-          <w:color w:val="000000"/>
-          <w:kern w:val="0"/>
-          <w:lang w:eastAsia="es-PE"/>
-          <ns2:ligatures ns2:val="none"/>
+          <w14:ligatures w14:val="none"/>
+        </w:rPr>
+      </w:pPr>
+      <w:r>
+        <w:rPr>
+          <w:rFonts w:ascii="Arial Narrow" w:eastAsia="Arial Narrow" w:hAnsi="Arial Narrow" w:cs="Arial Narrow"/>
+          <w:b/>
+          <w:color w:val="000000"/>
+          <w:kern w:val="0"/>
+          <w:lang w:eastAsia="es-PE"/>
+          <w14:ligatures w14:val="none"/>
         </w:rPr>
         <w:t xml:space="preserve">HECHOS </w:t>
       </w:r>
     </w:p>
-    <w:p ns2:paraId="74E8E3A1" ns2:textId="77777777">
+    <w:p>
       <w:pPr>
         <w:spacing w:after="0" w:line="240" w:lineRule="auto"/>
         <w:jc w:val="both"/>
@@ -616,11 +531,11 @@
           <w:color w:val="000000"/>
           <w:kern w:val="0"/>
           <w:lang w:eastAsia="es-PE"/>
-          <ns2:ligatures ns2:val="none"/>
-        </w:rPr>
-      </w:pPr>
-    </w:p>
-    <w:p ns2:paraId="25718C3B" ns2:textId="39E2CA59">
+          <w14:ligatures w14:val="none"/>
+        </w:rPr>
+      </w:pPr>
+    </w:p>
+    <w:p>
       <w:pPr>
         <w:numPr>
           <w:ilvl w:val="1"/>
@@ -634,7 +549,7 @@
           <w:color w:val="000000"/>
           <w:kern w:val="0"/>
           <w:lang w:val="es-ES" w:eastAsia="es-ES"/>
-          <ns2:ligatures ns2:val="none"/>
+          <w14:ligatures w14:val="none"/>
         </w:rPr>
       </w:pPr>
       <w:r>
@@ -643,7 +558,7 @@
           <w:color w:val="000000"/>
           <w:kern w:val="0"/>
           <w:lang w:val="es-ES" w:eastAsia="es-ES"/>
-          <ns2:ligatures ns2:val="none"/>
+          <w14:ligatures w14:val="none"/>
         </w:rPr>
         <w:t xml:space="preserve">Mediante el escrito del 12 de febrero de 2025 el Señor [APELLIDO] denunció a Pacífico por presuntas infracciones a la Ley 29571, Código de Protección y Defensa del Consumidor (en adelante, Código), señalando lo siguiente:</w:t>
       </w:r>
@@ -653,7 +568,7 @@
           <w:color w:val="000000"/>
           <w:kern w:val="0"/>
           <w:lang w:val="es-ES" w:eastAsia="es-ES"/>
-          <ns2:ligatures ns2:val="none"/>
+          <w14:ligatures w14:val="none"/>
         </w:rPr>
         <w:t/>
       </w:r>
@@ -665,7 +580,7 @@
           <w:kern w:val="0"/>
           <w:vertAlign w:val="superscript"/>
           <w:lang w:val="es-ES" w:eastAsia="es-ES"/>
-          <ns2:ligatures ns2:val="none"/>
+          <w14:ligatures w14:val="none"/>
         </w:rPr>
         <w:footnoteReference w:id="1"/>
       </w:r>
@@ -673,7 +588,7 @@
         <w:rPr>
           <w:rFonts w:ascii="Arial Narrow" w:eastAsia="Calibri" w:hAnsi="Arial Narrow" w:cs="Arial"/>
           <w:kern w:val="0"/>
-          <ns2:ligatures ns2:val="none"/>
+          <w14:ligatures w14:val="none"/>
         </w:rPr>
         <w:t xml:space="preserve"/>
       </w:r>
@@ -681,7 +596,7 @@
         <w:rPr>
           <w:rFonts w:ascii="Arial Narrow" w:eastAsia="Calibri" w:hAnsi="Arial Narrow" w:cs="Arial"/>
           <w:kern w:val="0"/>
-          <ns2:ligatures ns2:val="none"/>
+          <w14:ligatures w14:val="none"/>
         </w:rPr>
         <w:t/>
       </w:r>
@@ -689,7 +604,7 @@
         <w:rPr>
           <w:rFonts w:ascii="Arial Narrow" w:eastAsia="Calibri" w:hAnsi="Arial Narrow" w:cs="Arial"/>
           <w:kern w:val="0"/>
-          <ns2:ligatures ns2:val="none"/>
+          <w14:ligatures w14:val="none"/>
         </w:rPr>
         <w:t xml:space="preserve"/>
       </w:r>
@@ -697,7 +612,7 @@
         <w:rPr>
           <w:rFonts w:ascii="Arial Narrow" w:eastAsia="Calibri" w:hAnsi="Arial Narrow" w:cs="Arial"/>
           <w:kern w:val="0"/>
-          <ns2:ligatures ns2:val="none"/>
+          <w14:ligatures w14:val="none"/>
         </w:rPr>
         <w:t xml:space="preserve"/>
       </w:r>
@@ -705,7 +620,7 @@
         <w:rPr>
           <w:rFonts w:ascii="Arial Narrow" w:eastAsia="Calibri" w:hAnsi="Arial Narrow" w:cs="Arial"/>
           <w:kern w:val="0"/>
-          <ns2:ligatures ns2:val="none"/>
+          <w14:ligatures w14:val="none"/>
         </w:rPr>
         <w:t/>
       </w:r>
@@ -715,7 +630,7 @@
           <w:color w:val="000000"/>
           <w:kern w:val="0"/>
           <w:lang w:val="es-ES" w:eastAsia="es-ES"/>
-          <ns2:ligatures ns2:val="none"/>
+          <w14:ligatures w14:val="none"/>
         </w:rPr>
         <w:t xml:space="preserve"/>
       </w:r>
@@ -725,7 +640,7 @@
           <w:color w:val="000000"/>
           <w:kern w:val="0"/>
           <w:lang w:val="es-ES" w:eastAsia="es-ES"/>
-          <ns2:ligatures ns2:val="none"/>
+          <w14:ligatures w14:val="none"/>
         </w:rPr>
         <w:t xml:space="preserve"/>
       </w:r>
@@ -735,7 +650,7 @@
           <w:color w:val="000000"/>
           <w:kern w:val="0"/>
           <w:lang w:val="es-ES" w:eastAsia="es-ES"/>
-          <ns2:ligatures ns2:val="none"/>
+          <w14:ligatures w14:val="none"/>
         </w:rPr>
         <w:t/>
       </w:r>
@@ -747,7 +662,7 @@
           <w:kern w:val="0"/>
           <w:vertAlign w:val="superscript"/>
           <w:lang w:val="es-ES" w:eastAsia="es-ES"/>
-          <ns2:ligatures ns2:val="none"/>
+          <w14:ligatures w14:val="none"/>
         </w:rPr>
         <w:footnoteReference w:id="2"/>
       </w:r>
@@ -757,7 +672,7 @@
           <w:color w:val="000000"/>
           <w:kern w:val="0"/>
           <w:lang w:val="es-ES" w:eastAsia="es-ES"/>
-          <ns2:ligatures ns2:val="none"/>
+          <w14:ligatures w14:val="none"/>
         </w:rPr>
         <w:t xml:space="preserve"/>
       </w:r>
@@ -768,12 +683,12 @@
           <w:color w:val="000000"/>
           <w:kern w:val="0"/>
           <w:lang w:val="es-ES" w:eastAsia="es-ES"/>
-          <ns2:ligatures ns2:val="none"/>
+          <w14:ligatures w14:val="none"/>
         </w:rPr>
         <w:t/>
       </w:r>
     </w:p>
-    <w:p ns2:paraId="101D66EA" ns2:textId="77777777">
+    <w:p>
       <w:pPr>
         <w:tabs>
           <w:tab w:val="left" w:pos="1134"/>
@@ -785,11 +700,11 @@
           <w:color w:val="000000"/>
           <w:kern w:val="0"/>
           <w:lang w:val="es-ES" w:eastAsia="es-ES"/>
-          <ns2:ligatures ns2:val="none"/>
-        </w:rPr>
-      </w:pPr>
-    </w:p>
-    <w:p ns2:paraId="56B0B735" ns2:textId="2D0F5760">
+          <w14:ligatures w14:val="none"/>
+        </w:rPr>
+      </w:pPr>
+    </w:p>
+    <w:p>
       <w:pPr>
         <w:pStyle w:val="Prrafodelista"/>
         <w:numPr>
@@ -808,7 +723,7 @@
           <w:color w:val="000000"/>
           <w:kern w:val="0"/>
           <w:lang w:eastAsia="es-ES"/>
-          <ns2:ligatures ns2:val="none"/>
+          <w14:ligatures w14:val="none"/>
         </w:rPr>
       </w:pPr>
       <w:r>
@@ -817,7 +732,7 @@
           <w:color w:val="000000"/>
           <w:kern w:val="0"/>
           <w:lang w:eastAsia="es-ES"/>
-          <ns2:ligatures ns2:val="none"/>
+          <w14:ligatures w14:val="none"/>
         </w:rPr>
         <w:t>Intentó solicitar</w:t>
       </w:r>
@@ -827,7 +742,7 @@
           <w:color w:val="000000"/>
           <w:kern w:val="0"/>
           <w:lang w:eastAsia="es-ES"/>
-          <ns2:ligatures ns2:val="none"/>
+          <w14:ligatures w14:val="none"/>
         </w:rPr>
         <w:t xml:space="preserve"> la contratación de</w:t>
       </w:r>
@@ -837,7 +752,7 @@
           <w:color w:val="000000"/>
           <w:kern w:val="0"/>
           <w:lang w:eastAsia="es-ES"/>
-          <ns2:ligatures ns2:val="none"/>
+          <w14:ligatures w14:val="none"/>
         </w:rPr>
         <w:t xml:space="preserve"> una póliza de seguro de vida con la finalidad de endosarla a favor del crédito hipotecario que había adquirido. Esta solicitud fue comunicada a </w:t>
       </w:r>
@@ -847,7 +762,7 @@
           <w:color w:val="000000"/>
           <w:kern w:val="0"/>
           <w:lang w:eastAsia="es-ES"/>
-          <ns2:ligatures ns2:val="none"/>
+          <w14:ligatures w14:val="none"/>
         </w:rPr>
         <w:t>una representante de Pacífico</w:t>
       </w:r>
@@ -857,7 +772,7 @@
           <w:color w:val="000000"/>
           <w:kern w:val="0"/>
           <w:lang w:eastAsia="es-ES"/>
-          <ns2:ligatures ns2:val="none"/>
+          <w14:ligatures w14:val="none"/>
         </w:rPr>
         <w:t xml:space="preserve">. Durante dicho contacto, informó que ya contaba con una póliza de seguro contra accidentes suscrita con la misma entidad, pero que esta no resultaba compatible con los requerimientos de la entidad financiera respecto al endoso. En respuesta, </w:t>
       </w:r>
@@ -867,7 +782,7 @@
           <w:color w:val="000000"/>
           <w:kern w:val="0"/>
           <w:lang w:eastAsia="es-ES"/>
-          <ns2:ligatures ns2:val="none"/>
+          <w14:ligatures w14:val="none"/>
         </w:rPr>
         <w:t xml:space="preserve">señala que </w:t>
       </w:r>
@@ -877,7 +792,7 @@
           <w:color w:val="000000"/>
           <w:kern w:val="0"/>
           <w:lang w:eastAsia="es-ES"/>
-          <ns2:ligatures ns2:val="none"/>
+          <w14:ligatures w14:val="none"/>
         </w:rPr>
         <w:t xml:space="preserve">el personal de la empresa </w:t>
       </w:r>
@@ -887,7 +802,7 @@
           <w:color w:val="000000"/>
           <w:kern w:val="0"/>
           <w:lang w:eastAsia="es-ES"/>
-          <ns2:ligatures ns2:val="none"/>
+          <w14:ligatures w14:val="none"/>
         </w:rPr>
         <w:t>le</w:t>
       </w:r>
@@ -897,7 +812,7 @@
           <w:color w:val="000000"/>
           <w:kern w:val="0"/>
           <w:lang w:eastAsia="es-ES"/>
-          <ns2:ligatures ns2:val="none"/>
+          <w14:ligatures w14:val="none"/>
         </w:rPr>
         <w:t xml:space="preserve"> </w:t>
       </w:r>
@@ -907,7 +822,7 @@
           <w:color w:val="000000"/>
           <w:kern w:val="0"/>
           <w:lang w:eastAsia="es-ES"/>
-          <ns2:ligatures ns2:val="none"/>
+          <w14:ligatures w14:val="none"/>
         </w:rPr>
         <w:t>sugirió</w:t>
       </w:r>
@@ -917,12 +832,12 @@
           <w:color w:val="000000"/>
           <w:kern w:val="0"/>
           <w:lang w:eastAsia="es-ES"/>
-          <ns2:ligatures ns2:val="none"/>
+          <w14:ligatures w14:val="none"/>
         </w:rPr>
         <w:t xml:space="preserve"> contratar una nueva póliza con cobertura total. </w:t>
       </w:r>
     </w:p>
-    <w:p ns2:paraId="4569B686" ns2:textId="77777777">
+    <w:p>
       <w:pPr>
         <w:pStyle w:val="Prrafodelista"/>
         <w:spacing w:after="0" w:line="240" w:lineRule="auto"/>
@@ -933,11 +848,11 @@
           <w:color w:val="000000"/>
           <w:kern w:val="0"/>
           <w:lang w:eastAsia="es-ES"/>
-          <ns2:ligatures ns2:val="none"/>
-        </w:rPr>
-      </w:pPr>
-    </w:p>
-    <w:p ns2:paraId="34708A7C" ns2:textId="5AC7C712">
+          <w14:ligatures w14:val="none"/>
+        </w:rPr>
+      </w:pPr>
+    </w:p>
+    <w:p>
       <w:pPr>
         <w:pStyle w:val="Prrafodelista"/>
         <w:numPr>
@@ -956,7 +871,7 @@
           <w:color w:val="000000"/>
           <w:kern w:val="0"/>
           <w:lang w:eastAsia="es-ES"/>
-          <ns2:ligatures ns2:val="none"/>
+          <w14:ligatures w14:val="none"/>
         </w:rPr>
       </w:pPr>
       <w:r>
@@ -965,7 +880,7 @@
           <w:color w:val="000000"/>
           <w:kern w:val="0"/>
           <w:lang w:eastAsia="es-ES"/>
-          <ns2:ligatures ns2:val="none"/>
+          <w14:ligatures w14:val="none"/>
         </w:rPr>
         <w:t xml:space="preserve">Al momento de la contratación </w:t>
       </w:r>
@@ -975,7 +890,7 @@
           <w:color w:val="000000"/>
           <w:kern w:val="0"/>
           <w:lang w:eastAsia="es-ES"/>
-          <ns2:ligatures ns2:val="none"/>
+          <w14:ligatures w14:val="none"/>
         </w:rPr>
         <w:t>de</w:t>
       </w:r>
@@ -985,7 +900,7 @@
           <w:color w:val="000000"/>
           <w:kern w:val="0"/>
           <w:lang w:eastAsia="es-ES"/>
-          <ns2:ligatures ns2:val="none"/>
+          <w14:ligatures w14:val="none"/>
         </w:rPr>
         <w:t xml:space="preserve">l </w:t>
       </w:r>
@@ -995,7 +910,7 @@
           <w:color w:val="000000"/>
           <w:kern w:val="0"/>
           <w:lang w:eastAsia="es-ES"/>
-          <ns2:ligatures ns2:val="none"/>
+          <w14:ligatures w14:val="none"/>
         </w:rPr>
         <w:t>Seguro de Vida Inversión Flex</w:t>
       </w:r>
@@ -1005,7 +920,7 @@
           <w:color w:val="000000"/>
           <w:kern w:val="0"/>
           <w:lang w:eastAsia="es-ES"/>
-          <ns2:ligatures ns2:val="none"/>
+          <w14:ligatures w14:val="none"/>
         </w:rPr>
         <w:t xml:space="preserve"> - Póliza 30</w:t>
       </w:r>
@@ -1015,7 +930,7 @@
           <w:color w:val="000000"/>
           <w:kern w:val="0"/>
           <w:lang w:eastAsia="es-ES"/>
-          <ns2:ligatures ns2:val="none"/>
+          <w14:ligatures w14:val="none"/>
         </w:rPr>
         <w:t>8</w:t>
       </w:r>
@@ -1025,7 +940,7 @@
           <w:color w:val="000000"/>
           <w:kern w:val="0"/>
           <w:lang w:eastAsia="es-ES"/>
-          <ns2:ligatures ns2:val="none"/>
+          <w14:ligatures w14:val="none"/>
         </w:rPr>
         <w:t>-036304/</w:t>
       </w:r>
@@ -1036,7 +951,7 @@
           <w:color w:val="000000"/>
           <w:kern w:val="0"/>
           <w:lang w:eastAsia="es-ES"/>
-          <ns2:ligatures ns2:val="none"/>
+          <w14:ligatures w14:val="none"/>
         </w:rPr>
         <w:t xml:space="preserve">3 </w:t>
       </w:r>
@@ -1046,7 +961,7 @@
           <w:color w:val="000000"/>
           <w:kern w:val="0"/>
           <w:lang w:eastAsia="es-ES"/>
-          <ns2:ligatures ns2:val="none"/>
+          <w14:ligatures w14:val="none"/>
         </w:rPr>
         <w:t xml:space="preserve"> (</w:t>
       </w:r>
@@ -1057,7 +972,7 @@
           <w:color w:val="000000"/>
           <w:kern w:val="0"/>
           <w:lang w:eastAsia="es-ES"/>
-          <ns2:ligatures ns2:val="none"/>
+          <w14:ligatures w14:val="none"/>
         </w:rPr>
         <w:t>en adelante, Seguro de Vida)</w:t>
       </w:r>
@@ -1067,7 +982,7 @@
           <w:color w:val="000000"/>
           <w:kern w:val="0"/>
           <w:lang w:eastAsia="es-ES"/>
-          <ns2:ligatures ns2:val="none"/>
+          <w14:ligatures w14:val="none"/>
         </w:rPr>
         <w:t>, adquiri</w:t>
       </w:r>
@@ -1077,7 +992,7 @@
           <w:color w:val="000000"/>
           <w:kern w:val="0"/>
           <w:lang w:eastAsia="es-ES"/>
-          <ns2:ligatures ns2:val="none"/>
+          <w14:ligatures w14:val="none"/>
         </w:rPr>
         <w:t>ó</w:t>
       </w:r>
@@ -1093,7 +1008,7 @@
           <w:color w:val="000000"/>
           <w:kern w:val="0"/>
           <w:lang w:eastAsia="es-ES"/>
-          <ns2:ligatures ns2:val="none"/>
+          <w14:ligatures w14:val="none"/>
         </w:rPr>
         <w:t xml:space="preserve">Endoso 1474677 de cesión de derechos indemnizatorios a favor de entidad financiera con </w:t>
       </w:r>
@@ -1103,7 +1018,7 @@
           <w:color w:val="000000"/>
           <w:kern w:val="0"/>
           <w:lang w:eastAsia="es-ES"/>
-          <ns2:ligatures ns2:val="none"/>
+          <w14:ligatures w14:val="none"/>
         </w:rPr>
         <w:t>un</w:t>
       </w:r>
@@ -1113,7 +1028,7 @@
           <w:color w:val="000000"/>
           <w:kern w:val="0"/>
           <w:lang w:eastAsia="es-ES"/>
-          <ns2:ligatures ns2:val="none"/>
+          <w14:ligatures w14:val="none"/>
         </w:rPr>
         <w:t xml:space="preserve">a vigencia del 05 de noviembre de 2024 al 30 de setiembre de 2061</w:t>
       </w:r>
@@ -1123,7 +1038,7 @@
           <w:color w:val="000000"/>
           <w:kern w:val="0"/>
           <w:lang w:eastAsia="es-ES"/>
-          <ns2:ligatures ns2:val="none"/>
+          <w14:ligatures w14:val="none"/>
         </w:rPr>
         <w:t xml:space="preserve">, una cobertura adicional por muerte accidental hasta el 30 de setiembre de 2031 y una cobertura adicional por invalidez total hasta esa misma fecha</w:t>
       </w:r>
@@ -1133,7 +1048,7 @@
           <w:color w:val="000000"/>
           <w:kern w:val="0"/>
           <w:lang w:eastAsia="es-ES"/>
-          <ns2:ligatures ns2:val="none"/>
+          <w14:ligatures w14:val="none"/>
         </w:rPr>
         <w:t>. I</w:t>
       </w:r>
@@ -1143,12 +1058,12 @@
           <w:color w:val="000000"/>
           <w:kern w:val="0"/>
           <w:lang w:eastAsia="es-ES"/>
-          <ns2:ligatures ns2:val="none"/>
+          <w14:ligatures w14:val="none"/>
         </w:rPr>
         <w:t xml:space="preserve">ndicó que contrató dicha póliza bajo la premisa de que sería susceptible de ser endosada conforme a las condiciones del crédito hipotecario. Posteriormente, tomó conocimiento de que las fechas de vigencia de las coberturas adicionales no cumplían con el plazo exigido por la entidad financiera, cuyo crédito tenía como fecha de vencimiento diciembre de 2037. En una etapa posterior a la contratación, señaló que la empresa no le advirtió que las fechas de las coberturas adicionales eran incompatibles con los requisitos exigidos por el banco para el endoso. Asimismo, indicó que el personal de la empresa no le informó que dichas fechas no podían ser modificadas, lo cual, según su versión, habría sido conocido por el intermediario y por la aseguradora al momento de emitir la póliza. </w:t>
       </w:r>
     </w:p>
-    <w:p ns2:paraId="485DF341" ns2:textId="77777777">
+    <w:p>
       <w:pPr>
         <w:pStyle w:val="Prrafodelista"/>
         <w:spacing w:after="0" w:line="240" w:lineRule="auto"/>
@@ -1159,11 +1074,11 @@
           <w:color w:val="000000"/>
           <w:kern w:val="0"/>
           <w:lang w:eastAsia="es-ES"/>
-          <ns2:ligatures ns2:val="none"/>
-        </w:rPr>
-      </w:pPr>
-    </w:p>
-    <w:p ns2:paraId="3C50645B" ns2:textId="6542C1C5">
+          <w14:ligatures w14:val="none"/>
+        </w:rPr>
+      </w:pPr>
+    </w:p>
+    <w:p>
       <w:pPr>
         <w:pStyle w:val="Prrafodelista"/>
         <w:numPr>
@@ -1182,7 +1097,7 @@
           <w:color w:val="000000"/>
           <w:kern w:val="0"/>
           <w:lang w:eastAsia="es-ES"/>
-          <ns2:ligatures ns2:val="none"/>
+          <w14:ligatures w14:val="none"/>
         </w:rPr>
       </w:pPr>
       <w:r>
@@ -1191,12 +1106,12 @@
           <w:color w:val="000000"/>
           <w:kern w:val="0"/>
           <w:lang w:eastAsia="es-ES"/>
-          <ns2:ligatures ns2:val="none"/>
+          <w14:ligatures w14:val="none"/>
         </w:rPr>
         <w:t xml:space="preserve">El 31 de octubre de 2024, presentó un reclamo formal ante la empresa aseguradora, a fin de expresar su disconformidad con las condiciones del seguro contratado y su impacto en la imposibilidad de endoso. Según refiere, dicho reclamo no habría sido atendido por la entidad. </w:t>
       </w:r>
     </w:p>
-    <w:p ns2:paraId="7C914B81" ns2:textId="77777777">
+    <w:p>
       <w:pPr>
         <w:pStyle w:val="Prrafodelista"/>
         <w:spacing w:after="0" w:line="240" w:lineRule="auto"/>
@@ -1207,11 +1122,11 @@
           <w:color w:val="000000"/>
           <w:kern w:val="0"/>
           <w:lang w:eastAsia="es-ES"/>
-          <ns2:ligatures ns2:val="none"/>
-        </w:rPr>
-      </w:pPr>
-    </w:p>
-    <w:p ns2:paraId="3B47E261" ns2:textId="4D10920F">
+          <w14:ligatures w14:val="none"/>
+        </w:rPr>
+      </w:pPr>
+    </w:p>
+    <w:p>
       <w:pPr>
         <w:pStyle w:val="Prrafodelista"/>
         <w:numPr>
@@ -1230,7 +1145,7 @@
           <w:color w:val="000000"/>
           <w:kern w:val="0"/>
           <w:lang w:eastAsia="es-ES"/>
-          <ns2:ligatures ns2:val="none"/>
+          <w14:ligatures w14:val="none"/>
         </w:rPr>
       </w:pPr>
       <w:r>
@@ -1239,12 +1154,12 @@
           <w:color w:val="000000"/>
           <w:kern w:val="0"/>
           <w:lang w:eastAsia="es-ES"/>
-          <ns2:ligatures ns2:val="none"/>
+          <w14:ligatures w14:val="none"/>
         </w:rPr>
         <w:t xml:space="preserve">El 04 de noviembre de 2024, presentó un requerimiento de información ante la empresa, vinculado a los mismos hechos objeto de su reclamo anterior. Señaló que tampoco recibió respuesta respecto a esta solicitud. </w:t>
       </w:r>
     </w:p>
-    <w:p ns2:paraId="19920D45" ns2:textId="77777777">
+    <w:p>
       <w:pPr>
         <w:pStyle w:val="Prrafodelista"/>
         <w:spacing w:after="0" w:line="240" w:lineRule="auto"/>
@@ -1255,11 +1170,11 @@
           <w:color w:val="000000"/>
           <w:kern w:val="0"/>
           <w:lang w:eastAsia="es-ES"/>
-          <ns2:ligatures ns2:val="none"/>
-        </w:rPr>
-      </w:pPr>
-    </w:p>
-    <w:p ns2:paraId="07906B57" ns2:textId="0FC02E15">
+          <w14:ligatures w14:val="none"/>
+        </w:rPr>
+      </w:pPr>
+    </w:p>
+    <w:p>
       <w:pPr>
         <w:pStyle w:val="Prrafodelista"/>
         <w:numPr>
@@ -1278,7 +1193,7 @@
           <w:color w:val="000000"/>
           <w:kern w:val="0"/>
           <w:lang w:eastAsia="es-ES"/>
-          <ns2:ligatures ns2:val="none"/>
+          <w14:ligatures w14:val="none"/>
         </w:rPr>
       </w:pPr>
       <w:r>
@@ -1287,7 +1202,7 @@
           <w:color w:val="000000"/>
           <w:kern w:val="0"/>
           <w:lang w:eastAsia="es-ES"/>
-          <ns2:ligatures ns2:val="none"/>
+          <w14:ligatures w14:val="none"/>
         </w:rPr>
         <w:t>El 03 de diciembre de 2024, se apersonó nuevamente a las instalaciones de la empresa aseguradora, con el propósito de reiterar su reclamo ante la falta de atención a los requerimientos formulados previamente. Indicó que no obtuvo respuesta favorable por parte de la promotora ni del personal de jefatura de la empresa</w:t>
       </w:r>
@@ -1297,7 +1212,7 @@
           <w:color w:val="000000"/>
           <w:kern w:val="0"/>
           <w:lang w:eastAsia="es-ES"/>
-          <ns2:ligatures ns2:val="none"/>
+          <w14:ligatures w14:val="none"/>
         </w:rPr>
         <w:t>.</w:t>
       </w:r>
@@ -1307,12 +1222,12 @@
           <w:color w:val="000000"/>
           <w:kern w:val="0"/>
           <w:lang w:eastAsia="es-ES"/>
-          <ns2:ligatures ns2:val="none"/>
+          <w14:ligatures w14:val="none"/>
         </w:rPr>
         <w:t xml:space="preserve"> </w:t>
       </w:r>
     </w:p>
-    <w:p ns2:paraId="667DBDCB" ns2:textId="77777777">
+    <w:p>
       <w:pPr>
         <w:tabs>
           <w:tab w:val="left" w:pos="1134"/>
@@ -1324,11 +1239,11 @@
           <w:color w:val="000000"/>
           <w:kern w:val="0"/>
           <w:lang w:eastAsia="es-ES"/>
-          <ns2:ligatures ns2:val="none"/>
-        </w:rPr>
-      </w:pPr>
-    </w:p>
-    <w:p ns2:paraId="44007BE6" ns2:textId="123F9E26">
+          <w14:ligatures w14:val="none"/>
+        </w:rPr>
+      </w:pPr>
+    </w:p>
+    <w:p>
       <w:pPr>
         <w:numPr>
           <w:ilvl w:val="1"/>
@@ -1346,14 +1261,14 @@
           <w:color w:val="000000"/>
           <w:kern w:val="0"/>
           <w:lang w:val="es-ES" w:eastAsia="es-ES"/>
-          <ns2:ligatures ns2:val="none"/>
+          <w14:ligatures w14:val="none"/>
         </w:rPr>
       </w:pPr>
       <w:r>
         <w:rPr>
           <w:rFonts w:ascii="Arial Narrow" w:eastAsia="Calibri" w:hAnsi="Arial Narrow" w:cs="Arial"/>
           <w:kern w:val="0"/>
-          <ns2:ligatures ns2:val="none"/>
+          <w14:ligatures w14:val="none"/>
         </w:rPr>
         <w:t xml:space="preserve">El Señor [APELLIDO] solicitó, en calidad de medida correctiva, que Pacífico cumpla con: (i) realizar la devolución del monto de pago de la prima y las tres cuotas pagadas del Seguro de Vida; y, (ii) anular el contrato de Seguro de Vida. Asimismo, requirió el reembolso de costos y costas del presente procedimiento.</w:t>
       </w:r>
@@ -1363,7 +1278,7 @@
           <w:color w:val="000000"/>
           <w:kern w:val="0"/>
           <w:lang w:val="es-ES" w:eastAsia="es-ES"/>
-          <ns2:ligatures ns2:val="none"/>
+          <w14:ligatures w14:val="none"/>
         </w:rPr>
         <w:t xml:space="preserve"/>
       </w:r>
@@ -1373,7 +1288,7 @@
           <w:color w:val="000000"/>
           <w:kern w:val="0"/>
           <w:lang w:val="es-ES" w:eastAsia="es-ES"/>
-          <ns2:ligatures ns2:val="none"/>
+          <w14:ligatures w14:val="none"/>
         </w:rPr>
         <w:t xml:space="preserve"/>
       </w:r>
@@ -1383,7 +1298,7 @@
           <w:color w:val="000000"/>
           <w:kern w:val="0"/>
           <w:lang w:val="es-ES" w:eastAsia="es-ES"/>
-          <ns2:ligatures ns2:val="none"/>
+          <w14:ligatures w14:val="none"/>
         </w:rPr>
         <w:t/>
       </w:r>
@@ -1393,7 +1308,7 @@
           <w:color w:val="000000"/>
           <w:kern w:val="0"/>
           <w:lang w:val="es-ES" w:eastAsia="es-ES"/>
-          <ns2:ligatures ns2:val="none"/>
+          <w14:ligatures w14:val="none"/>
         </w:rPr>
         <w:t/>
       </w:r>
@@ -1403,7 +1318,7 @@
           <w:color w:val="000000"/>
           <w:kern w:val="0"/>
           <w:lang w:val="es-ES" w:eastAsia="es-ES"/>
-          <ns2:ligatures ns2:val="none"/>
+          <w14:ligatures w14:val="none"/>
         </w:rPr>
         <w:t xml:space="preserve"/>
       </w:r>
@@ -1413,7 +1328,7 @@
           <w:color w:val="000000"/>
           <w:kern w:val="0"/>
           <w:lang w:val="es-ES" w:eastAsia="es-ES"/>
-          <ns2:ligatures ns2:val="none"/>
+          <w14:ligatures w14:val="none"/>
         </w:rPr>
         <w:t/>
       </w:r>
@@ -1447,7 +1362,7 @@
           <w:color w:val="000000"/>
           <w:kern w:val="0"/>
           <w:lang w:val="es-ES" w:eastAsia="es-ES"/>
-          <ns2:ligatures ns2:val="none"/>
+          <w14:ligatures w14:val="none"/>
         </w:rPr>
         <w:t/>
       </w:r>
@@ -1458,7 +1373,7 @@
           <w:color w:val="000000"/>
           <w:kern w:val="0"/>
           <w:lang w:val="es-ES" w:eastAsia="es-ES"/>
-          <ns2:ligatures ns2:val="none"/>
+          <w14:ligatures w14:val="none"/>
         </w:rPr>
         <w:t/>
       </w:r>
@@ -1469,7 +1384,7 @@
           <w:color w:val="000000"/>
           <w:kern w:val="0"/>
           <w:lang w:val="es-ES" w:eastAsia="es-ES"/>
-          <ns2:ligatures ns2:val="none"/>
+          <w14:ligatures w14:val="none"/>
         </w:rPr>
         <w:t xml:space="preserve"/>
       </w:r>
@@ -1497,12 +1412,12 @@
           <w:color w:val="000000"/>
           <w:kern w:val="0"/>
           <w:lang w:val="es-ES" w:eastAsia="es-ES"/>
-          <ns2:ligatures ns2:val="none"/>
+          <w14:ligatures w14:val="none"/>
         </w:rPr>
         <w:t/>
       </w:r>
     </w:p>
-    <w:p ns2:paraId="619E0710" ns2:textId="77777777">
+    <w:p>
       <w:pPr>
         <w:spacing w:after="0" w:line="240" w:lineRule="auto"/>
         <w:contextualSpacing/>
@@ -1513,11 +1428,11 @@
           <w:color w:val="000000"/>
           <w:kern w:val="0"/>
           <w:lang w:eastAsia="es-PE"/>
-          <ns2:ligatures ns2:val="none"/>
-        </w:rPr>
-      </w:pPr>
-    </w:p>
-    <w:p ns2:paraId="0681DFDC" ns2:textId="77777777">
+          <w14:ligatures w14:val="none"/>
+        </w:rPr>
+      </w:pPr>
+    </w:p>
+    <w:p>
       <w:pPr>
         <w:pStyle w:val="Prrafodelista"/>
         <w:numPr>
@@ -1537,22 +1452,22 @@
           <w:color w:val="000000"/>
           <w:kern w:val="0"/>
           <w:lang w:eastAsia="es-PE"/>
-          <ns2:ligatures ns2:val="none"/>
-        </w:rPr>
-      </w:pPr>
-      <w:r>
-        <w:rPr>
-          <w:rFonts w:ascii="Arial Narrow" w:eastAsia="Arial Narrow" w:hAnsi="Arial Narrow" w:cs="Arial Narrow"/>
-          <w:b/>
-          <w:color w:val="000000"/>
-          <w:kern w:val="0"/>
-          <w:lang w:eastAsia="es-PE"/>
-          <ns2:ligatures ns2:val="none"/>
+          <w14:ligatures w14:val="none"/>
+        </w:rPr>
+      </w:pPr>
+      <w:r>
+        <w:rPr>
+          <w:rFonts w:ascii="Arial Narrow" w:eastAsia="Arial Narrow" w:hAnsi="Arial Narrow" w:cs="Arial Narrow"/>
+          <w:b/>
+          <w:color w:val="000000"/>
+          <w:kern w:val="0"/>
+          <w:lang w:eastAsia="es-PE"/>
+          <w14:ligatures w14:val="none"/>
         </w:rPr>
         <w:t>DE LA ADMISIÓN A TRÁMITE DE LA DENUNCIA</w:t>
       </w:r>
     </w:p>
-    <w:p ns2:paraId="3F75B5BE" ns2:textId="77777777">
+    <w:p>
       <w:pPr>
         <w:spacing w:after="0" w:line="240" w:lineRule="auto"/>
         <w:ind w:left="567"/>
@@ -1564,11 +1479,11 @@
           <w:color w:val="000000"/>
           <w:kern w:val="0"/>
           <w:lang w:eastAsia="es-PE"/>
-          <ns2:ligatures ns2:val="none"/>
-        </w:rPr>
-      </w:pPr>
-    </w:p>
-    <w:p ns2:paraId="168ED170" ns2:textId="2EBFED23">
+          <w14:ligatures w14:val="none"/>
+        </w:rPr>
+      </w:pPr>
+    </w:p>
+    <w:p>
       <w:pPr>
         <w:pStyle w:val="Prrafodelista"/>
         <w:numPr>
@@ -1581,7 +1496,7 @@
         <w:rPr>
           <w:rFonts w:ascii="Arial Narrow" w:eastAsia="Arial Narrow" w:hAnsi="Arial Narrow" w:cs="Arial Narrow"/>
           <w:kern w:val="0"/>
-          <ns2:ligatures ns2:val="none"/>
+          <w14:ligatures w14:val="none"/>
         </w:rPr>
       </w:pPr>
       <w:bookmarkStart w:id="1" w:name="_Hlk140755208"/>
@@ -1593,7 +1508,7 @@
           <w:color w:val="000000"/>
           <w:kern w:val="0"/>
           <w:lang w:eastAsia="es-PE"/>
-          <ns2:ligatures ns2:val="none"/>
+          <w14:ligatures w14:val="none"/>
         </w:rPr>
         <w:t xml:space="preserve">La </w:t>
       </w:r>
@@ -1606,7 +1521,7 @@
           <w:color w:val="000000"/>
           <w:kern w:val="0"/>
           <w:lang w:eastAsia="es-PE"/>
-          <ns2:ligatures ns2:val="none"/>
+          <w14:ligatures w14:val="none"/>
         </w:rPr>
         <w:t>Secretaría Técnica de la Comisión de Protección al Consumidor 1 (en adelante, la Secretaría Técnica), en ejercicio de sus facultades</w:t>
       </w:r>
@@ -1616,7 +1531,7 @@
           <w:rFonts w:ascii="Arial Narrow" w:eastAsia="Arial Narrow" w:hAnsi="Arial Narrow" w:cs="Arial Narrow"/>
           <w:kern w:val="0"/>
           <w:vertAlign w:val="superscript"/>
-          <ns2:ligatures ns2:val="none"/>
+          <w14:ligatures w14:val="none"/>
         </w:rPr>
         <w:footnoteReference w:id="3"/>
       </w:r>
@@ -1626,7 +1541,7 @@
           <w:color w:val="000000"/>
           <w:kern w:val="0"/>
           <w:lang w:eastAsia="es-PE"/>
-          <ns2:ligatures ns2:val="none"/>
+          <w14:ligatures w14:val="none"/>
         </w:rPr>
         <w:t xml:space="preserve">, considera </w:t>
       </w:r>
@@ -1634,7 +1549,7 @@
         <w:rPr>
           <w:rFonts w:ascii="Arial Narrow" w:eastAsia="Arial Narrow" w:hAnsi="Arial Narrow" w:cs="Arial Narrow"/>
           <w:kern w:val="0"/>
-          <ns2:ligatures ns2:val="none"/>
+          <w14:ligatures w14:val="none"/>
         </w:rPr>
         <w:t xml:space="preserve">que el hecho denunciado, </w:t>
       </w:r>
@@ -1642,7 +1557,7 @@
         <w:rPr>
           <w:rFonts w:ascii="Arial Narrow" w:eastAsia="Arial Narrow" w:hAnsi="Arial Narrow" w:cs="Arial Narrow"/>
           <w:kern w:val="0"/>
-          <ns2:ligatures ns2:val="none"/>
+          <w14:ligatures w14:val="none"/>
         </w:rPr>
         <w:t xml:space="preserve">consistente en que </w:t>
       </w:r>
@@ -1673,7 +1588,7 @@
         <w:rPr>
           <w:rFonts w:ascii="Arial Narrow" w:eastAsia="Arial Narrow" w:hAnsi="Arial Narrow" w:cs="Arial Narrow"/>
           <w:kern w:val="0"/>
-          <ns2:ligatures ns2:val="none"/>
+          <w14:ligatures w14:val="none"/>
         </w:rPr>
         <w:t>; involucraría una presunta afectación a sus expecta</w:t>
       </w:r>
@@ -1681,7 +1596,7 @@
         <w:rPr>
           <w:rFonts w:ascii="Arial Narrow" w:eastAsia="Arial Narrow" w:hAnsi="Arial Narrow" w:cs="Arial Narrow"/>
           <w:kern w:val="0"/>
-          <ns2:ligatures ns2:val="none"/>
+          <w14:ligatures w14:val="none"/>
         </w:rPr>
         <w:t>tivas, quien no habría encontrado una correspondencia entre lo que esperaba recibir de parte del proveedor y lo que realmente recibió. Por consiguiente, corresponde calificar el hecho materia de denuncia como una presunta infracción al deber de idoneidad, tipificado en los artículos 18</w:t>
       </w:r>
@@ -1691,7 +1606,7 @@
           <w:color w:val="000000"/>
           <w:kern w:val="0"/>
           <w:lang w:eastAsia="es-PE"/>
-          <ns2:ligatures ns2:val="none"/>
+          <w14:ligatures w14:val="none"/>
         </w:rPr>
         <w:t/>
       </w:r>
@@ -1699,7 +1614,7 @@
         <w:rPr>
           <w:rFonts w:ascii="Arial Narrow" w:eastAsia="Arial Narrow" w:hAnsi="Arial Narrow" w:cs="Arial Narrow"/>
           <w:kern w:val="0"/>
-          <ns2:ligatures ns2:val="none"/>
+          <w14:ligatures w14:val="none"/>
         </w:rPr>
         <w:t xml:space="preserve"> y 19</w:t>
       </w:r>
@@ -1709,7 +1624,7 @@
           <w:color w:val="000000"/>
           <w:kern w:val="0"/>
           <w:lang w:eastAsia="es-PE"/>
-          <ns2:ligatures ns2:val="none"/>
+          <w14:ligatures w14:val="none"/>
         </w:rPr>
         <w:t/>
       </w:r>
@@ -1717,7 +1632,7 @@
         <w:rPr>
           <w:rFonts w:ascii="Arial Narrow" w:eastAsia="Arial Narrow" w:hAnsi="Arial Narrow" w:cs="Arial Narrow"/>
           <w:kern w:val="0"/>
-          <ns2:ligatures ns2:val="none"/>
+          <w14:ligatures w14:val="none"/>
         </w:rPr>
         <w:t xml:space="preserve"> del Código</w:t>
       </w:r>
@@ -1727,7 +1642,7 @@
           <w:rFonts w:ascii="Arial Narrow" w:eastAsia="Arial Narrow" w:hAnsi="Arial Narrow" w:cs="Arial"/>
           <w:kern w:val="0"/>
           <w:vertAlign w:val="superscript"/>
-          <ns2:ligatures ns2:val="none"/>
+          <w14:ligatures w14:val="none"/>
         </w:rPr>
         <w:footnoteReference w:id="4"/>
       </w:r>
@@ -1735,23 +1650,23 @@
         <w:rPr>
           <w:rFonts w:ascii="Arial Narrow" w:eastAsia="Arial Narrow" w:hAnsi="Arial Narrow" w:cs="Arial Narrow"/>
           <w:kern w:val="0"/>
-          <ns2:ligatures ns2:val="none"/>
+          <w14:ligatures w14:val="none"/>
         </w:rPr>
         <w:t>.</w:t>
       </w:r>
     </w:p>
-    <w:p ns2:paraId="205D410C" ns2:textId="77777777">
-      <w:pPr>
-        <w:spacing w:after="0" w:line="240" w:lineRule="auto"/>
-        <w:jc w:val="both"/>
-        <w:rPr>
-          <w:rFonts w:ascii="Arial Narrow" w:eastAsia="Arial Narrow" w:hAnsi="Arial Narrow" w:cs="Arial Narrow"/>
-          <w:kern w:val="0"/>
-          <ns2:ligatures ns2:val="none"/>
-        </w:rPr>
-      </w:pPr>
-    </w:p>
-    <w:p ns2:paraId="313B6428" ns2:textId="6CEE3E06">
+    <w:p>
+      <w:pPr>
+        <w:spacing w:after="0" w:line="240" w:lineRule="auto"/>
+        <w:jc w:val="both"/>
+        <w:rPr>
+          <w:rFonts w:ascii="Arial Narrow" w:eastAsia="Arial Narrow" w:hAnsi="Arial Narrow" w:cs="Arial Narrow"/>
+          <w:kern w:val="0"/>
+          <w14:ligatures w14:val="none"/>
+        </w:rPr>
+      </w:pPr>
+    </w:p>
+    <w:p>
       <w:pPr>
         <w:pStyle w:val="Prrafodelista"/>
         <w:numPr>
@@ -1764,14 +1679,14 @@
         <w:rPr>
           <w:rFonts w:ascii="Arial Narrow" w:eastAsia="Arial Narrow" w:hAnsi="Arial Narrow" w:cs="Arial Narrow"/>
           <w:kern w:val="0"/>
-          <ns2:ligatures ns2:val="none"/>
-        </w:rPr>
-      </w:pPr>
-      <w:r>
-        <w:rPr>
-          <w:rFonts w:ascii="Arial Narrow" w:eastAsia="Arial Narrow" w:hAnsi="Arial Narrow" w:cs="Arial Narrow"/>
-          <w:kern w:val="0"/>
-          <ns2:ligatures ns2:val="none"/>
+          <w14:ligatures w14:val="none"/>
+        </w:rPr>
+      </w:pPr>
+      <w:r>
+        <w:rPr>
+          <w:rFonts w:ascii="Arial Narrow" w:eastAsia="Arial Narrow" w:hAnsi="Arial Narrow" w:cs="Arial Narrow"/>
+          <w:kern w:val="0"/>
+          <w14:ligatures w14:val="none"/>
         </w:rPr>
         <w:t xml:space="preserve">Además, la Secretaría Técnica, en ejercicio de sus facultades, considera que el hecho denunciado, consistente en que </w:t>
       </w:r>
@@ -1802,23 +1717,23 @@
         <w:rPr>
           <w:rFonts w:ascii="Arial Narrow" w:eastAsia="Arial Narrow" w:hAnsi="Arial Narrow" w:cs="Arial Narrow"/>
           <w:kern w:val="0"/>
-          <ns2:ligatures ns2:val="none"/>
+          <w14:ligatures w14:val="none"/>
         </w:rPr>
         <w:t>; involucraría una presunta afectación a sus expectativas, quien no habría encontrado una correspondencia entre lo que esperaba recibir de parte del proveedor y lo que realmente recibió. Por consiguiente, corresponde calificar el hecho materia de denuncia como una presunta infracción al deber de idoneidad, tipificado en los artículos 18 y 19 del Código.</w:t>
       </w:r>
     </w:p>
-    <w:p ns2:paraId="2AB361CD" ns2:textId="77777777">
+    <w:p>
       <w:pPr>
         <w:pStyle w:val="Prrafodelista"/>
         <w:spacing w:line="240" w:lineRule="auto"/>
         <w:rPr>
           <w:rFonts w:ascii="Arial Narrow" w:eastAsia="Arial Narrow" w:hAnsi="Arial Narrow" w:cs="Arial Narrow"/>
           <w:kern w:val="0"/>
-          <ns2:ligatures ns2:val="none"/>
-        </w:rPr>
-      </w:pPr>
-    </w:p>
-    <w:p ns2:paraId="49B7C953" ns2:textId="4507D06B">
+          <w14:ligatures w14:val="none"/>
+        </w:rPr>
+      </w:pPr>
+    </w:p>
+    <w:p>
       <w:pPr>
         <w:pStyle w:val="Prrafodelista"/>
         <w:numPr>
@@ -1831,14 +1746,14 @@
         <w:rPr>
           <w:rFonts w:ascii="Arial Narrow" w:eastAsia="Arial Narrow" w:hAnsi="Arial Narrow" w:cs="Arial Narrow"/>
           <w:kern w:val="0"/>
-          <ns2:ligatures ns2:val="none"/>
-        </w:rPr>
-      </w:pPr>
-      <w:r>
-        <w:rPr>
-          <w:rFonts w:ascii="Arial Narrow" w:eastAsia="Arial Narrow" w:hAnsi="Arial Narrow" w:cs="Arial Narrow"/>
-          <w:kern w:val="0"/>
-          <ns2:ligatures ns2:val="none"/>
+          <w14:ligatures w14:val="none"/>
+        </w:rPr>
+      </w:pPr>
+      <w:r>
+        <w:rPr>
+          <w:rFonts w:ascii="Arial Narrow" w:eastAsia="Arial Narrow" w:hAnsi="Arial Narrow" w:cs="Arial Narrow"/>
+          <w:kern w:val="0"/>
+          <w14:ligatures w14:val="none"/>
         </w:rPr>
         <w:t xml:space="preserve">Asimismo, la Secretaría Técnica, en ejercicio de sus facultades, considera que el hecho denunciado, consistente en que </w:t>
       </w:r>
@@ -1853,7 +1768,7 @@
         <w:rPr>
           <w:rFonts w:ascii="Arial Narrow" w:eastAsia="Arial Narrow" w:hAnsi="Arial Narrow" w:cs="Arial Narrow"/>
           <w:kern w:val="0"/>
-          <ns2:ligatures ns2:val="none"/>
+          <w14:ligatures w14:val="none"/>
         </w:rPr>
         <w:t xml:space="preserve">; involucraría una presunta afectación a sus expectativas, quien no habría encontrado una correspondencia entre lo que esperaba recibir de parte del proveedor y lo que realmente recibió. Por consiguiente, corresponde calificar el hecho materia de denuncia como </w:t>
       </w:r>
@@ -1861,7 +1776,7 @@
         <w:rPr>
           <w:rFonts w:ascii="Arial Narrow" w:eastAsia="Arial Narrow" w:hAnsi="Arial Narrow" w:cs="Arial Narrow"/>
           <w:kern w:val="0"/>
-          <ns2:ligatures ns2:val="none"/>
+          <w14:ligatures w14:val="none"/>
         </w:rPr>
         <w:t xml:space="preserve">una presunta infracción al deber de </w:t>
       </w:r>
@@ -1869,7 +1784,7 @@
         <w:rPr>
           <w:rFonts w:ascii="Arial Narrow" w:eastAsia="Arial Narrow" w:hAnsi="Arial Narrow" w:cs="Arial Narrow"/>
           <w:kern w:val="0"/>
-          <ns2:ligatures ns2:val="none"/>
+          <w14:ligatures w14:val="none"/>
         </w:rPr>
         <w:t>atención de reclamos</w:t>
       </w:r>
@@ -1877,7 +1792,7 @@
         <w:rPr>
           <w:rFonts w:ascii="Arial Narrow" w:eastAsia="Arial Narrow" w:hAnsi="Arial Narrow" w:cs="Arial Narrow"/>
           <w:kern w:val="0"/>
-          <ns2:ligatures ns2:val="none"/>
+          <w14:ligatures w14:val="none"/>
         </w:rPr>
         <w:t xml:space="preserve">, tipificado en </w:t>
       </w:r>
@@ -1885,7 +1800,7 @@
         <w:rPr>
           <w:rFonts w:ascii="Arial Narrow" w:eastAsia="Arial Narrow" w:hAnsi="Arial Narrow" w:cs="Arial Narrow"/>
           <w:kern w:val="0"/>
-          <ns2:ligatures ns2:val="none"/>
+          <w14:ligatures w14:val="none"/>
         </w:rPr>
         <w:t xml:space="preserve">el </w:t>
       </w:r>
@@ -1895,7 +1810,7 @@
           <w:kern w:val="0"/>
           <w:shd w:val="clear" w:color="auto" w:fill="FFFFFF"/>
           <w:lang w:eastAsia="es-PE"/>
-          <ns2:ligatures ns2:val="none"/>
+          <w14:ligatures w14:val="none"/>
         </w:rPr>
         <w:t>numeral 88.1 del artículo 88</w:t>
       </w:r>
@@ -1904,7 +1819,7 @@
           <w:rFonts w:ascii="Arial Narrow" w:eastAsia="Calibri" w:hAnsi="Arial Narrow" w:cs="Arial Narrow"/>
           <w:kern w:val="0"/>
           <w:lang w:eastAsia="es-PE"/>
-          <ns2:ligatures ns2:val="none"/>
+          <w14:ligatures w14:val="none"/>
         </w:rPr>
         <w:t xml:space="preserve"> </w:t>
       </w:r>
@@ -1912,7 +1827,7 @@
         <w:rPr>
           <w:rFonts w:ascii="Arial Narrow" w:eastAsia="Arial Narrow" w:hAnsi="Arial Narrow" w:cs="Arial Narrow"/>
           <w:kern w:val="0"/>
-          <ns2:ligatures ns2:val="none"/>
+          <w14:ligatures w14:val="none"/>
         </w:rPr>
         <w:t>del Código</w:t>
       </w:r>
@@ -1922,7 +1837,7 @@
           <w:rFonts w:ascii="Arial Narrow" w:eastAsia="Arial Narrow" w:hAnsi="Arial Narrow" w:cs="Arial"/>
           <w:kern w:val="0"/>
           <w:vertAlign w:val="superscript"/>
-          <ns2:ligatures ns2:val="none"/>
+          <w14:ligatures w14:val="none"/>
         </w:rPr>
         <w:footnoteReference w:id="5"/>
       </w:r>
@@ -1930,23 +1845,23 @@
         <w:rPr>
           <w:rFonts w:ascii="Arial Narrow" w:eastAsia="Arial Narrow" w:hAnsi="Arial Narrow" w:cs="Arial Narrow"/>
           <w:kern w:val="0"/>
-          <ns2:ligatures ns2:val="none"/>
+          <w14:ligatures w14:val="none"/>
         </w:rPr>
         <w:t>.</w:t>
       </w:r>
     </w:p>
-    <w:p ns2:paraId="31EF7B73" ns2:textId="77777777">
+    <w:p>
       <w:pPr>
         <w:pStyle w:val="Prrafodelista"/>
         <w:spacing w:line="240" w:lineRule="auto"/>
         <w:rPr>
           <w:rFonts w:ascii="Arial Narrow" w:eastAsia="Arial Narrow" w:hAnsi="Arial Narrow" w:cs="Arial Narrow"/>
           <w:kern w:val="0"/>
-          <ns2:ligatures ns2:val="none"/>
-        </w:rPr>
-      </w:pPr>
-    </w:p>
-    <w:p ns2:paraId="05D0AFA8" ns2:textId="6C87FF13">
+          <w14:ligatures w14:val="none"/>
+        </w:rPr>
+      </w:pPr>
+    </w:p>
+    <w:p>
       <w:pPr>
         <w:pStyle w:val="Prrafodelista"/>
         <w:numPr>
@@ -1959,14 +1874,14 @@
         <w:rPr>
           <w:rFonts w:ascii="Arial Narrow" w:eastAsia="Arial Narrow" w:hAnsi="Arial Narrow" w:cs="Arial Narrow"/>
           <w:kern w:val="0"/>
-          <ns2:ligatures ns2:val="none"/>
-        </w:rPr>
-      </w:pPr>
-      <w:r>
-        <w:rPr>
-          <w:rFonts w:ascii="Arial Narrow" w:eastAsia="Arial Narrow" w:hAnsi="Arial Narrow" w:cs="Arial Narrow"/>
-          <w:kern w:val="0"/>
-          <ns2:ligatures ns2:val="none"/>
+          <w14:ligatures w14:val="none"/>
+        </w:rPr>
+      </w:pPr>
+      <w:r>
+        <w:rPr>
+          <w:rFonts w:ascii="Arial Narrow" w:eastAsia="Arial Narrow" w:hAnsi="Arial Narrow" w:cs="Arial Narrow"/>
+          <w:kern w:val="0"/>
+          <w14:ligatures w14:val="none"/>
         </w:rPr>
         <w:t xml:space="preserve">Así también, la Secretaría Técnica, en ejercicio de sus facultades, considera que el hecho denunciado, consistente en que </w:t>
       </w:r>
@@ -1974,7 +1889,7 @@
         <w:rPr>
           <w:rFonts w:ascii="Arial Narrow" w:eastAsia="Arial Narrow" w:hAnsi="Arial Narrow" w:cs="Arial Narrow"/>
           <w:kern w:val="0"/>
-          <ns2:ligatures ns2:val="none"/>
+          <w14:ligatures w14:val="none"/>
         </w:rPr>
         <w:t>la compañía aseguradora no habría brindado una respuesta al requerimiento de información presentado por el denunciante el 4 de noviembre de 2024</w:t>
       </w:r>
@@ -1982,7 +1897,7 @@
         <w:rPr>
           <w:rFonts w:ascii="Arial Narrow" w:eastAsia="Arial Narrow" w:hAnsi="Arial Narrow" w:cs="Arial Narrow"/>
           <w:kern w:val="0"/>
-          <ns2:ligatures ns2:val="none"/>
+          <w14:ligatures w14:val="none"/>
         </w:rPr>
         <w:t>. Por consiguiente, corresponde calificar el hecho materia de denuncia como una presunta infracción al deber de información, tipificado en el artículo 1, numeral 1, literal b) y al artículo 2 del Código</w:t>
       </w:r>
@@ -1992,7 +1907,7 @@
           <w:rFonts w:ascii="Arial Narrow" w:eastAsia="Arial Narrow" w:hAnsi="Arial Narrow" w:cs="Arial"/>
           <w:kern w:val="0"/>
           <w:vertAlign w:val="superscript"/>
-          <ns2:ligatures ns2:val="none"/>
+          <w14:ligatures w14:val="none"/>
         </w:rPr>
         <w:footnoteReference w:id="6"/>
       </w:r>
@@ -2000,12 +1915,12 @@
         <w:rPr>
           <w:rFonts w:ascii="Arial Narrow" w:eastAsia="Arial Narrow" w:hAnsi="Arial Narrow" w:cs="Arial Narrow"/>
           <w:kern w:val="0"/>
-          <ns2:ligatures ns2:val="none"/>
+          <w14:ligatures w14:val="none"/>
         </w:rPr>
         <w:t>.</w:t>
       </w:r>
     </w:p>
-    <w:p ns2:paraId="4F1E88E9" ns2:textId="32C7B6F6">
+    <w:p>
       <w:pPr>
         <w:pStyle w:val="Prrafodelista"/>
         <w:spacing w:after="0" w:line="240" w:lineRule="auto"/>
@@ -2015,11 +1930,11 @@
           <w:rFonts w:ascii="Arial Narrow" w:eastAsia="Calibri" w:hAnsi="Arial Narrow" w:cs="Arial Narrow"/>
           <w:kern w:val="0"/>
           <w:lang w:eastAsia="es-PE"/>
-          <ns2:ligatures ns2:val="none"/>
-        </w:rPr>
-      </w:pPr>
-    </w:p>
-    <w:p ns2:paraId="53370C61" ns2:textId="1B55B3A6">
+          <w14:ligatures w14:val="none"/>
+        </w:rPr>
+      </w:pPr>
+    </w:p>
+    <w:p>
       <w:pPr>
         <w:pStyle w:val="Prrafodelista"/>
         <w:numPr>
@@ -2033,7 +1948,7 @@
           <w:rFonts w:ascii="Arial Narrow" w:eastAsia="Calibri" w:hAnsi="Arial Narrow" w:cs="Arial Narrow"/>
           <w:kern w:val="0"/>
           <w:lang w:eastAsia="es-PE"/>
-          <ns2:ligatures ns2:val="none"/>
+          <w14:ligatures w14:val="none"/>
         </w:rPr>
       </w:pPr>
       <w:r>
@@ -2042,7 +1957,7 @@
           <w:color w:val="000000"/>
           <w:kern w:val="0"/>
           <w:lang w:eastAsia="es-PE"/>
-          <ns2:ligatures ns2:val="none"/>
+          <w14:ligatures w14:val="none"/>
         </w:rPr>
         <w:lastRenderedPageBreak/>
         <w:t>En tanto la denuncia reúne los requisitos establecidos por la norma citada, corresponde admitirla a trámite</w:t>
@@ -2053,7 +1968,7 @@
           <w:rFonts w:ascii="Arial Narrow" w:eastAsia="Arial Narrow" w:hAnsi="Arial Narrow" w:cs="Arial Narrow"/>
           <w:kern w:val="0"/>
           <w:vertAlign w:val="superscript"/>
-          <ns2:ligatures ns2:val="none"/>
+          <w14:ligatures w14:val="none"/>
         </w:rPr>
         <w:footnoteReference w:id="7"/>
       </w:r>
@@ -2063,12 +1978,12 @@
           <w:color w:val="000000"/>
           <w:kern w:val="0"/>
           <w:lang w:eastAsia="es-PE"/>
-          <ns2:ligatures ns2:val="none"/>
+          <w14:ligatures w14:val="none"/>
         </w:rPr>
         <w:t>.</w:t>
       </w:r>
     </w:p>
-    <w:p ns2:paraId="01E2C693" ns2:textId="77777777">
+    <w:p>
       <w:pPr>
         <w:spacing w:after="0" w:line="240" w:lineRule="auto"/>
         <w:ind w:left="567"/>
@@ -2079,11 +1994,11 @@
           <w:color w:val="000000"/>
           <w:kern w:val="0"/>
           <w:lang w:eastAsia="es-PE"/>
-          <ns2:ligatures ns2:val="none"/>
-        </w:rPr>
-      </w:pPr>
-    </w:p>
-    <w:p ns2:paraId="73E8A701" ns2:textId="77777777">
+          <w14:ligatures w14:val="none"/>
+        </w:rPr>
+      </w:pPr>
+    </w:p>
+    <w:p>
       <w:pPr>
         <w:pStyle w:val="Prrafodelista"/>
         <w:numPr>
@@ -2103,22 +2018,22 @@
           <w:color w:val="000000"/>
           <w:kern w:val="0"/>
           <w:lang w:eastAsia="es-PE"/>
-          <ns2:ligatures ns2:val="none"/>
-        </w:rPr>
-      </w:pPr>
-      <w:r>
-        <w:rPr>
-          <w:rFonts w:ascii="Arial Narrow" w:eastAsia="Arial Narrow" w:hAnsi="Arial Narrow" w:cs="Arial Narrow"/>
-          <w:b/>
-          <w:color w:val="000000"/>
-          <w:kern w:val="0"/>
-          <w:lang w:eastAsia="es-PE"/>
-          <ns2:ligatures ns2:val="none"/>
+          <w14:ligatures w14:val="none"/>
+        </w:rPr>
+      </w:pPr>
+      <w:r>
+        <w:rPr>
+          <w:rFonts w:ascii="Arial Narrow" w:eastAsia="Arial Narrow" w:hAnsi="Arial Narrow" w:cs="Arial Narrow"/>
+          <w:b/>
+          <w:color w:val="000000"/>
+          <w:kern w:val="0"/>
+          <w:lang w:eastAsia="es-PE"/>
+          <w14:ligatures w14:val="none"/>
         </w:rPr>
         <w:t>REQUERIMIENTO DE INFORMACION</w:t>
       </w:r>
     </w:p>
-    <w:p ns2:paraId="3F5BB4A5" ns2:textId="77777777">
+    <w:p>
       <w:pPr>
         <w:spacing w:after="0" w:line="240" w:lineRule="auto"/>
         <w:jc w:val="both"/>
@@ -2127,11 +2042,11 @@
           <w:color w:val="000000"/>
           <w:kern w:val="0"/>
           <w:lang w:val="es-ES" w:eastAsia="es-ES"/>
-          <ns2:ligatures ns2:val="none"/>
-        </w:rPr>
-      </w:pPr>
-    </w:p>
-    <w:p ns2:paraId="3C2E0245" ns2:textId="6972979D">
+          <w14:ligatures w14:val="none"/>
+        </w:rPr>
+      </w:pPr>
+    </w:p>
+    <w:p>
       <w:pPr>
         <w:pStyle w:val="Prrafodelista"/>
         <w:numPr>
@@ -2146,7 +2061,7 @@
           <w:color w:val="000000"/>
           <w:kern w:val="0"/>
           <w:lang w:val="es-ES" w:eastAsia="es-ES"/>
-          <ns2:ligatures ns2:val="none"/>
+          <w14:ligatures w14:val="none"/>
         </w:rPr>
       </w:pPr>
       <w:r>
@@ -2155,7 +2070,7 @@
           <w:color w:val="000000"/>
           <w:kern w:val="0"/>
           <w:lang w:val="es-ES" w:eastAsia="es-ES"/>
-          <ns2:ligatures ns2:val="none"/>
+          <w14:ligatures w14:val="none"/>
         </w:rPr>
         <w:t xml:space="preserve">A efectos de tener mayores elementos que sirvan para la resolución definitiva del presente caso, la Secretaría Técnica, en ejercicio de las facultades que la ley le confiere, conviene requerir al proveedor denunciado que, en un plazo no mayor de cinco (5) días hábiles contado a partir del día siguiente de la notificación de la presente resolución, cumpla con lo siguiente: </w:t>
       </w:r>
@@ -2165,7 +2080,7 @@
           <w:color w:val="000000"/>
           <w:kern w:val="0"/>
           <w:lang w:val="es-ES" w:eastAsia="es-ES"/>
-          <ns2:ligatures ns2:val="none"/>
+          <w14:ligatures w14:val="none"/>
         </w:rPr>
         <w:t>(i) Presentar copia completa, legible y debidamente suscrita de la Póliza 30-8036304/3 del Seguro de Vida Inversión Flex, incluyendo sus condiciones generales, particulares; (</w:t>
       </w:r>
@@ -2176,7 +2091,7 @@
           <w:color w:val="000000"/>
           <w:kern w:val="0"/>
           <w:lang w:val="es-ES" w:eastAsia="es-ES"/>
-          <ns2:ligatures ns2:val="none"/>
+          <w14:ligatures w14:val="none"/>
         </w:rPr>
         <w:t>ii</w:t>
       </w:r>
@@ -2187,7 +2102,7 @@
           <w:color w:val="000000"/>
           <w:kern w:val="0"/>
           <w:lang w:val="es-ES" w:eastAsia="es-ES"/>
-          <ns2:ligatures ns2:val="none"/>
+          <w14:ligatures w14:val="none"/>
         </w:rPr>
         <w:t>) presentar las gestiones de Endoso 1474677; y, (</w:t>
       </w:r>
@@ -2198,7 +2113,7 @@
           <w:color w:val="000000"/>
           <w:kern w:val="0"/>
           <w:lang w:val="es-ES" w:eastAsia="es-ES"/>
-          <ns2:ligatures ns2:val="none"/>
+          <w14:ligatures w14:val="none"/>
         </w:rPr>
         <w:t>iii</w:t>
       </w:r>
@@ -2209,7 +2124,7 @@
           <w:color w:val="000000"/>
           <w:kern w:val="0"/>
           <w:lang w:val="es-ES" w:eastAsia="es-ES"/>
-          <ns2:ligatures ns2:val="none"/>
+          <w14:ligatures w14:val="none"/>
         </w:rPr>
         <w:t>) presentar todas las comunicaciones cursadas con el denunciante en virtud del hecho materia de denuncia</w:t>
       </w:r>
@@ -2219,7 +2134,7 @@
           <w:color w:val="000000"/>
           <w:kern w:val="0"/>
           <w:lang w:val="es-ES" w:eastAsia="es-ES"/>
-          <ns2:ligatures ns2:val="none"/>
+          <w14:ligatures w14:val="none"/>
         </w:rPr>
         <w:t>.</w:t>
       </w:r>
@@ -2229,12 +2144,12 @@
           <w:color w:val="000000"/>
           <w:kern w:val="0"/>
           <w:lang w:eastAsia="es-ES"/>
-          <ns2:ligatures ns2:val="none"/>
+          <w14:ligatures w14:val="none"/>
         </w:rPr>
         <w:t xml:space="preserve"> </w:t>
       </w:r>
     </w:p>
-    <w:p ns2:paraId="4C19F339" ns2:textId="77777777">
+    <w:p>
       <w:pPr>
         <w:pStyle w:val="Prrafodelista"/>
         <w:spacing w:after="0" w:line="240" w:lineRule="auto"/>
@@ -2245,11 +2160,11 @@
           <w:color w:val="000000"/>
           <w:kern w:val="0"/>
           <w:lang w:val="es-ES" w:eastAsia="es-ES"/>
-          <ns2:ligatures ns2:val="none"/>
-        </w:rPr>
-      </w:pPr>
-    </w:p>
-    <w:p ns2:paraId="1A94A99A" ns2:textId="77777777">
+          <w14:ligatures w14:val="none"/>
+        </w:rPr>
+      </w:pPr>
+    </w:p>
+    <w:p>
       <w:pPr>
         <w:pStyle w:val="Prrafodelista"/>
         <w:numPr>
@@ -2269,36 +2184,36 @@
           <w:color w:val="000000"/>
           <w:kern w:val="0"/>
           <w:lang w:eastAsia="es-PE"/>
-          <ns2:ligatures ns2:val="none"/>
-        </w:rPr>
-      </w:pPr>
-      <w:r>
-        <w:rPr>
-          <w:rFonts w:ascii="Arial Narrow" w:eastAsia="Arial Narrow" w:hAnsi="Arial Narrow" w:cs="Arial Narrow"/>
-          <w:b/>
-          <w:color w:val="000000"/>
-          <w:kern w:val="0"/>
-          <w:lang w:eastAsia="es-PE"/>
-          <ns2:ligatures ns2:val="none"/>
+          <w14:ligatures w14:val="none"/>
+        </w:rPr>
+      </w:pPr>
+      <w:r>
+        <w:rPr>
+          <w:rFonts w:ascii="Arial Narrow" w:eastAsia="Arial Narrow" w:hAnsi="Arial Narrow" w:cs="Arial Narrow"/>
+          <w:b/>
+          <w:color w:val="000000"/>
+          <w:kern w:val="0"/>
+          <w:lang w:eastAsia="es-PE"/>
+          <w14:ligatures w14:val="none"/>
         </w:rPr>
         <w:t xml:space="preserve">RESOLUCIÓN DE LA SECRETARÍA TÉCNICA </w:t>
       </w:r>
     </w:p>
-    <w:p ns2:paraId="543B2EE5" ns2:textId="77777777">
-      <w:pPr>
-        <w:spacing w:after="0" w:line="240" w:lineRule="auto"/>
-        <w:jc w:val="both"/>
-        <w:rPr>
-          <w:rFonts w:ascii="Arial Narrow" w:eastAsia="Arial Narrow" w:hAnsi="Arial Narrow" w:cs="Arial Narrow"/>
-          <w:b/>
-          <w:color w:val="000000"/>
-          <w:kern w:val="0"/>
-          <w:lang w:eastAsia="es-PE"/>
-          <ns2:ligatures ns2:val="none"/>
-        </w:rPr>
-      </w:pPr>
-    </w:p>
-    <w:p ns2:paraId="0380D5C8" ns2:textId="5F0DEF9E">
+    <w:p>
+      <w:pPr>
+        <w:spacing w:after="0" w:line="240" w:lineRule="auto"/>
+        <w:jc w:val="both"/>
+        <w:rPr>
+          <w:rFonts w:ascii="Arial Narrow" w:eastAsia="Arial Narrow" w:hAnsi="Arial Narrow" w:cs="Arial Narrow"/>
+          <w:b/>
+          <w:color w:val="000000"/>
+          <w:kern w:val="0"/>
+          <w:lang w:eastAsia="es-PE"/>
+          <w14:ligatures w14:val="none"/>
+        </w:rPr>
+      </w:pPr>
+    </w:p>
+    <w:p>
       <w:pPr>
         <w:spacing w:after="0" w:line="240" w:lineRule="auto"/>
         <w:jc w:val="both"/>
@@ -2308,17 +2223,17 @@
           <w:kern w:val="0"/>
           <w:shd w:val="clear" w:color="auto" w:fill="FFFFFF"/>
           <w:lang w:eastAsia="es-PE"/>
-          <ns2:ligatures ns2:val="none"/>
-        </w:rPr>
-      </w:pPr>
-      <w:r>
-        <w:rPr>
-          <w:rFonts w:ascii="Arial Narrow" w:eastAsia="Arial Narrow" w:hAnsi="Arial Narrow" w:cs="Arial Narrow"/>
-          <w:b/>
-          <w:color w:val="000000"/>
-          <w:kern w:val="0"/>
-          <w:lang w:eastAsia="es-PE"/>
-          <ns2:ligatures ns2:val="none"/>
+          <w14:ligatures w14:val="none"/>
+        </w:rPr>
+      </w:pPr>
+      <w:r>
+        <w:rPr>
+          <w:rFonts w:ascii="Arial Narrow" w:eastAsia="Arial Narrow" w:hAnsi="Arial Narrow" w:cs="Arial Narrow"/>
+          <w:b/>
+          <w:color w:val="000000"/>
+          <w:kern w:val="0"/>
+          <w:lang w:eastAsia="es-PE"/>
+          <w14:ligatures w14:val="none"/>
         </w:rPr>
         <w:t xml:space="preserve">PRIMERO: admitir a trámite la denuncia del 12 de febrero de 2025 interpuesta por el señor [DENUNCIANTE] contra Pacífico Compañía de Seguros y Reaseguros S.A., por lo siguiente:</w:t>
       </w:r>
@@ -2329,7 +2244,7 @@
           <w:kern w:val="0"/>
           <w:shd w:val="clear" w:color="auto" w:fill="FFFFFF"/>
           <w:lang w:eastAsia="es-PE"/>
-          <ns2:ligatures ns2:val="none"/>
+          <w14:ligatures w14:val="none"/>
         </w:rPr>
         <w:t xml:space="preserve"/>
       </w:r>
@@ -2339,7 +2254,7 @@
           <w:color w:val="000000"/>
           <w:kern w:val="0"/>
           <w:lang w:val="es-ES" w:eastAsia="es-ES"/>
-          <ns2:ligatures ns2:val="none"/>
+          <w14:ligatures w14:val="none"/>
         </w:rPr>
         <w:t xml:space="preserve"/>
       </w:r>
@@ -2350,7 +2265,7 @@
           <w:kern w:val="0"/>
           <w:shd w:val="clear" w:color="auto" w:fill="FFFFFF"/>
           <w:lang w:eastAsia="es-PE"/>
-          <ns2:ligatures ns2:val="none"/>
+          <w14:ligatures w14:val="none"/>
         </w:rPr>
         <w:t xml:space="preserve"/>
       </w:r>
@@ -2361,7 +2276,7 @@
           <w:kern w:val="0"/>
           <w:shd w:val="clear" w:color="auto" w:fill="FFFFFF"/>
           <w:lang w:eastAsia="es-PE"/>
-          <ns2:ligatures ns2:val="none"/>
+          <w14:ligatures w14:val="none"/>
         </w:rPr>
         <w:t/>
       </w:r>
@@ -2372,7 +2287,7 @@
           <w:kern w:val="0"/>
           <w:shd w:val="clear" w:color="auto" w:fill="FFFFFF"/>
           <w:lang w:eastAsia="es-PE"/>
-          <ns2:ligatures ns2:val="none"/>
+          <w14:ligatures w14:val="none"/>
         </w:rPr>
         <w:t xml:space="preserve"/>
       </w:r>
@@ -2384,7 +2299,7 @@
           <w:kern w:val="0"/>
           <w:shd w:val="clear" w:color="auto" w:fill="FFFFFF"/>
           <w:lang w:eastAsia="es-PE"/>
-          <ns2:ligatures ns2:val="none"/>
+          <w14:ligatures w14:val="none"/>
         </w:rPr>
         <w:t/>
       </w:r>
@@ -2396,7 +2311,7 @@
           <w:kern w:val="0"/>
           <w:shd w:val="clear" w:color="auto" w:fill="FFFFFF"/>
           <w:lang w:eastAsia="es-PE"/>
-          <ns2:ligatures ns2:val="none"/>
+          <w14:ligatures w14:val="none"/>
         </w:rPr>
         <w:t xml:space="preserve"/>
       </w:r>
@@ -2407,7 +2322,7 @@
           <w:kern w:val="0"/>
           <w:shd w:val="clear" w:color="auto" w:fill="FFFFFF"/>
           <w:lang w:eastAsia="es-PE"/>
-          <ns2:ligatures ns2:val="none"/>
+          <w14:ligatures w14:val="none"/>
         </w:rPr>
         <w:t xml:space="preserve"/>
       </w:r>
@@ -2439,7 +2354,7 @@
           <w:kern w:val="0"/>
           <w:shd w:val="clear" w:color="auto" w:fill="FFFFFF"/>
           <w:lang w:eastAsia="es-PE"/>
-          <ns2:ligatures ns2:val="none"/>
+          <w14:ligatures w14:val="none"/>
         </w:rPr>
         <w:t xml:space="preserve"/>
       </w:r>
@@ -2450,12 +2365,12 @@
           <w:kern w:val="0"/>
           <w:shd w:val="clear" w:color="auto" w:fill="FFFFFF"/>
           <w:lang w:eastAsia="es-PE"/>
-          <ns2:ligatures ns2:val="none"/>
+          <w14:ligatures w14:val="none"/>
         </w:rPr>
         <w:t/>
       </w:r>
     </w:p>
-    <w:p ns2:paraId="009608CA" ns2:textId="77777777">
+    <w:p>
       <w:pPr>
         <w:spacing w:after="0" w:line="240" w:lineRule="auto"/>
         <w:jc w:val="both"/>
@@ -2464,11 +2379,11 @@
           <w:color w:val="000000"/>
           <w:kern w:val="0"/>
           <w:lang w:eastAsia="es-PE"/>
-          <ns2:ligatures ns2:val="none"/>
-        </w:rPr>
-      </w:pPr>
-    </w:p>
-    <w:p ns2:paraId="16DBEA87" ns2:textId="069BF18E">
+          <w14:ligatures w14:val="none"/>
+        </w:rPr>
+      </w:pPr>
+    </w:p>
+    <w:p>
       <w:pPr>
         <w:pStyle w:val="Prrafodelista"/>
         <w:numPr>
@@ -2486,7 +2401,7 @@
           <w:rFonts w:ascii="Arial Narrow" w:eastAsia="Calibri" w:hAnsi="Arial Narrow" w:cs="Arial Narrow"/>
           <w:kern w:val="0"/>
           <w:lang w:eastAsia="es-PE"/>
-          <ns2:ligatures ns2:val="none"/>
+          <w14:ligatures w14:val="none"/>
         </w:rPr>
       </w:pPr>
       <w:r>
@@ -2495,7 +2410,7 @@
           <w:color w:val="000000"/>
           <w:kern w:val="0"/>
           <w:lang w:eastAsia="es-PE"/>
-          <ns2:ligatures ns2:val="none"/>
+          <w14:ligatures w14:val="none"/>
         </w:rPr>
         <w:t>Presunta</w:t>
       </w:r>
@@ -2505,7 +2420,7 @@
           <w:kern w:val="0"/>
           <w:shd w:val="clear" w:color="auto" w:fill="FFFFFF"/>
           <w:lang w:eastAsia="es-PE"/>
-          <ns2:ligatures ns2:val="none"/>
+          <w14:ligatures w14:val="none"/>
         </w:rPr>
         <w:t xml:space="preserve"> infracción a los artículos 18 y 19</w:t>
       </w:r>
@@ -2514,7 +2429,7 @@
           <w:rFonts w:ascii="Arial Narrow" w:eastAsia="Calibri" w:hAnsi="Arial Narrow" w:cs="Arial Narrow"/>
           <w:kern w:val="0"/>
           <w:lang w:eastAsia="es-PE"/>
-          <ns2:ligatures ns2:val="none"/>
+          <w14:ligatures w14:val="none"/>
         </w:rPr>
         <w:t xml:space="preserve"> de </w:t>
       </w:r>
@@ -2524,7 +2439,7 @@
           <w:kern w:val="0"/>
           <w:shd w:val="clear" w:color="auto" w:fill="FFFFFF"/>
           <w:lang w:eastAsia="es-PE"/>
-          <ns2:ligatures ns2:val="none"/>
+          <w14:ligatures w14:val="none"/>
         </w:rPr>
         <w:t xml:space="preserve">la Ley 29571, Código de Protección y Defensa del Consumidor, en tanto </w:t>
       </w:r>
@@ -2539,7 +2454,7 @@
         <w:rPr>
           <w:rFonts w:ascii="Arial Narrow" w:eastAsia="Arial Narrow" w:hAnsi="Arial Narrow" w:cs="Arial Narrow"/>
           <w:kern w:val="0"/>
-          <ns2:ligatures ns2:val="none"/>
+          <w14:ligatures w14:val="none"/>
         </w:rPr>
         <w:t xml:space="preserve">habría </w:t>
       </w:r>
@@ -2547,7 +2462,7 @@
         <w:rPr>
           <w:rFonts w:ascii="Arial Narrow" w:eastAsia="Arial Narrow" w:hAnsi="Arial Narrow" w:cs="Arial Narrow"/>
           <w:kern w:val="0"/>
-          <ns2:ligatures ns2:val="none"/>
+          <w14:ligatures w14:val="none"/>
         </w:rPr>
         <w:t xml:space="preserve">gestionado la contratación del </w:t>
       </w:r>
@@ -2557,7 +2472,7 @@
           <w:color w:val="000000"/>
           <w:kern w:val="0"/>
           <w:lang w:eastAsia="es-ES"/>
-          <ns2:ligatures ns2:val="none"/>
+          <w14:ligatures w14:val="none"/>
         </w:rPr>
         <w:t>Seguro de Vida Inversión Flex 308-036304/3</w:t>
       </w:r>
@@ -2565,7 +2480,7 @@
         <w:rPr>
           <w:rFonts w:ascii="Arial Narrow" w:eastAsia="Arial Narrow" w:hAnsi="Arial Narrow" w:cs="Arial Narrow"/>
           <w:kern w:val="0"/>
-          <ns2:ligatures ns2:val="none"/>
+          <w14:ligatures w14:val="none"/>
         </w:rPr>
         <w:t xml:space="preserve">, pese a que no cumplía con los requisitos necesarios </w:t>
       </w:r>
@@ -2573,7 +2488,7 @@
         <w:rPr>
           <w:rFonts w:ascii="Arial Narrow" w:eastAsia="Arial Narrow" w:hAnsi="Arial Narrow" w:cs="Arial Narrow"/>
           <w:kern w:val="0"/>
-          <ns2:ligatures ns2:val="none"/>
+          <w14:ligatures w14:val="none"/>
         </w:rPr>
         <w:t>para endosarlo a su crédito hipotecario</w:t>
       </w:r>
@@ -2581,7 +2496,7 @@
         <w:rPr>
           <w:rFonts w:ascii="Arial Narrow" w:eastAsia="Arial Narrow" w:hAnsi="Arial Narrow" w:cs="Arial Narrow"/>
           <w:kern w:val="0"/>
-          <ns2:ligatures ns2:val="none"/>
+          <w14:ligatures w14:val="none"/>
         </w:rPr>
         <w:t xml:space="preserve"> conforme lo requerido</w:t>
       </w:r>
@@ -2589,12 +2504,12 @@
         <w:rPr>
           <w:rFonts w:ascii="Arial Narrow" w:eastAsia="Arial Narrow" w:hAnsi="Arial Narrow" w:cs="Arial Narrow"/>
           <w:kern w:val="0"/>
-          <ns2:ligatures ns2:val="none"/>
+          <w14:ligatures w14:val="none"/>
         </w:rPr>
         <w:t>.</w:t>
       </w:r>
     </w:p>
-    <w:p ns2:paraId="1EAA404A" ns2:textId="77777777">
+    <w:p>
       <w:pPr>
         <w:spacing w:after="0" w:line="240" w:lineRule="auto"/>
         <w:jc w:val="both"/>
@@ -2602,11 +2517,11 @@
           <w:rFonts w:ascii="Arial Narrow" w:eastAsia="Calibri" w:hAnsi="Arial Narrow" w:cs="Arial Narrow"/>
           <w:kern w:val="0"/>
           <w:lang w:eastAsia="es-PE"/>
-          <ns2:ligatures ns2:val="none"/>
-        </w:rPr>
-      </w:pPr>
-    </w:p>
-    <w:p ns2:paraId="7921E722" ns2:textId="63FA4F58">
+          <w14:ligatures w14:val="none"/>
+        </w:rPr>
+      </w:pPr>
+    </w:p>
+    <w:p>
       <w:pPr>
         <w:pStyle w:val="Prrafodelista"/>
         <w:numPr>
@@ -2624,7 +2539,7 @@
           <w:rFonts w:ascii="Arial Narrow" w:eastAsia="Calibri" w:hAnsi="Arial Narrow" w:cs="Arial Narrow"/>
           <w:kern w:val="0"/>
           <w:lang w:eastAsia="es-PE"/>
-          <ns2:ligatures ns2:val="none"/>
+          <w14:ligatures w14:val="none"/>
         </w:rPr>
       </w:pPr>
       <w:r>
@@ -2633,7 +2548,7 @@
           <w:color w:val="000000"/>
           <w:kern w:val="0"/>
           <w:lang w:eastAsia="es-PE"/>
-          <ns2:ligatures ns2:val="none"/>
+          <w14:ligatures w14:val="none"/>
         </w:rPr>
         <w:t>Presunta</w:t>
       </w:r>
@@ -2643,7 +2558,7 @@
           <w:kern w:val="0"/>
           <w:shd w:val="clear" w:color="auto" w:fill="FFFFFF"/>
           <w:lang w:eastAsia="es-PE"/>
-          <ns2:ligatures ns2:val="none"/>
+          <w14:ligatures w14:val="none"/>
         </w:rPr>
         <w:t xml:space="preserve"> infracción a los artículos 18 y 19</w:t>
       </w:r>
@@ -2652,7 +2567,7 @@
           <w:rFonts w:ascii="Arial Narrow" w:eastAsia="Calibri" w:hAnsi="Arial Narrow" w:cs="Arial Narrow"/>
           <w:kern w:val="0"/>
           <w:lang w:eastAsia="es-PE"/>
-          <ns2:ligatures ns2:val="none"/>
+          <w14:ligatures w14:val="none"/>
         </w:rPr>
         <w:t xml:space="preserve"> de </w:t>
       </w:r>
@@ -2662,7 +2577,7 @@
           <w:kern w:val="0"/>
           <w:shd w:val="clear" w:color="auto" w:fill="FFFFFF"/>
           <w:lang w:eastAsia="es-PE"/>
-          <ns2:ligatures ns2:val="none"/>
+          <w14:ligatures w14:val="none"/>
         </w:rPr>
         <w:t xml:space="preserve">la Ley 29571, Código de Protección y Defensa del Consumidor, en </w:t>
       </w:r>
@@ -2672,7 +2587,7 @@
           <w:kern w:val="0"/>
           <w:shd w:val="clear" w:color="auto" w:fill="FFFFFF"/>
           <w:lang w:eastAsia="es-PE"/>
-          <ns2:ligatures ns2:val="none"/>
+          <w14:ligatures w14:val="none"/>
         </w:rPr>
         <w:t xml:space="preserve">tanto </w:t>
       </w:r>
@@ -2687,7 +2602,7 @@
         <w:rPr>
           <w:rFonts w:ascii="Arial Narrow" w:eastAsia="Arial Narrow" w:hAnsi="Arial Narrow" w:cs="Arial Narrow"/>
           <w:kern w:val="0"/>
-          <ns2:ligatures ns2:val="none"/>
+          <w14:ligatures w14:val="none"/>
         </w:rPr>
         <w:t>habría cumplido con gestionar el endoso de</w:t>
       </w:r>
@@ -2695,7 +2610,7 @@
         <w:rPr>
           <w:rFonts w:ascii="Arial Narrow" w:eastAsia="Arial Narrow" w:hAnsi="Arial Narrow" w:cs="Arial Narrow"/>
           <w:kern w:val="0"/>
-          <ns2:ligatures ns2:val="none"/>
+          <w14:ligatures w14:val="none"/>
         </w:rPr>
         <w:t xml:space="preserve"> la Póliza del </w:t>
       </w:r>
@@ -2705,7 +2620,7 @@
           <w:color w:val="000000"/>
           <w:kern w:val="0"/>
           <w:lang w:eastAsia="es-ES"/>
-          <ns2:ligatures ns2:val="none"/>
+          <w14:ligatures w14:val="none"/>
         </w:rPr>
         <w:t>Seguro de Vida Inversión Flex 308-036304/3</w:t>
       </w:r>
@@ -2713,7 +2628,7 @@
         <w:rPr>
           <w:rFonts w:ascii="Arial Narrow" w:eastAsia="Arial Narrow" w:hAnsi="Arial Narrow" w:cs="Arial Narrow"/>
           <w:kern w:val="0"/>
-          <ns2:ligatures ns2:val="none"/>
+          <w14:ligatures w14:val="none"/>
         </w:rPr>
         <w:t xml:space="preserve"> contratad</w:t>
       </w:r>
@@ -2721,7 +2636,7 @@
         <w:rPr>
           <w:rFonts w:ascii="Arial Narrow" w:eastAsia="Arial Narrow" w:hAnsi="Arial Narrow" w:cs="Arial Narrow"/>
           <w:kern w:val="0"/>
-          <ns2:ligatures ns2:val="none"/>
+          <w14:ligatures w14:val="none"/>
         </w:rPr>
         <w:t>a</w:t>
       </w:r>
@@ -2729,7 +2644,7 @@
         <w:rPr>
           <w:rFonts w:ascii="Arial Narrow" w:eastAsia="Arial Narrow" w:hAnsi="Arial Narrow" w:cs="Arial Narrow"/>
           <w:kern w:val="0"/>
-          <ns2:ligatures ns2:val="none"/>
+          <w14:ligatures w14:val="none"/>
         </w:rPr>
         <w:t xml:space="preserve"> por </w:t>
       </w:r>
@@ -2737,7 +2652,7 @@
         <w:rPr>
           <w:rFonts w:ascii="Arial Narrow" w:eastAsia="Arial Narrow" w:hAnsi="Arial Narrow" w:cs="Arial Narrow"/>
           <w:kern w:val="0"/>
-          <ns2:ligatures ns2:val="none"/>
+          <w14:ligatures w14:val="none"/>
         </w:rPr>
         <w:t xml:space="preserve">el </w:t>
       </w:r>
@@ -2745,12 +2660,12 @@
         <w:rPr>
           <w:rFonts w:ascii="Arial Narrow" w:eastAsia="Arial Narrow" w:hAnsi="Arial Narrow" w:cs="Arial Narrow"/>
           <w:kern w:val="0"/>
-          <ns2:ligatures ns2:val="none"/>
+          <w14:ligatures w14:val="none"/>
         </w:rPr>
         <w:t>denunciante a su crédito hipotecario.</w:t>
       </w:r>
     </w:p>
-    <w:p ns2:paraId="2DC4FCC5" ns2:textId="77777777">
+    <w:p>
       <w:pPr>
         <w:spacing w:after="0" w:line="240" w:lineRule="auto"/>
         <w:jc w:val="both"/>
@@ -2758,11 +2673,11 @@
           <w:rFonts w:ascii="Arial Narrow" w:eastAsia="Calibri" w:hAnsi="Arial Narrow" w:cs="Arial Narrow"/>
           <w:kern w:val="0"/>
           <w:lang w:eastAsia="es-PE"/>
-          <ns2:ligatures ns2:val="none"/>
-        </w:rPr>
-      </w:pPr>
-    </w:p>
-    <w:p ns2:paraId="3AAE3504" ns2:textId="15CBC254">
+          <w14:ligatures w14:val="none"/>
+        </w:rPr>
+      </w:pPr>
+    </w:p>
+    <w:p>
       <w:pPr>
         <w:pStyle w:val="Prrafodelista"/>
         <w:numPr>
@@ -2780,7 +2695,7 @@
           <w:rFonts w:ascii="Arial Narrow" w:eastAsia="Calibri" w:hAnsi="Arial Narrow" w:cs="Arial Narrow"/>
           <w:kern w:val="0"/>
           <w:lang w:eastAsia="es-PE"/>
-          <ns2:ligatures ns2:val="none"/>
+          <w14:ligatures w14:val="none"/>
         </w:rPr>
       </w:pPr>
       <w:r>
@@ -2789,7 +2704,7 @@
           <w:color w:val="000000"/>
           <w:kern w:val="0"/>
           <w:lang w:eastAsia="es-PE"/>
-          <ns2:ligatures ns2:val="none"/>
+          <w14:ligatures w14:val="none"/>
         </w:rPr>
         <w:t>Presunta</w:t>
       </w:r>
@@ -2799,7 +2714,7 @@
           <w:kern w:val="0"/>
           <w:shd w:val="clear" w:color="auto" w:fill="FFFFFF"/>
           <w:lang w:eastAsia="es-PE"/>
-          <ns2:ligatures ns2:val="none"/>
+          <w14:ligatures w14:val="none"/>
         </w:rPr>
         <w:t xml:space="preserve"> infracción </w:t>
       </w:r>
@@ -2809,7 +2724,7 @@
           <w:kern w:val="0"/>
           <w:shd w:val="clear" w:color="auto" w:fill="FFFFFF"/>
           <w:lang w:eastAsia="es-PE"/>
-          <ns2:ligatures ns2:val="none"/>
+          <w14:ligatures w14:val="none"/>
         </w:rPr>
         <w:t>al numeral 88.1 del artículo 88</w:t>
       </w:r>
@@ -2819,7 +2734,7 @@
           <w:kern w:val="0"/>
           <w:shd w:val="clear" w:color="auto" w:fill="FFFFFF"/>
           <w:lang w:eastAsia="es-PE"/>
-          <ns2:ligatures ns2:val="none"/>
+          <w14:ligatures w14:val="none"/>
         </w:rPr>
         <w:t/>
       </w:r>
@@ -2828,7 +2743,7 @@
           <w:rFonts w:ascii="Arial Narrow" w:eastAsia="Calibri" w:hAnsi="Arial Narrow" w:cs="Arial Narrow"/>
           <w:kern w:val="0"/>
           <w:lang w:eastAsia="es-PE"/>
-          <ns2:ligatures ns2:val="none"/>
+          <w14:ligatures w14:val="none"/>
         </w:rPr>
         <w:t xml:space="preserve"> de </w:t>
       </w:r>
@@ -2838,7 +2753,7 @@
           <w:kern w:val="0"/>
           <w:shd w:val="clear" w:color="auto" w:fill="FFFFFF"/>
           <w:lang w:eastAsia="es-PE"/>
-          <ns2:ligatures ns2:val="none"/>
+          <w14:ligatures w14:val="none"/>
         </w:rPr>
         <w:t xml:space="preserve">la Ley 29571, Código de Protección y Defensa del Consumidor, en tanto </w:t>
       </w:r>
@@ -2848,7 +2763,7 @@
           <w:kern w:val="0"/>
           <w:shd w:val="clear" w:color="auto" w:fill="FFFFFF"/>
           <w:lang w:eastAsia="es-PE"/>
-          <ns2:ligatures ns2:val="none"/>
+          <w14:ligatures w14:val="none"/>
         </w:rPr>
         <w:t xml:space="preserve">la compañía aseguradora </w:t>
       </w:r>
@@ -2858,7 +2773,7 @@
           <w:kern w:val="0"/>
           <w:shd w:val="clear" w:color="auto" w:fill="FFFFFF"/>
           <w:lang w:eastAsia="es-PE"/>
-          <ns2:ligatures ns2:val="none"/>
+          <w14:ligatures w14:val="none"/>
         </w:rPr>
         <w:t xml:space="preserve">no habría </w:t>
       </w:r>
@@ -2868,7 +2783,7 @@
           <w:kern w:val="0"/>
           <w:shd w:val="clear" w:color="auto" w:fill="FFFFFF"/>
           <w:lang w:eastAsia="es-PE"/>
-          <ns2:ligatures ns2:val="none"/>
+          <w14:ligatures w14:val="none"/>
         </w:rPr>
         <w:t>brindado una respuesta al</w:t>
       </w:r>
@@ -2878,7 +2793,7 @@
           <w:kern w:val="0"/>
           <w:shd w:val="clear" w:color="auto" w:fill="FFFFFF"/>
           <w:lang w:eastAsia="es-PE"/>
-          <ns2:ligatures ns2:val="none"/>
+          <w14:ligatures w14:val="none"/>
         </w:rPr>
         <w:t xml:space="preserve"> reclamo presentado </w:t>
       </w:r>
@@ -2888,7 +2803,7 @@
           <w:kern w:val="0"/>
           <w:shd w:val="clear" w:color="auto" w:fill="FFFFFF"/>
           <w:lang w:eastAsia="es-PE"/>
-          <ns2:ligatures ns2:val="none"/>
+          <w14:ligatures w14:val="none"/>
         </w:rPr>
         <w:t>por el denunciante</w:t>
       </w:r>
@@ -2898,7 +2813,7 @@
           <w:kern w:val="0"/>
           <w:shd w:val="clear" w:color="auto" w:fill="FFFFFF"/>
           <w:lang w:eastAsia="es-PE"/>
-          <ns2:ligatures ns2:val="none"/>
+          <w14:ligatures w14:val="none"/>
         </w:rPr>
         <w:t xml:space="preserve"> el 31 de octubre de 2024</w:t>
       </w:r>
@@ -2908,12 +2823,12 @@
           <w:kern w:val="0"/>
           <w:shd w:val="clear" w:color="auto" w:fill="FFFFFF"/>
           <w:lang w:eastAsia="es-PE"/>
-          <ns2:ligatures ns2:val="none"/>
+          <w14:ligatures w14:val="none"/>
         </w:rPr>
         <w:t>.</w:t>
       </w:r>
     </w:p>
-    <w:p ns2:paraId="4CB1E0BD" ns2:textId="77777777">
+    <w:p>
       <w:pPr>
         <w:pStyle w:val="Prrafodelista"/>
         <w:spacing w:line="240" w:lineRule="auto"/>
@@ -2921,11 +2836,11 @@
           <w:rFonts w:ascii="Arial Narrow" w:eastAsia="Calibri" w:hAnsi="Arial Narrow" w:cs="Arial Narrow"/>
           <w:kern w:val="0"/>
           <w:lang w:eastAsia="es-PE"/>
-          <ns2:ligatures ns2:val="none"/>
-        </w:rPr>
-      </w:pPr>
-    </w:p>
-    <w:p ns2:paraId="5F078E4C" ns2:textId="6CB41F2E">
+          <w14:ligatures w14:val="none"/>
+        </w:rPr>
+      </w:pPr>
+    </w:p>
+    <w:p>
       <w:pPr>
         <w:pStyle w:val="Prrafodelista"/>
         <w:numPr>
@@ -2943,7 +2858,7 @@
           <w:rFonts w:ascii="Arial Narrow" w:eastAsia="Calibri" w:hAnsi="Arial Narrow" w:cs="Arial Narrow"/>
           <w:kern w:val="0"/>
           <w:lang w:eastAsia="es-PE"/>
-          <ns2:ligatures ns2:val="none"/>
+          <w14:ligatures w14:val="none"/>
         </w:rPr>
       </w:pPr>
       <w:r>
@@ -2951,7 +2866,7 @@
           <w:rFonts w:ascii="Arial Narrow" w:eastAsia="Calibri" w:hAnsi="Arial Narrow" w:cs="Arial Narrow"/>
           <w:kern w:val="0"/>
           <w:lang w:eastAsia="es-PE"/>
-          <ns2:ligatures ns2:val="none"/>
+          <w14:ligatures w14:val="none"/>
         </w:rPr>
         <w:t xml:space="preserve">Presunta </w:t>
       </w:r>
@@ -2961,7 +2876,7 @@
           <w:kern w:val="0"/>
           <w:shd w:val="clear" w:color="auto" w:fill="FFFFFF"/>
           <w:lang w:eastAsia="es-PE"/>
-          <ns2:ligatures ns2:val="none"/>
+          <w14:ligatures w14:val="none"/>
         </w:rPr>
         <w:t xml:space="preserve">infracción al artículo 1, numeral 1, literal b) y al artículo 2 </w:t>
       </w:r>
@@ -2970,7 +2885,7 @@
           <w:rFonts w:ascii="Arial Narrow" w:eastAsia="Calibri" w:hAnsi="Arial Narrow" w:cs="Arial Narrow"/>
           <w:kern w:val="0"/>
           <w:lang w:eastAsia="es-PE"/>
-          <ns2:ligatures ns2:val="none"/>
+          <w14:ligatures w14:val="none"/>
         </w:rPr>
         <w:t xml:space="preserve">de </w:t>
       </w:r>
@@ -2980,7 +2895,7 @@
           <w:kern w:val="0"/>
           <w:shd w:val="clear" w:color="auto" w:fill="FFFFFF"/>
           <w:lang w:eastAsia="es-PE"/>
-          <ns2:ligatures ns2:val="none"/>
+          <w14:ligatures w14:val="none"/>
         </w:rPr>
         <w:t xml:space="preserve">la Ley 29571, Código de Protección y Defensa del Consumidor, en tanto </w:t>
       </w:r>
@@ -2990,7 +2905,7 @@
           <w:kern w:val="0"/>
           <w:shd w:val="clear" w:color="auto" w:fill="FFFFFF"/>
           <w:lang w:eastAsia="es-PE"/>
-          <ns2:ligatures ns2:val="none"/>
+          <w14:ligatures w14:val="none"/>
         </w:rPr>
         <w:t xml:space="preserve">la compañía aseguradora no habría brindado una respuesta al </w:t>
       </w:r>
@@ -3000,7 +2915,7 @@
           <w:color w:val="000000"/>
           <w:kern w:val="0"/>
           <w:lang w:eastAsia="es-ES"/>
-          <ns2:ligatures ns2:val="none"/>
+          <w14:ligatures w14:val="none"/>
         </w:rPr>
         <w:t xml:space="preserve">requerimiento de información </w:t>
       </w:r>
@@ -3010,7 +2925,7 @@
           <w:kern w:val="0"/>
           <w:shd w:val="clear" w:color="auto" w:fill="FFFFFF"/>
           <w:lang w:eastAsia="es-PE"/>
-          <ns2:ligatures ns2:val="none"/>
+          <w14:ligatures w14:val="none"/>
         </w:rPr>
         <w:t>presentado por el denunciante el 4 de noviembre de 2024</w:t>
       </w:r>
@@ -3020,23 +2935,23 @@
           <w:kern w:val="0"/>
           <w:shd w:val="clear" w:color="auto" w:fill="FFFFFF"/>
           <w:lang w:eastAsia="es-PE"/>
-          <ns2:ligatures ns2:val="none"/>
+          <w14:ligatures w14:val="none"/>
         </w:rPr>
         <w:t>.</w:t>
       </w:r>
     </w:p>
-    <w:p ns2:paraId="5CA08EE9" ns2:textId="77777777">
-      <w:pPr>
-        <w:spacing w:after="0" w:line="240" w:lineRule="auto"/>
-        <w:jc w:val="both"/>
-        <w:rPr>
-          <w:rFonts w:ascii="Arial Narrow" w:eastAsia="Arial Narrow" w:hAnsi="Arial Narrow" w:cs="Arial Narrow"/>
-          <w:kern w:val="0"/>
-          <ns2:ligatures ns2:val="none"/>
-        </w:rPr>
-      </w:pPr>
-    </w:p>
-    <w:p ns2:paraId="64718910" ns2:textId="038DB92F">
+    <w:p>
+      <w:pPr>
+        <w:spacing w:after="0" w:line="240" w:lineRule="auto"/>
+        <w:jc w:val="both"/>
+        <w:rPr>
+          <w:rFonts w:ascii="Arial Narrow" w:eastAsia="Arial Narrow" w:hAnsi="Arial Narrow" w:cs="Arial Narrow"/>
+          <w:kern w:val="0"/>
+          <w14:ligatures w14:val="none"/>
+        </w:rPr>
+      </w:pPr>
+    </w:p>
+    <w:p>
       <w:pPr>
         <w:spacing w:line="240" w:lineRule="auto"/>
         <w:contextualSpacing/>
@@ -3044,17 +2959,17 @@
         <w:rPr>
           <w:rFonts w:ascii="Arial Narrow" w:eastAsia="Calibri" w:hAnsi="Arial Narrow" w:cs="Arial"/>
           <w:kern w:val="0"/>
-          <ns2:ligatures ns2:val="none"/>
-        </w:rPr>
-      </w:pPr>
-      <w:r>
-        <w:rPr>
-          <w:rFonts w:ascii="Arial Narrow" w:eastAsia="Arial Narrow" w:hAnsi="Arial Narrow" w:cs="Arial Narrow"/>
-          <w:b/>
-          <w:color w:val="000000"/>
-          <w:kern w:val="0"/>
-          <w:lang w:eastAsia="es-PE"/>
-          <ns2:ligatures ns2:val="none"/>
+          <w14:ligatures w14:val="none"/>
+        </w:rPr>
+      </w:pPr>
+      <w:r>
+        <w:rPr>
+          <w:rFonts w:ascii="Arial Narrow" w:eastAsia="Arial Narrow" w:hAnsi="Arial Narrow" w:cs="Arial Narrow"/>
+          <w:b/>
+          <w:color w:val="000000"/>
+          <w:kern w:val="0"/>
+          <w:lang w:eastAsia="es-PE"/>
+          <w14:ligatures w14:val="none"/>
         </w:rPr>
         <w:t>SEGUNDO:</w:t>
       </w:r>
@@ -3064,7 +2979,7 @@
           <w:color w:val="000000"/>
           <w:kern w:val="0"/>
           <w:lang w:eastAsia="es-PE"/>
-          <ns2:ligatures ns2:val="none"/>
+          <w14:ligatures w14:val="none"/>
         </w:rPr>
         <w:t xml:space="preserve"> tener por ofrecidos los medios probatorios presentados en el escrito de denuncia </w:t>
       </w:r>
@@ -3074,7 +2989,7 @@
           <w:color w:val="000000"/>
           <w:kern w:val="0"/>
           <w:lang w:val="es-ES" w:eastAsia="es-ES"/>
-          <ns2:ligatures ns2:val="none"/>
+          <w14:ligatures w14:val="none"/>
         </w:rPr>
         <w:t xml:space="preserve">del </w:t>
       </w:r>
@@ -3084,7 +2999,7 @@
           <w:color w:val="000000"/>
           <w:kern w:val="0"/>
           <w:lang w:val="es-ES" w:eastAsia="es-ES"/>
-          <ns2:ligatures ns2:val="none"/>
+          <w14:ligatures w14:val="none"/>
         </w:rPr>
         <w:t>12 de febrero de 2025</w:t>
       </w:r>
@@ -3092,12 +3007,12 @@
         <w:rPr>
           <w:rFonts w:ascii="Arial Narrow" w:eastAsia="Calibri" w:hAnsi="Arial Narrow" w:cs="Arial"/>
           <w:kern w:val="0"/>
-          <ns2:ligatures ns2:val="none"/>
+          <w14:ligatures w14:val="none"/>
         </w:rPr>
         <w:t>.</w:t>
       </w:r>
     </w:p>
-    <w:p ns2:paraId="72A4113D" ns2:textId="77777777">
+    <w:p>
       <w:pPr>
         <w:spacing w:line="240" w:lineRule="auto"/>
         <w:contextualSpacing/>
@@ -3107,30 +3022,30 @@
           <w:color w:val="000000"/>
           <w:kern w:val="0"/>
           <w:lang w:eastAsia="es-PE"/>
-          <ns2:ligatures ns2:val="none"/>
-        </w:rPr>
-      </w:pPr>
-    </w:p>
-    <w:p ns2:paraId="1B36369E" ns2:textId="436AC8A0">
-      <w:pPr>
-        <w:spacing w:after="0" w:line="240" w:lineRule="auto"/>
-        <w:jc w:val="both"/>
-        <w:rPr>
-          <w:rFonts w:ascii="Arial Narrow" w:eastAsia="Arial Narrow" w:hAnsi="Arial Narrow" w:cs="Arial Narrow"/>
-          <w:color w:val="000000"/>
-          <w:kern w:val="0"/>
-          <w:lang w:eastAsia="es-PE"/>
-          <ns2:ligatures ns2:val="none"/>
-        </w:rPr>
-      </w:pPr>
-      <w:r>
-        <w:rPr>
-          <w:rFonts w:ascii="Arial Narrow" w:eastAsia="Arial Narrow" w:hAnsi="Arial Narrow" w:cs="Arial Narrow"/>
-          <w:b/>
-          <w:color w:val="000000"/>
-          <w:kern w:val="0"/>
-          <w:lang w:eastAsia="es-PE"/>
-          <ns2:ligatures ns2:val="none"/>
+          <w14:ligatures w14:val="none"/>
+        </w:rPr>
+      </w:pPr>
+    </w:p>
+    <w:p>
+      <w:pPr>
+        <w:spacing w:after="0" w:line="240" w:lineRule="auto"/>
+        <w:jc w:val="both"/>
+        <w:rPr>
+          <w:rFonts w:ascii="Arial Narrow" w:eastAsia="Arial Narrow" w:hAnsi="Arial Narrow" w:cs="Arial Narrow"/>
+          <w:color w:val="000000"/>
+          <w:kern w:val="0"/>
+          <w:lang w:eastAsia="es-PE"/>
+          <w14:ligatures w14:val="none"/>
+        </w:rPr>
+      </w:pPr>
+      <w:r>
+        <w:rPr>
+          <w:rFonts w:ascii="Arial Narrow" w:eastAsia="Arial Narrow" w:hAnsi="Arial Narrow" w:cs="Arial Narrow"/>
+          <w:b/>
+          <w:color w:val="000000"/>
+          <w:kern w:val="0"/>
+          <w:lang w:eastAsia="es-PE"/>
+          <w14:ligatures w14:val="none"/>
         </w:rPr>
         <w:t xml:space="preserve">TERCERO: </w:t>
       </w:r>
@@ -3140,7 +3055,7 @@
           <w:color w:val="000000"/>
           <w:kern w:val="0"/>
           <w:lang w:eastAsia="es-PE"/>
-          <ns2:ligatures ns2:val="none"/>
+          <w14:ligatures w14:val="none"/>
         </w:rPr>
         <w:t xml:space="preserve">requerir a </w:t>
       </w:r>
@@ -3171,7 +3086,7 @@
           <w:color w:val="000000"/>
           <w:kern w:val="0"/>
           <w:lang w:eastAsia="es-PE"/>
-          <ns2:ligatures ns2:val="none"/>
+          <w14:ligatures w14:val="none"/>
         </w:rPr>
         <w:t xml:space="preserve"> que cumpla con lo siguiente</w:t>
       </w:r>
@@ -3181,12 +3096,12 @@
           <w:color w:val="000000"/>
           <w:kern w:val="0"/>
           <w:lang w:eastAsia="es-PE"/>
-          <ns2:ligatures ns2:val="none"/>
+          <w14:ligatures w14:val="none"/>
         </w:rPr>
         <w:t>:</w:t>
       </w:r>
     </w:p>
-    <w:p ns2:paraId="09D9FCC8" ns2:textId="77777777">
+    <w:p>
       <w:pPr>
         <w:spacing w:after="0" w:line="240" w:lineRule="auto"/>
         <w:jc w:val="both"/>
@@ -3195,11 +3110,11 @@
           <w:color w:val="000000"/>
           <w:kern w:val="0"/>
           <w:lang w:eastAsia="es-PE"/>
-          <ns2:ligatures ns2:val="none"/>
-        </w:rPr>
-      </w:pPr>
-    </w:p>
-    <w:p ns2:paraId="0AC32CAC" ns2:textId="77777777">
+          <w14:ligatures w14:val="none"/>
+        </w:rPr>
+      </w:pPr>
+    </w:p>
+    <w:p>
       <w:pPr>
         <w:numPr>
           <w:ilvl w:val="0"/>
@@ -3213,21 +3128,21 @@
           <w:color w:val="000000"/>
           <w:kern w:val="0"/>
           <w:lang w:eastAsia="es-PE"/>
-          <ns2:ligatures ns2:val="none"/>
-        </w:rPr>
-      </w:pPr>
-      <w:r>
-        <w:rPr>
-          <w:rFonts w:ascii="Arial Narrow" w:eastAsia="Arial Narrow" w:hAnsi="Arial Narrow" w:cs="Arial Narrow"/>
-          <w:color w:val="000000"/>
-          <w:kern w:val="0"/>
-          <w:lang w:eastAsia="es-PE"/>
-          <ns2:ligatures ns2:val="none"/>
+          <w14:ligatures w14:val="none"/>
+        </w:rPr>
+      </w:pPr>
+      <w:r>
+        <w:rPr>
+          <w:rFonts w:ascii="Arial Narrow" w:eastAsia="Arial Narrow" w:hAnsi="Arial Narrow" w:cs="Arial Narrow"/>
+          <w:color w:val="000000"/>
+          <w:kern w:val="0"/>
+          <w:lang w:eastAsia="es-PE"/>
+          <w14:ligatures w14:val="none"/>
         </w:rPr>
         <w:t>presentar documentos que acrediten su inscripción en los Registros Públicos o una declaración jurada que indique que cuenta con dicha inscripción;</w:t>
       </w:r>
     </w:p>
-    <w:p ns2:paraId="7C9575CF" ns2:textId="77777777">
+    <w:p>
       <w:pPr>
         <w:numPr>
           <w:ilvl w:val="0"/>
@@ -3241,21 +3156,21 @@
           <w:color w:val="000000"/>
           <w:kern w:val="0"/>
           <w:lang w:eastAsia="es-PE"/>
-          <ns2:ligatures ns2:val="none"/>
-        </w:rPr>
-      </w:pPr>
-      <w:r>
-        <w:rPr>
-          <w:rFonts w:ascii="Arial Narrow" w:eastAsia="Arial Narrow" w:hAnsi="Arial Narrow" w:cs="Arial Narrow"/>
-          <w:color w:val="000000"/>
-          <w:kern w:val="0"/>
-          <w:lang w:eastAsia="es-PE"/>
-          <ns2:ligatures ns2:val="none"/>
+          <w14:ligatures w14:val="none"/>
+        </w:rPr>
+      </w:pPr>
+      <w:r>
+        <w:rPr>
+          <w:rFonts w:ascii="Arial Narrow" w:eastAsia="Arial Narrow" w:hAnsi="Arial Narrow" w:cs="Arial Narrow"/>
+          <w:color w:val="000000"/>
+          <w:kern w:val="0"/>
+          <w:lang w:eastAsia="es-PE"/>
+          <w14:ligatures w14:val="none"/>
         </w:rPr>
         <w:t>presentar copia simple de las facultades de representación de su representante legal en el presente procedimiento o la declaración jurada que indique que cuenta con dichas facultades y que estas se encuentran vigentes;</w:t>
       </w:r>
     </w:p>
-    <w:p ns2:paraId="0CD5704D" ns2:textId="77777777">
+    <w:p>
       <w:pPr>
         <w:numPr>
           <w:ilvl w:val="0"/>
@@ -3269,21 +3184,21 @@
           <w:color w:val="000000"/>
           <w:kern w:val="0"/>
           <w:lang w:eastAsia="es-PE"/>
-          <ns2:ligatures ns2:val="none"/>
-        </w:rPr>
-      </w:pPr>
-      <w:r>
-        <w:rPr>
-          <w:rFonts w:ascii="Arial Narrow" w:eastAsia="Arial Narrow" w:hAnsi="Arial Narrow" w:cs="Arial Narrow"/>
-          <w:color w:val="000000"/>
-          <w:kern w:val="0"/>
-          <w:lang w:eastAsia="es-PE"/>
-          <ns2:ligatures ns2:val="none"/>
+          <w14:ligatures w14:val="none"/>
+        </w:rPr>
+      </w:pPr>
+      <w:r>
+        <w:rPr>
+          <w:rFonts w:ascii="Arial Narrow" w:eastAsia="Arial Narrow" w:hAnsi="Arial Narrow" w:cs="Arial Narrow"/>
+          <w:color w:val="000000"/>
+          <w:kern w:val="0"/>
+          <w:lang w:eastAsia="es-PE"/>
+          <w14:ligatures w14:val="none"/>
         </w:rPr>
         <w:t>consignar el Número de Registro Único de Contribuyentes (RUC); y,</w:t>
       </w:r>
     </w:p>
-    <w:p ns2:paraId="7341F53D" ns2:textId="101F16E7">
+    <w:p>
       <w:pPr>
         <w:numPr>
           <w:ilvl w:val="0"/>
@@ -3295,16 +3210,16 @@
         <w:rPr>
           <w:rFonts w:ascii="Arial Narrow" w:eastAsia="Calibri" w:hAnsi="Arial Narrow" w:cs="Arial"/>
           <w:kern w:val="0"/>
-          <ns2:ligatures ns2:val="none"/>
-        </w:rPr>
-      </w:pPr>
-      <w:r>
-        <w:rPr>
-          <w:rFonts w:ascii="Arial Narrow" w:eastAsia="Arial Narrow" w:hAnsi="Arial Narrow" w:cs="Arial Narrow"/>
-          <w:color w:val="000000"/>
-          <w:kern w:val="0"/>
-          <w:lang w:eastAsia="es-PE"/>
-          <ns2:ligatures ns2:val="none"/>
+          <w14:ligatures w14:val="none"/>
+        </w:rPr>
+      </w:pPr>
+      <w:r>
+        <w:rPr>
+          <w:rFonts w:ascii="Arial Narrow" w:eastAsia="Arial Narrow" w:hAnsi="Arial Narrow" w:cs="Arial Narrow"/>
+          <w:color w:val="000000"/>
+          <w:kern w:val="0"/>
+          <w:lang w:eastAsia="es-PE"/>
+          <w14:ligatures w14:val="none"/>
         </w:rPr>
         <w:t>fijar domicilio procesal para el procedimiento, de conformidad con el numeral 1 del artículo 442</w:t>
       </w:r>
@@ -3314,7 +3229,7 @@
           <w:color w:val="000000"/>
           <w:kern w:val="0"/>
           <w:lang w:eastAsia="es-PE"/>
-          <ns2:ligatures ns2:val="none"/>
+          <w14:ligatures w14:val="none"/>
         </w:rPr>
         <w:t/>
       </w:r>
@@ -3324,7 +3239,7 @@
           <w:color w:val="000000"/>
           <w:kern w:val="0"/>
           <w:lang w:eastAsia="es-PE"/>
-          <ns2:ligatures ns2:val="none"/>
+          <w14:ligatures w14:val="none"/>
         </w:rPr>
         <w:t xml:space="preserve"> del Código Procesal Civil. </w:t>
       </w:r>
@@ -3332,7 +3247,7 @@
         <w:rPr>
           <w:rFonts w:ascii="Arial Narrow" w:eastAsia="Calibri" w:hAnsi="Arial Narrow" w:cs="Arial"/>
           <w:kern w:val="0"/>
-          <ns2:ligatures ns2:val="none"/>
+          <w14:ligatures w14:val="none"/>
         </w:rPr>
         <w:t>Para ello podrá señalar domicilio físico o una dirección electrónica a la que pueda remitirse las notificaciones</w:t>
       </w:r>
@@ -3341,12 +3256,12 @@
           <w:rFonts w:ascii="Arial Narrow" w:eastAsia="Arial" w:hAnsi="Arial Narrow" w:cs="Arial"/>
           <w:kern w:val="0"/>
           <w:lang w:val="es"/>
-          <ns2:ligatures ns2:val="none"/>
+          <w14:ligatures w14:val="none"/>
         </w:rPr>
         <w:t>;</w:t>
       </w:r>
     </w:p>
-    <w:p ns2:paraId="446A1900" ns2:textId="13BE47D4">
+    <w:p>
       <w:pPr>
         <w:numPr>
           <w:ilvl w:val="0"/>
@@ -3358,14 +3273,14 @@
         <w:rPr>
           <w:rFonts w:ascii="Arial Narrow" w:eastAsia="Calibri" w:hAnsi="Arial Narrow" w:cs="Arial"/>
           <w:kern w:val="0"/>
-          <ns2:ligatures ns2:val="none"/>
+          <w14:ligatures w14:val="none"/>
         </w:rPr>
       </w:pPr>
       <w:r>
         <w:rPr>
           <w:rFonts w:ascii="Arial Narrow" w:eastAsia="Calibri" w:hAnsi="Arial Narrow" w:cs="Arial"/>
           <w:kern w:val="0"/>
-          <ns2:ligatures ns2:val="none"/>
+          <w14:ligatures w14:val="none"/>
         </w:rPr>
         <w:t xml:space="preserve">en caso califique como </w:t>
       </w:r>
@@ -3374,7 +3289,7 @@
         <w:rPr>
           <w:rFonts w:ascii="Arial Narrow" w:eastAsia="Calibri" w:hAnsi="Arial Narrow" w:cs="Arial"/>
           <w:kern w:val="0"/>
-          <ns2:ligatures ns2:val="none"/>
+          <w14:ligatures w14:val="none"/>
         </w:rPr>
         <w:t>micro empresa</w:t>
       </w:r>
@@ -3383,7 +3298,7 @@
         <w:rPr>
           <w:rFonts w:ascii="Arial Narrow" w:eastAsia="Calibri" w:hAnsi="Arial Narrow" w:cs="Arial"/>
           <w:kern w:val="0"/>
-          <ns2:ligatures ns2:val="none"/>
+          <w14:ligatures w14:val="none"/>
         </w:rPr>
         <w:t xml:space="preserve"> o pequeña empresa, presentar los documentos que acrediten su volumen de ventas o ingresos brutos percibidos el año anterior relativo a todas sus actividades económicas y el número de trabajadores con el que cuenta</w:t>
       </w:r>
@@ -3393,7 +3308,7 @@
           <w:rFonts w:ascii="Arial Narrow" w:eastAsia="Calibri" w:hAnsi="Arial Narrow" w:cs="Arial"/>
           <w:kern w:val="0"/>
           <w:vertAlign w:val="superscript"/>
-          <ns2:ligatures ns2:val="none"/>
+          <w14:ligatures w14:val="none"/>
         </w:rPr>
         <w:footnoteReference w:id="8"/>
       </w:r>
@@ -3401,7 +3316,7 @@
         <w:rPr>
           <w:rFonts w:ascii="Arial Narrow" w:eastAsia="Calibri" w:hAnsi="Arial Narrow" w:cs="Arial"/>
           <w:kern w:val="0"/>
-          <ns2:ligatures ns2:val="none"/>
+          <w14:ligatures w14:val="none"/>
         </w:rPr>
         <w:t>. Ello, a fin de que la Comisión pueda meritar dicha documentación, conforme lo establece el artículo 110</w:t>
       </w:r>
@@ -3411,7 +3326,7 @@
           <w:color w:val="000000"/>
           <w:kern w:val="0"/>
           <w:lang w:eastAsia="es-PE"/>
-          <ns2:ligatures ns2:val="none"/>
+          <w14:ligatures w14:val="none"/>
         </w:rPr>
         <w:t/>
       </w:r>
@@ -3419,7 +3334,7 @@
         <w:rPr>
           <w:rFonts w:ascii="Arial Narrow" w:eastAsia="Calibri" w:hAnsi="Arial Narrow" w:cs="Arial"/>
           <w:kern w:val="0"/>
-          <ns2:ligatures ns2:val="none"/>
+          <w14:ligatures w14:val="none"/>
         </w:rPr>
         <w:t xml:space="preserve"> del </w:t>
       </w:r>
@@ -3428,7 +3343,7 @@
           <w:rFonts w:ascii="Arial Narrow" w:eastAsia="Calibri" w:hAnsi="Arial Narrow" w:cs="Arial"/>
           <w:spacing w:val="-2"/>
           <w:kern w:val="0"/>
-          <ns2:ligatures ns2:val="none"/>
+          <w14:ligatures w14:val="none"/>
         </w:rPr>
         <w:t>Código</w:t>
       </w:r>
@@ -3439,7 +3354,7 @@
           <w:spacing w:val="-2"/>
           <w:kern w:val="0"/>
           <w:vertAlign w:val="superscript"/>
-          <ns2:ligatures ns2:val="none"/>
+          <w14:ligatures w14:val="none"/>
         </w:rPr>
         <w:footnoteReference w:id="9"/>
       </w:r>
@@ -3448,12 +3363,12 @@
           <w:rFonts w:ascii="Arial Narrow" w:eastAsia="Calibri" w:hAnsi="Arial Narrow" w:cs="Arial"/>
           <w:spacing w:val="-2"/>
           <w:kern w:val="0"/>
-          <ns2:ligatures ns2:val="none"/>
+          <w14:ligatures w14:val="none"/>
         </w:rPr>
         <w:t>.</w:t>
       </w:r>
     </w:p>
-    <w:p ns2:paraId="354DE7F2" ns2:textId="77777777">
+    <w:p>
       <w:pPr>
         <w:spacing w:after="0" w:line="240" w:lineRule="auto"/>
         <w:ind w:left="567"/>
@@ -3463,20 +3378,20 @@
           <w:color w:val="000000"/>
           <w:kern w:val="0"/>
           <w:lang w:eastAsia="es-PE"/>
-          <ns2:ligatures ns2:val="none"/>
-        </w:rPr>
-      </w:pPr>
-    </w:p>
-    <w:p>
-      <w:pPr>
-        <w:spacing w:after="0" w:line="240" w:lineRule="auto"/>
-        <w:jc w:val="both"/>
-        <w:rPr>
-          <w:rFonts w:ascii="Arial Narrow" w:eastAsia="Arial Narrow" w:hAnsi="Arial Narrow" w:cs="Arial Narrow"/>
-          <w:color w:val="000000"/>
-          <w:kern w:val="0"/>
-          <w:lang w:eastAsia="es-PE"/>
-          <ns2:ligatures ns2:val="none"/>
+          <w14:ligatures w14:val="none"/>
+        </w:rPr>
+      </w:pPr>
+    </w:p>
+    <w:p>
+      <w:pPr>
+        <w:spacing w:after="0" w:line="240" w:lineRule="auto"/>
+        <w:jc w:val="both"/>
+        <w:rPr>
+          <w:rFonts w:ascii="Arial Narrow" w:eastAsia="Arial Narrow" w:hAnsi="Arial Narrow" w:cs="Arial Narrow"/>
+          <w:color w:val="000000"/>
+          <w:kern w:val="0"/>
+          <w:lang w:eastAsia="es-PE"/>
+          <w14:ligatures w14:val="none"/>
         </w:rPr>
       </w:pPr>
       <w:r>
@@ -3495,23 +3410,63 @@
           <w:sz w:val="20"/>
           <w:szCs w:val="20"/>
         </w:rPr>
-        <w:t xml:space="preserve">correr traslado de la presente resolución a Pacífico Compañía de Seguros y Reaseguros S.A. para que, de conformidad con lo dispuesto por el artículo 26 de la Ley sobre Facultades, Normas y Organización del Indecopi, aprobada por Decreto Legislativo 807, presente sus descargos sobre la imputación de cargos realizada en un plazo no mayor a cinco (5) días hábiles contado a partir del día siguiente de la notificación de la presente resolución, vencido el cual, el Secretario Técnico declarará en rebeldía al denunciado que no lo hubiera presentado. Debe precisarse que de conformidad con lo establecido por el artículo 223 del Texto Único Ordenado de la Ley 27444, Ley del Procedimiento Administrativo General, las alegaciones y los hechos relevantes de la reclamación, salvo que hayan sido específicamente negadas en la contestación, se tendrán por aceptadas o merituadas como ciertas.</w:t>
-      </w:r>
-    </w:p>
-    <w:p ns2:paraId="7D74C0BD" ns2:textId="77777777">
-      <w:pPr>
-        <w:spacing w:after="0" w:line="240" w:lineRule="auto"/>
-        <w:jc w:val="both"/>
-        <w:rPr>
-          <w:rFonts w:ascii="Arial Narrow" w:eastAsia="Arial Narrow" w:hAnsi="Arial Narrow" w:cs="Arial Narrow"/>
-          <w:color w:val="000000"/>
-          <w:kern w:val="0"/>
-          <w:lang w:eastAsia="es-PE"/>
-          <ns2:ligatures ns2:val="none"/>
-        </w:rPr>
-      </w:pPr>
-    </w:p>
-    <w:p ns2:paraId="61C1ED8F" ns2:textId="4BAA645C">
+        <w:t xml:space="preserve">correr traslado de la presente resolución a Pacífico Compañía de Seguros y Reaseguros S.A. para que, de conformidad con lo dispuesto por el artículo 26 de la Ley sobre Facultades, Normas y Organización del Indecopi, aprobada por Decreto Legislativo 807</w:t>
+      </w:r>
+      <w:r>
+        <w:rPr>
+          <w:rStyle w:val="Refdenotaalpie"/>
+          <w:rFonts w:ascii="Arial Narrow" w:eastAsia="Times New Roman" w:hAnsi="Arial Narrow" w:cs="Times New Roman"/>
+          <w:color w:val="000000"/>
+          <w:kern w:val="0"/>
+          <w:vertAlign w:val="superscript"/>
+          <w:lang w:val="es-ES" w:eastAsia="es-ES"/>
+          <w14:ligatures w14:val="none"/>
+        </w:rPr>
+        <w:footnoteReference w:id="15"/>
+      </w:r>
+      <w:r>
+        <w:rPr>
+          <w:rFonts w:ascii="Arial Narrow" w:hAnsi="Arial Narrow" w:cs="Arial Narrow"/>
+          <w:sz w:val="20"/>
+          <w:szCs w:val="20"/>
+        </w:rPr>
+        <w:t xml:space="preserve">, presente sus descargos sobre la imputación de cargos realizada en un plazo no mayor a cinco (5) días hábiles contado a partir del día siguiente de la notificación de la presente resolución, vencido el cual, el Secretario Técnico declarará en rebeldía al denunciado que no lo hubiera presentado. Debe precisarse que de conformidad con lo establecido por el artículo 223 del Texto Único Ordenado de la Ley 27444, Ley del Procedimiento Administrativo General</w:t>
+      </w:r>
+      <w:r>
+        <w:rPr>
+          <w:rStyle w:val="Refdenotaalpie"/>
+          <w:rFonts w:ascii="Arial Narrow" w:eastAsia="Times New Roman" w:hAnsi="Arial Narrow" w:cs="Times New Roman"/>
+          <w:color w:val="000000"/>
+          <w:kern w:val="0"/>
+          <w:vertAlign w:val="superscript"/>
+          <w:lang w:val="es-ES" w:eastAsia="es-ES"/>
+          <w14:ligatures w14:val="none"/>
+        </w:rPr>
+        <w:footnoteReference w:id="16"/>
+      </w:r>
+      <w:r>
+        <w:rPr>
+          <w:rFonts w:ascii="Arial Narrow" w:hAnsi="Arial Narrow" w:cs="Arial Narrow"/>
+          <w:sz w:val="20"/>
+          <w:szCs w:val="20"/>
+        </w:rPr>
+        <w:t xml:space="preserve">, las alegaciones y los hechos relevantes de la reclamación, salvo que hayan sido específicamente negadas en la contestación, se tendrán por aceptadas o merituadas como ciertas.</w:t>
+      </w:r>
+    </w:p>
+    <w:p>
+      <w:pPr>
+        <w:spacing w:after="0" w:line="240" w:lineRule="auto"/>
+        <w:jc w:val="both"/>
+        <w:rPr>
+          <w:rFonts w:ascii="Arial Narrow" w:eastAsia="Arial Narrow" w:hAnsi="Arial Narrow" w:cs="Arial Narrow"/>
+          <w:color w:val="000000"/>
+          <w:kern w:val="0"/>
+          <w:lang w:eastAsia="es-PE"/>
+          <w14:ligatures w14:val="none"/>
+        </w:rPr>
+      </w:pPr>
+    </w:p>
+    <w:p>
       <w:pPr>
         <w:spacing w:after="0" w:line="240" w:lineRule="auto"/>
         <w:jc w:val="both"/>
@@ -3520,17 +3475,17 @@
           <w:color w:val="000000"/>
           <w:kern w:val="0"/>
           <w:lang w:val="es-ES" w:eastAsia="es-ES"/>
-          <ns2:ligatures ns2:val="none"/>
-        </w:rPr>
-      </w:pPr>
-      <w:r>
-        <w:rPr>
-          <w:rFonts w:ascii="Arial Narrow" w:eastAsia="Arial Narrow" w:hAnsi="Arial Narrow" w:cs="Arial Narrow"/>
-          <w:b/>
-          <w:color w:val="000000"/>
-          <w:kern w:val="0"/>
-          <w:lang w:eastAsia="es-PE"/>
-          <ns2:ligatures ns2:val="none"/>
+          <w14:ligatures w14:val="none"/>
+        </w:rPr>
+      </w:pPr>
+      <w:r>
+        <w:rPr>
+          <w:rFonts w:ascii="Arial Narrow" w:eastAsia="Arial Narrow" w:hAnsi="Arial Narrow" w:cs="Arial Narrow"/>
+          <w:b/>
+          <w:color w:val="000000"/>
+          <w:kern w:val="0"/>
+          <w:lang w:eastAsia="es-PE"/>
+          <w14:ligatures w14:val="none"/>
         </w:rPr>
         <w:t xml:space="preserve">QUINTO: </w:t>
       </w:r>
@@ -3541,7 +3496,7 @@
           <w:color w:val="000000"/>
           <w:kern w:val="0"/>
           <w:lang w:eastAsia="es-ES"/>
-          <ns2:ligatures ns2:val="none"/>
+          <w14:ligatures w14:val="none"/>
         </w:rPr>
         <w:t xml:space="preserve">requerir </w:t>
       </w:r>
@@ -3551,7 +3506,7 @@
           <w:color w:val="000000"/>
           <w:kern w:val="0"/>
           <w:lang w:val="es-ES" w:eastAsia="es-ES"/>
-          <ns2:ligatures ns2:val="none"/>
+          <w14:ligatures w14:val="none"/>
         </w:rPr>
         <w:t xml:space="preserve">que, en un </w:t>
       </w:r>
@@ -3561,7 +3516,7 @@
           <w:color w:val="000000"/>
           <w:kern w:val="0"/>
           <w:lang w:eastAsia="es-ES"/>
-          <ns2:ligatures ns2:val="none"/>
+          <w14:ligatures w14:val="none"/>
         </w:rPr>
         <w:t>plazo no mayor de cinco (5) días hábiles contado a partir del día siguiente de la notificación de la presente resolución</w:t>
       </w:r>
@@ -3572,7 +3527,7 @@
           <w:color w:val="000000"/>
           <w:kern w:val="0"/>
           <w:lang w:eastAsia="es-ES"/>
-          <ns2:ligatures ns2:val="none"/>
+          <w14:ligatures w14:val="none"/>
         </w:rPr>
         <w:t xml:space="preserve">, </w:t>
       </w:r>
@@ -3604,7 +3559,7 @@
           <w:color w:val="000000"/>
           <w:kern w:val="0"/>
           <w:lang w:eastAsia="es-ES"/>
-          <ns2:ligatures ns2:val="none"/>
+          <w14:ligatures w14:val="none"/>
         </w:rPr>
         <w:t xml:space="preserve">, </w:t>
       </w:r>
@@ -3615,7 +3570,7 @@
           <w:color w:val="000000"/>
           <w:kern w:val="0"/>
           <w:lang w:val="es-ES" w:eastAsia="es-ES"/>
-          <ns2:ligatures ns2:val="none"/>
+          <w14:ligatures w14:val="none"/>
         </w:rPr>
         <w:t xml:space="preserve">cumpla con: </w:t>
       </w:r>
@@ -3625,7 +3580,7 @@
           <w:color w:val="000000"/>
           <w:kern w:val="0"/>
           <w:lang w:val="es-ES" w:eastAsia="es-ES"/>
-          <ns2:ligatures ns2:val="none"/>
+          <w14:ligatures w14:val="none"/>
         </w:rPr>
         <w:t>(i) Presentar copia completa, legible y debidamente suscrita de la Póliza 30-8036304/3 del Seguro de Vida Inversión Flex, incluyendo sus condiciones generales, particulares</w:t>
       </w:r>
@@ -3635,7 +3590,7 @@
           <w:color w:val="000000"/>
           <w:kern w:val="0"/>
           <w:lang w:val="es-ES" w:eastAsia="es-ES"/>
-          <ns2:ligatures ns2:val="none"/>
+          <w14:ligatures w14:val="none"/>
         </w:rPr>
         <w:t>;</w:t>
       </w:r>
@@ -3645,7 +3600,7 @@
           <w:color w:val="000000"/>
           <w:kern w:val="0"/>
           <w:lang w:val="es-ES" w:eastAsia="es-ES"/>
-          <ns2:ligatures ns2:val="none"/>
+          <w14:ligatures w14:val="none"/>
         </w:rPr>
         <w:t xml:space="preserve"> </w:t>
       </w:r>
@@ -3655,7 +3610,7 @@
           <w:color w:val="000000"/>
           <w:kern w:val="0"/>
           <w:lang w:val="es-ES" w:eastAsia="es-ES"/>
-          <ns2:ligatures ns2:val="none"/>
+          <w14:ligatures w14:val="none"/>
         </w:rPr>
         <w:t>(</w:t>
       </w:r>
@@ -3666,7 +3621,7 @@
           <w:color w:val="000000"/>
           <w:kern w:val="0"/>
           <w:lang w:val="es-ES" w:eastAsia="es-ES"/>
-          <ns2:ligatures ns2:val="none"/>
+          <w14:ligatures w14:val="none"/>
         </w:rPr>
         <w:t>ii</w:t>
       </w:r>
@@ -3677,7 +3632,7 @@
           <w:color w:val="000000"/>
           <w:kern w:val="0"/>
           <w:lang w:val="es-ES" w:eastAsia="es-ES"/>
-          <ns2:ligatures ns2:val="none"/>
+          <w14:ligatures w14:val="none"/>
         </w:rPr>
         <w:t xml:space="preserve">) presentar las gestiones de </w:t>
       </w:r>
@@ -3687,7 +3642,7 @@
           <w:color w:val="000000"/>
           <w:kern w:val="0"/>
           <w:lang w:val="es-ES" w:eastAsia="es-ES"/>
-          <ns2:ligatures ns2:val="none"/>
+          <w14:ligatures w14:val="none"/>
         </w:rPr>
         <w:t>Endoso 1474677; y, (</w:t>
       </w:r>
@@ -3698,7 +3653,7 @@
           <w:color w:val="000000"/>
           <w:kern w:val="0"/>
           <w:lang w:val="es-ES" w:eastAsia="es-ES"/>
-          <ns2:ligatures ns2:val="none"/>
+          <w14:ligatures w14:val="none"/>
         </w:rPr>
         <w:t>ii</w:t>
       </w:r>
@@ -3708,7 +3663,7 @@
           <w:color w:val="000000"/>
           <w:kern w:val="0"/>
           <w:lang w:val="es-ES" w:eastAsia="es-ES"/>
-          <ns2:ligatures ns2:val="none"/>
+          <w14:ligatures w14:val="none"/>
         </w:rPr>
         <w:t>i</w:t>
       </w:r>
@@ -3719,12 +3674,12 @@
           <w:color w:val="000000"/>
           <w:kern w:val="0"/>
           <w:lang w:val="es-ES" w:eastAsia="es-ES"/>
-          <ns2:ligatures ns2:val="none"/>
+          <w14:ligatures w14:val="none"/>
         </w:rPr>
         <w:t>) presentar todas las comunicaciones cursadas con el denunciante en virtud del hecho materia de denuncia.</w:t>
       </w:r>
     </w:p>
-    <w:p ns2:paraId="6A128BE5" ns2:textId="77777777">
+    <w:p>
       <w:pPr>
         <w:spacing w:after="0" w:line="240" w:lineRule="auto"/>
         <w:jc w:val="both"/>
@@ -3734,30 +3689,30 @@
           <w:color w:val="000000"/>
           <w:kern w:val="0"/>
           <w:lang w:val="es-ES" w:eastAsia="es-PE"/>
-          <ns2:ligatures ns2:val="none"/>
-        </w:rPr>
-      </w:pPr>
-    </w:p>
-    <w:p ns2:paraId="5A49EAA8" ns2:textId="66340982">
-      <w:pPr>
-        <w:spacing w:after="0" w:line="240" w:lineRule="auto"/>
-        <w:jc w:val="both"/>
-        <w:rPr>
-          <w:rFonts w:ascii="Arial Narrow" w:eastAsia="Arial Narrow" w:hAnsi="Arial Narrow" w:cs="Arial Narrow"/>
-          <w:color w:val="000000"/>
-          <w:kern w:val="0"/>
-          <w:lang w:eastAsia="es-PE"/>
-          <ns2:ligatures ns2:val="none"/>
-        </w:rPr>
-      </w:pPr>
-      <w:r>
-        <w:rPr>
-          <w:rFonts w:ascii="Arial Narrow" w:eastAsia="Arial Narrow" w:hAnsi="Arial Narrow" w:cs="Arial Narrow"/>
-          <w:b/>
-          <w:color w:val="000000"/>
-          <w:kern w:val="0"/>
-          <w:lang w:eastAsia="es-PE"/>
-          <ns2:ligatures ns2:val="none"/>
+          <w14:ligatures w14:val="none"/>
+        </w:rPr>
+      </w:pPr>
+    </w:p>
+    <w:p>
+      <w:pPr>
+        <w:spacing w:after="0" w:line="240" w:lineRule="auto"/>
+        <w:jc w:val="both"/>
+        <w:rPr>
+          <w:rFonts w:ascii="Arial Narrow" w:eastAsia="Arial Narrow" w:hAnsi="Arial Narrow" w:cs="Arial Narrow"/>
+          <w:color w:val="000000"/>
+          <w:kern w:val="0"/>
+          <w:lang w:eastAsia="es-PE"/>
+          <w14:ligatures w14:val="none"/>
+        </w:rPr>
+      </w:pPr>
+      <w:r>
+        <w:rPr>
+          <w:rFonts w:ascii="Arial Narrow" w:eastAsia="Arial Narrow" w:hAnsi="Arial Narrow" w:cs="Arial Narrow"/>
+          <w:b/>
+          <w:color w:val="000000"/>
+          <w:kern w:val="0"/>
+          <w:lang w:eastAsia="es-PE"/>
+          <w14:ligatures w14:val="none"/>
         </w:rPr>
         <w:t>SEXTO:</w:t>
       </w:r>
@@ -3767,7 +3722,7 @@
           <w:color w:val="000000"/>
           <w:kern w:val="0"/>
           <w:lang w:eastAsia="es-PE"/>
-          <ns2:ligatures ns2:val="none"/>
+          <w14:ligatures w14:val="none"/>
         </w:rPr>
         <w:t xml:space="preserve"> </w:t>
       </w:r>
@@ -3778,7 +3733,7 @@
           <w:color w:val="000000"/>
           <w:kern w:val="0"/>
           <w:lang w:eastAsia="es-PE"/>
-          <ns2:ligatures ns2:val="none"/>
+          <w14:ligatures w14:val="none"/>
         </w:rPr>
         <w:t>informar a las partes que el artículo 110</w:t>
       </w:r>
@@ -3788,7 +3743,7 @@
           <w:color w:val="000000"/>
           <w:kern w:val="0"/>
           <w:lang w:eastAsia="es-PE"/>
-          <ns2:ligatures ns2:val="none"/>
+          <w14:ligatures w14:val="none"/>
         </w:rPr>
         <w:t/>
       </w:r>
@@ -3798,7 +3753,7 @@
           <w:color w:val="000000"/>
           <w:kern w:val="0"/>
           <w:lang w:eastAsia="es-PE"/>
-          <ns2:ligatures ns2:val="none"/>
+          <w14:ligatures w14:val="none"/>
         </w:rPr>
         <w:t xml:space="preserve"> de la Ley 29571, Código de Protección y Defensa del Consumidor</w:t>
       </w:r>
@@ -3810,7 +3765,7 @@
           <w:kern w:val="0"/>
           <w:vertAlign w:val="superscript"/>
           <w:lang w:eastAsia="es-PE"/>
-          <ns2:ligatures ns2:val="none"/>
+          <w14:ligatures w14:val="none"/>
         </w:rPr>
         <w:footnoteReference w:id="10"/>
       </w:r>
@@ -3820,7 +3775,7 @@
           <w:color w:val="000000"/>
           <w:kern w:val="0"/>
           <w:lang w:eastAsia="es-PE"/>
-          <ns2:ligatures ns2:val="none"/>
+          <w14:ligatures w14:val="none"/>
         </w:rPr>
         <w:t xml:space="preserve">, faculta a la Comisión a calificar las infracciones de la referida norma como leves, graves o </w:t>
       </w:r>
@@ -3830,7 +3785,7 @@
           <w:color w:val="000000"/>
           <w:kern w:val="0"/>
           <w:lang w:eastAsia="es-PE"/>
-          <ns2:ligatures ns2:val="none"/>
+          <w14:ligatures w14:val="none"/>
         </w:rPr>
         <w:lastRenderedPageBreak/>
         <w:t>muy graves e imponer sanciones que van desde una amonestación hasta una multa por un máximo de 450 Unidades Impositivas Tributarias, sin perjuicio de las medidas correctivas, reparadoras y complementarias, que puedan ordenarse de acuerdo a lo estipulado en los artículos 114</w:t>
@@ -3841,7 +3796,7 @@
           <w:color w:val="000000"/>
           <w:kern w:val="0"/>
           <w:lang w:eastAsia="es-PE"/>
-          <ns2:ligatures ns2:val="none"/>
+          <w14:ligatures w14:val="none"/>
         </w:rPr>
         <w:t/>
       </w:r>
@@ -3851,7 +3806,7 @@
           <w:color w:val="000000"/>
           <w:kern w:val="0"/>
           <w:lang w:eastAsia="es-PE"/>
-          <ns2:ligatures ns2:val="none"/>
+          <w14:ligatures w14:val="none"/>
         </w:rPr>
         <w:t>, 115</w:t>
       </w:r>
@@ -3861,7 +3816,7 @@
           <w:color w:val="000000"/>
           <w:kern w:val="0"/>
           <w:lang w:eastAsia="es-PE"/>
-          <ns2:ligatures ns2:val="none"/>
+          <w14:ligatures w14:val="none"/>
         </w:rPr>
         <w:t/>
       </w:r>
@@ -3871,7 +3826,7 @@
           <w:color w:val="000000"/>
           <w:kern w:val="0"/>
           <w:lang w:eastAsia="es-PE"/>
-          <ns2:ligatures ns2:val="none"/>
+          <w14:ligatures w14:val="none"/>
         </w:rPr>
         <w:t xml:space="preserve"> y 116</w:t>
       </w:r>
@@ -3881,7 +3836,7 @@
           <w:color w:val="000000"/>
           <w:kern w:val="0"/>
           <w:lang w:eastAsia="es-PE"/>
-          <ns2:ligatures ns2:val="none"/>
+          <w14:ligatures w14:val="none"/>
         </w:rPr>
         <w:t/>
       </w:r>
@@ -3891,7 +3846,7 @@
           <w:color w:val="000000"/>
           <w:kern w:val="0"/>
           <w:lang w:eastAsia="es-PE"/>
-          <ns2:ligatures ns2:val="none"/>
+          <w14:ligatures w14:val="none"/>
         </w:rPr>
         <w:t xml:space="preserve"> de la referida norma</w:t>
       </w:r>
@@ -3903,7 +3858,7 @@
           <w:kern w:val="0"/>
           <w:vertAlign w:val="superscript"/>
           <w:lang w:eastAsia="es-PE"/>
-          <ns2:ligatures ns2:val="none"/>
+          <w14:ligatures w14:val="none"/>
         </w:rPr>
         <w:footnoteReference w:id="11"/>
       </w:r>
@@ -3913,7 +3868,7 @@
           <w:color w:val="000000"/>
           <w:kern w:val="0"/>
           <w:lang w:eastAsia="es-PE"/>
-          <ns2:ligatures ns2:val="none"/>
+          <w14:ligatures w14:val="none"/>
         </w:rPr>
         <w:t xml:space="preserve">. </w:t>
       </w:r>
@@ -3924,7 +3879,7 @@
           <w:color w:val="000000"/>
           <w:kern w:val="0"/>
           <w:lang w:eastAsia="es-PE"/>
-          <ns2:ligatures ns2:val="none"/>
+          <w14:ligatures w14:val="none"/>
         </w:rPr>
         <w:lastRenderedPageBreak/>
         <w:t>Asimismo, se consideran circunstancias atenuantes para la graduación de la sanción, el allanamiento de la denuncia o el reconocimiento de las pretensiones en ella contenidas, de acuerdo con el artículo 112</w:t>
@@ -3935,7 +3890,7 @@
           <w:color w:val="000000"/>
           <w:kern w:val="0"/>
           <w:lang w:eastAsia="es-PE"/>
-          <ns2:ligatures ns2:val="none"/>
+          <w14:ligatures w14:val="none"/>
         </w:rPr>
         <w:t/>
       </w:r>
@@ -3945,7 +3900,7 @@
           <w:color w:val="000000"/>
           <w:kern w:val="0"/>
           <w:lang w:eastAsia="es-PE"/>
-          <ns2:ligatures ns2:val="none"/>
+          <w14:ligatures w14:val="none"/>
         </w:rPr>
         <w:t xml:space="preserve"> del Código</w:t>
       </w:r>
@@ -3957,7 +3912,7 @@
           <w:kern w:val="0"/>
           <w:vertAlign w:val="superscript"/>
           <w:lang w:eastAsia="es-PE"/>
-          <ns2:ligatures ns2:val="none"/>
+          <w14:ligatures w14:val="none"/>
         </w:rPr>
         <w:footnoteReference w:id="12"/>
       </w:r>
@@ -3967,12 +3922,12 @@
           <w:color w:val="000000"/>
           <w:kern w:val="0"/>
           <w:lang w:eastAsia="es-PE"/>
-          <ns2:ligatures ns2:val="none"/>
+          <w14:ligatures w14:val="none"/>
         </w:rPr>
         <w:t>.</w:t>
       </w:r>
     </w:p>
-    <w:p ns2:paraId="60BC1406" ns2:textId="77777777">
+    <w:p>
       <w:pPr>
         <w:shd w:val="clear" w:color="auto" w:fill="FFFFFF"/>
         <w:spacing w:after="0" w:line="240" w:lineRule="auto"/>
@@ -3983,11 +3938,11 @@
           <w:color w:val="000000"/>
           <w:kern w:val="0"/>
           <w:lang w:eastAsia="es-PE"/>
-          <ns2:ligatures ns2:val="none"/>
-        </w:rPr>
-      </w:pPr>
-    </w:p>
-    <w:p ns2:paraId="2A591567" ns2:textId="755DA274">
+          <w14:ligatures w14:val="none"/>
+        </w:rPr>
+      </w:pPr>
+    </w:p>
+    <w:p>
       <w:pPr>
         <w:shd w:val="clear" w:color="auto" w:fill="FFFFFF"/>
         <w:spacing w:after="0" w:line="240" w:lineRule="auto"/>
@@ -3997,17 +3952,17 @@
           <w:color w:val="000000"/>
           <w:kern w:val="0"/>
           <w:lang w:eastAsia="es-PE"/>
-          <ns2:ligatures ns2:val="none"/>
-        </w:rPr>
-      </w:pPr>
-      <w:r>
-        <w:rPr>
-          <w:rFonts w:ascii="Arial Narrow" w:eastAsia="Arial Narrow" w:hAnsi="Arial Narrow" w:cs="Arial Narrow"/>
-          <w:b/>
-          <w:color w:val="000000"/>
-          <w:kern w:val="0"/>
-          <w:lang w:eastAsia="es-PE"/>
-          <ns2:ligatures ns2:val="none"/>
+          <w14:ligatures w14:val="none"/>
+        </w:rPr>
+      </w:pPr>
+      <w:r>
+        <w:rPr>
+          <w:rFonts w:ascii="Arial Narrow" w:eastAsia="Arial Narrow" w:hAnsi="Arial Narrow" w:cs="Arial Narrow"/>
+          <w:b/>
+          <w:color w:val="000000"/>
+          <w:kern w:val="0"/>
+          <w:lang w:eastAsia="es-PE"/>
+          <w14:ligatures w14:val="none"/>
         </w:rPr>
         <w:t>SÉTIMO:</w:t>
       </w:r>
@@ -4017,7 +3972,7 @@
           <w:color w:val="000000"/>
           <w:kern w:val="0"/>
           <w:lang w:eastAsia="es-PE"/>
-          <ns2:ligatures ns2:val="none"/>
+          <w14:ligatures w14:val="none"/>
         </w:rPr>
         <w:t xml:space="preserve"> informar a las partes que conforme a lo establecido en el artículo 39</w:t>
       </w:r>
@@ -4027,7 +3982,7 @@
           <w:color w:val="000000"/>
           <w:kern w:val="0"/>
           <w:lang w:eastAsia="es-PE"/>
-          <ns2:ligatures ns2:val="none"/>
+          <w14:ligatures w14:val="none"/>
         </w:rPr>
         <w:t/>
       </w:r>
@@ -4037,12 +3992,12 @@
           <w:color w:val="000000"/>
           <w:kern w:val="0"/>
           <w:lang w:eastAsia="es-PE"/>
-          <ns2:ligatures ns2:val="none"/>
+          <w14:ligatures w14:val="none"/>
         </w:rPr>
         <w:t xml:space="preserve"> de la Ley sobre Facultades, Normas y Organización del Indecopi, aprobada por Decreto Legislativo 807, los gastos por los peritajes realizados, actuación de pruebas, inspecciones y otros derivados de la tramitación del proceso serán de cargo de la parte que solicita la prueba, salvo pacto en contrario. En todos los casos, la resolución final determinará si los gastos deben ser asumidos por alguna de las partes, o reembolsados a la otra parte o al Indecopi, según sea el caso, de manera adicional a la sanción que haya podido imponerse. </w:t>
       </w:r>
     </w:p>
-    <w:p ns2:paraId="3696E77C" ns2:textId="77777777">
+    <w:p>
       <w:pPr>
         <w:shd w:val="clear" w:color="auto" w:fill="FFFFFF"/>
         <w:spacing w:after="0" w:line="240" w:lineRule="auto"/>
@@ -4052,11 +4007,11 @@
           <w:color w:val="000000"/>
           <w:kern w:val="0"/>
           <w:lang w:eastAsia="es-PE"/>
-          <ns2:ligatures ns2:val="none"/>
-        </w:rPr>
-      </w:pPr>
-    </w:p>
-    <w:p ns2:paraId="563B5C6F" ns2:textId="242E415D">
+          <w14:ligatures w14:val="none"/>
+        </w:rPr>
+      </w:pPr>
+    </w:p>
+    <w:p>
       <w:pPr>
         <w:suppressAutoHyphens/>
         <w:spacing w:after="0" w:line="240" w:lineRule="auto"/>
@@ -4065,7 +4020,7 @@
           <w:rFonts w:ascii="Arial Narrow" w:eastAsia="Calibri" w:hAnsi="Arial Narrow" w:cs="Arial"/>
           <w:kern w:val="0"/>
           <w:u w:val="single"/>
-          <ns2:ligatures ns2:val="none"/>
+          <w14:ligatures w14:val="none"/>
         </w:rPr>
       </w:pPr>
       <w:r>
@@ -4074,7 +4029,7 @@
           <w:b/>
           <w:bCs/>
           <w:kern w:val="0"/>
-          <ns2:ligatures ns2:val="none"/>
+          <w14:ligatures w14:val="none"/>
         </w:rPr>
         <w:t>OCTAVO</w:t>
       </w:r>
@@ -4083,7 +4038,7 @@
           <w:rFonts w:ascii="Arial Narrow" w:eastAsia="Calibri" w:hAnsi="Arial Narrow" w:cs="Arial"/>
           <w:b/>
           <w:kern w:val="0"/>
-          <ns2:ligatures ns2:val="none"/>
+          <w14:ligatures w14:val="none"/>
         </w:rPr>
         <w:t>:</w:t>
       </w:r>
@@ -4091,7 +4046,7 @@
         <w:rPr>
           <w:rFonts w:ascii="Arial Narrow" w:eastAsia="Calibri" w:hAnsi="Arial Narrow" w:cs="Arial"/>
           <w:kern w:val="0"/>
-          <ns2:ligatures ns2:val="none"/>
+          <w14:ligatures w14:val="none"/>
         </w:rPr>
         <w:t xml:space="preserve"> comunicar a las partes que, </w:t>
       </w:r>
@@ -4100,7 +4055,7 @@
         <w:rPr>
           <w:rFonts w:ascii="Arial Narrow" w:eastAsia="Calibri" w:hAnsi="Arial Narrow" w:cs="Arial"/>
           <w:kern w:val="0"/>
-          <ns2:ligatures ns2:val="none"/>
+          <w14:ligatures w14:val="none"/>
         </w:rPr>
         <w:t>de acuerdo a</w:t>
       </w:r>
@@ -4109,7 +4064,7 @@
         <w:rPr>
           <w:rFonts w:ascii="Arial Narrow" w:eastAsia="Calibri" w:hAnsi="Arial Narrow" w:cs="Arial"/>
           <w:kern w:val="0"/>
-          <ns2:ligatures ns2:val="none"/>
+          <w14:ligatures w14:val="none"/>
         </w:rPr>
         <w:t xml:space="preserve"> lo señalado por el artículo 29</w:t>
       </w:r>
@@ -4119,7 +4074,7 @@
           <w:color w:val="000000"/>
           <w:kern w:val="0"/>
           <w:lang w:eastAsia="es-PE"/>
-          <ns2:ligatures ns2:val="none"/>
+          <w14:ligatures w14:val="none"/>
         </w:rPr>
         <w:t/>
       </w:r>
@@ -4127,7 +4082,7 @@
         <w:rPr>
           <w:rFonts w:ascii="Arial Narrow" w:eastAsia="Calibri" w:hAnsi="Arial Narrow" w:cs="Arial"/>
           <w:kern w:val="0"/>
-          <ns2:ligatures ns2:val="none"/>
+          <w14:ligatures w14:val="none"/>
         </w:rPr>
         <w:t xml:space="preserve"> del Decreto Legislativo 807</w:t>
       </w:r>
@@ -4137,7 +4092,7 @@
           <w:rFonts w:ascii="Arial Narrow" w:eastAsia="Calibri" w:hAnsi="Arial Narrow" w:cs="Arial"/>
           <w:kern w:val="0"/>
           <w:vertAlign w:val="superscript"/>
-          <ns2:ligatures ns2:val="none"/>
+          <w14:ligatures w14:val="none"/>
         </w:rPr>
         <w:footnoteReference w:id="13"/>
       </w:r>
@@ -4145,7 +4100,7 @@
         <w:rPr>
           <w:rFonts w:ascii="Arial Narrow" w:eastAsia="Calibri" w:hAnsi="Arial Narrow" w:cs="Arial"/>
           <w:kern w:val="0"/>
-          <ns2:ligatures ns2:val="none"/>
+          <w14:ligatures w14:val="none"/>
         </w:rPr>
         <w:t xml:space="preserve">, hasta antes de la emisión de la Resolución Final tienen la posibilidad de solicitar una audiencia de conciliación. En caso deleguen a favor de una tercera persona su actuación en la diligencia programada, esta deberá presentar un poder especial con firma legalizada ante Notario Público, donde conste </w:t>
       </w:r>
@@ -4154,7 +4109,7 @@
           <w:rFonts w:ascii="Arial Narrow" w:eastAsia="Calibri" w:hAnsi="Arial Narrow" w:cs="Arial"/>
           <w:kern w:val="0"/>
           <w:u w:val="single"/>
-          <ns2:ligatures ns2:val="none"/>
+          <w14:ligatures w14:val="none"/>
         </w:rPr>
         <w:t>expresamente su facultad para asistir y conciliar en su representación</w:t>
       </w:r>
@@ -4163,7 +4118,7 @@
           <w:rFonts w:ascii="Arial Narrow" w:eastAsia="Calibri" w:hAnsi="Arial Narrow" w:cs="Arial"/>
           <w:bCs/>
           <w:kern w:val="0"/>
-          <ns2:ligatures ns2:val="none"/>
+          <w14:ligatures w14:val="none"/>
         </w:rPr>
         <w:t>.</w:t>
       </w:r>
@@ -4173,7 +4128,7 @@
           <w:b/>
           <w:bCs/>
           <w:kern w:val="0"/>
-          <ns2:ligatures ns2:val="none"/>
+          <w14:ligatures w14:val="none"/>
         </w:rPr>
         <w:t xml:space="preserve"> </w:t>
       </w:r>
@@ -4182,12 +4137,12 @@
           <w:rFonts w:ascii="Arial Narrow" w:eastAsia="Calibri" w:hAnsi="Arial Narrow" w:cs="Arial"/>
           <w:kern w:val="0"/>
           <w:u w:val="single"/>
-          <ns2:ligatures ns2:val="none"/>
+          <w14:ligatures w14:val="none"/>
         </w:rPr>
         <w:t xml:space="preserve">Ello bajo apercibimiento de no realizar la audiencia de conciliación y levantar el acta de inasistencia correspondiente. </w:t>
       </w:r>
     </w:p>
-    <w:p ns2:paraId="3E55E6BD" ns2:textId="77777777">
+    <w:p>
       <w:pPr>
         <w:suppressAutoHyphens/>
         <w:spacing w:after="0" w:line="240" w:lineRule="auto"/>
@@ -4196,11 +4151,11 @@
           <w:rFonts w:ascii="Arial Narrow" w:eastAsia="Calibri" w:hAnsi="Arial Narrow" w:cs="Arial"/>
           <w:kern w:val="0"/>
           <w:u w:val="single"/>
-          <ns2:ligatures ns2:val="none"/>
-        </w:rPr>
-      </w:pPr>
-    </w:p>
-    <w:p ns2:paraId="0081C764" ns2:textId="77777777">
+          <w14:ligatures w14:val="none"/>
+        </w:rPr>
+      </w:pPr>
+    </w:p>
+    <w:p>
       <w:pPr>
         <w:suppressAutoHyphens/>
         <w:spacing w:after="0" w:line="240" w:lineRule="auto"/>
@@ -4210,7 +4165,7 @@
           <w:color w:val="000000"/>
           <w:kern w:val="0"/>
           <w:lang w:eastAsia="es-PE"/>
-          <ns2:ligatures ns2:val="none"/>
+          <w14:ligatures w14:val="none"/>
         </w:rPr>
       </w:pPr>
       <w:r>
@@ -4220,7 +4175,7 @@
           <w:color w:val="000000"/>
           <w:kern w:val="0"/>
           <w:lang w:eastAsia="es-PE"/>
-          <ns2:ligatures ns2:val="none"/>
+          <w14:ligatures w14:val="none"/>
         </w:rPr>
         <w:t>NOVENO:</w:t>
       </w:r>
@@ -4230,14 +4185,14 @@
           <w:color w:val="000000"/>
           <w:kern w:val="0"/>
           <w:lang w:eastAsia="es-PE"/>
-          <ns2:ligatures ns2:val="none"/>
+          <w14:ligatures w14:val="none"/>
         </w:rPr>
         <w:t xml:space="preserve"> poner en conocimiento de las partes que, antes de la emisión de la Resolución Final, tienen la posibilidad de formular su desistimiento o presentar el acuerdo arribado mediante la conciliación, mediación, transacción o cualquier otro que, de forma indubitable, deje constancia que se ha solucionado la controversia materia de denuncia.</w:t>
       </w:r>
       <w:bookmarkStart w:id="7" w:name="h.gjdgxs" w:colFirst="0" w:colLast="0"/>
       <w:bookmarkEnd w:id="7"/>
     </w:p>
-    <w:p ns2:paraId="0DCAFBEE" ns2:textId="77777777">
+    <w:p>
       <w:pPr>
         <w:suppressAutoHyphens/>
         <w:spacing w:after="0" w:line="240" w:lineRule="auto"/>
@@ -4247,11 +4202,11 @@
           <w:color w:val="000000"/>
           <w:kern w:val="0"/>
           <w:lang w:eastAsia="es-PE"/>
-          <ns2:ligatures ns2:val="none"/>
-        </w:rPr>
-      </w:pPr>
-    </w:p>
-    <w:p ns2:paraId="3F2FA092" ns2:textId="4025531A">
+          <w14:ligatures w14:val="none"/>
+        </w:rPr>
+      </w:pPr>
+    </w:p>
+    <w:p>
       <w:pPr>
         <w:suppressAutoHyphens/>
         <w:spacing w:after="0" w:line="240" w:lineRule="auto"/>
@@ -4266,7 +4221,7 @@
           <w:b/>
           <w:spacing w:val="-3"/>
           <w:kern w:val="0"/>
-          <ns2:ligatures ns2:val="none"/>
+          <w14:ligatures w14:val="none"/>
         </w:rPr>
         <w:lastRenderedPageBreak/>
         <w:t xml:space="preserve">DÉCIMO: requerir al señor [DENUNCIANTE] para que, dentro del plazo de dos (2) días hábiles siguientes a la fecha en que reciba la notificación en su bandeja de correo electrónico, efectúe la confirmación de recepción de la notificación remitida por este despacho a su correo electrónico, de conformidad con el segundo párrafo del numeral 4 del artículo 20 del Texto Único Ordenado de la Ley del Procedimiento Administrativo General, aprobado mediante Decreto Supremo 006-2026-JUS, bajo apercibimiento de rehacer el acto de notificación y notificarle conforme al numeral 1 del artículo 20 del citado cuerpo normativo.</w:t>
@@ -4277,7 +4232,7 @@
           <w:bCs/>
           <w:spacing w:val="-3"/>
           <w:kern w:val="0"/>
-          <ns2:ligatures ns2:val="none"/>
+          <w14:ligatures w14:val="none"/>
         </w:rPr>
         <w:t xml:space="preserve"/>
       </w:r>
@@ -4287,7 +4242,7 @@
           <w:bCs/>
           <w:spacing w:val="-3"/>
           <w:kern w:val="0"/>
-          <ns2:ligatures ns2:val="none"/>
+          <w14:ligatures w14:val="none"/>
         </w:rPr>
         <w:t/>
       </w:r>
@@ -4297,7 +4252,7 @@
           <w:bCs/>
           <w:spacing w:val="-3"/>
           <w:kern w:val="0"/>
-          <ns2:ligatures ns2:val="none"/>
+          <w14:ligatures w14:val="none"/>
         </w:rPr>
         <w:t xml:space="preserve"/>
       </w:r>
@@ -4308,7 +4263,7 @@
           <w:kern w:val="0"/>
           <w:shd w:val="clear" w:color="auto" w:fill="FFFFFF"/>
           <w:lang w:eastAsia="es-PE"/>
-          <ns2:ligatures ns2:val="none"/>
+          <w14:ligatures w14:val="none"/>
         </w:rPr>
         <w:t xml:space="preserve"/>
       </w:r>
@@ -4319,7 +4274,7 @@
           <w:kern w:val="0"/>
           <w:shd w:val="clear" w:color="auto" w:fill="FFFFFF"/>
           <w:lang w:eastAsia="es-PE"/>
-          <ns2:ligatures ns2:val="none"/>
+          <w14:ligatures w14:val="none"/>
         </w:rPr>
         <w:t/>
       </w:r>
@@ -4330,7 +4285,7 @@
           <w:kern w:val="0"/>
           <w:shd w:val="clear" w:color="auto" w:fill="FFFFFF"/>
           <w:lang w:eastAsia="es-PE"/>
-          <ns2:ligatures ns2:val="none"/>
+          <w14:ligatures w14:val="none"/>
         </w:rPr>
         <w:t xml:space="preserve"/>
       </w:r>
@@ -4342,7 +4297,7 @@
           <w:kern w:val="0"/>
           <w:shd w:val="clear" w:color="auto" w:fill="FFFFFF"/>
           <w:lang w:eastAsia="es-PE"/>
-          <ns2:ligatures ns2:val="none"/>
+          <w14:ligatures w14:val="none"/>
         </w:rPr>
         <w:t/>
       </w:r>
@@ -4354,7 +4309,7 @@
           <w:kern w:val="0"/>
           <w:shd w:val="clear" w:color="auto" w:fill="FFFFFF"/>
           <w:lang w:eastAsia="es-PE"/>
-          <ns2:ligatures ns2:val="none"/>
+          <w14:ligatures w14:val="none"/>
         </w:rPr>
         <w:t xml:space="preserve"/>
       </w:r>
@@ -4371,7 +4326,7 @@
           <w:color w:val="000000"/>
           <w:kern w:val="0"/>
           <w:lang w:eastAsia="es-PE"/>
-          <ns2:ligatures ns2:val="none"/>
+          <w14:ligatures w14:val="none"/>
         </w:rPr>
         <w:t/>
       </w:r>
@@ -4388,7 +4343,7 @@
           <w:color w:val="000000"/>
           <w:kern w:val="0"/>
           <w:lang w:eastAsia="es-PE"/>
-          <ns2:ligatures ns2:val="none"/>
+          <w14:ligatures w14:val="none"/>
         </w:rPr>
         <w:t/>
       </w:r>
@@ -4414,7 +4369,7 @@
         <w:t/>
       </w:r>
     </w:p>
-    <w:p ns2:paraId="02D4AE47" ns2:textId="77777777">
+    <w:p>
       <w:pPr>
         <w:suppressAutoHyphens/>
         <w:spacing w:after="0" w:line="240" w:lineRule="auto"/>
@@ -4424,7 +4379,7 @@
         </w:rPr>
       </w:pPr>
     </w:p>
-    <w:p ns2:paraId="4FE8269B" ns2:textId="2BC68849">
+    <w:p>
       <w:pPr>
         <w:suppressAutoHyphens/>
         <w:spacing w:line="240" w:lineRule="auto"/>
@@ -4489,49 +4444,49 @@
         <w:t>efectúe el acuse de recibo mediante la confirmación de recepción de la notificación remitida por este despacho a su Casilla Electrónica, dentro de los cinco (5) primeros días hábiles siguientes a la fecha en que recibe la notificación.</w:t>
       </w:r>
     </w:p>
-    <w:p ns2:paraId="181DDD35" ns2:textId="77777777">
-      <w:pPr>
-        <w:spacing w:after="0" w:line="240" w:lineRule="auto"/>
-        <w:jc w:val="both"/>
-        <w:rPr>
-          <w:rFonts w:ascii="Arial Narrow" w:eastAsia="Arial Narrow" w:hAnsi="Arial Narrow" w:cs="Arial Narrow"/>
-          <w:b/>
-          <w:color w:val="000000"/>
-          <w:kern w:val="0"/>
-          <w:lang w:eastAsia="es-PE"/>
-          <ns2:ligatures ns2:val="none"/>
-        </w:rPr>
-      </w:pPr>
-    </w:p>
-    <w:p ns2:paraId="11799BDC" ns2:textId="77777777">
-      <w:pPr>
-        <w:spacing w:after="0" w:line="240" w:lineRule="auto"/>
-        <w:jc w:val="both"/>
-        <w:rPr>
-          <w:rFonts w:ascii="Arial Narrow" w:eastAsia="Arial Narrow" w:hAnsi="Arial Narrow" w:cs="Arial Narrow"/>
-          <w:b/>
-          <w:color w:val="000000"/>
-          <w:kern w:val="0"/>
-          <w:lang w:eastAsia="es-PE"/>
-          <ns2:ligatures ns2:val="none"/>
-        </w:rPr>
-      </w:pPr>
-    </w:p>
-    <w:p ns2:paraId="00017F14" ns2:textId="77777777">
-      <w:pPr>
-        <w:spacing w:after="0" w:line="240" w:lineRule="auto"/>
-        <w:jc w:val="both"/>
-        <w:rPr>
-          <w:rFonts w:ascii="Arial Narrow" w:eastAsia="Arial Narrow" w:hAnsi="Arial Narrow" w:cs="Arial Narrow"/>
-          <w:b/>
-          <w:color w:val="000000"/>
-          <w:kern w:val="0"/>
-          <w:lang w:eastAsia="es-PE"/>
-          <ns2:ligatures ns2:val="none"/>
-        </w:rPr>
-      </w:pPr>
-    </w:p>
-    <w:p ns2:paraId="5F73DDED" ns2:textId="77777777">
+    <w:p>
+      <w:pPr>
+        <w:spacing w:after="0" w:line="240" w:lineRule="auto"/>
+        <w:jc w:val="both"/>
+        <w:rPr>
+          <w:rFonts w:ascii="Arial Narrow" w:eastAsia="Arial Narrow" w:hAnsi="Arial Narrow" w:cs="Arial Narrow"/>
+          <w:b/>
+          <w:color w:val="000000"/>
+          <w:kern w:val="0"/>
+          <w:lang w:eastAsia="es-PE"/>
+          <w14:ligatures w14:val="none"/>
+        </w:rPr>
+      </w:pPr>
+    </w:p>
+    <w:p>
+      <w:pPr>
+        <w:spacing w:after="0" w:line="240" w:lineRule="auto"/>
+        <w:jc w:val="both"/>
+        <w:rPr>
+          <w:rFonts w:ascii="Arial Narrow" w:eastAsia="Arial Narrow" w:hAnsi="Arial Narrow" w:cs="Arial Narrow"/>
+          <w:b/>
+          <w:color w:val="000000"/>
+          <w:kern w:val="0"/>
+          <w:lang w:eastAsia="es-PE"/>
+          <w14:ligatures w14:val="none"/>
+        </w:rPr>
+      </w:pPr>
+    </w:p>
+    <w:p>
+      <w:pPr>
+        <w:spacing w:after="0" w:line="240" w:lineRule="auto"/>
+        <w:jc w:val="both"/>
+        <w:rPr>
+          <w:rFonts w:ascii="Arial Narrow" w:eastAsia="Arial Narrow" w:hAnsi="Arial Narrow" w:cs="Arial Narrow"/>
+          <w:b/>
+          <w:color w:val="000000"/>
+          <w:kern w:val="0"/>
+          <w:lang w:eastAsia="es-PE"/>
+          <w14:ligatures w14:val="none"/>
+        </w:rPr>
+      </w:pPr>
+    </w:p>
+    <w:p>
       <w:pPr>
         <w:shd w:val="clear" w:color="auto" w:fill="FFFFFF"/>
         <w:spacing w:after="0" w:line="240" w:lineRule="auto"/>
@@ -4542,7 +4497,7 @@
           <w:bCs/>
           <w:color w:val="000000"/>
           <w:kern w:val="0"/>
-          <ns2:ligatures ns2:val="none"/>
+          <w14:ligatures w14:val="none"/>
         </w:rPr>
       </w:pPr>
       <w:r>
@@ -4552,12 +4507,12 @@
           <w:bCs/>
           <w:color w:val="000000"/>
           <w:kern w:val="0"/>
-          <ns2:ligatures ns2:val="none"/>
+          <w14:ligatures w14:val="none"/>
         </w:rPr>
         <w:t>EVELING ROA QUISPE</w:t>
       </w:r>
     </w:p>
-    <w:p ns2:paraId="7B15A8F5" ns2:textId="77777777">
+    <w:p>
       <w:pPr>
         <w:shd w:val="clear" w:color="auto" w:fill="FFFFFF"/>
         <w:spacing w:after="0" w:line="240" w:lineRule="auto"/>
@@ -4568,7 +4523,7 @@
           <w:bCs/>
           <w:color w:val="000000"/>
           <w:kern w:val="0"/>
-          <ns2:ligatures ns2:val="none"/>
+          <w14:ligatures w14:val="none"/>
         </w:rPr>
       </w:pPr>
       <w:r>
@@ -4578,12 +4533,12 @@
           <w:bCs/>
           <w:color w:val="000000"/>
           <w:kern w:val="0"/>
-          <ns2:ligatures ns2:val="none"/>
+          <w14:ligatures w14:val="none"/>
         </w:rPr>
         <w:t>Secretaria Técnica</w:t>
       </w:r>
     </w:p>
-    <w:p ns2:paraId="5490FA6F" ns2:textId="015D0950">
+    <w:p>
       <w:pPr>
         <w:shd w:val="clear" w:color="auto" w:fill="FFFFFF"/>
         <w:spacing w:after="0" w:line="240" w:lineRule="auto"/>
@@ -4592,7 +4547,7 @@
           <w:rFonts w:ascii="Arial Narrow" w:eastAsia="Calibri" w:hAnsi="Arial Narrow" w:cs="Times New Roman"/>
           <w:color w:val="000000"/>
           <w:kern w:val="0"/>
-          <ns2:ligatures ns2:val="none"/>
+          <w14:ligatures w14:val="none"/>
         </w:rPr>
       </w:pPr>
       <w:r>
@@ -4602,7 +4557,7 @@
           <w:bCs/>
           <w:color w:val="000000"/>
           <w:kern w:val="0"/>
-          <ns2:ligatures ns2:val="none"/>
+          <w14:ligatures w14:val="none"/>
         </w:rPr>
         <w:t>Comisión </w:t>
       </w:r>
@@ -4614,7 +4569,7 @@
           <w:color w:val="000000"/>
           <w:kern w:val="0"/>
           <w:shd w:val="clear" w:color="auto" w:fill="FFFFFF"/>
-          <ns2:ligatures ns2:val="none"/>
+          <w14:ligatures w14:val="none"/>
         </w:rPr>
         <w:t>de</w:t>
       </w:r>
@@ -4625,13 +4580,13 @@
           <w:bCs/>
           <w:color w:val="000000"/>
           <w:kern w:val="0"/>
-          <ns2:ligatures ns2:val="none"/>
+          <w14:ligatures w14:val="none"/>
         </w:rPr>
         <w:t> Protección al Consumidor 1</w:t>
       </w:r>
     </w:p>
     <w:bookmarkEnd w:id="0"/>
-    <w:p ns2:paraId="0B9A1116" ns2:textId="5DCEAE3C">
+    <w:p>
       <w:pPr>
         <w:spacing w:after="0" w:line="240" w:lineRule="auto"/>
         <w:jc w:val="both"/>
@@ -4649,7 +4604,7 @@
           <w:sz w:val="16"/>
           <w:szCs w:val="16"/>
           <w:lang w:eastAsia="es-PE"/>
-          <ns2:ligatures ns2:val="none"/>
+          <w14:ligatures w14:val="none"/>
         </w:rPr>
         <w:t>LSM/</w:t>
       </w:r>
@@ -4661,14 +4616,14 @@
           <w:sz w:val="16"/>
           <w:szCs w:val="16"/>
           <w:lang w:eastAsia="es-PE"/>
-          <ns2:ligatures ns2:val="none"/>
+          <w14:ligatures w14:val="none"/>
         </w:rPr>
         <w:t>JCQ</w:t>
       </w:r>
     </w:p>
     <w:sectPr>
-      <w:headerReference w:type="default" ns3:id="rId8"/>
-      <w:footerReference w:type="default" ns3:id="rId9"/>
+      <w:headerReference w:type="default" r:id="rId8"/>
+      <w:footerReference w:type="default" r:id="rId9"/>
       <w:pgSz w:w="11906" w:h="16838"/>
       <w:pgMar w:top="1417" w:right="1701" w:bottom="1417" w:left="1701" w:header="708" w:footer="708" w:gutter="0"/>
       <w:cols w:space="708"/>
@@ -4679,7 +4634,7 @@
 </file>
 
 <file path=word/endnotes.xml><?xml version="1.0" encoding="utf-8"?>
-<w:endnotes xmlns:wpc="http://schemas.microsoft.com/office/word/2010/wordprocessingCanvas" xmlns:cx="http://schemas.microsoft.com/office/drawing/2014/chartex" xmlns:cx1="http://schemas.microsoft.com/office/drawing/2015/9/8/chartex" xmlns:cx2="http://schemas.microsoft.com/office/drawing/2015/10/21/chartex" xmlns:cx3="http://schemas.microsoft.com/office/drawing/2016/5/9/chartex" xmlns:cx4="http://schemas.microsoft.com/office/drawing/2016/5/10/chartex" xmlns:cx5="http://schemas.microsoft.com/office/drawing/2016/5/11/chartex" xmlns:cx6="http://schemas.microsoft.com/office/drawing/2016/5/12/chartex" xmlns:cx7="http://schemas.microsoft.com/office/drawing/2016/5/13/chartex" xmlns:cx8="http://schemas.microsoft.com/office/drawing/2016/5/14/chartex" xmlns:mc="http://schemas.openxmlformats.org/markup-compatibility/2006" xmlns:aink="http://schemas.microsoft.com/office/drawing/2016/ink" xmlns:am3d="http://schemas.microsoft.com/office/drawing/2017/model3d" xmlns:o="urn:schemas-microsoft-com:office:office" xmlns:oel="http://schemas.microsoft.com/office/2019/extlst" xmlns:r="http://schemas.openxmlformats.org/officeDocument/2006/relationships" xmlns:m="http://schemas.openxmlformats.org/officeDocument/2006/math" xmlns:v="urn:schemas-microsoft-com:vml" xmlns:wp14="http://schemas.microsoft.com/office/word/2010/wordprocessingDrawing" xmlns:wp="http://schemas.openxmlformats.org/drawingml/2006/wordprocessingDrawing" xmlns:w10="urn:schemas-microsoft-com:office:word" xmlns:w="http://schemas.openxmlformats.org/wordprocessingml/2006/main" xmlns:w14="http://schemas.microsoft.com/office/word/2010/wordml" xmlns:w15="http://schemas.microsoft.com/office/word/2012/wordml" xmlns:w16cex="http://schemas.microsoft.com/office/word/2018/wordml/cex" xmlns:w16cid="http://schemas.microsoft.com/office/word/2016/wordml/cid" xmlns:w16="http://schemas.microsoft.com/office/word/2018/wordml" xmlns:w16du="http://schemas.microsoft.com/office/word/2023/wordml/word16du" xmlns:w16sdtdh="http://schemas.microsoft.com/office/word/2020/wordml/sdtdatahash" xmlns:w16sdtfl="http://schemas.microsoft.com/office/word/2024/wordml/sdtformatlock" xmlns:w16se="http://schemas.microsoft.com/office/word/2015/wordml/symex" xmlns:wpg="http://schemas.microsoft.com/office/word/2010/wordprocessingGroup" xmlns:wpi="http://schemas.microsoft.com/office/word/2010/wordprocessingInk" xmlns:wne="http://schemas.microsoft.com/office/word/2006/wordml" xmlns:wps="http://schemas.microsoft.com/office/word/2010/wordprocessingShape" mc:Ignorable="w14 w15 w16se w16cid w16 w16cex w16sdtdh w16sdtfl w16du wp14">
+<w:endnotes xmlns:mc="http://schemas.openxmlformats.org/markup-compatibility/2006" xmlns:r="http://schemas.openxmlformats.org/officeDocument/2006/relationships" xmlns:w="http://schemas.openxmlformats.org/wordprocessingml/2006/main" xmlns:w14="http://schemas.microsoft.com/office/word/2010/wordml" xmlns:w15="http://schemas.microsoft.com/office/word/2012/wordml" xmlns:w16="http://schemas.microsoft.com/office/word/2018/wordml" xmlns:w16cex="http://schemas.microsoft.com/office/word/2018/wordml/cex" xmlns:w16cid="http://schemas.microsoft.com/office/word/2016/wordml/cid" xmlns:w16du="http://schemas.microsoft.com/office/word/2023/wordml/word16du" xmlns:w16sdtdh="http://schemas.microsoft.com/office/word/2020/wordml/sdtdatahash" xmlns:w16se="http://schemas.microsoft.com/office/word/2015/wordml/symex" xmlns:wp14="http://schemas.microsoft.com/office/word/2010/wordprocessingDrawing" mc:Ignorable="w14 w15 w16se w16cid w16 w16cex w16sdtdh w16du wp14">
   <w:endnote w:type="separator" w:id="-1">
     <w:p>
       <w:pPr>
@@ -4704,7 +4659,7 @@
 </file>
 
 <file path=word/footer1.xml><?xml version="1.0" encoding="utf-8"?>
-<w:ftr xmlns:wpc="http://schemas.microsoft.com/office/word/2010/wordprocessingCanvas" xmlns:cx="http://schemas.microsoft.com/office/drawing/2014/chartex" xmlns:cx1="http://schemas.microsoft.com/office/drawing/2015/9/8/chartex" xmlns:cx2="http://schemas.microsoft.com/office/drawing/2015/10/21/chartex" xmlns:cx3="http://schemas.microsoft.com/office/drawing/2016/5/9/chartex" xmlns:cx4="http://schemas.microsoft.com/office/drawing/2016/5/10/chartex" xmlns:cx5="http://schemas.microsoft.com/office/drawing/2016/5/11/chartex" xmlns:cx6="http://schemas.microsoft.com/office/drawing/2016/5/12/chartex" xmlns:cx7="http://schemas.microsoft.com/office/drawing/2016/5/13/chartex" xmlns:cx8="http://schemas.microsoft.com/office/drawing/2016/5/14/chartex" xmlns:mc="http://schemas.openxmlformats.org/markup-compatibility/2006" xmlns:aink="http://schemas.microsoft.com/office/drawing/2016/ink" xmlns:am3d="http://schemas.microsoft.com/office/drawing/2017/model3d" xmlns:o="urn:schemas-microsoft-com:office:office" xmlns:oel="http://schemas.microsoft.com/office/2019/extlst" xmlns:r="http://schemas.openxmlformats.org/officeDocument/2006/relationships" xmlns:m="http://schemas.openxmlformats.org/officeDocument/2006/math" xmlns:v="urn:schemas-microsoft-com:vml" xmlns:wp14="http://schemas.microsoft.com/office/word/2010/wordprocessingDrawing" xmlns:wp="http://schemas.openxmlformats.org/drawingml/2006/wordprocessingDrawing" xmlns:w10="urn:schemas-microsoft-com:office:word" xmlns:w="http://schemas.openxmlformats.org/wordprocessingml/2006/main" xmlns:w14="http://schemas.microsoft.com/office/word/2010/wordml" xmlns:w15="http://schemas.microsoft.com/office/word/2012/wordml" xmlns:w16cex="http://schemas.microsoft.com/office/word/2018/wordml/cex" xmlns:w16cid="http://schemas.microsoft.com/office/word/2016/wordml/cid" xmlns:w16="http://schemas.microsoft.com/office/word/2018/wordml" xmlns:w16du="http://schemas.microsoft.com/office/word/2023/wordml/word16du" xmlns:w16sdtdh="http://schemas.microsoft.com/office/word/2020/wordml/sdtdatahash" xmlns:w16sdtfl="http://schemas.microsoft.com/office/word/2024/wordml/sdtformatlock" xmlns:w16se="http://schemas.microsoft.com/office/word/2015/wordml/symex" xmlns:wpg="http://schemas.microsoft.com/office/word/2010/wordprocessingGroup" xmlns:wpi="http://schemas.microsoft.com/office/word/2010/wordprocessingInk" xmlns:wne="http://schemas.microsoft.com/office/word/2006/wordml" xmlns:wps="http://schemas.microsoft.com/office/word/2010/wordprocessingShape" mc:Ignorable="w14 w15 w16se w16cid w16 w16cex w16sdtdh w16sdtfl w16du wp14">
+<w:ftr xmlns:mc="http://schemas.openxmlformats.org/markup-compatibility/2006" xmlns:r="http://schemas.openxmlformats.org/officeDocument/2006/relationships" xmlns:w="http://schemas.openxmlformats.org/wordprocessingml/2006/main" xmlns:w14="http://schemas.microsoft.com/office/word/2010/wordml" xmlns:w15="http://schemas.microsoft.com/office/word/2012/wordml" xmlns:w16="http://schemas.microsoft.com/office/word/2018/wordml" xmlns:w16cex="http://schemas.microsoft.com/office/word/2018/wordml/cex" xmlns:w16cid="http://schemas.microsoft.com/office/word/2016/wordml/cid" xmlns:w16du="http://schemas.microsoft.com/office/word/2023/wordml/word16du" xmlns:w16sdtdh="http://schemas.microsoft.com/office/word/2020/wordml/sdtdatahash" xmlns:w16se="http://schemas.microsoft.com/office/word/2015/wordml/symex" xmlns:wp14="http://schemas.microsoft.com/office/word/2010/wordprocessingDrawing" mc:Ignorable="w14 w15 w16se w16cid w16 w16cex w16sdtdh w16du wp14">
   <w:p>
     <w:pPr>
       <w:pBdr>
@@ -4742,7 +4697,7 @@
 </file>
 
 <file path=word/footnotes.xml><?xml version="1.0" encoding="utf-8"?>
-<w:footnotes xmlns:wpc="http://schemas.microsoft.com/office/word/2010/wordprocessingCanvas" xmlns:cx="http://schemas.microsoft.com/office/drawing/2014/chartex" xmlns:cx1="http://schemas.microsoft.com/office/drawing/2015/9/8/chartex" xmlns:cx2="http://schemas.microsoft.com/office/drawing/2015/10/21/chartex" xmlns:cx3="http://schemas.microsoft.com/office/drawing/2016/5/9/chartex" xmlns:cx4="http://schemas.microsoft.com/office/drawing/2016/5/10/chartex" xmlns:cx5="http://schemas.microsoft.com/office/drawing/2016/5/11/chartex" xmlns:cx6="http://schemas.microsoft.com/office/drawing/2016/5/12/chartex" xmlns:cx7="http://schemas.microsoft.com/office/drawing/2016/5/13/chartex" xmlns:cx8="http://schemas.microsoft.com/office/drawing/2016/5/14/chartex" xmlns:mc="http://schemas.openxmlformats.org/markup-compatibility/2006" xmlns:aink="http://schemas.microsoft.com/office/drawing/2016/ink" xmlns:am3d="http://schemas.microsoft.com/office/drawing/2017/model3d" xmlns:o="urn:schemas-microsoft-com:office:office" xmlns:oel="http://schemas.microsoft.com/office/2019/extlst" xmlns:r="http://schemas.openxmlformats.org/officeDocument/2006/relationships" xmlns:m="http://schemas.openxmlformats.org/officeDocument/2006/math" xmlns:v="urn:schemas-microsoft-com:vml" xmlns:wp14="http://schemas.microsoft.com/office/word/2010/wordprocessingDrawing" xmlns:wp="http://schemas.openxmlformats.org/drawingml/2006/wordprocessingDrawing" xmlns:w10="urn:schemas-microsoft-com:office:word" xmlns:w="http://schemas.openxmlformats.org/wordprocessingml/2006/main" xmlns:w14="http://schemas.microsoft.com/office/word/2010/wordml" xmlns:w15="http://schemas.microsoft.com/office/word/2012/wordml" xmlns:w16cex="http://schemas.microsoft.com/office/word/2018/wordml/cex" xmlns:w16cid="http://schemas.microsoft.com/office/word/2016/wordml/cid" xmlns:w16="http://schemas.microsoft.com/office/word/2018/wordml" xmlns:w16du="http://schemas.microsoft.com/office/word/2023/wordml/word16du" xmlns:w16sdtdh="http://schemas.microsoft.com/office/word/2020/wordml/sdtdatahash" xmlns:w16sdtfl="http://schemas.microsoft.com/office/word/2024/wordml/sdtformatlock" xmlns:w16se="http://schemas.microsoft.com/office/word/2015/wordml/symex" xmlns:wpg="http://schemas.microsoft.com/office/word/2010/wordprocessingGroup" xmlns:wpi="http://schemas.microsoft.com/office/word/2010/wordprocessingInk" xmlns:wne="http://schemas.microsoft.com/office/word/2006/wordml" xmlns:wps="http://schemas.microsoft.com/office/word/2010/wordprocessingShape" mc:Ignorable="w14 w15 w16se w16cid w16 w16cex w16sdtdh w16sdtfl w16du wp14">
+<w:footnotes xmlns:mc="http://schemas.openxmlformats.org/markup-compatibility/2006" xmlns:r="http://schemas.openxmlformats.org/officeDocument/2006/relationships" xmlns:w="http://schemas.openxmlformats.org/wordprocessingml/2006/main" xmlns:w14="http://schemas.microsoft.com/office/word/2010/wordml" xmlns:w15="http://schemas.microsoft.com/office/word/2012/wordml" xmlns:w16="http://schemas.microsoft.com/office/word/2018/wordml" xmlns:w16cex="http://schemas.microsoft.com/office/word/2018/wordml/cex" xmlns:w16cid="http://schemas.microsoft.com/office/word/2016/wordml/cid" xmlns:w16du="http://schemas.microsoft.com/office/word/2023/wordml/word16du" xmlns:w16sdtdh="http://schemas.microsoft.com/office/word/2020/wordml/sdtdatahash" xmlns:w16se="http://schemas.microsoft.com/office/word/2015/wordml/symex" xmlns:wp14="http://schemas.microsoft.com/office/word/2010/wordprocessingDrawing" mc:Ignorable="w14 w15 w16se w16cid w16 w16cex w16sdtdh w16du wp14">
   <w:footnote w:type="separator" w:id="-1">
     <w:p>
       <w:pPr>
@@ -6350,6 +6305,161 @@
       </w:pPr>
     </w:p>
   </w:footnote>
+  <w:footnote w:id="15">
+    <w:p>
+      <w:pPr>
+        <w:pStyle w:val="Textonotapie"/>
+        <w:ind w:left="567" w:hanging="567"/>
+        <w:jc w:val="both"/>
+      </w:pPr>
+      <w:r>
+        <w:rPr>
+          <w:rStyle w:val="Refdenotaalpie"/>
+          <w:rFonts w:ascii="Arial Narrow" w:hAnsi="Arial Narrow" w:cs="Arial"/>
+          <w:sz w:val="16"/>
+          <w:szCs w:val="16"/>
+          <w:vertAlign w:val="superscript"/>
+        </w:rPr>
+        <w:footnoteRef/>
+      </w:r>
+      <w:r>
+        <w:rPr>
+          <w:rFonts w:ascii="Arial Narrow" w:hAnsi="Arial Narrow" w:cs="Arial"/>
+          <w:sz w:val="16"/>
+          <w:szCs w:val="16"/>
+        </w:rPr>
+        <w:tab/>
+      </w:r>
+      <w:r>
+        <w:rPr>
+          <w:rFonts w:ascii="Arial Narrow" w:hAnsi="Arial Narrow" w:cs="Arial"/>
+          <w:b/>
+          <w:bCs/>
+          <w:sz w:val="16"/>
+          <w:szCs w:val="16"/>
+        </w:rPr>
+        <w:t xml:space="preserve">DECRETO LEGISLATIVO 807, LEY SOBRE FACULTADES, NORMAS Y ORGANIZACIÓN DEL INDECOPI, publicado el 18 de abril de 1996</w:t>
+      </w:r>
+    </w:p>
+    <w:p>
+      <w:pPr>
+        <w:pStyle w:val="Textonotapie"/>
+        <w:ind w:left="567" w:hanging="567"/>
+        <w:jc w:val="both"/>
+      </w:pPr>
+      <w:r>
+        <w:rPr>
+          <w:rFonts w:ascii="Arial Narrow" w:hAnsi="Arial Narrow" w:cs="Arial"/>
+          <w:sz w:val="16"/>
+          <w:szCs w:val="16"/>
+        </w:rPr>
+        <w:tab/>
+      </w:r>
+      <w:r>
+        <w:rPr>
+          <w:rFonts w:ascii="Arial Narrow" w:hAnsi="Arial Narrow" w:cs="Arial"/>
+          <w:b/>
+          <w:bCs/>
+          <w:sz w:val="16"/>
+          <w:szCs w:val="16"/>
+        </w:rPr>
+        <w:t xml:space="preserve">Artículo 26.-</w:t>
+      </w:r>
+      <w:r>
+        <w:rPr>
+          <w:rFonts w:ascii="Arial Narrow" w:hAnsi="Arial Narrow" w:cs="Arial"/>
+          <w:sz w:val="16"/>
+          <w:szCs w:val="16"/>
+        </w:rPr>
+        <w:t xml:space="preserve"> Una vez admitida a trámite la denuncia, se correrá traslado de la misma al denunciado, a fin de que éste presente su descargo. El plazo para la presentación del descargo será de cinco (5) días contados desde la notificación, vencido el cual, el Secretario Técnico declarará en rebeldía al denunciado que no lo hubiera presentado.</w:t>
+      </w:r>
+    </w:p>
+  </w:footnote>
+  <w:footnote w:id="16">
+    <w:p>
+      <w:pPr>
+        <w:pStyle w:val="Textonotapie"/>
+        <w:ind w:left="567" w:hanging="567"/>
+        <w:jc w:val="both"/>
+      </w:pPr>
+      <w:r>
+        <w:rPr>
+          <w:rStyle w:val="Refdenotaalpie"/>
+          <w:rFonts w:ascii="Arial Narrow" w:hAnsi="Arial Narrow" w:cs="Arial"/>
+          <w:sz w:val="16"/>
+          <w:szCs w:val="16"/>
+          <w:vertAlign w:val="superscript"/>
+        </w:rPr>
+        <w:footnoteRef/>
+      </w:r>
+      <w:r>
+        <w:rPr>
+          <w:rFonts w:ascii="Arial Narrow" w:hAnsi="Arial Narrow" w:cs="Arial"/>
+          <w:sz w:val="16"/>
+          <w:szCs w:val="16"/>
+        </w:rPr>
+        <w:tab/>
+      </w:r>
+      <w:r>
+        <w:rPr>
+          <w:rFonts w:ascii="Arial Narrow" w:hAnsi="Arial Narrow" w:cs="Arial"/>
+          <w:b/>
+          <w:bCs/>
+          <w:sz w:val="16"/>
+          <w:szCs w:val="16"/>
+        </w:rPr>
+        <w:t xml:space="preserve">DECRETO SUPREMO 006-2026-JUS, TEXTO ÚNICO ORDENADO DE LA LEY 27444, LEY DEL PROCEDIMIENTO ADMINISTRATIVO GENERAL, publicado el 30 de abril de 2026</w:t>
+      </w:r>
+    </w:p>
+    <w:p>
+      <w:pPr>
+        <w:pStyle w:val="Textonotapie"/>
+        <w:ind w:left="567" w:hanging="567"/>
+        <w:jc w:val="both"/>
+      </w:pPr>
+      <w:r>
+        <w:rPr>
+          <w:rFonts w:ascii="Arial Narrow" w:hAnsi="Arial Narrow" w:cs="Arial"/>
+          <w:sz w:val="16"/>
+          <w:szCs w:val="16"/>
+        </w:rPr>
+        <w:tab/>
+      </w:r>
+      <w:r>
+        <w:rPr>
+          <w:rFonts w:ascii="Arial Narrow" w:hAnsi="Arial Narrow" w:cs="Arial"/>
+          <w:b/>
+          <w:bCs/>
+          <w:sz w:val="16"/>
+          <w:szCs w:val="16"/>
+        </w:rPr>
+        <w:t xml:space="preserve">Artículo 223.- Contestación de la reclamación</w:t>
+      </w:r>
+    </w:p>
+    <w:p>
+      <w:pPr>
+        <w:pStyle w:val="Textonotapie"/>
+        <w:ind w:left="567" w:hanging="567"/>
+        <w:jc w:val="both"/>
+      </w:pPr>
+      <w:r>
+        <w:rPr>
+          <w:rFonts w:ascii="Arial Narrow" w:hAnsi="Arial Narrow" w:cs="Arial"/>
+          <w:sz w:val="16"/>
+          <w:szCs w:val="16"/>
+        </w:rPr>
+        <w:tab/>
+      </w:r>
+      <w:r>
+        <w:rPr>
+          <w:rFonts w:ascii="Arial Narrow" w:hAnsi="Arial Narrow" w:cs="Arial"/>
+          <w:sz w:val="16"/>
+          <w:szCs w:val="16"/>
+        </w:rPr>
+        <w:t xml:space="preserve">223.1 El reclamado deberá presentar la contestación de la reclamación dentro de los quince (15) días posteriores a la notificación de ésta; vencido este plazo, la Administración declarará en rebeldía al reclamado que no la hubiera presentado. La contestación deberá contener los requisitos de los escritos previstos en el artículo 113 de la presente Ley, así como la absolución de todos los asuntos controvertidos de hecho y de derecho, Las alegaciones y los hechos relevantes de la reclamación, salvo que hayan sido específicamente negadas en la contestación, se tendrán por aceptadas o merituadas como ciertas.</w:t>
+      </w:r>
+    </w:p>
+  </w:footnote>
   <w:footnote w:id="10">
     <w:p>
       <w:pPr>
@@ -7932,7 +8042,7 @@
 </file>
 
 <file path=word/header1.xml><?xml version="1.0" encoding="utf-8"?>
-<w:hdr xmlns:wpc="http://schemas.microsoft.com/office/word/2010/wordprocessingCanvas" xmlns:cx="http://schemas.microsoft.com/office/drawing/2014/chartex" xmlns:cx1="http://schemas.microsoft.com/office/drawing/2015/9/8/chartex" xmlns:cx2="http://schemas.microsoft.com/office/drawing/2015/10/21/chartex" xmlns:cx3="http://schemas.microsoft.com/office/drawing/2016/5/9/chartex" xmlns:cx4="http://schemas.microsoft.com/office/drawing/2016/5/10/chartex" xmlns:cx5="http://schemas.microsoft.com/office/drawing/2016/5/11/chartex" xmlns:cx6="http://schemas.microsoft.com/office/drawing/2016/5/12/chartex" xmlns:cx7="http://schemas.microsoft.com/office/drawing/2016/5/13/chartex" xmlns:cx8="http://schemas.microsoft.com/office/drawing/2016/5/14/chartex" xmlns:mc="http://schemas.openxmlformats.org/markup-compatibility/2006" xmlns:aink="http://schemas.microsoft.com/office/drawing/2016/ink" xmlns:am3d="http://schemas.microsoft.com/office/drawing/2017/model3d" xmlns:o="urn:schemas-microsoft-com:office:office" xmlns:oel="http://schemas.microsoft.com/office/2019/extlst" xmlns:r="http://schemas.openxmlformats.org/officeDocument/2006/relationships" xmlns:m="http://schemas.openxmlformats.org/officeDocument/2006/math" xmlns:v="urn:schemas-microsoft-com:vml" xmlns:wp14="http://schemas.microsoft.com/office/word/2010/wordprocessingDrawing" xmlns:wp="http://schemas.openxmlformats.org/drawingml/2006/wordprocessingDrawing" xmlns:w10="urn:schemas-microsoft-com:office:word" xmlns:w="http://schemas.openxmlformats.org/wordprocessingml/2006/main" xmlns:w14="http://schemas.microsoft.com/office/word/2010/wordml" xmlns:w15="http://schemas.microsoft.com/office/word/2012/wordml" xmlns:w16cex="http://schemas.microsoft.com/office/word/2018/wordml/cex" xmlns:w16cid="http://schemas.microsoft.com/office/word/2016/wordml/cid" xmlns:w16="http://schemas.microsoft.com/office/word/2018/wordml" xmlns:w16du="http://schemas.microsoft.com/office/word/2023/wordml/word16du" xmlns:w16sdtdh="http://schemas.microsoft.com/office/word/2020/wordml/sdtdatahash" xmlns:w16sdtfl="http://schemas.microsoft.com/office/word/2024/wordml/sdtformatlock" xmlns:w16se="http://schemas.microsoft.com/office/word/2015/wordml/symex" xmlns:wpg="http://schemas.microsoft.com/office/word/2010/wordprocessingGroup" xmlns:wpi="http://schemas.microsoft.com/office/word/2010/wordprocessingInk" xmlns:wne="http://schemas.microsoft.com/office/word/2006/wordml" xmlns:wps="http://schemas.microsoft.com/office/word/2010/wordprocessingShape" mc:Ignorable="w14 w15 w16se w16cid w16 w16cex w16sdtdh w16sdtfl w16du wp14">
+<w:hdr xmlns:a="http://schemas.openxmlformats.org/drawingml/2006/main" xmlns:a14="http://schemas.microsoft.com/office/drawing/2010/main" xmlns:mc="http://schemas.openxmlformats.org/markup-compatibility/2006" xmlns:pic="http://schemas.openxmlformats.org/drawingml/2006/picture" xmlns:r="http://schemas.openxmlformats.org/officeDocument/2006/relationships" xmlns:w="http://schemas.openxmlformats.org/wordprocessingml/2006/main" xmlns:w14="http://schemas.microsoft.com/office/word/2010/wordml" xmlns:w15="http://schemas.microsoft.com/office/word/2012/wordml" xmlns:w16="http://schemas.microsoft.com/office/word/2018/wordml" xmlns:w16cex="http://schemas.microsoft.com/office/word/2018/wordml/cex" xmlns:w16cid="http://schemas.microsoft.com/office/word/2016/wordml/cid" xmlns:w16du="http://schemas.microsoft.com/office/word/2023/wordml/word16du" xmlns:w16sdtdh="http://schemas.microsoft.com/office/word/2020/wordml/sdtdatahash" xmlns:w16se="http://schemas.microsoft.com/office/word/2015/wordml/symex" xmlns:wp="http://schemas.openxmlformats.org/drawingml/2006/wordprocessingDrawing" xmlns:wp14="http://schemas.microsoft.com/office/word/2010/wordprocessingDrawing" mc:Ignorable="w14 w15 w16se w16cid w16 w16cex w16sdtdh w16du wp14">
   <w:tbl>
     <w:tblPr>
       <w:tblW w:w="8645" w:type="dxa"/>

--- a/plantillas_maestras/02_seguro_vida/materia_general_asegurativa/2_o_mas_ddos_varios/varon/TPL_0906_2025_SEGURO_VIDA_MATERIA_GENERAL_ASEGURATIVA_ASEGURADORA_VARON_R1.docx
+++ b/plantillas_maestras/02_seguro_vida/materia_general_asegurativa/2_o_mas_ddos_varios/varon/TPL_0906_2025_SEGURO_VIDA_MATERIA_GENERAL_ASEGURATIVA_ASEGURADORA_VARON_R1.docx
@@ -10,9 +10,11 @@
         <w:spacing w:after="0" w:line="240" w:lineRule="auto"/>
         <w:jc w:val="both"/>
         <w:rPr>
-          <w:rFonts w:ascii="Arial Narrow" w:eastAsia="Times New Roman" w:hAnsi="Arial Narrow" w:cs="Times New Roman"/>
-          <w:color w:val="000000"/>
-          <w:kern w:val="0"/>
+          <w:rFonts w:ascii="Arial Narrow" w:eastAsia="Arial Narrow" w:hAnsi="Arial Narrow" w:cs="Arial Narrow"/>
+          <w:color w:val="000000"/>
+          <w:kern w:val="0"/>
+          <w:sz w:val="22"/>
+          <w:szCs w:val="22"/>
           <w:lang w:eastAsia="es-PE"/>
           <w14:ligatures w14:val="none"/>
         </w:rPr>
@@ -24,6 +26,8 @@
           <w:b/>
           <w:color w:val="000000"/>
           <w:kern w:val="0"/>
+          <w:sz w:val="22"/>
+          <w:szCs w:val="22"/>
           <w:lang w:eastAsia="es-PE"/>
           <w14:ligatures w14:val="none"/>
         </w:rPr>
@@ -35,6 +39,8 @@
           <w:b/>
           <w:color w:val="000000"/>
           <w:kern w:val="0"/>
+          <w:sz w:val="22"/>
+          <w:szCs w:val="22"/>
           <w:lang w:eastAsia="es-PE"/>
           <w14:ligatures w14:val="none"/>
         </w:rPr>
@@ -47,6 +53,8 @@
           <w:b/>
           <w:color w:val="000000"/>
           <w:kern w:val="0"/>
+          <w:sz w:val="22"/>
+          <w:szCs w:val="22"/>
           <w:lang w:eastAsia="es-PE"/>
           <w14:ligatures w14:val="none"/>
         </w:rPr>
@@ -54,11 +62,13 @@
       </w:r>
       <w:r>
         <w:rPr>
-          <w:rFonts w:ascii="Arial Narrow" w:eastAsia="Times New Roman" w:hAnsi="Arial Narrow" w:cs="Times New Roman"/>
+          <w:rFonts w:ascii="Arial Narrow" w:eastAsia="Arial Narrow" w:hAnsi="Arial Narrow" w:cs="Arial Narrow"/>
           <w:b/>
           <w:bCs/>
           <w:color w:val="000000"/>
           <w:kern w:val="0"/>
+          <w:sz w:val="22"/>
+          <w:szCs w:val="22"/>
           <w:shd w:val="clear" w:color="auto" w:fill="FFFFFF"/>
           <w:lang w:eastAsia="es-PE"/>
           <w14:ligatures w14:val="none"/>
@@ -80,16 +90,20 @@
           <w:b/>
           <w:color w:val="000000"/>
           <w:kern w:val="0"/>
-          <w:lang w:eastAsia="es-PE"/>
-          <w14:ligatures w14:val="none"/>
-        </w:rPr>
-      </w:pPr>
-      <w:r>
-        <w:rPr>
-          <w:rFonts w:ascii="Arial Narrow" w:eastAsia="Arial Narrow" w:hAnsi="Arial Narrow" w:cs="Arial Narrow"/>
-          <w:b/>
-          <w:color w:val="000000"/>
-          <w:kern w:val="0"/>
+          <w:sz w:val="22"/>
+          <w:szCs w:val="22"/>
+          <w:lang w:eastAsia="es-PE"/>
+          <w14:ligatures w14:val="none"/>
+        </w:rPr>
+      </w:pPr>
+      <w:r>
+        <w:rPr>
+          <w:rFonts w:ascii="Arial Narrow" w:eastAsia="Arial Narrow" w:hAnsi="Arial Narrow" w:cs="Arial Narrow"/>
+          <w:b/>
+          <w:color w:val="000000"/>
+          <w:kern w:val="0"/>
+          <w:sz w:val="22"/>
+          <w:szCs w:val="22"/>
           <w:lang w:eastAsia="es-PE"/>
           <w14:ligatures w14:val="none"/>
         </w:rPr>
@@ -114,16 +128,20 @@
           <w:b/>
           <w:color w:val="000000"/>
           <w:kern w:val="0"/>
-          <w:lang w:eastAsia="es-PE"/>
-          <w14:ligatures w14:val="none"/>
-        </w:rPr>
-      </w:pPr>
-      <w:r>
-        <w:rPr>
-          <w:rFonts w:ascii="Arial Narrow" w:eastAsia="Arial Narrow" w:hAnsi="Arial Narrow" w:cs="Arial Narrow"/>
-          <w:b/>
-          <w:color w:val="000000"/>
-          <w:kern w:val="0"/>
+          <w:sz w:val="22"/>
+          <w:szCs w:val="22"/>
+          <w:lang w:eastAsia="es-PE"/>
+          <w14:ligatures w14:val="none"/>
+        </w:rPr>
+      </w:pPr>
+      <w:r>
+        <w:rPr>
+          <w:rFonts w:ascii="Arial Narrow" w:eastAsia="Arial Narrow" w:hAnsi="Arial Narrow" w:cs="Arial Narrow"/>
+          <w:b/>
+          <w:color w:val="000000"/>
+          <w:kern w:val="0"/>
+          <w:sz w:val="22"/>
+          <w:szCs w:val="22"/>
           <w:lang w:eastAsia="es-PE"/>
           <w14:ligatures w14:val="none"/>
         </w:rPr>
@@ -135,6 +153,8 @@
           <w:b/>
           <w:color w:val="000000"/>
           <w:kern w:val="0"/>
+          <w:sz w:val="22"/>
+          <w:szCs w:val="22"/>
           <w:lang w:eastAsia="es-PE"/>
           <w14:ligatures w14:val="none"/>
         </w:rPr>
@@ -147,6 +167,8 @@
           <w:b/>
           <w:color w:val="000000"/>
           <w:kern w:val="0"/>
+          <w:sz w:val="22"/>
+          <w:szCs w:val="22"/>
           <w:lang w:eastAsia="es-PE"/>
           <w14:ligatures w14:val="none"/>
         </w:rPr>
@@ -158,6 +180,8 @@
           <w:b/>
           <w:color w:val="000000"/>
           <w:kern w:val="0"/>
+          <w:sz w:val="22"/>
+          <w:szCs w:val="22"/>
           <w:lang w:eastAsia="es-PE"/>
           <w14:ligatures w14:val="none"/>
         </w:rPr>
@@ -169,6 +193,8 @@
           <w:b/>
           <w:color w:val="000000"/>
           <w:kern w:val="0"/>
+          <w:sz w:val="22"/>
+          <w:szCs w:val="22"/>
           <w:lang w:eastAsia="es-PE"/>
           <w14:ligatures w14:val="none"/>
         </w:rPr>
@@ -180,6 +206,8 @@
           <w:b/>
           <w:color w:val="000000"/>
           <w:kern w:val="0"/>
+          <w:sz w:val="22"/>
+          <w:szCs w:val="22"/>
           <w:lang w:eastAsia="es-PE"/>
           <w14:ligatures w14:val="none"/>
         </w:rPr>
@@ -191,6 +219,8 @@
           <w:b/>
           <w:color w:val="000000"/>
           <w:kern w:val="0"/>
+          <w:sz w:val="22"/>
+          <w:szCs w:val="22"/>
           <w:lang w:eastAsia="es-PE"/>
           <w14:ligatures w14:val="none"/>
         </w:rPr>
@@ -202,6 +232,8 @@
           <w:b/>
           <w:color w:val="000000"/>
           <w:kern w:val="0"/>
+          <w:sz w:val="22"/>
+          <w:szCs w:val="22"/>
           <w:lang w:eastAsia="es-PE"/>
           <w14:ligatures w14:val="none"/>
         </w:rPr>
@@ -213,6 +245,8 @@
           <w:b/>
           <w:color w:val="000000"/>
           <w:kern w:val="0"/>
+          <w:sz w:val="22"/>
+          <w:szCs w:val="22"/>
           <w:lang w:eastAsia="es-PE"/>
           <w14:ligatures w14:val="none"/>
         </w:rPr>
@@ -233,16 +267,20 @@
           <w:b/>
           <w:color w:val="000000"/>
           <w:kern w:val="0"/>
-          <w:lang w:eastAsia="es-PE"/>
-          <w14:ligatures w14:val="none"/>
-        </w:rPr>
-      </w:pPr>
-      <w:r>
-        <w:rPr>
-          <w:rFonts w:ascii="Arial Narrow" w:eastAsia="Arial Narrow" w:hAnsi="Arial Narrow" w:cs="Arial Narrow"/>
-          <w:b/>
-          <w:color w:val="000000"/>
-          <w:kern w:val="0"/>
+          <w:sz w:val="22"/>
+          <w:szCs w:val="22"/>
+          <w:lang w:eastAsia="es-PE"/>
+          <w14:ligatures w14:val="none"/>
+        </w:rPr>
+      </w:pPr>
+      <w:r>
+        <w:rPr>
+          <w:rFonts w:ascii="Arial Narrow" w:eastAsia="Arial Narrow" w:hAnsi="Arial Narrow" w:cs="Arial Narrow"/>
+          <w:b/>
+          <w:color w:val="000000"/>
+          <w:kern w:val="0"/>
+          <w:sz w:val="22"/>
+          <w:szCs w:val="22"/>
           <w:lang w:eastAsia="es-PE"/>
           <w14:ligatures w14:val="none"/>
         </w:rPr>
@@ -254,6 +292,8 @@
           <w:b/>
           <w:color w:val="000000"/>
           <w:kern w:val="0"/>
+          <w:sz w:val="22"/>
+          <w:szCs w:val="22"/>
           <w:lang w:eastAsia="es-PE"/>
           <w14:ligatures w14:val="none"/>
         </w:rPr>
@@ -266,6 +306,8 @@
           <w:b/>
           <w:color w:val="000000"/>
           <w:kern w:val="0"/>
+          <w:sz w:val="22"/>
+          <w:szCs w:val="22"/>
           <w:lang w:eastAsia="es-PE"/>
           <w14:ligatures w14:val="none"/>
         </w:rPr>
@@ -287,16 +329,20 @@
           <w:b/>
           <w:color w:val="000000"/>
           <w:kern w:val="0"/>
-          <w:lang w:eastAsia="es-PE"/>
-          <w14:ligatures w14:val="none"/>
-        </w:rPr>
-      </w:pPr>
-      <w:r>
-        <w:rPr>
-          <w:rFonts w:ascii="Arial Narrow" w:eastAsia="Arial Narrow" w:hAnsi="Arial Narrow" w:cs="Arial Narrow"/>
-          <w:b/>
-          <w:color w:val="000000"/>
-          <w:kern w:val="0"/>
+          <w:sz w:val="22"/>
+          <w:szCs w:val="22"/>
+          <w:lang w:eastAsia="es-PE"/>
+          <w14:ligatures w14:val="none"/>
+        </w:rPr>
+      </w:pPr>
+      <w:r>
+        <w:rPr>
+          <w:rFonts w:ascii="Arial Narrow" w:eastAsia="Arial Narrow" w:hAnsi="Arial Narrow" w:cs="Arial Narrow"/>
+          <w:b/>
+          <w:color w:val="000000"/>
+          <w:kern w:val="0"/>
+          <w:sz w:val="22"/>
+          <w:szCs w:val="22"/>
           <w:lang w:eastAsia="es-PE"/>
           <w14:ligatures w14:val="none"/>
         </w:rPr>
@@ -308,6 +354,8 @@
           <w:b/>
           <w:color w:val="000000"/>
           <w:kern w:val="0"/>
+          <w:sz w:val="22"/>
+          <w:szCs w:val="22"/>
           <w:lang w:eastAsia="es-PE"/>
           <w14:ligatures w14:val="none"/>
         </w:rPr>
@@ -327,16 +375,20 @@
           <w:b/>
           <w:color w:val="000000"/>
           <w:kern w:val="0"/>
-          <w:lang w:eastAsia="es-PE"/>
-          <w14:ligatures w14:val="none"/>
-        </w:rPr>
-      </w:pPr>
-      <w:r>
-        <w:rPr>
-          <w:rFonts w:ascii="Arial Narrow" w:eastAsia="Arial Narrow" w:hAnsi="Arial Narrow" w:cs="Arial Narrow"/>
-          <w:b/>
-          <w:color w:val="000000"/>
-          <w:kern w:val="0"/>
+          <w:sz w:val="22"/>
+          <w:szCs w:val="22"/>
+          <w:lang w:eastAsia="es-PE"/>
+          <w14:ligatures w14:val="none"/>
+        </w:rPr>
+      </w:pPr>
+      <w:r>
+        <w:rPr>
+          <w:rFonts w:ascii="Arial Narrow" w:eastAsia="Arial Narrow" w:hAnsi="Arial Narrow" w:cs="Arial Narrow"/>
+          <w:b/>
+          <w:color w:val="000000"/>
+          <w:kern w:val="0"/>
+          <w:sz w:val="22"/>
+          <w:szCs w:val="22"/>
           <w:lang w:eastAsia="es-PE"/>
           <w14:ligatures w14:val="none"/>
         </w:rPr>
@@ -348,6 +400,8 @@
           <w:b/>
           <w:color w:val="000000"/>
           <w:kern w:val="0"/>
+          <w:sz w:val="22"/>
+          <w:szCs w:val="22"/>
           <w:lang w:eastAsia="es-PE"/>
           <w14:ligatures w14:val="none"/>
         </w:rPr>
@@ -360,6 +414,8 @@
           <w:b/>
           <w:color w:val="000000"/>
           <w:kern w:val="0"/>
+          <w:sz w:val="22"/>
+          <w:szCs w:val="22"/>
           <w:lang w:eastAsia="es-PE"/>
           <w14:ligatures w14:val="none"/>
         </w:rPr>
@@ -371,6 +427,8 @@
           <w:b/>
           <w:color w:val="000000"/>
           <w:kern w:val="0"/>
+          <w:sz w:val="22"/>
+          <w:szCs w:val="22"/>
           <w:lang w:eastAsia="es-PE"/>
           <w14:ligatures w14:val="none"/>
         </w:rPr>
@@ -385,9 +443,11 @@
         <w:spacing w:after="0" w:line="240" w:lineRule="auto"/>
         <w:jc w:val="both"/>
         <w:rPr>
-          <w:rFonts w:ascii="Arial Narrow" w:eastAsia="Times New Roman" w:hAnsi="Arial Narrow" w:cs="Times New Roman"/>
-          <w:color w:val="000000"/>
-          <w:kern w:val="0"/>
+          <w:rFonts w:ascii="Arial Narrow" w:eastAsia="Arial Narrow" w:hAnsi="Arial Narrow" w:cs="Arial Narrow"/>
+          <w:color w:val="000000"/>
+          <w:kern w:val="0"/>
+          <w:sz w:val="22"/>
+          <w:szCs w:val="22"/>
           <w:shd w:val="clear" w:color="auto" w:fill="FFFFFF"/>
           <w:lang w:eastAsia="es-PE"/>
           <w14:ligatures w14:val="none"/>
@@ -402,9 +462,11 @@
         <w:spacing w:after="0" w:line="240" w:lineRule="auto"/>
         <w:jc w:val="both"/>
         <w:rPr>
-          <w:rFonts w:ascii="Arial Narrow" w:eastAsia="Times New Roman" w:hAnsi="Arial Narrow" w:cs="Times New Roman"/>
-          <w:color w:val="000000"/>
-          <w:kern w:val="0"/>
+          <w:rFonts w:ascii="Arial Narrow" w:eastAsia="Arial Narrow" w:hAnsi="Arial Narrow" w:cs="Arial Narrow"/>
+          <w:color w:val="000000"/>
+          <w:kern w:val="0"/>
+          <w:sz w:val="22"/>
+          <w:szCs w:val="22"/>
           <w:shd w:val="clear" w:color="auto" w:fill="FFFFFF"/>
           <w:lang w:eastAsia="es-PE"/>
           <w14:ligatures w14:val="none"/>
@@ -412,9 +474,11 @@
       </w:pPr>
       <w:r>
         <w:rPr>
-          <w:rFonts w:ascii="Arial Narrow" w:eastAsia="Times New Roman" w:hAnsi="Arial Narrow" w:cs="Times New Roman"/>
-          <w:color w:val="000000"/>
-          <w:kern w:val="0"/>
+          <w:rFonts w:ascii="Arial Narrow" w:eastAsia="Arial Narrow" w:hAnsi="Arial Narrow" w:cs="Arial Narrow"/>
+          <w:color w:val="000000"/>
+          <w:kern w:val="0"/>
+          <w:sz w:val="22"/>
+          <w:szCs w:val="22"/>
           <w:shd w:val="clear" w:color="auto" w:fill="FFFFFF"/>
           <w:lang w:eastAsia="es-PE"/>
           <w14:ligatures w14:val="none"/>
@@ -423,9 +487,11 @@
       </w:r>
       <w:r>
         <w:rPr>
-          <w:rFonts w:ascii="Arial Narrow" w:eastAsia="Times New Roman" w:hAnsi="Arial Narrow" w:cs="Times New Roman"/>
-          <w:color w:val="000000"/>
-          <w:kern w:val="0"/>
+          <w:rFonts w:ascii="Arial Narrow" w:eastAsia="Arial Narrow" w:hAnsi="Arial Narrow" w:cs="Arial Narrow"/>
+          <w:color w:val="000000"/>
+          <w:kern w:val="0"/>
+          <w:sz w:val="22"/>
+          <w:szCs w:val="22"/>
           <w:shd w:val="clear" w:color="auto" w:fill="FFFFFF"/>
           <w:lang w:eastAsia="es-PE"/>
           <w14:ligatures w14:val="none"/>
@@ -434,9 +500,11 @@
       </w:r>
       <w:r>
         <w:rPr>
-          <w:rFonts w:ascii="Arial Narrow" w:eastAsia="Times New Roman" w:hAnsi="Arial Narrow" w:cs="Times New Roman"/>
-          <w:color w:val="000000"/>
-          <w:kern w:val="0"/>
+          <w:rFonts w:ascii="Arial Narrow" w:eastAsia="Arial Narrow" w:hAnsi="Arial Narrow" w:cs="Arial Narrow"/>
+          <w:color w:val="000000"/>
+          <w:kern w:val="0"/>
+          <w:sz w:val="22"/>
+          <w:szCs w:val="22"/>
           <w:shd w:val="clear" w:color="auto" w:fill="FFFFFF"/>
           <w:lang w:eastAsia="es-PE"/>
           <w14:ligatures w14:val="none"/>
@@ -445,9 +513,11 @@
       </w:r>
       <w:r>
         <w:rPr>
-          <w:rFonts w:ascii="Arial Narrow" w:eastAsia="Times New Roman" w:hAnsi="Arial Narrow" w:cs="Times New Roman"/>
-          <w:color w:val="000000"/>
-          <w:kern w:val="0"/>
+          <w:rFonts w:ascii="Arial Narrow" w:eastAsia="Arial Narrow" w:hAnsi="Arial Narrow" w:cs="Arial Narrow"/>
+          <w:color w:val="000000"/>
+          <w:kern w:val="0"/>
+          <w:sz w:val="22"/>
+          <w:szCs w:val="22"/>
           <w:shd w:val="clear" w:color="auto" w:fill="FFFFFF"/>
           <w:lang w:eastAsia="es-PE"/>
           <w14:ligatures w14:val="none"/>
@@ -456,9 +526,11 @@
       </w:r>
       <w:r>
         <w:rPr>
-          <w:rFonts w:ascii="Arial Narrow" w:eastAsia="Times New Roman" w:hAnsi="Arial Narrow" w:cs="Times New Roman"/>
-          <w:color w:val="000000"/>
-          <w:kern w:val="0"/>
+          <w:rFonts w:ascii="Arial Narrow" w:eastAsia="Arial Narrow" w:hAnsi="Arial Narrow" w:cs="Arial Narrow"/>
+          <w:color w:val="000000"/>
+          <w:kern w:val="0"/>
+          <w:sz w:val="22"/>
+          <w:szCs w:val="22"/>
           <w:shd w:val="clear" w:color="auto" w:fill="FFFFFF"/>
           <w:lang w:eastAsia="es-PE"/>
           <w14:ligatures w14:val="none"/>
@@ -467,9 +539,11 @@
       </w:r>
       <w:r>
         <w:rPr>
-          <w:rFonts w:ascii="Arial Narrow" w:eastAsia="Times New Roman" w:hAnsi="Arial Narrow" w:cs="Times New Roman"/>
-          <w:color w:val="000000"/>
-          <w:kern w:val="0"/>
+          <w:rFonts w:ascii="Arial Narrow" w:eastAsia="Arial Narrow" w:hAnsi="Arial Narrow" w:cs="Arial Narrow"/>
+          <w:color w:val="000000"/>
+          <w:kern w:val="0"/>
+          <w:sz w:val="22"/>
+          <w:szCs w:val="22"/>
           <w:shd w:val="clear" w:color="auto" w:fill="FFFFFF"/>
           <w:lang w:eastAsia="es-PE"/>
           <w14:ligatures w14:val="none"/>
@@ -485,9 +559,11 @@
         <w:spacing w:after="0" w:line="240" w:lineRule="auto"/>
         <w:jc w:val="both"/>
         <w:rPr>
-          <w:rFonts w:ascii="Arial Narrow" w:eastAsia="Times New Roman" w:hAnsi="Arial Narrow" w:cs="Times New Roman"/>
-          <w:color w:val="000000"/>
-          <w:kern w:val="0"/>
+          <w:rFonts w:ascii="Arial Narrow" w:eastAsia="Arial Narrow" w:hAnsi="Arial Narrow" w:cs="Arial Narrow"/>
+          <w:color w:val="000000"/>
+          <w:kern w:val="0"/>
+          <w:sz w:val="22"/>
+          <w:szCs w:val="22"/>
           <w:lang w:eastAsia="es-PE"/>
           <w14:ligatures w14:val="none"/>
         </w:rPr>
@@ -503,19 +579,23 @@
         <w:ind w:left="567" w:hanging="567"/>
         <w:jc w:val="both"/>
         <w:rPr>
-          <w:rFonts w:ascii="Arial Narrow" w:eastAsia="Times New Roman" w:hAnsi="Arial Narrow" w:cs="Times New Roman"/>
-          <w:color w:val="000000"/>
-          <w:kern w:val="0"/>
-          <w:lang w:eastAsia="es-PE"/>
-          <w14:ligatures w14:val="none"/>
-        </w:rPr>
-      </w:pPr>
-      <w:r>
-        <w:rPr>
-          <w:rFonts w:ascii="Arial Narrow" w:eastAsia="Arial Narrow" w:hAnsi="Arial Narrow" w:cs="Arial Narrow"/>
-          <w:b/>
-          <w:color w:val="000000"/>
-          <w:kern w:val="0"/>
+          <w:rFonts w:ascii="Arial Narrow" w:eastAsia="Arial Narrow" w:hAnsi="Arial Narrow" w:cs="Arial Narrow"/>
+          <w:color w:val="000000"/>
+          <w:kern w:val="0"/>
+          <w:sz w:val="22"/>
+          <w:szCs w:val="22"/>
+          <w:lang w:eastAsia="es-PE"/>
+          <w14:ligatures w14:val="none"/>
+        </w:rPr>
+      </w:pPr>
+      <w:r>
+        <w:rPr>
+          <w:rFonts w:ascii="Arial Narrow" w:eastAsia="Arial Narrow" w:hAnsi="Arial Narrow" w:cs="Arial Narrow"/>
+          <w:b/>
+          <w:color w:val="000000"/>
+          <w:kern w:val="0"/>
+          <w:sz w:val="22"/>
+          <w:szCs w:val="22"/>
           <w:lang w:eastAsia="es-PE"/>
           <w14:ligatures w14:val="none"/>
         </w:rPr>
@@ -527,9 +607,11 @@
         <w:spacing w:after="0" w:line="240" w:lineRule="auto"/>
         <w:jc w:val="both"/>
         <w:rPr>
-          <w:rFonts w:ascii="Arial Narrow" w:eastAsia="Times New Roman" w:hAnsi="Arial Narrow" w:cs="Times New Roman"/>
-          <w:color w:val="000000"/>
-          <w:kern w:val="0"/>
+          <w:rFonts w:ascii="Arial Narrow" w:eastAsia="Arial Narrow" w:hAnsi="Arial Narrow" w:cs="Arial Narrow"/>
+          <w:color w:val="000000"/>
+          <w:kern w:val="0"/>
+          <w:sz w:val="22"/>
+          <w:szCs w:val="22"/>
           <w:lang w:eastAsia="es-PE"/>
           <w14:ligatures w14:val="none"/>
         </w:rPr>
@@ -545,18 +627,22 @@
         <w:ind w:left="567" w:hanging="567"/>
         <w:jc w:val="both"/>
         <w:rPr>
-          <w:rFonts w:ascii="Arial Narrow" w:eastAsia="Times New Roman" w:hAnsi="Arial Narrow" w:cs="Arial"/>
-          <w:color w:val="000000"/>
-          <w:kern w:val="0"/>
+          <w:rFonts w:ascii="Arial Narrow" w:eastAsia="Arial Narrow" w:hAnsi="Arial Narrow" w:cs="Arial Narrow"/>
+          <w:color w:val="000000"/>
+          <w:kern w:val="0"/>
+          <w:sz w:val="22"/>
+          <w:szCs w:val="22"/>
           <w:lang w:val="es-ES" w:eastAsia="es-ES"/>
           <w14:ligatures w14:val="none"/>
         </w:rPr>
       </w:pPr>
       <w:r>
         <w:rPr>
-          <w:rFonts w:ascii="Arial Narrow" w:eastAsia="Times New Roman" w:hAnsi="Arial Narrow" w:cs="Arial"/>
-          <w:color w:val="000000"/>
-          <w:kern w:val="0"/>
+          <w:rFonts w:ascii="Arial Narrow" w:eastAsia="Arial Narrow" w:hAnsi="Arial Narrow" w:cs="Arial Narrow"/>
+          <w:color w:val="000000"/>
+          <w:kern w:val="0"/>
+          <w:sz w:val="22"/>
+          <w:szCs w:val="22"/>
           <w:lang w:val="es-ES" w:eastAsia="es-ES"/>
           <w14:ligatures w14:val="none"/>
         </w:rPr>
@@ -564,9 +650,11 @@
       </w:r>
       <w:r>
         <w:rPr>
-          <w:rFonts w:ascii="Arial Narrow" w:eastAsia="Times New Roman" w:hAnsi="Arial Narrow" w:cs="Arial"/>
-          <w:color w:val="000000"/>
-          <w:kern w:val="0"/>
+          <w:rFonts w:ascii="Arial Narrow" w:eastAsia="Arial Narrow" w:hAnsi="Arial Narrow" w:cs="Arial Narrow"/>
+          <w:color w:val="000000"/>
+          <w:kern w:val="0"/>
+          <w:sz w:val="22"/>
+          <w:szCs w:val="22"/>
           <w:lang w:val="es-ES" w:eastAsia="es-ES"/>
           <w14:ligatures w14:val="none"/>
         </w:rPr>
@@ -575,9 +663,11 @@
       <w:r>
         <w:rPr>
           <w:rStyle w:val="Refdenotaalpie"/>
-          <w:rFonts w:ascii="Arial Narrow" w:eastAsia="Times New Roman" w:hAnsi="Arial Narrow" w:cs="Times New Roman"/>
-          <w:color w:val="000000"/>
-          <w:kern w:val="0"/>
+          <w:rFonts w:ascii="Arial Narrow" w:eastAsia="Arial Narrow" w:hAnsi="Arial Narrow" w:cs="Arial Narrow"/>
+          <w:color w:val="000000"/>
+          <w:kern w:val="0"/>
+          <w:sz w:val="22"/>
+          <w:szCs w:val="22"/>
           <w:vertAlign w:val="superscript"/>
           <w:lang w:val="es-ES" w:eastAsia="es-ES"/>
           <w14:ligatures w14:val="none"/>
@@ -586,49 +676,61 @@
       </w:r>
       <w:r>
         <w:rPr>
-          <w:rFonts w:ascii="Arial Narrow" w:eastAsia="Calibri" w:hAnsi="Arial Narrow" w:cs="Arial"/>
-          <w:kern w:val="0"/>
-          <w14:ligatures w14:val="none"/>
+          <w:rFonts w:ascii="Arial Narrow" w:eastAsia="Arial Narrow" w:hAnsi="Arial Narrow" w:cs="Arial Narrow"/>
+          <w:kern w:val="0"/>
+          <w14:ligatures w14:val="none"/>
+          <w:sz w:val="22"/>
+          <w:szCs w:val="22"/>
         </w:rPr>
         <w:t xml:space="preserve"/>
       </w:r>
       <w:r>
         <w:rPr>
-          <w:rFonts w:ascii="Arial Narrow" w:eastAsia="Calibri" w:hAnsi="Arial Narrow" w:cs="Arial"/>
-          <w:kern w:val="0"/>
-          <w14:ligatures w14:val="none"/>
+          <w:rFonts w:ascii="Arial Narrow" w:eastAsia="Arial Narrow" w:hAnsi="Arial Narrow" w:cs="Arial Narrow"/>
+          <w:kern w:val="0"/>
+          <w14:ligatures w14:val="none"/>
+          <w:sz w:val="22"/>
+          <w:szCs w:val="22"/>
         </w:rPr>
         <w:t/>
       </w:r>
       <w:r>
         <w:rPr>
-          <w:rFonts w:ascii="Arial Narrow" w:eastAsia="Calibri" w:hAnsi="Arial Narrow" w:cs="Arial"/>
-          <w:kern w:val="0"/>
-          <w14:ligatures w14:val="none"/>
+          <w:rFonts w:ascii="Arial Narrow" w:eastAsia="Arial Narrow" w:hAnsi="Arial Narrow" w:cs="Arial Narrow"/>
+          <w:kern w:val="0"/>
+          <w14:ligatures w14:val="none"/>
+          <w:sz w:val="22"/>
+          <w:szCs w:val="22"/>
         </w:rPr>
         <w:t xml:space="preserve"/>
       </w:r>
       <w:r>
         <w:rPr>
-          <w:rFonts w:ascii="Arial Narrow" w:eastAsia="Calibri" w:hAnsi="Arial Narrow" w:cs="Arial"/>
-          <w:kern w:val="0"/>
-          <w14:ligatures w14:val="none"/>
+          <w:rFonts w:ascii="Arial Narrow" w:eastAsia="Arial Narrow" w:hAnsi="Arial Narrow" w:cs="Arial Narrow"/>
+          <w:kern w:val="0"/>
+          <w14:ligatures w14:val="none"/>
+          <w:sz w:val="22"/>
+          <w:szCs w:val="22"/>
         </w:rPr>
         <w:t xml:space="preserve"/>
       </w:r>
       <w:r>
         <w:rPr>
-          <w:rFonts w:ascii="Arial Narrow" w:eastAsia="Calibri" w:hAnsi="Arial Narrow" w:cs="Arial"/>
-          <w:kern w:val="0"/>
-          <w14:ligatures w14:val="none"/>
+          <w:rFonts w:ascii="Arial Narrow" w:eastAsia="Arial Narrow" w:hAnsi="Arial Narrow" w:cs="Arial Narrow"/>
+          <w:kern w:val="0"/>
+          <w14:ligatures w14:val="none"/>
+          <w:sz w:val="22"/>
+          <w:szCs w:val="22"/>
         </w:rPr>
         <w:t/>
       </w:r>
       <w:r>
         <w:rPr>
-          <w:rFonts w:ascii="Arial Narrow" w:eastAsia="Times New Roman" w:hAnsi="Arial Narrow" w:cs="Arial"/>
-          <w:color w:val="000000"/>
-          <w:kern w:val="0"/>
+          <w:rFonts w:ascii="Arial Narrow" w:eastAsia="Arial Narrow" w:hAnsi="Arial Narrow" w:cs="Arial Narrow"/>
+          <w:color w:val="000000"/>
+          <w:kern w:val="0"/>
+          <w:sz w:val="22"/>
+          <w:szCs w:val="22"/>
           <w:lang w:val="es-ES" w:eastAsia="es-ES"/>
           <w14:ligatures w14:val="none"/>
         </w:rPr>
@@ -636,9 +738,11 @@
       </w:r>
       <w:r>
         <w:rPr>
-          <w:rFonts w:ascii="Arial Narrow" w:eastAsia="Times New Roman" w:hAnsi="Arial Narrow" w:cs="Arial"/>
-          <w:color w:val="000000"/>
-          <w:kern w:val="0"/>
+          <w:rFonts w:ascii="Arial Narrow" w:eastAsia="Arial Narrow" w:hAnsi="Arial Narrow" w:cs="Arial Narrow"/>
+          <w:color w:val="000000"/>
+          <w:kern w:val="0"/>
+          <w:sz w:val="22"/>
+          <w:szCs w:val="22"/>
           <w:lang w:val="es-ES" w:eastAsia="es-ES"/>
           <w14:ligatures w14:val="none"/>
         </w:rPr>
@@ -646,9 +750,11 @@
       </w:r>
       <w:r>
         <w:rPr>
-          <w:rFonts w:ascii="Arial Narrow" w:eastAsia="Times New Roman" w:hAnsi="Arial Narrow" w:cs="Arial"/>
-          <w:color w:val="000000"/>
-          <w:kern w:val="0"/>
+          <w:rFonts w:ascii="Arial Narrow" w:eastAsia="Arial Narrow" w:hAnsi="Arial Narrow" w:cs="Arial Narrow"/>
+          <w:color w:val="000000"/>
+          <w:kern w:val="0"/>
+          <w:sz w:val="22"/>
+          <w:szCs w:val="22"/>
           <w:lang w:val="es-ES" w:eastAsia="es-ES"/>
           <w14:ligatures w14:val="none"/>
         </w:rPr>
@@ -657,9 +763,11 @@
       <w:r>
         <w:rPr>
           <w:rStyle w:val="Refdenotaalpie"/>
-          <w:rFonts w:ascii="Arial Narrow" w:eastAsia="Times New Roman" w:hAnsi="Arial Narrow" w:cs="Times New Roman"/>
-          <w:color w:val="000000"/>
-          <w:kern w:val="0"/>
+          <w:rFonts w:ascii="Arial Narrow" w:eastAsia="Arial Narrow" w:hAnsi="Arial Narrow" w:cs="Arial Narrow"/>
+          <w:color w:val="000000"/>
+          <w:kern w:val="0"/>
+          <w:sz w:val="22"/>
+          <w:szCs w:val="22"/>
           <w:vertAlign w:val="superscript"/>
           <w:lang w:val="es-ES" w:eastAsia="es-ES"/>
           <w14:ligatures w14:val="none"/>
@@ -668,9 +776,11 @@
       </w:r>
       <w:r>
         <w:rPr>
-          <w:rFonts w:ascii="Arial Narrow" w:eastAsia="Times New Roman" w:hAnsi="Arial Narrow" w:cs="Arial"/>
-          <w:color w:val="000000"/>
-          <w:kern w:val="0"/>
+          <w:rFonts w:ascii="Arial Narrow" w:eastAsia="Arial Narrow" w:hAnsi="Arial Narrow" w:cs="Arial Narrow"/>
+          <w:color w:val="000000"/>
+          <w:kern w:val="0"/>
+          <w:sz w:val="22"/>
+          <w:szCs w:val="22"/>
           <w:lang w:val="es-ES" w:eastAsia="es-ES"/>
           <w14:ligatures w14:val="none"/>
         </w:rPr>
@@ -678,10 +788,12 @@
       </w:r>
       <w:r>
         <w:rPr>
-          <w:rFonts w:ascii="Arial Narrow" w:eastAsia="Times New Roman" w:hAnsi="Arial Narrow" w:cs="Arial"/>
+          <w:rFonts w:ascii="Arial Narrow" w:eastAsia="Arial Narrow" w:hAnsi="Arial Narrow" w:cs="Arial Narrow"/>
           <w:bCs/>
           <w:color w:val="000000"/>
           <w:kern w:val="0"/>
+          <w:sz w:val="22"/>
+          <w:szCs w:val="22"/>
           <w:lang w:val="es-ES" w:eastAsia="es-ES"/>
           <w14:ligatures w14:val="none"/>
         </w:rPr>
@@ -696,9 +808,11 @@
         <w:spacing w:after="0" w:line="240" w:lineRule="auto"/>
         <w:jc w:val="both"/>
         <w:rPr>
-          <w:rFonts w:ascii="Arial Narrow" w:eastAsia="Times New Roman" w:hAnsi="Arial Narrow" w:cs="Arial"/>
-          <w:color w:val="000000"/>
-          <w:kern w:val="0"/>
+          <w:rFonts w:ascii="Arial Narrow" w:eastAsia="Arial Narrow" w:hAnsi="Arial Narrow" w:cs="Arial Narrow"/>
+          <w:color w:val="000000"/>
+          <w:kern w:val="0"/>
+          <w:sz w:val="22"/>
+          <w:szCs w:val="22"/>
           <w:lang w:val="es-ES" w:eastAsia="es-ES"/>
           <w14:ligatures w14:val="none"/>
         </w:rPr>
@@ -719,18 +833,22 @@
         <w:ind w:left="1134" w:hanging="567"/>
         <w:jc w:val="both"/>
         <w:rPr>
-          <w:rFonts w:ascii="Arial Narrow" w:eastAsia="Times New Roman" w:hAnsi="Arial Narrow" w:cs="Arial"/>
-          <w:color w:val="000000"/>
-          <w:kern w:val="0"/>
+          <w:rFonts w:ascii="Arial Narrow" w:eastAsia="Arial Narrow" w:hAnsi="Arial Narrow" w:cs="Arial Narrow"/>
+          <w:color w:val="000000"/>
+          <w:kern w:val="0"/>
+          <w:sz w:val="22"/>
+          <w:szCs w:val="22"/>
           <w:lang w:eastAsia="es-ES"/>
           <w14:ligatures w14:val="none"/>
         </w:rPr>
       </w:pPr>
       <w:r>
         <w:rPr>
-          <w:rFonts w:ascii="Arial Narrow" w:eastAsia="Times New Roman" w:hAnsi="Arial Narrow" w:cs="Arial"/>
-          <w:color w:val="000000"/>
-          <w:kern w:val="0"/>
+          <w:rFonts w:ascii="Arial Narrow" w:eastAsia="Arial Narrow" w:hAnsi="Arial Narrow" w:cs="Arial Narrow"/>
+          <w:color w:val="000000"/>
+          <w:kern w:val="0"/>
+          <w:sz w:val="22"/>
+          <w:szCs w:val="22"/>
           <w:lang w:eastAsia="es-ES"/>
           <w14:ligatures w14:val="none"/>
         </w:rPr>
@@ -738,9 +856,11 @@
       </w:r>
       <w:r>
         <w:rPr>
-          <w:rFonts w:ascii="Arial Narrow" w:eastAsia="Times New Roman" w:hAnsi="Arial Narrow" w:cs="Arial"/>
-          <w:color w:val="000000"/>
-          <w:kern w:val="0"/>
+          <w:rFonts w:ascii="Arial Narrow" w:eastAsia="Arial Narrow" w:hAnsi="Arial Narrow" w:cs="Arial Narrow"/>
+          <w:color w:val="000000"/>
+          <w:kern w:val="0"/>
+          <w:sz w:val="22"/>
+          <w:szCs w:val="22"/>
           <w:lang w:eastAsia="es-ES"/>
           <w14:ligatures w14:val="none"/>
         </w:rPr>
@@ -748,9 +868,11 @@
       </w:r>
       <w:r>
         <w:rPr>
-          <w:rFonts w:ascii="Arial Narrow" w:eastAsia="Times New Roman" w:hAnsi="Arial Narrow" w:cs="Arial"/>
-          <w:color w:val="000000"/>
-          <w:kern w:val="0"/>
+          <w:rFonts w:ascii="Arial Narrow" w:eastAsia="Arial Narrow" w:hAnsi="Arial Narrow" w:cs="Arial Narrow"/>
+          <w:color w:val="000000"/>
+          <w:kern w:val="0"/>
+          <w:sz w:val="22"/>
+          <w:szCs w:val="22"/>
           <w:lang w:eastAsia="es-ES"/>
           <w14:ligatures w14:val="none"/>
         </w:rPr>
@@ -758,9 +880,11 @@
       </w:r>
       <w:r>
         <w:rPr>
-          <w:rFonts w:ascii="Arial Narrow" w:eastAsia="Times New Roman" w:hAnsi="Arial Narrow" w:cs="Arial"/>
-          <w:color w:val="000000"/>
-          <w:kern w:val="0"/>
+          <w:rFonts w:ascii="Arial Narrow" w:eastAsia="Arial Narrow" w:hAnsi="Arial Narrow" w:cs="Arial Narrow"/>
+          <w:color w:val="000000"/>
+          <w:kern w:val="0"/>
+          <w:sz w:val="22"/>
+          <w:szCs w:val="22"/>
           <w:lang w:eastAsia="es-ES"/>
           <w14:ligatures w14:val="none"/>
         </w:rPr>
@@ -768,9 +892,11 @@
       </w:r>
       <w:r>
         <w:rPr>
-          <w:rFonts w:ascii="Arial Narrow" w:eastAsia="Times New Roman" w:hAnsi="Arial Narrow" w:cs="Arial"/>
-          <w:color w:val="000000"/>
-          <w:kern w:val="0"/>
+          <w:rFonts w:ascii="Arial Narrow" w:eastAsia="Arial Narrow" w:hAnsi="Arial Narrow" w:cs="Arial Narrow"/>
+          <w:color w:val="000000"/>
+          <w:kern w:val="0"/>
+          <w:sz w:val="22"/>
+          <w:szCs w:val="22"/>
           <w:lang w:eastAsia="es-ES"/>
           <w14:ligatures w14:val="none"/>
         </w:rPr>
@@ -778,9 +904,11 @@
       </w:r>
       <w:r>
         <w:rPr>
-          <w:rFonts w:ascii="Arial Narrow" w:eastAsia="Times New Roman" w:hAnsi="Arial Narrow" w:cs="Arial"/>
-          <w:color w:val="000000"/>
-          <w:kern w:val="0"/>
+          <w:rFonts w:ascii="Arial Narrow" w:eastAsia="Arial Narrow" w:hAnsi="Arial Narrow" w:cs="Arial Narrow"/>
+          <w:color w:val="000000"/>
+          <w:kern w:val="0"/>
+          <w:sz w:val="22"/>
+          <w:szCs w:val="22"/>
           <w:lang w:eastAsia="es-ES"/>
           <w14:ligatures w14:val="none"/>
         </w:rPr>
@@ -788,9 +916,11 @@
       </w:r>
       <w:r>
         <w:rPr>
-          <w:rFonts w:ascii="Arial Narrow" w:eastAsia="Times New Roman" w:hAnsi="Arial Narrow" w:cs="Arial"/>
-          <w:color w:val="000000"/>
-          <w:kern w:val="0"/>
+          <w:rFonts w:ascii="Arial Narrow" w:eastAsia="Arial Narrow" w:hAnsi="Arial Narrow" w:cs="Arial Narrow"/>
+          <w:color w:val="000000"/>
+          <w:kern w:val="0"/>
+          <w:sz w:val="22"/>
+          <w:szCs w:val="22"/>
           <w:lang w:eastAsia="es-ES"/>
           <w14:ligatures w14:val="none"/>
         </w:rPr>
@@ -798,9 +928,11 @@
       </w:r>
       <w:r>
         <w:rPr>
-          <w:rFonts w:ascii="Arial Narrow" w:eastAsia="Times New Roman" w:hAnsi="Arial Narrow" w:cs="Arial"/>
-          <w:color w:val="000000"/>
-          <w:kern w:val="0"/>
+          <w:rFonts w:ascii="Arial Narrow" w:eastAsia="Arial Narrow" w:hAnsi="Arial Narrow" w:cs="Arial Narrow"/>
+          <w:color w:val="000000"/>
+          <w:kern w:val="0"/>
+          <w:sz w:val="22"/>
+          <w:szCs w:val="22"/>
           <w:lang w:eastAsia="es-ES"/>
           <w14:ligatures w14:val="none"/>
         </w:rPr>
@@ -808,9 +940,11 @@
       </w:r>
       <w:r>
         <w:rPr>
-          <w:rFonts w:ascii="Arial Narrow" w:eastAsia="Times New Roman" w:hAnsi="Arial Narrow" w:cs="Arial"/>
-          <w:color w:val="000000"/>
-          <w:kern w:val="0"/>
+          <w:rFonts w:ascii="Arial Narrow" w:eastAsia="Arial Narrow" w:hAnsi="Arial Narrow" w:cs="Arial Narrow"/>
+          <w:color w:val="000000"/>
+          <w:kern w:val="0"/>
+          <w:sz w:val="22"/>
+          <w:szCs w:val="22"/>
           <w:lang w:eastAsia="es-ES"/>
           <w14:ligatures w14:val="none"/>
         </w:rPr>
@@ -818,9 +952,11 @@
       </w:r>
       <w:r>
         <w:rPr>
-          <w:rFonts w:ascii="Arial Narrow" w:eastAsia="Times New Roman" w:hAnsi="Arial Narrow" w:cs="Arial"/>
-          <w:color w:val="000000"/>
-          <w:kern w:val="0"/>
+          <w:rFonts w:ascii="Arial Narrow" w:eastAsia="Arial Narrow" w:hAnsi="Arial Narrow" w:cs="Arial Narrow"/>
+          <w:color w:val="000000"/>
+          <w:kern w:val="0"/>
+          <w:sz w:val="22"/>
+          <w:szCs w:val="22"/>
           <w:lang w:eastAsia="es-ES"/>
           <w14:ligatures w14:val="none"/>
         </w:rPr>
@@ -828,9 +964,11 @@
       </w:r>
       <w:r>
         <w:rPr>
-          <w:rFonts w:ascii="Arial Narrow" w:eastAsia="Times New Roman" w:hAnsi="Arial Narrow" w:cs="Arial"/>
-          <w:color w:val="000000"/>
-          <w:kern w:val="0"/>
+          <w:rFonts w:ascii="Arial Narrow" w:eastAsia="Arial Narrow" w:hAnsi="Arial Narrow" w:cs="Arial Narrow"/>
+          <w:color w:val="000000"/>
+          <w:kern w:val="0"/>
+          <w:sz w:val="22"/>
+          <w:szCs w:val="22"/>
           <w:lang w:eastAsia="es-ES"/>
           <w14:ligatures w14:val="none"/>
         </w:rPr>
@@ -844,9 +982,11 @@
         <w:ind w:left="1134"/>
         <w:jc w:val="both"/>
         <w:rPr>
-          <w:rFonts w:ascii="Arial Narrow" w:eastAsia="Times New Roman" w:hAnsi="Arial Narrow" w:cs="Arial"/>
-          <w:color w:val="000000"/>
-          <w:kern w:val="0"/>
+          <w:rFonts w:ascii="Arial Narrow" w:eastAsia="Arial Narrow" w:hAnsi="Arial Narrow" w:cs="Arial Narrow"/>
+          <w:color w:val="000000"/>
+          <w:kern w:val="0"/>
+          <w:sz w:val="22"/>
+          <w:szCs w:val="22"/>
           <w:lang w:eastAsia="es-ES"/>
           <w14:ligatures w14:val="none"/>
         </w:rPr>
@@ -867,18 +1007,22 @@
         <w:ind w:left="1134" w:hanging="567"/>
         <w:jc w:val="both"/>
         <w:rPr>
-          <w:rFonts w:ascii="Arial Narrow" w:eastAsia="Times New Roman" w:hAnsi="Arial Narrow" w:cs="Arial"/>
-          <w:color w:val="000000"/>
-          <w:kern w:val="0"/>
+          <w:rFonts w:ascii="Arial Narrow" w:eastAsia="Arial Narrow" w:hAnsi="Arial Narrow" w:cs="Arial Narrow"/>
+          <w:color w:val="000000"/>
+          <w:kern w:val="0"/>
+          <w:sz w:val="22"/>
+          <w:szCs w:val="22"/>
           <w:lang w:eastAsia="es-ES"/>
           <w14:ligatures w14:val="none"/>
         </w:rPr>
       </w:pPr>
       <w:r>
         <w:rPr>
-          <w:rFonts w:ascii="Arial Narrow" w:eastAsia="Times New Roman" w:hAnsi="Arial Narrow" w:cs="Arial"/>
-          <w:color w:val="000000"/>
-          <w:kern w:val="0"/>
+          <w:rFonts w:ascii="Arial Narrow" w:eastAsia="Arial Narrow" w:hAnsi="Arial Narrow" w:cs="Arial Narrow"/>
+          <w:color w:val="000000"/>
+          <w:kern w:val="0"/>
+          <w:sz w:val="22"/>
+          <w:szCs w:val="22"/>
           <w:lang w:eastAsia="es-ES"/>
           <w14:ligatures w14:val="none"/>
         </w:rPr>
@@ -886,9 +1030,11 @@
       </w:r>
       <w:r>
         <w:rPr>
-          <w:rFonts w:ascii="Arial Narrow" w:eastAsia="Times New Roman" w:hAnsi="Arial Narrow" w:cs="Arial"/>
-          <w:color w:val="000000"/>
-          <w:kern w:val="0"/>
+          <w:rFonts w:ascii="Arial Narrow" w:eastAsia="Arial Narrow" w:hAnsi="Arial Narrow" w:cs="Arial Narrow"/>
+          <w:color w:val="000000"/>
+          <w:kern w:val="0"/>
+          <w:sz w:val="22"/>
+          <w:szCs w:val="22"/>
           <w:lang w:eastAsia="es-ES"/>
           <w14:ligatures w14:val="none"/>
         </w:rPr>
@@ -896,9 +1042,11 @@
       </w:r>
       <w:r>
         <w:rPr>
-          <w:rFonts w:ascii="Arial Narrow" w:eastAsia="Times New Roman" w:hAnsi="Arial Narrow" w:cs="Arial"/>
-          <w:color w:val="000000"/>
-          <w:kern w:val="0"/>
+          <w:rFonts w:ascii="Arial Narrow" w:eastAsia="Arial Narrow" w:hAnsi="Arial Narrow" w:cs="Arial Narrow"/>
+          <w:color w:val="000000"/>
+          <w:kern w:val="0"/>
+          <w:sz w:val="22"/>
+          <w:szCs w:val="22"/>
           <w:lang w:eastAsia="es-ES"/>
           <w14:ligatures w14:val="none"/>
         </w:rPr>
@@ -906,9 +1054,11 @@
       </w:r>
       <w:r>
         <w:rPr>
-          <w:rFonts w:ascii="Arial Narrow" w:eastAsia="Times New Roman" w:hAnsi="Arial Narrow" w:cs="Arial"/>
-          <w:color w:val="000000"/>
-          <w:kern w:val="0"/>
+          <w:rFonts w:ascii="Arial Narrow" w:eastAsia="Arial Narrow" w:hAnsi="Arial Narrow" w:cs="Arial Narrow"/>
+          <w:color w:val="000000"/>
+          <w:kern w:val="0"/>
+          <w:sz w:val="22"/>
+          <w:szCs w:val="22"/>
           <w:lang w:eastAsia="es-ES"/>
           <w14:ligatures w14:val="none"/>
         </w:rPr>
@@ -916,9 +1066,11 @@
       </w:r>
       <w:r>
         <w:rPr>
-          <w:rFonts w:ascii="Arial Narrow" w:eastAsia="Times New Roman" w:hAnsi="Arial Narrow" w:cs="Arial"/>
-          <w:color w:val="000000"/>
-          <w:kern w:val="0"/>
+          <w:rFonts w:ascii="Arial Narrow" w:eastAsia="Arial Narrow" w:hAnsi="Arial Narrow" w:cs="Arial Narrow"/>
+          <w:color w:val="000000"/>
+          <w:kern w:val="0"/>
+          <w:sz w:val="22"/>
+          <w:szCs w:val="22"/>
           <w:lang w:eastAsia="es-ES"/>
           <w14:ligatures w14:val="none"/>
         </w:rPr>
@@ -926,9 +1078,11 @@
       </w:r>
       <w:r>
         <w:rPr>
-          <w:rFonts w:ascii="Arial Narrow" w:eastAsia="Times New Roman" w:hAnsi="Arial Narrow" w:cs="Arial"/>
-          <w:color w:val="000000"/>
-          <w:kern w:val="0"/>
+          <w:rFonts w:ascii="Arial Narrow" w:eastAsia="Arial Narrow" w:hAnsi="Arial Narrow" w:cs="Arial Narrow"/>
+          <w:color w:val="000000"/>
+          <w:kern w:val="0"/>
+          <w:sz w:val="22"/>
+          <w:szCs w:val="22"/>
           <w:lang w:eastAsia="es-ES"/>
           <w14:ligatures w14:val="none"/>
         </w:rPr>
@@ -936,9 +1090,11 @@
       </w:r>
       <w:r>
         <w:rPr>
-          <w:rFonts w:ascii="Arial Narrow" w:eastAsia="Times New Roman" w:hAnsi="Arial Narrow" w:cs="Arial"/>
-          <w:color w:val="000000"/>
-          <w:kern w:val="0"/>
+          <w:rFonts w:ascii="Arial Narrow" w:eastAsia="Arial Narrow" w:hAnsi="Arial Narrow" w:cs="Arial Narrow"/>
+          <w:color w:val="000000"/>
+          <w:kern w:val="0"/>
+          <w:sz w:val="22"/>
+          <w:szCs w:val="22"/>
           <w:lang w:eastAsia="es-ES"/>
           <w14:ligatures w14:val="none"/>
         </w:rPr>
@@ -947,9 +1103,11 @@
       <w:proofErr w:type="gramStart"/>
       <w:r>
         <w:rPr>
-          <w:rFonts w:ascii="Arial Narrow" w:eastAsia="Times New Roman" w:hAnsi="Arial Narrow" w:cs="Arial"/>
-          <w:color w:val="000000"/>
-          <w:kern w:val="0"/>
+          <w:rFonts w:ascii="Arial Narrow" w:eastAsia="Arial Narrow" w:hAnsi="Arial Narrow" w:cs="Arial Narrow"/>
+          <w:color w:val="000000"/>
+          <w:kern w:val="0"/>
+          <w:sz w:val="22"/>
+          <w:szCs w:val="22"/>
           <w:lang w:eastAsia="es-ES"/>
           <w14:ligatures w14:val="none"/>
         </w:rPr>
@@ -957,9 +1115,11 @@
       </w:r>
       <w:r>
         <w:rPr>
-          <w:rFonts w:ascii="Arial Narrow" w:eastAsia="Times New Roman" w:hAnsi="Arial Narrow" w:cs="Arial"/>
-          <w:color w:val="000000"/>
-          <w:kern w:val="0"/>
+          <w:rFonts w:ascii="Arial Narrow" w:eastAsia="Arial Narrow" w:hAnsi="Arial Narrow" w:cs="Arial Narrow"/>
+          <w:color w:val="000000"/>
+          <w:kern w:val="0"/>
+          <w:sz w:val="22"/>
+          <w:szCs w:val="22"/>
           <w:lang w:eastAsia="es-ES"/>
           <w14:ligatures w14:val="none"/>
         </w:rPr>
@@ -968,9 +1128,11 @@
       <w:proofErr w:type="gramEnd"/>
       <w:r>
         <w:rPr>
-          <w:rFonts w:ascii="Arial Narrow" w:eastAsia="Times New Roman" w:hAnsi="Arial Narrow" w:cs="Arial"/>
-          <w:color w:val="000000"/>
-          <w:kern w:val="0"/>
+          <w:rFonts w:ascii="Arial Narrow" w:eastAsia="Arial Narrow" w:hAnsi="Arial Narrow" w:cs="Arial Narrow"/>
+          <w:color w:val="000000"/>
+          <w:kern w:val="0"/>
+          <w:sz w:val="22"/>
+          <w:szCs w:val="22"/>
           <w:lang w:eastAsia="es-ES"/>
           <w14:ligatures w14:val="none"/>
         </w:rPr>
@@ -978,9 +1140,11 @@
       </w:r>
       <w:r>
         <w:rPr>
-          <w:rFonts w:ascii="Arial Narrow" w:eastAsia="Times New Roman" w:hAnsi="Arial Narrow" w:cs="Arial"/>
-          <w:color w:val="000000"/>
-          <w:kern w:val="0"/>
+          <w:rFonts w:ascii="Arial Narrow" w:eastAsia="Arial Narrow" w:hAnsi="Arial Narrow" w:cs="Arial Narrow"/>
+          <w:color w:val="000000"/>
+          <w:kern w:val="0"/>
+          <w:sz w:val="22"/>
+          <w:szCs w:val="22"/>
           <w:lang w:eastAsia="es-ES"/>
           <w14:ligatures w14:val="none"/>
         </w:rPr>
@@ -988,9 +1152,11 @@
       </w:r>
       <w:r>
         <w:rPr>
-          <w:rFonts w:ascii="Arial Narrow" w:eastAsia="Times New Roman" w:hAnsi="Arial Narrow" w:cs="Arial"/>
-          <w:color w:val="000000"/>
-          <w:kern w:val="0"/>
+          <w:rFonts w:ascii="Arial Narrow" w:eastAsia="Arial Narrow" w:hAnsi="Arial Narrow" w:cs="Arial Narrow"/>
+          <w:color w:val="000000"/>
+          <w:kern w:val="0"/>
+          <w:sz w:val="22"/>
+          <w:szCs w:val="22"/>
           <w:lang w:eastAsia="es-ES"/>
           <w14:ligatures w14:val="none"/>
         </w:rPr>
@@ -998,15 +1164,19 @@
       </w:r>
       <w:r>
         <w:rPr>
-          <w:rFonts w:ascii="Arial Narrow" w:hAnsi="Arial Narrow"/>
+          <w:rFonts w:ascii="Arial Narrow" w:eastAsia="Arial Narrow" w:hAnsi="Arial Narrow" w:cs="Arial Narrow"/>
+          <w:sz w:val="22"/>
+          <w:szCs w:val="22"/>
         </w:rPr>
         <w:t xml:space="preserve"> el </w:t>
       </w:r>
       <w:r>
         <w:rPr>
-          <w:rFonts w:ascii="Arial Narrow" w:eastAsia="Times New Roman" w:hAnsi="Arial Narrow" w:cs="Arial"/>
-          <w:color w:val="000000"/>
-          <w:kern w:val="0"/>
+          <w:rFonts w:ascii="Arial Narrow" w:eastAsia="Arial Narrow" w:hAnsi="Arial Narrow" w:cs="Arial Narrow"/>
+          <w:color w:val="000000"/>
+          <w:kern w:val="0"/>
+          <w:sz w:val="22"/>
+          <w:szCs w:val="22"/>
           <w:lang w:eastAsia="es-ES"/>
           <w14:ligatures w14:val="none"/>
         </w:rPr>
@@ -1014,9 +1184,11 @@
       </w:r>
       <w:r>
         <w:rPr>
-          <w:rFonts w:ascii="Arial Narrow" w:eastAsia="Times New Roman" w:hAnsi="Arial Narrow" w:cs="Arial"/>
-          <w:color w:val="000000"/>
-          <w:kern w:val="0"/>
+          <w:rFonts w:ascii="Arial Narrow" w:eastAsia="Arial Narrow" w:hAnsi="Arial Narrow" w:cs="Arial Narrow"/>
+          <w:color w:val="000000"/>
+          <w:kern w:val="0"/>
+          <w:sz w:val="22"/>
+          <w:szCs w:val="22"/>
           <w:lang w:eastAsia="es-ES"/>
           <w14:ligatures w14:val="none"/>
         </w:rPr>
@@ -1024,9 +1196,11 @@
       </w:r>
       <w:r>
         <w:rPr>
-          <w:rFonts w:ascii="Arial Narrow" w:eastAsia="Times New Roman" w:hAnsi="Arial Narrow" w:cs="Arial"/>
-          <w:color w:val="000000"/>
-          <w:kern w:val="0"/>
+          <w:rFonts w:ascii="Arial Narrow" w:eastAsia="Arial Narrow" w:hAnsi="Arial Narrow" w:cs="Arial Narrow"/>
+          <w:color w:val="000000"/>
+          <w:kern w:val="0"/>
+          <w:sz w:val="22"/>
+          <w:szCs w:val="22"/>
           <w:lang w:eastAsia="es-ES"/>
           <w14:ligatures w14:val="none"/>
         </w:rPr>
@@ -1034,9 +1208,11 @@
       </w:r>
       <w:r>
         <w:rPr>
-          <w:rFonts w:ascii="Arial Narrow" w:eastAsia="Times New Roman" w:hAnsi="Arial Narrow" w:cs="Arial"/>
-          <w:color w:val="000000"/>
-          <w:kern w:val="0"/>
+          <w:rFonts w:ascii="Arial Narrow" w:eastAsia="Arial Narrow" w:hAnsi="Arial Narrow" w:cs="Arial Narrow"/>
+          <w:color w:val="000000"/>
+          <w:kern w:val="0"/>
+          <w:sz w:val="22"/>
+          <w:szCs w:val="22"/>
           <w:lang w:eastAsia="es-ES"/>
           <w14:ligatures w14:val="none"/>
         </w:rPr>
@@ -1044,9 +1220,11 @@
       </w:r>
       <w:r>
         <w:rPr>
-          <w:rFonts w:ascii="Arial Narrow" w:eastAsia="Times New Roman" w:hAnsi="Arial Narrow" w:cs="Arial"/>
-          <w:color w:val="000000"/>
-          <w:kern w:val="0"/>
+          <w:rFonts w:ascii="Arial Narrow" w:eastAsia="Arial Narrow" w:hAnsi="Arial Narrow" w:cs="Arial Narrow"/>
+          <w:color w:val="000000"/>
+          <w:kern w:val="0"/>
+          <w:sz w:val="22"/>
+          <w:szCs w:val="22"/>
           <w:lang w:eastAsia="es-ES"/>
           <w14:ligatures w14:val="none"/>
         </w:rPr>
@@ -1054,9 +1232,11 @@
       </w:r>
       <w:r>
         <w:rPr>
-          <w:rFonts w:ascii="Arial Narrow" w:eastAsia="Times New Roman" w:hAnsi="Arial Narrow" w:cs="Arial"/>
-          <w:color w:val="000000"/>
-          <w:kern w:val="0"/>
+          <w:rFonts w:ascii="Arial Narrow" w:eastAsia="Arial Narrow" w:hAnsi="Arial Narrow" w:cs="Arial Narrow"/>
+          <w:color w:val="000000"/>
+          <w:kern w:val="0"/>
+          <w:sz w:val="22"/>
+          <w:szCs w:val="22"/>
           <w:lang w:eastAsia="es-ES"/>
           <w14:ligatures w14:val="none"/>
         </w:rPr>
@@ -1070,9 +1250,11 @@
         <w:ind w:left="1134"/>
         <w:jc w:val="both"/>
         <w:rPr>
-          <w:rFonts w:ascii="Arial Narrow" w:eastAsia="Times New Roman" w:hAnsi="Arial Narrow" w:cs="Arial"/>
-          <w:color w:val="000000"/>
-          <w:kern w:val="0"/>
+          <w:rFonts w:ascii="Arial Narrow" w:eastAsia="Arial Narrow" w:hAnsi="Arial Narrow" w:cs="Arial Narrow"/>
+          <w:color w:val="000000"/>
+          <w:kern w:val="0"/>
+          <w:sz w:val="22"/>
+          <w:szCs w:val="22"/>
           <w:lang w:eastAsia="es-ES"/>
           <w14:ligatures w14:val="none"/>
         </w:rPr>
@@ -1093,18 +1275,22 @@
         <w:ind w:left="1134" w:hanging="567"/>
         <w:jc w:val="both"/>
         <w:rPr>
-          <w:rFonts w:ascii="Arial Narrow" w:eastAsia="Times New Roman" w:hAnsi="Arial Narrow" w:cs="Arial"/>
-          <w:color w:val="000000"/>
-          <w:kern w:val="0"/>
+          <w:rFonts w:ascii="Arial Narrow" w:eastAsia="Arial Narrow" w:hAnsi="Arial Narrow" w:cs="Arial Narrow"/>
+          <w:color w:val="000000"/>
+          <w:kern w:val="0"/>
+          <w:sz w:val="22"/>
+          <w:szCs w:val="22"/>
           <w:lang w:eastAsia="es-ES"/>
           <w14:ligatures w14:val="none"/>
         </w:rPr>
       </w:pPr>
       <w:r>
         <w:rPr>
-          <w:rFonts w:ascii="Arial Narrow" w:eastAsia="Times New Roman" w:hAnsi="Arial Narrow" w:cs="Arial"/>
-          <w:color w:val="000000"/>
-          <w:kern w:val="0"/>
+          <w:rFonts w:ascii="Arial Narrow" w:eastAsia="Arial Narrow" w:hAnsi="Arial Narrow" w:cs="Arial Narrow"/>
+          <w:color w:val="000000"/>
+          <w:kern w:val="0"/>
+          <w:sz w:val="22"/>
+          <w:szCs w:val="22"/>
           <w:lang w:eastAsia="es-ES"/>
           <w14:ligatures w14:val="none"/>
         </w:rPr>
@@ -1118,9 +1304,11 @@
         <w:ind w:left="1134"/>
         <w:jc w:val="both"/>
         <w:rPr>
-          <w:rFonts w:ascii="Arial Narrow" w:eastAsia="Times New Roman" w:hAnsi="Arial Narrow" w:cs="Arial"/>
-          <w:color w:val="000000"/>
-          <w:kern w:val="0"/>
+          <w:rFonts w:ascii="Arial Narrow" w:eastAsia="Arial Narrow" w:hAnsi="Arial Narrow" w:cs="Arial Narrow"/>
+          <w:color w:val="000000"/>
+          <w:kern w:val="0"/>
+          <w:sz w:val="22"/>
+          <w:szCs w:val="22"/>
           <w:lang w:eastAsia="es-ES"/>
           <w14:ligatures w14:val="none"/>
         </w:rPr>
@@ -1141,18 +1329,22 @@
         <w:ind w:left="1134" w:hanging="567"/>
         <w:jc w:val="both"/>
         <w:rPr>
-          <w:rFonts w:ascii="Arial Narrow" w:eastAsia="Times New Roman" w:hAnsi="Arial Narrow" w:cs="Arial"/>
-          <w:color w:val="000000"/>
-          <w:kern w:val="0"/>
+          <w:rFonts w:ascii="Arial Narrow" w:eastAsia="Arial Narrow" w:hAnsi="Arial Narrow" w:cs="Arial Narrow"/>
+          <w:color w:val="000000"/>
+          <w:kern w:val="0"/>
+          <w:sz w:val="22"/>
+          <w:szCs w:val="22"/>
           <w:lang w:eastAsia="es-ES"/>
           <w14:ligatures w14:val="none"/>
         </w:rPr>
       </w:pPr>
       <w:r>
         <w:rPr>
-          <w:rFonts w:ascii="Arial Narrow" w:eastAsia="Times New Roman" w:hAnsi="Arial Narrow" w:cs="Arial"/>
-          <w:color w:val="000000"/>
-          <w:kern w:val="0"/>
+          <w:rFonts w:ascii="Arial Narrow" w:eastAsia="Arial Narrow" w:hAnsi="Arial Narrow" w:cs="Arial Narrow"/>
+          <w:color w:val="000000"/>
+          <w:kern w:val="0"/>
+          <w:sz w:val="22"/>
+          <w:szCs w:val="22"/>
           <w:lang w:eastAsia="es-ES"/>
           <w14:ligatures w14:val="none"/>
         </w:rPr>
@@ -1166,9 +1358,11 @@
         <w:ind w:left="1134"/>
         <w:jc w:val="both"/>
         <w:rPr>
-          <w:rFonts w:ascii="Arial Narrow" w:eastAsia="Times New Roman" w:hAnsi="Arial Narrow" w:cs="Arial"/>
-          <w:color w:val="000000"/>
-          <w:kern w:val="0"/>
+          <w:rFonts w:ascii="Arial Narrow" w:eastAsia="Arial Narrow" w:hAnsi="Arial Narrow" w:cs="Arial Narrow"/>
+          <w:color w:val="000000"/>
+          <w:kern w:val="0"/>
+          <w:sz w:val="22"/>
+          <w:szCs w:val="22"/>
           <w:lang w:eastAsia="es-ES"/>
           <w14:ligatures w14:val="none"/>
         </w:rPr>
@@ -1189,18 +1383,22 @@
         <w:ind w:left="1134" w:hanging="567"/>
         <w:jc w:val="both"/>
         <w:rPr>
-          <w:rFonts w:ascii="Arial Narrow" w:eastAsia="Times New Roman" w:hAnsi="Arial Narrow" w:cs="Arial"/>
-          <w:color w:val="000000"/>
-          <w:kern w:val="0"/>
+          <w:rFonts w:ascii="Arial Narrow" w:eastAsia="Arial Narrow" w:hAnsi="Arial Narrow" w:cs="Arial Narrow"/>
+          <w:color w:val="000000"/>
+          <w:kern w:val="0"/>
+          <w:sz w:val="22"/>
+          <w:szCs w:val="22"/>
           <w:lang w:eastAsia="es-ES"/>
           <w14:ligatures w14:val="none"/>
         </w:rPr>
       </w:pPr>
       <w:r>
         <w:rPr>
-          <w:rFonts w:ascii="Arial Narrow" w:eastAsia="Times New Roman" w:hAnsi="Arial Narrow" w:cs="Arial"/>
-          <w:color w:val="000000"/>
-          <w:kern w:val="0"/>
+          <w:rFonts w:ascii="Arial Narrow" w:eastAsia="Arial Narrow" w:hAnsi="Arial Narrow" w:cs="Arial Narrow"/>
+          <w:color w:val="000000"/>
+          <w:kern w:val="0"/>
+          <w:sz w:val="22"/>
+          <w:szCs w:val="22"/>
           <w:lang w:eastAsia="es-ES"/>
           <w14:ligatures w14:val="none"/>
         </w:rPr>
@@ -1208,9 +1406,11 @@
       </w:r>
       <w:r>
         <w:rPr>
-          <w:rFonts w:ascii="Arial Narrow" w:eastAsia="Times New Roman" w:hAnsi="Arial Narrow" w:cs="Arial"/>
-          <w:color w:val="000000"/>
-          <w:kern w:val="0"/>
+          <w:rFonts w:ascii="Arial Narrow" w:eastAsia="Arial Narrow" w:hAnsi="Arial Narrow" w:cs="Arial Narrow"/>
+          <w:color w:val="000000"/>
+          <w:kern w:val="0"/>
+          <w:sz w:val="22"/>
+          <w:szCs w:val="22"/>
           <w:lang w:eastAsia="es-ES"/>
           <w14:ligatures w14:val="none"/>
         </w:rPr>
@@ -1218,9 +1418,11 @@
       </w:r>
       <w:r>
         <w:rPr>
-          <w:rFonts w:ascii="Arial Narrow" w:eastAsia="Times New Roman" w:hAnsi="Arial Narrow" w:cs="Arial"/>
-          <w:color w:val="000000"/>
-          <w:kern w:val="0"/>
+          <w:rFonts w:ascii="Arial Narrow" w:eastAsia="Arial Narrow" w:hAnsi="Arial Narrow" w:cs="Arial Narrow"/>
+          <w:color w:val="000000"/>
+          <w:kern w:val="0"/>
+          <w:sz w:val="22"/>
+          <w:szCs w:val="22"/>
           <w:lang w:eastAsia="es-ES"/>
           <w14:ligatures w14:val="none"/>
         </w:rPr>
@@ -1235,9 +1437,11 @@
         <w:spacing w:after="0" w:line="240" w:lineRule="auto"/>
         <w:jc w:val="both"/>
         <w:rPr>
-          <w:rFonts w:ascii="Arial Narrow" w:eastAsia="Times New Roman" w:hAnsi="Arial Narrow" w:cs="Arial"/>
-          <w:color w:val="000000"/>
-          <w:kern w:val="0"/>
+          <w:rFonts w:ascii="Arial Narrow" w:eastAsia="Arial Narrow" w:hAnsi="Arial Narrow" w:cs="Arial Narrow"/>
+          <w:color w:val="000000"/>
+          <w:kern w:val="0"/>
+          <w:sz w:val="22"/>
+          <w:szCs w:val="22"/>
           <w:lang w:eastAsia="es-ES"/>
           <w14:ligatures w14:val="none"/>
         </w:rPr>
@@ -1257,26 +1461,32 @@
         <w:contextualSpacing/>
         <w:jc w:val="both"/>
         <w:rPr>
-          <w:rFonts w:ascii="Arial Narrow" w:eastAsia="Times New Roman" w:hAnsi="Arial Narrow" w:cs="Arial"/>
-          <w:color w:val="000000"/>
-          <w:kern w:val="0"/>
+          <w:rFonts w:ascii="Arial Narrow" w:eastAsia="Arial Narrow" w:hAnsi="Arial Narrow" w:cs="Arial Narrow"/>
+          <w:color w:val="000000"/>
+          <w:kern w:val="0"/>
+          <w:sz w:val="22"/>
+          <w:szCs w:val="22"/>
           <w:lang w:val="es-ES" w:eastAsia="es-ES"/>
           <w14:ligatures w14:val="none"/>
         </w:rPr>
       </w:pPr>
       <w:r>
         <w:rPr>
-          <w:rFonts w:ascii="Arial Narrow" w:eastAsia="Calibri" w:hAnsi="Arial Narrow" w:cs="Arial"/>
-          <w:kern w:val="0"/>
-          <w14:ligatures w14:val="none"/>
+          <w:rFonts w:ascii="Arial Narrow" w:eastAsia="Arial Narrow" w:hAnsi="Arial Narrow" w:cs="Arial Narrow"/>
+          <w:kern w:val="0"/>
+          <w14:ligatures w14:val="none"/>
+          <w:sz w:val="22"/>
+          <w:szCs w:val="22"/>
         </w:rPr>
         <w:t xml:space="preserve">El Señor [APELLIDO] solicitó, en calidad de medida correctiva, que Pacífico cumpla con: (i) realizar la devolución del monto de pago de la prima y las tres cuotas pagadas del Seguro de Vida; y, (ii) anular el contrato de Seguro de Vida. Asimismo, requirió el reembolso de costos y costas del presente procedimiento.</w:t>
       </w:r>
       <w:r>
         <w:rPr>
-          <w:rFonts w:ascii="Arial Narrow" w:eastAsia="Times New Roman" w:hAnsi="Arial Narrow" w:cs="Arial"/>
-          <w:color w:val="000000"/>
-          <w:kern w:val="0"/>
+          <w:rFonts w:ascii="Arial Narrow" w:eastAsia="Arial Narrow" w:hAnsi="Arial Narrow" w:cs="Arial Narrow"/>
+          <w:color w:val="000000"/>
+          <w:kern w:val="0"/>
+          <w:sz w:val="22"/>
+          <w:szCs w:val="22"/>
           <w:lang w:val="es-ES" w:eastAsia="es-ES"/>
           <w14:ligatures w14:val="none"/>
         </w:rPr>
@@ -1284,9 +1494,11 @@
       </w:r>
       <w:r>
         <w:rPr>
-          <w:rFonts w:ascii="Arial Narrow" w:eastAsia="Times New Roman" w:hAnsi="Arial Narrow" w:cs="Arial"/>
-          <w:color w:val="000000"/>
-          <w:kern w:val="0"/>
+          <w:rFonts w:ascii="Arial Narrow" w:eastAsia="Arial Narrow" w:hAnsi="Arial Narrow" w:cs="Arial Narrow"/>
+          <w:color w:val="000000"/>
+          <w:kern w:val="0"/>
+          <w:sz w:val="22"/>
+          <w:szCs w:val="22"/>
           <w:lang w:val="es-ES" w:eastAsia="es-ES"/>
           <w14:ligatures w14:val="none"/>
         </w:rPr>
@@ -1294,9 +1506,11 @@
       </w:r>
       <w:r>
         <w:rPr>
-          <w:rFonts w:ascii="Arial Narrow" w:eastAsia="Times New Roman" w:hAnsi="Arial Narrow" w:cs="Arial"/>
-          <w:color w:val="000000"/>
-          <w:kern w:val="0"/>
+          <w:rFonts w:ascii="Arial Narrow" w:eastAsia="Arial Narrow" w:hAnsi="Arial Narrow" w:cs="Arial Narrow"/>
+          <w:color w:val="000000"/>
+          <w:kern w:val="0"/>
+          <w:sz w:val="22"/>
+          <w:szCs w:val="22"/>
           <w:lang w:val="es-ES" w:eastAsia="es-ES"/>
           <w14:ligatures w14:val="none"/>
         </w:rPr>
@@ -1304,9 +1518,11 @@
       </w:r>
       <w:r>
         <w:rPr>
-          <w:rFonts w:ascii="Arial Narrow" w:eastAsia="Times New Roman" w:hAnsi="Arial Narrow" w:cs="Arial"/>
-          <w:color w:val="000000"/>
-          <w:kern w:val="0"/>
+          <w:rFonts w:ascii="Arial Narrow" w:eastAsia="Arial Narrow" w:hAnsi="Arial Narrow" w:cs="Arial Narrow"/>
+          <w:color w:val="000000"/>
+          <w:kern w:val="0"/>
+          <w:sz w:val="22"/>
+          <w:szCs w:val="22"/>
           <w:lang w:val="es-ES" w:eastAsia="es-ES"/>
           <w14:ligatures w14:val="none"/>
         </w:rPr>
@@ -1314,9 +1530,11 @@
       </w:r>
       <w:r>
         <w:rPr>
-          <w:rFonts w:ascii="Arial Narrow" w:eastAsia="Times New Roman" w:hAnsi="Arial Narrow" w:cs="Arial"/>
-          <w:color w:val="000000"/>
-          <w:kern w:val="0"/>
+          <w:rFonts w:ascii="Arial Narrow" w:eastAsia="Arial Narrow" w:hAnsi="Arial Narrow" w:cs="Arial Narrow"/>
+          <w:color w:val="000000"/>
+          <w:kern w:val="0"/>
+          <w:sz w:val="22"/>
+          <w:szCs w:val="22"/>
           <w:lang w:val="es-ES" w:eastAsia="es-ES"/>
           <w14:ligatures w14:val="none"/>
         </w:rPr>
@@ -1324,9 +1542,11 @@
       </w:r>
       <w:r>
         <w:rPr>
-          <w:rFonts w:ascii="Arial Narrow" w:eastAsia="Times New Roman" w:hAnsi="Arial Narrow" w:cs="Arial"/>
-          <w:color w:val="000000"/>
-          <w:kern w:val="0"/>
+          <w:rFonts w:ascii="Arial Narrow" w:eastAsia="Arial Narrow" w:hAnsi="Arial Narrow" w:cs="Arial Narrow"/>
+          <w:color w:val="000000"/>
+          <w:kern w:val="0"/>
+          <w:sz w:val="22"/>
+          <w:szCs w:val="22"/>
           <w:lang w:val="es-ES" w:eastAsia="es-ES"/>
           <w14:ligatures w14:val="none"/>
         </w:rPr>
@@ -1334,33 +1554,43 @@
       </w:r>
       <w:r>
         <w:rPr>
-          <w:rFonts w:ascii="Arial Narrow" w:hAnsi="Arial Narrow"/>
+          <w:rFonts w:ascii="Arial Narrow" w:eastAsia="Arial Narrow" w:hAnsi="Arial Narrow" w:cs="Arial Narrow"/>
+          <w:sz w:val="22"/>
+          <w:szCs w:val="22"/>
         </w:rPr>
         <w:t xml:space="preserve"/>
       </w:r>
       <w:r>
         <w:rPr>
-          <w:rFonts w:ascii="Arial Narrow" w:hAnsi="Arial Narrow"/>
+          <w:rFonts w:ascii="Arial Narrow" w:eastAsia="Arial Narrow" w:hAnsi="Arial Narrow" w:cs="Arial Narrow"/>
+          <w:sz w:val="22"/>
+          <w:szCs w:val="22"/>
         </w:rPr>
         <w:t xml:space="preserve"/>
       </w:r>
       <w:r>
         <w:rPr>
-          <w:rFonts w:ascii="Arial Narrow" w:hAnsi="Arial Narrow"/>
+          <w:rFonts w:ascii="Arial Narrow" w:eastAsia="Arial Narrow" w:hAnsi="Arial Narrow" w:cs="Arial Narrow"/>
+          <w:sz w:val="22"/>
+          <w:szCs w:val="22"/>
         </w:rPr>
         <w:t/>
       </w:r>
       <w:r>
         <w:rPr>
-          <w:rFonts w:ascii="Arial Narrow" w:hAnsi="Arial Narrow"/>
+          <w:rFonts w:ascii="Arial Narrow" w:eastAsia="Arial Narrow" w:hAnsi="Arial Narrow" w:cs="Arial Narrow"/>
+          <w:sz w:val="22"/>
+          <w:szCs w:val="22"/>
         </w:rPr>
         <w:t xml:space="preserve"/>
       </w:r>
       <w:r>
         <w:rPr>
-          <w:rFonts w:ascii="Arial Narrow" w:eastAsia="Times New Roman" w:hAnsi="Arial Narrow" w:cs="Arial"/>
-          <w:color w:val="000000"/>
-          <w:kern w:val="0"/>
+          <w:rFonts w:ascii="Arial Narrow" w:eastAsia="Arial Narrow" w:hAnsi="Arial Narrow" w:cs="Arial Narrow"/>
+          <w:color w:val="000000"/>
+          <w:kern w:val="0"/>
+          <w:sz w:val="22"/>
+          <w:szCs w:val="22"/>
           <w:lang w:val="es-ES" w:eastAsia="es-ES"/>
           <w14:ligatures w14:val="none"/>
         </w:rPr>
@@ -1369,9 +1599,11 @@
       <w:proofErr w:type="spellStart"/>
       <w:r>
         <w:rPr>
-          <w:rFonts w:ascii="Arial Narrow" w:eastAsia="Times New Roman" w:hAnsi="Arial Narrow" w:cs="Arial"/>
-          <w:color w:val="000000"/>
-          <w:kern w:val="0"/>
+          <w:rFonts w:ascii="Arial Narrow" w:eastAsia="Arial Narrow" w:hAnsi="Arial Narrow" w:cs="Arial Narrow"/>
+          <w:color w:val="000000"/>
+          <w:kern w:val="0"/>
+          <w:sz w:val="22"/>
+          <w:szCs w:val="22"/>
           <w:lang w:val="es-ES" w:eastAsia="es-ES"/>
           <w14:ligatures w14:val="none"/>
         </w:rPr>
@@ -1380,9 +1612,11 @@
       <w:proofErr w:type="spellEnd"/>
       <w:r>
         <w:rPr>
-          <w:rFonts w:ascii="Arial Narrow" w:eastAsia="Times New Roman" w:hAnsi="Arial Narrow" w:cs="Arial"/>
-          <w:color w:val="000000"/>
-          <w:kern w:val="0"/>
+          <w:rFonts w:ascii="Arial Narrow" w:eastAsia="Arial Narrow" w:hAnsi="Arial Narrow" w:cs="Arial Narrow"/>
+          <w:color w:val="000000"/>
+          <w:kern w:val="0"/>
+          <w:sz w:val="22"/>
+          <w:szCs w:val="22"/>
           <w:lang w:val="es-ES" w:eastAsia="es-ES"/>
           <w14:ligatures w14:val="none"/>
         </w:rPr>
@@ -1390,27 +1624,35 @@
       </w:r>
       <w:r>
         <w:rPr>
-          <w:rFonts w:ascii="Arial Narrow" w:hAnsi="Arial Narrow"/>
+          <w:rFonts w:ascii="Arial Narrow" w:eastAsia="Arial Narrow" w:hAnsi="Arial Narrow" w:cs="Arial Narrow"/>
+          <w:sz w:val="22"/>
+          <w:szCs w:val="22"/>
         </w:rPr>
         <w:t/>
       </w:r>
       <w:r>
         <w:rPr>
-          <w:rFonts w:ascii="Arial Narrow" w:hAnsi="Arial Narrow"/>
+          <w:rFonts w:ascii="Arial Narrow" w:eastAsia="Arial Narrow" w:hAnsi="Arial Narrow" w:cs="Arial Narrow"/>
+          <w:sz w:val="22"/>
+          <w:szCs w:val="22"/>
         </w:rPr>
         <w:t xml:space="preserve"/>
       </w:r>
       <w:r>
         <w:rPr>
-          <w:rFonts w:ascii="Arial Narrow" w:hAnsi="Arial Narrow"/>
+          <w:rFonts w:ascii="Arial Narrow" w:eastAsia="Arial Narrow" w:hAnsi="Arial Narrow" w:cs="Arial Narrow"/>
+          <w:sz w:val="22"/>
+          <w:szCs w:val="22"/>
         </w:rPr>
         <w:t/>
       </w:r>
       <w:r>
         <w:rPr>
-          <w:rFonts w:ascii="Arial Narrow" w:eastAsia="Times New Roman" w:hAnsi="Arial Narrow" w:cs="Arial"/>
-          <w:color w:val="000000"/>
-          <w:kern w:val="0"/>
+          <w:rFonts w:ascii="Arial Narrow" w:eastAsia="Arial Narrow" w:hAnsi="Arial Narrow" w:cs="Arial Narrow"/>
+          <w:color w:val="000000"/>
+          <w:kern w:val="0"/>
+          <w:sz w:val="22"/>
+          <w:szCs w:val="22"/>
           <w:lang w:val="es-ES" w:eastAsia="es-ES"/>
           <w14:ligatures w14:val="none"/>
         </w:rPr>
@@ -1427,6 +1669,8 @@
           <w:b/>
           <w:color w:val="000000"/>
           <w:kern w:val="0"/>
+          <w:sz w:val="22"/>
+          <w:szCs w:val="22"/>
           <w:lang w:eastAsia="es-PE"/>
           <w14:ligatures w14:val="none"/>
         </w:rPr>
@@ -1451,16 +1695,20 @@
           <w:b/>
           <w:color w:val="000000"/>
           <w:kern w:val="0"/>
-          <w:lang w:eastAsia="es-PE"/>
-          <w14:ligatures w14:val="none"/>
-        </w:rPr>
-      </w:pPr>
-      <w:r>
-        <w:rPr>
-          <w:rFonts w:ascii="Arial Narrow" w:eastAsia="Arial Narrow" w:hAnsi="Arial Narrow" w:cs="Arial Narrow"/>
-          <w:b/>
-          <w:color w:val="000000"/>
-          <w:kern w:val="0"/>
+          <w:sz w:val="22"/>
+          <w:szCs w:val="22"/>
+          <w:lang w:eastAsia="es-PE"/>
+          <w14:ligatures w14:val="none"/>
+        </w:rPr>
+      </w:pPr>
+      <w:r>
+        <w:rPr>
+          <w:rFonts w:ascii="Arial Narrow" w:eastAsia="Arial Narrow" w:hAnsi="Arial Narrow" w:cs="Arial Narrow"/>
+          <w:b/>
+          <w:color w:val="000000"/>
+          <w:kern w:val="0"/>
+          <w:sz w:val="22"/>
+          <w:szCs w:val="22"/>
           <w:lang w:eastAsia="es-PE"/>
           <w14:ligatures w14:val="none"/>
         </w:rPr>
@@ -1478,6 +1726,8 @@
           <w:b/>
           <w:color w:val="000000"/>
           <w:kern w:val="0"/>
+          <w:sz w:val="22"/>
+          <w:szCs w:val="22"/>
           <w:lang w:eastAsia="es-PE"/>
           <w14:ligatures w14:val="none"/>
         </w:rPr>
@@ -1497,6 +1747,8 @@
           <w:rFonts w:ascii="Arial Narrow" w:eastAsia="Arial Narrow" w:hAnsi="Arial Narrow" w:cs="Arial Narrow"/>
           <w:kern w:val="0"/>
           <w14:ligatures w14:val="none"/>
+          <w:sz w:val="22"/>
+          <w:szCs w:val="22"/>
         </w:rPr>
       </w:pPr>
       <w:bookmarkStart w:id="1" w:name="_Hlk140755208"/>
@@ -1504,9 +1756,11 @@
       <w:bookmarkStart w:id="3" w:name="_Hlk155944687"/>
       <w:r>
         <w:rPr>
-          <w:rFonts w:ascii="Arial Narrow" w:eastAsia="Times New Roman" w:hAnsi="Arial Narrow" w:cs="Segoe UI"/>
-          <w:color w:val="000000"/>
-          <w:kern w:val="0"/>
+          <w:rFonts w:ascii="Arial Narrow" w:eastAsia="Arial Narrow" w:hAnsi="Arial Narrow" w:cs="Arial Narrow"/>
+          <w:color w:val="000000"/>
+          <w:kern w:val="0"/>
+          <w:sz w:val="22"/>
+          <w:szCs w:val="22"/>
           <w:lang w:eastAsia="es-PE"/>
           <w14:ligatures w14:val="none"/>
         </w:rPr>
@@ -1517,9 +1771,11 @@
       <w:bookmarkEnd w:id="3"/>
       <w:r>
         <w:rPr>
-          <w:rFonts w:ascii="Arial Narrow" w:eastAsia="Times New Roman" w:hAnsi="Arial Narrow" w:cs="Segoe UI"/>
-          <w:color w:val="000000"/>
-          <w:kern w:val="0"/>
+          <w:rFonts w:ascii="Arial Narrow" w:eastAsia="Arial Narrow" w:hAnsi="Arial Narrow" w:cs="Arial Narrow"/>
+          <w:color w:val="000000"/>
+          <w:kern w:val="0"/>
+          <w:sz w:val="22"/>
+          <w:szCs w:val="22"/>
           <w:lang w:eastAsia="es-PE"/>
           <w14:ligatures w14:val="none"/>
         </w:rPr>
@@ -1530,6 +1786,8 @@
           <w:rStyle w:val="Refdenotaalpie"/>
           <w:rFonts w:ascii="Arial Narrow" w:eastAsia="Arial Narrow" w:hAnsi="Arial Narrow" w:cs="Arial Narrow"/>
           <w:kern w:val="0"/>
+          <w:sz w:val="22"/>
+          <w:szCs w:val="22"/>
           <w:vertAlign w:val="superscript"/>
           <w14:ligatures w14:val="none"/>
         </w:rPr>
@@ -1537,9 +1795,11 @@
       </w:r>
       <w:r>
         <w:rPr>
-          <w:rFonts w:ascii="Arial Narrow" w:eastAsia="Times New Roman" w:hAnsi="Arial Narrow" w:cs="Segoe UI"/>
-          <w:color w:val="000000"/>
-          <w:kern w:val="0"/>
+          <w:rFonts w:ascii="Arial Narrow" w:eastAsia="Arial Narrow" w:hAnsi="Arial Narrow" w:cs="Arial Narrow"/>
+          <w:color w:val="000000"/>
+          <w:kern w:val="0"/>
+          <w:sz w:val="22"/>
+          <w:szCs w:val="22"/>
           <w:lang w:eastAsia="es-PE"/>
           <w14:ligatures w14:val="none"/>
         </w:rPr>
@@ -1550,6 +1810,8 @@
           <w:rFonts w:ascii="Arial Narrow" w:eastAsia="Arial Narrow" w:hAnsi="Arial Narrow" w:cs="Arial Narrow"/>
           <w:kern w:val="0"/>
           <w14:ligatures w14:val="none"/>
+          <w:sz w:val="22"/>
+          <w:szCs w:val="22"/>
         </w:rPr>
         <w:t xml:space="preserve">que el hecho denunciado, </w:t>
       </w:r>
@@ -1558,6 +1820,8 @@
           <w:rFonts w:ascii="Arial Narrow" w:eastAsia="Arial Narrow" w:hAnsi="Arial Narrow" w:cs="Arial Narrow"/>
           <w:kern w:val="0"/>
           <w14:ligatures w14:val="none"/>
+          <w:sz w:val="22"/>
+          <w:szCs w:val="22"/>
         </w:rPr>
         <w:t xml:space="preserve">consistente en que </w:t>
       </w:r>
@@ -1565,6 +1829,8 @@
         <w:rPr>
           <w:rFonts w:ascii="Arial Narrow" w:eastAsia="Arial Narrow" w:hAnsi="Arial Narrow" w:cs="Arial Narrow"/>
           <w:bCs/>
+          <w:sz w:val="22"/>
+          <w:szCs w:val="22"/>
         </w:rPr>
         <w:t xml:space="preserve">la compañía aseguradora habría gestionado la contratación del Seguro de Vida Inversión Flex </w:t>
       </w:r>
@@ -1573,6 +1839,8 @@
         <w:rPr>
           <w:rFonts w:ascii="Arial Narrow" w:eastAsia="Arial Narrow" w:hAnsi="Arial Narrow" w:cs="Arial Narrow"/>
           <w:bCs/>
+          <w:sz w:val="22"/>
+          <w:szCs w:val="22"/>
         </w:rPr>
         <w:t/>
       </w:r>
@@ -1581,6 +1849,8 @@
         <w:rPr>
           <w:rFonts w:ascii="Arial Narrow" w:eastAsia="Arial Narrow" w:hAnsi="Arial Narrow" w:cs="Arial Narrow"/>
           <w:bCs/>
+          <w:sz w:val="22"/>
+          <w:szCs w:val="22"/>
         </w:rPr>
         <w:t xml:space="preserve"> 308-036304/3, pese a que no cumplía con los requisitos necesarios para endosarlo a su crédito hipotecario conforme lo requerido</w:t>
       </w:r>
@@ -1589,6 +1859,8 @@
           <w:rFonts w:ascii="Arial Narrow" w:eastAsia="Arial Narrow" w:hAnsi="Arial Narrow" w:cs="Arial Narrow"/>
           <w:kern w:val="0"/>
           <w14:ligatures w14:val="none"/>
+          <w:sz w:val="22"/>
+          <w:szCs w:val="22"/>
         </w:rPr>
         <w:t>; involucraría una presunta afectación a sus expecta</w:t>
       </w:r>
@@ -1597,14 +1869,18 @@
           <w:rFonts w:ascii="Arial Narrow" w:eastAsia="Arial Narrow" w:hAnsi="Arial Narrow" w:cs="Arial Narrow"/>
           <w:kern w:val="0"/>
           <w14:ligatures w14:val="none"/>
+          <w:sz w:val="22"/>
+          <w:szCs w:val="22"/>
         </w:rPr>
         <w:t>tivas, quien no habría encontrado una correspondencia entre lo que esperaba recibir de parte del proveedor y lo que realmente recibió. Por consiguiente, corresponde calificar el hecho materia de denuncia como una presunta infracción al deber de idoneidad, tipificado en los artículos 18</w:t>
       </w:r>
       <w:r>
         <w:rPr>
-          <w:rFonts w:ascii="Arial Narrow" w:eastAsia="Times New Roman" w:hAnsi="Arial Narrow" w:cs="Segoe UI"/>
-          <w:color w:val="000000"/>
-          <w:kern w:val="0"/>
+          <w:rFonts w:ascii="Arial Narrow" w:eastAsia="Arial Narrow" w:hAnsi="Arial Narrow" w:cs="Arial Narrow"/>
+          <w:color w:val="000000"/>
+          <w:kern w:val="0"/>
+          <w:sz w:val="22"/>
+          <w:szCs w:val="22"/>
           <w:lang w:eastAsia="es-PE"/>
           <w14:ligatures w14:val="none"/>
         </w:rPr>
@@ -1615,14 +1891,18 @@
           <w:rFonts w:ascii="Arial Narrow" w:eastAsia="Arial Narrow" w:hAnsi="Arial Narrow" w:cs="Arial Narrow"/>
           <w:kern w:val="0"/>
           <w14:ligatures w14:val="none"/>
+          <w:sz w:val="22"/>
+          <w:szCs w:val="22"/>
         </w:rPr>
         <w:t xml:space="preserve"> y 19</w:t>
       </w:r>
       <w:r>
         <w:rPr>
-          <w:rFonts w:ascii="Arial Narrow" w:eastAsia="Times New Roman" w:hAnsi="Arial Narrow" w:cs="Segoe UI"/>
-          <w:color w:val="000000"/>
-          <w:kern w:val="0"/>
+          <w:rFonts w:ascii="Arial Narrow" w:eastAsia="Arial Narrow" w:hAnsi="Arial Narrow" w:cs="Arial Narrow"/>
+          <w:color w:val="000000"/>
+          <w:kern w:val="0"/>
+          <w:sz w:val="22"/>
+          <w:szCs w:val="22"/>
           <w:lang w:eastAsia="es-PE"/>
           <w14:ligatures w14:val="none"/>
         </w:rPr>
@@ -1633,14 +1913,18 @@
           <w:rFonts w:ascii="Arial Narrow" w:eastAsia="Arial Narrow" w:hAnsi="Arial Narrow" w:cs="Arial Narrow"/>
           <w:kern w:val="0"/>
           <w14:ligatures w14:val="none"/>
+          <w:sz w:val="22"/>
+          <w:szCs w:val="22"/>
         </w:rPr>
         <w:t xml:space="preserve"> del Código</w:t>
       </w:r>
       <w:r>
         <w:rPr>
           <w:rStyle w:val="Refdenotaalpie"/>
-          <w:rFonts w:ascii="Arial Narrow" w:eastAsia="Arial Narrow" w:hAnsi="Arial Narrow" w:cs="Arial"/>
-          <w:kern w:val="0"/>
+          <w:rFonts w:ascii="Arial Narrow" w:eastAsia="Arial Narrow" w:hAnsi="Arial Narrow" w:cs="Arial Narrow"/>
+          <w:kern w:val="0"/>
+          <w:sz w:val="22"/>
+          <w:szCs w:val="22"/>
           <w:vertAlign w:val="superscript"/>
           <w14:ligatures w14:val="none"/>
         </w:rPr>
@@ -1651,6 +1935,8 @@
           <w:rFonts w:ascii="Arial Narrow" w:eastAsia="Arial Narrow" w:hAnsi="Arial Narrow" w:cs="Arial Narrow"/>
           <w:kern w:val="0"/>
           <w14:ligatures w14:val="none"/>
+          <w:sz w:val="22"/>
+          <w:szCs w:val="22"/>
         </w:rPr>
         <w:t>.</w:t>
       </w:r>
@@ -1663,6 +1949,8 @@
           <w:rFonts w:ascii="Arial Narrow" w:eastAsia="Arial Narrow" w:hAnsi="Arial Narrow" w:cs="Arial Narrow"/>
           <w:kern w:val="0"/>
           <w14:ligatures w14:val="none"/>
+          <w:sz w:val="22"/>
+          <w:szCs w:val="22"/>
         </w:rPr>
       </w:pPr>
     </w:p>
@@ -1680,13 +1968,17 @@
           <w:rFonts w:ascii="Arial Narrow" w:eastAsia="Arial Narrow" w:hAnsi="Arial Narrow" w:cs="Arial Narrow"/>
           <w:kern w:val="0"/>
           <w14:ligatures w14:val="none"/>
-        </w:rPr>
-      </w:pPr>
-      <w:r>
-        <w:rPr>
-          <w:rFonts w:ascii="Arial Narrow" w:eastAsia="Arial Narrow" w:hAnsi="Arial Narrow" w:cs="Arial Narrow"/>
-          <w:kern w:val="0"/>
-          <w14:ligatures w14:val="none"/>
+          <w:sz w:val="22"/>
+          <w:szCs w:val="22"/>
+        </w:rPr>
+      </w:pPr>
+      <w:r>
+        <w:rPr>
+          <w:rFonts w:ascii="Arial Narrow" w:eastAsia="Arial Narrow" w:hAnsi="Arial Narrow" w:cs="Arial Narrow"/>
+          <w:kern w:val="0"/>
+          <w14:ligatures w14:val="none"/>
+          <w:sz w:val="22"/>
+          <w:szCs w:val="22"/>
         </w:rPr>
         <w:t xml:space="preserve">Además, la Secretaría Técnica, en ejercicio de sus facultades, considera que el hecho denunciado, consistente en que </w:t>
       </w:r>
@@ -1694,6 +1986,8 @@
         <w:rPr>
           <w:rFonts w:ascii="Arial Narrow" w:eastAsia="Arial Narrow" w:hAnsi="Arial Narrow" w:cs="Arial Narrow"/>
           <w:bCs/>
+          <w:sz w:val="22"/>
+          <w:szCs w:val="22"/>
         </w:rPr>
         <w:t xml:space="preserve">la compañía aseguradora habría cumplido con gestionar el endoso de la Póliza del Seguro de Vida Inversión Flex </w:t>
       </w:r>
@@ -1702,6 +1996,8 @@
         <w:rPr>
           <w:rFonts w:ascii="Arial Narrow" w:eastAsia="Arial Narrow" w:hAnsi="Arial Narrow" w:cs="Arial Narrow"/>
           <w:bCs/>
+          <w:sz w:val="22"/>
+          <w:szCs w:val="22"/>
         </w:rPr>
         <w:t/>
       </w:r>
@@ -1710,6 +2006,8 @@
         <w:rPr>
           <w:rFonts w:ascii="Arial Narrow" w:eastAsia="Arial Narrow" w:hAnsi="Arial Narrow" w:cs="Arial Narrow"/>
           <w:bCs/>
+          <w:sz w:val="22"/>
+          <w:szCs w:val="22"/>
         </w:rPr>
         <w:t xml:space="preserve"> 308-036304/3 contratada por el denunciante a su crédito hipotecario</w:t>
       </w:r>
@@ -1718,6 +2016,8 @@
           <w:rFonts w:ascii="Arial Narrow" w:eastAsia="Arial Narrow" w:hAnsi="Arial Narrow" w:cs="Arial Narrow"/>
           <w:kern w:val="0"/>
           <w14:ligatures w14:val="none"/>
+          <w:sz w:val="22"/>
+          <w:szCs w:val="22"/>
         </w:rPr>
         <w:t>; involucraría una presunta afectación a sus expectativas, quien no habría encontrado una correspondencia entre lo que esperaba recibir de parte del proveedor y lo que realmente recibió. Por consiguiente, corresponde calificar el hecho materia de denuncia como una presunta infracción al deber de idoneidad, tipificado en los artículos 18 y 19 del Código.</w:t>
       </w:r>
@@ -1730,6 +2030,8 @@
           <w:rFonts w:ascii="Arial Narrow" w:eastAsia="Arial Narrow" w:hAnsi="Arial Narrow" w:cs="Arial Narrow"/>
           <w:kern w:val="0"/>
           <w14:ligatures w14:val="none"/>
+          <w:sz w:val="22"/>
+          <w:szCs w:val="22"/>
         </w:rPr>
       </w:pPr>
     </w:p>
@@ -1747,13 +2049,17 @@
           <w:rFonts w:ascii="Arial Narrow" w:eastAsia="Arial Narrow" w:hAnsi="Arial Narrow" w:cs="Arial Narrow"/>
           <w:kern w:val="0"/>
           <w14:ligatures w14:val="none"/>
-        </w:rPr>
-      </w:pPr>
-      <w:r>
-        <w:rPr>
-          <w:rFonts w:ascii="Arial Narrow" w:eastAsia="Arial Narrow" w:hAnsi="Arial Narrow" w:cs="Arial Narrow"/>
-          <w:kern w:val="0"/>
-          <w14:ligatures w14:val="none"/>
+          <w:sz w:val="22"/>
+          <w:szCs w:val="22"/>
+        </w:rPr>
+      </w:pPr>
+      <w:r>
+        <w:rPr>
+          <w:rFonts w:ascii="Arial Narrow" w:eastAsia="Arial Narrow" w:hAnsi="Arial Narrow" w:cs="Arial Narrow"/>
+          <w:kern w:val="0"/>
+          <w14:ligatures w14:val="none"/>
+          <w:sz w:val="22"/>
+          <w:szCs w:val="22"/>
         </w:rPr>
         <w:t xml:space="preserve">Asimismo, la Secretaría Técnica, en ejercicio de sus facultades, considera que el hecho denunciado, consistente en que </w:t>
       </w:r>
@@ -1761,6 +2067,8 @@
         <w:rPr>
           <w:rFonts w:ascii="Arial Narrow" w:eastAsia="Arial Narrow" w:hAnsi="Arial Narrow" w:cs="Arial Narrow"/>
           <w:bCs/>
+          <w:sz w:val="22"/>
+          <w:szCs w:val="22"/>
         </w:rPr>
         <w:t>la compañía aseguradora no habría brindado una respuesta al reclamo presentado por el denunciante el 31 de octubre de 2024</w:t>
       </w:r>
@@ -1769,6 +2077,8 @@
           <w:rFonts w:ascii="Arial Narrow" w:eastAsia="Arial Narrow" w:hAnsi="Arial Narrow" w:cs="Arial Narrow"/>
           <w:kern w:val="0"/>
           <w14:ligatures w14:val="none"/>
+          <w:sz w:val="22"/>
+          <w:szCs w:val="22"/>
         </w:rPr>
         <w:t xml:space="preserve">; involucraría una presunta afectación a sus expectativas, quien no habría encontrado una correspondencia entre lo que esperaba recibir de parte del proveedor y lo que realmente recibió. Por consiguiente, corresponde calificar el hecho materia de denuncia como </w:t>
       </w:r>
@@ -1777,6 +2087,8 @@
           <w:rFonts w:ascii="Arial Narrow" w:eastAsia="Arial Narrow" w:hAnsi="Arial Narrow" w:cs="Arial Narrow"/>
           <w:kern w:val="0"/>
           <w14:ligatures w14:val="none"/>
+          <w:sz w:val="22"/>
+          <w:szCs w:val="22"/>
         </w:rPr>
         <w:t xml:space="preserve">una presunta infracción al deber de </w:t>
       </w:r>
@@ -1785,6 +2097,8 @@
           <w:rFonts w:ascii="Arial Narrow" w:eastAsia="Arial Narrow" w:hAnsi="Arial Narrow" w:cs="Arial Narrow"/>
           <w:kern w:val="0"/>
           <w14:ligatures w14:val="none"/>
+          <w:sz w:val="22"/>
+          <w:szCs w:val="22"/>
         </w:rPr>
         <w:t>atención de reclamos</w:t>
       </w:r>
@@ -1793,6 +2107,8 @@
           <w:rFonts w:ascii="Arial Narrow" w:eastAsia="Arial Narrow" w:hAnsi="Arial Narrow" w:cs="Arial Narrow"/>
           <w:kern w:val="0"/>
           <w14:ligatures w14:val="none"/>
+          <w:sz w:val="22"/>
+          <w:szCs w:val="22"/>
         </w:rPr>
         <w:t xml:space="preserve">, tipificado en </w:t>
       </w:r>
@@ -1801,13 +2117,17 @@
           <w:rFonts w:ascii="Arial Narrow" w:eastAsia="Arial Narrow" w:hAnsi="Arial Narrow" w:cs="Arial Narrow"/>
           <w:kern w:val="0"/>
           <w14:ligatures w14:val="none"/>
+          <w:sz w:val="22"/>
+          <w:szCs w:val="22"/>
         </w:rPr>
         <w:t xml:space="preserve">el </w:t>
       </w:r>
       <w:r>
         <w:rPr>
-          <w:rFonts w:ascii="Arial Narrow" w:eastAsia="Times New Roman" w:hAnsi="Arial Narrow" w:cs="Times New Roman"/>
-          <w:kern w:val="0"/>
+          <w:rFonts w:ascii="Arial Narrow" w:eastAsia="Arial Narrow" w:hAnsi="Arial Narrow" w:cs="Arial Narrow"/>
+          <w:kern w:val="0"/>
+          <w:sz w:val="22"/>
+          <w:szCs w:val="22"/>
           <w:shd w:val="clear" w:color="auto" w:fill="FFFFFF"/>
           <w:lang w:eastAsia="es-PE"/>
           <w14:ligatures w14:val="none"/>
@@ -1816,8 +2136,10 @@
       </w:r>
       <w:r>
         <w:rPr>
-          <w:rFonts w:ascii="Arial Narrow" w:eastAsia="Calibri" w:hAnsi="Arial Narrow" w:cs="Arial Narrow"/>
-          <w:kern w:val="0"/>
+          <w:rFonts w:ascii="Arial Narrow" w:eastAsia="Arial Narrow" w:hAnsi="Arial Narrow" w:cs="Arial Narrow"/>
+          <w:kern w:val="0"/>
+          <w:sz w:val="22"/>
+          <w:szCs w:val="22"/>
           <w:lang w:eastAsia="es-PE"/>
           <w14:ligatures w14:val="none"/>
         </w:rPr>
@@ -1828,14 +2150,18 @@
           <w:rFonts w:ascii="Arial Narrow" w:eastAsia="Arial Narrow" w:hAnsi="Arial Narrow" w:cs="Arial Narrow"/>
           <w:kern w:val="0"/>
           <w14:ligatures w14:val="none"/>
+          <w:sz w:val="22"/>
+          <w:szCs w:val="22"/>
         </w:rPr>
         <w:t>del Código</w:t>
       </w:r>
       <w:r>
         <w:rPr>
           <w:rStyle w:val="Refdenotaalpie"/>
-          <w:rFonts w:ascii="Arial Narrow" w:eastAsia="Arial Narrow" w:hAnsi="Arial Narrow" w:cs="Arial"/>
-          <w:kern w:val="0"/>
+          <w:rFonts w:ascii="Arial Narrow" w:eastAsia="Arial Narrow" w:hAnsi="Arial Narrow" w:cs="Arial Narrow"/>
+          <w:kern w:val="0"/>
+          <w:sz w:val="22"/>
+          <w:szCs w:val="22"/>
           <w:vertAlign w:val="superscript"/>
           <w14:ligatures w14:val="none"/>
         </w:rPr>
@@ -1846,6 +2172,8 @@
           <w:rFonts w:ascii="Arial Narrow" w:eastAsia="Arial Narrow" w:hAnsi="Arial Narrow" w:cs="Arial Narrow"/>
           <w:kern w:val="0"/>
           <w14:ligatures w14:val="none"/>
+          <w:sz w:val="22"/>
+          <w:szCs w:val="22"/>
         </w:rPr>
         <w:t>.</w:t>
       </w:r>
@@ -1858,6 +2186,8 @@
           <w:rFonts w:ascii="Arial Narrow" w:eastAsia="Arial Narrow" w:hAnsi="Arial Narrow" w:cs="Arial Narrow"/>
           <w:kern w:val="0"/>
           <w14:ligatures w14:val="none"/>
+          <w:sz w:val="22"/>
+          <w:szCs w:val="22"/>
         </w:rPr>
       </w:pPr>
     </w:p>
@@ -1875,13 +2205,17 @@
           <w:rFonts w:ascii="Arial Narrow" w:eastAsia="Arial Narrow" w:hAnsi="Arial Narrow" w:cs="Arial Narrow"/>
           <w:kern w:val="0"/>
           <w14:ligatures w14:val="none"/>
-        </w:rPr>
-      </w:pPr>
-      <w:r>
-        <w:rPr>
-          <w:rFonts w:ascii="Arial Narrow" w:eastAsia="Arial Narrow" w:hAnsi="Arial Narrow" w:cs="Arial Narrow"/>
-          <w:kern w:val="0"/>
-          <w14:ligatures w14:val="none"/>
+          <w:sz w:val="22"/>
+          <w:szCs w:val="22"/>
+        </w:rPr>
+      </w:pPr>
+      <w:r>
+        <w:rPr>
+          <w:rFonts w:ascii="Arial Narrow" w:eastAsia="Arial Narrow" w:hAnsi="Arial Narrow" w:cs="Arial Narrow"/>
+          <w:kern w:val="0"/>
+          <w14:ligatures w14:val="none"/>
+          <w:sz w:val="22"/>
+          <w:szCs w:val="22"/>
         </w:rPr>
         <w:t xml:space="preserve">Así también, la Secretaría Técnica, en ejercicio de sus facultades, considera que el hecho denunciado, consistente en que </w:t>
       </w:r>
@@ -1890,6 +2224,8 @@
           <w:rFonts w:ascii="Arial Narrow" w:eastAsia="Arial Narrow" w:hAnsi="Arial Narrow" w:cs="Arial Narrow"/>
           <w:kern w:val="0"/>
           <w14:ligatures w14:val="none"/>
+          <w:sz w:val="22"/>
+          <w:szCs w:val="22"/>
         </w:rPr>
         <w:t>la compañía aseguradora no habría brindado una respuesta al requerimiento de información presentado por el denunciante el 4 de noviembre de 2024</w:t>
       </w:r>
@@ -1898,14 +2234,18 @@
           <w:rFonts w:ascii="Arial Narrow" w:eastAsia="Arial Narrow" w:hAnsi="Arial Narrow" w:cs="Arial Narrow"/>
           <w:kern w:val="0"/>
           <w14:ligatures w14:val="none"/>
+          <w:sz w:val="22"/>
+          <w:szCs w:val="22"/>
         </w:rPr>
         <w:t>. Por consiguiente, corresponde calificar el hecho materia de denuncia como una presunta infracción al deber de información, tipificado en el artículo 1, numeral 1, literal b) y al artículo 2 del Código</w:t>
       </w:r>
       <w:r>
         <w:rPr>
           <w:rStyle w:val="Refdenotaalpie"/>
-          <w:rFonts w:ascii="Arial Narrow" w:eastAsia="Arial Narrow" w:hAnsi="Arial Narrow" w:cs="Arial"/>
-          <w:kern w:val="0"/>
+          <w:rFonts w:ascii="Arial Narrow" w:eastAsia="Arial Narrow" w:hAnsi="Arial Narrow" w:cs="Arial Narrow"/>
+          <w:kern w:val="0"/>
+          <w:sz w:val="22"/>
+          <w:szCs w:val="22"/>
           <w:vertAlign w:val="superscript"/>
           <w14:ligatures w14:val="none"/>
         </w:rPr>
@@ -1916,6 +2256,8 @@
           <w:rFonts w:ascii="Arial Narrow" w:eastAsia="Arial Narrow" w:hAnsi="Arial Narrow" w:cs="Arial Narrow"/>
           <w:kern w:val="0"/>
           <w14:ligatures w14:val="none"/>
+          <w:sz w:val="22"/>
+          <w:szCs w:val="22"/>
         </w:rPr>
         <w:t>.</w:t>
       </w:r>
@@ -1927,8 +2269,10 @@
         <w:ind w:left="567"/>
         <w:jc w:val="both"/>
         <w:rPr>
-          <w:rFonts w:ascii="Arial Narrow" w:eastAsia="Calibri" w:hAnsi="Arial Narrow" w:cs="Arial Narrow"/>
-          <w:kern w:val="0"/>
+          <w:rFonts w:ascii="Arial Narrow" w:eastAsia="Arial Narrow" w:hAnsi="Arial Narrow" w:cs="Arial Narrow"/>
+          <w:kern w:val="0"/>
+          <w:sz w:val="22"/>
+          <w:szCs w:val="22"/>
           <w:lang w:eastAsia="es-PE"/>
           <w14:ligatures w14:val="none"/>
         </w:rPr>
@@ -1945,17 +2289,21 @@
         <w:ind w:left="567" w:hanging="567"/>
         <w:jc w:val="both"/>
         <w:rPr>
-          <w:rFonts w:ascii="Arial Narrow" w:eastAsia="Calibri" w:hAnsi="Arial Narrow" w:cs="Arial Narrow"/>
-          <w:kern w:val="0"/>
-          <w:lang w:eastAsia="es-PE"/>
-          <w14:ligatures w14:val="none"/>
-        </w:rPr>
-      </w:pPr>
-      <w:r>
-        <w:rPr>
-          <w:rFonts w:ascii="Arial Narrow" w:eastAsia="Arial" w:hAnsi="Arial Narrow" w:cs="Arial"/>
-          <w:color w:val="000000"/>
-          <w:kern w:val="0"/>
+          <w:rFonts w:ascii="Arial Narrow" w:eastAsia="Arial Narrow" w:hAnsi="Arial Narrow" w:cs="Arial Narrow"/>
+          <w:kern w:val="0"/>
+          <w:sz w:val="22"/>
+          <w:szCs w:val="22"/>
+          <w:lang w:eastAsia="es-PE"/>
+          <w14:ligatures w14:val="none"/>
+        </w:rPr>
+      </w:pPr>
+      <w:r>
+        <w:rPr>
+          <w:rFonts w:ascii="Arial Narrow" w:eastAsia="Arial Narrow" w:hAnsi="Arial Narrow" w:cs="Arial Narrow"/>
+          <w:color w:val="000000"/>
+          <w:kern w:val="0"/>
+          <w:sz w:val="22"/>
+          <w:szCs w:val="22"/>
           <w:lang w:eastAsia="es-PE"/>
           <w14:ligatures w14:val="none"/>
         </w:rPr>
@@ -1967,6 +2315,8 @@
           <w:rStyle w:val="Refdenotaalpie"/>
           <w:rFonts w:ascii="Arial Narrow" w:eastAsia="Arial Narrow" w:hAnsi="Arial Narrow" w:cs="Arial Narrow"/>
           <w:kern w:val="0"/>
+          <w:sz w:val="22"/>
+          <w:szCs w:val="22"/>
           <w:vertAlign w:val="superscript"/>
           <w14:ligatures w14:val="none"/>
         </w:rPr>
@@ -1974,9 +2324,11 @@
       </w:r>
       <w:r>
         <w:rPr>
-          <w:rFonts w:ascii="Arial Narrow" w:eastAsia="Arial" w:hAnsi="Arial Narrow" w:cs="Arial"/>
-          <w:color w:val="000000"/>
-          <w:kern w:val="0"/>
+          <w:rFonts w:ascii="Arial Narrow" w:eastAsia="Arial Narrow" w:hAnsi="Arial Narrow" w:cs="Arial Narrow"/>
+          <w:color w:val="000000"/>
+          <w:kern w:val="0"/>
+          <w:sz w:val="22"/>
+          <w:szCs w:val="22"/>
           <w:lang w:eastAsia="es-PE"/>
           <w14:ligatures w14:val="none"/>
         </w:rPr>
@@ -1993,6 +2345,8 @@
           <w:rFonts w:ascii="Arial Narrow" w:eastAsia="Arial Narrow" w:hAnsi="Arial Narrow" w:cs="Arial Narrow"/>
           <w:color w:val="000000"/>
           <w:kern w:val="0"/>
+          <w:sz w:val="22"/>
+          <w:szCs w:val="22"/>
           <w:lang w:eastAsia="es-PE"/>
           <w14:ligatures w14:val="none"/>
         </w:rPr>
@@ -2017,30 +2371,36 @@
           <w:b/>
           <w:color w:val="000000"/>
           <w:kern w:val="0"/>
-          <w:lang w:eastAsia="es-PE"/>
-          <w14:ligatures w14:val="none"/>
-        </w:rPr>
-      </w:pPr>
-      <w:r>
-        <w:rPr>
-          <w:rFonts w:ascii="Arial Narrow" w:eastAsia="Arial Narrow" w:hAnsi="Arial Narrow" w:cs="Arial Narrow"/>
-          <w:b/>
-          <w:color w:val="000000"/>
-          <w:kern w:val="0"/>
-          <w:lang w:eastAsia="es-PE"/>
-          <w14:ligatures w14:val="none"/>
-        </w:rPr>
-        <w:t>REQUERIMIENTO DE INFORMACION</w:t>
-      </w:r>
-    </w:p>
-    <w:p>
-      <w:pPr>
-        <w:spacing w:after="0" w:line="240" w:lineRule="auto"/>
-        <w:jc w:val="both"/>
-        <w:rPr>
-          <w:rFonts w:ascii="Arial Narrow" w:eastAsia="Times New Roman" w:hAnsi="Arial Narrow" w:cs="Arial"/>
-          <w:color w:val="000000"/>
-          <w:kern w:val="0"/>
+          <w:sz w:val="22"/>
+          <w:szCs w:val="22"/>
+          <w:lang w:eastAsia="es-PE"/>
+          <w14:ligatures w14:val="none"/>
+        </w:rPr>
+      </w:pPr>
+      <w:r>
+        <w:rPr>
+          <w:rFonts w:ascii="Arial Narrow" w:eastAsia="Arial Narrow" w:hAnsi="Arial Narrow" w:cs="Arial Narrow"/>
+          <w:b/>
+          <w:color w:val="000000"/>
+          <w:kern w:val="0"/>
+          <w:sz w:val="22"/>
+          <w:szCs w:val="22"/>
+          <w:lang w:eastAsia="es-PE"/>
+          <w14:ligatures w14:val="none"/>
+        </w:rPr>
+        <w:t>REQUERIMIENTO DE INFORMACIÓN</w:t>
+      </w:r>
+    </w:p>
+    <w:p>
+      <w:pPr>
+        <w:spacing w:after="0" w:line="240" w:lineRule="auto"/>
+        <w:jc w:val="both"/>
+        <w:rPr>
+          <w:rFonts w:ascii="Arial Narrow" w:eastAsia="Arial Narrow" w:hAnsi="Arial Narrow" w:cs="Arial Narrow"/>
+          <w:color w:val="000000"/>
+          <w:kern w:val="0"/>
+          <w:sz w:val="22"/>
+          <w:szCs w:val="22"/>
           <w:lang w:val="es-ES" w:eastAsia="es-ES"/>
           <w14:ligatures w14:val="none"/>
         </w:rPr>
@@ -2057,18 +2417,22 @@
         <w:ind w:left="567" w:hanging="567"/>
         <w:jc w:val="both"/>
         <w:rPr>
-          <w:rFonts w:ascii="Arial Narrow" w:eastAsia="Times New Roman" w:hAnsi="Arial Narrow" w:cs="Arial"/>
-          <w:color w:val="000000"/>
-          <w:kern w:val="0"/>
+          <w:rFonts w:ascii="Arial Narrow" w:eastAsia="Arial Narrow" w:hAnsi="Arial Narrow" w:cs="Arial Narrow"/>
+          <w:color w:val="000000"/>
+          <w:kern w:val="0"/>
+          <w:sz w:val="22"/>
+          <w:szCs w:val="22"/>
           <w:lang w:val="es-ES" w:eastAsia="es-ES"/>
           <w14:ligatures w14:val="none"/>
         </w:rPr>
       </w:pPr>
       <w:r>
         <w:rPr>
-          <w:rFonts w:ascii="Arial Narrow" w:eastAsia="Times New Roman" w:hAnsi="Arial Narrow" w:cs="Arial"/>
-          <w:color w:val="000000"/>
-          <w:kern w:val="0"/>
+          <w:rFonts w:ascii="Arial Narrow" w:eastAsia="Arial Narrow" w:hAnsi="Arial Narrow" w:cs="Arial Narrow"/>
+          <w:color w:val="000000"/>
+          <w:kern w:val="0"/>
+          <w:sz w:val="22"/>
+          <w:szCs w:val="22"/>
           <w:lang w:val="es-ES" w:eastAsia="es-ES"/>
           <w14:ligatures w14:val="none"/>
         </w:rPr>
@@ -2076,9 +2440,11 @@
       </w:r>
       <w:r>
         <w:rPr>
-          <w:rFonts w:ascii="Arial Narrow" w:eastAsia="Times New Roman" w:hAnsi="Arial Narrow" w:cs="Arial"/>
-          <w:color w:val="000000"/>
-          <w:kern w:val="0"/>
+          <w:rFonts w:ascii="Arial Narrow" w:eastAsia="Arial Narrow" w:hAnsi="Arial Narrow" w:cs="Arial Narrow"/>
+          <w:color w:val="000000"/>
+          <w:kern w:val="0"/>
+          <w:sz w:val="22"/>
+          <w:szCs w:val="22"/>
           <w:lang w:val="es-ES" w:eastAsia="es-ES"/>
           <w14:ligatures w14:val="none"/>
         </w:rPr>
@@ -2087,9 +2453,11 @@
       <w:proofErr w:type="spellStart"/>
       <w:r>
         <w:rPr>
-          <w:rFonts w:ascii="Arial Narrow" w:eastAsia="Times New Roman" w:hAnsi="Arial Narrow" w:cs="Arial"/>
-          <w:color w:val="000000"/>
-          <w:kern w:val="0"/>
+          <w:rFonts w:ascii="Arial Narrow" w:eastAsia="Arial Narrow" w:hAnsi="Arial Narrow" w:cs="Arial Narrow"/>
+          <w:color w:val="000000"/>
+          <w:kern w:val="0"/>
+          <w:sz w:val="22"/>
+          <w:szCs w:val="22"/>
           <w:lang w:val="es-ES" w:eastAsia="es-ES"/>
           <w14:ligatures w14:val="none"/>
         </w:rPr>
@@ -2098,9 +2466,11 @@
       <w:proofErr w:type="spellEnd"/>
       <w:r>
         <w:rPr>
-          <w:rFonts w:ascii="Arial Narrow" w:eastAsia="Times New Roman" w:hAnsi="Arial Narrow" w:cs="Arial"/>
-          <w:color w:val="000000"/>
-          <w:kern w:val="0"/>
+          <w:rFonts w:ascii="Arial Narrow" w:eastAsia="Arial Narrow" w:hAnsi="Arial Narrow" w:cs="Arial Narrow"/>
+          <w:color w:val="000000"/>
+          <w:kern w:val="0"/>
+          <w:sz w:val="22"/>
+          <w:szCs w:val="22"/>
           <w:lang w:val="es-ES" w:eastAsia="es-ES"/>
           <w14:ligatures w14:val="none"/>
         </w:rPr>
@@ -2109,9 +2479,11 @@
       <w:proofErr w:type="spellStart"/>
       <w:r>
         <w:rPr>
-          <w:rFonts w:ascii="Arial Narrow" w:eastAsia="Times New Roman" w:hAnsi="Arial Narrow" w:cs="Arial"/>
-          <w:color w:val="000000"/>
-          <w:kern w:val="0"/>
+          <w:rFonts w:ascii="Arial Narrow" w:eastAsia="Arial Narrow" w:hAnsi="Arial Narrow" w:cs="Arial Narrow"/>
+          <w:color w:val="000000"/>
+          <w:kern w:val="0"/>
+          <w:sz w:val="22"/>
+          <w:szCs w:val="22"/>
           <w:lang w:val="es-ES" w:eastAsia="es-ES"/>
           <w14:ligatures w14:val="none"/>
         </w:rPr>
@@ -2120,9 +2492,11 @@
       <w:proofErr w:type="spellEnd"/>
       <w:r>
         <w:rPr>
-          <w:rFonts w:ascii="Arial Narrow" w:eastAsia="Times New Roman" w:hAnsi="Arial Narrow" w:cs="Arial"/>
-          <w:color w:val="000000"/>
-          <w:kern w:val="0"/>
+          <w:rFonts w:ascii="Arial Narrow" w:eastAsia="Arial Narrow" w:hAnsi="Arial Narrow" w:cs="Arial Narrow"/>
+          <w:color w:val="000000"/>
+          <w:kern w:val="0"/>
+          <w:sz w:val="22"/>
+          <w:szCs w:val="22"/>
           <w:lang w:val="es-ES" w:eastAsia="es-ES"/>
           <w14:ligatures w14:val="none"/>
         </w:rPr>
@@ -2130,9 +2504,11 @@
       </w:r>
       <w:r>
         <w:rPr>
-          <w:rFonts w:ascii="Arial Narrow" w:eastAsia="Times New Roman" w:hAnsi="Arial Narrow" w:cs="Arial"/>
-          <w:color w:val="000000"/>
-          <w:kern w:val="0"/>
+          <w:rFonts w:ascii="Arial Narrow" w:eastAsia="Arial Narrow" w:hAnsi="Arial Narrow" w:cs="Arial Narrow"/>
+          <w:color w:val="000000"/>
+          <w:kern w:val="0"/>
+          <w:sz w:val="22"/>
+          <w:szCs w:val="22"/>
           <w:lang w:val="es-ES" w:eastAsia="es-ES"/>
           <w14:ligatures w14:val="none"/>
         </w:rPr>
@@ -2140,9 +2516,11 @@
       </w:r>
       <w:r>
         <w:rPr>
-          <w:rFonts w:ascii="Arial Narrow" w:eastAsia="Times New Roman" w:hAnsi="Arial Narrow" w:cs="Arial"/>
-          <w:color w:val="000000"/>
-          <w:kern w:val="0"/>
+          <w:rFonts w:ascii="Arial Narrow" w:eastAsia="Arial Narrow" w:hAnsi="Arial Narrow" w:cs="Arial Narrow"/>
+          <w:color w:val="000000"/>
+          <w:kern w:val="0"/>
+          <w:sz w:val="22"/>
+          <w:szCs w:val="22"/>
           <w:lang w:eastAsia="es-ES"/>
           <w14:ligatures w14:val="none"/>
         </w:rPr>
@@ -2156,9 +2534,11 @@
         <w:ind w:left="567"/>
         <w:jc w:val="both"/>
         <w:rPr>
-          <w:rFonts w:ascii="Arial Narrow" w:eastAsia="Times New Roman" w:hAnsi="Arial Narrow" w:cs="Arial"/>
-          <w:color w:val="000000"/>
-          <w:kern w:val="0"/>
+          <w:rFonts w:ascii="Arial Narrow" w:eastAsia="Arial Narrow" w:hAnsi="Arial Narrow" w:cs="Arial Narrow"/>
+          <w:color w:val="000000"/>
+          <w:kern w:val="0"/>
+          <w:sz w:val="22"/>
+          <w:szCs w:val="22"/>
           <w:lang w:val="es-ES" w:eastAsia="es-ES"/>
           <w14:ligatures w14:val="none"/>
         </w:rPr>
@@ -2183,16 +2563,20 @@
           <w:b/>
           <w:color w:val="000000"/>
           <w:kern w:val="0"/>
-          <w:lang w:eastAsia="es-PE"/>
-          <w14:ligatures w14:val="none"/>
-        </w:rPr>
-      </w:pPr>
-      <w:r>
-        <w:rPr>
-          <w:rFonts w:ascii="Arial Narrow" w:eastAsia="Arial Narrow" w:hAnsi="Arial Narrow" w:cs="Arial Narrow"/>
-          <w:b/>
-          <w:color w:val="000000"/>
-          <w:kern w:val="0"/>
+          <w:sz w:val="22"/>
+          <w:szCs w:val="22"/>
+          <w:lang w:eastAsia="es-PE"/>
+          <w14:ligatures w14:val="none"/>
+        </w:rPr>
+      </w:pPr>
+      <w:r>
+        <w:rPr>
+          <w:rFonts w:ascii="Arial Narrow" w:eastAsia="Arial Narrow" w:hAnsi="Arial Narrow" w:cs="Arial Narrow"/>
+          <w:b/>
+          <w:color w:val="000000"/>
+          <w:kern w:val="0"/>
+          <w:sz w:val="22"/>
+          <w:szCs w:val="22"/>
           <w:lang w:eastAsia="es-PE"/>
           <w14:ligatures w14:val="none"/>
         </w:rPr>
@@ -2208,19 +2592,23 @@
           <w:b/>
           <w:color w:val="000000"/>
           <w:kern w:val="0"/>
-          <w:lang w:eastAsia="es-PE"/>
-          <w14:ligatures w14:val="none"/>
-        </w:rPr>
-      </w:pPr>
-    </w:p>
-    <w:p>
-      <w:pPr>
-        <w:spacing w:after="0" w:line="240" w:lineRule="auto"/>
-        <w:jc w:val="both"/>
-        <w:rPr>
-          <w:rFonts w:ascii="Arial Narrow" w:eastAsia="Times New Roman" w:hAnsi="Arial Narrow" w:cs="Times New Roman"/>
-          <w:color w:val="000000"/>
-          <w:kern w:val="0"/>
+          <w:sz w:val="22"/>
+          <w:szCs w:val="22"/>
+          <w:lang w:eastAsia="es-PE"/>
+          <w14:ligatures w14:val="none"/>
+        </w:rPr>
+      </w:pPr>
+    </w:p>
+    <w:p>
+      <w:pPr>
+        <w:spacing w:after="0" w:line="240" w:lineRule="auto"/>
+        <w:jc w:val="both"/>
+        <w:rPr>
+          <w:rFonts w:ascii="Arial Narrow" w:eastAsia="Arial Narrow" w:hAnsi="Arial Narrow" w:cs="Arial Narrow"/>
+          <w:color w:val="000000"/>
+          <w:kern w:val="0"/>
+          <w:sz w:val="22"/>
+          <w:szCs w:val="22"/>
           <w:shd w:val="clear" w:color="auto" w:fill="FFFFFF"/>
           <w:lang w:eastAsia="es-PE"/>
           <w14:ligatures w14:val="none"/>
@@ -2232,6 +2620,8 @@
           <w:b/>
           <w:color w:val="000000"/>
           <w:kern w:val="0"/>
+          <w:sz w:val="22"/>
+          <w:szCs w:val="22"/>
           <w:lang w:eastAsia="es-PE"/>
           <w14:ligatures w14:val="none"/>
         </w:rPr>
@@ -2239,9 +2629,11 @@
       </w:r>
       <w:r>
         <w:rPr>
-          <w:rFonts w:ascii="Arial Narrow" w:eastAsia="Times New Roman" w:hAnsi="Arial Narrow" w:cs="Times New Roman"/>
-          <w:color w:val="000000"/>
-          <w:kern w:val="0"/>
+          <w:rFonts w:ascii="Arial Narrow" w:eastAsia="Arial Narrow" w:hAnsi="Arial Narrow" w:cs="Arial Narrow"/>
+          <w:color w:val="000000"/>
+          <w:kern w:val="0"/>
+          <w:sz w:val="22"/>
+          <w:szCs w:val="22"/>
           <w:shd w:val="clear" w:color="auto" w:fill="FFFFFF"/>
           <w:lang w:eastAsia="es-PE"/>
           <w14:ligatures w14:val="none"/>
@@ -2250,9 +2642,11 @@
       </w:r>
       <w:r>
         <w:rPr>
-          <w:rFonts w:ascii="Arial Narrow" w:eastAsia="Times New Roman" w:hAnsi="Arial Narrow" w:cs="Arial"/>
-          <w:color w:val="000000"/>
-          <w:kern w:val="0"/>
+          <w:rFonts w:ascii="Arial Narrow" w:eastAsia="Arial Narrow" w:hAnsi="Arial Narrow" w:cs="Arial Narrow"/>
+          <w:color w:val="000000"/>
+          <w:kern w:val="0"/>
+          <w:sz w:val="22"/>
+          <w:szCs w:val="22"/>
           <w:lang w:val="es-ES" w:eastAsia="es-ES"/>
           <w14:ligatures w14:val="none"/>
         </w:rPr>
@@ -2260,9 +2654,11 @@
       </w:r>
       <w:r>
         <w:rPr>
-          <w:rFonts w:ascii="Arial Narrow" w:eastAsia="Times New Roman" w:hAnsi="Arial Narrow" w:cs="Times New Roman"/>
-          <w:color w:val="000000"/>
-          <w:kern w:val="0"/>
+          <w:rFonts w:ascii="Arial Narrow" w:eastAsia="Arial Narrow" w:hAnsi="Arial Narrow" w:cs="Arial Narrow"/>
+          <w:color w:val="000000"/>
+          <w:kern w:val="0"/>
+          <w:sz w:val="22"/>
+          <w:szCs w:val="22"/>
           <w:shd w:val="clear" w:color="auto" w:fill="FFFFFF"/>
           <w:lang w:eastAsia="es-PE"/>
           <w14:ligatures w14:val="none"/>
@@ -2271,9 +2667,11 @@
       </w:r>
       <w:r>
         <w:rPr>
-          <w:rFonts w:ascii="Arial Narrow" w:eastAsia="Times New Roman" w:hAnsi="Arial Narrow" w:cs="Times New Roman"/>
-          <w:color w:val="000000"/>
-          <w:kern w:val="0"/>
+          <w:rFonts w:ascii="Arial Narrow" w:eastAsia="Arial Narrow" w:hAnsi="Arial Narrow" w:cs="Arial Narrow"/>
+          <w:color w:val="000000"/>
+          <w:kern w:val="0"/>
+          <w:sz w:val="22"/>
+          <w:szCs w:val="22"/>
           <w:shd w:val="clear" w:color="auto" w:fill="FFFFFF"/>
           <w:lang w:eastAsia="es-PE"/>
           <w14:ligatures w14:val="none"/>
@@ -2282,9 +2680,11 @@
       </w:r>
       <w:r>
         <w:rPr>
-          <w:rFonts w:ascii="Arial Narrow" w:eastAsia="Times New Roman" w:hAnsi="Arial Narrow" w:cs="Times New Roman"/>
-          <w:color w:val="000000"/>
-          <w:kern w:val="0"/>
+          <w:rFonts w:ascii="Arial Narrow" w:eastAsia="Arial Narrow" w:hAnsi="Arial Narrow" w:cs="Arial Narrow"/>
+          <w:color w:val="000000"/>
+          <w:kern w:val="0"/>
+          <w:sz w:val="22"/>
+          <w:szCs w:val="22"/>
           <w:shd w:val="clear" w:color="auto" w:fill="FFFFFF"/>
           <w:lang w:eastAsia="es-PE"/>
           <w14:ligatures w14:val="none"/>
@@ -2294,9 +2694,11 @@
       <w:proofErr w:type="spellStart"/>
       <w:r>
         <w:rPr>
-          <w:rFonts w:ascii="Arial Narrow" w:eastAsia="Times New Roman" w:hAnsi="Arial Narrow" w:cs="Times New Roman"/>
-          <w:color w:val="000000"/>
-          <w:kern w:val="0"/>
+          <w:rFonts w:ascii="Arial Narrow" w:eastAsia="Arial Narrow" w:hAnsi="Arial Narrow" w:cs="Arial Narrow"/>
+          <w:color w:val="000000"/>
+          <w:kern w:val="0"/>
+          <w:sz w:val="22"/>
+          <w:szCs w:val="22"/>
           <w:shd w:val="clear" w:color="auto" w:fill="FFFFFF"/>
           <w:lang w:eastAsia="es-PE"/>
           <w14:ligatures w14:val="none"/>
@@ -2306,9 +2708,11 @@
       <w:proofErr w:type="spellEnd"/>
       <w:r>
         <w:rPr>
-          <w:rFonts w:ascii="Arial Narrow" w:eastAsia="Times New Roman" w:hAnsi="Arial Narrow" w:cs="Times New Roman"/>
-          <w:color w:val="000000"/>
-          <w:kern w:val="0"/>
+          <w:rFonts w:ascii="Arial Narrow" w:eastAsia="Arial Narrow" w:hAnsi="Arial Narrow" w:cs="Arial Narrow"/>
+          <w:color w:val="000000"/>
+          <w:kern w:val="0"/>
+          <w:sz w:val="22"/>
+          <w:szCs w:val="22"/>
           <w:shd w:val="clear" w:color="auto" w:fill="FFFFFF"/>
           <w:lang w:eastAsia="es-PE"/>
           <w14:ligatures w14:val="none"/>
@@ -2317,9 +2721,11 @@
       </w:r>
       <w:r>
         <w:rPr>
-          <w:rFonts w:ascii="Arial Narrow" w:eastAsia="Times New Roman" w:hAnsi="Arial Narrow" w:cs="Times New Roman"/>
-          <w:color w:val="000000"/>
-          <w:kern w:val="0"/>
+          <w:rFonts w:ascii="Arial Narrow" w:eastAsia="Arial Narrow" w:hAnsi="Arial Narrow" w:cs="Arial Narrow"/>
+          <w:color w:val="000000"/>
+          <w:kern w:val="0"/>
+          <w:sz w:val="22"/>
+          <w:szCs w:val="22"/>
           <w:shd w:val="clear" w:color="auto" w:fill="FFFFFF"/>
           <w:lang w:eastAsia="es-PE"/>
           <w14:ligatures w14:val="none"/>
@@ -2330,6 +2736,8 @@
         <w:rPr>
           <w:rFonts w:ascii="Arial Narrow" w:eastAsia="Arial Narrow" w:hAnsi="Arial Narrow" w:cs="Arial Narrow"/>
           <w:bCs/>
+          <w:sz w:val="22"/>
+          <w:szCs w:val="22"/>
         </w:rPr>
         <w:t xml:space="preserve"/>
       </w:r>
@@ -2337,6 +2745,8 @@
         <w:rPr>
           <w:rFonts w:ascii="Arial Narrow" w:eastAsia="Arial Narrow" w:hAnsi="Arial Narrow" w:cs="Arial Narrow"/>
           <w:bCs/>
+          <w:sz w:val="22"/>
+          <w:szCs w:val="22"/>
         </w:rPr>
         <w:t/>
       </w:r>
@@ -2344,14 +2754,18 @@
         <w:rPr>
           <w:rFonts w:ascii="Arial Narrow" w:eastAsia="Arial Narrow" w:hAnsi="Arial Narrow" w:cs="Arial Narrow"/>
           <w:bCs/>
+          <w:sz w:val="22"/>
+          <w:szCs w:val="22"/>
         </w:rPr>
         <w:t/>
       </w:r>
       <w:r>
         <w:rPr>
-          <w:rFonts w:ascii="Arial Narrow" w:eastAsia="Times New Roman" w:hAnsi="Arial Narrow" w:cs="Times New Roman"/>
-          <w:color w:val="000000"/>
-          <w:kern w:val="0"/>
+          <w:rFonts w:ascii="Arial Narrow" w:eastAsia="Arial Narrow" w:hAnsi="Arial Narrow" w:cs="Arial Narrow"/>
+          <w:color w:val="000000"/>
+          <w:kern w:val="0"/>
+          <w:sz w:val="22"/>
+          <w:szCs w:val="22"/>
           <w:shd w:val="clear" w:color="auto" w:fill="FFFFFF"/>
           <w:lang w:eastAsia="es-PE"/>
           <w14:ligatures w14:val="none"/>
@@ -2360,9 +2774,11 @@
       </w:r>
       <w:r>
         <w:rPr>
-          <w:rFonts w:ascii="Arial Narrow" w:eastAsia="Times New Roman" w:hAnsi="Arial Narrow" w:cs="Times New Roman"/>
-          <w:color w:val="000000"/>
-          <w:kern w:val="0"/>
+          <w:rFonts w:ascii="Arial Narrow" w:eastAsia="Arial Narrow" w:hAnsi="Arial Narrow" w:cs="Arial Narrow"/>
+          <w:color w:val="000000"/>
+          <w:kern w:val="0"/>
+          <w:sz w:val="22"/>
+          <w:szCs w:val="22"/>
           <w:shd w:val="clear" w:color="auto" w:fill="FFFFFF"/>
           <w:lang w:eastAsia="es-PE"/>
           <w14:ligatures w14:val="none"/>
@@ -2375,9 +2791,11 @@
         <w:spacing w:after="0" w:line="240" w:lineRule="auto"/>
         <w:jc w:val="both"/>
         <w:rPr>
-          <w:rFonts w:ascii="Arial Narrow" w:eastAsia="Calibri" w:hAnsi="Arial Narrow" w:cs="Arial Narrow"/>
-          <w:color w:val="000000"/>
-          <w:kern w:val="0"/>
+          <w:rFonts w:ascii="Arial Narrow" w:eastAsia="Arial Narrow" w:hAnsi="Arial Narrow" w:cs="Arial Narrow"/>
+          <w:color w:val="000000"/>
+          <w:kern w:val="0"/>
+          <w:sz w:val="22"/>
+          <w:szCs w:val="22"/>
           <w:lang w:eastAsia="es-PE"/>
           <w14:ligatures w14:val="none"/>
         </w:rPr>
@@ -2398,17 +2816,21 @@
         <w:ind w:left="567" w:hanging="567"/>
         <w:jc w:val="both"/>
         <w:rPr>
-          <w:rFonts w:ascii="Arial Narrow" w:eastAsia="Calibri" w:hAnsi="Arial Narrow" w:cs="Arial Narrow"/>
-          <w:kern w:val="0"/>
-          <w:lang w:eastAsia="es-PE"/>
-          <w14:ligatures w14:val="none"/>
-        </w:rPr>
-      </w:pPr>
-      <w:r>
-        <w:rPr>
-          <w:rFonts w:ascii="Arial Narrow" w:eastAsia="Calibri" w:hAnsi="Arial Narrow" w:cs="Arial Narrow"/>
-          <w:color w:val="000000"/>
-          <w:kern w:val="0"/>
+          <w:rFonts w:ascii="Arial Narrow" w:eastAsia="Arial Narrow" w:hAnsi="Arial Narrow" w:cs="Arial Narrow"/>
+          <w:kern w:val="0"/>
+          <w:sz w:val="22"/>
+          <w:szCs w:val="22"/>
+          <w:lang w:eastAsia="es-PE"/>
+          <w14:ligatures w14:val="none"/>
+        </w:rPr>
+      </w:pPr>
+      <w:r>
+        <w:rPr>
+          <w:rFonts w:ascii="Arial Narrow" w:eastAsia="Arial Narrow" w:hAnsi="Arial Narrow" w:cs="Arial Narrow"/>
+          <w:color w:val="000000"/>
+          <w:kern w:val="0"/>
+          <w:sz w:val="22"/>
+          <w:szCs w:val="22"/>
           <w:lang w:eastAsia="es-PE"/>
           <w14:ligatures w14:val="none"/>
         </w:rPr>
@@ -2416,8 +2838,10 @@
       </w:r>
       <w:r>
         <w:rPr>
-          <w:rFonts w:ascii="Arial Narrow" w:eastAsia="Times New Roman" w:hAnsi="Arial Narrow" w:cs="Times New Roman"/>
-          <w:kern w:val="0"/>
+          <w:rFonts w:ascii="Arial Narrow" w:eastAsia="Arial Narrow" w:hAnsi="Arial Narrow" w:cs="Arial Narrow"/>
+          <w:kern w:val="0"/>
+          <w:sz w:val="22"/>
+          <w:szCs w:val="22"/>
           <w:shd w:val="clear" w:color="auto" w:fill="FFFFFF"/>
           <w:lang w:eastAsia="es-PE"/>
           <w14:ligatures w14:val="none"/>
@@ -2426,8 +2850,10 @@
       </w:r>
       <w:r>
         <w:rPr>
-          <w:rFonts w:ascii="Arial Narrow" w:eastAsia="Calibri" w:hAnsi="Arial Narrow" w:cs="Arial Narrow"/>
-          <w:kern w:val="0"/>
+          <w:rFonts w:ascii="Arial Narrow" w:eastAsia="Arial Narrow" w:hAnsi="Arial Narrow" w:cs="Arial Narrow"/>
+          <w:kern w:val="0"/>
+          <w:sz w:val="22"/>
+          <w:szCs w:val="22"/>
           <w:lang w:eastAsia="es-PE"/>
           <w14:ligatures w14:val="none"/>
         </w:rPr>
@@ -2435,8 +2861,10 @@
       </w:r>
       <w:r>
         <w:rPr>
-          <w:rFonts w:ascii="Arial Narrow" w:eastAsia="Times New Roman" w:hAnsi="Arial Narrow" w:cs="Times New Roman"/>
-          <w:kern w:val="0"/>
+          <w:rFonts w:ascii="Arial Narrow" w:eastAsia="Arial Narrow" w:hAnsi="Arial Narrow" w:cs="Arial Narrow"/>
+          <w:kern w:val="0"/>
+          <w:sz w:val="22"/>
+          <w:szCs w:val="22"/>
           <w:shd w:val="clear" w:color="auto" w:fill="FFFFFF"/>
           <w:lang w:eastAsia="es-PE"/>
           <w14:ligatures w14:val="none"/>
@@ -2447,6 +2875,8 @@
         <w:rPr>
           <w:rFonts w:ascii="Arial Narrow" w:eastAsia="Arial Narrow" w:hAnsi="Arial Narrow" w:cs="Arial Narrow"/>
           <w:bCs/>
+          <w:sz w:val="22"/>
+          <w:szCs w:val="22"/>
         </w:rPr>
         <w:t xml:space="preserve">la compañía aseguradora </w:t>
       </w:r>
@@ -2455,6 +2885,8 @@
           <w:rFonts w:ascii="Arial Narrow" w:eastAsia="Arial Narrow" w:hAnsi="Arial Narrow" w:cs="Arial Narrow"/>
           <w:kern w:val="0"/>
           <w14:ligatures w14:val="none"/>
+          <w:sz w:val="22"/>
+          <w:szCs w:val="22"/>
         </w:rPr>
         <w:t xml:space="preserve">habría </w:t>
       </w:r>
@@ -2463,14 +2895,18 @@
           <w:rFonts w:ascii="Arial Narrow" w:eastAsia="Arial Narrow" w:hAnsi="Arial Narrow" w:cs="Arial Narrow"/>
           <w:kern w:val="0"/>
           <w14:ligatures w14:val="none"/>
+          <w:sz w:val="22"/>
+          <w:szCs w:val="22"/>
         </w:rPr>
         <w:t xml:space="preserve">gestionado la contratación del </w:t>
       </w:r>
       <w:r>
         <w:rPr>
-          <w:rFonts w:ascii="Arial Narrow" w:eastAsia="Times New Roman" w:hAnsi="Arial Narrow" w:cs="Arial"/>
-          <w:color w:val="000000"/>
-          <w:kern w:val="0"/>
+          <w:rFonts w:ascii="Arial Narrow" w:eastAsia="Arial Narrow" w:hAnsi="Arial Narrow" w:cs="Arial Narrow"/>
+          <w:color w:val="000000"/>
+          <w:kern w:val="0"/>
+          <w:sz w:val="22"/>
+          <w:szCs w:val="22"/>
           <w:lang w:eastAsia="es-ES"/>
           <w14:ligatures w14:val="none"/>
         </w:rPr>
@@ -2481,6 +2917,8 @@
           <w:rFonts w:ascii="Arial Narrow" w:eastAsia="Arial Narrow" w:hAnsi="Arial Narrow" w:cs="Arial Narrow"/>
           <w:kern w:val="0"/>
           <w14:ligatures w14:val="none"/>
+          <w:sz w:val="22"/>
+          <w:szCs w:val="22"/>
         </w:rPr>
         <w:t xml:space="preserve">, pese a que no cumplía con los requisitos necesarios </w:t>
       </w:r>
@@ -2489,6 +2927,8 @@
           <w:rFonts w:ascii="Arial Narrow" w:eastAsia="Arial Narrow" w:hAnsi="Arial Narrow" w:cs="Arial Narrow"/>
           <w:kern w:val="0"/>
           <w14:ligatures w14:val="none"/>
+          <w:sz w:val="22"/>
+          <w:szCs w:val="22"/>
         </w:rPr>
         <w:t>para endosarlo a su crédito hipotecario</w:t>
       </w:r>
@@ -2497,6 +2937,8 @@
           <w:rFonts w:ascii="Arial Narrow" w:eastAsia="Arial Narrow" w:hAnsi="Arial Narrow" w:cs="Arial Narrow"/>
           <w:kern w:val="0"/>
           <w14:ligatures w14:val="none"/>
+          <w:sz w:val="22"/>
+          <w:szCs w:val="22"/>
         </w:rPr>
         <w:t xml:space="preserve"> conforme lo requerido</w:t>
       </w:r>
@@ -2505,6 +2947,8 @@
           <w:rFonts w:ascii="Arial Narrow" w:eastAsia="Arial Narrow" w:hAnsi="Arial Narrow" w:cs="Arial Narrow"/>
           <w:kern w:val="0"/>
           <w14:ligatures w14:val="none"/>
+          <w:sz w:val="22"/>
+          <w:szCs w:val="22"/>
         </w:rPr>
         <w:t>.</w:t>
       </w:r>
@@ -2514,8 +2958,10 @@
         <w:spacing w:after="0" w:line="240" w:lineRule="auto"/>
         <w:jc w:val="both"/>
         <w:rPr>
-          <w:rFonts w:ascii="Arial Narrow" w:eastAsia="Calibri" w:hAnsi="Arial Narrow" w:cs="Arial Narrow"/>
-          <w:kern w:val="0"/>
+          <w:rFonts w:ascii="Arial Narrow" w:eastAsia="Arial Narrow" w:hAnsi="Arial Narrow" w:cs="Arial Narrow"/>
+          <w:kern w:val="0"/>
+          <w:sz w:val="22"/>
+          <w:szCs w:val="22"/>
           <w:lang w:eastAsia="es-PE"/>
           <w14:ligatures w14:val="none"/>
         </w:rPr>
@@ -2536,17 +2982,21 @@
         <w:ind w:left="567" w:hanging="567"/>
         <w:jc w:val="both"/>
         <w:rPr>
-          <w:rFonts w:ascii="Arial Narrow" w:eastAsia="Calibri" w:hAnsi="Arial Narrow" w:cs="Arial Narrow"/>
-          <w:kern w:val="0"/>
-          <w:lang w:eastAsia="es-PE"/>
-          <w14:ligatures w14:val="none"/>
-        </w:rPr>
-      </w:pPr>
-      <w:r>
-        <w:rPr>
-          <w:rFonts w:ascii="Arial Narrow" w:eastAsia="Calibri" w:hAnsi="Arial Narrow" w:cs="Arial Narrow"/>
-          <w:color w:val="000000"/>
-          <w:kern w:val="0"/>
+          <w:rFonts w:ascii="Arial Narrow" w:eastAsia="Arial Narrow" w:hAnsi="Arial Narrow" w:cs="Arial Narrow"/>
+          <w:kern w:val="0"/>
+          <w:sz w:val="22"/>
+          <w:szCs w:val="22"/>
+          <w:lang w:eastAsia="es-PE"/>
+          <w14:ligatures w14:val="none"/>
+        </w:rPr>
+      </w:pPr>
+      <w:r>
+        <w:rPr>
+          <w:rFonts w:ascii="Arial Narrow" w:eastAsia="Arial Narrow" w:hAnsi="Arial Narrow" w:cs="Arial Narrow"/>
+          <w:color w:val="000000"/>
+          <w:kern w:val="0"/>
+          <w:sz w:val="22"/>
+          <w:szCs w:val="22"/>
           <w:lang w:eastAsia="es-PE"/>
           <w14:ligatures w14:val="none"/>
         </w:rPr>
@@ -2554,8 +3004,10 @@
       </w:r>
       <w:r>
         <w:rPr>
-          <w:rFonts w:ascii="Arial Narrow" w:eastAsia="Times New Roman" w:hAnsi="Arial Narrow" w:cs="Times New Roman"/>
-          <w:kern w:val="0"/>
+          <w:rFonts w:ascii="Arial Narrow" w:eastAsia="Arial Narrow" w:hAnsi="Arial Narrow" w:cs="Arial Narrow"/>
+          <w:kern w:val="0"/>
+          <w:sz w:val="22"/>
+          <w:szCs w:val="22"/>
           <w:shd w:val="clear" w:color="auto" w:fill="FFFFFF"/>
           <w:lang w:eastAsia="es-PE"/>
           <w14:ligatures w14:val="none"/>
@@ -2564,8 +3016,10 @@
       </w:r>
       <w:r>
         <w:rPr>
-          <w:rFonts w:ascii="Arial Narrow" w:eastAsia="Calibri" w:hAnsi="Arial Narrow" w:cs="Arial Narrow"/>
-          <w:kern w:val="0"/>
+          <w:rFonts w:ascii="Arial Narrow" w:eastAsia="Arial Narrow" w:hAnsi="Arial Narrow" w:cs="Arial Narrow"/>
+          <w:kern w:val="0"/>
+          <w:sz w:val="22"/>
+          <w:szCs w:val="22"/>
           <w:lang w:eastAsia="es-PE"/>
           <w14:ligatures w14:val="none"/>
         </w:rPr>
@@ -2573,8 +3027,10 @@
       </w:r>
       <w:r>
         <w:rPr>
-          <w:rFonts w:ascii="Arial Narrow" w:eastAsia="Times New Roman" w:hAnsi="Arial Narrow" w:cs="Times New Roman"/>
-          <w:kern w:val="0"/>
+          <w:rFonts w:ascii="Arial Narrow" w:eastAsia="Arial Narrow" w:hAnsi="Arial Narrow" w:cs="Arial Narrow"/>
+          <w:kern w:val="0"/>
+          <w:sz w:val="22"/>
+          <w:szCs w:val="22"/>
           <w:shd w:val="clear" w:color="auto" w:fill="FFFFFF"/>
           <w:lang w:eastAsia="es-PE"/>
           <w14:ligatures w14:val="none"/>
@@ -2583,8 +3039,10 @@
       </w:r>
       <w:r>
         <w:rPr>
-          <w:rFonts w:ascii="Arial Narrow" w:eastAsia="Times New Roman" w:hAnsi="Arial Narrow" w:cs="Times New Roman"/>
-          <w:kern w:val="0"/>
+          <w:rFonts w:ascii="Arial Narrow" w:eastAsia="Arial Narrow" w:hAnsi="Arial Narrow" w:cs="Arial Narrow"/>
+          <w:kern w:val="0"/>
+          <w:sz w:val="22"/>
+          <w:szCs w:val="22"/>
           <w:shd w:val="clear" w:color="auto" w:fill="FFFFFF"/>
           <w:lang w:eastAsia="es-PE"/>
           <w14:ligatures w14:val="none"/>
@@ -2595,6 +3053,8 @@
         <w:rPr>
           <w:rFonts w:ascii="Arial Narrow" w:eastAsia="Arial Narrow" w:hAnsi="Arial Narrow" w:cs="Arial Narrow"/>
           <w:bCs/>
+          <w:sz w:val="22"/>
+          <w:szCs w:val="22"/>
         </w:rPr>
         <w:t xml:space="preserve">la compañía aseguradora </w:t>
       </w:r>
@@ -2603,6 +3063,8 @@
           <w:rFonts w:ascii="Arial Narrow" w:eastAsia="Arial Narrow" w:hAnsi="Arial Narrow" w:cs="Arial Narrow"/>
           <w:kern w:val="0"/>
           <w14:ligatures w14:val="none"/>
+          <w:sz w:val="22"/>
+          <w:szCs w:val="22"/>
         </w:rPr>
         <w:t>habría cumplido con gestionar el endoso de</w:t>
       </w:r>
@@ -2611,14 +3073,18 @@
           <w:rFonts w:ascii="Arial Narrow" w:eastAsia="Arial Narrow" w:hAnsi="Arial Narrow" w:cs="Arial Narrow"/>
           <w:kern w:val="0"/>
           <w14:ligatures w14:val="none"/>
+          <w:sz w:val="22"/>
+          <w:szCs w:val="22"/>
         </w:rPr>
         <w:t xml:space="preserve"> la Póliza del </w:t>
       </w:r>
       <w:r>
         <w:rPr>
-          <w:rFonts w:ascii="Arial Narrow" w:eastAsia="Times New Roman" w:hAnsi="Arial Narrow" w:cs="Arial"/>
-          <w:color w:val="000000"/>
-          <w:kern w:val="0"/>
+          <w:rFonts w:ascii="Arial Narrow" w:eastAsia="Arial Narrow" w:hAnsi="Arial Narrow" w:cs="Arial Narrow"/>
+          <w:color w:val="000000"/>
+          <w:kern w:val="0"/>
+          <w:sz w:val="22"/>
+          <w:szCs w:val="22"/>
           <w:lang w:eastAsia="es-ES"/>
           <w14:ligatures w14:val="none"/>
         </w:rPr>
@@ -2629,6 +3095,8 @@
           <w:rFonts w:ascii="Arial Narrow" w:eastAsia="Arial Narrow" w:hAnsi="Arial Narrow" w:cs="Arial Narrow"/>
           <w:kern w:val="0"/>
           <w14:ligatures w14:val="none"/>
+          <w:sz w:val="22"/>
+          <w:szCs w:val="22"/>
         </w:rPr>
         <w:t xml:space="preserve"> contratad</w:t>
       </w:r>
@@ -2637,6 +3105,8 @@
           <w:rFonts w:ascii="Arial Narrow" w:eastAsia="Arial Narrow" w:hAnsi="Arial Narrow" w:cs="Arial Narrow"/>
           <w:kern w:val="0"/>
           <w14:ligatures w14:val="none"/>
+          <w:sz w:val="22"/>
+          <w:szCs w:val="22"/>
         </w:rPr>
         <w:t>a</w:t>
       </w:r>
@@ -2645,6 +3115,8 @@
           <w:rFonts w:ascii="Arial Narrow" w:eastAsia="Arial Narrow" w:hAnsi="Arial Narrow" w:cs="Arial Narrow"/>
           <w:kern w:val="0"/>
           <w14:ligatures w14:val="none"/>
+          <w:sz w:val="22"/>
+          <w:szCs w:val="22"/>
         </w:rPr>
         <w:t xml:space="preserve"> por </w:t>
       </w:r>
@@ -2653,6 +3125,8 @@
           <w:rFonts w:ascii="Arial Narrow" w:eastAsia="Arial Narrow" w:hAnsi="Arial Narrow" w:cs="Arial Narrow"/>
           <w:kern w:val="0"/>
           <w14:ligatures w14:val="none"/>
+          <w:sz w:val="22"/>
+          <w:szCs w:val="22"/>
         </w:rPr>
         <w:t xml:space="preserve">el </w:t>
       </w:r>
@@ -2661,6 +3135,8 @@
           <w:rFonts w:ascii="Arial Narrow" w:eastAsia="Arial Narrow" w:hAnsi="Arial Narrow" w:cs="Arial Narrow"/>
           <w:kern w:val="0"/>
           <w14:ligatures w14:val="none"/>
+          <w:sz w:val="22"/>
+          <w:szCs w:val="22"/>
         </w:rPr>
         <w:t>denunciante a su crédito hipotecario.</w:t>
       </w:r>
@@ -2670,8 +3146,10 @@
         <w:spacing w:after="0" w:line="240" w:lineRule="auto"/>
         <w:jc w:val="both"/>
         <w:rPr>
-          <w:rFonts w:ascii="Arial Narrow" w:eastAsia="Calibri" w:hAnsi="Arial Narrow" w:cs="Arial Narrow"/>
-          <w:kern w:val="0"/>
+          <w:rFonts w:ascii="Arial Narrow" w:eastAsia="Arial Narrow" w:hAnsi="Arial Narrow" w:cs="Arial Narrow"/>
+          <w:kern w:val="0"/>
+          <w:sz w:val="22"/>
+          <w:szCs w:val="22"/>
           <w:lang w:eastAsia="es-PE"/>
           <w14:ligatures w14:val="none"/>
         </w:rPr>
@@ -2692,17 +3170,21 @@
         <w:ind w:left="567" w:hanging="567"/>
         <w:jc w:val="both"/>
         <w:rPr>
-          <w:rFonts w:ascii="Arial Narrow" w:eastAsia="Calibri" w:hAnsi="Arial Narrow" w:cs="Arial Narrow"/>
-          <w:kern w:val="0"/>
-          <w:lang w:eastAsia="es-PE"/>
-          <w14:ligatures w14:val="none"/>
-        </w:rPr>
-      </w:pPr>
-      <w:r>
-        <w:rPr>
-          <w:rFonts w:ascii="Arial Narrow" w:eastAsia="Calibri" w:hAnsi="Arial Narrow" w:cs="Arial Narrow"/>
-          <w:color w:val="000000"/>
-          <w:kern w:val="0"/>
+          <w:rFonts w:ascii="Arial Narrow" w:eastAsia="Arial Narrow" w:hAnsi="Arial Narrow" w:cs="Arial Narrow"/>
+          <w:kern w:val="0"/>
+          <w:sz w:val="22"/>
+          <w:szCs w:val="22"/>
+          <w:lang w:eastAsia="es-PE"/>
+          <w14:ligatures w14:val="none"/>
+        </w:rPr>
+      </w:pPr>
+      <w:r>
+        <w:rPr>
+          <w:rFonts w:ascii="Arial Narrow" w:eastAsia="Arial Narrow" w:hAnsi="Arial Narrow" w:cs="Arial Narrow"/>
+          <w:color w:val="000000"/>
+          <w:kern w:val="0"/>
+          <w:sz w:val="22"/>
+          <w:szCs w:val="22"/>
           <w:lang w:eastAsia="es-PE"/>
           <w14:ligatures w14:val="none"/>
         </w:rPr>
@@ -2710,8 +3192,10 @@
       </w:r>
       <w:r>
         <w:rPr>
-          <w:rFonts w:ascii="Arial Narrow" w:eastAsia="Times New Roman" w:hAnsi="Arial Narrow" w:cs="Times New Roman"/>
-          <w:kern w:val="0"/>
+          <w:rFonts w:ascii="Arial Narrow" w:eastAsia="Arial Narrow" w:hAnsi="Arial Narrow" w:cs="Arial Narrow"/>
+          <w:kern w:val="0"/>
+          <w:sz w:val="22"/>
+          <w:szCs w:val="22"/>
           <w:shd w:val="clear" w:color="auto" w:fill="FFFFFF"/>
           <w:lang w:eastAsia="es-PE"/>
           <w14:ligatures w14:val="none"/>
@@ -2720,8 +3204,10 @@
       </w:r>
       <w:r>
         <w:rPr>
-          <w:rFonts w:ascii="Arial Narrow" w:eastAsia="Times New Roman" w:hAnsi="Arial Narrow" w:cs="Times New Roman"/>
-          <w:kern w:val="0"/>
+          <w:rFonts w:ascii="Arial Narrow" w:eastAsia="Arial Narrow" w:hAnsi="Arial Narrow" w:cs="Arial Narrow"/>
+          <w:kern w:val="0"/>
+          <w:sz w:val="22"/>
+          <w:szCs w:val="22"/>
           <w:shd w:val="clear" w:color="auto" w:fill="FFFFFF"/>
           <w:lang w:eastAsia="es-PE"/>
           <w14:ligatures w14:val="none"/>
@@ -2730,8 +3216,10 @@
       </w:r>
       <w:r>
         <w:rPr>
-          <w:rFonts w:ascii="Arial Narrow" w:eastAsia="Times New Roman" w:hAnsi="Arial Narrow" w:cs="Times New Roman"/>
-          <w:kern w:val="0"/>
+          <w:rFonts w:ascii="Arial Narrow" w:eastAsia="Arial Narrow" w:hAnsi="Arial Narrow" w:cs="Arial Narrow"/>
+          <w:kern w:val="0"/>
+          <w:sz w:val="22"/>
+          <w:szCs w:val="22"/>
           <w:shd w:val="clear" w:color="auto" w:fill="FFFFFF"/>
           <w:lang w:eastAsia="es-PE"/>
           <w14:ligatures w14:val="none"/>
@@ -2740,8 +3228,10 @@
       </w:r>
       <w:r>
         <w:rPr>
-          <w:rFonts w:ascii="Arial Narrow" w:eastAsia="Calibri" w:hAnsi="Arial Narrow" w:cs="Arial Narrow"/>
-          <w:kern w:val="0"/>
+          <w:rFonts w:ascii="Arial Narrow" w:eastAsia="Arial Narrow" w:hAnsi="Arial Narrow" w:cs="Arial Narrow"/>
+          <w:kern w:val="0"/>
+          <w:sz w:val="22"/>
+          <w:szCs w:val="22"/>
           <w:lang w:eastAsia="es-PE"/>
           <w14:ligatures w14:val="none"/>
         </w:rPr>
@@ -2749,8 +3239,10 @@
       </w:r>
       <w:r>
         <w:rPr>
-          <w:rFonts w:ascii="Arial Narrow" w:eastAsia="Times New Roman" w:hAnsi="Arial Narrow" w:cs="Times New Roman"/>
-          <w:kern w:val="0"/>
+          <w:rFonts w:ascii="Arial Narrow" w:eastAsia="Arial Narrow" w:hAnsi="Arial Narrow" w:cs="Arial Narrow"/>
+          <w:kern w:val="0"/>
+          <w:sz w:val="22"/>
+          <w:szCs w:val="22"/>
           <w:shd w:val="clear" w:color="auto" w:fill="FFFFFF"/>
           <w:lang w:eastAsia="es-PE"/>
           <w14:ligatures w14:val="none"/>
@@ -2759,8 +3251,10 @@
       </w:r>
       <w:r>
         <w:rPr>
-          <w:rFonts w:ascii="Arial Narrow" w:eastAsia="Times New Roman" w:hAnsi="Arial Narrow" w:cs="Times New Roman"/>
-          <w:kern w:val="0"/>
+          <w:rFonts w:ascii="Arial Narrow" w:eastAsia="Arial Narrow" w:hAnsi="Arial Narrow" w:cs="Arial Narrow"/>
+          <w:kern w:val="0"/>
+          <w:sz w:val="22"/>
+          <w:szCs w:val="22"/>
           <w:shd w:val="clear" w:color="auto" w:fill="FFFFFF"/>
           <w:lang w:eastAsia="es-PE"/>
           <w14:ligatures w14:val="none"/>
@@ -2769,8 +3263,10 @@
       </w:r>
       <w:r>
         <w:rPr>
-          <w:rFonts w:ascii="Arial Narrow" w:eastAsia="Times New Roman" w:hAnsi="Arial Narrow" w:cs="Times New Roman"/>
-          <w:kern w:val="0"/>
+          <w:rFonts w:ascii="Arial Narrow" w:eastAsia="Arial Narrow" w:hAnsi="Arial Narrow" w:cs="Arial Narrow"/>
+          <w:kern w:val="0"/>
+          <w:sz w:val="22"/>
+          <w:szCs w:val="22"/>
           <w:shd w:val="clear" w:color="auto" w:fill="FFFFFF"/>
           <w:lang w:eastAsia="es-PE"/>
           <w14:ligatures w14:val="none"/>
@@ -2779,8 +3275,10 @@
       </w:r>
       <w:r>
         <w:rPr>
-          <w:rFonts w:ascii="Arial Narrow" w:eastAsia="Times New Roman" w:hAnsi="Arial Narrow" w:cs="Times New Roman"/>
-          <w:kern w:val="0"/>
+          <w:rFonts w:ascii="Arial Narrow" w:eastAsia="Arial Narrow" w:hAnsi="Arial Narrow" w:cs="Arial Narrow"/>
+          <w:kern w:val="0"/>
+          <w:sz w:val="22"/>
+          <w:szCs w:val="22"/>
           <w:shd w:val="clear" w:color="auto" w:fill="FFFFFF"/>
           <w:lang w:eastAsia="es-PE"/>
           <w14:ligatures w14:val="none"/>
@@ -2789,8 +3287,10 @@
       </w:r>
       <w:r>
         <w:rPr>
-          <w:rFonts w:ascii="Arial Narrow" w:eastAsia="Times New Roman" w:hAnsi="Arial Narrow" w:cs="Times New Roman"/>
-          <w:kern w:val="0"/>
+          <w:rFonts w:ascii="Arial Narrow" w:eastAsia="Arial Narrow" w:hAnsi="Arial Narrow" w:cs="Arial Narrow"/>
+          <w:kern w:val="0"/>
+          <w:sz w:val="22"/>
+          <w:szCs w:val="22"/>
           <w:shd w:val="clear" w:color="auto" w:fill="FFFFFF"/>
           <w:lang w:eastAsia="es-PE"/>
           <w14:ligatures w14:val="none"/>
@@ -2799,8 +3299,10 @@
       </w:r>
       <w:r>
         <w:rPr>
-          <w:rFonts w:ascii="Arial Narrow" w:eastAsia="Times New Roman" w:hAnsi="Arial Narrow" w:cs="Times New Roman"/>
-          <w:kern w:val="0"/>
+          <w:rFonts w:ascii="Arial Narrow" w:eastAsia="Arial Narrow" w:hAnsi="Arial Narrow" w:cs="Arial Narrow"/>
+          <w:kern w:val="0"/>
+          <w:sz w:val="22"/>
+          <w:szCs w:val="22"/>
           <w:shd w:val="clear" w:color="auto" w:fill="FFFFFF"/>
           <w:lang w:eastAsia="es-PE"/>
           <w14:ligatures w14:val="none"/>
@@ -2809,8 +3311,10 @@
       </w:r>
       <w:r>
         <w:rPr>
-          <w:rFonts w:ascii="Arial Narrow" w:eastAsia="Times New Roman" w:hAnsi="Arial Narrow" w:cs="Times New Roman"/>
-          <w:kern w:val="0"/>
+          <w:rFonts w:ascii="Arial Narrow" w:eastAsia="Arial Narrow" w:hAnsi="Arial Narrow" w:cs="Arial Narrow"/>
+          <w:kern w:val="0"/>
+          <w:sz w:val="22"/>
+          <w:szCs w:val="22"/>
           <w:shd w:val="clear" w:color="auto" w:fill="FFFFFF"/>
           <w:lang w:eastAsia="es-PE"/>
           <w14:ligatures w14:val="none"/>
@@ -2819,8 +3323,10 @@
       </w:r>
       <w:r>
         <w:rPr>
-          <w:rFonts w:ascii="Arial Narrow" w:eastAsia="Times New Roman" w:hAnsi="Arial Narrow" w:cs="Times New Roman"/>
-          <w:kern w:val="0"/>
+          <w:rFonts w:ascii="Arial Narrow" w:eastAsia="Arial Narrow" w:hAnsi="Arial Narrow" w:cs="Arial Narrow"/>
+          <w:kern w:val="0"/>
+          <w:sz w:val="22"/>
+          <w:szCs w:val="22"/>
           <w:shd w:val="clear" w:color="auto" w:fill="FFFFFF"/>
           <w:lang w:eastAsia="es-PE"/>
           <w14:ligatures w14:val="none"/>
@@ -2833,8 +3339,10 @@
         <w:pStyle w:val="Prrafodelista"/>
         <w:spacing w:line="240" w:lineRule="auto"/>
         <w:rPr>
-          <w:rFonts w:ascii="Arial Narrow" w:eastAsia="Calibri" w:hAnsi="Arial Narrow" w:cs="Arial Narrow"/>
-          <w:kern w:val="0"/>
+          <w:rFonts w:ascii="Arial Narrow" w:eastAsia="Arial Narrow" w:hAnsi="Arial Narrow" w:cs="Arial Narrow"/>
+          <w:kern w:val="0"/>
+          <w:sz w:val="22"/>
+          <w:szCs w:val="22"/>
           <w:lang w:eastAsia="es-PE"/>
           <w14:ligatures w14:val="none"/>
         </w:rPr>
@@ -2855,16 +3363,20 @@
         <w:ind w:left="567" w:hanging="567"/>
         <w:jc w:val="both"/>
         <w:rPr>
-          <w:rFonts w:ascii="Arial Narrow" w:eastAsia="Calibri" w:hAnsi="Arial Narrow" w:cs="Arial Narrow"/>
-          <w:kern w:val="0"/>
-          <w:lang w:eastAsia="es-PE"/>
-          <w14:ligatures w14:val="none"/>
-        </w:rPr>
-      </w:pPr>
-      <w:r>
-        <w:rPr>
-          <w:rFonts w:ascii="Arial Narrow" w:eastAsia="Calibri" w:hAnsi="Arial Narrow" w:cs="Arial Narrow"/>
-          <w:kern w:val="0"/>
+          <w:rFonts w:ascii="Arial Narrow" w:eastAsia="Arial Narrow" w:hAnsi="Arial Narrow" w:cs="Arial Narrow"/>
+          <w:kern w:val="0"/>
+          <w:sz w:val="22"/>
+          <w:szCs w:val="22"/>
+          <w:lang w:eastAsia="es-PE"/>
+          <w14:ligatures w14:val="none"/>
+        </w:rPr>
+      </w:pPr>
+      <w:r>
+        <w:rPr>
+          <w:rFonts w:ascii="Arial Narrow" w:eastAsia="Arial Narrow" w:hAnsi="Arial Narrow" w:cs="Arial Narrow"/>
+          <w:kern w:val="0"/>
+          <w:sz w:val="22"/>
+          <w:szCs w:val="22"/>
           <w:lang w:eastAsia="es-PE"/>
           <w14:ligatures w14:val="none"/>
         </w:rPr>
@@ -2872,8 +3384,10 @@
       </w:r>
       <w:r>
         <w:rPr>
-          <w:rFonts w:ascii="Arial Narrow" w:eastAsia="Times New Roman" w:hAnsi="Arial Narrow" w:cs="Times New Roman"/>
-          <w:kern w:val="0"/>
+          <w:rFonts w:ascii="Arial Narrow" w:eastAsia="Arial Narrow" w:hAnsi="Arial Narrow" w:cs="Arial Narrow"/>
+          <w:kern w:val="0"/>
+          <w:sz w:val="22"/>
+          <w:szCs w:val="22"/>
           <w:shd w:val="clear" w:color="auto" w:fill="FFFFFF"/>
           <w:lang w:eastAsia="es-PE"/>
           <w14:ligatures w14:val="none"/>
@@ -2882,8 +3396,10 @@
       </w:r>
       <w:r>
         <w:rPr>
-          <w:rFonts w:ascii="Arial Narrow" w:eastAsia="Calibri" w:hAnsi="Arial Narrow" w:cs="Arial Narrow"/>
-          <w:kern w:val="0"/>
+          <w:rFonts w:ascii="Arial Narrow" w:eastAsia="Arial Narrow" w:hAnsi="Arial Narrow" w:cs="Arial Narrow"/>
+          <w:kern w:val="0"/>
+          <w:sz w:val="22"/>
+          <w:szCs w:val="22"/>
           <w:lang w:eastAsia="es-PE"/>
           <w14:ligatures w14:val="none"/>
         </w:rPr>
@@ -2891,8 +3407,10 @@
       </w:r>
       <w:r>
         <w:rPr>
-          <w:rFonts w:ascii="Arial Narrow" w:eastAsia="Times New Roman" w:hAnsi="Arial Narrow" w:cs="Times New Roman"/>
-          <w:kern w:val="0"/>
+          <w:rFonts w:ascii="Arial Narrow" w:eastAsia="Arial Narrow" w:hAnsi="Arial Narrow" w:cs="Arial Narrow"/>
+          <w:kern w:val="0"/>
+          <w:sz w:val="22"/>
+          <w:szCs w:val="22"/>
           <w:shd w:val="clear" w:color="auto" w:fill="FFFFFF"/>
           <w:lang w:eastAsia="es-PE"/>
           <w14:ligatures w14:val="none"/>
@@ -2901,8 +3419,10 @@
       </w:r>
       <w:r>
         <w:rPr>
-          <w:rFonts w:ascii="Arial Narrow" w:eastAsia="Times New Roman" w:hAnsi="Arial Narrow" w:cs="Times New Roman"/>
-          <w:kern w:val="0"/>
+          <w:rFonts w:ascii="Arial Narrow" w:eastAsia="Arial Narrow" w:hAnsi="Arial Narrow" w:cs="Arial Narrow"/>
+          <w:kern w:val="0"/>
+          <w:sz w:val="22"/>
+          <w:szCs w:val="22"/>
           <w:shd w:val="clear" w:color="auto" w:fill="FFFFFF"/>
           <w:lang w:eastAsia="es-PE"/>
           <w14:ligatures w14:val="none"/>
@@ -2911,9 +3431,11 @@
       </w:r>
       <w:r>
         <w:rPr>
-          <w:rFonts w:ascii="Arial Narrow" w:eastAsia="Times New Roman" w:hAnsi="Arial Narrow" w:cs="Arial"/>
-          <w:color w:val="000000"/>
-          <w:kern w:val="0"/>
+          <w:rFonts w:ascii="Arial Narrow" w:eastAsia="Arial Narrow" w:hAnsi="Arial Narrow" w:cs="Arial Narrow"/>
+          <w:color w:val="000000"/>
+          <w:kern w:val="0"/>
+          <w:sz w:val="22"/>
+          <w:szCs w:val="22"/>
           <w:lang w:eastAsia="es-ES"/>
           <w14:ligatures w14:val="none"/>
         </w:rPr>
@@ -2921,8 +3443,10 @@
       </w:r>
       <w:r>
         <w:rPr>
-          <w:rFonts w:ascii="Arial Narrow" w:eastAsia="Times New Roman" w:hAnsi="Arial Narrow" w:cs="Times New Roman"/>
-          <w:kern w:val="0"/>
+          <w:rFonts w:ascii="Arial Narrow" w:eastAsia="Arial Narrow" w:hAnsi="Arial Narrow" w:cs="Arial Narrow"/>
+          <w:kern w:val="0"/>
+          <w:sz w:val="22"/>
+          <w:szCs w:val="22"/>
           <w:shd w:val="clear" w:color="auto" w:fill="FFFFFF"/>
           <w:lang w:eastAsia="es-PE"/>
           <w14:ligatures w14:val="none"/>
@@ -2931,8 +3455,10 @@
       </w:r>
       <w:r>
         <w:rPr>
-          <w:rFonts w:ascii="Arial Narrow" w:eastAsia="Times New Roman" w:hAnsi="Arial Narrow" w:cs="Times New Roman"/>
-          <w:kern w:val="0"/>
+          <w:rFonts w:ascii="Arial Narrow" w:eastAsia="Arial Narrow" w:hAnsi="Arial Narrow" w:cs="Arial Narrow"/>
+          <w:kern w:val="0"/>
+          <w:sz w:val="22"/>
+          <w:szCs w:val="22"/>
           <w:shd w:val="clear" w:color="auto" w:fill="FFFFFF"/>
           <w:lang w:eastAsia="es-PE"/>
           <w14:ligatures w14:val="none"/>
@@ -2948,6 +3474,8 @@
           <w:rFonts w:ascii="Arial Narrow" w:eastAsia="Arial Narrow" w:hAnsi="Arial Narrow" w:cs="Arial Narrow"/>
           <w:kern w:val="0"/>
           <w14:ligatures w14:val="none"/>
+          <w:sz w:val="22"/>
+          <w:szCs w:val="22"/>
         </w:rPr>
       </w:pPr>
     </w:p>
@@ -2957,17 +3485,21 @@
         <w:contextualSpacing/>
         <w:jc w:val="both"/>
         <w:rPr>
-          <w:rFonts w:ascii="Arial Narrow" w:eastAsia="Calibri" w:hAnsi="Arial Narrow" w:cs="Arial"/>
-          <w:kern w:val="0"/>
-          <w14:ligatures w14:val="none"/>
-        </w:rPr>
-      </w:pPr>
-      <w:r>
-        <w:rPr>
-          <w:rFonts w:ascii="Arial Narrow" w:eastAsia="Arial Narrow" w:hAnsi="Arial Narrow" w:cs="Arial Narrow"/>
-          <w:b/>
-          <w:color w:val="000000"/>
-          <w:kern w:val="0"/>
+          <w:rFonts w:ascii="Arial Narrow" w:eastAsia="Arial Narrow" w:hAnsi="Arial Narrow" w:cs="Arial Narrow"/>
+          <w:kern w:val="0"/>
+          <w14:ligatures w14:val="none"/>
+          <w:sz w:val="22"/>
+          <w:szCs w:val="22"/>
+        </w:rPr>
+      </w:pPr>
+      <w:r>
+        <w:rPr>
+          <w:rFonts w:ascii="Arial Narrow" w:eastAsia="Arial Narrow" w:hAnsi="Arial Narrow" w:cs="Arial Narrow"/>
+          <w:b/>
+          <w:color w:val="000000"/>
+          <w:kern w:val="0"/>
+          <w:sz w:val="22"/>
+          <w:szCs w:val="22"/>
           <w:lang w:eastAsia="es-PE"/>
           <w14:ligatures w14:val="none"/>
         </w:rPr>
@@ -2978,6 +3510,8 @@
           <w:rFonts w:ascii="Arial Narrow" w:eastAsia="Arial Narrow" w:hAnsi="Arial Narrow" w:cs="Arial Narrow"/>
           <w:color w:val="000000"/>
           <w:kern w:val="0"/>
+          <w:sz w:val="22"/>
+          <w:szCs w:val="22"/>
           <w:lang w:eastAsia="es-PE"/>
           <w14:ligatures w14:val="none"/>
         </w:rPr>
@@ -2985,9 +3519,11 @@
       </w:r>
       <w:r>
         <w:rPr>
-          <w:rFonts w:ascii="Arial Narrow" w:eastAsia="Times New Roman" w:hAnsi="Arial Narrow" w:cs="Arial"/>
-          <w:color w:val="000000"/>
-          <w:kern w:val="0"/>
+          <w:rFonts w:ascii="Arial Narrow" w:eastAsia="Arial Narrow" w:hAnsi="Arial Narrow" w:cs="Arial Narrow"/>
+          <w:color w:val="000000"/>
+          <w:kern w:val="0"/>
+          <w:sz w:val="22"/>
+          <w:szCs w:val="22"/>
           <w:lang w:val="es-ES" w:eastAsia="es-ES"/>
           <w14:ligatures w14:val="none"/>
         </w:rPr>
@@ -2995,9 +3531,11 @@
       </w:r>
       <w:r>
         <w:rPr>
-          <w:rFonts w:ascii="Arial Narrow" w:eastAsia="Times New Roman" w:hAnsi="Arial Narrow" w:cs="Arial"/>
-          <w:color w:val="000000"/>
-          <w:kern w:val="0"/>
+          <w:rFonts w:ascii="Arial Narrow" w:eastAsia="Arial Narrow" w:hAnsi="Arial Narrow" w:cs="Arial Narrow"/>
+          <w:color w:val="000000"/>
+          <w:kern w:val="0"/>
+          <w:sz w:val="22"/>
+          <w:szCs w:val="22"/>
           <w:lang w:val="es-ES" w:eastAsia="es-ES"/>
           <w14:ligatures w14:val="none"/>
         </w:rPr>
@@ -3005,9 +3543,11 @@
       </w:r>
       <w:r>
         <w:rPr>
-          <w:rFonts w:ascii="Arial Narrow" w:eastAsia="Calibri" w:hAnsi="Arial Narrow" w:cs="Arial"/>
-          <w:kern w:val="0"/>
-          <w14:ligatures w14:val="none"/>
+          <w:rFonts w:ascii="Arial Narrow" w:eastAsia="Arial Narrow" w:hAnsi="Arial Narrow" w:cs="Arial Narrow"/>
+          <w:kern w:val="0"/>
+          <w14:ligatures w14:val="none"/>
+          <w:sz w:val="22"/>
+          <w:szCs w:val="22"/>
         </w:rPr>
         <w:t>.</w:t>
       </w:r>
@@ -3018,32 +3558,38 @@
         <w:contextualSpacing/>
         <w:jc w:val="both"/>
         <w:rPr>
-          <w:rFonts w:ascii="Arial Narrow" w:eastAsia="Times New Roman" w:hAnsi="Arial Narrow" w:cs="Times New Roman"/>
-          <w:color w:val="000000"/>
-          <w:kern w:val="0"/>
-          <w:lang w:eastAsia="es-PE"/>
-          <w14:ligatures w14:val="none"/>
-        </w:rPr>
-      </w:pPr>
-    </w:p>
-    <w:p>
-      <w:pPr>
-        <w:spacing w:after="0" w:line="240" w:lineRule="auto"/>
-        <w:jc w:val="both"/>
-        <w:rPr>
-          <w:rFonts w:ascii="Arial Narrow" w:eastAsia="Arial Narrow" w:hAnsi="Arial Narrow" w:cs="Arial Narrow"/>
-          <w:color w:val="000000"/>
-          <w:kern w:val="0"/>
-          <w:lang w:eastAsia="es-PE"/>
-          <w14:ligatures w14:val="none"/>
-        </w:rPr>
-      </w:pPr>
-      <w:r>
-        <w:rPr>
-          <w:rFonts w:ascii="Arial Narrow" w:eastAsia="Arial Narrow" w:hAnsi="Arial Narrow" w:cs="Arial Narrow"/>
-          <w:b/>
-          <w:color w:val="000000"/>
-          <w:kern w:val="0"/>
+          <w:rFonts w:ascii="Arial Narrow" w:eastAsia="Arial Narrow" w:hAnsi="Arial Narrow" w:cs="Arial Narrow"/>
+          <w:color w:val="000000"/>
+          <w:kern w:val="0"/>
+          <w:sz w:val="22"/>
+          <w:szCs w:val="22"/>
+          <w:lang w:eastAsia="es-PE"/>
+          <w14:ligatures w14:val="none"/>
+        </w:rPr>
+      </w:pPr>
+    </w:p>
+    <w:p>
+      <w:pPr>
+        <w:spacing w:after="0" w:line="240" w:lineRule="auto"/>
+        <w:jc w:val="both"/>
+        <w:rPr>
+          <w:rFonts w:ascii="Arial Narrow" w:eastAsia="Arial Narrow" w:hAnsi="Arial Narrow" w:cs="Arial Narrow"/>
+          <w:color w:val="000000"/>
+          <w:kern w:val="0"/>
+          <w:sz w:val="22"/>
+          <w:szCs w:val="22"/>
+          <w:lang w:eastAsia="es-PE"/>
+          <w14:ligatures w14:val="none"/>
+        </w:rPr>
+      </w:pPr>
+      <w:r>
+        <w:rPr>
+          <w:rFonts w:ascii="Arial Narrow" w:eastAsia="Arial Narrow" w:hAnsi="Arial Narrow" w:cs="Arial Narrow"/>
+          <w:b/>
+          <w:color w:val="000000"/>
+          <w:kern w:val="0"/>
+          <w:sz w:val="22"/>
+          <w:szCs w:val="22"/>
           <w:lang w:eastAsia="es-PE"/>
           <w14:ligatures w14:val="none"/>
         </w:rPr>
@@ -3054,6 +3600,8 @@
           <w:rFonts w:ascii="Arial Narrow" w:eastAsia="Arial Narrow" w:hAnsi="Arial Narrow" w:cs="Arial Narrow"/>
           <w:color w:val="000000"/>
           <w:kern w:val="0"/>
+          <w:sz w:val="22"/>
+          <w:szCs w:val="22"/>
           <w:lang w:eastAsia="es-PE"/>
           <w14:ligatures w14:val="none"/>
         </w:rPr>
@@ -3063,6 +3611,8 @@
         <w:rPr>
           <w:rFonts w:ascii="Arial Narrow" w:eastAsia="Arial Narrow" w:hAnsi="Arial Narrow" w:cs="Arial Narrow"/>
           <w:bCs/>
+          <w:sz w:val="22"/>
+          <w:szCs w:val="22"/>
         </w:rPr>
         <w:t xml:space="preserve">Pacífico </w:t>
       </w:r>
@@ -3070,6 +3620,8 @@
         <w:rPr>
           <w:rFonts w:ascii="Arial Narrow" w:eastAsia="Arial Narrow" w:hAnsi="Arial Narrow" w:cs="Arial Narrow"/>
           <w:bCs/>
+          <w:sz w:val="22"/>
+          <w:szCs w:val="22"/>
         </w:rPr>
         <w:t>C</w:t>
       </w:r>
@@ -3077,6 +3629,8 @@
         <w:rPr>
           <w:rFonts w:ascii="Arial Narrow" w:eastAsia="Arial Narrow" w:hAnsi="Arial Narrow" w:cs="Arial Narrow"/>
           <w:bCs/>
+          <w:sz w:val="22"/>
+          <w:szCs w:val="22"/>
         </w:rPr>
         <w:t>ompañía de Seguros y Reaseguros S.A.</w:t>
       </w:r>
@@ -3085,6 +3639,8 @@
           <w:rFonts w:ascii="Arial Narrow" w:eastAsia="Arial Narrow" w:hAnsi="Arial Narrow" w:cs="Arial Narrow"/>
           <w:color w:val="000000"/>
           <w:kern w:val="0"/>
+          <w:sz w:val="22"/>
+          <w:szCs w:val="22"/>
           <w:lang w:eastAsia="es-PE"/>
           <w14:ligatures w14:val="none"/>
         </w:rPr>
@@ -3095,6 +3651,8 @@
           <w:rFonts w:ascii="Arial Narrow" w:eastAsia="Arial Narrow" w:hAnsi="Arial Narrow" w:cs="Arial Narrow"/>
           <w:color w:val="000000"/>
           <w:kern w:val="0"/>
+          <w:sz w:val="22"/>
+          <w:szCs w:val="22"/>
           <w:lang w:eastAsia="es-PE"/>
           <w14:ligatures w14:val="none"/>
         </w:rPr>
@@ -3106,9 +3664,11 @@
         <w:spacing w:after="0" w:line="240" w:lineRule="auto"/>
         <w:jc w:val="both"/>
         <w:rPr>
-          <w:rFonts w:ascii="Arial Narrow" w:eastAsia="Times New Roman" w:hAnsi="Arial Narrow" w:cs="Times New Roman"/>
-          <w:color w:val="000000"/>
-          <w:kern w:val="0"/>
+          <w:rFonts w:ascii="Arial Narrow" w:eastAsia="Arial Narrow" w:hAnsi="Arial Narrow" w:cs="Arial Narrow"/>
+          <w:color w:val="000000"/>
+          <w:kern w:val="0"/>
+          <w:sz w:val="22"/>
+          <w:szCs w:val="22"/>
           <w:lang w:eastAsia="es-PE"/>
           <w14:ligatures w14:val="none"/>
         </w:rPr>
@@ -3127,15 +3687,19 @@
           <w:rFonts w:ascii="Arial Narrow" w:eastAsia="Arial Narrow" w:hAnsi="Arial Narrow" w:cs="Arial Narrow"/>
           <w:color w:val="000000"/>
           <w:kern w:val="0"/>
-          <w:lang w:eastAsia="es-PE"/>
-          <w14:ligatures w14:val="none"/>
-        </w:rPr>
-      </w:pPr>
-      <w:r>
-        <w:rPr>
-          <w:rFonts w:ascii="Arial Narrow" w:eastAsia="Arial Narrow" w:hAnsi="Arial Narrow" w:cs="Arial Narrow"/>
-          <w:color w:val="000000"/>
-          <w:kern w:val="0"/>
+          <w:sz w:val="22"/>
+          <w:szCs w:val="22"/>
+          <w:lang w:eastAsia="es-PE"/>
+          <w14:ligatures w14:val="none"/>
+        </w:rPr>
+      </w:pPr>
+      <w:r>
+        <w:rPr>
+          <w:rFonts w:ascii="Arial Narrow" w:eastAsia="Arial Narrow" w:hAnsi="Arial Narrow" w:cs="Arial Narrow"/>
+          <w:color w:val="000000"/>
+          <w:kern w:val="0"/>
+          <w:sz w:val="22"/>
+          <w:szCs w:val="22"/>
           <w:lang w:eastAsia="es-PE"/>
           <w14:ligatures w14:val="none"/>
         </w:rPr>
@@ -3155,15 +3719,19 @@
           <w:rFonts w:ascii="Arial Narrow" w:eastAsia="Arial Narrow" w:hAnsi="Arial Narrow" w:cs="Arial Narrow"/>
           <w:color w:val="000000"/>
           <w:kern w:val="0"/>
-          <w:lang w:eastAsia="es-PE"/>
-          <w14:ligatures w14:val="none"/>
-        </w:rPr>
-      </w:pPr>
-      <w:r>
-        <w:rPr>
-          <w:rFonts w:ascii="Arial Narrow" w:eastAsia="Arial Narrow" w:hAnsi="Arial Narrow" w:cs="Arial Narrow"/>
-          <w:color w:val="000000"/>
-          <w:kern w:val="0"/>
+          <w:sz w:val="22"/>
+          <w:szCs w:val="22"/>
+          <w:lang w:eastAsia="es-PE"/>
+          <w14:ligatures w14:val="none"/>
+        </w:rPr>
+      </w:pPr>
+      <w:r>
+        <w:rPr>
+          <w:rFonts w:ascii="Arial Narrow" w:eastAsia="Arial Narrow" w:hAnsi="Arial Narrow" w:cs="Arial Narrow"/>
+          <w:color w:val="000000"/>
+          <w:kern w:val="0"/>
+          <w:sz w:val="22"/>
+          <w:szCs w:val="22"/>
           <w:lang w:eastAsia="es-PE"/>
           <w14:ligatures w14:val="none"/>
         </w:rPr>
@@ -3183,15 +3751,19 @@
           <w:rFonts w:ascii="Arial Narrow" w:eastAsia="Arial Narrow" w:hAnsi="Arial Narrow" w:cs="Arial Narrow"/>
           <w:color w:val="000000"/>
           <w:kern w:val="0"/>
-          <w:lang w:eastAsia="es-PE"/>
-          <w14:ligatures w14:val="none"/>
-        </w:rPr>
-      </w:pPr>
-      <w:r>
-        <w:rPr>
-          <w:rFonts w:ascii="Arial Narrow" w:eastAsia="Arial Narrow" w:hAnsi="Arial Narrow" w:cs="Arial Narrow"/>
-          <w:color w:val="000000"/>
-          <w:kern w:val="0"/>
+          <w:sz w:val="22"/>
+          <w:szCs w:val="22"/>
+          <w:lang w:eastAsia="es-PE"/>
+          <w14:ligatures w14:val="none"/>
+        </w:rPr>
+      </w:pPr>
+      <w:r>
+        <w:rPr>
+          <w:rFonts w:ascii="Arial Narrow" w:eastAsia="Arial Narrow" w:hAnsi="Arial Narrow" w:cs="Arial Narrow"/>
+          <w:color w:val="000000"/>
+          <w:kern w:val="0"/>
+          <w:sz w:val="22"/>
+          <w:szCs w:val="22"/>
           <w:lang w:eastAsia="es-PE"/>
           <w14:ligatures w14:val="none"/>
         </w:rPr>
@@ -3208,16 +3780,20 @@
         <w:ind w:left="567" w:hanging="567"/>
         <w:jc w:val="both"/>
         <w:rPr>
-          <w:rFonts w:ascii="Arial Narrow" w:eastAsia="Calibri" w:hAnsi="Arial Narrow" w:cs="Arial"/>
-          <w:kern w:val="0"/>
-          <w14:ligatures w14:val="none"/>
-        </w:rPr>
-      </w:pPr>
-      <w:r>
-        <w:rPr>
-          <w:rFonts w:ascii="Arial Narrow" w:eastAsia="Arial Narrow" w:hAnsi="Arial Narrow" w:cs="Arial Narrow"/>
-          <w:color w:val="000000"/>
-          <w:kern w:val="0"/>
+          <w:rFonts w:ascii="Arial Narrow" w:eastAsia="Arial Narrow" w:hAnsi="Arial Narrow" w:cs="Arial Narrow"/>
+          <w:kern w:val="0"/>
+          <w14:ligatures w14:val="none"/>
+          <w:sz w:val="22"/>
+          <w:szCs w:val="22"/>
+        </w:rPr>
+      </w:pPr>
+      <w:r>
+        <w:rPr>
+          <w:rFonts w:ascii="Arial Narrow" w:eastAsia="Arial Narrow" w:hAnsi="Arial Narrow" w:cs="Arial Narrow"/>
+          <w:color w:val="000000"/>
+          <w:kern w:val="0"/>
+          <w:sz w:val="22"/>
+          <w:szCs w:val="22"/>
           <w:lang w:eastAsia="es-PE"/>
           <w14:ligatures w14:val="none"/>
         </w:rPr>
@@ -3225,9 +3801,11 @@
       </w:r>
       <w:r>
         <w:rPr>
-          <w:rFonts w:ascii="Arial Narrow" w:eastAsia="Times New Roman" w:hAnsi="Arial Narrow" w:cs="Segoe UI"/>
-          <w:color w:val="000000"/>
-          <w:kern w:val="0"/>
+          <w:rFonts w:ascii="Arial Narrow" w:eastAsia="Arial Narrow" w:hAnsi="Arial Narrow" w:cs="Arial Narrow"/>
+          <w:color w:val="000000"/>
+          <w:kern w:val="0"/>
+          <w:sz w:val="22"/>
+          <w:szCs w:val="22"/>
           <w:lang w:eastAsia="es-PE"/>
           <w14:ligatures w14:val="none"/>
         </w:rPr>
@@ -3238,6 +3816,8 @@
           <w:rFonts w:ascii="Arial Narrow" w:eastAsia="Arial Narrow" w:hAnsi="Arial Narrow" w:cs="Arial Narrow"/>
           <w:color w:val="000000"/>
           <w:kern w:val="0"/>
+          <w:sz w:val="22"/>
+          <w:szCs w:val="22"/>
           <w:lang w:eastAsia="es-PE"/>
           <w14:ligatures w14:val="none"/>
         </w:rPr>
@@ -3245,16 +3825,20 @@
       </w:r>
       <w:r>
         <w:rPr>
-          <w:rFonts w:ascii="Arial Narrow" w:eastAsia="Calibri" w:hAnsi="Arial Narrow" w:cs="Arial"/>
-          <w:kern w:val="0"/>
-          <w14:ligatures w14:val="none"/>
+          <w:rFonts w:ascii="Arial Narrow" w:eastAsia="Arial Narrow" w:hAnsi="Arial Narrow" w:cs="Arial Narrow"/>
+          <w:kern w:val="0"/>
+          <w14:ligatures w14:val="none"/>
+          <w:sz w:val="22"/>
+          <w:szCs w:val="22"/>
         </w:rPr>
         <w:t>Para ello podrá señalar domicilio físico o una dirección electrónica a la que pueda remitirse las notificaciones</w:t>
       </w:r>
       <w:r>
         <w:rPr>
-          <w:rFonts w:ascii="Arial Narrow" w:eastAsia="Arial" w:hAnsi="Arial Narrow" w:cs="Arial"/>
-          <w:kern w:val="0"/>
+          <w:rFonts w:ascii="Arial Narrow" w:eastAsia="Arial Narrow" w:hAnsi="Arial Narrow" w:cs="Arial Narrow"/>
+          <w:kern w:val="0"/>
+          <w:sz w:val="22"/>
+          <w:szCs w:val="22"/>
           <w:lang w:val="es"/>
           <w14:ligatures w14:val="none"/>
         </w:rPr>
@@ -3271,42 +3855,52 @@
         <w:ind w:left="567" w:hanging="567"/>
         <w:jc w:val="both"/>
         <w:rPr>
-          <w:rFonts w:ascii="Arial Narrow" w:eastAsia="Calibri" w:hAnsi="Arial Narrow" w:cs="Arial"/>
-          <w:kern w:val="0"/>
-          <w14:ligatures w14:val="none"/>
-        </w:rPr>
-      </w:pPr>
-      <w:r>
-        <w:rPr>
-          <w:rFonts w:ascii="Arial Narrow" w:eastAsia="Calibri" w:hAnsi="Arial Narrow" w:cs="Arial"/>
-          <w:kern w:val="0"/>
-          <w14:ligatures w14:val="none"/>
+          <w:rFonts w:ascii="Arial Narrow" w:eastAsia="Arial Narrow" w:hAnsi="Arial Narrow" w:cs="Arial Narrow"/>
+          <w:kern w:val="0"/>
+          <w14:ligatures w14:val="none"/>
+          <w:sz w:val="22"/>
+          <w:szCs w:val="22"/>
+        </w:rPr>
+      </w:pPr>
+      <w:r>
+        <w:rPr>
+          <w:rFonts w:ascii="Arial Narrow" w:eastAsia="Arial Narrow" w:hAnsi="Arial Narrow" w:cs="Arial Narrow"/>
+          <w:kern w:val="0"/>
+          <w14:ligatures w14:val="none"/>
+          <w:sz w:val="22"/>
+          <w:szCs w:val="22"/>
         </w:rPr>
         <w:t xml:space="preserve">en caso califique como </w:t>
       </w:r>
       <w:proofErr w:type="gramStart"/>
       <w:r>
         <w:rPr>
-          <w:rFonts w:ascii="Arial Narrow" w:eastAsia="Calibri" w:hAnsi="Arial Narrow" w:cs="Arial"/>
-          <w:kern w:val="0"/>
-          <w14:ligatures w14:val="none"/>
+          <w:rFonts w:ascii="Arial Narrow" w:eastAsia="Arial Narrow" w:hAnsi="Arial Narrow" w:cs="Arial Narrow"/>
+          <w:kern w:val="0"/>
+          <w14:ligatures w14:val="none"/>
+          <w:sz w:val="22"/>
+          <w:szCs w:val="22"/>
         </w:rPr>
         <w:t>micro empresa</w:t>
       </w:r>
       <w:proofErr w:type="gramEnd"/>
       <w:r>
         <w:rPr>
-          <w:rFonts w:ascii="Arial Narrow" w:eastAsia="Calibri" w:hAnsi="Arial Narrow" w:cs="Arial"/>
-          <w:kern w:val="0"/>
-          <w14:ligatures w14:val="none"/>
+          <w:rFonts w:ascii="Arial Narrow" w:eastAsia="Arial Narrow" w:hAnsi="Arial Narrow" w:cs="Arial Narrow"/>
+          <w:kern w:val="0"/>
+          <w14:ligatures w14:val="none"/>
+          <w:sz w:val="22"/>
+          <w:szCs w:val="22"/>
         </w:rPr>
         <w:t xml:space="preserve"> o pequeña empresa, presentar los documentos que acrediten su volumen de ventas o ingresos brutos percibidos el año anterior relativo a todas sus actividades económicas y el número de trabajadores con el que cuenta</w:t>
       </w:r>
       <w:r>
         <w:rPr>
           <w:rStyle w:val="Refdenotaalpie"/>
-          <w:rFonts w:ascii="Arial Narrow" w:eastAsia="Calibri" w:hAnsi="Arial Narrow" w:cs="Arial"/>
-          <w:kern w:val="0"/>
+          <w:rFonts w:ascii="Arial Narrow" w:eastAsia="Arial Narrow" w:hAnsi="Arial Narrow" w:cs="Arial Narrow"/>
+          <w:kern w:val="0"/>
+          <w:sz w:val="22"/>
+          <w:szCs w:val="22"/>
           <w:vertAlign w:val="superscript"/>
           <w14:ligatures w14:val="none"/>
         </w:rPr>
@@ -3314,17 +3908,21 @@
       </w:r>
       <w:r>
         <w:rPr>
-          <w:rFonts w:ascii="Arial Narrow" w:eastAsia="Calibri" w:hAnsi="Arial Narrow" w:cs="Arial"/>
-          <w:kern w:val="0"/>
-          <w14:ligatures w14:val="none"/>
+          <w:rFonts w:ascii="Arial Narrow" w:eastAsia="Arial Narrow" w:hAnsi="Arial Narrow" w:cs="Arial Narrow"/>
+          <w:kern w:val="0"/>
+          <w14:ligatures w14:val="none"/>
+          <w:sz w:val="22"/>
+          <w:szCs w:val="22"/>
         </w:rPr>
         <w:t>. Ello, a fin de que la Comisión pueda meritar dicha documentación, conforme lo establece el artículo 110</w:t>
       </w:r>
       <w:r>
         <w:rPr>
-          <w:rFonts w:ascii="Arial Narrow" w:eastAsia="Times New Roman" w:hAnsi="Arial Narrow" w:cs="Segoe UI"/>
-          <w:color w:val="000000"/>
-          <w:kern w:val="0"/>
+          <w:rFonts w:ascii="Arial Narrow" w:eastAsia="Arial Narrow" w:hAnsi="Arial Narrow" w:cs="Arial Narrow"/>
+          <w:color w:val="000000"/>
+          <w:kern w:val="0"/>
+          <w:sz w:val="22"/>
+          <w:szCs w:val="22"/>
           <w:lang w:eastAsia="es-PE"/>
           <w14:ligatures w14:val="none"/>
         </w:rPr>
@@ -3332,27 +3930,33 @@
       </w:r>
       <w:r>
         <w:rPr>
-          <w:rFonts w:ascii="Arial Narrow" w:eastAsia="Calibri" w:hAnsi="Arial Narrow" w:cs="Arial"/>
-          <w:kern w:val="0"/>
-          <w14:ligatures w14:val="none"/>
+          <w:rFonts w:ascii="Arial Narrow" w:eastAsia="Arial Narrow" w:hAnsi="Arial Narrow" w:cs="Arial Narrow"/>
+          <w:kern w:val="0"/>
+          <w14:ligatures w14:val="none"/>
+          <w:sz w:val="22"/>
+          <w:szCs w:val="22"/>
         </w:rPr>
         <w:t xml:space="preserve"> del </w:t>
       </w:r>
       <w:r>
         <w:rPr>
-          <w:rFonts w:ascii="Arial Narrow" w:eastAsia="Calibri" w:hAnsi="Arial Narrow" w:cs="Arial"/>
+          <w:rFonts w:ascii="Arial Narrow" w:eastAsia="Arial Narrow" w:hAnsi="Arial Narrow" w:cs="Arial Narrow"/>
           <w:spacing w:val="-2"/>
           <w:kern w:val="0"/>
           <w14:ligatures w14:val="none"/>
+          <w:sz w:val="22"/>
+          <w:szCs w:val="22"/>
         </w:rPr>
         <w:t>Código</w:t>
       </w:r>
       <w:r>
         <w:rPr>
           <w:rStyle w:val="Refdenotaalpie"/>
-          <w:rFonts w:ascii="Arial Narrow" w:eastAsia="Calibri" w:hAnsi="Arial Narrow" w:cs="Arial"/>
+          <w:rFonts w:ascii="Arial Narrow" w:eastAsia="Arial Narrow" w:hAnsi="Arial Narrow" w:cs="Arial Narrow"/>
           <w:spacing w:val="-2"/>
           <w:kern w:val="0"/>
+          <w:sz w:val="22"/>
+          <w:szCs w:val="22"/>
           <w:vertAlign w:val="superscript"/>
           <w14:ligatures w14:val="none"/>
         </w:rPr>
@@ -3360,10 +3964,12 @@
       </w:r>
       <w:r>
         <w:rPr>
-          <w:rFonts w:ascii="Arial Narrow" w:eastAsia="Calibri" w:hAnsi="Arial Narrow" w:cs="Arial"/>
+          <w:rFonts w:ascii="Arial Narrow" w:eastAsia="Arial Narrow" w:hAnsi="Arial Narrow" w:cs="Arial Narrow"/>
           <w:spacing w:val="-2"/>
           <w:kern w:val="0"/>
           <w14:ligatures w14:val="none"/>
+          <w:sz w:val="22"/>
+          <w:szCs w:val="22"/>
         </w:rPr>
         <w:t>.</w:t>
       </w:r>
@@ -3377,47 +3983,53 @@
           <w:rFonts w:ascii="Arial Narrow" w:eastAsia="Arial Narrow" w:hAnsi="Arial Narrow" w:cs="Arial Narrow"/>
           <w:color w:val="000000"/>
           <w:kern w:val="0"/>
-          <w:lang w:eastAsia="es-PE"/>
-          <w14:ligatures w14:val="none"/>
-        </w:rPr>
-      </w:pPr>
-    </w:p>
-    <w:p>
-      <w:pPr>
-        <w:spacing w:after="0" w:line="240" w:lineRule="auto"/>
-        <w:jc w:val="both"/>
-        <w:rPr>
-          <w:rFonts w:ascii="Arial Narrow" w:eastAsia="Arial Narrow" w:hAnsi="Arial Narrow" w:cs="Arial Narrow"/>
-          <w:color w:val="000000"/>
-          <w:kern w:val="0"/>
-          <w:lang w:eastAsia="es-PE"/>
-          <w14:ligatures w14:val="none"/>
-        </w:rPr>
-      </w:pPr>
-      <w:r>
-        <w:rPr>
-          <w:rFonts w:ascii="Arial Narrow" w:hAnsi="Arial Narrow" w:cs="Arial Narrow"/>
+          <w:sz w:val="22"/>
+          <w:szCs w:val="22"/>
+          <w:lang w:eastAsia="es-PE"/>
+          <w14:ligatures w14:val="none"/>
+        </w:rPr>
+      </w:pPr>
+    </w:p>
+    <w:p>
+      <w:pPr>
+        <w:spacing w:after="0" w:line="240" w:lineRule="auto"/>
+        <w:jc w:val="both"/>
+        <w:rPr>
+          <w:rFonts w:ascii="Arial Narrow" w:eastAsia="Arial Narrow" w:hAnsi="Arial Narrow" w:cs="Arial Narrow"/>
+          <w:color w:val="000000"/>
+          <w:kern w:val="0"/>
+          <w:sz w:val="22"/>
+          <w:szCs w:val="22"/>
+          <w:lang w:eastAsia="es-PE"/>
+          <w14:ligatures w14:val="none"/>
+        </w:rPr>
+      </w:pPr>
+      <w:r>
+        <w:rPr>
+          <w:rFonts w:ascii="Arial Narrow" w:eastAsia="Arial Narrow" w:hAnsi="Arial Narrow" w:cs="Arial Narrow"/>
           <w:b w:val="1"/>
           <w:bCs w:val="1"/>
-          <w:sz w:val="20"/>
-          <w:szCs w:val="20"/>
+          <w:sz w:val="22"/>
+          <w:szCs w:val="22"/>
         </w:rPr>
         <w:t xml:space="preserve">CUARTO: </w:t>
       </w:r>
       <w:r>
         <w:rPr>
-          <w:rFonts w:ascii="Arial Narrow" w:hAnsi="Arial Narrow" w:cs="Arial Narrow"/>
-          <w:sz w:val="20"/>
-          <w:szCs w:val="20"/>
+          <w:rFonts w:ascii="Arial Narrow" w:eastAsia="Arial Narrow" w:hAnsi="Arial Narrow" w:cs="Arial Narrow"/>
+          <w:sz w:val="22"/>
+          <w:szCs w:val="22"/>
         </w:rPr>
         <w:t xml:space="preserve">correr traslado de la presente resolución a Pacífico Compañía de Seguros y Reaseguros S.A. para que, de conformidad con lo dispuesto por el artículo 26 de la Ley sobre Facultades, Normas y Organización del Indecopi, aprobada por Decreto Legislativo 807</w:t>
       </w:r>
       <w:r>
         <w:rPr>
           <w:rStyle w:val="Refdenotaalpie"/>
-          <w:rFonts w:ascii="Arial Narrow" w:eastAsia="Times New Roman" w:hAnsi="Arial Narrow" w:cs="Times New Roman"/>
-          <w:color w:val="000000"/>
-          <w:kern w:val="0"/>
+          <w:rFonts w:ascii="Arial Narrow" w:eastAsia="Arial Narrow" w:hAnsi="Arial Narrow" w:cs="Arial Narrow"/>
+          <w:color w:val="000000"/>
+          <w:kern w:val="0"/>
+          <w:sz w:val="22"/>
+          <w:szCs w:val="22"/>
           <w:vertAlign w:val="superscript"/>
           <w:lang w:val="es-ES" w:eastAsia="es-ES"/>
           <w14:ligatures w14:val="none"/>
@@ -3426,18 +4038,20 @@
       </w:r>
       <w:r>
         <w:rPr>
-          <w:rFonts w:ascii="Arial Narrow" w:hAnsi="Arial Narrow" w:cs="Arial Narrow"/>
-          <w:sz w:val="20"/>
-          <w:szCs w:val="20"/>
+          <w:rFonts w:ascii="Arial Narrow" w:eastAsia="Arial Narrow" w:hAnsi="Arial Narrow" w:cs="Arial Narrow"/>
+          <w:sz w:val="22"/>
+          <w:szCs w:val="22"/>
         </w:rPr>
         <w:t xml:space="preserve">, presente sus descargos sobre la imputación de cargos realizada en un plazo no mayor a cinco (5) días hábiles contado a partir del día siguiente de la notificación de la presente resolución, vencido el cual, el Secretario Técnico declarará en rebeldía al denunciado que no lo hubiera presentado. Debe precisarse que de conformidad con lo establecido por el artículo 223 del Texto Único Ordenado de la Ley 27444, Ley del Procedimiento Administrativo General</w:t>
       </w:r>
       <w:r>
         <w:rPr>
           <w:rStyle w:val="Refdenotaalpie"/>
-          <w:rFonts w:ascii="Arial Narrow" w:eastAsia="Times New Roman" w:hAnsi="Arial Narrow" w:cs="Times New Roman"/>
-          <w:color w:val="000000"/>
-          <w:kern w:val="0"/>
+          <w:rFonts w:ascii="Arial Narrow" w:eastAsia="Arial Narrow" w:hAnsi="Arial Narrow" w:cs="Arial Narrow"/>
+          <w:color w:val="000000"/>
+          <w:kern w:val="0"/>
+          <w:sz w:val="22"/>
+          <w:szCs w:val="22"/>
           <w:vertAlign w:val="superscript"/>
           <w:lang w:val="es-ES" w:eastAsia="es-ES"/>
           <w14:ligatures w14:val="none"/>
@@ -3446,9 +4060,9 @@
       </w:r>
       <w:r>
         <w:rPr>
-          <w:rFonts w:ascii="Arial Narrow" w:hAnsi="Arial Narrow" w:cs="Arial Narrow"/>
-          <w:sz w:val="20"/>
-          <w:szCs w:val="20"/>
+          <w:rFonts w:ascii="Arial Narrow" w:eastAsia="Arial Narrow" w:hAnsi="Arial Narrow" w:cs="Arial Narrow"/>
+          <w:sz w:val="22"/>
+          <w:szCs w:val="22"/>
         </w:rPr>
         <w:t xml:space="preserve">, las alegaciones y los hechos relevantes de la reclamación, salvo que hayan sido específicamente negadas en la contestación, se tendrán por aceptadas o merituadas como ciertas.</w:t>
       </w:r>
@@ -3461,19 +4075,23 @@
           <w:rFonts w:ascii="Arial Narrow" w:eastAsia="Arial Narrow" w:hAnsi="Arial Narrow" w:cs="Arial Narrow"/>
           <w:color w:val="000000"/>
           <w:kern w:val="0"/>
-          <w:lang w:eastAsia="es-PE"/>
-          <w14:ligatures w14:val="none"/>
-        </w:rPr>
-      </w:pPr>
-    </w:p>
-    <w:p>
-      <w:pPr>
-        <w:spacing w:after="0" w:line="240" w:lineRule="auto"/>
-        <w:jc w:val="both"/>
-        <w:rPr>
-          <w:rFonts w:ascii="Arial Narrow" w:eastAsia="Times New Roman" w:hAnsi="Arial Narrow" w:cs="Arial"/>
-          <w:color w:val="000000"/>
-          <w:kern w:val="0"/>
+          <w:sz w:val="22"/>
+          <w:szCs w:val="22"/>
+          <w:lang w:eastAsia="es-PE"/>
+          <w14:ligatures w14:val="none"/>
+        </w:rPr>
+      </w:pPr>
+    </w:p>
+    <w:p>
+      <w:pPr>
+        <w:spacing w:after="0" w:line="240" w:lineRule="auto"/>
+        <w:jc w:val="both"/>
+        <w:rPr>
+          <w:rFonts w:ascii="Arial Narrow" w:eastAsia="Arial Narrow" w:hAnsi="Arial Narrow" w:cs="Arial Narrow"/>
+          <w:color w:val="000000"/>
+          <w:kern w:val="0"/>
+          <w:sz w:val="22"/>
+          <w:szCs w:val="22"/>
           <w:lang w:val="es-ES" w:eastAsia="es-ES"/>
           <w14:ligatures w14:val="none"/>
         </w:rPr>
@@ -3484,6 +4102,8 @@
           <w:b/>
           <w:color w:val="000000"/>
           <w:kern w:val="0"/>
+          <w:sz w:val="22"/>
+          <w:szCs w:val="22"/>
           <w:lang w:eastAsia="es-PE"/>
           <w14:ligatures w14:val="none"/>
         </w:rPr>
@@ -3492,9 +4112,11 @@
       <w:bookmarkStart w:id="4" w:name="_Hlk188286813"/>
       <w:r>
         <w:rPr>
-          <w:rFonts w:ascii="Arial Narrow" w:eastAsia="Times New Roman" w:hAnsi="Arial Narrow" w:cs="Arial"/>
-          <w:color w:val="000000"/>
-          <w:kern w:val="0"/>
+          <w:rFonts w:ascii="Arial Narrow" w:eastAsia="Arial Narrow" w:hAnsi="Arial Narrow" w:cs="Arial Narrow"/>
+          <w:color w:val="000000"/>
+          <w:kern w:val="0"/>
+          <w:sz w:val="22"/>
+          <w:szCs w:val="22"/>
           <w:lang w:eastAsia="es-ES"/>
           <w14:ligatures w14:val="none"/>
         </w:rPr>
@@ -3502,9 +4124,11 @@
       </w:r>
       <w:r>
         <w:rPr>
-          <w:rFonts w:ascii="Arial Narrow" w:eastAsia="Times New Roman" w:hAnsi="Arial Narrow" w:cs="Arial"/>
-          <w:color w:val="000000"/>
-          <w:kern w:val="0"/>
+          <w:rFonts w:ascii="Arial Narrow" w:eastAsia="Arial Narrow" w:hAnsi="Arial Narrow" w:cs="Arial Narrow"/>
+          <w:color w:val="000000"/>
+          <w:kern w:val="0"/>
+          <w:sz w:val="22"/>
+          <w:szCs w:val="22"/>
           <w:lang w:val="es-ES" w:eastAsia="es-ES"/>
           <w14:ligatures w14:val="none"/>
         </w:rPr>
@@ -3512,9 +4136,11 @@
       </w:r>
       <w:r>
         <w:rPr>
-          <w:rFonts w:ascii="Arial Narrow" w:eastAsia="Times New Roman" w:hAnsi="Arial Narrow" w:cs="Arial"/>
-          <w:color w:val="000000"/>
-          <w:kern w:val="0"/>
+          <w:rFonts w:ascii="Arial Narrow" w:eastAsia="Arial Narrow" w:hAnsi="Arial Narrow" w:cs="Arial Narrow"/>
+          <w:color w:val="000000"/>
+          <w:kern w:val="0"/>
+          <w:sz w:val="22"/>
+          <w:szCs w:val="22"/>
           <w:lang w:eastAsia="es-ES"/>
           <w14:ligatures w14:val="none"/>
         </w:rPr>
@@ -3523,9 +4149,11 @@
       <w:bookmarkEnd w:id="4"/>
       <w:r>
         <w:rPr>
-          <w:rFonts w:ascii="Arial Narrow" w:eastAsia="Times New Roman" w:hAnsi="Arial Narrow" w:cs="Arial"/>
-          <w:color w:val="000000"/>
-          <w:kern w:val="0"/>
+          <w:rFonts w:ascii="Arial Narrow" w:eastAsia="Arial Narrow" w:hAnsi="Arial Narrow" w:cs="Arial Narrow"/>
+          <w:color w:val="000000"/>
+          <w:kern w:val="0"/>
+          <w:sz w:val="22"/>
+          <w:szCs w:val="22"/>
           <w:lang w:eastAsia="es-ES"/>
           <w14:ligatures w14:val="none"/>
         </w:rPr>
@@ -3536,6 +4164,8 @@
         <w:rPr>
           <w:rFonts w:ascii="Arial Narrow" w:eastAsia="Arial Narrow" w:hAnsi="Arial Narrow" w:cs="Arial Narrow"/>
           <w:bCs/>
+          <w:sz w:val="22"/>
+          <w:szCs w:val="22"/>
         </w:rPr>
         <w:t xml:space="preserve">Pacífico </w:t>
       </w:r>
@@ -3543,6 +4173,8 @@
         <w:rPr>
           <w:rFonts w:ascii="Arial Narrow" w:eastAsia="Arial Narrow" w:hAnsi="Arial Narrow" w:cs="Arial Narrow"/>
           <w:bCs/>
+          <w:sz w:val="22"/>
+          <w:szCs w:val="22"/>
         </w:rPr>
         <w:t>C</w:t>
       </w:r>
@@ -3550,14 +4182,18 @@
         <w:rPr>
           <w:rFonts w:ascii="Arial Narrow" w:eastAsia="Arial Narrow" w:hAnsi="Arial Narrow" w:cs="Arial Narrow"/>
           <w:bCs/>
+          <w:sz w:val="22"/>
+          <w:szCs w:val="22"/>
         </w:rPr>
         <w:t>ompañía de Seguros y Reaseguros S.A.</w:t>
       </w:r>
       <w:r>
         <w:rPr>
-          <w:rFonts w:ascii="Arial Narrow" w:eastAsia="Times New Roman" w:hAnsi="Arial Narrow" w:cs="Arial"/>
-          <w:color w:val="000000"/>
-          <w:kern w:val="0"/>
+          <w:rFonts w:ascii="Arial Narrow" w:eastAsia="Arial Narrow" w:hAnsi="Arial Narrow" w:cs="Arial Narrow"/>
+          <w:color w:val="000000"/>
+          <w:kern w:val="0"/>
+          <w:sz w:val="22"/>
+          <w:szCs w:val="22"/>
           <w:lang w:eastAsia="es-ES"/>
           <w14:ligatures w14:val="none"/>
         </w:rPr>
@@ -3566,9 +4202,11 @@
       <w:bookmarkEnd w:id="5"/>
       <w:r>
         <w:rPr>
-          <w:rFonts w:ascii="Arial Narrow" w:eastAsia="Times New Roman" w:hAnsi="Arial Narrow" w:cs="Arial"/>
-          <w:color w:val="000000"/>
-          <w:kern w:val="0"/>
+          <w:rFonts w:ascii="Arial Narrow" w:eastAsia="Arial Narrow" w:hAnsi="Arial Narrow" w:cs="Arial Narrow"/>
+          <w:color w:val="000000"/>
+          <w:kern w:val="0"/>
+          <w:sz w:val="22"/>
+          <w:szCs w:val="22"/>
           <w:lang w:val="es-ES" w:eastAsia="es-ES"/>
           <w14:ligatures w14:val="none"/>
         </w:rPr>
@@ -3576,9 +4214,11 @@
       </w:r>
       <w:r>
         <w:rPr>
-          <w:rFonts w:ascii="Arial Narrow" w:eastAsia="Times New Roman" w:hAnsi="Arial Narrow" w:cs="Arial"/>
-          <w:color w:val="000000"/>
-          <w:kern w:val="0"/>
+          <w:rFonts w:ascii="Arial Narrow" w:eastAsia="Arial Narrow" w:hAnsi="Arial Narrow" w:cs="Arial Narrow"/>
+          <w:color w:val="000000"/>
+          <w:kern w:val="0"/>
+          <w:sz w:val="22"/>
+          <w:szCs w:val="22"/>
           <w:lang w:val="es-ES" w:eastAsia="es-ES"/>
           <w14:ligatures w14:val="none"/>
         </w:rPr>
@@ -3586,9 +4226,11 @@
       </w:r>
       <w:r>
         <w:rPr>
-          <w:rFonts w:ascii="Arial Narrow" w:eastAsia="Times New Roman" w:hAnsi="Arial Narrow" w:cs="Arial"/>
-          <w:color w:val="000000"/>
-          <w:kern w:val="0"/>
+          <w:rFonts w:ascii="Arial Narrow" w:eastAsia="Arial Narrow" w:hAnsi="Arial Narrow" w:cs="Arial Narrow"/>
+          <w:color w:val="000000"/>
+          <w:kern w:val="0"/>
+          <w:sz w:val="22"/>
+          <w:szCs w:val="22"/>
           <w:lang w:val="es-ES" w:eastAsia="es-ES"/>
           <w14:ligatures w14:val="none"/>
         </w:rPr>
@@ -3596,9 +4238,11 @@
       </w:r>
       <w:r>
         <w:rPr>
-          <w:rFonts w:ascii="Arial Narrow" w:eastAsia="Times New Roman" w:hAnsi="Arial Narrow" w:cs="Arial"/>
-          <w:color w:val="000000"/>
-          <w:kern w:val="0"/>
+          <w:rFonts w:ascii="Arial Narrow" w:eastAsia="Arial Narrow" w:hAnsi="Arial Narrow" w:cs="Arial Narrow"/>
+          <w:color w:val="000000"/>
+          <w:kern w:val="0"/>
+          <w:sz w:val="22"/>
+          <w:szCs w:val="22"/>
           <w:lang w:val="es-ES" w:eastAsia="es-ES"/>
           <w14:ligatures w14:val="none"/>
         </w:rPr>
@@ -3606,9 +4250,11 @@
       </w:r>
       <w:r>
         <w:rPr>
-          <w:rFonts w:ascii="Arial Narrow" w:eastAsia="Times New Roman" w:hAnsi="Arial Narrow" w:cs="Arial"/>
-          <w:color w:val="000000"/>
-          <w:kern w:val="0"/>
+          <w:rFonts w:ascii="Arial Narrow" w:eastAsia="Arial Narrow" w:hAnsi="Arial Narrow" w:cs="Arial Narrow"/>
+          <w:color w:val="000000"/>
+          <w:kern w:val="0"/>
+          <w:sz w:val="22"/>
+          <w:szCs w:val="22"/>
           <w:lang w:val="es-ES" w:eastAsia="es-ES"/>
           <w14:ligatures w14:val="none"/>
         </w:rPr>
@@ -3617,9 +4263,11 @@
       <w:proofErr w:type="spellStart"/>
       <w:r>
         <w:rPr>
-          <w:rFonts w:ascii="Arial Narrow" w:eastAsia="Times New Roman" w:hAnsi="Arial Narrow" w:cs="Arial"/>
-          <w:color w:val="000000"/>
-          <w:kern w:val="0"/>
+          <w:rFonts w:ascii="Arial Narrow" w:eastAsia="Arial Narrow" w:hAnsi="Arial Narrow" w:cs="Arial Narrow"/>
+          <w:color w:val="000000"/>
+          <w:kern w:val="0"/>
+          <w:sz w:val="22"/>
+          <w:szCs w:val="22"/>
           <w:lang w:val="es-ES" w:eastAsia="es-ES"/>
           <w14:ligatures w14:val="none"/>
         </w:rPr>
@@ -3628,9 +4276,11 @@
       <w:proofErr w:type="spellEnd"/>
       <w:r>
         <w:rPr>
-          <w:rFonts w:ascii="Arial Narrow" w:eastAsia="Times New Roman" w:hAnsi="Arial Narrow" w:cs="Arial"/>
-          <w:color w:val="000000"/>
-          <w:kern w:val="0"/>
+          <w:rFonts w:ascii="Arial Narrow" w:eastAsia="Arial Narrow" w:hAnsi="Arial Narrow" w:cs="Arial Narrow"/>
+          <w:color w:val="000000"/>
+          <w:kern w:val="0"/>
+          <w:sz w:val="22"/>
+          <w:szCs w:val="22"/>
           <w:lang w:val="es-ES" w:eastAsia="es-ES"/>
           <w14:ligatures w14:val="none"/>
         </w:rPr>
@@ -3638,9 +4288,11 @@
       </w:r>
       <w:r>
         <w:rPr>
-          <w:rFonts w:ascii="Arial Narrow" w:eastAsia="Times New Roman" w:hAnsi="Arial Narrow" w:cs="Arial"/>
-          <w:color w:val="000000"/>
-          <w:kern w:val="0"/>
+          <w:rFonts w:ascii="Arial Narrow" w:eastAsia="Arial Narrow" w:hAnsi="Arial Narrow" w:cs="Arial Narrow"/>
+          <w:color w:val="000000"/>
+          <w:kern w:val="0"/>
+          <w:sz w:val="22"/>
+          <w:szCs w:val="22"/>
           <w:lang w:val="es-ES" w:eastAsia="es-ES"/>
           <w14:ligatures w14:val="none"/>
         </w:rPr>
@@ -3649,9 +4301,11 @@
       <w:proofErr w:type="spellStart"/>
       <w:r>
         <w:rPr>
-          <w:rFonts w:ascii="Arial Narrow" w:eastAsia="Times New Roman" w:hAnsi="Arial Narrow" w:cs="Arial"/>
-          <w:color w:val="000000"/>
-          <w:kern w:val="0"/>
+          <w:rFonts w:ascii="Arial Narrow" w:eastAsia="Arial Narrow" w:hAnsi="Arial Narrow" w:cs="Arial Narrow"/>
+          <w:color w:val="000000"/>
+          <w:kern w:val="0"/>
+          <w:sz w:val="22"/>
+          <w:szCs w:val="22"/>
           <w:lang w:val="es-ES" w:eastAsia="es-ES"/>
           <w14:ligatures w14:val="none"/>
         </w:rPr>
@@ -3659,9 +4313,11 @@
       </w:r>
       <w:r>
         <w:rPr>
-          <w:rFonts w:ascii="Arial Narrow" w:eastAsia="Times New Roman" w:hAnsi="Arial Narrow" w:cs="Arial"/>
-          <w:color w:val="000000"/>
-          <w:kern w:val="0"/>
+          <w:rFonts w:ascii="Arial Narrow" w:eastAsia="Arial Narrow" w:hAnsi="Arial Narrow" w:cs="Arial Narrow"/>
+          <w:color w:val="000000"/>
+          <w:kern w:val="0"/>
+          <w:sz w:val="22"/>
+          <w:szCs w:val="22"/>
           <w:lang w:val="es-ES" w:eastAsia="es-ES"/>
           <w14:ligatures w14:val="none"/>
         </w:rPr>
@@ -3670,9 +4326,11 @@
       <w:proofErr w:type="spellEnd"/>
       <w:r>
         <w:rPr>
-          <w:rFonts w:ascii="Arial Narrow" w:eastAsia="Times New Roman" w:hAnsi="Arial Narrow" w:cs="Arial"/>
-          <w:color w:val="000000"/>
-          <w:kern w:val="0"/>
+          <w:rFonts w:ascii="Arial Narrow" w:eastAsia="Arial Narrow" w:hAnsi="Arial Narrow" w:cs="Arial Narrow"/>
+          <w:color w:val="000000"/>
+          <w:kern w:val="0"/>
+          <w:sz w:val="22"/>
+          <w:szCs w:val="22"/>
           <w:lang w:val="es-ES" w:eastAsia="es-ES"/>
           <w14:ligatures w14:val="none"/>
         </w:rPr>
@@ -3688,6 +4346,8 @@
           <w:b/>
           <w:color w:val="000000"/>
           <w:kern w:val="0"/>
+          <w:sz w:val="22"/>
+          <w:szCs w:val="22"/>
           <w:lang w:val="es-ES" w:eastAsia="es-PE"/>
           <w14:ligatures w14:val="none"/>
         </w:rPr>
@@ -3701,16 +4361,20 @@
           <w:rFonts w:ascii="Arial Narrow" w:eastAsia="Arial Narrow" w:hAnsi="Arial Narrow" w:cs="Arial Narrow"/>
           <w:color w:val="000000"/>
           <w:kern w:val="0"/>
-          <w:lang w:eastAsia="es-PE"/>
-          <w14:ligatures w14:val="none"/>
-        </w:rPr>
-      </w:pPr>
-      <w:r>
-        <w:rPr>
-          <w:rFonts w:ascii="Arial Narrow" w:eastAsia="Arial Narrow" w:hAnsi="Arial Narrow" w:cs="Arial Narrow"/>
-          <w:b/>
-          <w:color w:val="000000"/>
-          <w:kern w:val="0"/>
+          <w:sz w:val="22"/>
+          <w:szCs w:val="22"/>
+          <w:lang w:eastAsia="es-PE"/>
+          <w14:ligatures w14:val="none"/>
+        </w:rPr>
+      </w:pPr>
+      <w:r>
+        <w:rPr>
+          <w:rFonts w:ascii="Arial Narrow" w:eastAsia="Arial Narrow" w:hAnsi="Arial Narrow" w:cs="Arial Narrow"/>
+          <w:b/>
+          <w:color w:val="000000"/>
+          <w:kern w:val="0"/>
+          <w:sz w:val="22"/>
+          <w:szCs w:val="22"/>
           <w:lang w:eastAsia="es-PE"/>
           <w14:ligatures w14:val="none"/>
         </w:rPr>
@@ -3721,6 +4385,8 @@
           <w:rFonts w:ascii="Arial Narrow" w:eastAsia="Arial Narrow" w:hAnsi="Arial Narrow" w:cs="Arial Narrow"/>
           <w:color w:val="000000"/>
           <w:kern w:val="0"/>
+          <w:sz w:val="22"/>
+          <w:szCs w:val="22"/>
           <w:lang w:eastAsia="es-PE"/>
           <w14:ligatures w14:val="none"/>
         </w:rPr>
@@ -3732,6 +4398,8 @@
           <w:rFonts w:ascii="Arial Narrow" w:eastAsia="Arial Narrow" w:hAnsi="Arial Narrow" w:cs="Arial Narrow"/>
           <w:color w:val="000000"/>
           <w:kern w:val="0"/>
+          <w:sz w:val="22"/>
+          <w:szCs w:val="22"/>
           <w:lang w:eastAsia="es-PE"/>
           <w14:ligatures w14:val="none"/>
         </w:rPr>
@@ -3739,9 +4407,11 @@
       </w:r>
       <w:r>
         <w:rPr>
-          <w:rFonts w:ascii="Arial Narrow" w:eastAsia="Times New Roman" w:hAnsi="Arial Narrow" w:cs="Segoe UI"/>
-          <w:color w:val="000000"/>
-          <w:kern w:val="0"/>
+          <w:rFonts w:ascii="Arial Narrow" w:eastAsia="Arial Narrow" w:hAnsi="Arial Narrow" w:cs="Arial Narrow"/>
+          <w:color w:val="000000"/>
+          <w:kern w:val="0"/>
+          <w:sz w:val="22"/>
+          <w:szCs w:val="22"/>
           <w:lang w:eastAsia="es-PE"/>
           <w14:ligatures w14:val="none"/>
         </w:rPr>
@@ -3752,6 +4422,8 @@
           <w:rFonts w:ascii="Arial Narrow" w:eastAsia="Arial Narrow" w:hAnsi="Arial Narrow" w:cs="Arial Narrow"/>
           <w:color w:val="000000"/>
           <w:kern w:val="0"/>
+          <w:sz w:val="22"/>
+          <w:szCs w:val="22"/>
           <w:lang w:eastAsia="es-PE"/>
           <w14:ligatures w14:val="none"/>
         </w:rPr>
@@ -3760,9 +4432,11 @@
       <w:r>
         <w:rPr>
           <w:rStyle w:val="Refdenotaalpie"/>
-          <w:rFonts w:ascii="Arial Narrow" w:eastAsia="Arial Narrow" w:hAnsi="Arial Narrow" w:cs="Times New Roman"/>
-          <w:color w:val="000000"/>
-          <w:kern w:val="0"/>
+          <w:rFonts w:ascii="Arial Narrow" w:eastAsia="Arial Narrow" w:hAnsi="Arial Narrow" w:cs="Arial Narrow"/>
+          <w:color w:val="000000"/>
+          <w:kern w:val="0"/>
+          <w:sz w:val="22"/>
+          <w:szCs w:val="22"/>
           <w:vertAlign w:val="superscript"/>
           <w:lang w:eastAsia="es-PE"/>
           <w14:ligatures w14:val="none"/>
@@ -3774,6 +4448,8 @@
           <w:rFonts w:ascii="Arial Narrow" w:eastAsia="Arial Narrow" w:hAnsi="Arial Narrow" w:cs="Arial Narrow"/>
           <w:color w:val="000000"/>
           <w:kern w:val="0"/>
+          <w:sz w:val="22"/>
+          <w:szCs w:val="22"/>
           <w:lang w:eastAsia="es-PE"/>
           <w14:ligatures w14:val="none"/>
         </w:rPr>
@@ -3784,6 +4460,8 @@
           <w:rFonts w:ascii="Arial Narrow" w:eastAsia="Arial Narrow" w:hAnsi="Arial Narrow" w:cs="Arial Narrow"/>
           <w:color w:val="000000"/>
           <w:kern w:val="0"/>
+          <w:sz w:val="22"/>
+          <w:szCs w:val="22"/>
           <w:lang w:eastAsia="es-PE"/>
           <w14:ligatures w14:val="none"/>
         </w:rPr>
@@ -3792,9 +4470,11 @@
       </w:r>
       <w:r>
         <w:rPr>
-          <w:rFonts w:ascii="Arial Narrow" w:eastAsia="Times New Roman" w:hAnsi="Arial Narrow" w:cs="Segoe UI"/>
-          <w:color w:val="000000"/>
-          <w:kern w:val="0"/>
+          <w:rFonts w:ascii="Arial Narrow" w:eastAsia="Arial Narrow" w:hAnsi="Arial Narrow" w:cs="Arial Narrow"/>
+          <w:color w:val="000000"/>
+          <w:kern w:val="0"/>
+          <w:sz w:val="22"/>
+          <w:szCs w:val="22"/>
           <w:lang w:eastAsia="es-PE"/>
           <w14:ligatures w14:val="none"/>
         </w:rPr>
@@ -3805,6 +4485,8 @@
           <w:rFonts w:ascii="Arial Narrow" w:eastAsia="Arial Narrow" w:hAnsi="Arial Narrow" w:cs="Arial Narrow"/>
           <w:color w:val="000000"/>
           <w:kern w:val="0"/>
+          <w:sz w:val="22"/>
+          <w:szCs w:val="22"/>
           <w:lang w:eastAsia="es-PE"/>
           <w14:ligatures w14:val="none"/>
         </w:rPr>
@@ -3812,9 +4494,11 @@
       </w:r>
       <w:r>
         <w:rPr>
-          <w:rFonts w:ascii="Arial Narrow" w:eastAsia="Times New Roman" w:hAnsi="Arial Narrow" w:cs="Segoe UI"/>
-          <w:color w:val="000000"/>
-          <w:kern w:val="0"/>
+          <w:rFonts w:ascii="Arial Narrow" w:eastAsia="Arial Narrow" w:hAnsi="Arial Narrow" w:cs="Arial Narrow"/>
+          <w:color w:val="000000"/>
+          <w:kern w:val="0"/>
+          <w:sz w:val="22"/>
+          <w:szCs w:val="22"/>
           <w:lang w:eastAsia="es-PE"/>
           <w14:ligatures w14:val="none"/>
         </w:rPr>
@@ -3825,6 +4509,8 @@
           <w:rFonts w:ascii="Arial Narrow" w:eastAsia="Arial Narrow" w:hAnsi="Arial Narrow" w:cs="Arial Narrow"/>
           <w:color w:val="000000"/>
           <w:kern w:val="0"/>
+          <w:sz w:val="22"/>
+          <w:szCs w:val="22"/>
           <w:lang w:eastAsia="es-PE"/>
           <w14:ligatures w14:val="none"/>
         </w:rPr>
@@ -3832,9 +4518,11 @@
       </w:r>
       <w:r>
         <w:rPr>
-          <w:rFonts w:ascii="Arial Narrow" w:eastAsia="Times New Roman" w:hAnsi="Arial Narrow" w:cs="Segoe UI"/>
-          <w:color w:val="000000"/>
-          <w:kern w:val="0"/>
+          <w:rFonts w:ascii="Arial Narrow" w:eastAsia="Arial Narrow" w:hAnsi="Arial Narrow" w:cs="Arial Narrow"/>
+          <w:color w:val="000000"/>
+          <w:kern w:val="0"/>
+          <w:sz w:val="22"/>
+          <w:szCs w:val="22"/>
           <w:lang w:eastAsia="es-PE"/>
           <w14:ligatures w14:val="none"/>
         </w:rPr>
@@ -3845,6 +4533,8 @@
           <w:rFonts w:ascii="Arial Narrow" w:eastAsia="Arial Narrow" w:hAnsi="Arial Narrow" w:cs="Arial Narrow"/>
           <w:color w:val="000000"/>
           <w:kern w:val="0"/>
+          <w:sz w:val="22"/>
+          <w:szCs w:val="22"/>
           <w:lang w:eastAsia="es-PE"/>
           <w14:ligatures w14:val="none"/>
         </w:rPr>
@@ -3853,9 +4543,11 @@
       <w:r>
         <w:rPr>
           <w:rStyle w:val="Refdenotaalpie"/>
-          <w:rFonts w:ascii="Arial Narrow" w:eastAsia="Arial Narrow" w:hAnsi="Arial Narrow" w:cs="Times New Roman"/>
-          <w:color w:val="000000"/>
-          <w:kern w:val="0"/>
+          <w:rFonts w:ascii="Arial Narrow" w:eastAsia="Arial Narrow" w:hAnsi="Arial Narrow" w:cs="Arial Narrow"/>
+          <w:color w:val="000000"/>
+          <w:kern w:val="0"/>
+          <w:sz w:val="22"/>
+          <w:szCs w:val="22"/>
           <w:vertAlign w:val="superscript"/>
           <w:lang w:eastAsia="es-PE"/>
           <w14:ligatures w14:val="none"/>
@@ -3867,6 +4559,8 @@
           <w:rFonts w:ascii="Arial Narrow" w:eastAsia="Arial Narrow" w:hAnsi="Arial Narrow" w:cs="Arial Narrow"/>
           <w:color w:val="000000"/>
           <w:kern w:val="0"/>
+          <w:sz w:val="22"/>
+          <w:szCs w:val="22"/>
           <w:lang w:eastAsia="es-PE"/>
           <w14:ligatures w14:val="none"/>
         </w:rPr>
@@ -3878,6 +4572,8 @@
           <w:rFonts w:ascii="Arial Narrow" w:eastAsia="Arial Narrow" w:hAnsi="Arial Narrow" w:cs="Arial Narrow"/>
           <w:color w:val="000000"/>
           <w:kern w:val="0"/>
+          <w:sz w:val="22"/>
+          <w:szCs w:val="22"/>
           <w:lang w:eastAsia="es-PE"/>
           <w14:ligatures w14:val="none"/>
         </w:rPr>
@@ -3886,9 +4582,11 @@
       </w:r>
       <w:r>
         <w:rPr>
-          <w:rFonts w:ascii="Arial Narrow" w:eastAsia="Times New Roman" w:hAnsi="Arial Narrow" w:cs="Segoe UI"/>
-          <w:color w:val="000000"/>
-          <w:kern w:val="0"/>
+          <w:rFonts w:ascii="Arial Narrow" w:eastAsia="Arial Narrow" w:hAnsi="Arial Narrow" w:cs="Arial Narrow"/>
+          <w:color w:val="000000"/>
+          <w:kern w:val="0"/>
+          <w:sz w:val="22"/>
+          <w:szCs w:val="22"/>
           <w:lang w:eastAsia="es-PE"/>
           <w14:ligatures w14:val="none"/>
         </w:rPr>
@@ -3899,6 +4597,8 @@
           <w:rFonts w:ascii="Arial Narrow" w:eastAsia="Arial Narrow" w:hAnsi="Arial Narrow" w:cs="Arial Narrow"/>
           <w:color w:val="000000"/>
           <w:kern w:val="0"/>
+          <w:sz w:val="22"/>
+          <w:szCs w:val="22"/>
           <w:lang w:eastAsia="es-PE"/>
           <w14:ligatures w14:val="none"/>
         </w:rPr>
@@ -3907,9 +4607,11 @@
       <w:r>
         <w:rPr>
           <w:rStyle w:val="Refdenotaalpie"/>
-          <w:rFonts w:ascii="Arial Narrow" w:eastAsia="Arial Narrow" w:hAnsi="Arial Narrow" w:cs="Times New Roman"/>
-          <w:color w:val="000000"/>
-          <w:kern w:val="0"/>
+          <w:rFonts w:ascii="Arial Narrow" w:eastAsia="Arial Narrow" w:hAnsi="Arial Narrow" w:cs="Arial Narrow"/>
+          <w:color w:val="000000"/>
+          <w:kern w:val="0"/>
+          <w:sz w:val="22"/>
+          <w:szCs w:val="22"/>
           <w:vertAlign w:val="superscript"/>
           <w:lang w:eastAsia="es-PE"/>
           <w14:ligatures w14:val="none"/>
@@ -3921,6 +4623,8 @@
           <w:rFonts w:ascii="Arial Narrow" w:eastAsia="Arial Narrow" w:hAnsi="Arial Narrow" w:cs="Arial Narrow"/>
           <w:color w:val="000000"/>
           <w:kern w:val="0"/>
+          <w:sz w:val="22"/>
+          <w:szCs w:val="22"/>
           <w:lang w:eastAsia="es-PE"/>
           <w14:ligatures w14:val="none"/>
         </w:rPr>
@@ -3937,6 +4641,8 @@
           <w:b/>
           <w:color w:val="000000"/>
           <w:kern w:val="0"/>
+          <w:sz w:val="22"/>
+          <w:szCs w:val="22"/>
           <w:lang w:eastAsia="es-PE"/>
           <w14:ligatures w14:val="none"/>
         </w:rPr>
@@ -3951,16 +4657,20 @@
           <w:rFonts w:ascii="Arial Narrow" w:eastAsia="Arial Narrow" w:hAnsi="Arial Narrow" w:cs="Arial Narrow"/>
           <w:color w:val="000000"/>
           <w:kern w:val="0"/>
-          <w:lang w:eastAsia="es-PE"/>
-          <w14:ligatures w14:val="none"/>
-        </w:rPr>
-      </w:pPr>
-      <w:r>
-        <w:rPr>
-          <w:rFonts w:ascii="Arial Narrow" w:eastAsia="Arial Narrow" w:hAnsi="Arial Narrow" w:cs="Arial Narrow"/>
-          <w:b/>
-          <w:color w:val="000000"/>
-          <w:kern w:val="0"/>
+          <w:sz w:val="22"/>
+          <w:szCs w:val="22"/>
+          <w:lang w:eastAsia="es-PE"/>
+          <w14:ligatures w14:val="none"/>
+        </w:rPr>
+      </w:pPr>
+      <w:r>
+        <w:rPr>
+          <w:rFonts w:ascii="Arial Narrow" w:eastAsia="Arial Narrow" w:hAnsi="Arial Narrow" w:cs="Arial Narrow"/>
+          <w:b/>
+          <w:color w:val="000000"/>
+          <w:kern w:val="0"/>
+          <w:sz w:val="22"/>
+          <w:szCs w:val="22"/>
           <w:lang w:eastAsia="es-PE"/>
           <w14:ligatures w14:val="none"/>
         </w:rPr>
@@ -3971,6 +4681,8 @@
           <w:rFonts w:ascii="Arial Narrow" w:eastAsia="Arial Narrow" w:hAnsi="Arial Narrow" w:cs="Arial Narrow"/>
           <w:color w:val="000000"/>
           <w:kern w:val="0"/>
+          <w:sz w:val="22"/>
+          <w:szCs w:val="22"/>
           <w:lang w:eastAsia="es-PE"/>
           <w14:ligatures w14:val="none"/>
         </w:rPr>
@@ -3978,9 +4690,11 @@
       </w:r>
       <w:r>
         <w:rPr>
-          <w:rFonts w:ascii="Arial Narrow" w:eastAsia="Times New Roman" w:hAnsi="Arial Narrow" w:cs="Segoe UI"/>
-          <w:color w:val="000000"/>
-          <w:kern w:val="0"/>
+          <w:rFonts w:ascii="Arial Narrow" w:eastAsia="Arial Narrow" w:hAnsi="Arial Narrow" w:cs="Arial Narrow"/>
+          <w:color w:val="000000"/>
+          <w:kern w:val="0"/>
+          <w:sz w:val="22"/>
+          <w:szCs w:val="22"/>
           <w:lang w:eastAsia="es-PE"/>
           <w14:ligatures w14:val="none"/>
         </w:rPr>
@@ -3991,6 +4705,8 @@
           <w:rFonts w:ascii="Arial Narrow" w:eastAsia="Arial Narrow" w:hAnsi="Arial Narrow" w:cs="Arial Narrow"/>
           <w:color w:val="000000"/>
           <w:kern w:val="0"/>
+          <w:sz w:val="22"/>
+          <w:szCs w:val="22"/>
           <w:lang w:eastAsia="es-PE"/>
           <w14:ligatures w14:val="none"/>
         </w:rPr>
@@ -4006,6 +4722,8 @@
           <w:rFonts w:ascii="Arial Narrow" w:eastAsia="Arial Narrow" w:hAnsi="Arial Narrow" w:cs="Arial Narrow"/>
           <w:color w:val="000000"/>
           <w:kern w:val="0"/>
+          <w:sz w:val="22"/>
+          <w:szCs w:val="22"/>
           <w:lang w:eastAsia="es-PE"/>
           <w14:ligatures w14:val="none"/>
         </w:rPr>
@@ -4017,62 +4735,76 @@
         <w:spacing w:after="0" w:line="240" w:lineRule="auto"/>
         <w:jc w:val="both"/>
         <w:rPr>
-          <w:rFonts w:ascii="Arial Narrow" w:eastAsia="Calibri" w:hAnsi="Arial Narrow" w:cs="Arial"/>
-          <w:kern w:val="0"/>
+          <w:rFonts w:ascii="Arial Narrow" w:eastAsia="Arial Narrow" w:hAnsi="Arial Narrow" w:cs="Arial Narrow"/>
+          <w:kern w:val="0"/>
+          <w:sz w:val="22"/>
+          <w:szCs w:val="22"/>
           <w:u w:val="single"/>
           <w14:ligatures w14:val="none"/>
         </w:rPr>
       </w:pPr>
       <w:r>
         <w:rPr>
-          <w:rFonts w:ascii="Arial Narrow" w:eastAsia="Calibri" w:hAnsi="Arial Narrow" w:cs="Arial"/>
+          <w:rFonts w:ascii="Arial Narrow" w:eastAsia="Arial Narrow" w:hAnsi="Arial Narrow" w:cs="Arial Narrow"/>
           <w:b/>
           <w:bCs/>
           <w:kern w:val="0"/>
           <w14:ligatures w14:val="none"/>
+          <w:sz w:val="22"/>
+          <w:szCs w:val="22"/>
         </w:rPr>
         <w:t>OCTAVO</w:t>
       </w:r>
       <w:r>
         <w:rPr>
-          <w:rFonts w:ascii="Arial Narrow" w:eastAsia="Calibri" w:hAnsi="Arial Narrow" w:cs="Arial"/>
-          <w:b/>
-          <w:kern w:val="0"/>
-          <w14:ligatures w14:val="none"/>
+          <w:rFonts w:ascii="Arial Narrow" w:eastAsia="Arial Narrow" w:hAnsi="Arial Narrow" w:cs="Arial Narrow"/>
+          <w:b/>
+          <w:kern w:val="0"/>
+          <w14:ligatures w14:val="none"/>
+          <w:sz w:val="22"/>
+          <w:szCs w:val="22"/>
         </w:rPr>
         <w:t>:</w:t>
       </w:r>
       <w:r>
         <w:rPr>
-          <w:rFonts w:ascii="Arial Narrow" w:eastAsia="Calibri" w:hAnsi="Arial Narrow" w:cs="Arial"/>
-          <w:kern w:val="0"/>
-          <w14:ligatures w14:val="none"/>
+          <w:rFonts w:ascii="Arial Narrow" w:eastAsia="Arial Narrow" w:hAnsi="Arial Narrow" w:cs="Arial Narrow"/>
+          <w:kern w:val="0"/>
+          <w14:ligatures w14:val="none"/>
+          <w:sz w:val="22"/>
+          <w:szCs w:val="22"/>
         </w:rPr>
         <w:t xml:space="preserve"> comunicar a las partes que, </w:t>
       </w:r>
       <w:proofErr w:type="gramStart"/>
       <w:r>
         <w:rPr>
-          <w:rFonts w:ascii="Arial Narrow" w:eastAsia="Calibri" w:hAnsi="Arial Narrow" w:cs="Arial"/>
-          <w:kern w:val="0"/>
-          <w14:ligatures w14:val="none"/>
+          <w:rFonts w:ascii="Arial Narrow" w:eastAsia="Arial Narrow" w:hAnsi="Arial Narrow" w:cs="Arial Narrow"/>
+          <w:kern w:val="0"/>
+          <w14:ligatures w14:val="none"/>
+          <w:sz w:val="22"/>
+          <w:szCs w:val="22"/>
         </w:rPr>
         <w:t>de acuerdo a</w:t>
       </w:r>
       <w:proofErr w:type="gramEnd"/>
       <w:r>
         <w:rPr>
-          <w:rFonts w:ascii="Arial Narrow" w:eastAsia="Calibri" w:hAnsi="Arial Narrow" w:cs="Arial"/>
-          <w:kern w:val="0"/>
-          <w14:ligatures w14:val="none"/>
+          <w:rFonts w:ascii="Arial Narrow" w:eastAsia="Arial Narrow" w:hAnsi="Arial Narrow" w:cs="Arial Narrow"/>
+          <w:kern w:val="0"/>
+          <w14:ligatures w14:val="none"/>
+          <w:sz w:val="22"/>
+          <w:szCs w:val="22"/>
         </w:rPr>
         <w:t xml:space="preserve"> lo señalado por el artículo 29</w:t>
       </w:r>
       <w:r>
         <w:rPr>
-          <w:rFonts w:ascii="Arial Narrow" w:eastAsia="Times New Roman" w:hAnsi="Arial Narrow" w:cs="Segoe UI"/>
-          <w:color w:val="000000"/>
-          <w:kern w:val="0"/>
+          <w:rFonts w:ascii="Arial Narrow" w:eastAsia="Arial Narrow" w:hAnsi="Arial Narrow" w:cs="Arial Narrow"/>
+          <w:color w:val="000000"/>
+          <w:kern w:val="0"/>
+          <w:sz w:val="22"/>
+          <w:szCs w:val="22"/>
           <w:lang w:eastAsia="es-PE"/>
           <w14:ligatures w14:val="none"/>
         </w:rPr>
@@ -4080,17 +4812,21 @@
       </w:r>
       <w:r>
         <w:rPr>
-          <w:rFonts w:ascii="Arial Narrow" w:eastAsia="Calibri" w:hAnsi="Arial Narrow" w:cs="Arial"/>
-          <w:kern w:val="0"/>
-          <w14:ligatures w14:val="none"/>
+          <w:rFonts w:ascii="Arial Narrow" w:eastAsia="Arial Narrow" w:hAnsi="Arial Narrow" w:cs="Arial Narrow"/>
+          <w:kern w:val="0"/>
+          <w14:ligatures w14:val="none"/>
+          <w:sz w:val="22"/>
+          <w:szCs w:val="22"/>
         </w:rPr>
         <w:t xml:space="preserve"> del Decreto Legislativo 807</w:t>
       </w:r>
       <w:r>
         <w:rPr>
           <w:rStyle w:val="Refdenotaalpie"/>
-          <w:rFonts w:ascii="Arial Narrow" w:eastAsia="Calibri" w:hAnsi="Arial Narrow" w:cs="Arial"/>
-          <w:kern w:val="0"/>
+          <w:rFonts w:ascii="Arial Narrow" w:eastAsia="Arial Narrow" w:hAnsi="Arial Narrow" w:cs="Arial Narrow"/>
+          <w:kern w:val="0"/>
+          <w:sz w:val="22"/>
+          <w:szCs w:val="22"/>
           <w:vertAlign w:val="superscript"/>
           <w14:ligatures w14:val="none"/>
         </w:rPr>
@@ -4098,16 +4834,20 @@
       </w:r>
       <w:r>
         <w:rPr>
-          <w:rFonts w:ascii="Arial Narrow" w:eastAsia="Calibri" w:hAnsi="Arial Narrow" w:cs="Arial"/>
-          <w:kern w:val="0"/>
-          <w14:ligatures w14:val="none"/>
+          <w:rFonts w:ascii="Arial Narrow" w:eastAsia="Arial Narrow" w:hAnsi="Arial Narrow" w:cs="Arial Narrow"/>
+          <w:kern w:val="0"/>
+          <w14:ligatures w14:val="none"/>
+          <w:sz w:val="22"/>
+          <w:szCs w:val="22"/>
         </w:rPr>
         <w:t xml:space="preserve">, hasta antes de la emisión de la Resolución Final tienen la posibilidad de solicitar una audiencia de conciliación. En caso deleguen a favor de una tercera persona su actuación en la diligencia programada, esta deberá presentar un poder especial con firma legalizada ante Notario Público, donde conste </w:t>
       </w:r>
       <w:r>
         <w:rPr>
-          <w:rFonts w:ascii="Arial Narrow" w:eastAsia="Calibri" w:hAnsi="Arial Narrow" w:cs="Arial"/>
-          <w:kern w:val="0"/>
+          <w:rFonts w:ascii="Arial Narrow" w:eastAsia="Arial Narrow" w:hAnsi="Arial Narrow" w:cs="Arial Narrow"/>
+          <w:kern w:val="0"/>
+          <w:sz w:val="22"/>
+          <w:szCs w:val="22"/>
           <w:u w:val="single"/>
           <w14:ligatures w14:val="none"/>
         </w:rPr>
@@ -4115,27 +4855,33 @@
       </w:r>
       <w:r>
         <w:rPr>
-          <w:rFonts w:ascii="Arial Narrow" w:eastAsia="Calibri" w:hAnsi="Arial Narrow" w:cs="Arial"/>
+          <w:rFonts w:ascii="Arial Narrow" w:eastAsia="Arial Narrow" w:hAnsi="Arial Narrow" w:cs="Arial Narrow"/>
           <w:bCs/>
           <w:kern w:val="0"/>
           <w14:ligatures w14:val="none"/>
+          <w:sz w:val="22"/>
+          <w:szCs w:val="22"/>
         </w:rPr>
         <w:t>.</w:t>
       </w:r>
       <w:r>
         <w:rPr>
-          <w:rFonts w:ascii="Arial Narrow" w:eastAsia="Calibri" w:hAnsi="Arial Narrow" w:cs="Arial"/>
+          <w:rFonts w:ascii="Arial Narrow" w:eastAsia="Arial Narrow" w:hAnsi="Arial Narrow" w:cs="Arial Narrow"/>
           <w:b/>
           <w:bCs/>
           <w:kern w:val="0"/>
           <w14:ligatures w14:val="none"/>
+          <w:sz w:val="22"/>
+          <w:szCs w:val="22"/>
         </w:rPr>
         <w:t xml:space="preserve"> </w:t>
       </w:r>
       <w:r>
         <w:rPr>
-          <w:rFonts w:ascii="Arial Narrow" w:eastAsia="Calibri" w:hAnsi="Arial Narrow" w:cs="Arial"/>
-          <w:kern w:val="0"/>
+          <w:rFonts w:ascii="Arial Narrow" w:eastAsia="Arial Narrow" w:hAnsi="Arial Narrow" w:cs="Arial Narrow"/>
+          <w:kern w:val="0"/>
+          <w:sz w:val="22"/>
+          <w:szCs w:val="22"/>
           <w:u w:val="single"/>
           <w14:ligatures w14:val="none"/>
         </w:rPr>
@@ -4148,8 +4894,10 @@
         <w:spacing w:after="0" w:line="240" w:lineRule="auto"/>
         <w:jc w:val="both"/>
         <w:rPr>
-          <w:rFonts w:ascii="Arial Narrow" w:eastAsia="Calibri" w:hAnsi="Arial Narrow" w:cs="Arial"/>
-          <w:kern w:val="0"/>
+          <w:rFonts w:ascii="Arial Narrow" w:eastAsia="Arial Narrow" w:hAnsi="Arial Narrow" w:cs="Arial Narrow"/>
+          <w:kern w:val="0"/>
+          <w:sz w:val="22"/>
+          <w:szCs w:val="22"/>
           <w:u w:val="single"/>
           <w14:ligatures w14:val="none"/>
         </w:rPr>
@@ -4161,19 +4909,23 @@
         <w:spacing w:after="0" w:line="240" w:lineRule="auto"/>
         <w:jc w:val="both"/>
         <w:rPr>
-          <w:rFonts w:ascii="Arial Narrow" w:eastAsia="Times New Roman" w:hAnsi="Arial Narrow" w:cs="Times New Roman"/>
-          <w:color w:val="000000"/>
-          <w:kern w:val="0"/>
-          <w:lang w:eastAsia="es-PE"/>
-          <w14:ligatures w14:val="none"/>
-        </w:rPr>
-      </w:pPr>
-      <w:r>
-        <w:rPr>
-          <w:rFonts w:ascii="Arial Narrow" w:eastAsia="Times New Roman" w:hAnsi="Arial Narrow" w:cs="Times New Roman"/>
-          <w:b/>
-          <w:color w:val="000000"/>
-          <w:kern w:val="0"/>
+          <w:rFonts w:ascii="Arial Narrow" w:eastAsia="Arial Narrow" w:hAnsi="Arial Narrow" w:cs="Arial Narrow"/>
+          <w:color w:val="000000"/>
+          <w:kern w:val="0"/>
+          <w:sz w:val="22"/>
+          <w:szCs w:val="22"/>
+          <w:lang w:eastAsia="es-PE"/>
+          <w14:ligatures w14:val="none"/>
+        </w:rPr>
+      </w:pPr>
+      <w:r>
+        <w:rPr>
+          <w:rFonts w:ascii="Arial Narrow" w:eastAsia="Arial Narrow" w:hAnsi="Arial Narrow" w:cs="Arial Narrow"/>
+          <w:b/>
+          <w:color w:val="000000"/>
+          <w:kern w:val="0"/>
+          <w:sz w:val="22"/>
+          <w:szCs w:val="22"/>
           <w:lang w:eastAsia="es-PE"/>
           <w14:ligatures w14:val="none"/>
         </w:rPr>
@@ -4181,9 +4933,11 @@
       </w:r>
       <w:r>
         <w:rPr>
-          <w:rFonts w:ascii="Arial Narrow" w:eastAsia="Times New Roman" w:hAnsi="Arial Narrow" w:cs="Times New Roman"/>
-          <w:color w:val="000000"/>
-          <w:kern w:val="0"/>
+          <w:rFonts w:ascii="Arial Narrow" w:eastAsia="Arial Narrow" w:hAnsi="Arial Narrow" w:cs="Arial Narrow"/>
+          <w:color w:val="000000"/>
+          <w:kern w:val="0"/>
+          <w:sz w:val="22"/>
+          <w:szCs w:val="22"/>
           <w:lang w:eastAsia="es-PE"/>
           <w14:ligatures w14:val="none"/>
         </w:rPr>
@@ -4198,9 +4952,11 @@
         <w:spacing w:after="0" w:line="240" w:lineRule="auto"/>
         <w:jc w:val="both"/>
         <w:rPr>
-          <w:rFonts w:ascii="Arial Narrow" w:eastAsia="Times New Roman" w:hAnsi="Arial Narrow" w:cs="Times New Roman"/>
-          <w:color w:val="000000"/>
-          <w:kern w:val="0"/>
+          <w:rFonts w:ascii="Arial Narrow" w:eastAsia="Arial Narrow" w:hAnsi="Arial Narrow" w:cs="Arial Narrow"/>
+          <w:color w:val="000000"/>
+          <w:kern w:val="0"/>
+          <w:sz w:val="22"/>
+          <w:szCs w:val="22"/>
           <w:lang w:eastAsia="es-PE"/>
           <w14:ligatures w14:val="none"/>
         </w:rPr>
@@ -4212,55 +4968,75 @@
         <w:spacing w:after="0" w:line="240" w:lineRule="auto"/>
         <w:jc w:val="both"/>
         <w:rPr>
-          <w:rFonts w:ascii="Arial Narrow" w:hAnsi="Arial Narrow" w:cs="Arial"/>
-        </w:rPr>
-      </w:pPr>
-      <w:r>
-        <w:rPr>
-          <w:rFonts w:ascii="Arial Narrow" w:hAnsi="Arial Narrow" w:cs="Arial"/>
+          <w:rFonts w:ascii="Arial Narrow" w:eastAsia="Arial Narrow" w:hAnsi="Arial Narrow" w:cs="Arial Narrow"/>
+          <w:sz w:val="22"/>
+          <w:szCs w:val="22"/>
+        </w:rPr>
+      </w:pPr>
+      <w:r>
+        <w:rPr>
+          <w:rFonts w:ascii="Arial Narrow" w:eastAsia="Arial Narrow" w:hAnsi="Arial Narrow" w:cs="Arial Narrow"/>
           <w:b/>
           <w:spacing w:val="-3"/>
           <w:kern w:val="0"/>
           <w14:ligatures w14:val="none"/>
+          <w:sz w:val="22"/>
+          <w:szCs w:val="22"/>
         </w:rPr>
         <w:lastRenderedPageBreak/>
-        <w:t xml:space="preserve">DÉCIMO: requerir al señor [DENUNCIANTE] para que, dentro del plazo de dos (2) días hábiles siguientes a la fecha en que reciba la notificación en su bandeja de correo electrónico, efectúe la confirmación de recepción de la notificación remitida por este despacho a su correo electrónico, de conformidad con el segundo párrafo del numeral 4 del artículo 20 del Texto Único Ordenado de la Ley del Procedimiento Administrativo General, aprobado mediante Decreto Supremo 006-2026-JUS, bajo apercibimiento de rehacer el acto de notificación y notificarle conforme al numeral 1 del artículo 20 del citado cuerpo normativo.</w:t>
-      </w:r>
-      <w:r>
-        <w:rPr>
-          <w:rFonts w:ascii="Arial Narrow" w:hAnsi="Arial Narrow" w:cs="Arial"/>
-          <w:bCs/>
+        <w:t xml:space="preserve">DÉCIMO: </w:t>
+      </w:r>
+      <w:r>
+        <w:rPr>
+          <w:rFonts w:ascii="Arial Narrow" w:eastAsia="Arial Narrow" w:hAnsi="Arial Narrow" w:cs="Arial Narrow"/>
           <w:spacing w:val="-3"/>
           <w:kern w:val="0"/>
           <w14:ligatures w14:val="none"/>
+          <w:sz w:val="22"/>
+          <w:szCs w:val="22"/>
+        </w:rPr>
+        <w:t xml:space="preserve">requerir al señor [DENUNCIANTE] para que, dentro del plazo de dos (2) días hábiles siguientes a la fecha en que reciba la notificación en su bandeja de correo electrónico, efectúe la confirmación de recepción de la notificación remitida por este despacho a su correo electrónico, de conformidad con el segundo párrafo del numeral 4 del artículo 20 del Texto Único Ordenado de la Ley del Procedimiento Administrativo General, aprobado mediante Decreto Supremo 006-2026-JUS, bajo apercibimiento de rehacer el acto de notificación y notificarle conforme al numeral 1 del artículo 20 del citado cuerpo normativo.</w:t>
+      </w:r>
+      <w:r>
+        <w:rPr>
+          <w:rFonts w:ascii="Arial Narrow" w:eastAsia="Arial Narrow" w:hAnsi="Arial Narrow" w:cs="Arial Narrow"/>
+          <w:spacing w:val="-3"/>
+          <w:kern w:val="0"/>
+          <w14:ligatures w14:val="none"/>
+          <w:sz w:val="22"/>
+          <w:szCs w:val="22"/>
         </w:rPr>
         <w:t xml:space="preserve"/>
       </w:r>
       <w:r>
         <w:rPr>
-          <w:rFonts w:ascii="Arial Narrow" w:hAnsi="Arial Narrow" w:cs="Arial"/>
-          <w:bCs/>
+          <w:rFonts w:ascii="Arial Narrow" w:eastAsia="Arial Narrow" w:hAnsi="Arial Narrow" w:cs="Arial Narrow"/>
           <w:spacing w:val="-3"/>
           <w:kern w:val="0"/>
           <w14:ligatures w14:val="none"/>
+          <w:sz w:val="22"/>
+          <w:szCs w:val="22"/>
         </w:rPr>
         <w:t/>
       </w:r>
       <w:r>
         <w:rPr>
-          <w:rFonts w:ascii="Arial Narrow" w:hAnsi="Arial Narrow" w:cs="Arial"/>
-          <w:bCs/>
+          <w:rFonts w:ascii="Arial Narrow" w:eastAsia="Arial Narrow" w:hAnsi="Arial Narrow" w:cs="Arial Narrow"/>
           <w:spacing w:val="-3"/>
           <w:kern w:val="0"/>
           <w14:ligatures w14:val="none"/>
+          <w:sz w:val="22"/>
+          <w:szCs w:val="22"/>
         </w:rPr>
         <w:t xml:space="preserve"/>
       </w:r>
       <w:r>
         <w:rPr>
-          <w:rFonts w:ascii="Arial Narrow" w:eastAsia="Times New Roman" w:hAnsi="Arial Narrow" w:cs="Times New Roman"/>
-          <w:color w:val="000000"/>
-          <w:kern w:val="0"/>
+          <w:rFonts w:ascii="Arial Narrow" w:eastAsia="Arial Narrow" w:hAnsi="Arial Narrow" w:cs="Arial Narrow"/>
+          <w:color w:val="000000"/>
+          <w:kern w:val="0"/>
+          <w:sz w:val="22"/>
+          <w:szCs w:val="22"/>
           <w:shd w:val="clear" w:color="auto" w:fill="FFFFFF"/>
           <w:lang w:eastAsia="es-PE"/>
           <w14:ligatures w14:val="none"/>
@@ -4269,9 +5045,11 @@
       </w:r>
       <w:r>
         <w:rPr>
-          <w:rFonts w:ascii="Arial Narrow" w:eastAsia="Times New Roman" w:hAnsi="Arial Narrow" w:cs="Times New Roman"/>
-          <w:color w:val="000000"/>
-          <w:kern w:val="0"/>
+          <w:rFonts w:ascii="Arial Narrow" w:eastAsia="Arial Narrow" w:hAnsi="Arial Narrow" w:cs="Arial Narrow"/>
+          <w:color w:val="000000"/>
+          <w:kern w:val="0"/>
+          <w:sz w:val="22"/>
+          <w:szCs w:val="22"/>
           <w:shd w:val="clear" w:color="auto" w:fill="FFFFFF"/>
           <w:lang w:eastAsia="es-PE"/>
           <w14:ligatures w14:val="none"/>
@@ -4280,9 +5058,11 @@
       </w:r>
       <w:r>
         <w:rPr>
-          <w:rFonts w:ascii="Arial Narrow" w:eastAsia="Times New Roman" w:hAnsi="Arial Narrow" w:cs="Times New Roman"/>
-          <w:color w:val="000000"/>
-          <w:kern w:val="0"/>
+          <w:rFonts w:ascii="Arial Narrow" w:eastAsia="Arial Narrow" w:hAnsi="Arial Narrow" w:cs="Arial Narrow"/>
+          <w:color w:val="000000"/>
+          <w:kern w:val="0"/>
+          <w:sz w:val="22"/>
+          <w:szCs w:val="22"/>
           <w:shd w:val="clear" w:color="auto" w:fill="FFFFFF"/>
           <w:lang w:eastAsia="es-PE"/>
           <w14:ligatures w14:val="none"/>
@@ -4292,9 +5072,11 @@
       <w:proofErr w:type="spellStart"/>
       <w:r>
         <w:rPr>
-          <w:rFonts w:ascii="Arial Narrow" w:eastAsia="Times New Roman" w:hAnsi="Arial Narrow" w:cs="Times New Roman"/>
-          <w:color w:val="000000"/>
-          <w:kern w:val="0"/>
+          <w:rFonts w:ascii="Arial Narrow" w:eastAsia="Arial Narrow" w:hAnsi="Arial Narrow" w:cs="Arial Narrow"/>
+          <w:color w:val="000000"/>
+          <w:kern w:val="0"/>
+          <w:sz w:val="22"/>
+          <w:szCs w:val="22"/>
           <w:shd w:val="clear" w:color="auto" w:fill="FFFFFF"/>
           <w:lang w:eastAsia="es-PE"/>
           <w14:ligatures w14:val="none"/>
@@ -4304,9 +5086,11 @@
       <w:proofErr w:type="spellEnd"/>
       <w:r>
         <w:rPr>
-          <w:rFonts w:ascii="Arial Narrow" w:eastAsia="Times New Roman" w:hAnsi="Arial Narrow" w:cs="Times New Roman"/>
-          <w:color w:val="000000"/>
-          <w:kern w:val="0"/>
+          <w:rFonts w:ascii="Arial Narrow" w:eastAsia="Arial Narrow" w:hAnsi="Arial Narrow" w:cs="Arial Narrow"/>
+          <w:color w:val="000000"/>
+          <w:kern w:val="0"/>
+          <w:sz w:val="22"/>
+          <w:szCs w:val="22"/>
           <w:shd w:val="clear" w:color="auto" w:fill="FFFFFF"/>
           <w:lang w:eastAsia="es-PE"/>
           <w14:ligatures w14:val="none"/>
@@ -4315,16 +5099,20 @@
       </w:r>
       <w:r>
         <w:rPr>
-          <w:rFonts w:ascii="Arial Narrow" w:hAnsi="Arial Narrow"/>
-          <w:color w:val="000000"/>
+          <w:rFonts w:ascii="Arial Narrow" w:eastAsia="Arial Narrow" w:hAnsi="Arial Narrow" w:cs="Arial Narrow"/>
+          <w:color w:val="000000"/>
+          <w:sz w:val="22"/>
+          <w:szCs w:val="22"/>
         </w:rPr>
         <w:t/>
       </w:r>
       <w:r>
         <w:rPr>
-          <w:rFonts w:ascii="Arial Narrow" w:eastAsia="Times New Roman" w:hAnsi="Arial Narrow" w:cs="Segoe UI"/>
-          <w:color w:val="000000"/>
-          <w:kern w:val="0"/>
+          <w:rFonts w:ascii="Arial Narrow" w:eastAsia="Arial Narrow" w:hAnsi="Arial Narrow" w:cs="Arial Narrow"/>
+          <w:color w:val="000000"/>
+          <w:kern w:val="0"/>
+          <w:sz w:val="22"/>
+          <w:szCs w:val="22"/>
           <w:lang w:eastAsia="es-PE"/>
           <w14:ligatures w14:val="none"/>
         </w:rPr>
@@ -4332,16 +5120,20 @@
       </w:r>
       <w:r>
         <w:rPr>
-          <w:rFonts w:ascii="Arial Narrow" w:hAnsi="Arial Narrow"/>
-          <w:color w:val="000000"/>
+          <w:rFonts w:ascii="Arial Narrow" w:eastAsia="Arial Narrow" w:hAnsi="Arial Narrow" w:cs="Arial Narrow"/>
+          <w:color w:val="000000"/>
+          <w:sz w:val="22"/>
+          <w:szCs w:val="22"/>
         </w:rPr>
         <w:t xml:space="preserve"/>
       </w:r>
       <w:r>
         <w:rPr>
-          <w:rFonts w:ascii="Arial Narrow" w:eastAsia="Times New Roman" w:hAnsi="Arial Narrow" w:cs="Segoe UI"/>
-          <w:color w:val="000000"/>
-          <w:kern w:val="0"/>
+          <w:rFonts w:ascii="Arial Narrow" w:eastAsia="Arial Narrow" w:hAnsi="Arial Narrow" w:cs="Arial Narrow"/>
+          <w:color w:val="000000"/>
+          <w:kern w:val="0"/>
+          <w:sz w:val="22"/>
+          <w:szCs w:val="22"/>
           <w:lang w:eastAsia="es-PE"/>
           <w14:ligatures w14:val="none"/>
         </w:rPr>
@@ -4349,22 +5141,28 @@
       </w:r>
       <w:r>
         <w:rPr>
-          <w:rFonts w:ascii="Arial Narrow" w:hAnsi="Arial Narrow"/>
-          <w:color w:val="000000"/>
+          <w:rFonts w:ascii="Arial Narrow" w:eastAsia="Arial Narrow" w:hAnsi="Arial Narrow" w:cs="Arial Narrow"/>
+          <w:color w:val="000000"/>
+          <w:sz w:val="22"/>
+          <w:szCs w:val="22"/>
         </w:rPr>
         <w:t xml:space="preserve"/>
       </w:r>
       <w:r>
         <w:rPr>
           <w:rStyle w:val="Refdenotaalpie"/>
-          <w:rFonts w:ascii="Arial Narrow" w:hAnsi="Arial Narrow"/>
+          <w:rFonts w:ascii="Arial Narrow" w:eastAsia="Arial Narrow" w:hAnsi="Arial Narrow" w:cs="Arial Narrow"/>
+          <w:sz w:val="22"/>
+          <w:szCs w:val="22"/>
           <w:vertAlign w:val="superscript"/>
         </w:rPr>
         <w:footnoteReference w:id="14"/>
       </w:r>
       <w:r>
         <w:rPr>
-          <w:rFonts w:ascii="Arial Narrow" w:hAnsi="Arial Narrow" w:cs="Arial"/>
+          <w:rFonts w:ascii="Arial Narrow" w:eastAsia="Arial Narrow" w:hAnsi="Arial Narrow" w:cs="Arial Narrow"/>
+          <w:sz w:val="22"/>
+          <w:szCs w:val="22"/>
         </w:rPr>
         <w:t/>
       </w:r>
@@ -4375,7 +5173,9 @@
         <w:spacing w:after="0" w:line="240" w:lineRule="auto"/>
         <w:jc w:val="both"/>
         <w:rPr>
-          <w:rFonts w:ascii="Arial Narrow" w:hAnsi="Arial Narrow" w:cs="Arial"/>
+          <w:rFonts w:ascii="Arial Narrow" w:eastAsia="Arial Narrow" w:hAnsi="Arial Narrow" w:cs="Arial Narrow"/>
+          <w:sz w:val="22"/>
+          <w:szCs w:val="22"/>
         </w:rPr>
       </w:pPr>
     </w:p>
@@ -4385,7 +5185,9 @@
         <w:spacing w:line="240" w:lineRule="auto"/>
         <w:jc w:val="both"/>
         <w:rPr>
-          <w:rFonts w:ascii="Arial Narrow" w:hAnsi="Arial Narrow" w:cs="Arial"/>
+          <w:rFonts w:ascii="Arial Narrow" w:eastAsia="Arial Narrow" w:hAnsi="Arial Narrow" w:cs="Arial Narrow"/>
+          <w:sz w:val="22"/>
+          <w:szCs w:val="22"/>
         </w:rPr>
       </w:pPr>
       <w:r>
@@ -4393,194 +5195,229 @@
           <w:rFonts w:ascii="Arial Narrow" w:eastAsia="Arial Narrow" w:hAnsi="Arial Narrow" w:cs="Arial Narrow"/>
           <w:b/>
           <w:bCs/>
+          <w:sz w:val="22"/>
+          <w:szCs w:val="22"/>
         </w:rPr>
         <w:t>DÉCIMO PRIMERO:</w:t>
       </w:r>
       <w:r>
         <w:rPr>
           <w:rFonts w:ascii="Arial Narrow" w:eastAsia="Arial Narrow" w:hAnsi="Arial Narrow" w:cs="Arial Narrow"/>
+          <w:sz w:val="22"/>
+          <w:szCs w:val="22"/>
         </w:rPr>
         <w:t xml:space="preserve"> </w:t>
       </w:r>
       <w:r>
         <w:rPr>
-          <w:rFonts w:ascii="Arial Narrow" w:hAnsi="Arial Narrow"/>
-          <w:color w:val="000000"/>
+          <w:rFonts w:ascii="Arial Narrow" w:eastAsia="Arial Narrow" w:hAnsi="Arial Narrow" w:cs="Arial Narrow"/>
+          <w:color w:val="000000"/>
+          <w:sz w:val="22"/>
+          <w:szCs w:val="22"/>
         </w:rPr>
         <w:t xml:space="preserve">requerir a </w:t>
       </w:r>
       <w:r>
         <w:rPr>
           <w:rFonts w:ascii="Arial Narrow" w:eastAsia="Arial Narrow" w:hAnsi="Arial Narrow" w:cs="Arial Narrow"/>
+          <w:sz w:val="22"/>
+          <w:szCs w:val="22"/>
+        </w:rPr>
+        <w:t xml:space="preserve">Pacífico </w:t>
+      </w:r>
+      <w:r>
+        <w:rPr>
+          <w:rFonts w:ascii="Arial Narrow" w:eastAsia="Arial Narrow" w:hAnsi="Arial Narrow" w:cs="Arial Narrow"/>
+          <w:sz w:val="22"/>
+          <w:szCs w:val="22"/>
+        </w:rPr>
+        <w:t>C</w:t>
+      </w:r>
+      <w:r>
+        <w:rPr>
+          <w:rFonts w:ascii="Arial Narrow" w:eastAsia="Arial Narrow" w:hAnsi="Arial Narrow" w:cs="Arial Narrow"/>
+          <w:sz w:val="22"/>
+          <w:szCs w:val="22"/>
+        </w:rPr>
+        <w:t xml:space="preserve">ompañía de Seguros y Reaseguros S.A. </w:t>
+      </w:r>
+      <w:r>
+        <w:rPr>
+          <w:rFonts w:ascii="Arial Narrow" w:eastAsia="Arial Narrow" w:hAnsi="Arial Narrow" w:cs="Arial Narrow"/>
+          <w:sz w:val="22"/>
+          <w:szCs w:val="22"/>
+          <w:shd w:val="clear" w:color="auto" w:fill="FFFFFF"/>
+        </w:rPr>
+        <w:t xml:space="preserve">para que, </w:t>
+      </w:r>
+      <w:r>
+        <w:rPr>
+          <w:rFonts w:ascii="Arial Narrow" w:eastAsia="Arial Narrow" w:hAnsi="Arial Narrow" w:cs="Arial Narrow"/>
+          <w:sz w:val="22"/>
+          <w:szCs w:val="22"/>
+        </w:rPr>
+        <w:t>efectúe el acuse de recibo mediante la confirmación de recepción de la notificación remitida por este despacho a su Casilla Electrónica, dentro de los cinco (5) primeros días hábiles siguientes a la fecha en que recibe la notificación.</w:t>
+      </w:r>
+    </w:p>
+    <w:p>
+      <w:pPr>
+        <w:spacing w:after="0" w:line="240" w:lineRule="auto"/>
+        <w:jc w:val="both"/>
+        <w:rPr>
+          <w:rFonts w:ascii="Arial Narrow" w:eastAsia="Arial Narrow" w:hAnsi="Arial Narrow" w:cs="Arial Narrow"/>
+          <w:b/>
+          <w:color w:val="000000"/>
+          <w:kern w:val="0"/>
+          <w:sz w:val="22"/>
+          <w:szCs w:val="22"/>
+          <w:lang w:eastAsia="es-PE"/>
+          <w14:ligatures w14:val="none"/>
+        </w:rPr>
+      </w:pPr>
+    </w:p>
+    <w:p>
+      <w:pPr>
+        <w:spacing w:after="0" w:line="240" w:lineRule="auto"/>
+        <w:jc w:val="both"/>
+        <w:rPr>
+          <w:rFonts w:ascii="Arial Narrow" w:eastAsia="Arial Narrow" w:hAnsi="Arial Narrow" w:cs="Arial Narrow"/>
+          <w:b/>
+          <w:color w:val="000000"/>
+          <w:kern w:val="0"/>
+          <w:sz w:val="22"/>
+          <w:szCs w:val="22"/>
+          <w:lang w:eastAsia="es-PE"/>
+          <w14:ligatures w14:val="none"/>
+        </w:rPr>
+      </w:pPr>
+    </w:p>
+    <w:p>
+      <w:pPr>
+        <w:spacing w:after="0" w:line="240" w:lineRule="auto"/>
+        <w:jc w:val="both"/>
+        <w:rPr>
+          <w:rFonts w:ascii="Arial Narrow" w:eastAsia="Arial Narrow" w:hAnsi="Arial Narrow" w:cs="Arial Narrow"/>
+          <w:b/>
+          <w:color w:val="000000"/>
+          <w:kern w:val="0"/>
+          <w:sz w:val="22"/>
+          <w:szCs w:val="22"/>
+          <w:lang w:eastAsia="es-PE"/>
+          <w14:ligatures w14:val="none"/>
+        </w:rPr>
+      </w:pPr>
+    </w:p>
+    <w:p>
+      <w:pPr>
+        <w:shd w:val="clear" w:color="auto" w:fill="FFFFFF"/>
+        <w:spacing w:after="0" w:line="240" w:lineRule="auto"/>
+        <w:jc w:val="center"/>
+        <w:rPr>
+          <w:rFonts w:ascii="Arial Narrow" w:eastAsia="Arial Narrow" w:hAnsi="Arial Narrow" w:cs="Arial Narrow"/>
+          <w:b/>
           <w:bCs/>
-        </w:rPr>
-        <w:t xml:space="preserve">Pacífico </w:t>
-      </w:r>
-      <w:r>
-        <w:rPr>
-          <w:rFonts w:ascii="Arial Narrow" w:eastAsia="Arial Narrow" w:hAnsi="Arial Narrow" w:cs="Arial Narrow"/>
+          <w:color w:val="000000"/>
+          <w:kern w:val="0"/>
+          <w14:ligatures w14:val="none"/>
+          <w:sz w:val="22"/>
+          <w:szCs w:val="22"/>
+        </w:rPr>
+      </w:pPr>
+      <w:r>
+        <w:rPr>
+          <w:rFonts w:ascii="Arial Narrow" w:eastAsia="Arial Narrow" w:hAnsi="Arial Narrow" w:cs="Arial Narrow"/>
+          <w:b/>
           <w:bCs/>
-        </w:rPr>
-        <w:t>C</w:t>
-      </w:r>
-      <w:r>
-        <w:rPr>
-          <w:rFonts w:ascii="Arial Narrow" w:eastAsia="Arial Narrow" w:hAnsi="Arial Narrow" w:cs="Arial Narrow"/>
+          <w:color w:val="000000"/>
+          <w:kern w:val="0"/>
+          <w14:ligatures w14:val="none"/>
+          <w:sz w:val="22"/>
+          <w:szCs w:val="22"/>
+        </w:rPr>
+        <w:t>EVELING ROA QUISPE</w:t>
+      </w:r>
+    </w:p>
+    <w:p>
+      <w:pPr>
+        <w:shd w:val="clear" w:color="auto" w:fill="FFFFFF"/>
+        <w:spacing w:after="0" w:line="240" w:lineRule="auto"/>
+        <w:jc w:val="center"/>
+        <w:rPr>
+          <w:rFonts w:ascii="Arial Narrow" w:eastAsia="Arial Narrow" w:hAnsi="Arial Narrow" w:cs="Arial Narrow"/>
+          <w:b/>
           <w:bCs/>
-        </w:rPr>
-        <w:t xml:space="preserve">ompañía de Seguros y Reaseguros S.A. </w:t>
-      </w:r>
-      <w:r>
-        <w:rPr>
-          <w:rFonts w:ascii="Arial Narrow" w:hAnsi="Arial Narrow"/>
+          <w:color w:val="000000"/>
+          <w:kern w:val="0"/>
+          <w14:ligatures w14:val="none"/>
+          <w:sz w:val="22"/>
+          <w:szCs w:val="22"/>
+        </w:rPr>
+      </w:pPr>
+      <w:r>
+        <w:rPr>
+          <w:rFonts w:ascii="Arial Narrow" w:eastAsia="Arial Narrow" w:hAnsi="Arial Narrow" w:cs="Arial Narrow"/>
+          <w:b/>
+          <w:bCs/>
+          <w:color w:val="000000"/>
+          <w:kern w:val="0"/>
+          <w14:ligatures w14:val="none"/>
+          <w:sz w:val="22"/>
+          <w:szCs w:val="22"/>
+        </w:rPr>
+        <w:t>Secretaria Técnica</w:t>
+      </w:r>
+    </w:p>
+    <w:p>
+      <w:pPr>
+        <w:shd w:val="clear" w:color="auto" w:fill="FFFFFF"/>
+        <w:spacing w:after="0" w:line="240" w:lineRule="auto"/>
+        <w:jc w:val="center"/>
+        <w:rPr>
+          <w:rFonts w:ascii="Arial Narrow" w:eastAsia="Arial Narrow" w:hAnsi="Arial Narrow" w:cs="Arial Narrow"/>
+          <w:color w:val="000000"/>
+          <w:kern w:val="0"/>
+          <w14:ligatures w14:val="none"/>
+          <w:sz w:val="22"/>
+          <w:szCs w:val="22"/>
+        </w:rPr>
+      </w:pPr>
+      <w:r>
+        <w:rPr>
+          <w:rFonts w:ascii="Arial Narrow" w:eastAsia="Arial Narrow" w:hAnsi="Arial Narrow" w:cs="Arial Narrow"/>
+          <w:b/>
+          <w:bCs/>
+          <w:color w:val="000000"/>
+          <w:kern w:val="0"/>
+          <w14:ligatures w14:val="none"/>
+          <w:sz w:val="22"/>
+          <w:szCs w:val="22"/>
+        </w:rPr>
+        <w:t>Comisión </w:t>
+      </w:r>
+      <w:r>
+        <w:rPr>
+          <w:rFonts w:ascii="Arial Narrow" w:eastAsia="Arial Narrow" w:hAnsi="Arial Narrow" w:cs="Arial Narrow"/>
+          <w:b/>
+          <w:bCs/>
+          <w:color w:val="000000"/>
+          <w:kern w:val="0"/>
+          <w:sz w:val="22"/>
+          <w:szCs w:val="22"/>
           <w:shd w:val="clear" w:color="auto" w:fill="FFFFFF"/>
-        </w:rPr>
-        <w:t xml:space="preserve">para que, </w:t>
-      </w:r>
-      <w:r>
-        <w:rPr>
-          <w:rFonts w:ascii="Arial Narrow" w:eastAsia="Calibri" w:hAnsi="Arial Narrow"/>
-        </w:rPr>
-        <w:t>efectúe el acuse de recibo mediante la confirmación de recepción de la notificación remitida por este despacho a su Casilla Electrónica, dentro de los cinco (5) primeros días hábiles siguientes a la fecha en que recibe la notificación.</w:t>
-      </w:r>
-    </w:p>
-    <w:p>
-      <w:pPr>
-        <w:spacing w:after="0" w:line="240" w:lineRule="auto"/>
-        <w:jc w:val="both"/>
-        <w:rPr>
-          <w:rFonts w:ascii="Arial Narrow" w:eastAsia="Arial Narrow" w:hAnsi="Arial Narrow" w:cs="Arial Narrow"/>
-          <w:b/>
-          <w:color w:val="000000"/>
-          <w:kern w:val="0"/>
-          <w:lang w:eastAsia="es-PE"/>
-          <w14:ligatures w14:val="none"/>
-        </w:rPr>
-      </w:pPr>
-    </w:p>
-    <w:p>
-      <w:pPr>
-        <w:spacing w:after="0" w:line="240" w:lineRule="auto"/>
-        <w:jc w:val="both"/>
-        <w:rPr>
-          <w:rFonts w:ascii="Arial Narrow" w:eastAsia="Arial Narrow" w:hAnsi="Arial Narrow" w:cs="Arial Narrow"/>
-          <w:b/>
-          <w:color w:val="000000"/>
-          <w:kern w:val="0"/>
-          <w:lang w:eastAsia="es-PE"/>
-          <w14:ligatures w14:val="none"/>
-        </w:rPr>
-      </w:pPr>
-    </w:p>
-    <w:p>
-      <w:pPr>
-        <w:spacing w:after="0" w:line="240" w:lineRule="auto"/>
-        <w:jc w:val="both"/>
-        <w:rPr>
-          <w:rFonts w:ascii="Arial Narrow" w:eastAsia="Arial Narrow" w:hAnsi="Arial Narrow" w:cs="Arial Narrow"/>
-          <w:b/>
-          <w:color w:val="000000"/>
-          <w:kern w:val="0"/>
-          <w:lang w:eastAsia="es-PE"/>
-          <w14:ligatures w14:val="none"/>
-        </w:rPr>
-      </w:pPr>
-    </w:p>
-    <w:p>
-      <w:pPr>
-        <w:shd w:val="clear" w:color="auto" w:fill="FFFFFF"/>
-        <w:spacing w:after="0" w:line="240" w:lineRule="auto"/>
-        <w:jc w:val="center"/>
-        <w:rPr>
-          <w:rFonts w:ascii="Arial Narrow" w:eastAsia="Calibri" w:hAnsi="Arial Narrow" w:cs="Arial"/>
+          <w14:ligatures w14:val="none"/>
+        </w:rPr>
+        <w:t>de</w:t>
+      </w:r>
+      <w:r>
+        <w:rPr>
+          <w:rFonts w:ascii="Arial Narrow" w:eastAsia="Arial Narrow" w:hAnsi="Arial Narrow" w:cs="Arial Narrow"/>
           <w:b/>
           <w:bCs/>
           <w:color w:val="000000"/>
           <w:kern w:val="0"/>
           <w14:ligatures w14:val="none"/>
-        </w:rPr>
-      </w:pPr>
-      <w:r>
-        <w:rPr>
-          <w:rFonts w:ascii="Arial Narrow" w:eastAsia="Calibri" w:hAnsi="Arial Narrow" w:cs="Arial"/>
-          <w:b/>
-          <w:bCs/>
-          <w:color w:val="000000"/>
-          <w:kern w:val="0"/>
-          <w14:ligatures w14:val="none"/>
-        </w:rPr>
-        <w:t>EVELING ROA QUISPE</w:t>
-      </w:r>
-    </w:p>
-    <w:p>
-      <w:pPr>
-        <w:shd w:val="clear" w:color="auto" w:fill="FFFFFF"/>
-        <w:spacing w:after="0" w:line="240" w:lineRule="auto"/>
-        <w:jc w:val="center"/>
-        <w:rPr>
-          <w:rFonts w:ascii="Arial Narrow" w:eastAsia="Calibri" w:hAnsi="Arial Narrow" w:cs="Arial"/>
-          <w:b/>
-          <w:bCs/>
-          <w:color w:val="000000"/>
-          <w:kern w:val="0"/>
-          <w14:ligatures w14:val="none"/>
-        </w:rPr>
-      </w:pPr>
-      <w:r>
-        <w:rPr>
-          <w:rFonts w:ascii="Arial Narrow" w:eastAsia="Calibri" w:hAnsi="Arial Narrow" w:cs="Arial"/>
-          <w:b/>
-          <w:bCs/>
-          <w:color w:val="000000"/>
-          <w:kern w:val="0"/>
-          <w14:ligatures w14:val="none"/>
-        </w:rPr>
-        <w:t>Secretaria Técnica</w:t>
-      </w:r>
-    </w:p>
-    <w:p>
-      <w:pPr>
-        <w:shd w:val="clear" w:color="auto" w:fill="FFFFFF"/>
-        <w:spacing w:after="0" w:line="240" w:lineRule="auto"/>
-        <w:jc w:val="center"/>
-        <w:rPr>
-          <w:rFonts w:ascii="Arial Narrow" w:eastAsia="Calibri" w:hAnsi="Arial Narrow" w:cs="Times New Roman"/>
-          <w:color w:val="000000"/>
-          <w:kern w:val="0"/>
-          <w14:ligatures w14:val="none"/>
-        </w:rPr>
-      </w:pPr>
-      <w:r>
-        <w:rPr>
-          <w:rFonts w:ascii="Arial Narrow" w:eastAsia="Calibri" w:hAnsi="Arial Narrow" w:cs="Arial"/>
-          <w:b/>
-          <w:bCs/>
-          <w:color w:val="000000"/>
-          <w:kern w:val="0"/>
-          <w14:ligatures w14:val="none"/>
-        </w:rPr>
-        <w:t>Comisión </w:t>
-      </w:r>
-      <w:r>
-        <w:rPr>
-          <w:rFonts w:ascii="Arial Narrow" w:eastAsia="Calibri" w:hAnsi="Arial Narrow" w:cs="Arial"/>
-          <w:b/>
-          <w:bCs/>
-          <w:color w:val="000000"/>
-          <w:kern w:val="0"/>
-          <w:shd w:val="clear" w:color="auto" w:fill="FFFFFF"/>
-          <w14:ligatures w14:val="none"/>
-        </w:rPr>
-        <w:t>de</w:t>
-      </w:r>
-      <w:r>
-        <w:rPr>
-          <w:rFonts w:ascii="Arial Narrow" w:eastAsia="Calibri" w:hAnsi="Arial Narrow" w:cs="Arial"/>
-          <w:b/>
-          <w:bCs/>
-          <w:color w:val="000000"/>
-          <w:kern w:val="0"/>
-          <w14:ligatures w14:val="none"/>
+          <w:sz w:val="22"/>
+          <w:szCs w:val="22"/>
         </w:rPr>
         <w:t> Protección al Consumidor 1</w:t>
       </w:r>
@@ -4591,14 +5428,14 @@
         <w:spacing w:after="0" w:line="240" w:lineRule="auto"/>
         <w:jc w:val="both"/>
         <w:rPr>
-          <w:rFonts w:ascii="Arial Narrow" w:hAnsi="Arial Narrow"/>
-          <w:sz w:val="16"/>
-          <w:szCs w:val="16"/>
-        </w:rPr>
-      </w:pPr>
-      <w:r>
-        <w:rPr>
-          <w:rFonts w:ascii="Arial Narrow" w:eastAsia="Arial Narrow" w:hAnsi="Arial Narrow" w:cs="Arial"/>
+          <w:rFonts w:ascii="Arial Narrow" w:eastAsia="Arial Narrow" w:hAnsi="Arial Narrow" w:cs="Arial Narrow"/>
+          <w:sz w:val="16"/>
+          <w:szCs w:val="16"/>
+        </w:rPr>
+      </w:pPr>
+      <w:r>
+        <w:rPr>
+          <w:rFonts w:ascii="Arial Narrow" w:eastAsia="Arial Narrow" w:hAnsi="Arial Narrow" w:cs="Arial Narrow"/>
           <w:color w:val="000000"/>
           <w:kern w:val="0"/>
           <w:sz w:val="16"/>
@@ -4610,7 +5447,7 @@
       </w:r>
       <w:r>
         <w:rPr>
-          <w:rFonts w:ascii="Arial Narrow" w:eastAsia="Arial Narrow" w:hAnsi="Arial Narrow" w:cs="Arial"/>
+          <w:rFonts w:ascii="Arial Narrow" w:eastAsia="Arial Narrow" w:hAnsi="Arial Narrow" w:cs="Arial Narrow"/>
           <w:color w:val="000000"/>
           <w:kern w:val="0"/>
           <w:sz w:val="16"/>
@@ -4725,7 +5562,7 @@
         <w:ind w:left="567" w:hanging="567"/>
         <w:jc w:val="both"/>
         <w:rPr>
-          <w:rFonts w:ascii="Arial Narrow" w:hAnsi="Arial Narrow" w:cs="Arial"/>
+          <w:rFonts w:ascii="Arial Narrow" w:eastAsia="Arial Narrow" w:hAnsi="Arial Narrow" w:cs="Arial Narrow"/>
           <w:sz w:val="16"/>
           <w:szCs w:val="16"/>
         </w:rPr>
@@ -4733,7 +5570,7 @@
       <w:r>
         <w:rPr>
           <w:rStyle w:val="Refdenotaalpie"/>
-          <w:rFonts w:ascii="Arial Narrow" w:hAnsi="Arial Narrow" w:cs="Arial"/>
+          <w:rFonts w:ascii="Arial Narrow" w:eastAsia="Arial Narrow" w:hAnsi="Arial Narrow" w:cs="Arial Narrow"/>
           <w:sz w:val="16"/>
           <w:szCs w:val="16"/>
           <w:vertAlign w:val="superscript"/>
@@ -4742,7 +5579,7 @@
       </w:r>
       <w:r>
         <w:rPr>
-          <w:rFonts w:ascii="Arial Narrow" w:hAnsi="Arial Narrow" w:cs="Arial"/>
+          <w:rFonts w:ascii="Arial Narrow" w:eastAsia="Arial Narrow" w:hAnsi="Arial Narrow" w:cs="Arial Narrow"/>
           <w:sz w:val="16"/>
           <w:szCs w:val="16"/>
         </w:rPr>
@@ -4750,7 +5587,7 @@
       </w:r>
       <w:r>
         <w:rPr>
-          <w:rFonts w:ascii="Arial Narrow" w:hAnsi="Arial Narrow" w:cs="Arial"/>
+          <w:rFonts w:ascii="Arial Narrow" w:eastAsia="Arial Narrow" w:hAnsi="Arial Narrow" w:cs="Arial Narrow"/>
           <w:sz w:val="16"/>
           <w:szCs w:val="16"/>
         </w:rPr>
@@ -4759,7 +5596,7 @@
       </w:r>
       <w:r>
         <w:rPr>
-          <w:rFonts w:ascii="Arial Narrow" w:hAnsi="Arial Narrow" w:cs="Arial"/>
+          <w:rFonts w:ascii="Arial Narrow" w:eastAsia="Arial Narrow" w:hAnsi="Arial Narrow" w:cs="Arial Narrow"/>
           <w:sz w:val="16"/>
           <w:szCs w:val="16"/>
         </w:rPr>
@@ -4767,7 +5604,7 @@
       </w:r>
       <w:r>
         <w:rPr>
-          <w:rFonts w:ascii="Arial Narrow" w:hAnsi="Arial Narrow" w:cs="Arial"/>
+          <w:rFonts w:ascii="Arial Narrow" w:eastAsia="Arial Narrow" w:hAnsi="Arial Narrow" w:cs="Arial Narrow"/>
           <w:sz w:val="16"/>
           <w:szCs w:val="16"/>
         </w:rPr>
@@ -4776,7 +5613,7 @@
       <w:proofErr w:type="spellStart"/>
       <w:r>
         <w:rPr>
-          <w:rFonts w:ascii="Arial Narrow" w:hAnsi="Arial Narrow" w:cs="Arial"/>
+          <w:rFonts w:ascii="Arial Narrow" w:eastAsia="Arial Narrow" w:hAnsi="Arial Narrow" w:cs="Arial Narrow"/>
           <w:sz w:val="16"/>
           <w:szCs w:val="16"/>
         </w:rPr>
@@ -4785,7 +5622,7 @@
       <w:proofErr w:type="spellEnd"/>
       <w:r>
         <w:rPr>
-          <w:rFonts w:ascii="Arial Narrow" w:hAnsi="Arial Narrow" w:cs="Arial"/>
+          <w:rFonts w:ascii="Arial Narrow" w:eastAsia="Arial Narrow" w:hAnsi="Arial Narrow" w:cs="Arial Narrow"/>
           <w:sz w:val="16"/>
           <w:szCs w:val="16"/>
         </w:rPr>
@@ -4793,7 +5630,7 @@
       </w:r>
       <w:r>
         <w:rPr>
-          <w:rFonts w:ascii="Arial Narrow" w:hAnsi="Arial Narrow" w:cs="Arial"/>
+          <w:rFonts w:ascii="Arial Narrow" w:eastAsia="Arial Narrow" w:hAnsi="Arial Narrow" w:cs="Arial Narrow"/>
           <w:sz w:val="16"/>
           <w:szCs w:val="16"/>
         </w:rPr>
@@ -4801,7 +5638,7 @@
       </w:r>
       <w:r>
         <w:rPr>
-          <w:rFonts w:ascii="Arial Narrow" w:hAnsi="Arial Narrow" w:cs="Arial"/>
+          <w:rFonts w:ascii="Arial Narrow" w:eastAsia="Arial Narrow" w:hAnsi="Arial Narrow" w:cs="Arial Narrow"/>
           <w:sz w:val="16"/>
           <w:szCs w:val="16"/>
         </w:rPr>
@@ -4814,7 +5651,7 @@
         <w:ind w:left="567" w:hanging="567"/>
         <w:jc w:val="both"/>
         <w:rPr>
-          <w:rFonts w:ascii="Arial Narrow" w:hAnsi="Arial Narrow" w:cs="Arial"/>
+          <w:rFonts w:ascii="Arial Narrow" w:eastAsia="Arial Narrow" w:hAnsi="Arial Narrow" w:cs="Arial Narrow"/>
           <w:sz w:val="16"/>
           <w:szCs w:val="16"/>
         </w:rPr>
@@ -4828,7 +5665,7 @@
         <w:ind w:left="567" w:hanging="567"/>
         <w:jc w:val="both"/>
         <w:rPr>
-          <w:rFonts w:ascii="Arial Narrow" w:hAnsi="Arial Narrow" w:cs="Arial"/>
+          <w:rFonts w:ascii="Arial Narrow" w:eastAsia="Arial Narrow" w:hAnsi="Arial Narrow" w:cs="Arial Narrow"/>
           <w:sz w:val="16"/>
           <w:szCs w:val="16"/>
         </w:rPr>
@@ -4836,7 +5673,7 @@
       <w:r>
         <w:rPr>
           <w:rStyle w:val="Refdenotaalpie"/>
-          <w:rFonts w:ascii="Arial Narrow" w:hAnsi="Arial Narrow" w:cs="Arial"/>
+          <w:rFonts w:ascii="Arial Narrow" w:eastAsia="Arial Narrow" w:hAnsi="Arial Narrow" w:cs="Arial Narrow"/>
           <w:sz w:val="16"/>
           <w:szCs w:val="16"/>
           <w:vertAlign w:val="superscript"/>
@@ -4845,7 +5682,7 @@
       </w:r>
       <w:r>
         <w:rPr>
-          <w:rFonts w:ascii="Arial Narrow" w:hAnsi="Arial Narrow" w:cs="Arial"/>
+          <w:rFonts w:ascii="Arial Narrow" w:eastAsia="Arial Narrow" w:hAnsi="Arial Narrow" w:cs="Arial Narrow"/>
           <w:sz w:val="16"/>
           <w:szCs w:val="16"/>
         </w:rPr>
@@ -4853,7 +5690,7 @@
       </w:r>
       <w:r>
         <w:rPr>
-          <w:rFonts w:ascii="Arial Narrow" w:hAnsi="Arial Narrow" w:cs="Arial"/>
+          <w:rFonts w:ascii="Arial Narrow" w:eastAsia="Arial Narrow" w:hAnsi="Arial Narrow" w:cs="Arial Narrow"/>
           <w:sz w:val="16"/>
           <w:szCs w:val="16"/>
         </w:rPr>
@@ -4862,7 +5699,7 @@
       </w:r>
       <w:r>
         <w:rPr>
-          <w:rFonts w:ascii="Arial Narrow" w:hAnsi="Arial Narrow" w:cs="Arial"/>
+          <w:rFonts w:ascii="Arial Narrow" w:eastAsia="Arial Narrow" w:hAnsi="Arial Narrow" w:cs="Arial Narrow"/>
           <w:b/>
           <w:sz w:val="16"/>
           <w:szCs w:val="16"/>
@@ -4871,7 +5708,7 @@
       </w:r>
       <w:r>
         <w:rPr>
-          <w:rFonts w:ascii="Arial Narrow" w:hAnsi="Arial Narrow" w:cs="Arial"/>
+          <w:rFonts w:ascii="Arial Narrow" w:eastAsia="Arial Narrow" w:hAnsi="Arial Narrow" w:cs="Arial Narrow"/>
           <w:sz w:val="16"/>
           <w:szCs w:val="16"/>
         </w:rPr>
@@ -4884,7 +5721,7 @@
         <w:ind w:left="567" w:hanging="567"/>
         <w:jc w:val="both"/>
         <w:rPr>
-          <w:rFonts w:ascii="Arial Narrow" w:hAnsi="Arial Narrow" w:cs="Arial"/>
+          <w:rFonts w:ascii="Arial Narrow" w:eastAsia="Arial Narrow" w:hAnsi="Arial Narrow" w:cs="Arial Narrow"/>
           <w:sz w:val="16"/>
           <w:szCs w:val="16"/>
         </w:rPr>
@@ -4901,7 +5738,7 @@
         <w:ind w:left="567" w:right="-1" w:hanging="567"/>
         <w:jc w:val="both"/>
         <w:rPr>
-          <w:rFonts w:ascii="Arial Narrow" w:eastAsia="Arial Narrow" w:hAnsi="Arial Narrow" w:cs="Arial"/>
+          <w:rFonts w:ascii="Arial Narrow" w:eastAsia="Arial Narrow" w:hAnsi="Arial Narrow" w:cs="Arial Narrow"/>
           <w:b/>
           <w:bCs/>
           <w:sz w:val="16"/>
@@ -4911,7 +5748,7 @@
       <w:r>
         <w:rPr>
           <w:rStyle w:val="Refdenotaalpie"/>
-          <w:rFonts w:ascii="Arial Narrow" w:hAnsi="Arial Narrow" w:cs="Arial"/>
+          <w:rFonts w:ascii="Arial Narrow" w:eastAsia="Arial Narrow" w:hAnsi="Arial Narrow" w:cs="Arial Narrow"/>
           <w:sz w:val="16"/>
           <w:szCs w:val="16"/>
           <w:vertAlign w:val="superscript"/>
@@ -4920,7 +5757,7 @@
       </w:r>
       <w:r>
         <w:rPr>
-          <w:rFonts w:ascii="Arial Narrow" w:hAnsi="Arial Narrow" w:cs="Arial"/>
+          <w:rFonts w:ascii="Arial Narrow" w:eastAsia="Arial Narrow" w:hAnsi="Arial Narrow" w:cs="Arial Narrow"/>
           <w:sz w:val="16"/>
           <w:szCs w:val="16"/>
         </w:rPr>
@@ -4928,7 +5765,7 @@
       </w:r>
       <w:r>
         <w:rPr>
-          <w:rFonts w:ascii="Arial Narrow" w:hAnsi="Arial Narrow" w:cs="Arial"/>
+          <w:rFonts w:ascii="Arial Narrow" w:eastAsia="Arial Narrow" w:hAnsi="Arial Narrow" w:cs="Arial Narrow"/>
           <w:sz w:val="16"/>
           <w:szCs w:val="16"/>
         </w:rPr>
@@ -4936,7 +5773,7 @@
       </w:r>
       <w:r>
         <w:rPr>
-          <w:rFonts w:ascii="Arial Narrow" w:eastAsia="Arial Narrow" w:hAnsi="Arial Narrow" w:cs="Arial"/>
+          <w:rFonts w:ascii="Arial Narrow" w:eastAsia="Arial Narrow" w:hAnsi="Arial Narrow" w:cs="Arial Narrow"/>
           <w:b/>
           <w:bCs/>
           <w:sz w:val="16"/>
@@ -4954,7 +5791,7 @@
         <w:ind w:left="567" w:right="-1" w:hanging="567"/>
         <w:jc w:val="both"/>
         <w:rPr>
-          <w:rFonts w:ascii="Arial Narrow" w:eastAsia="Arial Narrow" w:hAnsi="Arial Narrow" w:cs="Arial"/>
+          <w:rFonts w:ascii="Arial Narrow" w:eastAsia="Arial Narrow" w:hAnsi="Arial Narrow" w:cs="Arial Narrow"/>
           <w:b/>
           <w:bCs/>
           <w:sz w:val="16"/>
@@ -4963,7 +5800,7 @@
       </w:pPr>
       <w:r>
         <w:rPr>
-          <w:rFonts w:ascii="Arial Narrow" w:eastAsia="Arial Narrow" w:hAnsi="Arial Narrow" w:cs="Arial"/>
+          <w:rFonts w:ascii="Arial Narrow" w:eastAsia="Arial Narrow" w:hAnsi="Arial Narrow" w:cs="Arial Narrow"/>
           <w:b/>
           <w:bCs/>
           <w:sz w:val="16"/>
@@ -4982,14 +5819,14 @@
         <w:ind w:left="567" w:right="-1" w:hanging="567"/>
         <w:jc w:val="both"/>
         <w:rPr>
-          <w:rFonts w:ascii="Arial Narrow" w:eastAsia="Arial Narrow" w:hAnsi="Arial Narrow" w:cs="Arial"/>
-          <w:sz w:val="16"/>
-          <w:szCs w:val="16"/>
-        </w:rPr>
-      </w:pPr>
-      <w:r>
-        <w:rPr>
-          <w:rFonts w:ascii="Arial Narrow" w:eastAsia="Arial Narrow" w:hAnsi="Arial Narrow" w:cs="Arial"/>
+          <w:rFonts w:ascii="Arial Narrow" w:eastAsia="Arial Narrow" w:hAnsi="Arial Narrow" w:cs="Arial Narrow"/>
+          <w:sz w:val="16"/>
+          <w:szCs w:val="16"/>
+        </w:rPr>
+      </w:pPr>
+      <w:r>
+        <w:rPr>
+          <w:rFonts w:ascii="Arial Narrow" w:eastAsia="Arial Narrow" w:hAnsi="Arial Narrow" w:cs="Arial Narrow"/>
           <w:sz w:val="16"/>
           <w:szCs w:val="16"/>
         </w:rPr>
@@ -5006,14 +5843,14 @@
         <w:ind w:left="567" w:right="-1" w:hanging="567"/>
         <w:jc w:val="both"/>
         <w:rPr>
-          <w:rFonts w:ascii="Arial Narrow" w:eastAsia="Arial Narrow" w:hAnsi="Arial Narrow" w:cs="Arial"/>
-          <w:sz w:val="16"/>
-          <w:szCs w:val="16"/>
-        </w:rPr>
-      </w:pPr>
-      <w:r>
-        <w:rPr>
-          <w:rFonts w:ascii="Arial Narrow" w:eastAsia="Arial Narrow" w:hAnsi="Arial Narrow" w:cs="Arial"/>
+          <w:rFonts w:ascii="Arial Narrow" w:eastAsia="Arial Narrow" w:hAnsi="Arial Narrow" w:cs="Arial Narrow"/>
+          <w:sz w:val="16"/>
+          <w:szCs w:val="16"/>
+        </w:rPr>
+      </w:pPr>
+      <w:r>
+        <w:rPr>
+          <w:rFonts w:ascii="Arial Narrow" w:eastAsia="Arial Narrow" w:hAnsi="Arial Narrow" w:cs="Arial Narrow"/>
           <w:sz w:val="16"/>
           <w:szCs w:val="16"/>
         </w:rPr>
@@ -5030,7 +5867,7 @@
         <w:ind w:left="567" w:right="-1" w:hanging="567"/>
         <w:jc w:val="both"/>
         <w:rPr>
-          <w:rFonts w:ascii="Arial Narrow" w:eastAsia="Arial Narrow" w:hAnsi="Arial Narrow" w:cs="Arial"/>
+          <w:rFonts w:ascii="Arial Narrow" w:eastAsia="Arial Narrow" w:hAnsi="Arial Narrow" w:cs="Arial Narrow"/>
           <w:sz w:val="16"/>
           <w:szCs w:val="16"/>
         </w:rPr>
@@ -5045,7 +5882,7 @@
         <w:ind w:left="567" w:right="-1" w:hanging="567"/>
         <w:jc w:val="both"/>
         <w:rPr>
-          <w:rFonts w:ascii="Arial Narrow" w:eastAsia="Arial Narrow" w:hAnsi="Arial Narrow" w:cs="Arial"/>
+          <w:rFonts w:ascii="Arial Narrow" w:eastAsia="Arial Narrow" w:hAnsi="Arial Narrow" w:cs="Arial Narrow"/>
           <w:b/>
           <w:bCs/>
           <w:sz w:val="16"/>
@@ -5054,7 +5891,7 @@
       </w:pPr>
       <w:r>
         <w:rPr>
-          <w:rFonts w:ascii="Arial Narrow" w:eastAsia="Arial Narrow" w:hAnsi="Arial Narrow" w:cs="Arial"/>
+          <w:rFonts w:ascii="Arial Narrow" w:eastAsia="Arial Narrow" w:hAnsi="Arial Narrow" w:cs="Arial Narrow"/>
           <w:sz w:val="16"/>
           <w:szCs w:val="16"/>
         </w:rPr>
@@ -5062,7 +5899,7 @@
       </w:r>
       <w:r>
         <w:rPr>
-          <w:rFonts w:ascii="Arial Narrow" w:eastAsia="Arial Narrow" w:hAnsi="Arial Narrow" w:cs="Arial"/>
+          <w:rFonts w:ascii="Arial Narrow" w:eastAsia="Arial Narrow" w:hAnsi="Arial Narrow" w:cs="Arial Narrow"/>
           <w:b/>
           <w:bCs/>
           <w:sz w:val="16"/>
@@ -5080,14 +5917,14 @@
         <w:ind w:left="567" w:right="-1" w:hanging="567"/>
         <w:jc w:val="both"/>
         <w:rPr>
-          <w:rFonts w:ascii="Arial Narrow" w:eastAsia="Arial Narrow" w:hAnsi="Arial Narrow" w:cs="Arial"/>
-          <w:sz w:val="16"/>
-          <w:szCs w:val="16"/>
-        </w:rPr>
-      </w:pPr>
-      <w:r>
-        <w:rPr>
-          <w:rFonts w:ascii="Arial Narrow" w:eastAsia="Arial Narrow" w:hAnsi="Arial Narrow" w:cs="Arial"/>
+          <w:rFonts w:ascii="Arial Narrow" w:eastAsia="Arial Narrow" w:hAnsi="Arial Narrow" w:cs="Arial Narrow"/>
+          <w:sz w:val="16"/>
+          <w:szCs w:val="16"/>
+        </w:rPr>
+      </w:pPr>
+      <w:r>
+        <w:rPr>
+          <w:rFonts w:ascii="Arial Narrow" w:eastAsia="Arial Narrow" w:hAnsi="Arial Narrow" w:cs="Arial Narrow"/>
           <w:b/>
           <w:bCs/>
           <w:sz w:val="16"/>
@@ -5098,7 +5935,7 @@
       </w:r>
       <w:r>
         <w:rPr>
-          <w:rFonts w:ascii="Arial Narrow" w:eastAsia="Arial Narrow" w:hAnsi="Arial Narrow" w:cs="Arial"/>
+          <w:rFonts w:ascii="Arial Narrow" w:eastAsia="Arial Narrow" w:hAnsi="Arial Narrow" w:cs="Arial Narrow"/>
           <w:sz w:val="16"/>
           <w:szCs w:val="16"/>
         </w:rPr>
@@ -5107,7 +5944,7 @@
       <w:proofErr w:type="gramStart"/>
       <w:r>
         <w:rPr>
-          <w:rFonts w:ascii="Arial Narrow" w:eastAsia="Arial Narrow" w:hAnsi="Arial Narrow" w:cs="Arial"/>
+          <w:rFonts w:ascii="Arial Narrow" w:eastAsia="Arial Narrow" w:hAnsi="Arial Narrow" w:cs="Arial Narrow"/>
           <w:sz w:val="16"/>
           <w:szCs w:val="16"/>
         </w:rPr>
@@ -5116,7 +5953,7 @@
       <w:proofErr w:type="gramEnd"/>
       <w:r>
         <w:rPr>
-          <w:rFonts w:ascii="Arial Narrow" w:eastAsia="Arial Narrow" w:hAnsi="Arial Narrow" w:cs="Arial"/>
+          <w:rFonts w:ascii="Arial Narrow" w:eastAsia="Arial Narrow" w:hAnsi="Arial Narrow" w:cs="Arial Narrow"/>
           <w:sz w:val="16"/>
           <w:szCs w:val="16"/>
         </w:rPr>
@@ -5132,14 +5969,14 @@
         <w:ind w:left="567" w:right="-1" w:hanging="567"/>
         <w:jc w:val="both"/>
         <w:rPr>
-          <w:rFonts w:ascii="Arial Narrow" w:eastAsia="Arial Narrow" w:hAnsi="Arial Narrow" w:cs="Arial"/>
-          <w:sz w:val="16"/>
-          <w:szCs w:val="16"/>
-        </w:rPr>
-      </w:pPr>
-      <w:r>
-        <w:rPr>
-          <w:rFonts w:ascii="Arial Narrow" w:eastAsia="Arial Narrow" w:hAnsi="Arial Narrow" w:cs="Arial"/>
+          <w:rFonts w:ascii="Arial Narrow" w:eastAsia="Arial Narrow" w:hAnsi="Arial Narrow" w:cs="Arial Narrow"/>
+          <w:sz w:val="16"/>
+          <w:szCs w:val="16"/>
+        </w:rPr>
+      </w:pPr>
+      <w:r>
+        <w:rPr>
+          <w:rFonts w:ascii="Arial Narrow" w:eastAsia="Arial Narrow" w:hAnsi="Arial Narrow" w:cs="Arial Narrow"/>
           <w:sz w:val="16"/>
           <w:szCs w:val="16"/>
         </w:rPr>
@@ -5156,7 +5993,9 @@
         <w:ind w:left="567" w:right="-1" w:hanging="567"/>
         <w:jc w:val="both"/>
         <w:rPr>
-          <w:rFonts w:ascii="Arial Narrow" w:eastAsia="Arial Narrow" w:hAnsi="Arial Narrow" w:cs="Arial"/>
+          <w:rFonts w:ascii="Arial Narrow" w:eastAsia="Arial Narrow" w:hAnsi="Arial Narrow" w:cs="Arial Narrow"/>
+          <w:b/>
+          <w:bCs/>
           <w:sz w:val="16"/>
           <w:szCs w:val="16"/>
         </w:rPr>
@@ -5183,7 +6022,7 @@
       <w:r>
         <w:rPr>
           <w:rStyle w:val="Refdenotaalpie"/>
-          <w:rFonts w:ascii="Arial Narrow" w:hAnsi="Arial Narrow"/>
+          <w:rFonts w:ascii="Arial Narrow" w:eastAsia="Arial Narrow" w:hAnsi="Arial Narrow" w:cs="Arial Narrow"/>
           <w:sz w:val="16"/>
           <w:szCs w:val="16"/>
           <w:vertAlign w:val="superscript"/>
@@ -5192,7 +6031,7 @@
       </w:r>
       <w:r>
         <w:rPr>
-          <w:rFonts w:ascii="Arial Narrow" w:hAnsi="Arial Narrow"/>
+          <w:rFonts w:ascii="Arial Narrow" w:eastAsia="Arial Narrow" w:hAnsi="Arial Narrow" w:cs="Arial Narrow"/>
           <w:sz w:val="16"/>
           <w:szCs w:val="16"/>
         </w:rPr>
@@ -5200,7 +6039,7 @@
       </w:r>
       <w:r>
         <w:rPr>
-          <w:rFonts w:ascii="Arial Narrow" w:hAnsi="Arial Narrow"/>
+          <w:rFonts w:ascii="Arial Narrow" w:eastAsia="Arial Narrow" w:hAnsi="Arial Narrow" w:cs="Arial Narrow"/>
           <w:sz w:val="16"/>
           <w:szCs w:val="16"/>
         </w:rPr>
@@ -5335,19 +6174,6 @@
         <w:t>El proveedor responde por la idoneidad y calidad de los productos y servicios ofrecidos; por la autenticidad de las marcas y leyendas que exhiben sus productos o del signo que respalda al prestador del servicio, por la falta de conformidad entre la publicidad comercial de los productos y servicios y estos, así como por el contenido y la vida útil del producto indicado en el envase, en lo que corresponda.</w:t>
       </w:r>
     </w:p>
-    <w:p>
-      <w:pPr>
-        <w:pStyle w:val="Textonotapie"/>
-        <w:jc w:val="both"/>
-        <w:rPr>
-          <w:rFonts w:ascii="Arial Narrow" w:hAnsi="Arial Narrow"/>
-          <w:sz w:val="16"/>
-          <w:szCs w:val="16"/>
-        </w:rPr>
-      </w:pPr>
-    </w:p>
-  </w:footnote>
-  <w:footnote w:id="5">
     <w:p>
       <w:pPr>
         <w:pStyle w:val="Textonotapie"/>
@@ -5364,170 +6190,9 @@
           <w:szCs w:val="16"/>
         </w:rPr>
       </w:pPr>
-      <w:r>
-        <w:rPr>
-          <w:rStyle w:val="Refdenotaalpie"/>
-          <w:rFonts w:ascii="Arial Narrow" w:hAnsi="Arial Narrow"/>
-          <w:sz w:val="16"/>
-          <w:szCs w:val="16"/>
-          <w:vertAlign w:val="superscript"/>
-        </w:rPr>
-        <w:footnoteRef/>
-      </w:r>
-      <w:r>
-        <w:rPr>
-          <w:rFonts w:ascii="Arial Narrow" w:hAnsi="Arial Narrow"/>
-          <w:sz w:val="16"/>
-          <w:szCs w:val="16"/>
-        </w:rPr>
-        <w:t xml:space="preserve"> </w:t>
-      </w:r>
-      <w:r>
-        <w:rPr>
-          <w:rFonts w:ascii="Arial Narrow" w:hAnsi="Arial Narrow"/>
-          <w:sz w:val="16"/>
-          <w:szCs w:val="16"/>
-        </w:rPr>
-        <w:tab/>
-      </w:r>
-      <w:r>
-        <w:rPr>
-          <w:rFonts w:ascii="Arial Narrow" w:eastAsia="Arial Narrow" w:hAnsi="Arial Narrow" w:cs="Arial Narrow"/>
-          <w:b/>
-          <w:bCs/>
-          <w:sz w:val="16"/>
-          <w:szCs w:val="16"/>
-        </w:rPr>
-        <w:t xml:space="preserve">LEY </w:t>
-      </w:r>
-      <w:proofErr w:type="spellStart"/>
-      <w:r>
-        <w:rPr>
-          <w:rFonts w:ascii="Arial Narrow" w:eastAsia="Arial Narrow" w:hAnsi="Arial Narrow" w:cs="Arial Narrow"/>
-          <w:b/>
-          <w:bCs/>
-          <w:sz w:val="16"/>
-          <w:szCs w:val="16"/>
-        </w:rPr>
-        <w:t/>
-      </w:r>
-      <w:proofErr w:type="spellEnd"/>
-      <w:r>
-        <w:rPr>
-          <w:rFonts w:ascii="Arial Narrow" w:eastAsia="Arial Narrow" w:hAnsi="Arial Narrow" w:cs="Arial Narrow"/>
-          <w:b/>
-          <w:bCs/>
-          <w:sz w:val="16"/>
-          <w:szCs w:val="16"/>
-        </w:rPr>
-        <w:t xml:space="preserve"> 29571, CÓDIGO DE PROTECCIÓN Y DEFENSA DEL CONSUMIDOR, publicado el 2 de setiembre de 2010 y modificado por </w:t>
-      </w:r>
-      <w:r>
-        <w:rPr>
-          <w:rFonts w:ascii="Arial Narrow" w:eastAsia="Arial Narrow" w:hAnsi="Arial Narrow" w:cs="Arial Narrow"/>
-          <w:b/>
-          <w:bCs/>
-          <w:sz w:val="16"/>
-          <w:szCs w:val="16"/>
-        </w:rPr>
-        <w:t xml:space="preserve">Decreto Legislativo </w:t>
-      </w:r>
-      <w:proofErr w:type="spellStart"/>
-      <w:r>
-        <w:rPr>
-          <w:rFonts w:ascii="Arial Narrow" w:eastAsia="Arial Narrow" w:hAnsi="Arial Narrow" w:cs="Arial Narrow"/>
-          <w:b/>
-          <w:bCs/>
-          <w:sz w:val="16"/>
-          <w:szCs w:val="16"/>
-        </w:rPr>
-        <w:t/>
-      </w:r>
-      <w:proofErr w:type="spellEnd"/>
-      <w:r>
-        <w:rPr>
-          <w:rFonts w:ascii="Arial Narrow" w:eastAsia="Arial Narrow" w:hAnsi="Arial Narrow" w:cs="Arial Narrow"/>
-          <w:b/>
-          <w:bCs/>
-          <w:sz w:val="16"/>
-          <w:szCs w:val="16"/>
-        </w:rPr>
-        <w:t xml:space="preserve"> 1308 </w:t>
-      </w:r>
-    </w:p>
-    <w:p>
-      <w:pPr>
-        <w:pStyle w:val="Textonotapie"/>
-        <w:ind w:left="567" w:right="-1"/>
-        <w:jc w:val="both"/>
-        <w:rPr>
-          <w:rFonts w:ascii="Arial Narrow" w:eastAsia="Arial Narrow" w:hAnsi="Arial Narrow" w:cs="Arial Narrow"/>
-          <w:b/>
-          <w:bCs/>
-          <w:sz w:val="16"/>
-          <w:szCs w:val="16"/>
-        </w:rPr>
-      </w:pPr>
-      <w:r>
-        <w:rPr>
-          <w:rFonts w:ascii="Arial Narrow" w:eastAsia="Arial Narrow" w:hAnsi="Arial Narrow" w:cs="Arial Narrow"/>
-          <w:b/>
-          <w:bCs/>
-          <w:sz w:val="16"/>
-          <w:szCs w:val="16"/>
-        </w:rPr>
-        <w:t>Artículo 88.- Reclamo de productos o servicios financieros y de seguros</w:t>
-      </w:r>
-    </w:p>
-    <w:p>
-      <w:pPr>
-        <w:pStyle w:val="Textonotapie"/>
-        <w:ind w:left="567" w:right="-1"/>
-        <w:jc w:val="both"/>
-        <w:rPr>
-          <w:rFonts w:ascii="Arial Narrow" w:eastAsia="Arial Narrow" w:hAnsi="Arial Narrow" w:cs="Arial Narrow"/>
-          <w:sz w:val="16"/>
-          <w:szCs w:val="16"/>
-        </w:rPr>
-      </w:pPr>
-      <w:r>
-        <w:rPr>
-          <w:rFonts w:ascii="Arial Narrow" w:eastAsia="Arial Narrow" w:hAnsi="Arial Narrow" w:cs="Arial Narrow"/>
-          <w:sz w:val="16"/>
-          <w:szCs w:val="16"/>
-        </w:rPr>
-        <w:t>88.1 Las entidades</w:t>
-      </w:r>
-      <w:r>
-        <w:rPr>
-          <w:rFonts w:ascii="Arial Narrow" w:eastAsia="Arial Narrow" w:hAnsi="Arial Narrow" w:cs="Arial Narrow"/>
-          <w:sz w:val="16"/>
-          <w:szCs w:val="16"/>
-        </w:rPr>
-        <w:t xml:space="preserve"> del sistema financiero y de seguros, en todas sus oficinas en la República, deben resolver los reclamos en un plazo no mayor de quince días hábiles. Excepcionalmente, la Superintendencia de Banca, Seguros y Administradoras Privadas de Fondos de Pensiones podrá establecer un plazo ampliatorio cuando la naturaleza y complejidad de la operación, producto o servicio materia del reclamo o requerimiento lo justifique, situación que debe ponerse en conocimiento del consumidor antes de la culminación del plazo inicial, sin perjuicio del derecho del consumidor de recurrir directamente ante la Autoridad de Consumo</w:t>
-      </w:r>
-      <w:r>
-        <w:rPr>
-          <w:rFonts w:ascii="Arial Narrow" w:eastAsia="Arial Narrow" w:hAnsi="Arial Narrow" w:cs="Arial Narrow"/>
-          <w:sz w:val="16"/>
-          <w:szCs w:val="16"/>
-        </w:rPr>
-        <w:t>.</w:t>
-      </w:r>
-    </w:p>
-    <w:p>
-      <w:pPr>
-        <w:pStyle w:val="Textonotapie"/>
-        <w:jc w:val="both"/>
-        <w:rPr>
-          <w:rFonts w:ascii="Arial Narrow" w:hAnsi="Arial Narrow"/>
-          <w:sz w:val="16"/>
-          <w:szCs w:val="16"/>
-        </w:rPr>
-      </w:pPr>
     </w:p>
   </w:footnote>
-  <w:footnote w:id="6">
+  <w:footnote w:id="5">
     <w:p>
       <w:pPr>
         <w:pStyle w:val="Textonotapie"/>
@@ -5547,7 +6212,7 @@
       <w:r>
         <w:rPr>
           <w:rStyle w:val="Refdenotaalpie"/>
-          <w:rFonts w:ascii="Arial Narrow" w:hAnsi="Arial Narrow"/>
+          <w:rFonts w:ascii="Arial Narrow" w:eastAsia="Arial Narrow" w:hAnsi="Arial Narrow" w:cs="Arial Narrow"/>
           <w:sz w:val="16"/>
           <w:szCs w:val="16"/>
           <w:vertAlign w:val="superscript"/>
@@ -5556,7 +6221,7 @@
       </w:r>
       <w:r>
         <w:rPr>
-          <w:rFonts w:ascii="Arial Narrow" w:hAnsi="Arial Narrow"/>
+          <w:rFonts w:ascii="Arial Narrow" w:eastAsia="Arial Narrow" w:hAnsi="Arial Narrow" w:cs="Arial Narrow"/>
           <w:sz w:val="16"/>
           <w:szCs w:val="16"/>
         </w:rPr>
@@ -5564,7 +6229,7 @@
       </w:r>
       <w:r>
         <w:rPr>
-          <w:rFonts w:ascii="Arial Narrow" w:hAnsi="Arial Narrow"/>
+          <w:rFonts w:ascii="Arial Narrow" w:eastAsia="Arial Narrow" w:hAnsi="Arial Narrow" w:cs="Arial Narrow"/>
           <w:sz w:val="16"/>
           <w:szCs w:val="16"/>
         </w:rPr>
@@ -5600,7 +6265,17 @@
           <w:sz w:val="16"/>
           <w:szCs w:val="16"/>
         </w:rPr>
-        <w:t xml:space="preserve"> 29571, CÓDIGO DE PROTECCIÓN Y DEFENSA DEL CONSUMIDOR, publicado el 2 de setiembre de 2010 y modificado por Decreto Legislativo </w:t>
+        <w:t xml:space="preserve"> 29571, CÓDIGO DE PROTECCIÓN Y DEFENSA DEL CONSUMIDOR, publicado el 2 de setiembre de 2010 y modificado por </w:t>
+      </w:r>
+      <w:r>
+        <w:rPr>
+          <w:rFonts w:ascii="Arial Narrow" w:eastAsia="Arial Narrow" w:hAnsi="Arial Narrow" w:cs="Arial Narrow"/>
+          <w:b/>
+          <w:bCs/>
+          <w:sz w:val="16"/>
+          <w:szCs w:val="16"/>
+        </w:rPr>
+        <w:t xml:space="preserve">Decreto Legislativo </w:t>
       </w:r>
       <w:proofErr w:type="spellStart"/>
       <w:r>
@@ -5646,7 +6321,7 @@
           <w:sz w:val="16"/>
           <w:szCs w:val="16"/>
         </w:rPr>
-        <w:t>Artículo 1.- Derechos de los consumidores</w:t>
+        <w:t>Artículo 88.- Reclamo de productos o servicios financieros y de seguros</w:t>
       </w:r>
     </w:p>
     <w:p>
@@ -5666,176 +6341,25 @@
           <w:sz w:val="16"/>
           <w:szCs w:val="16"/>
         </w:rPr>
-        <w:t>1.1 En los términos establecidos por el presente Código, los consumidores tienen los siguientes derechos:</w:t>
-      </w:r>
-    </w:p>
-    <w:p>
-      <w:pPr>
-        <w:pStyle w:val="Textonotapie"/>
-        <w:ind w:left="567" w:right="-1"/>
-        <w:jc w:val="both"/>
-        <w:rPr>
-          <w:rFonts w:ascii="Arial Narrow" w:eastAsia="Arial Narrow" w:hAnsi="Arial Narrow" w:cs="Arial Narrow"/>
-          <w:sz w:val="16"/>
-          <w:szCs w:val="16"/>
-        </w:rPr>
-      </w:pPr>
-      <w:r>
-        <w:rPr>
-          <w:rFonts w:ascii="Arial Narrow" w:eastAsia="Arial Narrow" w:hAnsi="Arial Narrow" w:cs="Arial Narrow"/>
-          <w:sz w:val="16"/>
-          <w:szCs w:val="16"/>
-        </w:rPr>
-        <w:t>(…)</w:t>
-      </w:r>
-    </w:p>
-    <w:p>
-      <w:pPr>
-        <w:pStyle w:val="Textonotapie"/>
-        <w:ind w:left="567" w:right="-1"/>
-        <w:jc w:val="both"/>
-        <w:rPr>
-          <w:rFonts w:ascii="Arial Narrow" w:eastAsia="Arial Narrow" w:hAnsi="Arial Narrow" w:cs="Arial Narrow"/>
-          <w:sz w:val="16"/>
-          <w:szCs w:val="16"/>
-        </w:rPr>
-      </w:pPr>
-      <w:r>
-        <w:rPr>
-          <w:rFonts w:ascii="Arial Narrow" w:eastAsia="Arial Narrow" w:hAnsi="Arial Narrow" w:cs="Arial Narrow"/>
-          <w:sz w:val="16"/>
-          <w:szCs w:val="16"/>
-        </w:rPr>
-        <w:t>b. Derecho a acceder a información oportuna, suficiente, veraz y fácilmente accesible, relevante para tomar una decisión o realizar una elección de consumo que se ajuste a sus intereses, así como para efectuar un uso o consumo adecuado de los productos o servicios.</w:t>
-      </w:r>
-    </w:p>
-    <w:p>
-      <w:pPr>
-        <w:pStyle w:val="Textonotapie"/>
-        <w:ind w:right="-1"/>
-        <w:jc w:val="both"/>
-        <w:rPr>
-          <w:rFonts w:ascii="Arial Narrow" w:eastAsia="Arial Narrow" w:hAnsi="Arial Narrow" w:cs="Arial Narrow"/>
-          <w:sz w:val="16"/>
-          <w:szCs w:val="16"/>
-        </w:rPr>
-      </w:pPr>
-    </w:p>
-    <w:p>
-      <w:pPr>
-        <w:pStyle w:val="Textonotapie"/>
-        <w:ind w:left="567" w:right="-1"/>
-        <w:jc w:val="both"/>
-        <w:rPr>
-          <w:rFonts w:ascii="Arial Narrow" w:eastAsia="Arial Narrow" w:hAnsi="Arial Narrow" w:cs="Arial Narrow"/>
-          <w:sz w:val="16"/>
-          <w:szCs w:val="16"/>
-        </w:rPr>
-      </w:pPr>
-      <w:r>
-        <w:rPr>
-          <w:rFonts w:ascii="Arial Narrow" w:eastAsia="Arial Narrow" w:hAnsi="Arial Narrow" w:cs="Arial Narrow"/>
-          <w:b/>
-          <w:bCs/>
-          <w:sz w:val="16"/>
-          <w:szCs w:val="16"/>
-        </w:rPr>
-        <w:t>Artículo 2.- Información relevante</w:t>
-      </w:r>
-    </w:p>
-    <w:p>
-      <w:pPr>
-        <w:pStyle w:val="Textonotapie"/>
-        <w:ind w:left="567" w:right="-1"/>
-        <w:jc w:val="both"/>
-        <w:rPr>
-          <w:rFonts w:ascii="Arial Narrow" w:eastAsia="Arial Narrow" w:hAnsi="Arial Narrow" w:cs="Arial Narrow"/>
-          <w:sz w:val="16"/>
-          <w:szCs w:val="16"/>
-        </w:rPr>
-      </w:pPr>
-      <w:r>
-        <w:rPr>
-          <w:rFonts w:ascii="Arial Narrow" w:eastAsia="Arial Narrow" w:hAnsi="Arial Narrow" w:cs="Arial Narrow"/>
-          <w:sz w:val="16"/>
-          <w:szCs w:val="16"/>
-        </w:rPr>
-        <w:t xml:space="preserve">2.1 El proveedor tiene la obligación de ofrecer al consumidor toda la información relevante para tomar una decisión o realizar una elección adecuada de consumo, así como para efectuar un uso o consumo adecuado de los productos o servicios. </w:t>
-      </w:r>
-    </w:p>
-    <w:p>
-      <w:pPr>
-        <w:pStyle w:val="Textonotapie"/>
-        <w:ind w:left="567" w:right="-1"/>
-        <w:jc w:val="both"/>
-        <w:rPr>
-          <w:rFonts w:ascii="Arial Narrow" w:eastAsia="Arial Narrow" w:hAnsi="Arial Narrow" w:cs="Arial Narrow"/>
-          <w:sz w:val="16"/>
-          <w:szCs w:val="16"/>
-        </w:rPr>
-      </w:pPr>
-      <w:r>
-        <w:rPr>
-          <w:rFonts w:ascii="Arial Narrow" w:eastAsia="Arial Narrow" w:hAnsi="Arial Narrow" w:cs="Arial Narrow"/>
-          <w:sz w:val="16"/>
-          <w:szCs w:val="16"/>
-        </w:rPr>
-        <w:t xml:space="preserve">2.2 La información debe ser veraz, suficiente, de fácil comprensión, apropiada, oportuna y fácilmente accesible, debiendo ser brindada en idioma castellano. </w:t>
-      </w:r>
-    </w:p>
-    <w:p>
-      <w:pPr>
-        <w:pStyle w:val="Textonotapie"/>
-        <w:ind w:left="567" w:right="-1"/>
-        <w:jc w:val="both"/>
-        <w:rPr>
-          <w:rFonts w:ascii="Arial Narrow" w:eastAsia="Arial Narrow" w:hAnsi="Arial Narrow" w:cs="Arial Narrow"/>
-          <w:sz w:val="16"/>
-          <w:szCs w:val="16"/>
-        </w:rPr>
-      </w:pPr>
-      <w:r>
-        <w:rPr>
-          <w:rFonts w:ascii="Arial Narrow" w:eastAsia="Arial Narrow" w:hAnsi="Arial Narrow" w:cs="Arial Narrow"/>
-          <w:sz w:val="16"/>
-          <w:szCs w:val="16"/>
-        </w:rPr>
-        <w:t xml:space="preserve">2.3 Sin perjuicio de las exigencias concretas de las normas sectoriales correspondientes, para analizar la información relevante se tiene en consideración a toda aquella sin la cual no se hubiera adoptado la decisión de consumo o se hubiera efectuado en términos substancialmente distintos. Para ello se debe examinar si la información omitida desnaturaliza las condiciones en que se realizó la oferta al consumidor. </w:t>
-      </w:r>
-    </w:p>
-    <w:p>
-      <w:pPr>
-        <w:pStyle w:val="Textonotapie"/>
-        <w:ind w:left="567" w:right="-1"/>
-        <w:jc w:val="both"/>
-        <w:rPr>
-          <w:rFonts w:ascii="Arial Narrow" w:eastAsia="Arial Narrow" w:hAnsi="Arial Narrow" w:cs="Arial Narrow"/>
-          <w:sz w:val="16"/>
-          <w:szCs w:val="16"/>
-        </w:rPr>
-      </w:pPr>
-      <w:r>
-        <w:rPr>
-          <w:rFonts w:ascii="Arial Narrow" w:eastAsia="Arial Narrow" w:hAnsi="Arial Narrow" w:cs="Arial Narrow"/>
-          <w:sz w:val="16"/>
-          <w:szCs w:val="16"/>
-        </w:rPr>
-        <w:t>2.4 Al evaluarse la información, deben considerarse los problemas de confusión que generarían al consumidor el suministro de información excesiva o sumamente compleja, atendiendo a la naturaleza del producto adquirido o al servicio contratado.</w:t>
-      </w:r>
-    </w:p>
-    <w:p>
-      <w:pPr>
-        <w:pStyle w:val="Textonotapie"/>
-        <w:jc w:val="both"/>
-        <w:rPr>
-          <w:rFonts w:ascii="Arial Narrow" w:hAnsi="Arial Narrow"/>
-          <w:sz w:val="16"/>
-          <w:szCs w:val="16"/>
-        </w:rPr>
-      </w:pPr>
-    </w:p>
-  </w:footnote>
-  <w:footnote w:id="7">
+        <w:t>88.1 Las entidades</w:t>
+      </w:r>
+      <w:r>
+        <w:rPr>
+          <w:rFonts w:ascii="Arial Narrow" w:eastAsia="Arial Narrow" w:hAnsi="Arial Narrow" w:cs="Arial Narrow"/>
+          <w:sz w:val="16"/>
+          <w:szCs w:val="16"/>
+        </w:rPr>
+        <w:t xml:space="preserve"> del sistema financiero y de seguros, en todas sus oficinas en la República, deben resolver los reclamos en un plazo no mayor de quince días hábiles. Excepcionalmente, la Superintendencia de Banca, Seguros y Administradoras Privadas de Fondos de Pensiones podrá establecer un plazo ampliatorio cuando la naturaleza y complejidad de la operación, producto o servicio materia del reclamo o requerimiento lo justifique, situación que debe ponerse en conocimiento del consumidor antes de la culminación del plazo inicial, sin perjuicio del derecho del consumidor de recurrir directamente ante la Autoridad de Consumo</w:t>
+      </w:r>
+      <w:r>
+        <w:rPr>
+          <w:rFonts w:ascii="Arial Narrow" w:eastAsia="Arial Narrow" w:hAnsi="Arial Narrow" w:cs="Arial Narrow"/>
+          <w:sz w:val="16"/>
+          <w:szCs w:val="16"/>
+        </w:rPr>
+        <w:t>.</w:t>
+      </w:r>
+    </w:p>
     <w:p>
       <w:pPr>
         <w:pStyle w:val="Textonotapie"/>
@@ -5845,74 +6369,16 @@
         <w:ind w:left="567" w:right="-1" w:hanging="567"/>
         <w:jc w:val="both"/>
         <w:rPr>
-          <w:rFonts w:ascii="Arial Narrow" w:eastAsia="Arial Narrow" w:hAnsi="Arial Narrow" w:cs="Arial"/>
-          <w:sz w:val="16"/>
-          <w:szCs w:val="16"/>
-        </w:rPr>
-      </w:pPr>
-      <w:r>
-        <w:rPr>
-          <w:rStyle w:val="Refdenotaalpie"/>
-          <w:rFonts w:ascii="Arial Narrow" w:hAnsi="Arial Narrow" w:cs="Arial"/>
-          <w:sz w:val="16"/>
-          <w:szCs w:val="16"/>
-          <w:vertAlign w:val="superscript"/>
-        </w:rPr>
-        <w:footnoteRef/>
-      </w:r>
-      <w:r>
-        <w:rPr>
-          <w:rFonts w:ascii="Arial Narrow" w:hAnsi="Arial Narrow" w:cs="Arial"/>
-          <w:sz w:val="16"/>
-          <w:szCs w:val="16"/>
-        </w:rPr>
-        <w:t xml:space="preserve"> </w:t>
-      </w:r>
-      <w:r>
-        <w:rPr>
-          <w:rFonts w:ascii="Arial Narrow" w:hAnsi="Arial Narrow" w:cs="Arial"/>
-          <w:sz w:val="16"/>
-          <w:szCs w:val="16"/>
-        </w:rPr>
-        <w:tab/>
-      </w:r>
-      <w:r>
-        <w:rPr>
-          <w:rFonts w:ascii="Arial Narrow" w:eastAsia="Arial Narrow" w:hAnsi="Arial Narrow" w:cs="Arial"/>
+          <w:rFonts w:ascii="Arial Narrow" w:eastAsia="Arial Narrow" w:hAnsi="Arial Narrow" w:cs="Arial Narrow"/>
           <w:b/>
           <w:bCs/>
           <w:sz w:val="16"/>
           <w:szCs w:val="16"/>
         </w:rPr>
-        <w:t>LEY SOBRE FACULTADES, NORMAS Y ORGANIZACIÓN DEL INDECOPI, APROBADA POR DECRETO LEGISLATIVO 807 Artículo 24.-</w:t>
-      </w:r>
-      <w:r>
-        <w:rPr>
-          <w:rFonts w:ascii="Arial Narrow" w:eastAsia="Arial Narrow" w:hAnsi="Arial Narrow" w:cs="Arial"/>
-          <w:sz w:val="16"/>
-          <w:szCs w:val="16"/>
-        </w:rPr>
-        <w:t xml:space="preserve"> El </w:t>
-      </w:r>
-      <w:proofErr w:type="gramStart"/>
-      <w:r>
-        <w:rPr>
-          <w:rFonts w:ascii="Arial Narrow" w:eastAsia="Arial Narrow" w:hAnsi="Arial Narrow" w:cs="Arial"/>
-          <w:sz w:val="16"/>
-          <w:szCs w:val="16"/>
-        </w:rPr>
-        <w:t>Secretario Técnico</w:t>
-      </w:r>
-      <w:proofErr w:type="gramEnd"/>
-      <w:r>
-        <w:rPr>
-          <w:rFonts w:ascii="Arial Narrow" w:eastAsia="Arial Narrow" w:hAnsi="Arial Narrow" w:cs="Arial"/>
-          <w:sz w:val="16"/>
-          <w:szCs w:val="16"/>
-        </w:rPr>
-        <w:t xml:space="preserve"> se encargará de la tramitación del procedimiento. Para ello, cuenta con las siguientes facultades:</w:t>
-      </w:r>
-    </w:p>
+      </w:pPr>
+    </w:p>
+  </w:footnote>
+  <w:footnote w:id="6">
     <w:p>
       <w:pPr>
         <w:pStyle w:val="Textonotapie"/>
@@ -5922,19 +6388,290 @@
         <w:ind w:left="567" w:right="-1" w:hanging="567"/>
         <w:jc w:val="both"/>
         <w:rPr>
-          <w:rFonts w:ascii="Arial Narrow" w:eastAsia="Arial Narrow" w:hAnsi="Arial Narrow" w:cs="Arial"/>
-          <w:sz w:val="16"/>
-          <w:szCs w:val="16"/>
-        </w:rPr>
-      </w:pPr>
-      <w:r>
-        <w:rPr>
-          <w:rFonts w:ascii="Arial Narrow" w:eastAsia="Arial Narrow" w:hAnsi="Arial Narrow" w:cs="Arial"/>
+          <w:rFonts w:ascii="Arial Narrow" w:eastAsia="Arial Narrow" w:hAnsi="Arial Narrow" w:cs="Arial Narrow"/>
+          <w:b/>
+          <w:bCs/>
+          <w:sz w:val="16"/>
+          <w:szCs w:val="16"/>
+        </w:rPr>
+      </w:pPr>
+      <w:r>
+        <w:rPr>
+          <w:rStyle w:val="Refdenotaalpie"/>
+          <w:rFonts w:ascii="Arial Narrow" w:eastAsia="Arial Narrow" w:hAnsi="Arial Narrow" w:cs="Arial Narrow"/>
+          <w:sz w:val="16"/>
+          <w:szCs w:val="16"/>
+          <w:vertAlign w:val="superscript"/>
+        </w:rPr>
+        <w:footnoteRef/>
+      </w:r>
+      <w:r>
+        <w:rPr>
+          <w:rFonts w:ascii="Arial Narrow" w:eastAsia="Arial Narrow" w:hAnsi="Arial Narrow" w:cs="Arial Narrow"/>
+          <w:sz w:val="16"/>
+          <w:szCs w:val="16"/>
+        </w:rPr>
+        <w:t xml:space="preserve"> </w:t>
+      </w:r>
+      <w:r>
+        <w:rPr>
+          <w:rFonts w:ascii="Arial Narrow" w:eastAsia="Arial Narrow" w:hAnsi="Arial Narrow" w:cs="Arial Narrow"/>
           <w:sz w:val="16"/>
           <w:szCs w:val="16"/>
         </w:rPr>
         <w:tab/>
-        <w:t xml:space="preserve">(...) </w:t>
+      </w:r>
+      <w:r>
+        <w:rPr>
+          <w:rFonts w:ascii="Arial Narrow" w:eastAsia="Arial Narrow" w:hAnsi="Arial Narrow" w:cs="Arial Narrow"/>
+          <w:b/>
+          <w:bCs/>
+          <w:sz w:val="16"/>
+          <w:szCs w:val="16"/>
+        </w:rPr>
+        <w:t xml:space="preserve">LEY </w:t>
+      </w:r>
+      <w:proofErr w:type="spellStart"/>
+      <w:r>
+        <w:rPr>
+          <w:rFonts w:ascii="Arial Narrow" w:eastAsia="Arial Narrow" w:hAnsi="Arial Narrow" w:cs="Arial Narrow"/>
+          <w:b/>
+          <w:bCs/>
+          <w:sz w:val="16"/>
+          <w:szCs w:val="16"/>
+        </w:rPr>
+        <w:t/>
+      </w:r>
+      <w:proofErr w:type="spellEnd"/>
+      <w:r>
+        <w:rPr>
+          <w:rFonts w:ascii="Arial Narrow" w:eastAsia="Arial Narrow" w:hAnsi="Arial Narrow" w:cs="Arial Narrow"/>
+          <w:b/>
+          <w:bCs/>
+          <w:sz w:val="16"/>
+          <w:szCs w:val="16"/>
+        </w:rPr>
+        <w:t xml:space="preserve"> 29571, CÓDIGO DE PROTECCIÓN Y DEFENSA DEL CONSUMIDOR, publicado el 2 de setiembre de 2010 y modificado por Decreto Legislativo </w:t>
+      </w:r>
+      <w:proofErr w:type="spellStart"/>
+      <w:r>
+        <w:rPr>
+          <w:rFonts w:ascii="Arial Narrow" w:eastAsia="Arial Narrow" w:hAnsi="Arial Narrow" w:cs="Arial Narrow"/>
+          <w:b/>
+          <w:bCs/>
+          <w:sz w:val="16"/>
+          <w:szCs w:val="16"/>
+        </w:rPr>
+        <w:t/>
+      </w:r>
+      <w:proofErr w:type="spellEnd"/>
+      <w:r>
+        <w:rPr>
+          <w:rFonts w:ascii="Arial Narrow" w:eastAsia="Arial Narrow" w:hAnsi="Arial Narrow" w:cs="Arial Narrow"/>
+          <w:b/>
+          <w:bCs/>
+          <w:sz w:val="16"/>
+          <w:szCs w:val="16"/>
+        </w:rPr>
+        <w:t xml:space="preserve"> 1308 </w:t>
+      </w:r>
+    </w:p>
+    <w:p>
+      <w:pPr>
+        <w:pStyle w:val="Textonotapie"/>
+        <w:ind w:left="567" w:right="-1"/>
+        <w:jc w:val="both"/>
+        <w:rPr>
+          <w:rFonts w:ascii="Arial Narrow" w:eastAsia="Arial Narrow" w:hAnsi="Arial Narrow" w:cs="Arial Narrow"/>
+          <w:b/>
+          <w:bCs/>
+          <w:sz w:val="16"/>
+          <w:szCs w:val="16"/>
+        </w:rPr>
+      </w:pPr>
+      <w:r>
+        <w:rPr>
+          <w:rFonts w:ascii="Arial Narrow" w:eastAsia="Arial Narrow" w:hAnsi="Arial Narrow" w:cs="Arial Narrow"/>
+          <w:b/>
+          <w:bCs/>
+          <w:sz w:val="16"/>
+          <w:szCs w:val="16"/>
+        </w:rPr>
+        <w:t>Artículo 1.- Derechos de los consumidores</w:t>
+      </w:r>
+    </w:p>
+    <w:p>
+      <w:pPr>
+        <w:pStyle w:val="Textonotapie"/>
+        <w:ind w:left="567" w:right="-1"/>
+        <w:jc w:val="both"/>
+        <w:rPr>
+          <w:rFonts w:ascii="Arial Narrow" w:eastAsia="Arial Narrow" w:hAnsi="Arial Narrow" w:cs="Arial Narrow"/>
+          <w:sz w:val="16"/>
+          <w:szCs w:val="16"/>
+        </w:rPr>
+      </w:pPr>
+      <w:r>
+        <w:rPr>
+          <w:rFonts w:ascii="Arial Narrow" w:eastAsia="Arial Narrow" w:hAnsi="Arial Narrow" w:cs="Arial Narrow"/>
+          <w:sz w:val="16"/>
+          <w:szCs w:val="16"/>
+        </w:rPr>
+        <w:t>1.1 En los términos establecidos por el presente Código, los consumidores tienen los siguientes derechos:</w:t>
+      </w:r>
+    </w:p>
+    <w:p>
+      <w:pPr>
+        <w:pStyle w:val="Textonotapie"/>
+        <w:ind w:left="567" w:right="-1"/>
+        <w:jc w:val="both"/>
+        <w:rPr>
+          <w:rFonts w:ascii="Arial Narrow" w:eastAsia="Arial Narrow" w:hAnsi="Arial Narrow" w:cs="Arial Narrow"/>
+          <w:sz w:val="16"/>
+          <w:szCs w:val="16"/>
+        </w:rPr>
+      </w:pPr>
+      <w:r>
+        <w:rPr>
+          <w:rFonts w:ascii="Arial Narrow" w:eastAsia="Arial Narrow" w:hAnsi="Arial Narrow" w:cs="Arial Narrow"/>
+          <w:sz w:val="16"/>
+          <w:szCs w:val="16"/>
+        </w:rPr>
+        <w:t>(…)</w:t>
+      </w:r>
+    </w:p>
+    <w:p>
+      <w:pPr>
+        <w:pStyle w:val="Textonotapie"/>
+        <w:ind w:left="567" w:right="-1"/>
+        <w:jc w:val="both"/>
+        <w:rPr>
+          <w:rFonts w:ascii="Arial Narrow" w:eastAsia="Arial Narrow" w:hAnsi="Arial Narrow" w:cs="Arial Narrow"/>
+          <w:sz w:val="16"/>
+          <w:szCs w:val="16"/>
+        </w:rPr>
+      </w:pPr>
+      <w:r>
+        <w:rPr>
+          <w:rFonts w:ascii="Arial Narrow" w:eastAsia="Arial Narrow" w:hAnsi="Arial Narrow" w:cs="Arial Narrow"/>
+          <w:sz w:val="16"/>
+          <w:szCs w:val="16"/>
+        </w:rPr>
+        <w:t>b. Derecho a acceder a información oportuna, suficiente, veraz y fácilmente accesible, relevante para tomar una decisión o realizar una elección de consumo que se ajuste a sus intereses, así como para efectuar un uso o consumo adecuado de los productos o servicios.</w:t>
+      </w:r>
+    </w:p>
+    <w:p>
+      <w:pPr>
+        <w:pStyle w:val="Textonotapie"/>
+        <w:ind w:right="-1"/>
+        <w:jc w:val="both"/>
+        <w:rPr>
+          <w:rFonts w:ascii="Arial Narrow" w:eastAsia="Arial Narrow" w:hAnsi="Arial Narrow" w:cs="Arial Narrow"/>
+          <w:sz w:val="16"/>
+          <w:szCs w:val="16"/>
+        </w:rPr>
+      </w:pPr>
+    </w:p>
+    <w:p>
+      <w:pPr>
+        <w:pStyle w:val="Textonotapie"/>
+        <w:ind w:left="567" w:right="-1"/>
+        <w:jc w:val="both"/>
+        <w:rPr>
+          <w:rFonts w:ascii="Arial Narrow" w:eastAsia="Arial Narrow" w:hAnsi="Arial Narrow" w:cs="Arial Narrow"/>
+          <w:sz w:val="16"/>
+          <w:szCs w:val="16"/>
+        </w:rPr>
+      </w:pPr>
+      <w:r>
+        <w:rPr>
+          <w:rFonts w:ascii="Arial Narrow" w:eastAsia="Arial Narrow" w:hAnsi="Arial Narrow" w:cs="Arial Narrow"/>
+          <w:b/>
+          <w:bCs/>
+          <w:sz w:val="16"/>
+          <w:szCs w:val="16"/>
+        </w:rPr>
+        <w:t>Artículo 2.- Información relevante</w:t>
+      </w:r>
+    </w:p>
+    <w:p>
+      <w:pPr>
+        <w:pStyle w:val="Textonotapie"/>
+        <w:ind w:left="567" w:right="-1"/>
+        <w:jc w:val="both"/>
+        <w:rPr>
+          <w:rFonts w:ascii="Arial Narrow" w:eastAsia="Arial Narrow" w:hAnsi="Arial Narrow" w:cs="Arial Narrow"/>
+          <w:sz w:val="16"/>
+          <w:szCs w:val="16"/>
+        </w:rPr>
+      </w:pPr>
+      <w:r>
+        <w:rPr>
+          <w:rFonts w:ascii="Arial Narrow" w:eastAsia="Arial Narrow" w:hAnsi="Arial Narrow" w:cs="Arial Narrow"/>
+          <w:sz w:val="16"/>
+          <w:szCs w:val="16"/>
+        </w:rPr>
+        <w:t xml:space="preserve">2.1 El proveedor tiene la obligación de ofrecer al consumidor toda la información relevante para tomar una decisión o realizar una elección adecuada de consumo, así como para efectuar un uso o consumo adecuado de los productos o servicios. </w:t>
+      </w:r>
+    </w:p>
+    <w:p>
+      <w:pPr>
+        <w:pStyle w:val="Textonotapie"/>
+        <w:ind w:left="567" w:right="-1"/>
+        <w:jc w:val="both"/>
+        <w:rPr>
+          <w:rFonts w:ascii="Arial Narrow" w:eastAsia="Arial Narrow" w:hAnsi="Arial Narrow" w:cs="Arial Narrow"/>
+          <w:sz w:val="16"/>
+          <w:szCs w:val="16"/>
+        </w:rPr>
+      </w:pPr>
+      <w:r>
+        <w:rPr>
+          <w:rFonts w:ascii="Arial Narrow" w:eastAsia="Arial Narrow" w:hAnsi="Arial Narrow" w:cs="Arial Narrow"/>
+          <w:sz w:val="16"/>
+          <w:szCs w:val="16"/>
+        </w:rPr>
+        <w:t xml:space="preserve">2.2 La información debe ser veraz, suficiente, de fácil comprensión, apropiada, oportuna y fácilmente accesible, debiendo ser brindada en idioma castellano. </w:t>
+      </w:r>
+    </w:p>
+    <w:p>
+      <w:pPr>
+        <w:pStyle w:val="Textonotapie"/>
+        <w:ind w:left="567" w:right="-1"/>
+        <w:jc w:val="both"/>
+        <w:rPr>
+          <w:rFonts w:ascii="Arial Narrow" w:eastAsia="Arial Narrow" w:hAnsi="Arial Narrow" w:cs="Arial Narrow"/>
+          <w:sz w:val="16"/>
+          <w:szCs w:val="16"/>
+        </w:rPr>
+      </w:pPr>
+      <w:r>
+        <w:rPr>
+          <w:rFonts w:ascii="Arial Narrow" w:eastAsia="Arial Narrow" w:hAnsi="Arial Narrow" w:cs="Arial Narrow"/>
+          <w:sz w:val="16"/>
+          <w:szCs w:val="16"/>
+        </w:rPr>
+        <w:t xml:space="preserve">2.3 Sin perjuicio de las exigencias concretas de las normas sectoriales correspondientes, para analizar la información relevante se tiene en consideración a toda aquella sin la cual no se hubiera adoptado la decisión de consumo o se hubiera efectuado en términos substancialmente distintos. Para ello se debe examinar si la información omitida desnaturaliza las condiciones en que se realizó la oferta al consumidor. </w:t>
+      </w:r>
+    </w:p>
+    <w:p>
+      <w:pPr>
+        <w:pStyle w:val="Textonotapie"/>
+        <w:ind w:left="567" w:right="-1"/>
+        <w:jc w:val="both"/>
+        <w:rPr>
+          <w:rFonts w:ascii="Arial Narrow" w:eastAsia="Arial Narrow" w:hAnsi="Arial Narrow" w:cs="Arial Narrow"/>
+          <w:sz w:val="16"/>
+          <w:szCs w:val="16"/>
+        </w:rPr>
+      </w:pPr>
+      <w:r>
+        <w:rPr>
+          <w:rFonts w:ascii="Arial Narrow" w:eastAsia="Arial Narrow" w:hAnsi="Arial Narrow" w:cs="Arial Narrow"/>
+          <w:sz w:val="16"/>
+          <w:szCs w:val="16"/>
+        </w:rPr>
+        <w:t>2.4 Al evaluarse la información, deben considerarse los problemas de confusión que generarían al consumidor el suministro de información excesiva o sumamente compleja, atendiendo a la naturaleza del producto adquirido o al servicio contratado.</w:t>
       </w:r>
     </w:p>
     <w:p>
@@ -5946,21 +6683,16 @@
         <w:ind w:left="567" w:right="-1" w:hanging="567"/>
         <w:jc w:val="both"/>
         <w:rPr>
-          <w:rFonts w:ascii="Arial Narrow" w:eastAsia="Arial Narrow" w:hAnsi="Arial Narrow" w:cs="Arial"/>
-          <w:sz w:val="16"/>
-          <w:szCs w:val="16"/>
-        </w:rPr>
-      </w:pPr>
-      <w:r>
-        <w:rPr>
-          <w:rFonts w:ascii="Arial Narrow" w:eastAsia="Arial Narrow" w:hAnsi="Arial Narrow" w:cs="Arial"/>
-          <w:sz w:val="16"/>
-          <w:szCs w:val="16"/>
-        </w:rPr>
-        <w:tab/>
-        <w:t xml:space="preserve">c) Admitir denuncias a trámite, en aquellos casos en que la Comisión le haya delegado esta facultad. </w:t>
-      </w:r>
-    </w:p>
+          <w:rFonts w:ascii="Arial Narrow" w:eastAsia="Arial Narrow" w:hAnsi="Arial Narrow" w:cs="Arial Narrow"/>
+          <w:b/>
+          <w:bCs/>
+          <w:sz w:val="16"/>
+          <w:szCs w:val="16"/>
+        </w:rPr>
+      </w:pPr>
+    </w:p>
+  </w:footnote>
+  <w:footnote w:id="7">
     <w:p>
       <w:pPr>
         <w:pStyle w:val="Textonotapie"/>
@@ -5970,19 +6702,72 @@
         <w:ind w:left="567" w:right="-1" w:hanging="567"/>
         <w:jc w:val="both"/>
         <w:rPr>
-          <w:rFonts w:ascii="Arial Narrow" w:eastAsia="Arial Narrow" w:hAnsi="Arial Narrow" w:cs="Arial"/>
-          <w:sz w:val="16"/>
-          <w:szCs w:val="16"/>
-        </w:rPr>
-      </w:pPr>
-      <w:r>
-        <w:rPr>
-          <w:rFonts w:ascii="Arial Narrow" w:eastAsia="Arial Narrow" w:hAnsi="Arial Narrow" w:cs="Arial"/>
+          <w:rFonts w:ascii="Arial Narrow" w:eastAsia="Arial Narrow" w:hAnsi="Arial Narrow" w:cs="Arial Narrow"/>
+          <w:sz w:val="16"/>
+          <w:szCs w:val="16"/>
+        </w:rPr>
+      </w:pPr>
+      <w:r>
+        <w:rPr>
+          <w:rStyle w:val="Refdenotaalpie"/>
+          <w:rFonts w:ascii="Arial Narrow" w:eastAsia="Arial Narrow" w:hAnsi="Arial Narrow" w:cs="Arial Narrow"/>
+          <w:sz w:val="16"/>
+          <w:szCs w:val="16"/>
+          <w:vertAlign w:val="superscript"/>
+        </w:rPr>
+        <w:footnoteRef/>
+      </w:r>
+      <w:r>
+        <w:rPr>
+          <w:rFonts w:ascii="Arial Narrow" w:eastAsia="Arial Narrow" w:hAnsi="Arial Narrow" w:cs="Arial Narrow"/>
+          <w:sz w:val="16"/>
+          <w:szCs w:val="16"/>
+        </w:rPr>
+        <w:t xml:space="preserve"> </w:t>
+      </w:r>
+      <w:r>
+        <w:rPr>
+          <w:rFonts w:ascii="Arial Narrow" w:eastAsia="Arial Narrow" w:hAnsi="Arial Narrow" w:cs="Arial Narrow"/>
           <w:sz w:val="16"/>
           <w:szCs w:val="16"/>
         </w:rPr>
         <w:tab/>
-        <w:t>(...).</w:t>
+      </w:r>
+      <w:r>
+        <w:rPr>
+          <w:rFonts w:ascii="Arial Narrow" w:eastAsia="Arial Narrow" w:hAnsi="Arial Narrow" w:cs="Arial Narrow"/>
+          <w:b/>
+          <w:bCs/>
+          <w:sz w:val="16"/>
+          <w:szCs w:val="16"/>
+        </w:rPr>
+        <w:t>LEY SOBRE FACULTADES, NORMAS Y ORGANIZACIÓN DEL INDECOPI, APROBADA POR DECRETO LEGISLATIVO 807 Artículo 24.-</w:t>
+      </w:r>
+      <w:r>
+        <w:rPr>
+          <w:rFonts w:ascii="Arial Narrow" w:eastAsia="Arial Narrow" w:hAnsi="Arial Narrow" w:cs="Arial Narrow"/>
+          <w:sz w:val="16"/>
+          <w:szCs w:val="16"/>
+        </w:rPr>
+        <w:t xml:space="preserve"> El </w:t>
+      </w:r>
+      <w:proofErr w:type="gramStart"/>
+      <w:r>
+        <w:rPr>
+          <w:rFonts w:ascii="Arial Narrow" w:eastAsia="Arial Narrow" w:hAnsi="Arial Narrow" w:cs="Arial Narrow"/>
+          <w:sz w:val="16"/>
+          <w:szCs w:val="16"/>
+        </w:rPr>
+        <w:t>Secretario Técnico</w:t>
+      </w:r>
+      <w:proofErr w:type="gramEnd"/>
+      <w:r>
+        <w:rPr>
+          <w:rFonts w:ascii="Arial Narrow" w:eastAsia="Arial Narrow" w:hAnsi="Arial Narrow" w:cs="Arial Narrow"/>
+          <w:sz w:val="16"/>
+          <w:szCs w:val="16"/>
+        </w:rPr>
+        <w:t xml:space="preserve"> se encargará de la tramitación del procedimiento. Para ello, cuenta con las siguientes facultades:</w:t>
       </w:r>
     </w:p>
     <w:p>
@@ -5994,18 +6779,19 @@
         <w:ind w:left="567" w:right="-1" w:hanging="567"/>
         <w:jc w:val="both"/>
         <w:rPr>
-          <w:rFonts w:ascii="Arial Narrow" w:eastAsia="Arial Narrow" w:hAnsi="Arial Narrow" w:cs="Arial"/>
-          <w:sz w:val="16"/>
-          <w:szCs w:val="16"/>
-        </w:rPr>
-      </w:pPr>
-      <w:r>
-        <w:rPr>
-          <w:rFonts w:ascii="Arial Narrow" w:eastAsia="Arial Narrow" w:hAnsi="Arial Narrow" w:cs="Arial"/>
-          <w:sz w:val="16"/>
-          <w:szCs w:val="16"/>
-        </w:rPr>
-        <w:t xml:space="preserve">. </w:t>
+          <w:rFonts w:ascii="Arial Narrow" w:eastAsia="Arial Narrow" w:hAnsi="Arial Narrow" w:cs="Arial Narrow"/>
+          <w:sz w:val="16"/>
+          <w:szCs w:val="16"/>
+        </w:rPr>
+      </w:pPr>
+      <w:r>
+        <w:rPr>
+          <w:rFonts w:ascii="Arial Narrow" w:eastAsia="Arial Narrow" w:hAnsi="Arial Narrow" w:cs="Arial Narrow"/>
+          <w:sz w:val="16"/>
+          <w:szCs w:val="16"/>
+        </w:rPr>
+        <w:tab/>
+        <w:t xml:space="preserve">(...) </w:t>
       </w:r>
     </w:p>
     <w:p>
@@ -6017,7 +6803,78 @@
         <w:ind w:left="567" w:right="-1" w:hanging="567"/>
         <w:jc w:val="both"/>
         <w:rPr>
-          <w:rFonts w:ascii="Arial Narrow" w:eastAsia="Arial Narrow" w:hAnsi="Arial Narrow" w:cs="Arial"/>
+          <w:rFonts w:ascii="Arial Narrow" w:eastAsia="Arial Narrow" w:hAnsi="Arial Narrow" w:cs="Arial Narrow"/>
+          <w:sz w:val="16"/>
+          <w:szCs w:val="16"/>
+        </w:rPr>
+      </w:pPr>
+      <w:r>
+        <w:rPr>
+          <w:rFonts w:ascii="Arial Narrow" w:eastAsia="Arial Narrow" w:hAnsi="Arial Narrow" w:cs="Arial Narrow"/>
+          <w:sz w:val="16"/>
+          <w:szCs w:val="16"/>
+        </w:rPr>
+        <w:tab/>
+        <w:t xml:space="preserve">c) Admitir denuncias a trámite, en aquellos casos en que la Comisión le haya delegado esta facultad. </w:t>
+      </w:r>
+    </w:p>
+    <w:p>
+      <w:pPr>
+        <w:pStyle w:val="Textonotapie"/>
+        <w:tabs>
+          <w:tab w:val="left" w:pos="567"/>
+        </w:tabs>
+        <w:ind w:left="567" w:right="-1" w:hanging="567"/>
+        <w:jc w:val="both"/>
+        <w:rPr>
+          <w:rFonts w:ascii="Arial Narrow" w:eastAsia="Arial Narrow" w:hAnsi="Arial Narrow" w:cs="Arial Narrow"/>
+          <w:sz w:val="16"/>
+          <w:szCs w:val="16"/>
+        </w:rPr>
+      </w:pPr>
+      <w:r>
+        <w:rPr>
+          <w:rFonts w:ascii="Arial Narrow" w:eastAsia="Arial Narrow" w:hAnsi="Arial Narrow" w:cs="Arial Narrow"/>
+          <w:sz w:val="16"/>
+          <w:szCs w:val="16"/>
+        </w:rPr>
+        <w:tab/>
+        <w:t>(...).</w:t>
+      </w:r>
+    </w:p>
+    <w:p>
+      <w:pPr>
+        <w:pStyle w:val="Textonotapie"/>
+        <w:tabs>
+          <w:tab w:val="left" w:pos="567"/>
+        </w:tabs>
+        <w:ind w:left="567" w:right="-1" w:hanging="567"/>
+        <w:jc w:val="both"/>
+        <w:rPr>
+          <w:rFonts w:ascii="Arial Narrow" w:eastAsia="Arial Narrow" w:hAnsi="Arial Narrow" w:cs="Arial Narrow"/>
+          <w:sz w:val="16"/>
+          <w:szCs w:val="16"/>
+        </w:rPr>
+      </w:pPr>
+      <w:r>
+        <w:rPr>
+          <w:rFonts w:ascii="Arial Narrow" w:eastAsia="Arial Narrow" w:hAnsi="Arial Narrow" w:cs="Arial Narrow"/>
+          <w:sz w:val="16"/>
+          <w:szCs w:val="16"/>
+        </w:rPr>
+        <w:t xml:space="preserve">. </w:t>
+      </w:r>
+    </w:p>
+    <w:p>
+      <w:pPr>
+        <w:pStyle w:val="Textonotapie"/>
+        <w:tabs>
+          <w:tab w:val="left" w:pos="567"/>
+        </w:tabs>
+        <w:ind w:left="567" w:right="-1" w:hanging="567"/>
+        <w:jc w:val="both"/>
+        <w:rPr>
+          <w:rFonts w:ascii="Arial Narrow" w:eastAsia="Arial Narrow" w:hAnsi="Arial Narrow" w:cs="Arial Narrow"/>
           <w:sz w:val="16"/>
           <w:szCs w:val="16"/>
         </w:rPr>
@@ -6031,7 +6888,7 @@
         <w:ind w:left="567" w:hanging="567"/>
         <w:jc w:val="both"/>
         <w:rPr>
-          <w:rFonts w:ascii="Arial Narrow" w:hAnsi="Arial Narrow" w:cs="Arial"/>
+          <w:rFonts w:ascii="Arial Narrow" w:eastAsia="Arial Narrow" w:hAnsi="Arial Narrow" w:cs="Arial Narrow"/>
           <w:sz w:val="16"/>
           <w:szCs w:val="16"/>
         </w:rPr>
@@ -6039,7 +6896,7 @@
       <w:r>
         <w:rPr>
           <w:rStyle w:val="Refdenotaalpie"/>
-          <w:rFonts w:ascii="Arial Narrow" w:hAnsi="Arial Narrow" w:cs="Arial"/>
+          <w:rFonts w:ascii="Arial Narrow" w:eastAsia="Arial Narrow" w:hAnsi="Arial Narrow" w:cs="Arial Narrow"/>
           <w:sz w:val="16"/>
           <w:szCs w:val="16"/>
           <w:vertAlign w:val="superscript"/>
@@ -6048,7 +6905,7 @@
       </w:r>
       <w:r>
         <w:rPr>
-          <w:rFonts w:ascii="Arial Narrow" w:hAnsi="Arial Narrow" w:cs="Arial"/>
+          <w:rFonts w:ascii="Arial Narrow" w:eastAsia="Arial Narrow" w:hAnsi="Arial Narrow" w:cs="Arial Narrow"/>
           <w:sz w:val="16"/>
           <w:szCs w:val="16"/>
         </w:rPr>
@@ -6056,7 +6913,7 @@
       </w:r>
       <w:r>
         <w:rPr>
-          <w:rFonts w:ascii="Arial Narrow" w:hAnsi="Arial Narrow" w:cs="Arial"/>
+          <w:rFonts w:ascii="Arial Narrow" w:eastAsia="Arial Narrow" w:hAnsi="Arial Narrow" w:cs="Arial Narrow"/>
           <w:sz w:val="16"/>
           <w:szCs w:val="16"/>
         </w:rPr>
@@ -6066,7 +6923,7 @@
       <w:proofErr w:type="spellStart"/>
       <w:r>
         <w:rPr>
-          <w:rFonts w:ascii="Arial Narrow" w:hAnsi="Arial Narrow" w:cs="Arial"/>
+          <w:rFonts w:ascii="Arial Narrow" w:eastAsia="Arial Narrow" w:hAnsi="Arial Narrow" w:cs="Arial Narrow"/>
           <w:sz w:val="16"/>
           <w:szCs w:val="16"/>
         </w:rPr>
@@ -6075,7 +6932,7 @@
       <w:proofErr w:type="spellEnd"/>
       <w:r>
         <w:rPr>
-          <w:rFonts w:ascii="Arial Narrow" w:hAnsi="Arial Narrow" w:cs="Arial"/>
+          <w:rFonts w:ascii="Arial Narrow" w:eastAsia="Arial Narrow" w:hAnsi="Arial Narrow" w:cs="Arial Narrow"/>
           <w:sz w:val="16"/>
           <w:szCs w:val="16"/>
         </w:rPr>
@@ -6084,7 +6941,7 @@
       <w:proofErr w:type="gramStart"/>
       <w:r>
         <w:rPr>
-          <w:rFonts w:ascii="Arial Narrow" w:hAnsi="Arial Narrow" w:cs="Arial"/>
+          <w:rFonts w:ascii="Arial Narrow" w:eastAsia="Arial Narrow" w:hAnsi="Arial Narrow" w:cs="Arial Narrow"/>
           <w:sz w:val="16"/>
           <w:szCs w:val="16"/>
         </w:rPr>
@@ -6093,7 +6950,7 @@
       <w:proofErr w:type="gramEnd"/>
       <w:r>
         <w:rPr>
-          <w:rFonts w:ascii="Arial Narrow" w:hAnsi="Arial Narrow" w:cs="Arial"/>
+          <w:rFonts w:ascii="Arial Narrow" w:eastAsia="Arial Narrow" w:hAnsi="Arial Narrow" w:cs="Arial Narrow"/>
           <w:sz w:val="16"/>
           <w:szCs w:val="16"/>
         </w:rPr>
@@ -6106,7 +6963,7 @@
         <w:ind w:left="567" w:hanging="567"/>
         <w:jc w:val="both"/>
         <w:rPr>
-          <w:rFonts w:ascii="Arial Narrow" w:hAnsi="Arial Narrow" w:cs="Arial"/>
+          <w:rFonts w:ascii="Arial Narrow" w:eastAsia="Arial Narrow" w:hAnsi="Arial Narrow" w:cs="Arial Narrow"/>
           <w:sz w:val="16"/>
           <w:szCs w:val="16"/>
         </w:rPr>
@@ -6120,7 +6977,7 @@
         <w:ind w:left="567" w:hanging="567"/>
         <w:jc w:val="both"/>
         <w:rPr>
-          <w:rFonts w:ascii="Arial Narrow" w:hAnsi="Arial Narrow" w:cs="Arial"/>
+          <w:rFonts w:ascii="Arial Narrow" w:eastAsia="Arial Narrow" w:hAnsi="Arial Narrow" w:cs="Arial Narrow"/>
           <w:sz w:val="16"/>
           <w:szCs w:val="16"/>
         </w:rPr>
@@ -6128,7 +6985,7 @@
       <w:r>
         <w:rPr>
           <w:rStyle w:val="Refdenotaalpie"/>
-          <w:rFonts w:ascii="Arial Narrow" w:hAnsi="Arial Narrow" w:cs="Arial"/>
+          <w:rFonts w:ascii="Arial Narrow" w:eastAsia="Arial Narrow" w:hAnsi="Arial Narrow" w:cs="Arial Narrow"/>
           <w:sz w:val="16"/>
           <w:szCs w:val="16"/>
           <w:vertAlign w:val="superscript"/>
@@ -6137,7 +6994,7 @@
       </w:r>
       <w:r>
         <w:rPr>
-          <w:rFonts w:ascii="Arial Narrow" w:hAnsi="Arial Narrow" w:cs="Arial"/>
+          <w:rFonts w:ascii="Arial Narrow" w:eastAsia="Arial Narrow" w:hAnsi="Arial Narrow" w:cs="Arial Narrow"/>
           <w:sz w:val="16"/>
           <w:szCs w:val="16"/>
         </w:rPr>
@@ -6145,7 +7002,7 @@
       </w:r>
       <w:r>
         <w:rPr>
-          <w:rFonts w:ascii="Arial Narrow" w:hAnsi="Arial Narrow" w:cs="Arial"/>
+          <w:rFonts w:ascii="Arial Narrow" w:eastAsia="Arial Narrow" w:hAnsi="Arial Narrow" w:cs="Arial Narrow"/>
           <w:sz w:val="16"/>
           <w:szCs w:val="16"/>
         </w:rPr>
@@ -6153,7 +7010,7 @@
       </w:r>
       <w:r>
         <w:rPr>
-          <w:rFonts w:ascii="Arial Narrow" w:eastAsia="Arial Narrow" w:hAnsi="Arial Narrow" w:cs="Arial"/>
+          <w:rFonts w:ascii="Arial Narrow" w:eastAsia="Arial Narrow" w:hAnsi="Arial Narrow" w:cs="Arial Narrow"/>
           <w:b/>
           <w:sz w:val="16"/>
           <w:szCs w:val="16"/>
@@ -6162,7 +7019,7 @@
       </w:r>
       <w:r>
         <w:rPr>
-          <w:rFonts w:ascii="Arial Narrow" w:hAnsi="Arial Narrow" w:cs="Arial"/>
+          <w:rFonts w:ascii="Arial Narrow" w:eastAsia="Arial Narrow" w:hAnsi="Arial Narrow" w:cs="Arial Narrow"/>
           <w:b/>
           <w:bCs/>
           <w:sz w:val="16"/>
@@ -6172,7 +7029,7 @@
       </w:r>
       <w:r>
         <w:rPr>
-          <w:rFonts w:ascii="Arial Narrow" w:hAnsi="Arial Narrow" w:cs="Arial"/>
+          <w:rFonts w:ascii="Arial Narrow" w:eastAsia="Arial Narrow" w:hAnsi="Arial Narrow" w:cs="Arial Narrow"/>
           <w:b/>
           <w:sz w:val="16"/>
           <w:szCs w:val="16"/>
@@ -6186,7 +7043,7 @@
         <w:ind w:left="567" w:hanging="567"/>
         <w:jc w:val="both"/>
         <w:rPr>
-          <w:rFonts w:ascii="Arial Narrow" w:hAnsi="Arial Narrow" w:cs="Arial"/>
+          <w:rFonts w:ascii="Arial Narrow" w:eastAsia="Arial Narrow" w:hAnsi="Arial Narrow" w:cs="Arial Narrow"/>
           <w:b/>
           <w:bCs/>
           <w:sz w:val="16"/>
@@ -6195,7 +7052,7 @@
       </w:pPr>
       <w:r>
         <w:rPr>
-          <w:rFonts w:ascii="Arial Narrow" w:hAnsi="Arial Narrow" w:cs="Arial"/>
+          <w:rFonts w:ascii="Arial Narrow" w:eastAsia="Arial Narrow" w:hAnsi="Arial Narrow" w:cs="Arial Narrow"/>
           <w:sz w:val="16"/>
           <w:szCs w:val="16"/>
         </w:rPr>
@@ -6203,7 +7060,7 @@
       </w:r>
       <w:r>
         <w:rPr>
-          <w:rFonts w:ascii="Arial Narrow" w:hAnsi="Arial Narrow" w:cs="Arial"/>
+          <w:rFonts w:ascii="Arial Narrow" w:eastAsia="Arial Narrow" w:hAnsi="Arial Narrow" w:cs="Arial Narrow"/>
           <w:b/>
           <w:bCs/>
           <w:sz w:val="16"/>
@@ -6221,15 +7078,15 @@
         <w:ind w:left="567"/>
         <w:jc w:val="both"/>
         <w:rPr>
-          <w:rFonts w:ascii="Arial Narrow" w:hAnsi="Arial Narrow" w:cs="Arial"/>
-          <w:sz w:val="16"/>
-          <w:szCs w:val="16"/>
-          <w:lang w:eastAsia="es-PE"/>
-        </w:rPr>
-      </w:pPr>
-      <w:r>
-        <w:rPr>
-          <w:rFonts w:ascii="Arial Narrow" w:hAnsi="Arial Narrow" w:cs="Arial"/>
+          <w:rFonts w:ascii="Arial Narrow" w:eastAsia="Arial Narrow" w:hAnsi="Arial Narrow" w:cs="Arial Narrow"/>
+          <w:sz w:val="16"/>
+          <w:szCs w:val="16"/>
+          <w:lang w:eastAsia="es-PE"/>
+        </w:rPr>
+      </w:pPr>
+      <w:r>
+        <w:rPr>
+          <w:rFonts w:ascii="Arial Narrow" w:eastAsia="Arial Narrow" w:hAnsi="Arial Narrow" w:cs="Arial Narrow"/>
           <w:sz w:val="16"/>
           <w:szCs w:val="16"/>
           <w:lang w:eastAsia="es-PE"/>
@@ -6246,15 +7103,15 @@
         <w:ind w:left="567"/>
         <w:jc w:val="both"/>
         <w:rPr>
-          <w:rFonts w:ascii="Arial Narrow" w:hAnsi="Arial Narrow" w:cs="Arial"/>
-          <w:sz w:val="16"/>
-          <w:szCs w:val="16"/>
-          <w:lang w:eastAsia="es-PE"/>
-        </w:rPr>
-      </w:pPr>
-      <w:r>
-        <w:rPr>
-          <w:rFonts w:ascii="Arial Narrow" w:hAnsi="Arial Narrow" w:cs="Arial"/>
+          <w:rFonts w:ascii="Arial Narrow" w:eastAsia="Arial Narrow" w:hAnsi="Arial Narrow" w:cs="Arial Narrow"/>
+          <w:sz w:val="16"/>
+          <w:szCs w:val="16"/>
+          <w:lang w:eastAsia="es-PE"/>
+        </w:rPr>
+      </w:pPr>
+      <w:r>
+        <w:rPr>
+          <w:rFonts w:ascii="Arial Narrow" w:eastAsia="Arial Narrow" w:hAnsi="Arial Narrow" w:cs="Arial Narrow"/>
           <w:sz w:val="16"/>
           <w:szCs w:val="16"/>
           <w:lang w:eastAsia="es-PE"/>
@@ -6271,15 +7128,15 @@
         <w:ind w:left="567"/>
         <w:jc w:val="both"/>
         <w:rPr>
-          <w:rFonts w:ascii="Arial Narrow" w:hAnsi="Arial Narrow" w:cs="Arial"/>
-          <w:sz w:val="16"/>
-          <w:szCs w:val="16"/>
-          <w:lang w:eastAsia="es-PE"/>
-        </w:rPr>
-      </w:pPr>
-      <w:r>
-        <w:rPr>
-          <w:rFonts w:ascii="Arial Narrow" w:hAnsi="Arial Narrow" w:cs="Arial"/>
+          <w:rFonts w:ascii="Arial Narrow" w:eastAsia="Arial Narrow" w:hAnsi="Arial Narrow" w:cs="Arial Narrow"/>
+          <w:sz w:val="16"/>
+          <w:szCs w:val="16"/>
+          <w:lang w:eastAsia="es-PE"/>
+        </w:rPr>
+      </w:pPr>
+      <w:r>
+        <w:rPr>
+          <w:rFonts w:ascii="Arial Narrow" w:eastAsia="Arial Narrow" w:hAnsi="Arial Narrow" w:cs="Arial Narrow"/>
           <w:sz w:val="16"/>
           <w:szCs w:val="16"/>
           <w:lang w:eastAsia="es-PE"/>
@@ -6290,15 +7147,10 @@
     <w:p>
       <w:pPr>
         <w:pStyle w:val="Textonotapie"/>
-        <w:tabs>
-          <w:tab w:val="left" w:pos="284"/>
-        </w:tabs>
         <w:ind w:left="567" w:hanging="567"/>
         <w:jc w:val="both"/>
         <w:rPr>
-          <w:rFonts w:ascii="Arial Narrow" w:hAnsi="Arial Narrow" w:cs="Arial"/>
-          <w:b/>
-          <w:bCs/>
+          <w:rFonts w:ascii="Arial Narrow" w:eastAsia="Arial Narrow" w:hAnsi="Arial Narrow" w:cs="Arial Narrow"/>
           <w:sz w:val="16"/>
           <w:szCs w:val="16"/>
         </w:rPr>
@@ -6311,11 +7163,16 @@
         <w:pStyle w:val="Textonotapie"/>
         <w:ind w:left="567" w:hanging="567"/>
         <w:jc w:val="both"/>
+        <w:rPr>
+          <w:rFonts w:ascii="Arial Narrow" w:eastAsia="Arial Narrow" w:hAnsi="Arial Narrow" w:cs="Arial Narrow"/>
+          <w:sz w:val="16"/>
+          <w:szCs w:val="16"/>
+        </w:rPr>
       </w:pPr>
       <w:r>
         <w:rPr>
           <w:rStyle w:val="Refdenotaalpie"/>
-          <w:rFonts w:ascii="Arial Narrow" w:hAnsi="Arial Narrow" w:cs="Arial"/>
+          <w:rFonts w:ascii="Arial Narrow" w:eastAsia="Arial Narrow" w:hAnsi="Arial Narrow" w:cs="Arial Narrow"/>
           <w:sz w:val="16"/>
           <w:szCs w:val="16"/>
           <w:vertAlign w:val="superscript"/>
@@ -6324,7 +7181,7 @@
       </w:r>
       <w:r>
         <w:rPr>
-          <w:rFonts w:ascii="Arial Narrow" w:hAnsi="Arial Narrow" w:cs="Arial"/>
+          <w:rFonts w:ascii="Arial Narrow" w:eastAsia="Arial Narrow" w:hAnsi="Arial Narrow" w:cs="Arial Narrow"/>
           <w:sz w:val="16"/>
           <w:szCs w:val="16"/>
         </w:rPr>
@@ -6332,7 +7189,7 @@
       </w:r>
       <w:r>
         <w:rPr>
-          <w:rFonts w:ascii="Arial Narrow" w:hAnsi="Arial Narrow" w:cs="Arial"/>
+          <w:rFonts w:ascii="Arial Narrow" w:eastAsia="Arial Narrow" w:hAnsi="Arial Narrow" w:cs="Arial Narrow"/>
           <w:b/>
           <w:bCs/>
           <w:sz w:val="16"/>
@@ -6346,10 +7203,15 @@
         <w:pStyle w:val="Textonotapie"/>
         <w:ind w:left="567" w:hanging="567"/>
         <w:jc w:val="both"/>
-      </w:pPr>
-      <w:r>
-        <w:rPr>
-          <w:rFonts w:ascii="Arial Narrow" w:hAnsi="Arial Narrow" w:cs="Arial"/>
+        <w:rPr>
+          <w:rFonts w:ascii="Arial Narrow" w:eastAsia="Arial Narrow" w:hAnsi="Arial Narrow" w:cs="Arial Narrow"/>
+          <w:sz w:val="16"/>
+          <w:szCs w:val="16"/>
+        </w:rPr>
+      </w:pPr>
+      <w:r>
+        <w:rPr>
+          <w:rFonts w:ascii="Arial Narrow" w:eastAsia="Arial Narrow" w:hAnsi="Arial Narrow" w:cs="Arial Narrow"/>
           <w:sz w:val="16"/>
           <w:szCs w:val="16"/>
         </w:rPr>
@@ -6357,7 +7219,7 @@
       </w:r>
       <w:r>
         <w:rPr>
-          <w:rFonts w:ascii="Arial Narrow" w:hAnsi="Arial Narrow" w:cs="Arial"/>
+          <w:rFonts w:ascii="Arial Narrow" w:eastAsia="Arial Narrow" w:hAnsi="Arial Narrow" w:cs="Arial Narrow"/>
           <w:b/>
           <w:bCs/>
           <w:sz w:val="16"/>
@@ -6367,12 +7229,24 @@
       </w:r>
       <w:r>
         <w:rPr>
-          <w:rFonts w:ascii="Arial Narrow" w:hAnsi="Arial Narrow" w:cs="Arial"/>
+          <w:rFonts w:ascii="Arial Narrow" w:eastAsia="Arial Narrow" w:hAnsi="Arial Narrow" w:cs="Arial Narrow"/>
           <w:sz w:val="16"/>
           <w:szCs w:val="16"/>
         </w:rPr>
         <w:t xml:space="preserve"> Una vez admitida a trámite la denuncia, se correrá traslado de la misma al denunciado, a fin de que éste presente su descargo. El plazo para la presentación del descargo será de cinco (5) días contados desde la notificación, vencido el cual, el Secretario Técnico declarará en rebeldía al denunciado que no lo hubiera presentado.</w:t>
       </w:r>
+    </w:p>
+    <w:p>
+      <w:pPr>
+        <w:pStyle w:val="Textonotapie"/>
+        <w:ind w:left="567" w:hanging="567"/>
+        <w:jc w:val="both"/>
+        <w:rPr>
+          <w:rFonts w:ascii="Arial Narrow" w:eastAsia="Arial Narrow" w:hAnsi="Arial Narrow" w:cs="Arial Narrow"/>
+          <w:sz w:val="16"/>
+          <w:szCs w:val="16"/>
+        </w:rPr>
+      </w:pPr>
     </w:p>
   </w:footnote>
   <w:footnote w:id="16">
@@ -6381,11 +7255,16 @@
         <w:pStyle w:val="Textonotapie"/>
         <w:ind w:left="567" w:hanging="567"/>
         <w:jc w:val="both"/>
+        <w:rPr>
+          <w:rFonts w:ascii="Arial Narrow" w:eastAsia="Arial Narrow" w:hAnsi="Arial Narrow" w:cs="Arial Narrow"/>
+          <w:sz w:val="16"/>
+          <w:szCs w:val="16"/>
+        </w:rPr>
       </w:pPr>
       <w:r>
         <w:rPr>
           <w:rStyle w:val="Refdenotaalpie"/>
-          <w:rFonts w:ascii="Arial Narrow" w:hAnsi="Arial Narrow" w:cs="Arial"/>
+          <w:rFonts w:ascii="Arial Narrow" w:eastAsia="Arial Narrow" w:hAnsi="Arial Narrow" w:cs="Arial Narrow"/>
           <w:sz w:val="16"/>
           <w:szCs w:val="16"/>
           <w:vertAlign w:val="superscript"/>
@@ -6394,7 +7273,7 @@
       </w:r>
       <w:r>
         <w:rPr>
-          <w:rFonts w:ascii="Arial Narrow" w:hAnsi="Arial Narrow" w:cs="Arial"/>
+          <w:rFonts w:ascii="Arial Narrow" w:eastAsia="Arial Narrow" w:hAnsi="Arial Narrow" w:cs="Arial Narrow"/>
           <w:sz w:val="16"/>
           <w:szCs w:val="16"/>
         </w:rPr>
@@ -6402,7 +7281,7 @@
       </w:r>
       <w:r>
         <w:rPr>
-          <w:rFonts w:ascii="Arial Narrow" w:hAnsi="Arial Narrow" w:cs="Arial"/>
+          <w:rFonts w:ascii="Arial Narrow" w:eastAsia="Arial Narrow" w:hAnsi="Arial Narrow" w:cs="Arial Narrow"/>
           <w:b/>
           <w:bCs/>
           <w:sz w:val="16"/>
@@ -6416,10 +7295,15 @@
         <w:pStyle w:val="Textonotapie"/>
         <w:ind w:left="567" w:hanging="567"/>
         <w:jc w:val="both"/>
-      </w:pPr>
-      <w:r>
-        <w:rPr>
-          <w:rFonts w:ascii="Arial Narrow" w:hAnsi="Arial Narrow" w:cs="Arial"/>
+        <w:rPr>
+          <w:rFonts w:ascii="Arial Narrow" w:eastAsia="Arial Narrow" w:hAnsi="Arial Narrow" w:cs="Arial Narrow"/>
+          <w:sz w:val="16"/>
+          <w:szCs w:val="16"/>
+        </w:rPr>
+      </w:pPr>
+      <w:r>
+        <w:rPr>
+          <w:rFonts w:ascii="Arial Narrow" w:eastAsia="Arial Narrow" w:hAnsi="Arial Narrow" w:cs="Arial Narrow"/>
           <w:sz w:val="16"/>
           <w:szCs w:val="16"/>
         </w:rPr>
@@ -6427,7 +7311,7 @@
       </w:r>
       <w:r>
         <w:rPr>
-          <w:rFonts w:ascii="Arial Narrow" w:hAnsi="Arial Narrow" w:cs="Arial"/>
+          <w:rFonts w:ascii="Arial Narrow" w:eastAsia="Arial Narrow" w:hAnsi="Arial Narrow" w:cs="Arial Narrow"/>
           <w:b/>
           <w:bCs/>
           <w:sz w:val="16"/>
@@ -6441,10 +7325,15 @@
         <w:pStyle w:val="Textonotapie"/>
         <w:ind w:left="567" w:hanging="567"/>
         <w:jc w:val="both"/>
-      </w:pPr>
-      <w:r>
-        <w:rPr>
-          <w:rFonts w:ascii="Arial Narrow" w:hAnsi="Arial Narrow" w:cs="Arial"/>
+        <w:rPr>
+          <w:rFonts w:ascii="Arial Narrow" w:eastAsia="Arial Narrow" w:hAnsi="Arial Narrow" w:cs="Arial Narrow"/>
+          <w:sz w:val="16"/>
+          <w:szCs w:val="16"/>
+        </w:rPr>
+      </w:pPr>
+      <w:r>
+        <w:rPr>
+          <w:rFonts w:ascii="Arial Narrow" w:eastAsia="Arial Narrow" w:hAnsi="Arial Narrow" w:cs="Arial Narrow"/>
           <w:sz w:val="16"/>
           <w:szCs w:val="16"/>
         </w:rPr>
@@ -6452,12 +7341,24 @@
       </w:r>
       <w:r>
         <w:rPr>
-          <w:rFonts w:ascii="Arial Narrow" w:hAnsi="Arial Narrow" w:cs="Arial"/>
+          <w:rFonts w:ascii="Arial Narrow" w:eastAsia="Arial Narrow" w:hAnsi="Arial Narrow" w:cs="Arial Narrow"/>
           <w:sz w:val="16"/>
           <w:szCs w:val="16"/>
         </w:rPr>
         <w:t xml:space="preserve">223.1 El reclamado deberá presentar la contestación de la reclamación dentro de los quince (15) días posteriores a la notificación de ésta; vencido este plazo, la Administración declarará en rebeldía al reclamado que no la hubiera presentado. La contestación deberá contener los requisitos de los escritos previstos en el artículo 113 de la presente Ley, así como la absolución de todos los asuntos controvertidos de hecho y de derecho, Las alegaciones y los hechos relevantes de la reclamación, salvo que hayan sido específicamente negadas en la contestación, se tendrán por aceptadas o merituadas como ciertas.</w:t>
       </w:r>
+    </w:p>
+    <w:p>
+      <w:pPr>
+        <w:pStyle w:val="Textonotapie"/>
+        <w:ind w:left="567" w:hanging="567"/>
+        <w:jc w:val="both"/>
+        <w:rPr>
+          <w:rFonts w:ascii="Arial Narrow" w:eastAsia="Arial Narrow" w:hAnsi="Arial Narrow" w:cs="Arial Narrow"/>
+          <w:sz w:val="16"/>
+          <w:szCs w:val="16"/>
+        </w:rPr>
+      </w:pPr>
     </w:p>
   </w:footnote>
   <w:footnote w:id="10">
@@ -6467,7 +7368,7 @@
         <w:ind w:left="567" w:hanging="567"/>
         <w:jc w:val="both"/>
         <w:rPr>
-          <w:rFonts w:ascii="Arial Narrow" w:hAnsi="Arial Narrow" w:cs="Arial"/>
+          <w:rFonts w:ascii="Arial Narrow" w:eastAsia="Arial Narrow" w:hAnsi="Arial Narrow" w:cs="Arial Narrow"/>
           <w:sz w:val="16"/>
           <w:szCs w:val="16"/>
         </w:rPr>
@@ -6475,7 +7376,7 @@
       <w:r>
         <w:rPr>
           <w:rStyle w:val="Refdenotaalpie"/>
-          <w:rFonts w:ascii="Arial Narrow" w:hAnsi="Arial Narrow" w:cs="Arial"/>
+          <w:rFonts w:ascii="Arial Narrow" w:eastAsia="Arial Narrow" w:hAnsi="Arial Narrow" w:cs="Arial Narrow"/>
           <w:sz w:val="16"/>
           <w:szCs w:val="16"/>
           <w:vertAlign w:val="superscript"/>
@@ -6484,7 +7385,7 @@
       </w:r>
       <w:r>
         <w:rPr>
-          <w:rFonts w:ascii="Arial Narrow" w:hAnsi="Arial Narrow" w:cs="Arial"/>
+          <w:rFonts w:ascii="Arial Narrow" w:eastAsia="Arial Narrow" w:hAnsi="Arial Narrow" w:cs="Arial Narrow"/>
           <w:sz w:val="16"/>
           <w:szCs w:val="16"/>
           <w:vertAlign w:val="superscript"/>
@@ -6493,7 +7394,7 @@
       </w:r>
       <w:r>
         <w:rPr>
-          <w:rFonts w:ascii="Arial Narrow" w:hAnsi="Arial Narrow" w:cs="Arial"/>
+          <w:rFonts w:ascii="Arial Narrow" w:eastAsia="Arial Narrow" w:hAnsi="Arial Narrow" w:cs="Arial Narrow"/>
           <w:sz w:val="16"/>
           <w:szCs w:val="16"/>
         </w:rPr>
@@ -6501,7 +7402,7 @@
       </w:r>
       <w:r>
         <w:rPr>
-          <w:rFonts w:ascii="Arial Narrow" w:hAnsi="Arial Narrow" w:cs="Arial"/>
+          <w:rFonts w:ascii="Arial Narrow" w:eastAsia="Arial Narrow" w:hAnsi="Arial Narrow" w:cs="Arial Narrow"/>
           <w:sz w:val="16"/>
           <w:szCs w:val="16"/>
         </w:rPr>
@@ -6509,7 +7410,7 @@
       </w:r>
       <w:r>
         <w:rPr>
-          <w:rFonts w:ascii="Arial Narrow" w:eastAsia="Arial Narrow" w:hAnsi="Arial Narrow" w:cs="Arial"/>
+          <w:rFonts w:ascii="Arial Narrow" w:eastAsia="Arial Narrow" w:hAnsi="Arial Narrow" w:cs="Arial Narrow"/>
           <w:b/>
           <w:sz w:val="16"/>
           <w:szCs w:val="16"/>
@@ -6518,7 +7419,7 @@
       </w:r>
       <w:r>
         <w:rPr>
-          <w:rFonts w:ascii="Arial Narrow" w:hAnsi="Arial Narrow" w:cs="Arial"/>
+          <w:rFonts w:ascii="Arial Narrow" w:eastAsia="Arial Narrow" w:hAnsi="Arial Narrow" w:cs="Arial Narrow"/>
           <w:b/>
           <w:bCs/>
           <w:sz w:val="16"/>
@@ -6528,7 +7429,7 @@
       </w:r>
       <w:r>
         <w:rPr>
-          <w:rFonts w:ascii="Arial Narrow" w:hAnsi="Arial Narrow" w:cs="Arial"/>
+          <w:rFonts w:ascii="Arial Narrow" w:eastAsia="Arial Narrow" w:hAnsi="Arial Narrow" w:cs="Arial Narrow"/>
           <w:b/>
           <w:sz w:val="16"/>
           <w:szCs w:val="16"/>
@@ -6542,15 +7443,15 @@
         <w:ind w:left="567" w:hanging="567"/>
         <w:jc w:val="both"/>
         <w:rPr>
-          <w:rFonts w:ascii="Arial Narrow" w:eastAsia="Arial Narrow" w:hAnsi="Arial Narrow" w:cs="Arial"/>
-          <w:b/>
-          <w:sz w:val="16"/>
-          <w:szCs w:val="16"/>
-        </w:rPr>
-      </w:pPr>
-      <w:r>
-        <w:rPr>
-          <w:rFonts w:ascii="Arial Narrow" w:eastAsia="Arial Narrow" w:hAnsi="Arial Narrow" w:cs="Arial"/>
+          <w:rFonts w:ascii="Arial Narrow" w:eastAsia="Arial Narrow" w:hAnsi="Arial Narrow" w:cs="Arial Narrow"/>
+          <w:b/>
+          <w:sz w:val="16"/>
+          <w:szCs w:val="16"/>
+        </w:rPr>
+      </w:pPr>
+      <w:r>
+        <w:rPr>
+          <w:rFonts w:ascii="Arial Narrow" w:eastAsia="Arial Narrow" w:hAnsi="Arial Narrow" w:cs="Arial Narrow"/>
           <w:b/>
           <w:sz w:val="16"/>
           <w:szCs w:val="16"/>
@@ -6565,14 +7466,14 @@
         <w:ind w:left="567"/>
         <w:jc w:val="both"/>
         <w:rPr>
-          <w:rFonts w:ascii="Arial Narrow" w:hAnsi="Arial Narrow" w:cs="Arial"/>
-          <w:sz w:val="16"/>
-          <w:szCs w:val="16"/>
-        </w:rPr>
-      </w:pPr>
-      <w:r>
-        <w:rPr>
-          <w:rFonts w:ascii="Arial Narrow" w:eastAsia="Arial Narrow" w:hAnsi="Arial Narrow" w:cs="Arial"/>
+          <w:rFonts w:ascii="Arial Narrow" w:eastAsia="Arial Narrow" w:hAnsi="Arial Narrow" w:cs="Arial Narrow"/>
+          <w:sz w:val="16"/>
+          <w:szCs w:val="16"/>
+        </w:rPr>
+      </w:pPr>
+      <w:r>
+        <w:rPr>
+          <w:rFonts w:ascii="Arial Narrow" w:eastAsia="Arial Narrow" w:hAnsi="Arial Narrow" w:cs="Arial Narrow"/>
           <w:sz w:val="16"/>
           <w:szCs w:val="16"/>
         </w:rPr>
@@ -6589,14 +7490,14 @@
         <w:ind w:left="426" w:firstLine="141"/>
         <w:jc w:val="both"/>
         <w:rPr>
-          <w:rFonts w:ascii="Arial Narrow" w:eastAsia="Arial Narrow" w:hAnsi="Arial Narrow" w:cs="Arial"/>
-          <w:sz w:val="16"/>
-          <w:szCs w:val="16"/>
-        </w:rPr>
-      </w:pPr>
-      <w:r>
-        <w:rPr>
-          <w:rFonts w:ascii="Arial Narrow" w:eastAsia="Arial Narrow" w:hAnsi="Arial Narrow" w:cs="Arial"/>
+          <w:rFonts w:ascii="Arial Narrow" w:eastAsia="Arial Narrow" w:hAnsi="Arial Narrow" w:cs="Arial Narrow"/>
+          <w:sz w:val="16"/>
+          <w:szCs w:val="16"/>
+        </w:rPr>
+      </w:pPr>
+      <w:r>
+        <w:rPr>
+          <w:rFonts w:ascii="Arial Narrow" w:eastAsia="Arial Narrow" w:hAnsi="Arial Narrow" w:cs="Arial Narrow"/>
           <w:sz w:val="16"/>
           <w:szCs w:val="16"/>
         </w:rPr>
@@ -6613,14 +7514,14 @@
         <w:ind w:left="426" w:firstLine="141"/>
         <w:jc w:val="both"/>
         <w:rPr>
-          <w:rFonts w:ascii="Arial Narrow" w:eastAsia="Arial Narrow" w:hAnsi="Arial Narrow" w:cs="Arial"/>
-          <w:sz w:val="16"/>
-          <w:szCs w:val="16"/>
-        </w:rPr>
-      </w:pPr>
-      <w:r>
-        <w:rPr>
-          <w:rFonts w:ascii="Arial Narrow" w:eastAsia="Arial Narrow" w:hAnsi="Arial Narrow" w:cs="Arial"/>
+          <w:rFonts w:ascii="Arial Narrow" w:eastAsia="Arial Narrow" w:hAnsi="Arial Narrow" w:cs="Arial Narrow"/>
+          <w:sz w:val="16"/>
+          <w:szCs w:val="16"/>
+        </w:rPr>
+      </w:pPr>
+      <w:r>
+        <w:rPr>
+          <w:rFonts w:ascii="Arial Narrow" w:eastAsia="Arial Narrow" w:hAnsi="Arial Narrow" w:cs="Arial Narrow"/>
           <w:sz w:val="16"/>
           <w:szCs w:val="16"/>
         </w:rPr>
@@ -6637,14 +7538,14 @@
         <w:ind w:left="426" w:firstLine="141"/>
         <w:jc w:val="both"/>
         <w:rPr>
-          <w:rFonts w:ascii="Arial Narrow" w:eastAsia="Arial Narrow" w:hAnsi="Arial Narrow" w:cs="Arial"/>
-          <w:sz w:val="16"/>
-          <w:szCs w:val="16"/>
-        </w:rPr>
-      </w:pPr>
-      <w:r>
-        <w:rPr>
-          <w:rFonts w:ascii="Arial Narrow" w:eastAsia="Arial Narrow" w:hAnsi="Arial Narrow" w:cs="Arial"/>
+          <w:rFonts w:ascii="Arial Narrow" w:eastAsia="Arial Narrow" w:hAnsi="Arial Narrow" w:cs="Arial Narrow"/>
+          <w:sz w:val="16"/>
+          <w:szCs w:val="16"/>
+        </w:rPr>
+      </w:pPr>
+      <w:r>
+        <w:rPr>
+          <w:rFonts w:ascii="Arial Narrow" w:eastAsia="Arial Narrow" w:hAnsi="Arial Narrow" w:cs="Arial Narrow"/>
           <w:sz w:val="16"/>
           <w:szCs w:val="16"/>
         </w:rPr>
@@ -6657,19 +7558,31 @@
         <w:ind w:left="567"/>
         <w:jc w:val="both"/>
         <w:rPr>
-          <w:rFonts w:ascii="Arial Narrow" w:eastAsia="Arial Narrow" w:hAnsi="Arial Narrow" w:cs="Arial"/>
-          <w:sz w:val="16"/>
-          <w:szCs w:val="16"/>
-        </w:rPr>
-      </w:pPr>
-      <w:r>
-        <w:rPr>
-          <w:rFonts w:ascii="Arial Narrow" w:eastAsia="Arial Narrow" w:hAnsi="Arial Narrow" w:cs="Arial"/>
+          <w:rFonts w:ascii="Arial Narrow" w:eastAsia="Arial Narrow" w:hAnsi="Arial Narrow" w:cs="Arial Narrow"/>
+          <w:sz w:val="16"/>
+          <w:szCs w:val="16"/>
+        </w:rPr>
+      </w:pPr>
+      <w:r>
+        <w:rPr>
+          <w:rFonts w:ascii="Arial Narrow" w:eastAsia="Arial Narrow" w:hAnsi="Arial Narrow" w:cs="Arial Narrow"/>
           <w:sz w:val="16"/>
           <w:szCs w:val="16"/>
         </w:rPr>
         <w:t>(…).</w:t>
       </w:r>
+    </w:p>
+    <w:p>
+      <w:pPr>
+        <w:spacing w:after="0" w:line="240" w:lineRule="auto"/>
+        <w:ind w:left="567" w:hanging="567"/>
+        <w:jc w:val="both"/>
+        <w:rPr>
+          <w:rFonts w:ascii="Arial Narrow" w:eastAsia="Arial Narrow" w:hAnsi="Arial Narrow" w:cs="Arial Narrow"/>
+          <w:sz w:val="16"/>
+          <w:szCs w:val="16"/>
+        </w:rPr>
+      </w:pPr>
     </w:p>
   </w:footnote>
   <w:footnote w:id="11">
@@ -6679,7 +7592,7 @@
         <w:ind w:left="567" w:hanging="567"/>
         <w:jc w:val="both"/>
         <w:rPr>
-          <w:rFonts w:ascii="Arial Narrow" w:eastAsia="Arial Narrow" w:hAnsi="Arial Narrow" w:cs="Arial"/>
+          <w:rFonts w:ascii="Arial Narrow" w:eastAsia="Arial Narrow" w:hAnsi="Arial Narrow" w:cs="Arial Narrow"/>
           <w:sz w:val="16"/>
           <w:szCs w:val="16"/>
         </w:rPr>
@@ -6687,7 +7600,7 @@
       <w:r>
         <w:rPr>
           <w:rStyle w:val="Refdenotaalpie"/>
-          <w:rFonts w:ascii="Arial Narrow" w:hAnsi="Arial Narrow" w:cs="Arial"/>
+          <w:rFonts w:ascii="Arial Narrow" w:eastAsia="Arial Narrow" w:hAnsi="Arial Narrow" w:cs="Arial Narrow"/>
           <w:sz w:val="16"/>
           <w:szCs w:val="16"/>
           <w:vertAlign w:val="superscript"/>
@@ -6696,7 +7609,7 @@
       </w:r>
       <w:r>
         <w:rPr>
-          <w:rFonts w:ascii="Arial Narrow" w:hAnsi="Arial Narrow" w:cs="Arial"/>
+          <w:rFonts w:ascii="Arial Narrow" w:eastAsia="Arial Narrow" w:hAnsi="Arial Narrow" w:cs="Arial Narrow"/>
           <w:sz w:val="16"/>
           <w:szCs w:val="16"/>
         </w:rPr>
@@ -6704,7 +7617,7 @@
       </w:r>
       <w:r>
         <w:rPr>
-          <w:rFonts w:ascii="Arial Narrow" w:hAnsi="Arial Narrow" w:cs="Arial"/>
+          <w:rFonts w:ascii="Arial Narrow" w:eastAsia="Arial Narrow" w:hAnsi="Arial Narrow" w:cs="Arial Narrow"/>
           <w:sz w:val="16"/>
           <w:szCs w:val="16"/>
         </w:rPr>
@@ -6712,7 +7625,7 @@
       </w:r>
       <w:r>
         <w:rPr>
-          <w:rFonts w:ascii="Arial Narrow" w:eastAsia="Arial Narrow" w:hAnsi="Arial Narrow" w:cs="Arial"/>
+          <w:rFonts w:ascii="Arial Narrow" w:eastAsia="Arial Narrow" w:hAnsi="Arial Narrow" w:cs="Arial Narrow"/>
           <w:b/>
           <w:sz w:val="16"/>
           <w:szCs w:val="16"/>
@@ -6726,14 +7639,14 @@
         <w:ind w:left="567"/>
         <w:jc w:val="both"/>
         <w:rPr>
-          <w:rFonts w:ascii="Arial Narrow" w:eastAsia="Arial Narrow" w:hAnsi="Arial Narrow" w:cs="Arial"/>
-          <w:sz w:val="16"/>
-          <w:szCs w:val="16"/>
-        </w:rPr>
-      </w:pPr>
-      <w:r>
-        <w:rPr>
-          <w:rFonts w:ascii="Arial Narrow" w:eastAsia="Arial Narrow" w:hAnsi="Arial Narrow" w:cs="Arial"/>
+          <w:rFonts w:ascii="Arial Narrow" w:eastAsia="Arial Narrow" w:hAnsi="Arial Narrow" w:cs="Arial Narrow"/>
+          <w:sz w:val="16"/>
+          <w:szCs w:val="16"/>
+        </w:rPr>
+      </w:pPr>
+      <w:r>
+        <w:rPr>
+          <w:rFonts w:ascii="Arial Narrow" w:eastAsia="Arial Narrow" w:hAnsi="Arial Narrow" w:cs="Arial Narrow"/>
           <w:sz w:val="16"/>
           <w:szCs w:val="16"/>
         </w:rPr>
@@ -6746,14 +7659,14 @@
         <w:ind w:left="567" w:hanging="567"/>
         <w:jc w:val="both"/>
         <w:rPr>
-          <w:rFonts w:ascii="Arial Narrow" w:eastAsia="Arial Narrow" w:hAnsi="Arial Narrow" w:cs="Arial"/>
-          <w:sz w:val="16"/>
-          <w:szCs w:val="16"/>
-        </w:rPr>
-      </w:pPr>
-      <w:r>
-        <w:rPr>
-          <w:rFonts w:ascii="Arial Narrow" w:eastAsia="Arial Narrow" w:hAnsi="Arial Narrow" w:cs="Arial"/>
+          <w:rFonts w:ascii="Arial Narrow" w:eastAsia="Arial Narrow" w:hAnsi="Arial Narrow" w:cs="Arial Narrow"/>
+          <w:sz w:val="16"/>
+          <w:szCs w:val="16"/>
+        </w:rPr>
+      </w:pPr>
+      <w:r>
+        <w:rPr>
+          <w:rFonts w:ascii="Arial Narrow" w:eastAsia="Arial Narrow" w:hAnsi="Arial Narrow" w:cs="Arial Narrow"/>
           <w:sz w:val="16"/>
           <w:szCs w:val="16"/>
         </w:rPr>
@@ -6767,14 +7680,14 @@
         <w:ind w:left="567" w:hanging="567"/>
         <w:jc w:val="both"/>
         <w:rPr>
-          <w:rFonts w:ascii="Arial Narrow" w:eastAsia="Arial Narrow" w:hAnsi="Arial Narrow" w:cs="Arial"/>
-          <w:sz w:val="16"/>
-          <w:szCs w:val="16"/>
-        </w:rPr>
-      </w:pPr>
-      <w:r>
-        <w:rPr>
-          <w:rFonts w:ascii="Arial Narrow" w:eastAsia="Arial Narrow" w:hAnsi="Arial Narrow" w:cs="Arial"/>
+          <w:rFonts w:ascii="Arial Narrow" w:eastAsia="Arial Narrow" w:hAnsi="Arial Narrow" w:cs="Arial Narrow"/>
+          <w:sz w:val="16"/>
+          <w:szCs w:val="16"/>
+        </w:rPr>
+      </w:pPr>
+      <w:r>
+        <w:rPr>
+          <w:rFonts w:ascii="Arial Narrow" w:eastAsia="Arial Narrow" w:hAnsi="Arial Narrow" w:cs="Arial Narrow"/>
           <w:sz w:val="16"/>
           <w:szCs w:val="16"/>
         </w:rPr>
@@ -6788,7 +7701,7 @@
         <w:ind w:left="567" w:hanging="567"/>
         <w:jc w:val="both"/>
         <w:rPr>
-          <w:rFonts w:ascii="Arial Narrow" w:hAnsi="Arial Narrow" w:cs="Arial"/>
+          <w:rFonts w:ascii="Arial Narrow" w:eastAsia="Arial Narrow" w:hAnsi="Arial Narrow" w:cs="Arial Narrow"/>
           <w:sz w:val="16"/>
           <w:szCs w:val="16"/>
         </w:rPr>
@@ -6800,14 +7713,14 @@
         <w:ind w:left="567" w:hanging="567"/>
         <w:jc w:val="both"/>
         <w:rPr>
-          <w:rFonts w:ascii="Arial Narrow" w:hAnsi="Arial Narrow" w:cs="Arial"/>
-          <w:sz w:val="16"/>
-          <w:szCs w:val="16"/>
-        </w:rPr>
-      </w:pPr>
-      <w:r>
-        <w:rPr>
-          <w:rFonts w:ascii="Arial Narrow" w:eastAsia="Arial Narrow" w:hAnsi="Arial Narrow" w:cs="Arial"/>
+          <w:rFonts w:ascii="Arial Narrow" w:eastAsia="Arial Narrow" w:hAnsi="Arial Narrow" w:cs="Arial Narrow"/>
+          <w:sz w:val="16"/>
+          <w:szCs w:val="16"/>
+        </w:rPr>
+      </w:pPr>
+      <w:r>
+        <w:rPr>
+          <w:rFonts w:ascii="Arial Narrow" w:eastAsia="Arial Narrow" w:hAnsi="Arial Narrow" w:cs="Arial Narrow"/>
           <w:b/>
           <w:sz w:val="16"/>
           <w:szCs w:val="16"/>
@@ -6822,14 +7735,14 @@
         <w:ind w:left="567" w:hanging="283"/>
         <w:jc w:val="both"/>
         <w:rPr>
-          <w:rFonts w:ascii="Arial Narrow" w:eastAsia="Arial Narrow" w:hAnsi="Arial Narrow" w:cs="Arial"/>
-          <w:sz w:val="16"/>
-          <w:szCs w:val="16"/>
-        </w:rPr>
-      </w:pPr>
-      <w:r>
-        <w:rPr>
-          <w:rFonts w:ascii="Arial Narrow" w:eastAsia="Arial Narrow" w:hAnsi="Arial Narrow" w:cs="Arial"/>
+          <w:rFonts w:ascii="Arial Narrow" w:eastAsia="Arial Narrow" w:hAnsi="Arial Narrow" w:cs="Arial Narrow"/>
+          <w:sz w:val="16"/>
+          <w:szCs w:val="16"/>
+        </w:rPr>
+      </w:pPr>
+      <w:r>
+        <w:rPr>
+          <w:rFonts w:ascii="Arial Narrow" w:eastAsia="Arial Narrow" w:hAnsi="Arial Narrow" w:cs="Arial Narrow"/>
           <w:sz w:val="16"/>
           <w:szCs w:val="16"/>
         </w:rPr>
@@ -6847,14 +7760,14 @@
         <w:ind w:left="567" w:firstLine="0"/>
         <w:jc w:val="both"/>
         <w:rPr>
-          <w:rFonts w:ascii="Arial Narrow" w:eastAsia="Arial Narrow" w:hAnsi="Arial Narrow" w:cs="Arial"/>
-          <w:sz w:val="16"/>
-          <w:szCs w:val="16"/>
-        </w:rPr>
-      </w:pPr>
-      <w:r>
-        <w:rPr>
-          <w:rFonts w:ascii="Arial Narrow" w:eastAsia="Arial Narrow" w:hAnsi="Arial Narrow" w:cs="Arial"/>
+          <w:rFonts w:ascii="Arial Narrow" w:eastAsia="Arial Narrow" w:hAnsi="Arial Narrow" w:cs="Arial Narrow"/>
+          <w:sz w:val="16"/>
+          <w:szCs w:val="16"/>
+        </w:rPr>
+      </w:pPr>
+      <w:r>
+        <w:rPr>
+          <w:rFonts w:ascii="Arial Narrow" w:eastAsia="Arial Narrow" w:hAnsi="Arial Narrow" w:cs="Arial Narrow"/>
           <w:sz w:val="16"/>
           <w:szCs w:val="16"/>
         </w:rPr>
@@ -6871,14 +7784,14 @@
         <w:ind w:left="567" w:firstLine="0"/>
         <w:jc w:val="both"/>
         <w:rPr>
-          <w:rFonts w:ascii="Arial Narrow" w:eastAsia="Arial Narrow" w:hAnsi="Arial Narrow" w:cs="Arial"/>
-          <w:sz w:val="16"/>
-          <w:szCs w:val="16"/>
-        </w:rPr>
-      </w:pPr>
-      <w:r>
-        <w:rPr>
-          <w:rFonts w:ascii="Arial Narrow" w:eastAsia="Arial Narrow" w:hAnsi="Arial Narrow" w:cs="Arial"/>
+          <w:rFonts w:ascii="Arial Narrow" w:eastAsia="Arial Narrow" w:hAnsi="Arial Narrow" w:cs="Arial Narrow"/>
+          <w:sz w:val="16"/>
+          <w:szCs w:val="16"/>
+        </w:rPr>
+      </w:pPr>
+      <w:r>
+        <w:rPr>
+          <w:rFonts w:ascii="Arial Narrow" w:eastAsia="Arial Narrow" w:hAnsi="Arial Narrow" w:cs="Arial Narrow"/>
           <w:sz w:val="16"/>
           <w:szCs w:val="16"/>
         </w:rPr>
@@ -6895,14 +7808,14 @@
         <w:ind w:left="567" w:firstLine="0"/>
         <w:jc w:val="both"/>
         <w:rPr>
-          <w:rFonts w:ascii="Arial Narrow" w:eastAsia="Arial Narrow" w:hAnsi="Arial Narrow" w:cs="Arial"/>
-          <w:sz w:val="16"/>
-          <w:szCs w:val="16"/>
-        </w:rPr>
-      </w:pPr>
-      <w:r>
-        <w:rPr>
-          <w:rFonts w:ascii="Arial Narrow" w:eastAsia="Arial Narrow" w:hAnsi="Arial Narrow" w:cs="Arial"/>
+          <w:rFonts w:ascii="Arial Narrow" w:eastAsia="Arial Narrow" w:hAnsi="Arial Narrow" w:cs="Arial Narrow"/>
+          <w:sz w:val="16"/>
+          <w:szCs w:val="16"/>
+        </w:rPr>
+      </w:pPr>
+      <w:r>
+        <w:rPr>
+          <w:rFonts w:ascii="Arial Narrow" w:eastAsia="Arial Narrow" w:hAnsi="Arial Narrow" w:cs="Arial Narrow"/>
           <w:sz w:val="16"/>
           <w:szCs w:val="16"/>
         </w:rPr>
@@ -6919,14 +7832,14 @@
         <w:ind w:left="567" w:firstLine="0"/>
         <w:jc w:val="both"/>
         <w:rPr>
-          <w:rFonts w:ascii="Arial Narrow" w:eastAsia="Arial Narrow" w:hAnsi="Arial Narrow" w:cs="Arial"/>
-          <w:sz w:val="16"/>
-          <w:szCs w:val="16"/>
-        </w:rPr>
-      </w:pPr>
-      <w:r>
-        <w:rPr>
-          <w:rFonts w:ascii="Arial Narrow" w:eastAsia="Arial Narrow" w:hAnsi="Arial Narrow" w:cs="Arial"/>
+          <w:rFonts w:ascii="Arial Narrow" w:eastAsia="Arial Narrow" w:hAnsi="Arial Narrow" w:cs="Arial Narrow"/>
+          <w:sz w:val="16"/>
+          <w:szCs w:val="16"/>
+        </w:rPr>
+      </w:pPr>
+      <w:r>
+        <w:rPr>
+          <w:rFonts w:ascii="Arial Narrow" w:eastAsia="Arial Narrow" w:hAnsi="Arial Narrow" w:cs="Arial Narrow"/>
           <w:sz w:val="16"/>
           <w:szCs w:val="16"/>
         </w:rPr>
@@ -6943,14 +7856,14 @@
         <w:ind w:left="567" w:firstLine="0"/>
         <w:jc w:val="both"/>
         <w:rPr>
-          <w:rFonts w:ascii="Arial Narrow" w:eastAsia="Arial Narrow" w:hAnsi="Arial Narrow" w:cs="Arial"/>
-          <w:sz w:val="16"/>
-          <w:szCs w:val="16"/>
-        </w:rPr>
-      </w:pPr>
-      <w:r>
-        <w:rPr>
-          <w:rFonts w:ascii="Arial Narrow" w:eastAsia="Arial Narrow" w:hAnsi="Arial Narrow" w:cs="Arial"/>
+          <w:rFonts w:ascii="Arial Narrow" w:eastAsia="Arial Narrow" w:hAnsi="Arial Narrow" w:cs="Arial Narrow"/>
+          <w:sz w:val="16"/>
+          <w:szCs w:val="16"/>
+        </w:rPr>
+      </w:pPr>
+      <w:r>
+        <w:rPr>
+          <w:rFonts w:ascii="Arial Narrow" w:eastAsia="Arial Narrow" w:hAnsi="Arial Narrow" w:cs="Arial Narrow"/>
           <w:sz w:val="16"/>
           <w:szCs w:val="16"/>
         </w:rPr>
@@ -6967,14 +7880,14 @@
         <w:ind w:left="567" w:firstLine="0"/>
         <w:jc w:val="both"/>
         <w:rPr>
-          <w:rFonts w:ascii="Arial Narrow" w:eastAsia="Arial Narrow" w:hAnsi="Arial Narrow" w:cs="Arial"/>
-          <w:sz w:val="16"/>
-          <w:szCs w:val="16"/>
-        </w:rPr>
-      </w:pPr>
-      <w:r>
-        <w:rPr>
-          <w:rFonts w:ascii="Arial Narrow" w:eastAsia="Arial Narrow" w:hAnsi="Arial Narrow" w:cs="Arial"/>
+          <w:rFonts w:ascii="Arial Narrow" w:eastAsia="Arial Narrow" w:hAnsi="Arial Narrow" w:cs="Arial Narrow"/>
+          <w:sz w:val="16"/>
+          <w:szCs w:val="16"/>
+        </w:rPr>
+      </w:pPr>
+      <w:r>
+        <w:rPr>
+          <w:rFonts w:ascii="Arial Narrow" w:eastAsia="Arial Narrow" w:hAnsi="Arial Narrow" w:cs="Arial Narrow"/>
           <w:sz w:val="16"/>
           <w:szCs w:val="16"/>
         </w:rPr>
@@ -6991,14 +7904,14 @@
         <w:ind w:left="567" w:firstLine="0"/>
         <w:jc w:val="both"/>
         <w:rPr>
-          <w:rFonts w:ascii="Arial Narrow" w:eastAsia="Arial Narrow" w:hAnsi="Arial Narrow" w:cs="Arial"/>
-          <w:sz w:val="16"/>
-          <w:szCs w:val="16"/>
-        </w:rPr>
-      </w:pPr>
-      <w:r>
-        <w:rPr>
-          <w:rFonts w:ascii="Arial Narrow" w:eastAsia="Arial Narrow" w:hAnsi="Arial Narrow" w:cs="Arial"/>
+          <w:rFonts w:ascii="Arial Narrow" w:eastAsia="Arial Narrow" w:hAnsi="Arial Narrow" w:cs="Arial Narrow"/>
+          <w:sz w:val="16"/>
+          <w:szCs w:val="16"/>
+        </w:rPr>
+      </w:pPr>
+      <w:r>
+        <w:rPr>
+          <w:rFonts w:ascii="Arial Narrow" w:eastAsia="Arial Narrow" w:hAnsi="Arial Narrow" w:cs="Arial Narrow"/>
           <w:sz w:val="16"/>
           <w:szCs w:val="16"/>
         </w:rPr>
@@ -7011,14 +7924,14 @@
         <w:ind w:firstLine="567"/>
         <w:jc w:val="both"/>
         <w:rPr>
-          <w:rFonts w:ascii="Arial Narrow" w:hAnsi="Arial Narrow" w:cs="Arial"/>
-          <w:sz w:val="16"/>
-          <w:szCs w:val="16"/>
-        </w:rPr>
-      </w:pPr>
-      <w:r>
-        <w:rPr>
-          <w:rFonts w:ascii="Arial Narrow" w:hAnsi="Arial Narrow" w:cs="Arial"/>
+          <w:rFonts w:ascii="Arial Narrow" w:eastAsia="Arial Narrow" w:hAnsi="Arial Narrow" w:cs="Arial Narrow"/>
+          <w:sz w:val="16"/>
+          <w:szCs w:val="16"/>
+        </w:rPr>
+      </w:pPr>
+      <w:r>
+        <w:rPr>
+          <w:rFonts w:ascii="Arial Narrow" w:eastAsia="Arial Narrow" w:hAnsi="Arial Narrow" w:cs="Arial Narrow"/>
           <w:sz w:val="16"/>
           <w:szCs w:val="16"/>
         </w:rPr>
@@ -7031,14 +7944,14 @@
         <w:ind w:firstLine="567"/>
         <w:jc w:val="both"/>
         <w:rPr>
-          <w:rFonts w:ascii="Arial Narrow" w:hAnsi="Arial Narrow" w:cs="Arial"/>
-          <w:sz w:val="16"/>
-          <w:szCs w:val="16"/>
-        </w:rPr>
-      </w:pPr>
-      <w:r>
-        <w:rPr>
-          <w:rFonts w:ascii="Arial Narrow" w:hAnsi="Arial Narrow" w:cs="Arial"/>
+          <w:rFonts w:ascii="Arial Narrow" w:eastAsia="Arial Narrow" w:hAnsi="Arial Narrow" w:cs="Arial Narrow"/>
+          <w:sz w:val="16"/>
+          <w:szCs w:val="16"/>
+        </w:rPr>
+      </w:pPr>
+      <w:r>
+        <w:rPr>
+          <w:rFonts w:ascii="Arial Narrow" w:eastAsia="Arial Narrow" w:hAnsi="Arial Narrow" w:cs="Arial Narrow"/>
           <w:sz w:val="16"/>
           <w:szCs w:val="16"/>
         </w:rPr>
@@ -7051,14 +7964,14 @@
         <w:ind w:left="567"/>
         <w:jc w:val="both"/>
         <w:rPr>
-          <w:rFonts w:ascii="Arial Narrow" w:hAnsi="Arial Narrow" w:cs="Arial"/>
-          <w:sz w:val="16"/>
-          <w:szCs w:val="16"/>
-        </w:rPr>
-      </w:pPr>
-      <w:r>
-        <w:rPr>
-          <w:rFonts w:ascii="Arial Narrow" w:hAnsi="Arial Narrow" w:cs="Arial"/>
+          <w:rFonts w:ascii="Arial Narrow" w:eastAsia="Arial Narrow" w:hAnsi="Arial Narrow" w:cs="Arial Narrow"/>
+          <w:sz w:val="16"/>
+          <w:szCs w:val="16"/>
+        </w:rPr>
+      </w:pPr>
+      <w:r>
+        <w:rPr>
+          <w:rFonts w:ascii="Arial Narrow" w:eastAsia="Arial Narrow" w:hAnsi="Arial Narrow" w:cs="Arial Narrow"/>
           <w:sz w:val="16"/>
           <w:szCs w:val="16"/>
         </w:rPr>
@@ -7067,7 +7980,7 @@
       <w:proofErr w:type="gramStart"/>
       <w:r>
         <w:rPr>
-          <w:rFonts w:ascii="Arial Narrow" w:hAnsi="Arial Narrow" w:cs="Arial"/>
+          <w:rFonts w:ascii="Arial Narrow" w:eastAsia="Arial Narrow" w:hAnsi="Arial Narrow" w:cs="Arial Narrow"/>
           <w:sz w:val="16"/>
           <w:szCs w:val="16"/>
         </w:rPr>
@@ -7076,7 +7989,7 @@
       <w:proofErr w:type="gramEnd"/>
       <w:r>
         <w:rPr>
-          <w:rFonts w:ascii="Arial Narrow" w:hAnsi="Arial Narrow" w:cs="Arial"/>
+          <w:rFonts w:ascii="Arial Narrow" w:eastAsia="Arial Narrow" w:hAnsi="Arial Narrow" w:cs="Arial Narrow"/>
           <w:sz w:val="16"/>
           <w:szCs w:val="16"/>
         </w:rPr>
@@ -7089,14 +8002,14 @@
         <w:ind w:left="567"/>
         <w:jc w:val="both"/>
         <w:rPr>
-          <w:rFonts w:ascii="Arial Narrow" w:hAnsi="Arial Narrow" w:cs="Arial"/>
-          <w:sz w:val="16"/>
-          <w:szCs w:val="16"/>
-        </w:rPr>
-      </w:pPr>
-      <w:r>
-        <w:rPr>
-          <w:rFonts w:ascii="Arial Narrow" w:eastAsia="Arial Narrow" w:hAnsi="Arial Narrow" w:cs="Arial"/>
+          <w:rFonts w:ascii="Arial Narrow" w:eastAsia="Arial Narrow" w:hAnsi="Arial Narrow" w:cs="Arial Narrow"/>
+          <w:sz w:val="16"/>
+          <w:szCs w:val="16"/>
+        </w:rPr>
+      </w:pPr>
+      <w:r>
+        <w:rPr>
+          <w:rFonts w:ascii="Arial Narrow" w:eastAsia="Arial Narrow" w:hAnsi="Arial Narrow" w:cs="Arial Narrow"/>
           <w:sz w:val="16"/>
           <w:szCs w:val="16"/>
         </w:rPr>
@@ -7109,14 +8022,14 @@
         <w:ind w:left="567"/>
         <w:jc w:val="both"/>
         <w:rPr>
-          <w:rFonts w:ascii="Arial Narrow" w:hAnsi="Arial Narrow" w:cs="Arial"/>
-          <w:sz w:val="16"/>
-          <w:szCs w:val="16"/>
-        </w:rPr>
-      </w:pPr>
-      <w:r>
-        <w:rPr>
-          <w:rFonts w:ascii="Arial Narrow" w:eastAsia="Arial Narrow" w:hAnsi="Arial Narrow" w:cs="Arial"/>
+          <w:rFonts w:ascii="Arial Narrow" w:eastAsia="Arial Narrow" w:hAnsi="Arial Narrow" w:cs="Arial Narrow"/>
+          <w:sz w:val="16"/>
+          <w:szCs w:val="16"/>
+        </w:rPr>
+      </w:pPr>
+      <w:r>
+        <w:rPr>
+          <w:rFonts w:ascii="Arial Narrow" w:eastAsia="Arial Narrow" w:hAnsi="Arial Narrow" w:cs="Arial Narrow"/>
           <w:sz w:val="16"/>
           <w:szCs w:val="16"/>
         </w:rPr>
@@ -7129,14 +8042,14 @@
         <w:ind w:left="567"/>
         <w:jc w:val="both"/>
         <w:rPr>
-          <w:rFonts w:ascii="Arial Narrow" w:eastAsia="Arial Narrow" w:hAnsi="Arial Narrow" w:cs="Arial"/>
-          <w:sz w:val="16"/>
-          <w:szCs w:val="16"/>
-        </w:rPr>
-      </w:pPr>
-      <w:r>
-        <w:rPr>
-          <w:rFonts w:ascii="Arial Narrow" w:eastAsia="Arial Narrow" w:hAnsi="Arial Narrow" w:cs="Arial"/>
+          <w:rFonts w:ascii="Arial Narrow" w:eastAsia="Arial Narrow" w:hAnsi="Arial Narrow" w:cs="Arial Narrow"/>
+          <w:sz w:val="16"/>
+          <w:szCs w:val="16"/>
+        </w:rPr>
+      </w:pPr>
+      <w:r>
+        <w:rPr>
+          <w:rFonts w:ascii="Arial Narrow" w:eastAsia="Arial Narrow" w:hAnsi="Arial Narrow" w:cs="Arial Narrow"/>
           <w:sz w:val="16"/>
           <w:szCs w:val="16"/>
         </w:rPr>
@@ -7149,14 +8062,14 @@
         <w:ind w:left="567"/>
         <w:jc w:val="both"/>
         <w:rPr>
-          <w:rFonts w:ascii="Arial Narrow" w:eastAsia="Arial Narrow" w:hAnsi="Arial Narrow" w:cs="Arial"/>
-          <w:sz w:val="16"/>
-          <w:szCs w:val="16"/>
-        </w:rPr>
-      </w:pPr>
-      <w:r>
-        <w:rPr>
-          <w:rFonts w:ascii="Arial Narrow" w:eastAsia="Arial Narrow" w:hAnsi="Arial Narrow" w:cs="Arial"/>
+          <w:rFonts w:ascii="Arial Narrow" w:eastAsia="Arial Narrow" w:hAnsi="Arial Narrow" w:cs="Arial Narrow"/>
+          <w:sz w:val="16"/>
+          <w:szCs w:val="16"/>
+        </w:rPr>
+      </w:pPr>
+      <w:r>
+        <w:rPr>
+          <w:rFonts w:ascii="Arial Narrow" w:eastAsia="Arial Narrow" w:hAnsi="Arial Narrow" w:cs="Arial Narrow"/>
           <w:sz w:val="16"/>
           <w:szCs w:val="16"/>
         </w:rPr>
@@ -7169,14 +8082,14 @@
         <w:ind w:left="567"/>
         <w:jc w:val="both"/>
         <w:rPr>
-          <w:rFonts w:ascii="Arial Narrow" w:eastAsia="Arial Narrow" w:hAnsi="Arial Narrow" w:cs="Arial"/>
-          <w:sz w:val="16"/>
-          <w:szCs w:val="16"/>
-        </w:rPr>
-      </w:pPr>
-      <w:r>
-        <w:rPr>
-          <w:rFonts w:ascii="Arial Narrow" w:eastAsia="Arial Narrow" w:hAnsi="Arial Narrow" w:cs="Arial"/>
+          <w:rFonts w:ascii="Arial Narrow" w:eastAsia="Arial Narrow" w:hAnsi="Arial Narrow" w:cs="Arial Narrow"/>
+          <w:sz w:val="16"/>
+          <w:szCs w:val="16"/>
+        </w:rPr>
+      </w:pPr>
+      <w:r>
+        <w:rPr>
+          <w:rFonts w:ascii="Arial Narrow" w:eastAsia="Arial Narrow" w:hAnsi="Arial Narrow" w:cs="Arial Narrow"/>
           <w:sz w:val="16"/>
           <w:szCs w:val="16"/>
         </w:rPr>
@@ -7189,7 +8102,7 @@
         <w:ind w:left="567"/>
         <w:jc w:val="both"/>
         <w:rPr>
-          <w:rFonts w:ascii="Arial Narrow" w:eastAsia="Arial Narrow" w:hAnsi="Arial Narrow" w:cs="Arial"/>
+          <w:rFonts w:ascii="Arial Narrow" w:eastAsia="Arial Narrow" w:hAnsi="Arial Narrow" w:cs="Arial Narrow"/>
           <w:sz w:val="16"/>
           <w:szCs w:val="16"/>
         </w:rPr>
@@ -7201,7 +8114,7 @@
         <w:ind w:left="567"/>
         <w:jc w:val="both"/>
         <w:rPr>
-          <w:rFonts w:ascii="Arial Narrow" w:eastAsia="Arial Narrow" w:hAnsi="Arial Narrow" w:cs="Arial"/>
+          <w:rFonts w:ascii="Arial Narrow" w:eastAsia="Arial Narrow" w:hAnsi="Arial Narrow" w:cs="Arial Narrow"/>
           <w:b/>
           <w:bCs/>
           <w:sz w:val="16"/>
@@ -7210,7 +8123,7 @@
       </w:pPr>
       <w:r>
         <w:rPr>
-          <w:rFonts w:ascii="Arial Narrow" w:eastAsia="Arial Narrow" w:hAnsi="Arial Narrow" w:cs="Arial"/>
+          <w:rFonts w:ascii="Arial Narrow" w:eastAsia="Arial Narrow" w:hAnsi="Arial Narrow" w:cs="Arial Narrow"/>
           <w:b/>
           <w:bCs/>
           <w:sz w:val="16"/>
@@ -7225,14 +8138,14 @@
         <w:ind w:left="567"/>
         <w:jc w:val="both"/>
         <w:rPr>
-          <w:rFonts w:ascii="Arial Narrow" w:eastAsia="Arial Narrow" w:hAnsi="Arial Narrow" w:cs="Arial"/>
-          <w:sz w:val="16"/>
-          <w:szCs w:val="16"/>
-        </w:rPr>
-      </w:pPr>
-      <w:r>
-        <w:rPr>
-          <w:rFonts w:ascii="Arial Narrow" w:eastAsia="Arial Narrow" w:hAnsi="Arial Narrow" w:cs="Arial"/>
+          <w:rFonts w:ascii="Arial Narrow" w:eastAsia="Arial Narrow" w:hAnsi="Arial Narrow" w:cs="Arial Narrow"/>
+          <w:sz w:val="16"/>
+          <w:szCs w:val="16"/>
+        </w:rPr>
+      </w:pPr>
+      <w:r>
+        <w:rPr>
+          <w:rFonts w:ascii="Arial Narrow" w:eastAsia="Arial Narrow" w:hAnsi="Arial Narrow" w:cs="Arial Narrow"/>
           <w:sz w:val="16"/>
           <w:szCs w:val="16"/>
         </w:rPr>
@@ -7245,14 +8158,14 @@
         <w:ind w:left="567"/>
         <w:jc w:val="both"/>
         <w:rPr>
-          <w:rFonts w:ascii="Arial Narrow" w:eastAsia="Arial Narrow" w:hAnsi="Arial Narrow" w:cs="Arial"/>
-          <w:sz w:val="16"/>
-          <w:szCs w:val="16"/>
-        </w:rPr>
-      </w:pPr>
-      <w:r>
-        <w:rPr>
-          <w:rFonts w:ascii="Arial Narrow" w:eastAsia="Arial Narrow" w:hAnsi="Arial Narrow" w:cs="Arial"/>
+          <w:rFonts w:ascii="Arial Narrow" w:eastAsia="Arial Narrow" w:hAnsi="Arial Narrow" w:cs="Arial Narrow"/>
+          <w:sz w:val="16"/>
+          <w:szCs w:val="16"/>
+        </w:rPr>
+      </w:pPr>
+      <w:r>
+        <w:rPr>
+          <w:rFonts w:ascii="Arial Narrow" w:eastAsia="Arial Narrow" w:hAnsi="Arial Narrow" w:cs="Arial Narrow"/>
           <w:sz w:val="16"/>
           <w:szCs w:val="16"/>
         </w:rPr>
@@ -7265,14 +8178,14 @@
         <w:ind w:left="567"/>
         <w:jc w:val="both"/>
         <w:rPr>
-          <w:rFonts w:ascii="Arial Narrow" w:eastAsia="Arial Narrow" w:hAnsi="Arial Narrow" w:cs="Arial"/>
-          <w:sz w:val="16"/>
-          <w:szCs w:val="16"/>
-        </w:rPr>
-      </w:pPr>
-      <w:r>
-        <w:rPr>
-          <w:rFonts w:ascii="Arial Narrow" w:eastAsia="Arial Narrow" w:hAnsi="Arial Narrow" w:cs="Arial"/>
+          <w:rFonts w:ascii="Arial Narrow" w:eastAsia="Arial Narrow" w:hAnsi="Arial Narrow" w:cs="Arial Narrow"/>
+          <w:sz w:val="16"/>
+          <w:szCs w:val="16"/>
+        </w:rPr>
+      </w:pPr>
+      <w:r>
+        <w:rPr>
+          <w:rFonts w:ascii="Arial Narrow" w:eastAsia="Arial Narrow" w:hAnsi="Arial Narrow" w:cs="Arial Narrow"/>
           <w:sz w:val="16"/>
           <w:szCs w:val="16"/>
         </w:rPr>
@@ -7285,14 +8198,14 @@
         <w:ind w:left="567"/>
         <w:jc w:val="both"/>
         <w:rPr>
-          <w:rFonts w:ascii="Arial Narrow" w:eastAsia="Arial Narrow" w:hAnsi="Arial Narrow" w:cs="Arial"/>
-          <w:sz w:val="16"/>
-          <w:szCs w:val="16"/>
-        </w:rPr>
-      </w:pPr>
-      <w:r>
-        <w:rPr>
-          <w:rFonts w:ascii="Arial Narrow" w:eastAsia="Arial Narrow" w:hAnsi="Arial Narrow" w:cs="Arial"/>
+          <w:rFonts w:ascii="Arial Narrow" w:eastAsia="Arial Narrow" w:hAnsi="Arial Narrow" w:cs="Arial Narrow"/>
+          <w:sz w:val="16"/>
+          <w:szCs w:val="16"/>
+        </w:rPr>
+      </w:pPr>
+      <w:r>
+        <w:rPr>
+          <w:rFonts w:ascii="Arial Narrow" w:eastAsia="Arial Narrow" w:hAnsi="Arial Narrow" w:cs="Arial Narrow"/>
           <w:sz w:val="16"/>
           <w:szCs w:val="16"/>
         </w:rPr>
@@ -7305,14 +8218,14 @@
         <w:ind w:left="567"/>
         <w:jc w:val="both"/>
         <w:rPr>
-          <w:rFonts w:ascii="Arial Narrow" w:eastAsia="Arial Narrow" w:hAnsi="Arial Narrow" w:cs="Arial"/>
-          <w:sz w:val="16"/>
-          <w:szCs w:val="16"/>
-        </w:rPr>
-      </w:pPr>
-      <w:r>
-        <w:rPr>
-          <w:rFonts w:ascii="Arial Narrow" w:eastAsia="Arial Narrow" w:hAnsi="Arial Narrow" w:cs="Arial"/>
+          <w:rFonts w:ascii="Arial Narrow" w:eastAsia="Arial Narrow" w:hAnsi="Arial Narrow" w:cs="Arial Narrow"/>
+          <w:sz w:val="16"/>
+          <w:szCs w:val="16"/>
+        </w:rPr>
+      </w:pPr>
+      <w:r>
+        <w:rPr>
+          <w:rFonts w:ascii="Arial Narrow" w:eastAsia="Arial Narrow" w:hAnsi="Arial Narrow" w:cs="Arial Narrow"/>
           <w:sz w:val="16"/>
           <w:szCs w:val="16"/>
         </w:rPr>
@@ -7321,7 +8234,7 @@
       <w:proofErr w:type="spellStart"/>
       <w:r>
         <w:rPr>
-          <w:rFonts w:ascii="Arial Narrow" w:eastAsia="Arial Narrow" w:hAnsi="Arial Narrow" w:cs="Arial"/>
+          <w:rFonts w:ascii="Arial Narrow" w:eastAsia="Arial Narrow" w:hAnsi="Arial Narrow" w:cs="Arial Narrow"/>
           <w:sz w:val="16"/>
           <w:szCs w:val="16"/>
         </w:rPr>
@@ -7330,7 +8243,7 @@
       <w:proofErr w:type="spellEnd"/>
       <w:r>
         <w:rPr>
-          <w:rFonts w:ascii="Arial Narrow" w:eastAsia="Arial Narrow" w:hAnsi="Arial Narrow" w:cs="Arial"/>
+          <w:rFonts w:ascii="Arial Narrow" w:eastAsia="Arial Narrow" w:hAnsi="Arial Narrow" w:cs="Arial Narrow"/>
           <w:sz w:val="16"/>
           <w:szCs w:val="16"/>
         </w:rPr>
@@ -7343,14 +8256,14 @@
         <w:ind w:left="567"/>
         <w:jc w:val="both"/>
         <w:rPr>
-          <w:rFonts w:ascii="Arial Narrow" w:eastAsia="Arial Narrow" w:hAnsi="Arial Narrow" w:cs="Arial"/>
-          <w:sz w:val="16"/>
-          <w:szCs w:val="16"/>
-        </w:rPr>
-      </w:pPr>
-      <w:r>
-        <w:rPr>
-          <w:rFonts w:ascii="Arial Narrow" w:eastAsia="Arial Narrow" w:hAnsi="Arial Narrow" w:cs="Arial"/>
+          <w:rFonts w:ascii="Arial Narrow" w:eastAsia="Arial Narrow" w:hAnsi="Arial Narrow" w:cs="Arial Narrow"/>
+          <w:sz w:val="16"/>
+          <w:szCs w:val="16"/>
+        </w:rPr>
+      </w:pPr>
+      <w:r>
+        <w:rPr>
+          <w:rFonts w:ascii="Arial Narrow" w:eastAsia="Arial Narrow" w:hAnsi="Arial Narrow" w:cs="Arial Narrow"/>
           <w:sz w:val="16"/>
           <w:szCs w:val="16"/>
         </w:rPr>
@@ -7363,14 +8276,14 @@
         <w:ind w:left="567"/>
         <w:jc w:val="both"/>
         <w:rPr>
-          <w:rFonts w:ascii="Arial Narrow" w:eastAsia="Arial Narrow" w:hAnsi="Arial Narrow" w:cs="Arial"/>
-          <w:sz w:val="16"/>
-          <w:szCs w:val="16"/>
-        </w:rPr>
-      </w:pPr>
-      <w:r>
-        <w:rPr>
-          <w:rFonts w:ascii="Arial Narrow" w:eastAsia="Arial Narrow" w:hAnsi="Arial Narrow" w:cs="Arial"/>
+          <w:rFonts w:ascii="Arial Narrow" w:eastAsia="Arial Narrow" w:hAnsi="Arial Narrow" w:cs="Arial Narrow"/>
+          <w:sz w:val="16"/>
+          <w:szCs w:val="16"/>
+        </w:rPr>
+      </w:pPr>
+      <w:r>
+        <w:rPr>
+          <w:rFonts w:ascii="Arial Narrow" w:eastAsia="Arial Narrow" w:hAnsi="Arial Narrow" w:cs="Arial Narrow"/>
           <w:sz w:val="16"/>
           <w:szCs w:val="16"/>
         </w:rPr>
@@ -7379,7 +8292,7 @@
       <w:proofErr w:type="spellStart"/>
       <w:r>
         <w:rPr>
-          <w:rFonts w:ascii="Arial Narrow" w:eastAsia="Arial Narrow" w:hAnsi="Arial Narrow" w:cs="Arial"/>
+          <w:rFonts w:ascii="Arial Narrow" w:eastAsia="Arial Narrow" w:hAnsi="Arial Narrow" w:cs="Arial Narrow"/>
           <w:sz w:val="16"/>
           <w:szCs w:val="16"/>
         </w:rPr>
@@ -7388,7 +8301,7 @@
       <w:proofErr w:type="spellEnd"/>
       <w:r>
         <w:rPr>
-          <w:rFonts w:ascii="Arial Narrow" w:eastAsia="Arial Narrow" w:hAnsi="Arial Narrow" w:cs="Arial"/>
+          <w:rFonts w:ascii="Arial Narrow" w:eastAsia="Arial Narrow" w:hAnsi="Arial Narrow" w:cs="Arial Narrow"/>
           <w:sz w:val="16"/>
           <w:szCs w:val="16"/>
         </w:rPr>
@@ -7401,14 +8314,14 @@
         <w:ind w:left="567"/>
         <w:jc w:val="both"/>
         <w:rPr>
-          <w:rFonts w:ascii="Arial Narrow" w:eastAsia="Arial Narrow" w:hAnsi="Arial Narrow" w:cs="Arial"/>
-          <w:sz w:val="16"/>
-          <w:szCs w:val="16"/>
-        </w:rPr>
-      </w:pPr>
-      <w:r>
-        <w:rPr>
-          <w:rFonts w:ascii="Arial Narrow" w:eastAsia="Arial Narrow" w:hAnsi="Arial Narrow" w:cs="Arial"/>
+          <w:rFonts w:ascii="Arial Narrow" w:eastAsia="Arial Narrow" w:hAnsi="Arial Narrow" w:cs="Arial Narrow"/>
+          <w:sz w:val="16"/>
+          <w:szCs w:val="16"/>
+        </w:rPr>
+      </w:pPr>
+      <w:r>
+        <w:rPr>
+          <w:rFonts w:ascii="Arial Narrow" w:eastAsia="Arial Narrow" w:hAnsi="Arial Narrow" w:cs="Arial Narrow"/>
           <w:sz w:val="16"/>
           <w:szCs w:val="16"/>
         </w:rPr>
@@ -7417,7 +8330,7 @@
       <w:proofErr w:type="spellStart"/>
       <w:r>
         <w:rPr>
-          <w:rFonts w:ascii="Arial Narrow" w:eastAsia="Arial Narrow" w:hAnsi="Arial Narrow" w:cs="Arial"/>
+          <w:rFonts w:ascii="Arial Narrow" w:eastAsia="Arial Narrow" w:hAnsi="Arial Narrow" w:cs="Arial Narrow"/>
           <w:sz w:val="16"/>
           <w:szCs w:val="16"/>
         </w:rPr>
@@ -7426,7 +8339,7 @@
       <w:proofErr w:type="spellEnd"/>
       <w:r>
         <w:rPr>
-          <w:rFonts w:ascii="Arial Narrow" w:eastAsia="Arial Narrow" w:hAnsi="Arial Narrow" w:cs="Arial"/>
+          <w:rFonts w:ascii="Arial Narrow" w:eastAsia="Arial Narrow" w:hAnsi="Arial Narrow" w:cs="Arial Narrow"/>
           <w:sz w:val="16"/>
           <w:szCs w:val="16"/>
         </w:rPr>
@@ -7439,14 +8352,14 @@
         <w:ind w:left="567"/>
         <w:jc w:val="both"/>
         <w:rPr>
-          <w:rFonts w:ascii="Arial Narrow" w:eastAsia="Arial Narrow" w:hAnsi="Arial Narrow" w:cs="Arial"/>
-          <w:sz w:val="16"/>
-          <w:szCs w:val="16"/>
-        </w:rPr>
-      </w:pPr>
-      <w:r>
-        <w:rPr>
-          <w:rFonts w:ascii="Arial Narrow" w:eastAsia="Arial Narrow" w:hAnsi="Arial Narrow" w:cs="Arial"/>
+          <w:rFonts w:ascii="Arial Narrow" w:eastAsia="Arial Narrow" w:hAnsi="Arial Narrow" w:cs="Arial Narrow"/>
+          <w:sz w:val="16"/>
+          <w:szCs w:val="16"/>
+        </w:rPr>
+      </w:pPr>
+      <w:r>
+        <w:rPr>
+          <w:rFonts w:ascii="Arial Narrow" w:eastAsia="Arial Narrow" w:hAnsi="Arial Narrow" w:cs="Arial Narrow"/>
           <w:sz w:val="16"/>
           <w:szCs w:val="16"/>
         </w:rPr>
@@ -7459,14 +8372,14 @@
         <w:ind w:left="567"/>
         <w:jc w:val="both"/>
         <w:rPr>
-          <w:rFonts w:ascii="Arial Narrow" w:eastAsia="Arial Narrow" w:hAnsi="Arial Narrow" w:cs="Arial"/>
-          <w:sz w:val="16"/>
-          <w:szCs w:val="16"/>
-        </w:rPr>
-      </w:pPr>
-      <w:r>
-        <w:rPr>
-          <w:rFonts w:ascii="Arial Narrow" w:eastAsia="Arial Narrow" w:hAnsi="Arial Narrow" w:cs="Arial"/>
+          <w:rFonts w:ascii="Arial Narrow" w:eastAsia="Arial Narrow" w:hAnsi="Arial Narrow" w:cs="Arial Narrow"/>
+          <w:sz w:val="16"/>
+          <w:szCs w:val="16"/>
+        </w:rPr>
+      </w:pPr>
+      <w:r>
+        <w:rPr>
+          <w:rFonts w:ascii="Arial Narrow" w:eastAsia="Arial Narrow" w:hAnsi="Arial Narrow" w:cs="Arial Narrow"/>
           <w:sz w:val="16"/>
           <w:szCs w:val="16"/>
         </w:rPr>
@@ -7476,10 +8389,10 @@
     <w:p>
       <w:pPr>
         <w:spacing w:after="0" w:line="240" w:lineRule="auto"/>
-        <w:ind w:left="567"/>
-        <w:jc w:val="both"/>
-        <w:rPr>
-          <w:rFonts w:ascii="Arial Narrow" w:eastAsia="Arial Narrow" w:hAnsi="Arial Narrow" w:cs="Arial"/>
+        <w:ind w:left="567" w:hanging="567"/>
+        <w:jc w:val="both"/>
+        <w:rPr>
+          <w:rFonts w:ascii="Arial Narrow" w:eastAsia="Arial Narrow" w:hAnsi="Arial Narrow" w:cs="Arial Narrow"/>
           <w:sz w:val="16"/>
           <w:szCs w:val="16"/>
         </w:rPr>
@@ -7496,7 +8409,7 @@
         <w:ind w:left="567" w:hanging="567"/>
         <w:jc w:val="both"/>
         <w:rPr>
-          <w:rFonts w:ascii="Arial Narrow" w:hAnsi="Arial Narrow" w:cs="Arial"/>
+          <w:rFonts w:ascii="Arial Narrow" w:eastAsia="Arial Narrow" w:hAnsi="Arial Narrow" w:cs="Arial Narrow"/>
           <w:b/>
           <w:sz w:val="16"/>
           <w:szCs w:val="16"/>
@@ -7505,7 +8418,7 @@
       <w:r>
         <w:rPr>
           <w:rStyle w:val="Refdenotaalpie"/>
-          <w:rFonts w:ascii="Arial Narrow" w:hAnsi="Arial Narrow" w:cs="Arial"/>
+          <w:rFonts w:ascii="Arial Narrow" w:eastAsia="Arial Narrow" w:hAnsi="Arial Narrow" w:cs="Arial Narrow"/>
           <w:sz w:val="16"/>
           <w:szCs w:val="16"/>
           <w:vertAlign w:val="superscript"/>
@@ -7514,7 +8427,7 @@
       </w:r>
       <w:r>
         <w:rPr>
-          <w:rFonts w:ascii="Arial Narrow" w:hAnsi="Arial Narrow" w:cs="Arial"/>
+          <w:rFonts w:ascii="Arial Narrow" w:eastAsia="Arial Narrow" w:hAnsi="Arial Narrow" w:cs="Arial Narrow"/>
           <w:sz w:val="16"/>
           <w:szCs w:val="16"/>
         </w:rPr>
@@ -7522,7 +8435,7 @@
       </w:r>
       <w:r>
         <w:rPr>
-          <w:rFonts w:ascii="Arial Narrow" w:hAnsi="Arial Narrow" w:cs="Arial"/>
+          <w:rFonts w:ascii="Arial Narrow" w:eastAsia="Arial Narrow" w:hAnsi="Arial Narrow" w:cs="Arial Narrow"/>
           <w:sz w:val="16"/>
           <w:szCs w:val="16"/>
         </w:rPr>
@@ -7530,7 +8443,7 @@
       </w:r>
       <w:r>
         <w:rPr>
-          <w:rFonts w:ascii="Arial Narrow" w:eastAsia="Arial Narrow" w:hAnsi="Arial Narrow" w:cs="Arial"/>
+          <w:rFonts w:ascii="Arial Narrow" w:eastAsia="Arial Narrow" w:hAnsi="Arial Narrow" w:cs="Arial Narrow"/>
           <w:b/>
           <w:sz w:val="16"/>
           <w:szCs w:val="16"/>
@@ -7539,7 +8452,7 @@
       </w:r>
       <w:r>
         <w:rPr>
-          <w:rFonts w:ascii="Arial Narrow" w:hAnsi="Arial Narrow" w:cs="Arial"/>
+          <w:rFonts w:ascii="Arial Narrow" w:eastAsia="Arial Narrow" w:hAnsi="Arial Narrow" w:cs="Arial Narrow"/>
           <w:b/>
           <w:bCs/>
           <w:sz w:val="16"/>
@@ -7549,7 +8462,7 @@
       </w:r>
       <w:r>
         <w:rPr>
-          <w:rFonts w:ascii="Arial Narrow" w:hAnsi="Arial Narrow" w:cs="Arial"/>
+          <w:rFonts w:ascii="Arial Narrow" w:eastAsia="Arial Narrow" w:hAnsi="Arial Narrow" w:cs="Arial Narrow"/>
           <w:b/>
           <w:sz w:val="16"/>
           <w:szCs w:val="16"/>
@@ -7565,15 +8478,15 @@
         </w:tabs>
         <w:jc w:val="both"/>
         <w:rPr>
-          <w:rFonts w:ascii="Arial Narrow" w:eastAsia="Arial Narrow" w:hAnsi="Arial Narrow" w:cs="Arial"/>
-          <w:b/>
-          <w:sz w:val="16"/>
-          <w:szCs w:val="16"/>
-        </w:rPr>
-      </w:pPr>
-      <w:r>
-        <w:rPr>
-          <w:rFonts w:ascii="Arial Narrow" w:eastAsia="Arial Narrow" w:hAnsi="Arial Narrow" w:cs="Arial"/>
+          <w:rFonts w:ascii="Arial Narrow" w:eastAsia="Arial Narrow" w:hAnsi="Arial Narrow" w:cs="Arial Narrow"/>
+          <w:b/>
+          <w:sz w:val="16"/>
+          <w:szCs w:val="16"/>
+        </w:rPr>
+      </w:pPr>
+      <w:r>
+        <w:rPr>
+          <w:rFonts w:ascii="Arial Narrow" w:eastAsia="Arial Narrow" w:hAnsi="Arial Narrow" w:cs="Arial Narrow"/>
           <w:b/>
           <w:sz w:val="16"/>
           <w:szCs w:val="16"/>
@@ -7590,14 +8503,14 @@
         </w:tabs>
         <w:jc w:val="both"/>
         <w:rPr>
-          <w:rFonts w:ascii="Arial Narrow" w:eastAsia="Arial Narrow" w:hAnsi="Arial Narrow" w:cs="Arial"/>
-          <w:sz w:val="16"/>
-          <w:szCs w:val="16"/>
-        </w:rPr>
-      </w:pPr>
-      <w:r>
-        <w:rPr>
-          <w:rFonts w:ascii="Arial Narrow" w:eastAsia="Arial Narrow" w:hAnsi="Arial Narrow" w:cs="Arial"/>
+          <w:rFonts w:ascii="Arial Narrow" w:eastAsia="Arial Narrow" w:hAnsi="Arial Narrow" w:cs="Arial Narrow"/>
+          <w:sz w:val="16"/>
+          <w:szCs w:val="16"/>
+        </w:rPr>
+      </w:pPr>
+      <w:r>
+        <w:rPr>
+          <w:rFonts w:ascii="Arial Narrow" w:eastAsia="Arial Narrow" w:hAnsi="Arial Narrow" w:cs="Arial Narrow"/>
           <w:sz w:val="16"/>
           <w:szCs w:val="16"/>
         </w:rPr>
@@ -7613,14 +8526,14 @@
         </w:tabs>
         <w:jc w:val="both"/>
         <w:rPr>
-          <w:rFonts w:ascii="Arial Narrow" w:eastAsia="Arial Narrow" w:hAnsi="Arial Narrow" w:cs="Arial"/>
-          <w:sz w:val="16"/>
-          <w:szCs w:val="16"/>
-        </w:rPr>
-      </w:pPr>
-      <w:r>
-        <w:rPr>
-          <w:rFonts w:ascii="Arial Narrow" w:eastAsia="Arial Narrow" w:hAnsi="Arial Narrow" w:cs="Arial"/>
+          <w:rFonts w:ascii="Arial Narrow" w:eastAsia="Arial Narrow" w:hAnsi="Arial Narrow" w:cs="Arial Narrow"/>
+          <w:sz w:val="16"/>
+          <w:szCs w:val="16"/>
+        </w:rPr>
+      </w:pPr>
+      <w:r>
+        <w:rPr>
+          <w:rFonts w:ascii="Arial Narrow" w:eastAsia="Arial Narrow" w:hAnsi="Arial Narrow" w:cs="Arial Narrow"/>
           <w:sz w:val="16"/>
           <w:szCs w:val="16"/>
         </w:rPr>
@@ -7636,14 +8549,14 @@
         </w:tabs>
         <w:jc w:val="both"/>
         <w:rPr>
-          <w:rFonts w:ascii="Arial Narrow" w:eastAsia="Arial Narrow" w:hAnsi="Arial Narrow" w:cs="Arial"/>
-          <w:sz w:val="16"/>
-          <w:szCs w:val="16"/>
-        </w:rPr>
-      </w:pPr>
-      <w:r>
-        <w:rPr>
-          <w:rFonts w:ascii="Arial Narrow" w:eastAsia="Arial Narrow" w:hAnsi="Arial Narrow" w:cs="Arial"/>
+          <w:rFonts w:ascii="Arial Narrow" w:eastAsia="Arial Narrow" w:hAnsi="Arial Narrow" w:cs="Arial Narrow"/>
+          <w:sz w:val="16"/>
+          <w:szCs w:val="16"/>
+        </w:rPr>
+      </w:pPr>
+      <w:r>
+        <w:rPr>
+          <w:rFonts w:ascii="Arial Narrow" w:eastAsia="Arial Narrow" w:hAnsi="Arial Narrow" w:cs="Arial Narrow"/>
           <w:sz w:val="16"/>
           <w:szCs w:val="16"/>
         </w:rPr>
@@ -7660,14 +8573,14 @@
         <w:ind w:left="567"/>
         <w:jc w:val="both"/>
         <w:rPr>
-          <w:rFonts w:ascii="Arial Narrow" w:eastAsia="Arial Narrow" w:hAnsi="Arial Narrow" w:cs="Arial"/>
-          <w:sz w:val="16"/>
-          <w:szCs w:val="16"/>
-        </w:rPr>
-      </w:pPr>
-      <w:r>
-        <w:rPr>
-          <w:rFonts w:ascii="Arial Narrow" w:eastAsia="Arial Narrow" w:hAnsi="Arial Narrow" w:cs="Arial"/>
+          <w:rFonts w:ascii="Arial Narrow" w:eastAsia="Arial Narrow" w:hAnsi="Arial Narrow" w:cs="Arial Narrow"/>
+          <w:sz w:val="16"/>
+          <w:szCs w:val="16"/>
+        </w:rPr>
+      </w:pPr>
+      <w:r>
+        <w:rPr>
+          <w:rFonts w:ascii="Arial Narrow" w:eastAsia="Arial Narrow" w:hAnsi="Arial Narrow" w:cs="Arial Narrow"/>
           <w:sz w:val="16"/>
           <w:szCs w:val="16"/>
         </w:rPr>
@@ -7676,7 +8589,7 @@
       <w:proofErr w:type="spellStart"/>
       <w:r>
         <w:rPr>
-          <w:rFonts w:ascii="Arial Narrow" w:eastAsia="Arial Narrow" w:hAnsi="Arial Narrow" w:cs="Arial"/>
+          <w:rFonts w:ascii="Arial Narrow" w:eastAsia="Arial Narrow" w:hAnsi="Arial Narrow" w:cs="Arial Narrow"/>
           <w:sz w:val="16"/>
           <w:szCs w:val="16"/>
         </w:rPr>
@@ -7685,7 +8598,7 @@
       <w:proofErr w:type="spellEnd"/>
       <w:r>
         <w:rPr>
-          <w:rFonts w:ascii="Arial Narrow" w:eastAsia="Arial Narrow" w:hAnsi="Arial Narrow" w:cs="Arial"/>
+          <w:rFonts w:ascii="Arial Narrow" w:eastAsia="Arial Narrow" w:hAnsi="Arial Narrow" w:cs="Arial Narrow"/>
           <w:sz w:val="16"/>
           <w:szCs w:val="16"/>
         </w:rPr>
@@ -7695,9 +8608,14 @@
     <w:p>
       <w:pPr>
         <w:pStyle w:val="Textonotapie"/>
-        <w:jc w:val="both"/>
-        <w:rPr>
-          <w:rFonts w:ascii="Arial Narrow" w:hAnsi="Arial Narrow" w:cs="Arial"/>
+        <w:tabs>
+          <w:tab w:val="left" w:pos="567"/>
+        </w:tabs>
+        <w:ind w:left="567" w:hanging="567"/>
+        <w:jc w:val="both"/>
+        <w:rPr>
+          <w:rFonts w:ascii="Arial Narrow" w:eastAsia="Arial Narrow" w:hAnsi="Arial Narrow" w:cs="Arial Narrow"/>
+          <w:b/>
           <w:sz w:val="16"/>
           <w:szCs w:val="16"/>
         </w:rPr>
@@ -7714,7 +8632,7 @@
         <w:ind w:left="567" w:hanging="567"/>
         <w:jc w:val="both"/>
         <w:rPr>
-          <w:rFonts w:ascii="Arial Narrow" w:hAnsi="Arial Narrow" w:cs="Arial"/>
+          <w:rFonts w:ascii="Arial Narrow" w:eastAsia="Arial Narrow" w:hAnsi="Arial Narrow" w:cs="Arial Narrow"/>
           <w:b/>
           <w:bCs/>
           <w:sz w:val="16"/>
@@ -7724,7 +8642,7 @@
       <w:r>
         <w:rPr>
           <w:rStyle w:val="Refdenotaalpie"/>
-          <w:rFonts w:ascii="Arial Narrow" w:hAnsi="Arial Narrow" w:cs="Arial"/>
+          <w:rFonts w:ascii="Arial Narrow" w:eastAsia="Arial Narrow" w:hAnsi="Arial Narrow" w:cs="Arial Narrow"/>
           <w:b/>
           <w:bCs/>
           <w:sz w:val="16"/>
@@ -7735,7 +8653,7 @@
       </w:r>
       <w:r>
         <w:rPr>
-          <w:rFonts w:ascii="Arial Narrow" w:hAnsi="Arial Narrow" w:cs="Arial"/>
+          <w:rFonts w:ascii="Arial Narrow" w:eastAsia="Arial Narrow" w:hAnsi="Arial Narrow" w:cs="Arial Narrow"/>
           <w:b/>
           <w:bCs/>
           <w:sz w:val="16"/>
@@ -7745,7 +8663,7 @@
       </w:r>
       <w:r>
         <w:rPr>
-          <w:rFonts w:ascii="Arial Narrow" w:hAnsi="Arial Narrow" w:cs="Arial"/>
+          <w:rFonts w:ascii="Arial Narrow" w:eastAsia="Arial Narrow" w:hAnsi="Arial Narrow" w:cs="Arial Narrow"/>
           <w:b/>
           <w:bCs/>
           <w:sz w:val="16"/>
@@ -7757,7 +8675,7 @@
       <w:proofErr w:type="spellStart"/>
       <w:r>
         <w:rPr>
-          <w:rFonts w:ascii="Arial Narrow" w:hAnsi="Arial Narrow" w:cs="Arial"/>
+          <w:rFonts w:ascii="Arial Narrow" w:eastAsia="Arial Narrow" w:hAnsi="Arial Narrow" w:cs="Arial Narrow"/>
           <w:b/>
           <w:bCs/>
           <w:sz w:val="16"/>
@@ -7768,7 +8686,7 @@
       <w:proofErr w:type="spellEnd"/>
       <w:r>
         <w:rPr>
-          <w:rFonts w:ascii="Arial Narrow" w:hAnsi="Arial Narrow" w:cs="Arial"/>
+          <w:rFonts w:ascii="Arial Narrow" w:eastAsia="Arial Narrow" w:hAnsi="Arial Narrow" w:cs="Arial Narrow"/>
           <w:b/>
           <w:bCs/>
           <w:sz w:val="16"/>
@@ -7784,7 +8702,7 @@
         <w:ind w:left="567"/>
         <w:jc w:val="both"/>
         <w:rPr>
-          <w:rFonts w:ascii="Arial Narrow" w:hAnsi="Arial Narrow" w:cs="Arial"/>
+          <w:rFonts w:ascii="Arial Narrow" w:eastAsia="Arial Narrow" w:hAnsi="Arial Narrow" w:cs="Arial Narrow"/>
           <w:bCs/>
           <w:sz w:val="16"/>
           <w:szCs w:val="16"/>
@@ -7792,7 +8710,7 @@
       </w:pPr>
       <w:r>
         <w:rPr>
-          <w:rFonts w:ascii="Arial Narrow" w:hAnsi="Arial Narrow" w:cs="Arial"/>
+          <w:rFonts w:ascii="Arial Narrow" w:eastAsia="Arial Narrow" w:hAnsi="Arial Narrow" w:cs="Arial Narrow"/>
           <w:b/>
           <w:sz w:val="16"/>
           <w:szCs w:val="16"/>
@@ -7801,7 +8719,7 @@
       </w:r>
       <w:r>
         <w:rPr>
-          <w:rFonts w:ascii="Arial Narrow" w:hAnsi="Arial Narrow" w:cs="Arial"/>
+          <w:rFonts w:ascii="Arial Narrow" w:eastAsia="Arial Narrow" w:hAnsi="Arial Narrow" w:cs="Arial Narrow"/>
           <w:bCs/>
           <w:sz w:val="16"/>
           <w:szCs w:val="16"/>
@@ -7811,7 +8729,7 @@
       <w:proofErr w:type="gramStart"/>
       <w:r>
         <w:rPr>
-          <w:rFonts w:ascii="Arial Narrow" w:hAnsi="Arial Narrow" w:cs="Arial"/>
+          <w:rFonts w:ascii="Arial Narrow" w:eastAsia="Arial Narrow" w:hAnsi="Arial Narrow" w:cs="Arial Narrow"/>
           <w:bCs/>
           <w:sz w:val="16"/>
           <w:szCs w:val="16"/>
@@ -7821,7 +8739,7 @@
       <w:proofErr w:type="gramEnd"/>
       <w:r>
         <w:rPr>
-          <w:rFonts w:ascii="Arial Narrow" w:hAnsi="Arial Narrow" w:cs="Arial"/>
+          <w:rFonts w:ascii="Arial Narrow" w:eastAsia="Arial Narrow" w:hAnsi="Arial Narrow" w:cs="Arial Narrow"/>
           <w:bCs/>
           <w:sz w:val="16"/>
           <w:szCs w:val="16"/>
@@ -7831,7 +8749,7 @@
       <w:proofErr w:type="gramStart"/>
       <w:r>
         <w:rPr>
-          <w:rFonts w:ascii="Arial Narrow" w:hAnsi="Arial Narrow" w:cs="Arial"/>
+          <w:rFonts w:ascii="Arial Narrow" w:eastAsia="Arial Narrow" w:hAnsi="Arial Narrow" w:cs="Arial Narrow"/>
           <w:bCs/>
           <w:sz w:val="16"/>
           <w:szCs w:val="16"/>
@@ -7841,7 +8759,7 @@
       <w:proofErr w:type="gramEnd"/>
       <w:r>
         <w:rPr>
-          <w:rFonts w:ascii="Arial Narrow" w:hAnsi="Arial Narrow" w:cs="Arial"/>
+          <w:rFonts w:ascii="Arial Narrow" w:eastAsia="Arial Narrow" w:hAnsi="Arial Narrow" w:cs="Arial Narrow"/>
           <w:bCs/>
           <w:sz w:val="16"/>
           <w:szCs w:val="16"/>
@@ -7851,12 +8769,16 @@
     </w:p>
     <w:p>
       <w:pPr>
-        <w:pStyle w:val="NormalWeb"/>
-        <w:spacing w:after="0" w:line="240" w:lineRule="auto"/>
-        <w:ind w:left="567"/>
-        <w:jc w:val="both"/>
-        <w:rPr>
-          <w:rFonts w:ascii="Arial Narrow" w:hAnsi="Arial Narrow" w:cs="Arial"/>
+        <w:autoSpaceDE w:val="0"/>
+        <w:autoSpaceDN w:val="0"/>
+        <w:adjustRightInd w:val="0"/>
+        <w:spacing w:after="0" w:line="240" w:lineRule="auto"/>
+        <w:ind w:left="567" w:hanging="567"/>
+        <w:jc w:val="both"/>
+        <w:rPr>
+          <w:rFonts w:ascii="Arial Narrow" w:eastAsia="Arial Narrow" w:hAnsi="Arial Narrow" w:cs="Arial Narrow"/>
+          <w:b/>
+          <w:bCs/>
           <w:sz w:val="16"/>
           <w:szCs w:val="16"/>
         </w:rPr>
@@ -7870,7 +8792,7 @@
         <w:ind w:left="567" w:hanging="567"/>
         <w:jc w:val="both"/>
         <w:rPr>
-          <w:rFonts w:ascii="Arial Narrow" w:hAnsi="Arial Narrow" w:cs="Arial"/>
+          <w:rFonts w:ascii="Arial Narrow" w:eastAsia="Arial Narrow" w:hAnsi="Arial Narrow" w:cs="Arial Narrow"/>
           <w:sz w:val="16"/>
           <w:szCs w:val="16"/>
         </w:rPr>
@@ -7878,7 +8800,7 @@
       <w:r>
         <w:rPr>
           <w:rStyle w:val="Refdenotaalpie"/>
-          <w:rFonts w:ascii="Arial Narrow" w:hAnsi="Arial Narrow" w:cs="Arial"/>
+          <w:rFonts w:ascii="Arial Narrow" w:eastAsia="Arial Narrow" w:hAnsi="Arial Narrow" w:cs="Arial Narrow"/>
           <w:sz w:val="16"/>
           <w:szCs w:val="16"/>
           <w:vertAlign w:val="superscript"/>
@@ -7887,7 +8809,7 @@
       </w:r>
       <w:r>
         <w:rPr>
-          <w:rFonts w:ascii="Arial Narrow" w:hAnsi="Arial Narrow" w:cs="Arial"/>
+          <w:rFonts w:ascii="Arial Narrow" w:eastAsia="Arial Narrow" w:hAnsi="Arial Narrow" w:cs="Arial Narrow"/>
           <w:sz w:val="16"/>
           <w:szCs w:val="16"/>
         </w:rPr>
@@ -7895,7 +8817,7 @@
       </w:r>
       <w:r>
         <w:rPr>
-          <w:rFonts w:ascii="Arial Narrow" w:hAnsi="Arial Narrow" w:cs="Arial"/>
+          <w:rFonts w:ascii="Arial Narrow" w:eastAsia="Arial Narrow" w:hAnsi="Arial Narrow" w:cs="Arial Narrow"/>
           <w:sz w:val="16"/>
           <w:szCs w:val="16"/>
         </w:rPr>
@@ -7903,7 +8825,7 @@
       </w:r>
       <w:r>
         <w:rPr>
-          <w:rFonts w:ascii="Arial Narrow" w:eastAsia="Arial" w:hAnsi="Arial Narrow" w:cs="Arial"/>
+          <w:rFonts w:ascii="Arial Narrow" w:eastAsia="Arial Narrow" w:hAnsi="Arial Narrow" w:cs="Arial Narrow"/>
           <w:b/>
           <w:sz w:val="16"/>
           <w:szCs w:val="16"/>
@@ -7917,7 +8839,7 @@
         <w:ind w:left="1134" w:hanging="567"/>
         <w:jc w:val="both"/>
         <w:rPr>
-          <w:rFonts w:ascii="Arial Narrow" w:hAnsi="Arial Narrow" w:cs="Arial"/>
+          <w:rFonts w:ascii="Arial Narrow" w:eastAsia="Arial Narrow" w:hAnsi="Arial Narrow" w:cs="Arial Narrow"/>
           <w:b/>
           <w:bCs/>
           <w:sz w:val="16"/>
@@ -7926,7 +8848,7 @@
       </w:pPr>
       <w:r>
         <w:rPr>
-          <w:rFonts w:ascii="Arial Narrow" w:hAnsi="Arial Narrow" w:cs="Arial"/>
+          <w:rFonts w:ascii="Arial Narrow" w:eastAsia="Arial Narrow" w:hAnsi="Arial Narrow" w:cs="Arial Narrow"/>
           <w:b/>
           <w:bCs/>
           <w:sz w:val="16"/>
@@ -7936,7 +8858,7 @@
       </w:r>
       <w:r>
         <w:rPr>
-          <w:rFonts w:ascii="Arial Narrow" w:hAnsi="Arial Narrow" w:cs="Arial"/>
+          <w:rFonts w:ascii="Arial Narrow" w:eastAsia="Arial Narrow" w:hAnsi="Arial Narrow" w:cs="Arial Narrow"/>
           <w:b/>
           <w:bCs/>
           <w:sz w:val="16"/>
@@ -7946,7 +8868,7 @@
       </w:r>
       <w:r>
         <w:rPr>
-          <w:rFonts w:ascii="Arial Narrow" w:hAnsi="Arial Narrow" w:cs="Arial"/>
+          <w:rFonts w:ascii="Arial Narrow" w:eastAsia="Arial Narrow" w:hAnsi="Arial Narrow" w:cs="Arial Narrow"/>
           <w:b/>
           <w:bCs/>
           <w:sz w:val="16"/>
@@ -7961,14 +8883,14 @@
         <w:ind w:left="1134" w:hanging="567"/>
         <w:jc w:val="both"/>
         <w:rPr>
-          <w:rFonts w:ascii="Arial Narrow" w:hAnsi="Arial Narrow" w:cs="Arial"/>
-          <w:sz w:val="16"/>
-          <w:szCs w:val="16"/>
-        </w:rPr>
-      </w:pPr>
-      <w:r>
-        <w:rPr>
-          <w:rFonts w:ascii="Arial Narrow" w:hAnsi="Arial Narrow" w:cs="Arial"/>
+          <w:rFonts w:ascii="Arial Narrow" w:eastAsia="Arial Narrow" w:hAnsi="Arial Narrow" w:cs="Arial Narrow"/>
+          <w:sz w:val="16"/>
+          <w:szCs w:val="16"/>
+        </w:rPr>
+      </w:pPr>
+      <w:r>
+        <w:rPr>
+          <w:rFonts w:ascii="Arial Narrow" w:eastAsia="Arial Narrow" w:hAnsi="Arial Narrow" w:cs="Arial Narrow"/>
           <w:sz w:val="16"/>
           <w:szCs w:val="16"/>
         </w:rPr>
@@ -7976,7 +8898,7 @@
       </w:r>
       <w:r>
         <w:rPr>
-          <w:rFonts w:ascii="Arial Narrow" w:hAnsi="Arial Narrow" w:cs="Arial"/>
+          <w:rFonts w:ascii="Arial Narrow" w:eastAsia="Arial Narrow" w:hAnsi="Arial Narrow" w:cs="Arial Narrow"/>
           <w:sz w:val="16"/>
           <w:szCs w:val="16"/>
         </w:rPr>
@@ -7990,14 +8912,14 @@
         <w:ind w:left="1134"/>
         <w:jc w:val="both"/>
         <w:rPr>
-          <w:rFonts w:ascii="Arial Narrow" w:hAnsi="Arial Narrow" w:cs="Arial"/>
-          <w:sz w:val="16"/>
-          <w:szCs w:val="16"/>
-        </w:rPr>
-      </w:pPr>
-      <w:r>
-        <w:rPr>
-          <w:rFonts w:ascii="Arial Narrow" w:hAnsi="Arial Narrow" w:cs="Arial"/>
+          <w:rFonts w:ascii="Arial Narrow" w:eastAsia="Arial Narrow" w:hAnsi="Arial Narrow" w:cs="Arial Narrow"/>
+          <w:sz w:val="16"/>
+          <w:szCs w:val="16"/>
+        </w:rPr>
+      </w:pPr>
+      <w:r>
+        <w:rPr>
+          <w:rFonts w:ascii="Arial Narrow" w:eastAsia="Arial Narrow" w:hAnsi="Arial Narrow" w:cs="Arial Narrow"/>
           <w:sz w:val="16"/>
           <w:szCs w:val="16"/>
         </w:rPr>
@@ -8010,14 +8932,14 @@
         <w:ind w:left="1134"/>
         <w:jc w:val="both"/>
         <w:rPr>
-          <w:rFonts w:ascii="Arial Narrow" w:hAnsi="Arial Narrow" w:cs="Arial"/>
-          <w:sz w:val="16"/>
-          <w:szCs w:val="16"/>
-        </w:rPr>
-      </w:pPr>
-      <w:r>
-        <w:rPr>
-          <w:rFonts w:ascii="Arial Narrow" w:hAnsi="Arial Narrow" w:cs="Arial"/>
+          <w:rFonts w:ascii="Arial Narrow" w:eastAsia="Arial Narrow" w:hAnsi="Arial Narrow" w:cs="Arial Narrow"/>
+          <w:sz w:val="16"/>
+          <w:szCs w:val="16"/>
+        </w:rPr>
+      </w:pPr>
+      <w:r>
+        <w:rPr>
+          <w:rFonts w:ascii="Arial Narrow" w:eastAsia="Arial Narrow" w:hAnsi="Arial Narrow" w:cs="Arial Narrow"/>
           <w:sz w:val="16"/>
           <w:szCs w:val="16"/>
         </w:rPr>
@@ -8027,13 +8949,12 @@
     <w:p>
       <w:pPr>
         <w:pStyle w:val="Textonotapie"/>
-        <w:ind w:left="1134" w:hanging="567"/>
-        <w:jc w:val="both"/>
-        <w:rPr>
-          <w:rFonts w:ascii="Arial Narrow" w:hAnsi="Arial Narrow" w:cs="Arial"/>
-          <w:sz w:val="16"/>
-          <w:szCs w:val="16"/>
-          <w:lang w:val="es-ES"/>
+        <w:ind w:left="567" w:hanging="567"/>
+        <w:jc w:val="both"/>
+        <w:rPr>
+          <w:rFonts w:ascii="Arial Narrow" w:eastAsia="Arial Narrow" w:hAnsi="Arial Narrow" w:cs="Arial Narrow"/>
+          <w:sz w:val="16"/>
+          <w:szCs w:val="16"/>
         </w:rPr>
       </w:pPr>
     </w:p>

--- a/plantillas_maestras/02_seguro_vida/materia_general_asegurativa/2_o_mas_ddos_varios/varon/TPL_0906_2025_SEGURO_VIDA_MATERIA_GENERAL_ASEGURATIVA_ASEGURADORA_VARON_R1.docx
+++ b/plantillas_maestras/02_seguro_vida/materia_general_asegurativa/2_o_mas_ddos_varios/varon/TPL_0906_2025_SEGURO_VIDA_MATERIA_GENERAL_ASEGURATIVA_ASEGURADORA_VARON_R1.docx
@@ -646,19 +646,7 @@
           <w:lang w:val="es-ES" w:eastAsia="es-ES"/>
           <w14:ligatures w14:val="none"/>
         </w:rPr>
-        <w:t xml:space="preserve">Mediante el escrito del 12 de febrero de 2025 el Señor [APELLIDO] denunció a Pacífico por presuntas infracciones a la Ley 29571, Código de Protección y Defensa del Consumidor (en adelante, Código), señalando lo siguiente:</w:t>
-      </w:r>
-      <w:r>
-        <w:rPr>
-          <w:rFonts w:ascii="Arial Narrow" w:eastAsia="Arial Narrow" w:hAnsi="Arial Narrow" w:cs="Arial Narrow"/>
-          <w:color w:val="000000"/>
-          <w:kern w:val="0"/>
-          <w:sz w:val="22"/>
-          <w:szCs w:val="22"/>
-          <w:lang w:val="es-ES" w:eastAsia="es-ES"/>
-          <w14:ligatures w14:val="none"/>
-        </w:rPr>
-        <w:t/>
+        <w:t xml:space="preserve">Mediante el escrito del 12 de febrero de 2025 el Señor [APELLIDO] denunció a Pacífico por presuntas infracciones a la Ley 29571, Código de Protección y Defensa del Consumidor</w:t>
       </w:r>
       <w:r>
         <w:rPr>
@@ -677,56 +665,6 @@
       <w:r>
         <w:rPr>
           <w:rFonts w:ascii="Arial Narrow" w:eastAsia="Arial Narrow" w:hAnsi="Arial Narrow" w:cs="Arial Narrow"/>
-          <w:kern w:val="0"/>
-          <w14:ligatures w14:val="none"/>
-          <w:sz w:val="22"/>
-          <w:szCs w:val="22"/>
-        </w:rPr>
-        <w:t xml:space="preserve"/>
-      </w:r>
-      <w:r>
-        <w:rPr>
-          <w:rFonts w:ascii="Arial Narrow" w:eastAsia="Arial Narrow" w:hAnsi="Arial Narrow" w:cs="Arial Narrow"/>
-          <w:kern w:val="0"/>
-          <w14:ligatures w14:val="none"/>
-          <w:sz w:val="22"/>
-          <w:szCs w:val="22"/>
-        </w:rPr>
-        <w:t/>
-      </w:r>
-      <w:r>
-        <w:rPr>
-          <w:rFonts w:ascii="Arial Narrow" w:eastAsia="Arial Narrow" w:hAnsi="Arial Narrow" w:cs="Arial Narrow"/>
-          <w:kern w:val="0"/>
-          <w14:ligatures w14:val="none"/>
-          <w:sz w:val="22"/>
-          <w:szCs w:val="22"/>
-        </w:rPr>
-        <w:t xml:space="preserve"/>
-      </w:r>
-      <w:r>
-        <w:rPr>
-          <w:rFonts w:ascii="Arial Narrow" w:eastAsia="Arial Narrow" w:hAnsi="Arial Narrow" w:cs="Arial Narrow"/>
-          <w:kern w:val="0"/>
-          <w14:ligatures w14:val="none"/>
-          <w:sz w:val="22"/>
-          <w:szCs w:val="22"/>
-        </w:rPr>
-        <w:t xml:space="preserve"/>
-      </w:r>
-      <w:r>
-        <w:rPr>
-          <w:rFonts w:ascii="Arial Narrow" w:eastAsia="Arial Narrow" w:hAnsi="Arial Narrow" w:cs="Arial Narrow"/>
-          <w:kern w:val="0"/>
-          <w14:ligatures w14:val="none"/>
-          <w:sz w:val="22"/>
-          <w:szCs w:val="22"/>
-        </w:rPr>
-        <w:t/>
-      </w:r>
-      <w:r>
-        <w:rPr>
-          <w:rFonts w:ascii="Arial Narrow" w:eastAsia="Arial Narrow" w:hAnsi="Arial Narrow" w:cs="Arial Narrow"/>
           <w:color w:val="000000"/>
           <w:kern w:val="0"/>
           <w:sz w:val="22"/>
@@ -734,19 +672,7 @@
           <w:lang w:val="es-ES" w:eastAsia="es-ES"/>
           <w14:ligatures w14:val="none"/>
         </w:rPr>
-        <w:t xml:space="preserve"/>
-      </w:r>
-      <w:r>
-        <w:rPr>
-          <w:rFonts w:ascii="Arial Narrow" w:eastAsia="Arial Narrow" w:hAnsi="Arial Narrow" w:cs="Arial Narrow"/>
-          <w:color w:val="000000"/>
-          <w:kern w:val="0"/>
-          <w:sz w:val="22"/>
-          <w:szCs w:val="22"/>
-          <w:lang w:val="es-ES" w:eastAsia="es-ES"/>
-          <w14:ligatures w14:val="none"/>
-        </w:rPr>
-        <w:t xml:space="preserve"/>
+        <w:t xml:space="preserve"> (en adelante, Código), señalando lo siguiente:</w:t>
       </w:r>
       <w:r>
         <w:rPr>
@@ -773,6 +699,92 @@
           <w14:ligatures w14:val="none"/>
         </w:rPr>
         <w:footnoteReference w:id="2"/>
+      </w:r>
+      <w:r>
+        <w:rPr>
+          <w:rFonts w:ascii="Arial Narrow" w:eastAsia="Arial Narrow" w:hAnsi="Arial Narrow" w:cs="Arial Narrow"/>
+          <w:kern w:val="0"/>
+          <w14:ligatures w14:val="none"/>
+          <w:sz w:val="22"/>
+          <w:szCs w:val="22"/>
+        </w:rPr>
+        <w:t xml:space="preserve"/>
+      </w:r>
+      <w:r>
+        <w:rPr>
+          <w:rFonts w:ascii="Arial Narrow" w:eastAsia="Arial Narrow" w:hAnsi="Arial Narrow" w:cs="Arial Narrow"/>
+          <w:kern w:val="0"/>
+          <w14:ligatures w14:val="none"/>
+          <w:sz w:val="22"/>
+          <w:szCs w:val="22"/>
+        </w:rPr>
+        <w:t/>
+      </w:r>
+      <w:r>
+        <w:rPr>
+          <w:rFonts w:ascii="Arial Narrow" w:eastAsia="Arial Narrow" w:hAnsi="Arial Narrow" w:cs="Arial Narrow"/>
+          <w:kern w:val="0"/>
+          <w14:ligatures w14:val="none"/>
+          <w:sz w:val="22"/>
+          <w:szCs w:val="22"/>
+        </w:rPr>
+        <w:t xml:space="preserve"/>
+      </w:r>
+      <w:r>
+        <w:rPr>
+          <w:rFonts w:ascii="Arial Narrow" w:eastAsia="Arial Narrow" w:hAnsi="Arial Narrow" w:cs="Arial Narrow"/>
+          <w:kern w:val="0"/>
+          <w14:ligatures w14:val="none"/>
+          <w:sz w:val="22"/>
+          <w:szCs w:val="22"/>
+        </w:rPr>
+        <w:t xml:space="preserve"/>
+      </w:r>
+      <w:r>
+        <w:rPr>
+          <w:rFonts w:ascii="Arial Narrow" w:eastAsia="Arial Narrow" w:hAnsi="Arial Narrow" w:cs="Arial Narrow"/>
+          <w:kern w:val="0"/>
+          <w14:ligatures w14:val="none"/>
+          <w:sz w:val="22"/>
+          <w:szCs w:val="22"/>
+        </w:rPr>
+        <w:t/>
+      </w:r>
+      <w:r>
+        <w:rPr>
+          <w:rFonts w:ascii="Arial Narrow" w:eastAsia="Arial Narrow" w:hAnsi="Arial Narrow" w:cs="Arial Narrow"/>
+          <w:color w:val="000000"/>
+          <w:kern w:val="0"/>
+          <w:sz w:val="22"/>
+          <w:szCs w:val="22"/>
+          <w:lang w:val="es-ES" w:eastAsia="es-ES"/>
+          <w14:ligatures w14:val="none"/>
+        </w:rPr>
+        <w:t xml:space="preserve"/>
+      </w:r>
+      <w:r>
+        <w:rPr>
+          <w:rFonts w:ascii="Arial Narrow" w:eastAsia="Arial Narrow" w:hAnsi="Arial Narrow" w:cs="Arial Narrow"/>
+          <w:color w:val="000000"/>
+          <w:kern w:val="0"/>
+          <w:sz w:val="22"/>
+          <w:szCs w:val="22"/>
+          <w:lang w:val="es-ES" w:eastAsia="es-ES"/>
+          <w14:ligatures w14:val="none"/>
+        </w:rPr>
+        <w:t xml:space="preserve"/>
+      </w:r>
+      <w:r>
+        <w:rPr>
+          <w:rFonts w:ascii="Arial Narrow" w:eastAsia="Arial Narrow" w:hAnsi="Arial Narrow" w:cs="Arial Narrow"/>
+          <w:color w:val="000000"/>
+          <w:kern w:val="0"/>
+          <w:sz w:val="22"/>
+          <w:szCs w:val="22"/>
+          <w:lang w:val="es-ES" w:eastAsia="es-ES"/>
+          <w14:ligatures w14:val="none"/>
+        </w:rPr>
+        <w:t/>
       </w:r>
       <w:r>
         <w:rPr>
@@ -2625,7 +2637,19 @@
           <w:lang w:eastAsia="es-PE"/>
           <w14:ligatures w14:val="none"/>
         </w:rPr>
-        <w:t xml:space="preserve">PRIMERO: admitir a trámite la denuncia del 12 de febrero de 2025 interpuesta por el señor [DENUNCIANTE] contra Pacífico Compañía de Seguros y Reaseguros S.A., por lo siguiente:</w:t>
+        <w:t xml:space="preserve">PRIMERO:</w:t>
+      </w:r>
+      <w:r>
+        <w:rPr>
+          <w:rFonts w:ascii="Arial Narrow" w:eastAsia="Arial Narrow" w:hAnsi="Arial Narrow" w:cs="Arial Narrow"/>
+          <w:color w:val="000000"/>
+          <w:kern w:val="0"/>
+          <w:sz w:val="22"/>
+          <w:szCs w:val="22"/>
+          <w:lang w:eastAsia="es-PE"/>
+          <w14:ligatures w14:val="none"/>
+        </w:rPr>
+        <w:t xml:space="preserve"> admitir a trámite la denuncia del 12 de febrero de 2025 interpuesta por el señor [DENUNCIANTE] contra Pacífico Compañía de Seguros y Reaseguros S.A., por lo siguiente:</w:t>
       </w:r>
       <w:r>
         <w:rPr>
@@ -2735,7 +2759,6 @@
       <w:r>
         <w:rPr>
           <w:rFonts w:ascii="Arial Narrow" w:eastAsia="Arial Narrow" w:hAnsi="Arial Narrow" w:cs="Arial Narrow"/>
-          <w:bCs/>
           <w:sz w:val="22"/>
           <w:szCs w:val="22"/>
         </w:rPr>
@@ -2744,7 +2767,6 @@
       <w:r>
         <w:rPr>
           <w:rFonts w:ascii="Arial Narrow" w:eastAsia="Arial Narrow" w:hAnsi="Arial Narrow" w:cs="Arial Narrow"/>
-          <w:bCs/>
           <w:sz w:val="22"/>
           <w:szCs w:val="22"/>
         </w:rPr>
@@ -2753,7 +2775,6 @@
       <w:r>
         <w:rPr>
           <w:rFonts w:ascii="Arial Narrow" w:eastAsia="Arial Narrow" w:hAnsi="Arial Narrow" w:cs="Arial Narrow"/>
-          <w:bCs/>
           <w:sz w:val="22"/>
           <w:szCs w:val="22"/>
         </w:rPr>
@@ -3593,7 +3614,19 @@
           <w:lang w:eastAsia="es-PE"/>
           <w14:ligatures w14:val="none"/>
         </w:rPr>
-        <w:t xml:space="preserve">TERCERO: </w:t>
+        <w:t xml:space="preserve">TERCERO:</w:t>
+      </w:r>
+      <w:r>
+        <w:rPr>
+          <w:rFonts w:ascii="Arial Narrow" w:eastAsia="Arial Narrow" w:hAnsi="Arial Narrow" w:cs="Arial Narrow"/>
+          <w:color w:val="000000"/>
+          <w:kern w:val="0"/>
+          <w:sz w:val="22"/>
+          <w:szCs w:val="22"/>
+          <w:lang w:eastAsia="es-PE"/>
+          <w14:ligatures w14:val="none"/>
+        </w:rPr>
+        <w:t xml:space="preserve"> </w:t>
       </w:r>
       <w:r>
         <w:rPr>
@@ -3610,7 +3643,6 @@
       <w:r>
         <w:rPr>
           <w:rFonts w:ascii="Arial Narrow" w:eastAsia="Arial Narrow" w:hAnsi="Arial Narrow" w:cs="Arial Narrow"/>
-          <w:bCs/>
           <w:sz w:val="22"/>
           <w:szCs w:val="22"/>
         </w:rPr>
@@ -3619,7 +3651,6 @@
       <w:r>
         <w:rPr>
           <w:rFonts w:ascii="Arial Narrow" w:eastAsia="Arial Narrow" w:hAnsi="Arial Narrow" w:cs="Arial Narrow"/>
-          <w:bCs/>
           <w:sz w:val="22"/>
           <w:szCs w:val="22"/>
         </w:rPr>
@@ -3628,7 +3659,6 @@
       <w:r>
         <w:rPr>
           <w:rFonts w:ascii="Arial Narrow" w:eastAsia="Arial Narrow" w:hAnsi="Arial Narrow" w:cs="Arial Narrow"/>
-          <w:bCs/>
           <w:sz w:val="22"/>
           <w:szCs w:val="22"/>
         </w:rPr>
@@ -4012,7 +4042,15 @@
           <w:sz w:val="22"/>
           <w:szCs w:val="22"/>
         </w:rPr>
-        <w:t xml:space="preserve">CUARTO: </w:t>
+        <w:t xml:space="preserve">CUARTO:</w:t>
+      </w:r>
+      <w:r>
+        <w:rPr>
+          <w:rFonts w:ascii="Arial Narrow" w:eastAsia="Arial Narrow" w:hAnsi="Arial Narrow" w:cs="Arial Narrow"/>
+          <w:sz w:val="22"/>
+          <w:szCs w:val="22"/>
+        </w:rPr>
+        <w:t xml:space="preserve"> </w:t>
       </w:r>
       <w:r>
         <w:rPr>
@@ -4034,7 +4072,7 @@
           <w:lang w:val="es-ES" w:eastAsia="es-ES"/>
           <w14:ligatures w14:val="none"/>
         </w:rPr>
-        <w:footnoteReference w:id="15"/>
+        <w:footnoteReference w:id="10"/>
       </w:r>
       <w:r>
         <w:rPr>
@@ -4056,7 +4094,7 @@
           <w:lang w:val="es-ES" w:eastAsia="es-ES"/>
           <w14:ligatures w14:val="none"/>
         </w:rPr>
-        <w:footnoteReference w:id="16"/>
+        <w:footnoteReference w:id="11"/>
       </w:r>
       <w:r>
         <w:rPr>
@@ -4107,7 +4145,19 @@
           <w:lang w:eastAsia="es-PE"/>
           <w14:ligatures w14:val="none"/>
         </w:rPr>
-        <w:t xml:space="preserve">QUINTO: </w:t>
+        <w:t xml:space="preserve">QUINTO:</w:t>
+      </w:r>
+      <w:r>
+        <w:rPr>
+          <w:rFonts w:ascii="Arial Narrow" w:eastAsia="Arial Narrow" w:hAnsi="Arial Narrow" w:cs="Arial Narrow"/>
+          <w:color w:val="000000"/>
+          <w:kern w:val="0"/>
+          <w:sz w:val="22"/>
+          <w:szCs w:val="22"/>
+          <w:lang w:eastAsia="es-PE"/>
+          <w14:ligatures w14:val="none"/>
+        </w:rPr>
+        <w:t xml:space="preserve"> </w:t>
       </w:r>
       <w:bookmarkStart w:id="4" w:name="_Hlk188286813"/>
       <w:r>
@@ -4163,7 +4213,6 @@
       <w:r>
         <w:rPr>
           <w:rFonts w:ascii="Arial Narrow" w:eastAsia="Arial Narrow" w:hAnsi="Arial Narrow" w:cs="Arial Narrow"/>
-          <w:bCs/>
           <w:sz w:val="22"/>
           <w:szCs w:val="22"/>
         </w:rPr>
@@ -4172,7 +4221,6 @@
       <w:r>
         <w:rPr>
           <w:rFonts w:ascii="Arial Narrow" w:eastAsia="Arial Narrow" w:hAnsi="Arial Narrow" w:cs="Arial Narrow"/>
-          <w:bCs/>
           <w:sz w:val="22"/>
           <w:szCs w:val="22"/>
         </w:rPr>
@@ -4181,7 +4229,6 @@
       <w:r>
         <w:rPr>
           <w:rFonts w:ascii="Arial Narrow" w:eastAsia="Arial Narrow" w:hAnsi="Arial Narrow" w:cs="Arial Narrow"/>
-          <w:bCs/>
           <w:sz w:val="22"/>
           <w:szCs w:val="22"/>
         </w:rPr>
@@ -4441,7 +4488,7 @@
           <w:lang w:eastAsia="es-PE"/>
           <w14:ligatures w14:val="none"/>
         </w:rPr>
-        <w:footnoteReference w:id="10"/>
+        <w:footnoteReference w:id="12"/>
       </w:r>
       <w:r>
         <w:rPr>
@@ -4552,7 +4599,7 @@
           <w:lang w:eastAsia="es-PE"/>
           <w14:ligatures w14:val="none"/>
         </w:rPr>
-        <w:footnoteReference w:id="11"/>
+        <w:footnoteReference w:id="13"/>
       </w:r>
       <w:r>
         <w:rPr>
@@ -4616,7 +4663,7 @@
           <w:lang w:eastAsia="es-PE"/>
           <w14:ligatures w14:val="none"/>
         </w:rPr>
-        <w:footnoteReference w:id="12"/>
+        <w:footnoteReference w:id="14"/>
       </w:r>
       <w:r>
         <w:rPr>
@@ -4830,7 +4877,7 @@
           <w:vertAlign w:val="superscript"/>
           <w14:ligatures w14:val="none"/>
         </w:rPr>
-        <w:footnoteReference w:id="13"/>
+        <w:footnoteReference w:id="15"/>
       </w:r>
       <w:r>
         <w:rPr>
@@ -4848,7 +4895,6 @@
           <w:kern w:val="0"/>
           <w:sz w:val="22"/>
           <w:szCs w:val="22"/>
-          <w:u w:val="single"/>
           <w14:ligatures w14:val="none"/>
         </w:rPr>
         <w:t>expresamente su facultad para asistir y conciliar en su representación</w:t>
@@ -4856,7 +4902,6 @@
       <w:r>
         <w:rPr>
           <w:rFonts w:ascii="Arial Narrow" w:eastAsia="Arial Narrow" w:hAnsi="Arial Narrow" w:cs="Arial Narrow"/>
-          <w:bCs/>
           <w:kern w:val="0"/>
           <w14:ligatures w14:val="none"/>
           <w:sz w:val="22"/>
@@ -4867,8 +4912,6 @@
       <w:r>
         <w:rPr>
           <w:rFonts w:ascii="Arial Narrow" w:eastAsia="Arial Narrow" w:hAnsi="Arial Narrow" w:cs="Arial Narrow"/>
-          <w:b/>
-          <w:bCs/>
           <w:kern w:val="0"/>
           <w14:ligatures w14:val="none"/>
           <w:sz w:val="22"/>
@@ -4882,7 +4925,6 @@
           <w:kern w:val="0"/>
           <w:sz w:val="22"/>
           <w:szCs w:val="22"/>
-          <w:u w:val="single"/>
           <w14:ligatures w14:val="none"/>
         </w:rPr>
         <w:t xml:space="preserve">Ello bajo apercibimiento de no realizar la audiencia de conciliación y levantar el acta de inasistencia correspondiente. </w:t>
@@ -4984,7 +5026,7 @@
           <w:szCs w:val="22"/>
         </w:rPr>
         <w:lastRenderedPageBreak/>
-        <w:t xml:space="preserve">DÉCIMO: </w:t>
+        <w:t xml:space="preserve">DÉCIMO:</w:t>
       </w:r>
       <w:r>
         <w:rPr>
@@ -4995,6 +5037,17 @@
           <w:sz w:val="22"/>
           <w:szCs w:val="22"/>
         </w:rPr>
+        <w:t xml:space="preserve"> </w:t>
+      </w:r>
+      <w:r>
+        <w:rPr>
+          <w:rFonts w:ascii="Arial Narrow" w:eastAsia="Arial Narrow" w:hAnsi="Arial Narrow" w:cs="Arial Narrow"/>
+          <w:spacing w:val="-3"/>
+          <w:kern w:val="0"/>
+          <w14:ligatures w14:val="none"/>
+          <w:sz w:val="22"/>
+          <w:szCs w:val="22"/>
+        </w:rPr>
         <w:t xml:space="preserve">requerir al señor [DENUNCIANTE] para que, dentro del plazo de dos (2) días hábiles siguientes a la fecha en que reciba la notificación en su bandeja de correo electrónico, efectúe la confirmación de recepción de la notificación remitida por este despacho a su correo electrónico, de conformidad con el segundo párrafo del numeral 4 del artículo 20 del Texto Único Ordenado de la Ley del Procedimiento Administrativo General, aprobado mediante Decreto Supremo 006-2026-JUS, bajo apercibimiento de rehacer el acto de notificación y notificarle conforme al numeral 1 del artículo 20 del citado cuerpo normativo.</w:t>
       </w:r>
       <w:r>
@@ -5156,7 +5209,7 @@
           <w:szCs w:val="22"/>
           <w:vertAlign w:val="superscript"/>
         </w:rPr>
-        <w:footnoteReference w:id="14"/>
+        <w:footnoteReference w:id="16"/>
       </w:r>
       <w:r>
         <w:rPr>
@@ -5306,6 +5359,36 @@
           <w14:ligatures w14:val="none"/>
         </w:rPr>
       </w:pPr>
+    </w:p>
+    <w:p>
+      <w:pPr>
+        <w:shd w:val="clear" w:color="auto" w:fill="FFFFFF"/>
+        <w:spacing w:after="0" w:line="240" w:lineRule="auto"/>
+        <w:jc w:val="center"/>
+        <w:rPr>
+          <w:rFonts w:ascii="Arial Narrow" w:eastAsia="Arial Narrow" w:hAnsi="Arial Narrow" w:cs="Arial Narrow"/>
+          <w:b/>
+          <w:bCs/>
+          <w:color w:val="000000"/>
+          <w:kern w:val="0"/>
+          <w14:ligatures w14:val="none"/>
+          <w:sz w:val="22"/>
+          <w:szCs w:val="22"/>
+        </w:rPr>
+      </w:pPr>
+      <w:r>
+        <w:rPr>
+          <w:rFonts w:ascii="Arial Narrow" w:eastAsia="Arial Narrow" w:hAnsi="Arial Narrow" w:cs="Arial Narrow"/>
+          <w:b/>
+          <w:bCs/>
+          <w:color w:val="000000"/>
+          <w:kern w:val="0"/>
+          <w14:ligatures w14:val="none"/>
+          <w:sz w:val="22"/>
+          <w:szCs w:val="22"/>
+        </w:rPr>
+        <w:t xml:space="preserve">Firmado digitalmente por</w:t>
+      </w:r>
     </w:p>
     <w:p>
       <w:pPr>
@@ -5559,6 +5642,9 @@
     <w:p>
       <w:pPr>
         <w:pStyle w:val="Textonotapie"/>
+        <w:tabs>
+          <w:tab w:val="left" w:pos="567"/>
+        </w:tabs>
         <w:ind w:left="567" w:hanging="567"/>
         <w:jc w:val="both"/>
         <w:rPr>
@@ -5583,7 +5669,82 @@
           <w:sz w:val="16"/>
           <w:szCs w:val="16"/>
         </w:rPr>
+        <w:tab/>
+        <w:t xml:space="preserve"/>
+      </w:r>
+      <w:r>
+        <w:rPr>
+          <w:rFonts w:ascii="Arial Narrow" w:eastAsia="Arial Narrow" w:hAnsi="Arial Narrow" w:cs="Arial Narrow"/>
+          <w:sz w:val="16"/>
+          <w:szCs w:val="16"/>
+        </w:rPr>
+        <w:tab/>
+        <w:t>Publicado</w:t>
+      </w:r>
+      <w:r>
+        <w:rPr>
+          <w:rFonts w:ascii="Arial Narrow" w:eastAsia="Arial Narrow" w:hAnsi="Arial Narrow" w:cs="Arial Narrow"/>
+          <w:b/>
+          <w:sz w:val="16"/>
+          <w:szCs w:val="16"/>
+        </w:rPr>
         <w:t xml:space="preserve"> </w:t>
+      </w:r>
+      <w:r>
+        <w:rPr>
+          <w:rFonts w:ascii="Arial Narrow" w:eastAsia="Arial Narrow" w:hAnsi="Arial Narrow" w:cs="Arial Narrow"/>
+          <w:sz w:val="16"/>
+          <w:szCs w:val="16"/>
+        </w:rPr>
+        <w:t xml:space="preserve">el 2 de setiembre de 2010 en el Diario Oficial El Peruano, vigente desde el 2 de octubre de 2010 y modificado por Decreto Legislativo 1308.</w:t>
+      </w:r>
+    </w:p>
+    <w:p>
+      <w:pPr>
+        <w:pStyle w:val="Textonotapie"/>
+        <w:ind w:left="567" w:hanging="567"/>
+        <w:jc w:val="both"/>
+        <w:rPr>
+          <w:rFonts w:ascii="Arial Narrow" w:eastAsia="Arial Narrow" w:hAnsi="Arial Narrow" w:cs="Arial Narrow"/>
+          <w:sz w:val="16"/>
+          <w:szCs w:val="16"/>
+        </w:rPr>
+      </w:pPr>
+    </w:p>
+  </w:footnote>
+  <w:footnote w:id="2">
+    <w:p>
+      <w:pPr>
+        <w:pStyle w:val="Textonotapie"/>
+        <w:tabs>
+          <w:tab w:val="left" w:pos="567"/>
+        </w:tabs>
+        <w:ind w:left="567" w:hanging="567"/>
+        <w:jc w:val="both"/>
+        <w:rPr>
+          <w:rFonts w:ascii="Arial Narrow" w:eastAsia="Arial Narrow" w:hAnsi="Arial Narrow" w:cs="Arial Narrow"/>
+          <w:sz w:val="16"/>
+          <w:szCs w:val="16"/>
+        </w:rPr>
+      </w:pPr>
+      <w:r>
+        <w:rPr>
+          <w:rStyle w:val="Refdenotaalpie"/>
+          <w:rFonts w:ascii="Arial Narrow" w:eastAsia="Arial Narrow" w:hAnsi="Arial Narrow" w:cs="Arial Narrow"/>
+          <w:sz w:val="16"/>
+          <w:szCs w:val="16"/>
+          <w:vertAlign w:val="superscript"/>
+        </w:rPr>
+        <w:footnoteRef/>
+      </w:r>
+      <w:r>
+        <w:rPr>
+          <w:rFonts w:ascii="Arial Narrow" w:eastAsia="Arial Narrow" w:hAnsi="Arial Narrow" w:cs="Arial Narrow"/>
+          <w:sz w:val="16"/>
+          <w:szCs w:val="16"/>
+        </w:rPr>
+        <w:tab/>
+        <w:t xml:space="preserve"/>
       </w:r>
       <w:r>
         <w:rPr>
@@ -5643,76 +5804,6 @@
           <w:szCs w:val="16"/>
         </w:rPr>
         <w:t>.</w:t>
-      </w:r>
-    </w:p>
-    <w:p>
-      <w:pPr>
-        <w:pStyle w:val="Textonotapie"/>
-        <w:ind w:left="567" w:hanging="567"/>
-        <w:jc w:val="both"/>
-        <w:rPr>
-          <w:rFonts w:ascii="Arial Narrow" w:eastAsia="Arial Narrow" w:hAnsi="Arial Narrow" w:cs="Arial Narrow"/>
-          <w:sz w:val="16"/>
-          <w:szCs w:val="16"/>
-        </w:rPr>
-      </w:pPr>
-    </w:p>
-  </w:footnote>
-  <w:footnote w:id="2">
-    <w:p>
-      <w:pPr>
-        <w:pStyle w:val="Textonotapie"/>
-        <w:ind w:left="567" w:hanging="567"/>
-        <w:jc w:val="both"/>
-        <w:rPr>
-          <w:rFonts w:ascii="Arial Narrow" w:eastAsia="Arial Narrow" w:hAnsi="Arial Narrow" w:cs="Arial Narrow"/>
-          <w:sz w:val="16"/>
-          <w:szCs w:val="16"/>
-        </w:rPr>
-      </w:pPr>
-      <w:r>
-        <w:rPr>
-          <w:rStyle w:val="Refdenotaalpie"/>
-          <w:rFonts w:ascii="Arial Narrow" w:eastAsia="Arial Narrow" w:hAnsi="Arial Narrow" w:cs="Arial Narrow"/>
-          <w:sz w:val="16"/>
-          <w:szCs w:val="16"/>
-          <w:vertAlign w:val="superscript"/>
-        </w:rPr>
-        <w:footnoteRef/>
-      </w:r>
-      <w:r>
-        <w:rPr>
-          <w:rFonts w:ascii="Arial Narrow" w:eastAsia="Arial Narrow" w:hAnsi="Arial Narrow" w:cs="Arial Narrow"/>
-          <w:sz w:val="16"/>
-          <w:szCs w:val="16"/>
-        </w:rPr>
-        <w:t xml:space="preserve"> </w:t>
-      </w:r>
-      <w:r>
-        <w:rPr>
-          <w:rFonts w:ascii="Arial Narrow" w:eastAsia="Arial Narrow" w:hAnsi="Arial Narrow" w:cs="Arial Narrow"/>
-          <w:sz w:val="16"/>
-          <w:szCs w:val="16"/>
-        </w:rPr>
-        <w:tab/>
-        <w:t>Publicado</w:t>
-      </w:r>
-      <w:r>
-        <w:rPr>
-          <w:rFonts w:ascii="Arial Narrow" w:eastAsia="Arial Narrow" w:hAnsi="Arial Narrow" w:cs="Arial Narrow"/>
-          <w:b/>
-          <w:sz w:val="16"/>
-          <w:szCs w:val="16"/>
-        </w:rPr>
-        <w:t xml:space="preserve"> </w:t>
-      </w:r>
-      <w:r>
-        <w:rPr>
-          <w:rFonts w:ascii="Arial Narrow" w:eastAsia="Arial Narrow" w:hAnsi="Arial Narrow" w:cs="Arial Narrow"/>
-          <w:sz w:val="16"/>
-          <w:szCs w:val="16"/>
-        </w:rPr>
-        <w:t xml:space="preserve">el 2 de setiembre de 2010 en el Diario Oficial El Peruano, vigente desde el 2 de octubre de 2010 y modificado por Decreto Legislativo 1308.</w:t>
       </w:r>
     </w:p>
     <w:p>
@@ -5761,7 +5852,8 @@
           <w:sz w:val="16"/>
           <w:szCs w:val="16"/>
         </w:rPr>
-        <w:t xml:space="preserve"> </w:t>
+        <w:tab/>
+        <w:t xml:space="preserve"/>
       </w:r>
       <w:r>
         <w:rPr>
@@ -5868,10 +5960,30 @@
         <w:jc w:val="both"/>
         <w:rPr>
           <w:rFonts w:ascii="Arial Narrow" w:eastAsia="Arial Narrow" w:hAnsi="Arial Narrow" w:cs="Arial Narrow"/>
-          <w:sz w:val="16"/>
-          <w:szCs w:val="16"/>
-        </w:rPr>
-      </w:pPr>
+          <w:b/>
+          <w:bCs/>
+          <w:sz w:val="16"/>
+          <w:szCs w:val="16"/>
+        </w:rPr>
+      </w:pPr>
+      <w:r>
+        <w:rPr>
+          <w:rFonts w:ascii="Arial Narrow" w:eastAsia="Arial Narrow" w:hAnsi="Arial Narrow" w:cs="Arial Narrow"/>
+          <w:sz w:val="16"/>
+          <w:szCs w:val="16"/>
+        </w:rPr>
+        <w:tab/>
+      </w:r>
+      <w:r>
+        <w:rPr>
+          <w:rFonts w:ascii="Arial Narrow" w:eastAsia="Arial Narrow" w:hAnsi="Arial Narrow" w:cs="Arial Narrow"/>
+          <w:b/>
+          <w:bCs/>
+          <w:sz w:val="16"/>
+          <w:szCs w:val="16"/>
+        </w:rPr>
+        <w:t xml:space="preserve">LEY DE ORGANIZACIÓN Y FUNCIONES DEL INDECOPI, APROBADA POR DECRETO LEGISLATIVO 1033 </w:t>
+      </w:r>
     </w:p>
     <w:p>
       <w:pPr>
@@ -5883,29 +5995,46 @@
         <w:jc w:val="both"/>
         <w:rPr>
           <w:rFonts w:ascii="Arial Narrow" w:eastAsia="Arial Narrow" w:hAnsi="Arial Narrow" w:cs="Arial Narrow"/>
+          <w:sz w:val="16"/>
+          <w:szCs w:val="16"/>
+        </w:rPr>
+      </w:pPr>
+      <w:r>
+        <w:rPr>
+          <w:rFonts w:ascii="Arial Narrow" w:eastAsia="Arial Narrow" w:hAnsi="Arial Narrow" w:cs="Arial Narrow"/>
           <w:b/>
           <w:bCs/>
           <w:sz w:val="16"/>
           <w:szCs w:val="16"/>
         </w:rPr>
-      </w:pPr>
-      <w:r>
-        <w:rPr>
-          <w:rFonts w:ascii="Arial Narrow" w:eastAsia="Arial Narrow" w:hAnsi="Arial Narrow" w:cs="Arial Narrow"/>
-          <w:sz w:val="16"/>
-          <w:szCs w:val="16"/>
-        </w:rPr>
         <w:tab/>
-      </w:r>
-      <w:r>
-        <w:rPr>
-          <w:rFonts w:ascii="Arial Narrow" w:eastAsia="Arial Narrow" w:hAnsi="Arial Narrow" w:cs="Arial Narrow"/>
-          <w:b/>
-          <w:bCs/>
-          <w:sz w:val="16"/>
-          <w:szCs w:val="16"/>
-        </w:rPr>
-        <w:t xml:space="preserve">LEY DE ORGANIZACIÓN Y FUNCIONES DEL INDECOPI, APROBADA POR DECRETO LEGISLATIVO 1033 </w:t>
+        <w:t>Artículo 27.-</w:t>
+      </w:r>
+      <w:r>
+        <w:rPr>
+          <w:rFonts w:ascii="Arial Narrow" w:eastAsia="Arial Narrow" w:hAnsi="Arial Narrow" w:cs="Arial Narrow"/>
+          <w:sz w:val="16"/>
+          <w:szCs w:val="16"/>
+        </w:rPr>
+        <w:t xml:space="preserve"> De la Comisión de Protección al </w:t>
+      </w:r>
+      <w:proofErr w:type="gramStart"/>
+      <w:r>
+        <w:rPr>
+          <w:rFonts w:ascii="Arial Narrow" w:eastAsia="Arial Narrow" w:hAnsi="Arial Narrow" w:cs="Arial Narrow"/>
+          <w:sz w:val="16"/>
+          <w:szCs w:val="16"/>
+        </w:rPr>
+        <w:t>Consumidor.-</w:t>
+      </w:r>
+      <w:proofErr w:type="gramEnd"/>
+      <w:r>
+        <w:rPr>
+          <w:rFonts w:ascii="Arial Narrow" w:eastAsia="Arial Narrow" w:hAnsi="Arial Narrow" w:cs="Arial Narrow"/>
+          <w:sz w:val="16"/>
+          <w:szCs w:val="16"/>
+        </w:rPr>
+        <w:t xml:space="preserve"> </w:t>
       </w:r>
     </w:p>
     <w:p>
@@ -5925,39 +6054,11 @@
       <w:r>
         <w:rPr>
           <w:rFonts w:ascii="Arial Narrow" w:eastAsia="Arial Narrow" w:hAnsi="Arial Narrow" w:cs="Arial Narrow"/>
-          <w:b/>
-          <w:bCs/>
           <w:sz w:val="16"/>
           <w:szCs w:val="16"/>
         </w:rPr>
         <w:tab/>
-        <w:t>Artículo 27.-</w:t>
-      </w:r>
-      <w:r>
-        <w:rPr>
-          <w:rFonts w:ascii="Arial Narrow" w:eastAsia="Arial Narrow" w:hAnsi="Arial Narrow" w:cs="Arial Narrow"/>
-          <w:sz w:val="16"/>
-          <w:szCs w:val="16"/>
-        </w:rPr>
-        <w:t xml:space="preserve"> De la Comisión de Protección al </w:t>
-      </w:r>
-      <w:proofErr w:type="gramStart"/>
-      <w:r>
-        <w:rPr>
-          <w:rFonts w:ascii="Arial Narrow" w:eastAsia="Arial Narrow" w:hAnsi="Arial Narrow" w:cs="Arial Narrow"/>
-          <w:sz w:val="16"/>
-          <w:szCs w:val="16"/>
-        </w:rPr>
-        <w:t>Consumidor.-</w:t>
-      </w:r>
-      <w:proofErr w:type="gramEnd"/>
-      <w:r>
-        <w:rPr>
-          <w:rFonts w:ascii="Arial Narrow" w:eastAsia="Arial Narrow" w:hAnsi="Arial Narrow" w:cs="Arial Narrow"/>
-          <w:sz w:val="16"/>
-          <w:szCs w:val="16"/>
-        </w:rPr>
-        <w:t xml:space="preserve"> </w:t>
+        <w:t>Corresponde a la Comisión de Protección al Consumidor velar por el cumplimiento de la Ley de Protección al Consumidor y de las leyes que, en general, protegen a los consumidores de la falta de idoneidad de los bienes y servicios en función de la información brindada, de las omisiones de información y de la discriminación en el consumo, así como de aquellas que complementen o sustituyan a las anteriores.</w:t>
       </w:r>
     </w:p>
     <w:p>
@@ -5970,20 +6071,15 @@
         <w:jc w:val="both"/>
         <w:rPr>
           <w:rFonts w:ascii="Arial Narrow" w:eastAsia="Arial Narrow" w:hAnsi="Arial Narrow" w:cs="Arial Narrow"/>
-          <w:sz w:val="16"/>
-          <w:szCs w:val="16"/>
-        </w:rPr>
-      </w:pPr>
-      <w:r>
-        <w:rPr>
-          <w:rFonts w:ascii="Arial Narrow" w:eastAsia="Arial Narrow" w:hAnsi="Arial Narrow" w:cs="Arial Narrow"/>
-          <w:sz w:val="16"/>
-          <w:szCs w:val="16"/>
-        </w:rPr>
-        <w:tab/>
-        <w:t>Corresponde a la Comisión de Protección al Consumidor velar por el cumplimiento de la Ley de Protección al Consumidor y de las leyes que, en general, protegen a los consumidores de la falta de idoneidad de los bienes y servicios en función de la información brindada, de las omisiones de información y de la discriminación en el consumo, así como de aquellas que complementen o sustituyan a las anteriores.</w:t>
-      </w:r>
-    </w:p>
+          <w:b/>
+          <w:bCs/>
+          <w:sz w:val="16"/>
+          <w:szCs w:val="16"/>
+        </w:rPr>
+      </w:pPr>
+    </w:p>
+  </w:footnote>
+  <w:footnote w:id="4">
     <w:p>
       <w:pPr>
         <w:pStyle w:val="Textonotapie"/>
@@ -6000,9 +6096,150 @@
           <w:szCs w:val="16"/>
         </w:rPr>
       </w:pPr>
-    </w:p>
-  </w:footnote>
-  <w:footnote w:id="4">
+      <w:r>
+        <w:rPr>
+          <w:rStyle w:val="Refdenotaalpie"/>
+          <w:rFonts w:ascii="Arial Narrow" w:eastAsia="Arial Narrow" w:hAnsi="Arial Narrow" w:cs="Arial Narrow"/>
+          <w:sz w:val="16"/>
+          <w:szCs w:val="16"/>
+          <w:vertAlign w:val="superscript"/>
+        </w:rPr>
+        <w:footnoteRef/>
+      </w:r>
+      <w:r>
+        <w:rPr>
+          <w:rFonts w:ascii="Arial Narrow" w:eastAsia="Arial Narrow" w:hAnsi="Arial Narrow" w:cs="Arial Narrow"/>
+          <w:sz w:val="16"/>
+          <w:szCs w:val="16"/>
+        </w:rPr>
+        <w:tab/>
+        <w:t xml:space="preserve"/>
+      </w:r>
+      <w:r>
+        <w:rPr>
+          <w:rFonts w:ascii="Arial Narrow" w:eastAsia="Arial Narrow" w:hAnsi="Arial Narrow" w:cs="Arial Narrow"/>
+          <w:sz w:val="16"/>
+          <w:szCs w:val="16"/>
+        </w:rPr>
+        <w:tab/>
+      </w:r>
+      <w:r>
+        <w:rPr>
+          <w:rFonts w:ascii="Arial Narrow" w:eastAsia="Arial Narrow" w:hAnsi="Arial Narrow" w:cs="Arial Narrow"/>
+          <w:b/>
+          <w:bCs/>
+          <w:sz w:val="16"/>
+          <w:szCs w:val="16"/>
+        </w:rPr>
+        <w:t xml:space="preserve">LEY 29571, CÓDIGO DE PROTECCIÓN Y DEFENSA DEL CONSUMIDOR, publicado el 2 de setiembre de 2010 y modificado por Decreto Legislativo 1308 </w:t>
+      </w:r>
+    </w:p>
+    <w:p>
+      <w:pPr>
+        <w:pStyle w:val="Textonotapie"/>
+        <w:ind w:left="567" w:right="-1"/>
+        <w:jc w:val="both"/>
+        <w:rPr>
+          <w:rFonts w:ascii="Arial Narrow" w:eastAsia="Arial Narrow" w:hAnsi="Arial Narrow" w:cs="Arial Narrow"/>
+          <w:b/>
+          <w:bCs/>
+          <w:sz w:val="16"/>
+          <w:szCs w:val="16"/>
+        </w:rPr>
+      </w:pPr>
+      <w:r>
+        <w:rPr>
+          <w:rFonts w:ascii="Arial Narrow" w:eastAsia="Arial Narrow" w:hAnsi="Arial Narrow" w:cs="Arial Narrow"/>
+          <w:b/>
+          <w:bCs/>
+          <w:sz w:val="16"/>
+          <w:szCs w:val="16"/>
+        </w:rPr>
+        <w:t xml:space="preserve">Artículo 18.- Idoneidad </w:t>
+      </w:r>
+    </w:p>
+    <w:p>
+      <w:pPr>
+        <w:pStyle w:val="Textonotapie"/>
+        <w:ind w:left="567" w:right="-1"/>
+        <w:jc w:val="both"/>
+        <w:rPr>
+          <w:rFonts w:ascii="Arial Narrow" w:eastAsia="Arial Narrow" w:hAnsi="Arial Narrow" w:cs="Arial Narrow"/>
+          <w:sz w:val="16"/>
+          <w:szCs w:val="16"/>
+        </w:rPr>
+      </w:pPr>
+      <w:r>
+        <w:rPr>
+          <w:rFonts w:ascii="Arial Narrow" w:eastAsia="Arial Narrow" w:hAnsi="Arial Narrow" w:cs="Arial Narrow"/>
+          <w:sz w:val="16"/>
+          <w:szCs w:val="16"/>
+        </w:rPr>
+        <w:t xml:space="preserve">Se entiende por idoneidad la correspondencia entre lo que un consumidor espera y lo que efectivamente recibe, en función a lo que se le hubiera ofrecido, la publicidad e información transmitida, las condiciones y circunstancias de la transacción, las características y naturaleza del producto o servicio, el precio, entre otros factores, atendiendo a las circunstancias del caso. </w:t>
+      </w:r>
+    </w:p>
+    <w:p>
+      <w:pPr>
+        <w:pStyle w:val="Textonotapie"/>
+        <w:ind w:left="567" w:right="-1"/>
+        <w:jc w:val="both"/>
+        <w:rPr>
+          <w:rFonts w:ascii="Arial Narrow" w:eastAsia="Arial Narrow" w:hAnsi="Arial Narrow" w:cs="Arial Narrow"/>
+          <w:sz w:val="16"/>
+          <w:szCs w:val="16"/>
+        </w:rPr>
+      </w:pPr>
+      <w:r>
+        <w:rPr>
+          <w:rFonts w:ascii="Arial Narrow" w:eastAsia="Arial Narrow" w:hAnsi="Arial Narrow" w:cs="Arial Narrow"/>
+          <w:sz w:val="16"/>
+          <w:szCs w:val="16"/>
+        </w:rPr>
+        <w:t xml:space="preserve">La idoneidad es evaluada en función a la propia naturaleza del producto o servicio y a su aptitud para satisfacer la finalidad para la cual ha sido puesto en el mercado. Las autorizaciones por parte de los organismos del Estado para la fabricación de un producto o la prestación de un servicio, en los casos que sea necesario, no eximen de responsabilidad al proveedor frente al consumidor. </w:t>
+      </w:r>
+    </w:p>
+    <w:p>
+      <w:pPr>
+        <w:pStyle w:val="Textonotapie"/>
+        <w:ind w:left="567" w:right="-1"/>
+        <w:jc w:val="both"/>
+        <w:rPr>
+          <w:rFonts w:ascii="Arial Narrow" w:eastAsia="Arial Narrow" w:hAnsi="Arial Narrow" w:cs="Arial Narrow"/>
+          <w:sz w:val="16"/>
+          <w:szCs w:val="16"/>
+        </w:rPr>
+      </w:pPr>
+      <w:r>
+        <w:rPr>
+          <w:rFonts w:ascii="Arial Narrow" w:eastAsia="Arial Narrow" w:hAnsi="Arial Narrow" w:cs="Arial Narrow"/>
+          <w:b/>
+          <w:bCs/>
+          <w:sz w:val="16"/>
+          <w:szCs w:val="16"/>
+        </w:rPr>
+        <w:t xml:space="preserve">Artículo 19.- Obligación de los proveedores </w:t>
+      </w:r>
+    </w:p>
+    <w:p>
+      <w:pPr>
+        <w:pStyle w:val="Textonotapie"/>
+        <w:ind w:left="567" w:right="-1"/>
+        <w:jc w:val="both"/>
+        <w:rPr>
+          <w:rFonts w:ascii="Arial Narrow" w:eastAsia="Arial Narrow" w:hAnsi="Arial Narrow" w:cs="Arial Narrow"/>
+          <w:sz w:val="16"/>
+          <w:szCs w:val="16"/>
+        </w:rPr>
+      </w:pPr>
+      <w:r>
+        <w:rPr>
+          <w:rFonts w:ascii="Arial Narrow" w:eastAsia="Arial Narrow" w:hAnsi="Arial Narrow" w:cs="Arial Narrow"/>
+          <w:sz w:val="16"/>
+          <w:szCs w:val="16"/>
+        </w:rPr>
+        <w:t>El proveedor responde por la idoneidad y calidad de los productos y servicios ofrecidos; por la autenticidad de las marcas y leyendas que exhiben sus productos o del signo que respalda al prestador del servicio, por la falta de conformidad entre la publicidad comercial de los productos y servicios y estos, así como por el contenido y la vida útil del producto indicado en el envase, en lo que corresponda.</w:t>
+      </w:r>
+    </w:p>
     <w:p>
       <w:pPr>
         <w:pStyle w:val="Textonotapie"/>
@@ -6019,161 +6256,9 @@
           <w:szCs w:val="16"/>
         </w:rPr>
       </w:pPr>
-      <w:r>
-        <w:rPr>
-          <w:rStyle w:val="Refdenotaalpie"/>
-          <w:rFonts w:ascii="Arial Narrow" w:eastAsia="Arial Narrow" w:hAnsi="Arial Narrow" w:cs="Arial Narrow"/>
-          <w:sz w:val="16"/>
-          <w:szCs w:val="16"/>
-          <w:vertAlign w:val="superscript"/>
-        </w:rPr>
-        <w:footnoteRef/>
-      </w:r>
-      <w:r>
-        <w:rPr>
-          <w:rFonts w:ascii="Arial Narrow" w:eastAsia="Arial Narrow" w:hAnsi="Arial Narrow" w:cs="Arial Narrow"/>
-          <w:sz w:val="16"/>
-          <w:szCs w:val="16"/>
-        </w:rPr>
-        <w:t xml:space="preserve"> </w:t>
-      </w:r>
-      <w:r>
-        <w:rPr>
-          <w:rFonts w:ascii="Arial Narrow" w:eastAsia="Arial Narrow" w:hAnsi="Arial Narrow" w:cs="Arial Narrow"/>
-          <w:sz w:val="16"/>
-          <w:szCs w:val="16"/>
-        </w:rPr>
-        <w:tab/>
-      </w:r>
-      <w:r>
-        <w:rPr>
-          <w:rFonts w:ascii="Arial Narrow" w:eastAsia="Arial Narrow" w:hAnsi="Arial Narrow" w:cs="Arial Narrow"/>
-          <w:b/>
-          <w:bCs/>
-          <w:sz w:val="16"/>
-          <w:szCs w:val="16"/>
-        </w:rPr>
-        <w:t xml:space="preserve">LEY 29571, CÓDIGO DE PROTECCIÓN Y DEFENSA DEL CONSUMIDOR, publicado el 2 de setiembre de 2010 y modificado por Decreto Legislativo 1308 </w:t>
-      </w:r>
-    </w:p>
-    <w:p>
-      <w:pPr>
-        <w:pStyle w:val="Textonotapie"/>
-        <w:ind w:left="567" w:right="-1"/>
-        <w:jc w:val="both"/>
-        <w:rPr>
-          <w:rFonts w:ascii="Arial Narrow" w:eastAsia="Arial Narrow" w:hAnsi="Arial Narrow" w:cs="Arial Narrow"/>
-          <w:b/>
-          <w:bCs/>
-          <w:sz w:val="16"/>
-          <w:szCs w:val="16"/>
-        </w:rPr>
-      </w:pPr>
-      <w:r>
-        <w:rPr>
-          <w:rFonts w:ascii="Arial Narrow" w:eastAsia="Arial Narrow" w:hAnsi="Arial Narrow" w:cs="Arial Narrow"/>
-          <w:b/>
-          <w:bCs/>
-          <w:sz w:val="16"/>
-          <w:szCs w:val="16"/>
-        </w:rPr>
-        <w:t xml:space="preserve">Artículo 18.- Idoneidad </w:t>
-      </w:r>
-    </w:p>
-    <w:p>
-      <w:pPr>
-        <w:pStyle w:val="Textonotapie"/>
-        <w:ind w:left="567" w:right="-1"/>
-        <w:jc w:val="both"/>
-        <w:rPr>
-          <w:rFonts w:ascii="Arial Narrow" w:eastAsia="Arial Narrow" w:hAnsi="Arial Narrow" w:cs="Arial Narrow"/>
-          <w:sz w:val="16"/>
-          <w:szCs w:val="16"/>
-        </w:rPr>
-      </w:pPr>
-      <w:r>
-        <w:rPr>
-          <w:rFonts w:ascii="Arial Narrow" w:eastAsia="Arial Narrow" w:hAnsi="Arial Narrow" w:cs="Arial Narrow"/>
-          <w:sz w:val="16"/>
-          <w:szCs w:val="16"/>
-        </w:rPr>
-        <w:t xml:space="preserve">Se entiende por idoneidad la correspondencia entre lo que un consumidor espera y lo que efectivamente recibe, en función a lo que se le hubiera ofrecido, la publicidad e información transmitida, las condiciones y circunstancias de la transacción, las características y naturaleza del producto o servicio, el precio, entre otros factores, atendiendo a las circunstancias del caso. </w:t>
-      </w:r>
-    </w:p>
-    <w:p>
-      <w:pPr>
-        <w:pStyle w:val="Textonotapie"/>
-        <w:ind w:left="567" w:right="-1"/>
-        <w:jc w:val="both"/>
-        <w:rPr>
-          <w:rFonts w:ascii="Arial Narrow" w:eastAsia="Arial Narrow" w:hAnsi="Arial Narrow" w:cs="Arial Narrow"/>
-          <w:sz w:val="16"/>
-          <w:szCs w:val="16"/>
-        </w:rPr>
-      </w:pPr>
-      <w:r>
-        <w:rPr>
-          <w:rFonts w:ascii="Arial Narrow" w:eastAsia="Arial Narrow" w:hAnsi="Arial Narrow" w:cs="Arial Narrow"/>
-          <w:sz w:val="16"/>
-          <w:szCs w:val="16"/>
-        </w:rPr>
-        <w:t xml:space="preserve">La idoneidad es evaluada en función a la propia naturaleza del producto o servicio y a su aptitud para satisfacer la finalidad para la cual ha sido puesto en el mercado. Las autorizaciones por parte de los organismos del Estado para la fabricación de un producto o la prestación de un servicio, en los casos que sea necesario, no eximen de responsabilidad al proveedor frente al consumidor. </w:t>
-      </w:r>
-    </w:p>
-    <w:p>
-      <w:pPr>
-        <w:pStyle w:val="Textonotapie"/>
-        <w:ind w:left="567" w:right="-1"/>
-        <w:jc w:val="both"/>
-        <w:rPr>
-          <w:rFonts w:ascii="Arial Narrow" w:eastAsia="Arial Narrow" w:hAnsi="Arial Narrow" w:cs="Arial Narrow"/>
-          <w:sz w:val="16"/>
-          <w:szCs w:val="16"/>
-        </w:rPr>
-      </w:pPr>
-    </w:p>
-    <w:p>
-      <w:pPr>
-        <w:pStyle w:val="Textonotapie"/>
-        <w:ind w:left="567" w:right="-1"/>
-        <w:jc w:val="both"/>
-        <w:rPr>
-          <w:rFonts w:ascii="Arial Narrow" w:eastAsia="Arial Narrow" w:hAnsi="Arial Narrow" w:cs="Arial Narrow"/>
-          <w:sz w:val="16"/>
-          <w:szCs w:val="16"/>
-        </w:rPr>
-      </w:pPr>
-      <w:r>
-        <w:rPr>
-          <w:rFonts w:ascii="Arial Narrow" w:eastAsia="Arial Narrow" w:hAnsi="Arial Narrow" w:cs="Arial Narrow"/>
-          <w:b/>
-          <w:bCs/>
-          <w:sz w:val="16"/>
-          <w:szCs w:val="16"/>
-        </w:rPr>
-        <w:t xml:space="preserve">Artículo 19.- Obligación de los proveedores </w:t>
-      </w:r>
-    </w:p>
-    <w:p>
-      <w:pPr>
-        <w:pStyle w:val="Textonotapie"/>
-        <w:ind w:left="567" w:right="-1"/>
-        <w:jc w:val="both"/>
-        <w:rPr>
-          <w:rFonts w:ascii="Arial Narrow" w:eastAsia="Arial Narrow" w:hAnsi="Arial Narrow" w:cs="Arial Narrow"/>
-          <w:sz w:val="16"/>
-          <w:szCs w:val="16"/>
-        </w:rPr>
-      </w:pPr>
-      <w:r>
-        <w:rPr>
-          <w:rFonts w:ascii="Arial Narrow" w:eastAsia="Arial Narrow" w:hAnsi="Arial Narrow" w:cs="Arial Narrow"/>
-          <w:sz w:val="16"/>
-          <w:szCs w:val="16"/>
-        </w:rPr>
-        <w:t>El proveedor responde por la idoneidad y calidad de los productos y servicios ofrecidos; por la autenticidad de las marcas y leyendas que exhiben sus productos o del signo que respalda al prestador del servicio, por la falta de conformidad entre la publicidad comercial de los productos y servicios y estos, así como por el contenido y la vida útil del producto indicado en el envase, en lo que corresponda.</w:t>
-      </w:r>
-    </w:p>
+    </w:p>
+  </w:footnote>
+  <w:footnote w:id="5">
     <w:p>
       <w:pPr>
         <w:pStyle w:val="Textonotapie"/>
@@ -6190,9 +6275,158 @@
           <w:szCs w:val="16"/>
         </w:rPr>
       </w:pPr>
-    </w:p>
-  </w:footnote>
-  <w:footnote w:id="5">
+      <w:r>
+        <w:rPr>
+          <w:rStyle w:val="Refdenotaalpie"/>
+          <w:rFonts w:ascii="Arial Narrow" w:eastAsia="Arial Narrow" w:hAnsi="Arial Narrow" w:cs="Arial Narrow"/>
+          <w:sz w:val="16"/>
+          <w:szCs w:val="16"/>
+          <w:vertAlign w:val="superscript"/>
+        </w:rPr>
+        <w:footnoteRef/>
+      </w:r>
+      <w:r>
+        <w:rPr>
+          <w:rFonts w:ascii="Arial Narrow" w:eastAsia="Arial Narrow" w:hAnsi="Arial Narrow" w:cs="Arial Narrow"/>
+          <w:sz w:val="16"/>
+          <w:szCs w:val="16"/>
+        </w:rPr>
+        <w:tab/>
+        <w:t xml:space="preserve"/>
+      </w:r>
+      <w:r>
+        <w:rPr>
+          <w:rFonts w:ascii="Arial Narrow" w:eastAsia="Arial Narrow" w:hAnsi="Arial Narrow" w:cs="Arial Narrow"/>
+          <w:sz w:val="16"/>
+          <w:szCs w:val="16"/>
+        </w:rPr>
+        <w:tab/>
+      </w:r>
+      <w:r>
+        <w:rPr>
+          <w:rFonts w:ascii="Arial Narrow" w:eastAsia="Arial Narrow" w:hAnsi="Arial Narrow" w:cs="Arial Narrow"/>
+          <w:b/>
+          <w:bCs/>
+          <w:sz w:val="16"/>
+          <w:szCs w:val="16"/>
+        </w:rPr>
+        <w:t xml:space="preserve">LEY </w:t>
+      </w:r>
+      <w:proofErr w:type="spellStart"/>
+      <w:r>
+        <w:rPr>
+          <w:rFonts w:ascii="Arial Narrow" w:eastAsia="Arial Narrow" w:hAnsi="Arial Narrow" w:cs="Arial Narrow"/>
+          <w:b/>
+          <w:bCs/>
+          <w:sz w:val="16"/>
+          <w:szCs w:val="16"/>
+        </w:rPr>
+        <w:t/>
+      </w:r>
+      <w:proofErr w:type="spellEnd"/>
+      <w:r>
+        <w:rPr>
+          <w:rFonts w:ascii="Arial Narrow" w:eastAsia="Arial Narrow" w:hAnsi="Arial Narrow" w:cs="Arial Narrow"/>
+          <w:b/>
+          <w:bCs/>
+          <w:sz w:val="16"/>
+          <w:szCs w:val="16"/>
+        </w:rPr>
+        <w:t xml:space="preserve">29571, CÓDIGO DE PROTECCIÓN Y DEFENSA DEL CONSUMIDOR, publicado el 2 de setiembre de 2010 y modificado por </w:t>
+      </w:r>
+      <w:r>
+        <w:rPr>
+          <w:rFonts w:ascii="Arial Narrow" w:eastAsia="Arial Narrow" w:hAnsi="Arial Narrow" w:cs="Arial Narrow"/>
+          <w:b/>
+          <w:bCs/>
+          <w:sz w:val="16"/>
+          <w:szCs w:val="16"/>
+        </w:rPr>
+        <w:t xml:space="preserve">Decreto Legislativo </w:t>
+      </w:r>
+      <w:proofErr w:type="spellStart"/>
+      <w:r>
+        <w:rPr>
+          <w:rFonts w:ascii="Arial Narrow" w:eastAsia="Arial Narrow" w:hAnsi="Arial Narrow" w:cs="Arial Narrow"/>
+          <w:b/>
+          <w:bCs/>
+          <w:sz w:val="16"/>
+          <w:szCs w:val="16"/>
+        </w:rPr>
+        <w:t/>
+      </w:r>
+      <w:proofErr w:type="spellEnd"/>
+      <w:r>
+        <w:rPr>
+          <w:rFonts w:ascii="Arial Narrow" w:eastAsia="Arial Narrow" w:hAnsi="Arial Narrow" w:cs="Arial Narrow"/>
+          <w:b/>
+          <w:bCs/>
+          <w:sz w:val="16"/>
+          <w:szCs w:val="16"/>
+        </w:rPr>
+        <w:t xml:space="preserve">1308 </w:t>
+      </w:r>
+    </w:p>
+    <w:p>
+      <w:pPr>
+        <w:pStyle w:val="Textonotapie"/>
+        <w:ind w:left="567" w:right="-1"/>
+        <w:jc w:val="both"/>
+        <w:rPr>
+          <w:rFonts w:ascii="Arial Narrow" w:eastAsia="Arial Narrow" w:hAnsi="Arial Narrow" w:cs="Arial Narrow"/>
+          <w:b/>
+          <w:bCs/>
+          <w:sz w:val="16"/>
+          <w:szCs w:val="16"/>
+        </w:rPr>
+      </w:pPr>
+      <w:r>
+        <w:rPr>
+          <w:rFonts w:ascii="Arial Narrow" w:eastAsia="Arial Narrow" w:hAnsi="Arial Narrow" w:cs="Arial Narrow"/>
+          <w:b/>
+          <w:bCs/>
+          <w:sz w:val="16"/>
+          <w:szCs w:val="16"/>
+        </w:rPr>
+        <w:t>Artículo 88.- Reclamo de productos o servicios financieros y de seguros</w:t>
+      </w:r>
+    </w:p>
+    <w:p>
+      <w:pPr>
+        <w:pStyle w:val="Textonotapie"/>
+        <w:ind w:left="567" w:right="-1"/>
+        <w:jc w:val="both"/>
+        <w:rPr>
+          <w:rFonts w:ascii="Arial Narrow" w:eastAsia="Arial Narrow" w:hAnsi="Arial Narrow" w:cs="Arial Narrow"/>
+          <w:sz w:val="16"/>
+          <w:szCs w:val="16"/>
+        </w:rPr>
+      </w:pPr>
+      <w:r>
+        <w:rPr>
+          <w:rFonts w:ascii="Arial Narrow" w:eastAsia="Arial Narrow" w:hAnsi="Arial Narrow" w:cs="Arial Narrow"/>
+          <w:sz w:val="16"/>
+          <w:szCs w:val="16"/>
+        </w:rPr>
+        <w:t>88.1 Las entidades</w:t>
+      </w:r>
+      <w:r>
+        <w:rPr>
+          <w:rFonts w:ascii="Arial Narrow" w:eastAsia="Arial Narrow" w:hAnsi="Arial Narrow" w:cs="Arial Narrow"/>
+          <w:sz w:val="16"/>
+          <w:szCs w:val="16"/>
+        </w:rPr>
+        <w:t xml:space="preserve"> del sistema financiero y de seguros, en todas sus oficinas en la República, deben resolver los reclamos en un plazo no mayor de quince días hábiles. Excepcionalmente, la Superintendencia de Banca, Seguros y Administradoras Privadas de Fondos de Pensiones podrá establecer un plazo ampliatorio cuando la naturaleza y complejidad de la operación, producto o servicio materia del reclamo o requerimiento lo justifique, situación que debe ponerse en conocimiento del consumidor antes de la culminación del plazo inicial, sin perjuicio del derecho del consumidor de recurrir directamente ante la Autoridad de Consumo</w:t>
+      </w:r>
+      <w:r>
+        <w:rPr>
+          <w:rFonts w:ascii="Arial Narrow" w:eastAsia="Arial Narrow" w:hAnsi="Arial Narrow" w:cs="Arial Narrow"/>
+          <w:sz w:val="16"/>
+          <w:szCs w:val="16"/>
+        </w:rPr>
+        <w:t>.</w:t>
+      </w:r>
+    </w:p>
     <w:p>
       <w:pPr>
         <w:pStyle w:val="Textonotapie"/>
@@ -6209,157 +6443,9 @@
           <w:szCs w:val="16"/>
         </w:rPr>
       </w:pPr>
-      <w:r>
-        <w:rPr>
-          <w:rStyle w:val="Refdenotaalpie"/>
-          <w:rFonts w:ascii="Arial Narrow" w:eastAsia="Arial Narrow" w:hAnsi="Arial Narrow" w:cs="Arial Narrow"/>
-          <w:sz w:val="16"/>
-          <w:szCs w:val="16"/>
-          <w:vertAlign w:val="superscript"/>
-        </w:rPr>
-        <w:footnoteRef/>
-      </w:r>
-      <w:r>
-        <w:rPr>
-          <w:rFonts w:ascii="Arial Narrow" w:eastAsia="Arial Narrow" w:hAnsi="Arial Narrow" w:cs="Arial Narrow"/>
-          <w:sz w:val="16"/>
-          <w:szCs w:val="16"/>
-        </w:rPr>
-        <w:t xml:space="preserve"> </w:t>
-      </w:r>
-      <w:r>
-        <w:rPr>
-          <w:rFonts w:ascii="Arial Narrow" w:eastAsia="Arial Narrow" w:hAnsi="Arial Narrow" w:cs="Arial Narrow"/>
-          <w:sz w:val="16"/>
-          <w:szCs w:val="16"/>
-        </w:rPr>
-        <w:tab/>
-      </w:r>
-      <w:r>
-        <w:rPr>
-          <w:rFonts w:ascii="Arial Narrow" w:eastAsia="Arial Narrow" w:hAnsi="Arial Narrow" w:cs="Arial Narrow"/>
-          <w:b/>
-          <w:bCs/>
-          <w:sz w:val="16"/>
-          <w:szCs w:val="16"/>
-        </w:rPr>
-        <w:t xml:space="preserve">LEY </w:t>
-      </w:r>
-      <w:proofErr w:type="spellStart"/>
-      <w:r>
-        <w:rPr>
-          <w:rFonts w:ascii="Arial Narrow" w:eastAsia="Arial Narrow" w:hAnsi="Arial Narrow" w:cs="Arial Narrow"/>
-          <w:b/>
-          <w:bCs/>
-          <w:sz w:val="16"/>
-          <w:szCs w:val="16"/>
-        </w:rPr>
-        <w:t/>
-      </w:r>
-      <w:proofErr w:type="spellEnd"/>
-      <w:r>
-        <w:rPr>
-          <w:rFonts w:ascii="Arial Narrow" w:eastAsia="Arial Narrow" w:hAnsi="Arial Narrow" w:cs="Arial Narrow"/>
-          <w:b/>
-          <w:bCs/>
-          <w:sz w:val="16"/>
-          <w:szCs w:val="16"/>
-        </w:rPr>
-        <w:t xml:space="preserve"> 29571, CÓDIGO DE PROTECCIÓN Y DEFENSA DEL CONSUMIDOR, publicado el 2 de setiembre de 2010 y modificado por </w:t>
-      </w:r>
-      <w:r>
-        <w:rPr>
-          <w:rFonts w:ascii="Arial Narrow" w:eastAsia="Arial Narrow" w:hAnsi="Arial Narrow" w:cs="Arial Narrow"/>
-          <w:b/>
-          <w:bCs/>
-          <w:sz w:val="16"/>
-          <w:szCs w:val="16"/>
-        </w:rPr>
-        <w:t xml:space="preserve">Decreto Legislativo </w:t>
-      </w:r>
-      <w:proofErr w:type="spellStart"/>
-      <w:r>
-        <w:rPr>
-          <w:rFonts w:ascii="Arial Narrow" w:eastAsia="Arial Narrow" w:hAnsi="Arial Narrow" w:cs="Arial Narrow"/>
-          <w:b/>
-          <w:bCs/>
-          <w:sz w:val="16"/>
-          <w:szCs w:val="16"/>
-        </w:rPr>
-        <w:t/>
-      </w:r>
-      <w:proofErr w:type="spellEnd"/>
-      <w:r>
-        <w:rPr>
-          <w:rFonts w:ascii="Arial Narrow" w:eastAsia="Arial Narrow" w:hAnsi="Arial Narrow" w:cs="Arial Narrow"/>
-          <w:b/>
-          <w:bCs/>
-          <w:sz w:val="16"/>
-          <w:szCs w:val="16"/>
-        </w:rPr>
-        <w:t xml:space="preserve"> 1308 </w:t>
-      </w:r>
-    </w:p>
-    <w:p>
-      <w:pPr>
-        <w:pStyle w:val="Textonotapie"/>
-        <w:ind w:left="567" w:right="-1"/>
-        <w:jc w:val="both"/>
-        <w:rPr>
-          <w:rFonts w:ascii="Arial Narrow" w:eastAsia="Arial Narrow" w:hAnsi="Arial Narrow" w:cs="Arial Narrow"/>
-          <w:b/>
-          <w:bCs/>
-          <w:sz w:val="16"/>
-          <w:szCs w:val="16"/>
-        </w:rPr>
-      </w:pPr>
-      <w:r>
-        <w:rPr>
-          <w:rFonts w:ascii="Arial Narrow" w:eastAsia="Arial Narrow" w:hAnsi="Arial Narrow" w:cs="Arial Narrow"/>
-          <w:b/>
-          <w:bCs/>
-          <w:sz w:val="16"/>
-          <w:szCs w:val="16"/>
-        </w:rPr>
-        <w:t>Artículo 88.- Reclamo de productos o servicios financieros y de seguros</w:t>
-      </w:r>
-    </w:p>
-    <w:p>
-      <w:pPr>
-        <w:pStyle w:val="Textonotapie"/>
-        <w:ind w:left="567" w:right="-1"/>
-        <w:jc w:val="both"/>
-        <w:rPr>
-          <w:rFonts w:ascii="Arial Narrow" w:eastAsia="Arial Narrow" w:hAnsi="Arial Narrow" w:cs="Arial Narrow"/>
-          <w:sz w:val="16"/>
-          <w:szCs w:val="16"/>
-        </w:rPr>
-      </w:pPr>
-      <w:r>
-        <w:rPr>
-          <w:rFonts w:ascii="Arial Narrow" w:eastAsia="Arial Narrow" w:hAnsi="Arial Narrow" w:cs="Arial Narrow"/>
-          <w:sz w:val="16"/>
-          <w:szCs w:val="16"/>
-        </w:rPr>
-        <w:t>88.1 Las entidades</w:t>
-      </w:r>
-      <w:r>
-        <w:rPr>
-          <w:rFonts w:ascii="Arial Narrow" w:eastAsia="Arial Narrow" w:hAnsi="Arial Narrow" w:cs="Arial Narrow"/>
-          <w:sz w:val="16"/>
-          <w:szCs w:val="16"/>
-        </w:rPr>
-        <w:t xml:space="preserve"> del sistema financiero y de seguros, en todas sus oficinas en la República, deben resolver los reclamos en un plazo no mayor de quince días hábiles. Excepcionalmente, la Superintendencia de Banca, Seguros y Administradoras Privadas de Fondos de Pensiones podrá establecer un plazo ampliatorio cuando la naturaleza y complejidad de la operación, producto o servicio materia del reclamo o requerimiento lo justifique, situación que debe ponerse en conocimiento del consumidor antes de la culminación del plazo inicial, sin perjuicio del derecho del consumidor de recurrir directamente ante la Autoridad de Consumo</w:t>
-      </w:r>
-      <w:r>
-        <w:rPr>
-          <w:rFonts w:ascii="Arial Narrow" w:eastAsia="Arial Narrow" w:hAnsi="Arial Narrow" w:cs="Arial Narrow"/>
-          <w:sz w:val="16"/>
-          <w:szCs w:val="16"/>
-        </w:rPr>
-        <w:t>.</w:t>
-      </w:r>
-    </w:p>
+    </w:p>
+  </w:footnote>
+  <w:footnote w:id="6">
     <w:p>
       <w:pPr>
         <w:pStyle w:val="Textonotapie"/>
@@ -6376,9 +6462,274 @@
           <w:szCs w:val="16"/>
         </w:rPr>
       </w:pPr>
-    </w:p>
-  </w:footnote>
-  <w:footnote w:id="6">
+      <w:r>
+        <w:rPr>
+          <w:rStyle w:val="Refdenotaalpie"/>
+          <w:rFonts w:ascii="Arial Narrow" w:eastAsia="Arial Narrow" w:hAnsi="Arial Narrow" w:cs="Arial Narrow"/>
+          <w:sz w:val="16"/>
+          <w:szCs w:val="16"/>
+          <w:vertAlign w:val="superscript"/>
+        </w:rPr>
+        <w:footnoteRef/>
+      </w:r>
+      <w:r>
+        <w:rPr>
+          <w:rFonts w:ascii="Arial Narrow" w:eastAsia="Arial Narrow" w:hAnsi="Arial Narrow" w:cs="Arial Narrow"/>
+          <w:sz w:val="16"/>
+          <w:szCs w:val="16"/>
+        </w:rPr>
+        <w:tab/>
+        <w:t xml:space="preserve"/>
+      </w:r>
+      <w:r>
+        <w:rPr>
+          <w:rFonts w:ascii="Arial Narrow" w:eastAsia="Arial Narrow" w:hAnsi="Arial Narrow" w:cs="Arial Narrow"/>
+          <w:sz w:val="16"/>
+          <w:szCs w:val="16"/>
+        </w:rPr>
+        <w:tab/>
+      </w:r>
+      <w:r>
+        <w:rPr>
+          <w:rFonts w:ascii="Arial Narrow" w:eastAsia="Arial Narrow" w:hAnsi="Arial Narrow" w:cs="Arial Narrow"/>
+          <w:b/>
+          <w:bCs/>
+          <w:sz w:val="16"/>
+          <w:szCs w:val="16"/>
+        </w:rPr>
+        <w:t xml:space="preserve">LEY </w:t>
+      </w:r>
+      <w:proofErr w:type="spellStart"/>
+      <w:r>
+        <w:rPr>
+          <w:rFonts w:ascii="Arial Narrow" w:eastAsia="Arial Narrow" w:hAnsi="Arial Narrow" w:cs="Arial Narrow"/>
+          <w:b/>
+          <w:bCs/>
+          <w:sz w:val="16"/>
+          <w:szCs w:val="16"/>
+        </w:rPr>
+        <w:t/>
+      </w:r>
+      <w:proofErr w:type="spellEnd"/>
+      <w:r>
+        <w:rPr>
+          <w:rFonts w:ascii="Arial Narrow" w:eastAsia="Arial Narrow" w:hAnsi="Arial Narrow" w:cs="Arial Narrow"/>
+          <w:b/>
+          <w:bCs/>
+          <w:sz w:val="16"/>
+          <w:szCs w:val="16"/>
+        </w:rPr>
+        <w:t xml:space="preserve">29571, CÓDIGO DE PROTECCIÓN Y DEFENSA DEL CONSUMIDOR, publicado el 2 de setiembre de 2010 y modificado por Decreto Legislativo </w:t>
+      </w:r>
+      <w:proofErr w:type="spellStart"/>
+      <w:r>
+        <w:rPr>
+          <w:rFonts w:ascii="Arial Narrow" w:eastAsia="Arial Narrow" w:hAnsi="Arial Narrow" w:cs="Arial Narrow"/>
+          <w:b/>
+          <w:bCs/>
+          <w:sz w:val="16"/>
+          <w:szCs w:val="16"/>
+        </w:rPr>
+        <w:t/>
+      </w:r>
+      <w:proofErr w:type="spellEnd"/>
+      <w:r>
+        <w:rPr>
+          <w:rFonts w:ascii="Arial Narrow" w:eastAsia="Arial Narrow" w:hAnsi="Arial Narrow" w:cs="Arial Narrow"/>
+          <w:b/>
+          <w:bCs/>
+          <w:sz w:val="16"/>
+          <w:szCs w:val="16"/>
+        </w:rPr>
+        <w:t xml:space="preserve">1308 </w:t>
+      </w:r>
+    </w:p>
+    <w:p>
+      <w:pPr>
+        <w:pStyle w:val="Textonotapie"/>
+        <w:ind w:left="567" w:right="-1"/>
+        <w:jc w:val="both"/>
+        <w:rPr>
+          <w:rFonts w:ascii="Arial Narrow" w:eastAsia="Arial Narrow" w:hAnsi="Arial Narrow" w:cs="Arial Narrow"/>
+          <w:b/>
+          <w:bCs/>
+          <w:sz w:val="16"/>
+          <w:szCs w:val="16"/>
+        </w:rPr>
+      </w:pPr>
+      <w:r>
+        <w:rPr>
+          <w:rFonts w:ascii="Arial Narrow" w:eastAsia="Arial Narrow" w:hAnsi="Arial Narrow" w:cs="Arial Narrow"/>
+          <w:b/>
+          <w:bCs/>
+          <w:sz w:val="16"/>
+          <w:szCs w:val="16"/>
+        </w:rPr>
+        <w:t>Artículo 1.- Derechos de los consumidores</w:t>
+      </w:r>
+    </w:p>
+    <w:p>
+      <w:pPr>
+        <w:pStyle w:val="Textonotapie"/>
+        <w:ind w:left="567" w:right="-1"/>
+        <w:jc w:val="both"/>
+        <w:rPr>
+          <w:rFonts w:ascii="Arial Narrow" w:eastAsia="Arial Narrow" w:hAnsi="Arial Narrow" w:cs="Arial Narrow"/>
+          <w:sz w:val="16"/>
+          <w:szCs w:val="16"/>
+        </w:rPr>
+      </w:pPr>
+      <w:r>
+        <w:rPr>
+          <w:rFonts w:ascii="Arial Narrow" w:eastAsia="Arial Narrow" w:hAnsi="Arial Narrow" w:cs="Arial Narrow"/>
+          <w:sz w:val="16"/>
+          <w:szCs w:val="16"/>
+        </w:rPr>
+        <w:t>1.1 En los términos establecidos por el presente Código, los consumidores tienen los siguientes derechos:</w:t>
+      </w:r>
+    </w:p>
+    <w:p>
+      <w:pPr>
+        <w:pStyle w:val="Textonotapie"/>
+        <w:ind w:left="567" w:right="-1"/>
+        <w:jc w:val="both"/>
+        <w:rPr>
+          <w:rFonts w:ascii="Arial Narrow" w:eastAsia="Arial Narrow" w:hAnsi="Arial Narrow" w:cs="Arial Narrow"/>
+          <w:sz w:val="16"/>
+          <w:szCs w:val="16"/>
+        </w:rPr>
+      </w:pPr>
+      <w:r>
+        <w:rPr>
+          <w:rFonts w:ascii="Arial Narrow" w:eastAsia="Arial Narrow" w:hAnsi="Arial Narrow" w:cs="Arial Narrow"/>
+          <w:sz w:val="16"/>
+          <w:szCs w:val="16"/>
+        </w:rPr>
+        <w:t>(…)</w:t>
+      </w:r>
+    </w:p>
+    <w:p>
+      <w:pPr>
+        <w:pStyle w:val="Textonotapie"/>
+        <w:ind w:left="567" w:right="-1"/>
+        <w:jc w:val="both"/>
+        <w:rPr>
+          <w:rFonts w:ascii="Arial Narrow" w:eastAsia="Arial Narrow" w:hAnsi="Arial Narrow" w:cs="Arial Narrow"/>
+          <w:sz w:val="16"/>
+          <w:szCs w:val="16"/>
+        </w:rPr>
+      </w:pPr>
+      <w:r>
+        <w:rPr>
+          <w:rFonts w:ascii="Arial Narrow" w:eastAsia="Arial Narrow" w:hAnsi="Arial Narrow" w:cs="Arial Narrow"/>
+          <w:sz w:val="16"/>
+          <w:szCs w:val="16"/>
+        </w:rPr>
+        <w:t>b. Derecho a acceder a información oportuna, suficiente, veraz y fácilmente accesible, relevante para tomar una decisión o realizar una elección de consumo que se ajuste a sus intereses, así como para efectuar un uso o consumo adecuado de los productos o servicios.</w:t>
+      </w:r>
+    </w:p>
+    <w:p>
+      <w:pPr>
+        <w:pStyle w:val="Textonotapie"/>
+        <w:ind w:left="567" w:right="-1"/>
+        <w:jc w:val="both"/>
+        <w:rPr>
+          <w:rFonts w:ascii="Arial Narrow" w:eastAsia="Arial Narrow" w:hAnsi="Arial Narrow" w:cs="Arial Narrow"/>
+          <w:sz w:val="16"/>
+          <w:szCs w:val="16"/>
+        </w:rPr>
+      </w:pPr>
+      <w:r>
+        <w:rPr>
+          <w:rFonts w:ascii="Arial Narrow" w:eastAsia="Arial Narrow" w:hAnsi="Arial Narrow" w:cs="Arial Narrow"/>
+          <w:b/>
+          <w:bCs/>
+          <w:sz w:val="16"/>
+          <w:szCs w:val="16"/>
+        </w:rPr>
+        <w:t>Artículo 2.- Información relevante</w:t>
+      </w:r>
+    </w:p>
+    <w:p>
+      <w:pPr>
+        <w:pStyle w:val="Textonotapie"/>
+        <w:ind w:left="567" w:right="-1"/>
+        <w:jc w:val="both"/>
+        <w:rPr>
+          <w:rFonts w:ascii="Arial Narrow" w:eastAsia="Arial Narrow" w:hAnsi="Arial Narrow" w:cs="Arial Narrow"/>
+          <w:sz w:val="16"/>
+          <w:szCs w:val="16"/>
+        </w:rPr>
+      </w:pPr>
+      <w:r>
+        <w:rPr>
+          <w:rFonts w:ascii="Arial Narrow" w:eastAsia="Arial Narrow" w:hAnsi="Arial Narrow" w:cs="Arial Narrow"/>
+          <w:sz w:val="16"/>
+          <w:szCs w:val="16"/>
+        </w:rPr>
+        <w:t xml:space="preserve">2.1 El proveedor tiene la obligación de ofrecer al consumidor toda la información relevante para tomar una decisión o realizar una elección adecuada de consumo, así como para efectuar un uso o consumo adecuado de los productos o servicios. </w:t>
+      </w:r>
+    </w:p>
+    <w:p>
+      <w:pPr>
+        <w:pStyle w:val="Textonotapie"/>
+        <w:ind w:left="567" w:right="-1"/>
+        <w:jc w:val="both"/>
+        <w:rPr>
+          <w:rFonts w:ascii="Arial Narrow" w:eastAsia="Arial Narrow" w:hAnsi="Arial Narrow" w:cs="Arial Narrow"/>
+          <w:sz w:val="16"/>
+          <w:szCs w:val="16"/>
+        </w:rPr>
+      </w:pPr>
+      <w:r>
+        <w:rPr>
+          <w:rFonts w:ascii="Arial Narrow" w:eastAsia="Arial Narrow" w:hAnsi="Arial Narrow" w:cs="Arial Narrow"/>
+          <w:sz w:val="16"/>
+          <w:szCs w:val="16"/>
+        </w:rPr>
+        <w:t xml:space="preserve">2.2 La información debe ser veraz, suficiente, de fácil comprensión, apropiada, oportuna y fácilmente accesible, debiendo ser brindada en idioma castellano. </w:t>
+      </w:r>
+    </w:p>
+    <w:p>
+      <w:pPr>
+        <w:pStyle w:val="Textonotapie"/>
+        <w:ind w:left="567" w:right="-1"/>
+        <w:jc w:val="both"/>
+        <w:rPr>
+          <w:rFonts w:ascii="Arial Narrow" w:eastAsia="Arial Narrow" w:hAnsi="Arial Narrow" w:cs="Arial Narrow"/>
+          <w:sz w:val="16"/>
+          <w:szCs w:val="16"/>
+        </w:rPr>
+      </w:pPr>
+      <w:r>
+        <w:rPr>
+          <w:rFonts w:ascii="Arial Narrow" w:eastAsia="Arial Narrow" w:hAnsi="Arial Narrow" w:cs="Arial Narrow"/>
+          <w:sz w:val="16"/>
+          <w:szCs w:val="16"/>
+        </w:rPr>
+        <w:t xml:space="preserve">2.3 Sin perjuicio de las exigencias concretas de las normas sectoriales correspondientes, para analizar la información relevante se tiene en consideración a toda aquella sin la cual no se hubiera adoptado la decisión de consumo o se hubiera efectuado en términos substancialmente distintos. Para ello se debe examinar si la información omitida desnaturaliza las condiciones en que se realizó la oferta al consumidor. </w:t>
+      </w:r>
+    </w:p>
+    <w:p>
+      <w:pPr>
+        <w:pStyle w:val="Textonotapie"/>
+        <w:ind w:left="567" w:right="-1"/>
+        <w:jc w:val="both"/>
+        <w:rPr>
+          <w:rFonts w:ascii="Arial Narrow" w:eastAsia="Arial Narrow" w:hAnsi="Arial Narrow" w:cs="Arial Narrow"/>
+          <w:sz w:val="16"/>
+          <w:szCs w:val="16"/>
+        </w:rPr>
+      </w:pPr>
+      <w:r>
+        <w:rPr>
+          <w:rFonts w:ascii="Arial Narrow" w:eastAsia="Arial Narrow" w:hAnsi="Arial Narrow" w:cs="Arial Narrow"/>
+          <w:sz w:val="16"/>
+          <w:szCs w:val="16"/>
+        </w:rPr>
+        <w:t>2.4 Al evaluarse la información, deben considerarse los problemas de confusión que generarían al consumidor el suministro de información excesiva o sumamente compleja, atendiendo a la naturaleza del producto adquirido o al servicio contratado.</w:t>
+      </w:r>
+    </w:p>
     <w:p>
       <w:pPr>
         <w:pStyle w:val="Textonotapie"/>
@@ -6395,285 +6746,9 @@
           <w:szCs w:val="16"/>
         </w:rPr>
       </w:pPr>
-      <w:r>
-        <w:rPr>
-          <w:rStyle w:val="Refdenotaalpie"/>
-          <w:rFonts w:ascii="Arial Narrow" w:eastAsia="Arial Narrow" w:hAnsi="Arial Narrow" w:cs="Arial Narrow"/>
-          <w:sz w:val="16"/>
-          <w:szCs w:val="16"/>
-          <w:vertAlign w:val="superscript"/>
-        </w:rPr>
-        <w:footnoteRef/>
-      </w:r>
-      <w:r>
-        <w:rPr>
-          <w:rFonts w:ascii="Arial Narrow" w:eastAsia="Arial Narrow" w:hAnsi="Arial Narrow" w:cs="Arial Narrow"/>
-          <w:sz w:val="16"/>
-          <w:szCs w:val="16"/>
-        </w:rPr>
-        <w:t xml:space="preserve"> </w:t>
-      </w:r>
-      <w:r>
-        <w:rPr>
-          <w:rFonts w:ascii="Arial Narrow" w:eastAsia="Arial Narrow" w:hAnsi="Arial Narrow" w:cs="Arial Narrow"/>
-          <w:sz w:val="16"/>
-          <w:szCs w:val="16"/>
-        </w:rPr>
-        <w:tab/>
-      </w:r>
-      <w:r>
-        <w:rPr>
-          <w:rFonts w:ascii="Arial Narrow" w:eastAsia="Arial Narrow" w:hAnsi="Arial Narrow" w:cs="Arial Narrow"/>
-          <w:b/>
-          <w:bCs/>
-          <w:sz w:val="16"/>
-          <w:szCs w:val="16"/>
-        </w:rPr>
-        <w:t xml:space="preserve">LEY </w:t>
-      </w:r>
-      <w:proofErr w:type="spellStart"/>
-      <w:r>
-        <w:rPr>
-          <w:rFonts w:ascii="Arial Narrow" w:eastAsia="Arial Narrow" w:hAnsi="Arial Narrow" w:cs="Arial Narrow"/>
-          <w:b/>
-          <w:bCs/>
-          <w:sz w:val="16"/>
-          <w:szCs w:val="16"/>
-        </w:rPr>
-        <w:t/>
-      </w:r>
-      <w:proofErr w:type="spellEnd"/>
-      <w:r>
-        <w:rPr>
-          <w:rFonts w:ascii="Arial Narrow" w:eastAsia="Arial Narrow" w:hAnsi="Arial Narrow" w:cs="Arial Narrow"/>
-          <w:b/>
-          <w:bCs/>
-          <w:sz w:val="16"/>
-          <w:szCs w:val="16"/>
-        </w:rPr>
-        <w:t xml:space="preserve"> 29571, CÓDIGO DE PROTECCIÓN Y DEFENSA DEL CONSUMIDOR, publicado el 2 de setiembre de 2010 y modificado por Decreto Legislativo </w:t>
-      </w:r>
-      <w:proofErr w:type="spellStart"/>
-      <w:r>
-        <w:rPr>
-          <w:rFonts w:ascii="Arial Narrow" w:eastAsia="Arial Narrow" w:hAnsi="Arial Narrow" w:cs="Arial Narrow"/>
-          <w:b/>
-          <w:bCs/>
-          <w:sz w:val="16"/>
-          <w:szCs w:val="16"/>
-        </w:rPr>
-        <w:t/>
-      </w:r>
-      <w:proofErr w:type="spellEnd"/>
-      <w:r>
-        <w:rPr>
-          <w:rFonts w:ascii="Arial Narrow" w:eastAsia="Arial Narrow" w:hAnsi="Arial Narrow" w:cs="Arial Narrow"/>
-          <w:b/>
-          <w:bCs/>
-          <w:sz w:val="16"/>
-          <w:szCs w:val="16"/>
-        </w:rPr>
-        <w:t xml:space="preserve"> 1308 </w:t>
-      </w:r>
-    </w:p>
-    <w:p>
-      <w:pPr>
-        <w:pStyle w:val="Textonotapie"/>
-        <w:ind w:left="567" w:right="-1"/>
-        <w:jc w:val="both"/>
-        <w:rPr>
-          <w:rFonts w:ascii="Arial Narrow" w:eastAsia="Arial Narrow" w:hAnsi="Arial Narrow" w:cs="Arial Narrow"/>
-          <w:b/>
-          <w:bCs/>
-          <w:sz w:val="16"/>
-          <w:szCs w:val="16"/>
-        </w:rPr>
-      </w:pPr>
-      <w:r>
-        <w:rPr>
-          <w:rFonts w:ascii="Arial Narrow" w:eastAsia="Arial Narrow" w:hAnsi="Arial Narrow" w:cs="Arial Narrow"/>
-          <w:b/>
-          <w:bCs/>
-          <w:sz w:val="16"/>
-          <w:szCs w:val="16"/>
-        </w:rPr>
-        <w:t>Artículo 1.- Derechos de los consumidores</w:t>
-      </w:r>
-    </w:p>
-    <w:p>
-      <w:pPr>
-        <w:pStyle w:val="Textonotapie"/>
-        <w:ind w:left="567" w:right="-1"/>
-        <w:jc w:val="both"/>
-        <w:rPr>
-          <w:rFonts w:ascii="Arial Narrow" w:eastAsia="Arial Narrow" w:hAnsi="Arial Narrow" w:cs="Arial Narrow"/>
-          <w:sz w:val="16"/>
-          <w:szCs w:val="16"/>
-        </w:rPr>
-      </w:pPr>
-      <w:r>
-        <w:rPr>
-          <w:rFonts w:ascii="Arial Narrow" w:eastAsia="Arial Narrow" w:hAnsi="Arial Narrow" w:cs="Arial Narrow"/>
-          <w:sz w:val="16"/>
-          <w:szCs w:val="16"/>
-        </w:rPr>
-        <w:t>1.1 En los términos establecidos por el presente Código, los consumidores tienen los siguientes derechos:</w:t>
-      </w:r>
-    </w:p>
-    <w:p>
-      <w:pPr>
-        <w:pStyle w:val="Textonotapie"/>
-        <w:ind w:left="567" w:right="-1"/>
-        <w:jc w:val="both"/>
-        <w:rPr>
-          <w:rFonts w:ascii="Arial Narrow" w:eastAsia="Arial Narrow" w:hAnsi="Arial Narrow" w:cs="Arial Narrow"/>
-          <w:sz w:val="16"/>
-          <w:szCs w:val="16"/>
-        </w:rPr>
-      </w:pPr>
-      <w:r>
-        <w:rPr>
-          <w:rFonts w:ascii="Arial Narrow" w:eastAsia="Arial Narrow" w:hAnsi="Arial Narrow" w:cs="Arial Narrow"/>
-          <w:sz w:val="16"/>
-          <w:szCs w:val="16"/>
-        </w:rPr>
-        <w:t>(…)</w:t>
-      </w:r>
-    </w:p>
-    <w:p>
-      <w:pPr>
-        <w:pStyle w:val="Textonotapie"/>
-        <w:ind w:left="567" w:right="-1"/>
-        <w:jc w:val="both"/>
-        <w:rPr>
-          <w:rFonts w:ascii="Arial Narrow" w:eastAsia="Arial Narrow" w:hAnsi="Arial Narrow" w:cs="Arial Narrow"/>
-          <w:sz w:val="16"/>
-          <w:szCs w:val="16"/>
-        </w:rPr>
-      </w:pPr>
-      <w:r>
-        <w:rPr>
-          <w:rFonts w:ascii="Arial Narrow" w:eastAsia="Arial Narrow" w:hAnsi="Arial Narrow" w:cs="Arial Narrow"/>
-          <w:sz w:val="16"/>
-          <w:szCs w:val="16"/>
-        </w:rPr>
-        <w:t>b. Derecho a acceder a información oportuna, suficiente, veraz y fácilmente accesible, relevante para tomar una decisión o realizar una elección de consumo que se ajuste a sus intereses, así como para efectuar un uso o consumo adecuado de los productos o servicios.</w:t>
-      </w:r>
-    </w:p>
-    <w:p>
-      <w:pPr>
-        <w:pStyle w:val="Textonotapie"/>
-        <w:ind w:right="-1"/>
-        <w:jc w:val="both"/>
-        <w:rPr>
-          <w:rFonts w:ascii="Arial Narrow" w:eastAsia="Arial Narrow" w:hAnsi="Arial Narrow" w:cs="Arial Narrow"/>
-          <w:sz w:val="16"/>
-          <w:szCs w:val="16"/>
-        </w:rPr>
-      </w:pPr>
-    </w:p>
-    <w:p>
-      <w:pPr>
-        <w:pStyle w:val="Textonotapie"/>
-        <w:ind w:left="567" w:right="-1"/>
-        <w:jc w:val="both"/>
-        <w:rPr>
-          <w:rFonts w:ascii="Arial Narrow" w:eastAsia="Arial Narrow" w:hAnsi="Arial Narrow" w:cs="Arial Narrow"/>
-          <w:sz w:val="16"/>
-          <w:szCs w:val="16"/>
-        </w:rPr>
-      </w:pPr>
-      <w:r>
-        <w:rPr>
-          <w:rFonts w:ascii="Arial Narrow" w:eastAsia="Arial Narrow" w:hAnsi="Arial Narrow" w:cs="Arial Narrow"/>
-          <w:b/>
-          <w:bCs/>
-          <w:sz w:val="16"/>
-          <w:szCs w:val="16"/>
-        </w:rPr>
-        <w:t>Artículo 2.- Información relevante</w:t>
-      </w:r>
-    </w:p>
-    <w:p>
-      <w:pPr>
-        <w:pStyle w:val="Textonotapie"/>
-        <w:ind w:left="567" w:right="-1"/>
-        <w:jc w:val="both"/>
-        <w:rPr>
-          <w:rFonts w:ascii="Arial Narrow" w:eastAsia="Arial Narrow" w:hAnsi="Arial Narrow" w:cs="Arial Narrow"/>
-          <w:sz w:val="16"/>
-          <w:szCs w:val="16"/>
-        </w:rPr>
-      </w:pPr>
-      <w:r>
-        <w:rPr>
-          <w:rFonts w:ascii="Arial Narrow" w:eastAsia="Arial Narrow" w:hAnsi="Arial Narrow" w:cs="Arial Narrow"/>
-          <w:sz w:val="16"/>
-          <w:szCs w:val="16"/>
-        </w:rPr>
-        <w:t xml:space="preserve">2.1 El proveedor tiene la obligación de ofrecer al consumidor toda la información relevante para tomar una decisión o realizar una elección adecuada de consumo, así como para efectuar un uso o consumo adecuado de los productos o servicios. </w:t>
-      </w:r>
-    </w:p>
-    <w:p>
-      <w:pPr>
-        <w:pStyle w:val="Textonotapie"/>
-        <w:ind w:left="567" w:right="-1"/>
-        <w:jc w:val="both"/>
-        <w:rPr>
-          <w:rFonts w:ascii="Arial Narrow" w:eastAsia="Arial Narrow" w:hAnsi="Arial Narrow" w:cs="Arial Narrow"/>
-          <w:sz w:val="16"/>
-          <w:szCs w:val="16"/>
-        </w:rPr>
-      </w:pPr>
-      <w:r>
-        <w:rPr>
-          <w:rFonts w:ascii="Arial Narrow" w:eastAsia="Arial Narrow" w:hAnsi="Arial Narrow" w:cs="Arial Narrow"/>
-          <w:sz w:val="16"/>
-          <w:szCs w:val="16"/>
-        </w:rPr>
-        <w:t xml:space="preserve">2.2 La información debe ser veraz, suficiente, de fácil comprensión, apropiada, oportuna y fácilmente accesible, debiendo ser brindada en idioma castellano. </w:t>
-      </w:r>
-    </w:p>
-    <w:p>
-      <w:pPr>
-        <w:pStyle w:val="Textonotapie"/>
-        <w:ind w:left="567" w:right="-1"/>
-        <w:jc w:val="both"/>
-        <w:rPr>
-          <w:rFonts w:ascii="Arial Narrow" w:eastAsia="Arial Narrow" w:hAnsi="Arial Narrow" w:cs="Arial Narrow"/>
-          <w:sz w:val="16"/>
-          <w:szCs w:val="16"/>
-        </w:rPr>
-      </w:pPr>
-      <w:r>
-        <w:rPr>
-          <w:rFonts w:ascii="Arial Narrow" w:eastAsia="Arial Narrow" w:hAnsi="Arial Narrow" w:cs="Arial Narrow"/>
-          <w:sz w:val="16"/>
-          <w:szCs w:val="16"/>
-        </w:rPr>
-        <w:t xml:space="preserve">2.3 Sin perjuicio de las exigencias concretas de las normas sectoriales correspondientes, para analizar la información relevante se tiene en consideración a toda aquella sin la cual no se hubiera adoptado la decisión de consumo o se hubiera efectuado en términos substancialmente distintos. Para ello se debe examinar si la información omitida desnaturaliza las condiciones en que se realizó la oferta al consumidor. </w:t>
-      </w:r>
-    </w:p>
-    <w:p>
-      <w:pPr>
-        <w:pStyle w:val="Textonotapie"/>
-        <w:ind w:left="567" w:right="-1"/>
-        <w:jc w:val="both"/>
-        <w:rPr>
-          <w:rFonts w:ascii="Arial Narrow" w:eastAsia="Arial Narrow" w:hAnsi="Arial Narrow" w:cs="Arial Narrow"/>
-          <w:sz w:val="16"/>
-          <w:szCs w:val="16"/>
-        </w:rPr>
-      </w:pPr>
-      <w:r>
-        <w:rPr>
-          <w:rFonts w:ascii="Arial Narrow" w:eastAsia="Arial Narrow" w:hAnsi="Arial Narrow" w:cs="Arial Narrow"/>
-          <w:sz w:val="16"/>
-          <w:szCs w:val="16"/>
-        </w:rPr>
-        <w:t>2.4 Al evaluarse la información, deben considerarse los problemas de confusión que generarían al consumidor el suministro de información excesiva o sumamente compleja, atendiendo a la naturaleza del producto adquirido o al servicio contratado.</w:t>
-      </w:r>
-    </w:p>
+    </w:p>
+  </w:footnote>
+  <w:footnote w:id="7">
     <w:p>
       <w:pPr>
         <w:pStyle w:val="Textonotapie"/>
@@ -6684,15 +6759,74 @@
         <w:jc w:val="both"/>
         <w:rPr>
           <w:rFonts w:ascii="Arial Narrow" w:eastAsia="Arial Narrow" w:hAnsi="Arial Narrow" w:cs="Arial Narrow"/>
+          <w:sz w:val="16"/>
+          <w:szCs w:val="16"/>
+        </w:rPr>
+      </w:pPr>
+      <w:r>
+        <w:rPr>
+          <w:rStyle w:val="Refdenotaalpie"/>
+          <w:rFonts w:ascii="Arial Narrow" w:eastAsia="Arial Narrow" w:hAnsi="Arial Narrow" w:cs="Arial Narrow"/>
+          <w:sz w:val="16"/>
+          <w:szCs w:val="16"/>
+          <w:vertAlign w:val="superscript"/>
+        </w:rPr>
+        <w:footnoteRef/>
+      </w:r>
+      <w:r>
+        <w:rPr>
+          <w:rFonts w:ascii="Arial Narrow" w:eastAsia="Arial Narrow" w:hAnsi="Arial Narrow" w:cs="Arial Narrow"/>
+          <w:sz w:val="16"/>
+          <w:szCs w:val="16"/>
+        </w:rPr>
+        <w:tab/>
+        <w:t xml:space="preserve"/>
+      </w:r>
+      <w:r>
+        <w:rPr>
+          <w:rFonts w:ascii="Arial Narrow" w:eastAsia="Arial Narrow" w:hAnsi="Arial Narrow" w:cs="Arial Narrow"/>
+          <w:sz w:val="16"/>
+          <w:szCs w:val="16"/>
+        </w:rPr>
+        <w:tab/>
+      </w:r>
+      <w:r>
+        <w:rPr>
+          <w:rFonts w:ascii="Arial Narrow" w:eastAsia="Arial Narrow" w:hAnsi="Arial Narrow" w:cs="Arial Narrow"/>
           <w:b/>
           <w:bCs/>
           <w:sz w:val="16"/>
           <w:szCs w:val="16"/>
         </w:rPr>
-      </w:pPr>
-    </w:p>
-  </w:footnote>
-  <w:footnote w:id="7">
+        <w:t>LEY SOBRE FACULTADES, NORMAS Y ORGANIZACIÓN DEL INDECOPI, APROBADA POR DECRETO LEGISLATIVO 807 Artículo 24.-</w:t>
+      </w:r>
+      <w:r>
+        <w:rPr>
+          <w:rFonts w:ascii="Arial Narrow" w:eastAsia="Arial Narrow" w:hAnsi="Arial Narrow" w:cs="Arial Narrow"/>
+          <w:sz w:val="16"/>
+          <w:szCs w:val="16"/>
+        </w:rPr>
+        <w:t xml:space="preserve"> El </w:t>
+      </w:r>
+      <w:proofErr w:type="gramStart"/>
+      <w:r>
+        <w:rPr>
+          <w:rFonts w:ascii="Arial Narrow" w:eastAsia="Arial Narrow" w:hAnsi="Arial Narrow" w:cs="Arial Narrow"/>
+          <w:sz w:val="16"/>
+          <w:szCs w:val="16"/>
+        </w:rPr>
+        <w:t>Secretario Técnico</w:t>
+      </w:r>
+      <w:proofErr w:type="gramEnd"/>
+      <w:r>
+        <w:rPr>
+          <w:rFonts w:ascii="Arial Narrow" w:eastAsia="Arial Narrow" w:hAnsi="Arial Narrow" w:cs="Arial Narrow"/>
+          <w:sz w:val="16"/>
+          <w:szCs w:val="16"/>
+        </w:rPr>
+        <w:t xml:space="preserve"> se encargará de la tramitación del procedimiento. Para ello, cuenta con las siguientes facultades:</w:t>
+      </w:r>
+    </w:p>
     <w:p>
       <w:pPr>
         <w:pStyle w:val="Textonotapie"/>
@@ -6709,65 +6843,12 @@
       </w:pPr>
       <w:r>
         <w:rPr>
-          <w:rStyle w:val="Refdenotaalpie"/>
-          <w:rFonts w:ascii="Arial Narrow" w:eastAsia="Arial Narrow" w:hAnsi="Arial Narrow" w:cs="Arial Narrow"/>
-          <w:sz w:val="16"/>
-          <w:szCs w:val="16"/>
-          <w:vertAlign w:val="superscript"/>
-        </w:rPr>
-        <w:footnoteRef/>
-      </w:r>
-      <w:r>
-        <w:rPr>
-          <w:rFonts w:ascii="Arial Narrow" w:eastAsia="Arial Narrow" w:hAnsi="Arial Narrow" w:cs="Arial Narrow"/>
-          <w:sz w:val="16"/>
-          <w:szCs w:val="16"/>
-        </w:rPr>
-        <w:t xml:space="preserve"> </w:t>
-      </w:r>
-      <w:r>
-        <w:rPr>
           <w:rFonts w:ascii="Arial Narrow" w:eastAsia="Arial Narrow" w:hAnsi="Arial Narrow" w:cs="Arial Narrow"/>
           <w:sz w:val="16"/>
           <w:szCs w:val="16"/>
         </w:rPr>
         <w:tab/>
-      </w:r>
-      <w:r>
-        <w:rPr>
-          <w:rFonts w:ascii="Arial Narrow" w:eastAsia="Arial Narrow" w:hAnsi="Arial Narrow" w:cs="Arial Narrow"/>
-          <w:b/>
-          <w:bCs/>
-          <w:sz w:val="16"/>
-          <w:szCs w:val="16"/>
-        </w:rPr>
-        <w:t>LEY SOBRE FACULTADES, NORMAS Y ORGANIZACIÓN DEL INDECOPI, APROBADA POR DECRETO LEGISLATIVO 807 Artículo 24.-</w:t>
-      </w:r>
-      <w:r>
-        <w:rPr>
-          <w:rFonts w:ascii="Arial Narrow" w:eastAsia="Arial Narrow" w:hAnsi="Arial Narrow" w:cs="Arial Narrow"/>
-          <w:sz w:val="16"/>
-          <w:szCs w:val="16"/>
-        </w:rPr>
-        <w:t xml:space="preserve"> El </w:t>
-      </w:r>
-      <w:proofErr w:type="gramStart"/>
-      <w:r>
-        <w:rPr>
-          <w:rFonts w:ascii="Arial Narrow" w:eastAsia="Arial Narrow" w:hAnsi="Arial Narrow" w:cs="Arial Narrow"/>
-          <w:sz w:val="16"/>
-          <w:szCs w:val="16"/>
-        </w:rPr>
-        <w:t>Secretario Técnico</w:t>
-      </w:r>
-      <w:proofErr w:type="gramEnd"/>
-      <w:r>
-        <w:rPr>
-          <w:rFonts w:ascii="Arial Narrow" w:eastAsia="Arial Narrow" w:hAnsi="Arial Narrow" w:cs="Arial Narrow"/>
-          <w:sz w:val="16"/>
-          <w:szCs w:val="16"/>
-        </w:rPr>
-        <w:t xml:space="preserve"> se encargará de la tramitación del procedimiento. Para ello, cuenta con las siguientes facultades:</w:t>
+        <w:t xml:space="preserve">(...) </w:t>
       </w:r>
     </w:p>
     <w:p>
@@ -6791,7 +6872,7 @@
           <w:szCs w:val="16"/>
         </w:rPr>
         <w:tab/>
-        <w:t xml:space="preserve">(...) </w:t>
+        <w:t xml:space="preserve">c) Admitir denuncias a trámite, en aquellos casos en que la Comisión le haya delegado esta facultad. </w:t>
       </w:r>
     </w:p>
     <w:p>
@@ -6815,7 +6896,7 @@
           <w:szCs w:val="16"/>
         </w:rPr>
         <w:tab/>
-        <w:t xml:space="preserve">c) Admitir denuncias a trámite, en aquellos casos en que la Comisión le haya delegado esta facultad. </w:t>
+        <w:t>(...).</w:t>
       </w:r>
     </w:p>
     <w:p>
@@ -6832,6 +6913,33 @@
           <w:szCs w:val="16"/>
         </w:rPr>
       </w:pPr>
+    </w:p>
+  </w:footnote>
+  <w:footnote w:id="8">
+    <w:p>
+      <w:pPr>
+        <w:pStyle w:val="Textonotapie"/>
+        <w:tabs>
+          <w:tab w:val="left" w:pos="567"/>
+        </w:tabs>
+        <w:ind w:left="567" w:hanging="567"/>
+        <w:jc w:val="both"/>
+        <w:rPr>
+          <w:rFonts w:ascii="Arial Narrow" w:eastAsia="Arial Narrow" w:hAnsi="Arial Narrow" w:cs="Arial Narrow"/>
+          <w:sz w:val="16"/>
+          <w:szCs w:val="16"/>
+        </w:rPr>
+      </w:pPr>
+      <w:r>
+        <w:rPr>
+          <w:rStyle w:val="Refdenotaalpie"/>
+          <w:rFonts w:ascii="Arial Narrow" w:eastAsia="Arial Narrow" w:hAnsi="Arial Narrow" w:cs="Arial Narrow"/>
+          <w:sz w:val="16"/>
+          <w:szCs w:val="16"/>
+          <w:vertAlign w:val="superscript"/>
+        </w:rPr>
+        <w:footnoteRef/>
+      </w:r>
       <w:r>
         <w:rPr>
           <w:rFonts w:ascii="Arial Narrow" w:eastAsia="Arial Narrow" w:hAnsi="Arial Narrow" w:cs="Arial Narrow"/>
@@ -6839,9 +6947,697 @@
           <w:szCs w:val="16"/>
         </w:rPr>
         <w:tab/>
-        <w:t>(...).</w:t>
-      </w:r>
-    </w:p>
+        <w:t xml:space="preserve"/>
+      </w:r>
+      <w:r>
+        <w:rPr>
+          <w:rFonts w:ascii="Arial Narrow" w:eastAsia="Arial Narrow" w:hAnsi="Arial Narrow" w:cs="Arial Narrow"/>
+          <w:sz w:val="16"/>
+          <w:szCs w:val="16"/>
+        </w:rPr>
+        <w:tab/>
+        <w:t xml:space="preserve">El número de trabajadores se atenderá siempre que la empresa haya sido constituida antes de la vigencia de la Ley </w:t>
+      </w:r>
+      <w:proofErr w:type="spellStart"/>
+      <w:r>
+        <w:rPr>
+          <w:rFonts w:ascii="Arial Narrow" w:eastAsia="Arial Narrow" w:hAnsi="Arial Narrow" w:cs="Arial Narrow"/>
+          <w:sz w:val="16"/>
+          <w:szCs w:val="16"/>
+        </w:rPr>
+        <w:t/>
+      </w:r>
+      <w:proofErr w:type="spellEnd"/>
+      <w:r>
+        <w:rPr>
+          <w:rFonts w:ascii="Arial Narrow" w:eastAsia="Arial Narrow" w:hAnsi="Arial Narrow" w:cs="Arial Narrow"/>
+          <w:sz w:val="16"/>
+          <w:szCs w:val="16"/>
+        </w:rPr>
+        <w:t xml:space="preserve">30056, publicada el 2 de julio de 2013, que modificó el artículo 5 del Texto Único Ordenado de la Ley de Promoción de la Competitividad, Formalización y Desarrollo de la Micro y Pequeña Empresa y de Acceso al Empleo Decente (LEY MYPE). Ello, en la medida que la Tercera Disposición Complementaria Transitoria de la norma modificatoria precisa que las empresas constituidas antes de la </w:t>
+      </w:r>
+      <w:proofErr w:type="gramStart"/>
+      <w:r>
+        <w:rPr>
+          <w:rFonts w:ascii="Arial Narrow" w:eastAsia="Arial Narrow" w:hAnsi="Arial Narrow" w:cs="Arial Narrow"/>
+          <w:sz w:val="16"/>
+          <w:szCs w:val="16"/>
+        </w:rPr>
+        <w:t>entrada en vigencia</w:t>
+      </w:r>
+      <w:proofErr w:type="gramEnd"/>
+      <w:r>
+        <w:rPr>
+          <w:rFonts w:ascii="Arial Narrow" w:eastAsia="Arial Narrow" w:hAnsi="Arial Narrow" w:cs="Arial Narrow"/>
+          <w:sz w:val="16"/>
+          <w:szCs w:val="16"/>
+        </w:rPr>
+        <w:t xml:space="preserve"> de dicha Ley se rigen por los requisitos de acogimiento al régimen de las micro y pequeñas empresas regulados en el Decreto Legislativo 1086.</w:t>
+      </w:r>
+    </w:p>
+    <w:p>
+      <w:pPr>
+        <w:pStyle w:val="Textonotapie"/>
+        <w:ind w:left="567" w:hanging="567"/>
+        <w:jc w:val="both"/>
+        <w:rPr>
+          <w:rFonts w:ascii="Arial Narrow" w:eastAsia="Arial Narrow" w:hAnsi="Arial Narrow" w:cs="Arial Narrow"/>
+          <w:sz w:val="16"/>
+          <w:szCs w:val="16"/>
+        </w:rPr>
+      </w:pPr>
+    </w:p>
+  </w:footnote>
+  <w:footnote w:id="9">
+    <w:p>
+      <w:pPr>
+        <w:pStyle w:val="Textonotapie"/>
+        <w:tabs>
+          <w:tab w:val="left" w:pos="567"/>
+        </w:tabs>
+        <w:ind w:left="567" w:hanging="567"/>
+        <w:jc w:val="both"/>
+        <w:rPr>
+          <w:rFonts w:ascii="Arial Narrow" w:eastAsia="Arial Narrow" w:hAnsi="Arial Narrow" w:cs="Arial Narrow"/>
+          <w:sz w:val="16"/>
+          <w:szCs w:val="16"/>
+        </w:rPr>
+      </w:pPr>
+      <w:r>
+        <w:rPr>
+          <w:rStyle w:val="Refdenotaalpie"/>
+          <w:rFonts w:ascii="Arial Narrow" w:eastAsia="Arial Narrow" w:hAnsi="Arial Narrow" w:cs="Arial Narrow"/>
+          <w:sz w:val="16"/>
+          <w:szCs w:val="16"/>
+          <w:vertAlign w:val="superscript"/>
+        </w:rPr>
+        <w:footnoteRef/>
+      </w:r>
+      <w:r>
+        <w:rPr>
+          <w:rFonts w:ascii="Arial Narrow" w:eastAsia="Arial Narrow" w:hAnsi="Arial Narrow" w:cs="Arial Narrow"/>
+          <w:sz w:val="16"/>
+          <w:szCs w:val="16"/>
+        </w:rPr>
+        <w:tab/>
+        <w:t xml:space="preserve"/>
+      </w:r>
+      <w:r>
+        <w:rPr>
+          <w:rFonts w:ascii="Arial Narrow" w:eastAsia="Arial Narrow" w:hAnsi="Arial Narrow" w:cs="Arial Narrow"/>
+          <w:sz w:val="16"/>
+          <w:szCs w:val="16"/>
+        </w:rPr>
+        <w:tab/>
+      </w:r>
+      <w:r>
+        <w:rPr>
+          <w:rFonts w:ascii="Arial Narrow" w:eastAsia="Arial Narrow" w:hAnsi="Arial Narrow" w:cs="Arial Narrow"/>
+          <w:b/>
+          <w:sz w:val="16"/>
+          <w:szCs w:val="16"/>
+        </w:rPr>
+        <w:t>LEY 29571, CÓDIGO DE PROTECCIÓN Y DEFENSA DEL CONSUMIDOR</w:t>
+      </w:r>
+      <w:r>
+        <w:rPr>
+          <w:rFonts w:ascii="Arial Narrow" w:eastAsia="Arial Narrow" w:hAnsi="Arial Narrow" w:cs="Arial Narrow"/>
+          <w:b/>
+          <w:bCs/>
+          <w:sz w:val="16"/>
+          <w:szCs w:val="16"/>
+        </w:rPr>
+        <w:t xml:space="preserve">, </w:t>
+      </w:r>
+      <w:r>
+        <w:rPr>
+          <w:rFonts w:ascii="Arial Narrow" w:eastAsia="Arial Narrow" w:hAnsi="Arial Narrow" w:cs="Arial Narrow"/>
+          <w:b/>
+          <w:sz w:val="16"/>
+          <w:szCs w:val="16"/>
+        </w:rPr>
+        <w:t>publicado el 2 de setiembre de 2010 y modificado por Decreto Legislativo 1308</w:t>
+      </w:r>
+    </w:p>
+    <w:p>
+      <w:pPr>
+        <w:pStyle w:val="Textonotapie"/>
+        <w:ind w:left="567" w:hanging="567"/>
+        <w:jc w:val="both"/>
+        <w:rPr>
+          <w:rFonts w:ascii="Arial Narrow" w:eastAsia="Arial Narrow" w:hAnsi="Arial Narrow" w:cs="Arial Narrow"/>
+          <w:b/>
+          <w:bCs/>
+          <w:sz w:val="16"/>
+          <w:szCs w:val="16"/>
+        </w:rPr>
+      </w:pPr>
+      <w:r>
+        <w:rPr>
+          <w:rFonts w:ascii="Arial Narrow" w:eastAsia="Arial Narrow" w:hAnsi="Arial Narrow" w:cs="Arial Narrow"/>
+          <w:sz w:val="16"/>
+          <w:szCs w:val="16"/>
+        </w:rPr>
+        <w:tab/>
+      </w:r>
+      <w:r>
+        <w:rPr>
+          <w:rFonts w:ascii="Arial Narrow" w:eastAsia="Arial Narrow" w:hAnsi="Arial Narrow" w:cs="Arial Narrow"/>
+          <w:b/>
+          <w:bCs/>
+          <w:sz w:val="16"/>
+          <w:szCs w:val="16"/>
+        </w:rPr>
+        <w:t>Artículo 110.- Sanciones Administrativas</w:t>
+      </w:r>
+    </w:p>
+    <w:p>
+      <w:pPr>
+        <w:autoSpaceDE w:val="0"/>
+        <w:autoSpaceDN w:val="0"/>
+        <w:adjustRightInd w:val="0"/>
+        <w:spacing w:after="0" w:line="240" w:lineRule="auto"/>
+        <w:ind w:left="567"/>
+        <w:jc w:val="both"/>
+        <w:rPr>
+          <w:rFonts w:ascii="Arial Narrow" w:eastAsia="Arial Narrow" w:hAnsi="Arial Narrow" w:cs="Arial Narrow"/>
+          <w:sz w:val="16"/>
+          <w:szCs w:val="16"/>
+          <w:lang w:eastAsia="es-PE"/>
+        </w:rPr>
+      </w:pPr>
+      <w:r>
+        <w:rPr>
+          <w:rFonts w:ascii="Arial Narrow" w:eastAsia="Arial Narrow" w:hAnsi="Arial Narrow" w:cs="Arial Narrow"/>
+          <w:sz w:val="16"/>
+          <w:szCs w:val="16"/>
+          <w:lang w:eastAsia="es-PE"/>
+        </w:rPr>
+        <w:t>(…)</w:t>
+      </w:r>
+    </w:p>
+    <w:p>
+      <w:pPr>
+        <w:autoSpaceDE w:val="0"/>
+        <w:autoSpaceDN w:val="0"/>
+        <w:adjustRightInd w:val="0"/>
+        <w:spacing w:after="0" w:line="240" w:lineRule="auto"/>
+        <w:ind w:left="567"/>
+        <w:jc w:val="both"/>
+        <w:rPr>
+          <w:rFonts w:ascii="Arial Narrow" w:eastAsia="Arial Narrow" w:hAnsi="Arial Narrow" w:cs="Arial Narrow"/>
+          <w:sz w:val="16"/>
+          <w:szCs w:val="16"/>
+          <w:lang w:eastAsia="es-PE"/>
+        </w:rPr>
+      </w:pPr>
+      <w:r>
+        <w:rPr>
+          <w:rFonts w:ascii="Arial Narrow" w:eastAsia="Arial Narrow" w:hAnsi="Arial Narrow" w:cs="Arial Narrow"/>
+          <w:sz w:val="16"/>
+          <w:szCs w:val="16"/>
+          <w:lang w:eastAsia="es-PE"/>
+        </w:rPr>
+        <w:t>En el caso de las microempresas, la multa no puede superar el diez por ciento (10%) de las ventas o ingresos brutos percibidos por el infractor, relativos a todas sus actividades económicas, correspondientes al ejercicio inmediato anterior al de la expedición de la resolución de primera instancia, siempre que se haya acreditado dichos ingresos, no se encuentre en una situación de reincidencia y el caso no verse sobre la vida, salud o integridad de los consumidores. Para el caso de las pequeñas empresas, la multa no puede superar el veinte por ciento (20%) de las ventas o ingresos brutos percibidos por el infractor, conforme a los requisitos señalados anteriormente.</w:t>
+      </w:r>
+    </w:p>
+    <w:p>
+      <w:pPr>
+        <w:autoSpaceDE w:val="0"/>
+        <w:autoSpaceDN w:val="0"/>
+        <w:adjustRightInd w:val="0"/>
+        <w:spacing w:after="0" w:line="240" w:lineRule="auto"/>
+        <w:ind w:left="567"/>
+        <w:jc w:val="both"/>
+        <w:rPr>
+          <w:rFonts w:ascii="Arial Narrow" w:eastAsia="Arial Narrow" w:hAnsi="Arial Narrow" w:cs="Arial Narrow"/>
+          <w:sz w:val="16"/>
+          <w:szCs w:val="16"/>
+          <w:lang w:eastAsia="es-PE"/>
+        </w:rPr>
+      </w:pPr>
+      <w:r>
+        <w:rPr>
+          <w:rFonts w:ascii="Arial Narrow" w:eastAsia="Arial Narrow" w:hAnsi="Arial Narrow" w:cs="Arial Narrow"/>
+          <w:sz w:val="16"/>
+          <w:szCs w:val="16"/>
+          <w:lang w:eastAsia="es-PE"/>
+        </w:rPr>
+        <w:t>(…).</w:t>
+      </w:r>
+    </w:p>
+    <w:p>
+      <w:pPr>
+        <w:pStyle w:val="Textonotapie"/>
+        <w:ind w:left="567" w:hanging="567"/>
+        <w:jc w:val="both"/>
+        <w:rPr>
+          <w:rFonts w:ascii="Arial Narrow" w:eastAsia="Arial Narrow" w:hAnsi="Arial Narrow" w:cs="Arial Narrow"/>
+          <w:sz w:val="16"/>
+          <w:szCs w:val="16"/>
+        </w:rPr>
+      </w:pPr>
+    </w:p>
+  </w:footnote>
+  <w:footnote w:id="10">
+    <w:p>
+      <w:pPr>
+        <w:pStyle w:val="Textonotapie"/>
+        <w:tabs>
+          <w:tab w:val="left" w:pos="567"/>
+        </w:tabs>
+        <w:ind w:left="567" w:hanging="567"/>
+        <w:jc w:val="both"/>
+        <w:rPr>
+          <w:rFonts w:ascii="Arial Narrow" w:eastAsia="Arial Narrow" w:hAnsi="Arial Narrow" w:cs="Arial Narrow"/>
+          <w:sz w:val="16"/>
+          <w:szCs w:val="16"/>
+        </w:rPr>
+      </w:pPr>
+      <w:r>
+        <w:rPr>
+          <w:rStyle w:val="Refdenotaalpie"/>
+          <w:rFonts w:ascii="Arial Narrow" w:eastAsia="Arial Narrow" w:hAnsi="Arial Narrow" w:cs="Arial Narrow"/>
+          <w:sz w:val="16"/>
+          <w:szCs w:val="16"/>
+          <w:vertAlign w:val="superscript"/>
+        </w:rPr>
+        <w:footnoteRef/>
+      </w:r>
+      <w:r>
+        <w:rPr>
+          <w:rFonts w:ascii="Arial Narrow" w:eastAsia="Arial Narrow" w:hAnsi="Arial Narrow" w:cs="Arial Narrow"/>
+          <w:sz w:val="16"/>
+          <w:szCs w:val="16"/>
+        </w:rPr>
+        <w:tab/>
+      </w:r>
+      <w:r>
+        <w:rPr>
+          <w:rFonts w:ascii="Arial Narrow" w:eastAsia="Arial Narrow" w:hAnsi="Arial Narrow" w:cs="Arial Narrow"/>
+          <w:b/>
+          <w:bCs/>
+          <w:sz w:val="16"/>
+          <w:szCs w:val="16"/>
+        </w:rPr>
+        <w:t xml:space="preserve">DECRETO LEGISLATIVO 807, LEY SOBRE FACULTADES, NORMAS Y ORGANIZACIÓN DEL INDECOPI, publicado el 18 de abril de 1996</w:t>
+      </w:r>
+    </w:p>
+    <w:p>
+      <w:pPr>
+        <w:pStyle w:val="Textonotapie"/>
+        <w:ind w:left="567" w:hanging="567"/>
+        <w:jc w:val="both"/>
+        <w:rPr>
+          <w:rFonts w:ascii="Arial Narrow" w:eastAsia="Arial Narrow" w:hAnsi="Arial Narrow" w:cs="Arial Narrow"/>
+          <w:sz w:val="16"/>
+          <w:szCs w:val="16"/>
+        </w:rPr>
+      </w:pPr>
+      <w:r>
+        <w:rPr>
+          <w:rFonts w:ascii="Arial Narrow" w:eastAsia="Arial Narrow" w:hAnsi="Arial Narrow" w:cs="Arial Narrow"/>
+          <w:sz w:val="16"/>
+          <w:szCs w:val="16"/>
+        </w:rPr>
+        <w:tab/>
+      </w:r>
+      <w:r>
+        <w:rPr>
+          <w:rFonts w:ascii="Arial Narrow" w:eastAsia="Arial Narrow" w:hAnsi="Arial Narrow" w:cs="Arial Narrow"/>
+          <w:b/>
+          <w:bCs/>
+          <w:sz w:val="16"/>
+          <w:szCs w:val="16"/>
+        </w:rPr>
+        <w:t xml:space="preserve">Artículo 26.-</w:t>
+      </w:r>
+      <w:r>
+        <w:rPr>
+          <w:rFonts w:ascii="Arial Narrow" w:eastAsia="Arial Narrow" w:hAnsi="Arial Narrow" w:cs="Arial Narrow"/>
+          <w:sz w:val="16"/>
+          <w:szCs w:val="16"/>
+        </w:rPr>
+        <w:t xml:space="preserve"> Una vez admitida a trámite la denuncia, se correrá traslado de la misma al denunciado, a fin de que éste presente su descargo. El plazo para la presentación del descargo será de cinco (5) días contados desde la notificación, vencido el cual, el Secretario Técnico declarará en rebeldía al denunciado que no lo hubiera presentado.</w:t>
+      </w:r>
+    </w:p>
+    <w:p>
+      <w:pPr>
+        <w:pStyle w:val="Textonotapie"/>
+        <w:ind w:left="567" w:hanging="567"/>
+        <w:jc w:val="both"/>
+        <w:rPr>
+          <w:rFonts w:ascii="Arial Narrow" w:eastAsia="Arial Narrow" w:hAnsi="Arial Narrow" w:cs="Arial Narrow"/>
+          <w:sz w:val="16"/>
+          <w:szCs w:val="16"/>
+        </w:rPr>
+      </w:pPr>
+    </w:p>
+  </w:footnote>
+  <w:footnote w:id="11">
+    <w:p>
+      <w:pPr>
+        <w:pStyle w:val="Textonotapie"/>
+        <w:tabs>
+          <w:tab w:val="left" w:pos="567"/>
+        </w:tabs>
+        <w:ind w:left="567" w:hanging="567"/>
+        <w:jc w:val="both"/>
+        <w:rPr>
+          <w:rFonts w:ascii="Arial Narrow" w:eastAsia="Arial Narrow" w:hAnsi="Arial Narrow" w:cs="Arial Narrow"/>
+          <w:sz w:val="16"/>
+          <w:szCs w:val="16"/>
+        </w:rPr>
+      </w:pPr>
+      <w:r>
+        <w:rPr>
+          <w:rStyle w:val="Refdenotaalpie"/>
+          <w:rFonts w:ascii="Arial Narrow" w:eastAsia="Arial Narrow" w:hAnsi="Arial Narrow" w:cs="Arial Narrow"/>
+          <w:sz w:val="16"/>
+          <w:szCs w:val="16"/>
+          <w:vertAlign w:val="superscript"/>
+        </w:rPr>
+        <w:footnoteRef/>
+      </w:r>
+      <w:r>
+        <w:rPr>
+          <w:rFonts w:ascii="Arial Narrow" w:eastAsia="Arial Narrow" w:hAnsi="Arial Narrow" w:cs="Arial Narrow"/>
+          <w:sz w:val="16"/>
+          <w:szCs w:val="16"/>
+        </w:rPr>
+        <w:tab/>
+      </w:r>
+      <w:r>
+        <w:rPr>
+          <w:rFonts w:ascii="Arial Narrow" w:eastAsia="Arial Narrow" w:hAnsi="Arial Narrow" w:cs="Arial Narrow"/>
+          <w:b/>
+          <w:bCs/>
+          <w:sz w:val="16"/>
+          <w:szCs w:val="16"/>
+        </w:rPr>
+        <w:t xml:space="preserve">DECRETO SUPREMO 006-2026-JUS, TEXTO ÚNICO ORDENADO DE LA LEY 27444, LEY DEL PROCEDIMIENTO ADMINISTRATIVO GENERAL, publicado el 30 de abril de 2026</w:t>
+      </w:r>
+    </w:p>
+    <w:p>
+      <w:pPr>
+        <w:pStyle w:val="Textonotapie"/>
+        <w:ind w:left="567" w:hanging="567"/>
+        <w:jc w:val="both"/>
+        <w:rPr>
+          <w:rFonts w:ascii="Arial Narrow" w:eastAsia="Arial Narrow" w:hAnsi="Arial Narrow" w:cs="Arial Narrow"/>
+          <w:sz w:val="16"/>
+          <w:szCs w:val="16"/>
+        </w:rPr>
+      </w:pPr>
+      <w:r>
+        <w:rPr>
+          <w:rFonts w:ascii="Arial Narrow" w:eastAsia="Arial Narrow" w:hAnsi="Arial Narrow" w:cs="Arial Narrow"/>
+          <w:sz w:val="16"/>
+          <w:szCs w:val="16"/>
+        </w:rPr>
+        <w:tab/>
+      </w:r>
+      <w:r>
+        <w:rPr>
+          <w:rFonts w:ascii="Arial Narrow" w:eastAsia="Arial Narrow" w:hAnsi="Arial Narrow" w:cs="Arial Narrow"/>
+          <w:b/>
+          <w:bCs/>
+          <w:sz w:val="16"/>
+          <w:szCs w:val="16"/>
+        </w:rPr>
+        <w:t xml:space="preserve">Artículo 223.- Contestación de la reclamación</w:t>
+      </w:r>
+    </w:p>
+    <w:p>
+      <w:pPr>
+        <w:pStyle w:val="Textonotapie"/>
+        <w:ind w:left="567" w:hanging="567"/>
+        <w:jc w:val="both"/>
+        <w:rPr>
+          <w:rFonts w:ascii="Arial Narrow" w:eastAsia="Arial Narrow" w:hAnsi="Arial Narrow" w:cs="Arial Narrow"/>
+          <w:sz w:val="16"/>
+          <w:szCs w:val="16"/>
+        </w:rPr>
+      </w:pPr>
+      <w:r>
+        <w:rPr>
+          <w:rFonts w:ascii="Arial Narrow" w:eastAsia="Arial Narrow" w:hAnsi="Arial Narrow" w:cs="Arial Narrow"/>
+          <w:sz w:val="16"/>
+          <w:szCs w:val="16"/>
+        </w:rPr>
+        <w:tab/>
+      </w:r>
+      <w:r>
+        <w:rPr>
+          <w:rFonts w:ascii="Arial Narrow" w:eastAsia="Arial Narrow" w:hAnsi="Arial Narrow" w:cs="Arial Narrow"/>
+          <w:sz w:val="16"/>
+          <w:szCs w:val="16"/>
+        </w:rPr>
+        <w:t xml:space="preserve">223.1 El reclamado deberá presentar la contestación de la reclamación dentro de los quince (15) días posteriores a la notificación de ésta; vencido este plazo, la Administración declarará en rebeldía al reclamado que no la hubiera presentado. La contestación deberá contener los requisitos de los escritos previstos en el artículo 113 de la presente Ley, así como la absolución de todos los asuntos controvertidos de hecho y de derecho, Las alegaciones y los hechos relevantes de la reclamación, salvo que hayan sido específicamente negadas en la contestación, se tendrán por aceptadas o merituadas como ciertas.</w:t>
+      </w:r>
+    </w:p>
+    <w:p>
+      <w:pPr>
+        <w:pStyle w:val="Textonotapie"/>
+        <w:ind w:left="567" w:hanging="567"/>
+        <w:jc w:val="both"/>
+        <w:rPr>
+          <w:rFonts w:ascii="Arial Narrow" w:eastAsia="Arial Narrow" w:hAnsi="Arial Narrow" w:cs="Arial Narrow"/>
+          <w:sz w:val="16"/>
+          <w:szCs w:val="16"/>
+        </w:rPr>
+      </w:pPr>
+    </w:p>
+  </w:footnote>
+  <w:footnote w:id="12">
+    <w:p>
+      <w:pPr>
+        <w:tabs>
+          <w:tab w:val="left" w:pos="567"/>
+        </w:tabs>
+        <w:spacing w:after="0" w:line="240" w:lineRule="auto"/>
+        <w:ind w:left="567" w:hanging="567"/>
+        <w:jc w:val="both"/>
+        <w:rPr>
+          <w:rFonts w:ascii="Arial Narrow" w:eastAsia="Arial Narrow" w:hAnsi="Arial Narrow" w:cs="Arial Narrow"/>
+          <w:sz w:val="16"/>
+          <w:szCs w:val="16"/>
+        </w:rPr>
+      </w:pPr>
+      <w:r>
+        <w:rPr>
+          <w:rStyle w:val="Refdenotaalpie"/>
+          <w:rFonts w:ascii="Arial Narrow" w:eastAsia="Arial Narrow" w:hAnsi="Arial Narrow" w:cs="Arial Narrow"/>
+          <w:sz w:val="16"/>
+          <w:szCs w:val="16"/>
+          <w:vertAlign w:val="superscript"/>
+        </w:rPr>
+        <w:footnoteRef/>
+      </w:r>
+      <w:r>
+        <w:rPr>
+          <w:rFonts w:ascii="Arial Narrow" w:eastAsia="Arial Narrow" w:hAnsi="Arial Narrow" w:cs="Arial Narrow"/>
+          <w:sz w:val="16"/>
+          <w:szCs w:val="16"/>
+          <w:vertAlign w:val="superscript"/>
+        </w:rPr>
+        <w:tab/>
+        <w:t xml:space="preserve"/>
+      </w:r>
+      <w:r>
+        <w:rPr>
+          <w:rFonts w:ascii="Arial Narrow" w:eastAsia="Arial Narrow" w:hAnsi="Arial Narrow" w:cs="Arial Narrow"/>
+          <w:sz w:val="16"/>
+          <w:szCs w:val="16"/>
+        </w:rPr>
+        <w:t xml:space="preserve"> </w:t>
+      </w:r>
+      <w:r>
+        <w:rPr>
+          <w:rFonts w:ascii="Arial Narrow" w:eastAsia="Arial Narrow" w:hAnsi="Arial Narrow" w:cs="Arial Narrow"/>
+          <w:sz w:val="16"/>
+          <w:szCs w:val="16"/>
+        </w:rPr>
+        <w:tab/>
+      </w:r>
+      <w:r>
+        <w:rPr>
+          <w:rFonts w:ascii="Arial Narrow" w:eastAsia="Arial Narrow" w:hAnsi="Arial Narrow" w:cs="Arial Narrow"/>
+          <w:b/>
+          <w:sz w:val="16"/>
+          <w:szCs w:val="16"/>
+        </w:rPr>
+        <w:t>LEY 29571, CÓDIGO DE PROTECCIÓN Y DEFENSA DEL CONSUMIDOR</w:t>
+      </w:r>
+      <w:r>
+        <w:rPr>
+          <w:rFonts w:ascii="Arial Narrow" w:eastAsia="Arial Narrow" w:hAnsi="Arial Narrow" w:cs="Arial Narrow"/>
+          <w:b/>
+          <w:bCs/>
+          <w:sz w:val="16"/>
+          <w:szCs w:val="16"/>
+        </w:rPr>
+        <w:t xml:space="preserve">, </w:t>
+      </w:r>
+      <w:r>
+        <w:rPr>
+          <w:rFonts w:ascii="Arial Narrow" w:eastAsia="Arial Narrow" w:hAnsi="Arial Narrow" w:cs="Arial Narrow"/>
+          <w:b/>
+          <w:sz w:val="16"/>
+          <w:szCs w:val="16"/>
+        </w:rPr>
+        <w:t>publicado el 2 de setiembre de 2010 y modificado por Decreto Legislativo 1308</w:t>
+      </w:r>
+    </w:p>
+    <w:p>
+      <w:pPr>
+        <w:spacing w:after="0" w:line="240" w:lineRule="auto"/>
+        <w:ind w:left="567" w:hanging="567"/>
+        <w:jc w:val="both"/>
+        <w:rPr>
+          <w:rFonts w:ascii="Arial Narrow" w:eastAsia="Arial Narrow" w:hAnsi="Arial Narrow" w:cs="Arial Narrow"/>
+          <w:b/>
+          <w:sz w:val="16"/>
+          <w:szCs w:val="16"/>
+        </w:rPr>
+      </w:pPr>
+      <w:r>
+        <w:rPr>
+          <w:rFonts w:ascii="Arial Narrow" w:eastAsia="Arial Narrow" w:hAnsi="Arial Narrow" w:cs="Arial Narrow"/>
+          <w:b/>
+          <w:sz w:val="16"/>
+          <w:szCs w:val="16"/>
+        </w:rPr>
+        <w:tab/>
+        <w:t>Artículo 110.- Sanciones administrativas</w:t>
+      </w:r>
+    </w:p>
+    <w:p>
+      <w:pPr>
+        <w:spacing w:after="0" w:line="240" w:lineRule="auto"/>
+        <w:ind w:left="567"/>
+        <w:jc w:val="both"/>
+        <w:rPr>
+          <w:rFonts w:ascii="Arial Narrow" w:eastAsia="Arial Narrow" w:hAnsi="Arial Narrow" w:cs="Arial Narrow"/>
+          <w:sz w:val="16"/>
+          <w:szCs w:val="16"/>
+        </w:rPr>
+      </w:pPr>
+      <w:r>
+        <w:rPr>
+          <w:rFonts w:ascii="Arial Narrow" w:eastAsia="Arial Narrow" w:hAnsi="Arial Narrow" w:cs="Arial Narrow"/>
+          <w:sz w:val="16"/>
+          <w:szCs w:val="16"/>
+        </w:rPr>
+        <w:t>El órgano resolutivo puede sancionar las infracciones administrativas a que se refiere el artículo 108 con amonestación y multas de hasta cuatrocientos cincuenta (450) Unidades Impositivas Tributarias (UIT), las cuales son calificadas de la siguiente manera:</w:t>
+      </w:r>
+    </w:p>
+    <w:p>
+      <w:pPr>
+        <w:numPr>
+          <w:ilvl w:val="0"/>
+          <w:numId w:val="2"/>
+        </w:numPr>
+        <w:spacing w:after="0" w:line="240" w:lineRule="auto"/>
+        <w:ind w:left="426" w:firstLine="141"/>
+        <w:jc w:val="both"/>
+        <w:rPr>
+          <w:rFonts w:ascii="Arial Narrow" w:eastAsia="Arial Narrow" w:hAnsi="Arial Narrow" w:cs="Arial Narrow"/>
+          <w:sz w:val="16"/>
+          <w:szCs w:val="16"/>
+        </w:rPr>
+      </w:pPr>
+      <w:r>
+        <w:rPr>
+          <w:rFonts w:ascii="Arial Narrow" w:eastAsia="Arial Narrow" w:hAnsi="Arial Narrow" w:cs="Arial Narrow"/>
+          <w:sz w:val="16"/>
+          <w:szCs w:val="16"/>
+        </w:rPr>
+        <w:t>Infracciones leves, con una amonestación o con una multa de hasta cincuenta (50) UIT.</w:t>
+      </w:r>
+    </w:p>
+    <w:p>
+      <w:pPr>
+        <w:numPr>
+          <w:ilvl w:val="0"/>
+          <w:numId w:val="2"/>
+        </w:numPr>
+        <w:spacing w:after="0" w:line="240" w:lineRule="auto"/>
+        <w:ind w:left="426" w:firstLine="141"/>
+        <w:jc w:val="both"/>
+        <w:rPr>
+          <w:rFonts w:ascii="Arial Narrow" w:eastAsia="Arial Narrow" w:hAnsi="Arial Narrow" w:cs="Arial Narrow"/>
+          <w:sz w:val="16"/>
+          <w:szCs w:val="16"/>
+        </w:rPr>
+      </w:pPr>
+      <w:r>
+        <w:rPr>
+          <w:rFonts w:ascii="Arial Narrow" w:eastAsia="Arial Narrow" w:hAnsi="Arial Narrow" w:cs="Arial Narrow"/>
+          <w:sz w:val="16"/>
+          <w:szCs w:val="16"/>
+        </w:rPr>
+        <w:t>Infracciones graves, con una multa de hasta ciento cincuenta (150) UIT.</w:t>
+      </w:r>
+    </w:p>
+    <w:p>
+      <w:pPr>
+        <w:numPr>
+          <w:ilvl w:val="0"/>
+          <w:numId w:val="2"/>
+        </w:numPr>
+        <w:spacing w:after="0" w:line="240" w:lineRule="auto"/>
+        <w:ind w:left="426" w:firstLine="141"/>
+        <w:jc w:val="both"/>
+        <w:rPr>
+          <w:rFonts w:ascii="Arial Narrow" w:eastAsia="Arial Narrow" w:hAnsi="Arial Narrow" w:cs="Arial Narrow"/>
+          <w:sz w:val="16"/>
+          <w:szCs w:val="16"/>
+        </w:rPr>
+      </w:pPr>
+      <w:r>
+        <w:rPr>
+          <w:rFonts w:ascii="Arial Narrow" w:eastAsia="Arial Narrow" w:hAnsi="Arial Narrow" w:cs="Arial Narrow"/>
+          <w:sz w:val="16"/>
+          <w:szCs w:val="16"/>
+        </w:rPr>
+        <w:t>Infracciones muy graves, con una multa de hasta cuatrocientos cincuenta (450) UIT.</w:t>
+      </w:r>
+    </w:p>
+    <w:p>
+      <w:pPr>
+        <w:spacing w:after="0" w:line="240" w:lineRule="auto"/>
+        <w:ind w:left="567"/>
+        <w:jc w:val="both"/>
+        <w:rPr>
+          <w:rFonts w:ascii="Arial Narrow" w:eastAsia="Arial Narrow" w:hAnsi="Arial Narrow" w:cs="Arial Narrow"/>
+          <w:sz w:val="16"/>
+          <w:szCs w:val="16"/>
+        </w:rPr>
+      </w:pPr>
+      <w:r>
+        <w:rPr>
+          <w:rFonts w:ascii="Arial Narrow" w:eastAsia="Arial Narrow" w:hAnsi="Arial Narrow" w:cs="Arial Narrow"/>
+          <w:sz w:val="16"/>
+          <w:szCs w:val="16"/>
+        </w:rPr>
+        <w:t>(…).</w:t>
+      </w:r>
+    </w:p>
+    <w:p>
+      <w:pPr>
+        <w:spacing w:after="0" w:line="240" w:lineRule="auto"/>
+        <w:ind w:left="567" w:hanging="567"/>
+        <w:jc w:val="both"/>
+        <w:rPr>
+          <w:rFonts w:ascii="Arial Narrow" w:eastAsia="Arial Narrow" w:hAnsi="Arial Narrow" w:cs="Arial Narrow"/>
+          <w:sz w:val="16"/>
+          <w:szCs w:val="16"/>
+        </w:rPr>
+      </w:pPr>
+    </w:p>
+  </w:footnote>
+  <w:footnote w:id="13">
     <w:p>
       <w:pPr>
         <w:pStyle w:val="Textonotapie"/>
@@ -6852,39 +7648,56 @@
         <w:jc w:val="both"/>
         <w:rPr>
           <w:rFonts w:ascii="Arial Narrow" w:eastAsia="Arial Narrow" w:hAnsi="Arial Narrow" w:cs="Arial Narrow"/>
-          <w:sz w:val="16"/>
-          <w:szCs w:val="16"/>
-        </w:rPr>
-      </w:pPr>
-      <w:r>
-        <w:rPr>
-          <w:rFonts w:ascii="Arial Narrow" w:eastAsia="Arial Narrow" w:hAnsi="Arial Narrow" w:cs="Arial Narrow"/>
-          <w:sz w:val="16"/>
-          <w:szCs w:val="16"/>
-        </w:rPr>
-        <w:t xml:space="preserve">. </w:t>
-      </w:r>
-    </w:p>
-    <w:p>
-      <w:pPr>
-        <w:pStyle w:val="Textonotapie"/>
+          <w:b/>
+          <w:bCs/>
+          <w:sz w:val="16"/>
+          <w:szCs w:val="16"/>
+        </w:rPr>
+      </w:pPr>
+      <w:r>
+        <w:rPr>
+          <w:rStyle w:val="Refdenotaalpie"/>
+          <w:rFonts w:ascii="Arial Narrow" w:eastAsia="Arial Narrow" w:hAnsi="Arial Narrow" w:cs="Arial Narrow"/>
+          <w:sz w:val="16"/>
+          <w:szCs w:val="16"/>
+          <w:vertAlign w:val="superscript"/>
+        </w:rPr>
+        <w:footnoteRef/>
+      </w:r>
+      <w:r>
+        <w:rPr>
+          <w:rFonts w:ascii="Arial Narrow" w:eastAsia="Arial Narrow" w:hAnsi="Arial Narrow" w:cs="Arial Narrow"/>
+          <w:sz w:val="16"/>
+          <w:szCs w:val="16"/>
+        </w:rPr>
+        <w:tab/>
+        <w:t xml:space="preserve"/>
+      </w:r>
+      <w:r>
+        <w:rPr>
+          <w:rFonts w:ascii="Arial Narrow" w:eastAsia="Arial Narrow" w:hAnsi="Arial Narrow" w:cs="Arial Narrow"/>
+          <w:sz w:val="16"/>
+          <w:szCs w:val="16"/>
+        </w:rPr>
+        <w:tab/>
+      </w:r>
+      <w:r>
+        <w:rPr>
+          <w:rFonts w:ascii="Arial Narrow" w:eastAsia="Arial Narrow" w:hAnsi="Arial Narrow" w:cs="Arial Narrow"/>
+          <w:b/>
+          <w:bCs/>
+          <w:sz w:val="16"/>
+          <w:szCs w:val="16"/>
+        </w:rPr>
+        <w:t xml:space="preserve">LEY 29571, CÓDIGO DE PROTECCIÓN Y DEFENSA DEL CONSUMIDOR, publicado el 2 de setiembre de 2010 y modificado por Decreto Legislativo 1308 </w:t>
+      </w:r>
+    </w:p>
+    <w:p>
+      <w:pPr>
         <w:tabs>
           <w:tab w:val="left" w:pos="567"/>
         </w:tabs>
-        <w:ind w:left="567" w:right="-1" w:hanging="567"/>
-        <w:jc w:val="both"/>
-        <w:rPr>
-          <w:rFonts w:ascii="Arial Narrow" w:eastAsia="Arial Narrow" w:hAnsi="Arial Narrow" w:cs="Arial Narrow"/>
-          <w:sz w:val="16"/>
-          <w:szCs w:val="16"/>
-        </w:rPr>
-      </w:pPr>
-    </w:p>
-  </w:footnote>
-  <w:footnote w:id="8">
-    <w:p>
-      <w:pPr>
-        <w:pStyle w:val="Textonotapie"/>
+        <w:spacing w:after="0" w:line="240" w:lineRule="auto"/>
         <w:ind w:left="567" w:hanging="567"/>
         <w:jc w:val="both"/>
         <w:rPr>
@@ -6895,733 +7708,12 @@
       </w:pPr>
       <w:r>
         <w:rPr>
-          <w:rStyle w:val="Refdenotaalpie"/>
-          <w:rFonts w:ascii="Arial Narrow" w:eastAsia="Arial Narrow" w:hAnsi="Arial Narrow" w:cs="Arial Narrow"/>
-          <w:sz w:val="16"/>
-          <w:szCs w:val="16"/>
-          <w:vertAlign w:val="superscript"/>
-        </w:rPr>
-        <w:footnoteRef/>
-      </w:r>
-      <w:r>
-        <w:rPr>
-          <w:rFonts w:ascii="Arial Narrow" w:eastAsia="Arial Narrow" w:hAnsi="Arial Narrow" w:cs="Arial Narrow"/>
-          <w:sz w:val="16"/>
-          <w:szCs w:val="16"/>
-        </w:rPr>
-        <w:t xml:space="preserve"> </w:t>
-      </w:r>
-      <w:r>
-        <w:rPr>
           <w:rFonts w:ascii="Arial Narrow" w:eastAsia="Arial Narrow" w:hAnsi="Arial Narrow" w:cs="Arial Narrow"/>
           <w:sz w:val="16"/>
           <w:szCs w:val="16"/>
         </w:rPr>
         <w:tab/>
-        <w:t xml:space="preserve">El número de trabajadores se atenderá siempre que la empresa haya sido constituida antes de la vigencia de la Ley </w:t>
-      </w:r>
-      <w:proofErr w:type="spellStart"/>
-      <w:r>
-        <w:rPr>
-          <w:rFonts w:ascii="Arial Narrow" w:eastAsia="Arial Narrow" w:hAnsi="Arial Narrow" w:cs="Arial Narrow"/>
-          <w:sz w:val="16"/>
-          <w:szCs w:val="16"/>
-        </w:rPr>
-        <w:t/>
-      </w:r>
-      <w:proofErr w:type="spellEnd"/>
-      <w:r>
-        <w:rPr>
-          <w:rFonts w:ascii="Arial Narrow" w:eastAsia="Arial Narrow" w:hAnsi="Arial Narrow" w:cs="Arial Narrow"/>
-          <w:sz w:val="16"/>
-          <w:szCs w:val="16"/>
-        </w:rPr>
-        <w:t xml:space="preserve"> 30056, publicada el 2 de julio de 2013, que modificó el artículo 5 del Texto Único Ordenado de la Ley de Promoción de la Competitividad, Formalización y Desarrollo de la Micro y Pequeña Empresa y de Acceso al Empleo Decente (LEY MYPE). Ello, en la medida que la Tercera Disposición Complementaria Transitoria de la norma modificatoria precisa que las empresas constituidas antes de la </w:t>
-      </w:r>
-      <w:proofErr w:type="gramStart"/>
-      <w:r>
-        <w:rPr>
-          <w:rFonts w:ascii="Arial Narrow" w:eastAsia="Arial Narrow" w:hAnsi="Arial Narrow" w:cs="Arial Narrow"/>
-          <w:sz w:val="16"/>
-          <w:szCs w:val="16"/>
-        </w:rPr>
-        <w:t>entrada en vigencia</w:t>
-      </w:r>
-      <w:proofErr w:type="gramEnd"/>
-      <w:r>
-        <w:rPr>
-          <w:rFonts w:ascii="Arial Narrow" w:eastAsia="Arial Narrow" w:hAnsi="Arial Narrow" w:cs="Arial Narrow"/>
-          <w:sz w:val="16"/>
-          <w:szCs w:val="16"/>
-        </w:rPr>
-        <w:t xml:space="preserve"> de dicha Ley se rigen por los requisitos de acogimiento al régimen de las micro y pequeñas empresas regulados en el Decreto Legislativo 1086.</w:t>
-      </w:r>
-    </w:p>
-    <w:p>
-      <w:pPr>
-        <w:pStyle w:val="Textonotapie"/>
-        <w:ind w:left="567" w:hanging="567"/>
-        <w:jc w:val="both"/>
-        <w:rPr>
-          <w:rFonts w:ascii="Arial Narrow" w:eastAsia="Arial Narrow" w:hAnsi="Arial Narrow" w:cs="Arial Narrow"/>
-          <w:sz w:val="16"/>
-          <w:szCs w:val="16"/>
-        </w:rPr>
-      </w:pPr>
-    </w:p>
-  </w:footnote>
-  <w:footnote w:id="9">
-    <w:p>
-      <w:pPr>
-        <w:pStyle w:val="Textonotapie"/>
-        <w:ind w:left="567" w:hanging="567"/>
-        <w:jc w:val="both"/>
-        <w:rPr>
-          <w:rFonts w:ascii="Arial Narrow" w:eastAsia="Arial Narrow" w:hAnsi="Arial Narrow" w:cs="Arial Narrow"/>
-          <w:sz w:val="16"/>
-          <w:szCs w:val="16"/>
-        </w:rPr>
-      </w:pPr>
-      <w:r>
-        <w:rPr>
-          <w:rStyle w:val="Refdenotaalpie"/>
-          <w:rFonts w:ascii="Arial Narrow" w:eastAsia="Arial Narrow" w:hAnsi="Arial Narrow" w:cs="Arial Narrow"/>
-          <w:sz w:val="16"/>
-          <w:szCs w:val="16"/>
-          <w:vertAlign w:val="superscript"/>
-        </w:rPr>
-        <w:footnoteRef/>
-      </w:r>
-      <w:r>
-        <w:rPr>
-          <w:rFonts w:ascii="Arial Narrow" w:eastAsia="Arial Narrow" w:hAnsi="Arial Narrow" w:cs="Arial Narrow"/>
-          <w:sz w:val="16"/>
-          <w:szCs w:val="16"/>
-        </w:rPr>
-        <w:t xml:space="preserve"> </w:t>
-      </w:r>
-      <w:r>
-        <w:rPr>
-          <w:rFonts w:ascii="Arial Narrow" w:eastAsia="Arial Narrow" w:hAnsi="Arial Narrow" w:cs="Arial Narrow"/>
-          <w:sz w:val="16"/>
-          <w:szCs w:val="16"/>
-        </w:rPr>
-        <w:tab/>
-      </w:r>
-      <w:r>
-        <w:rPr>
-          <w:rFonts w:ascii="Arial Narrow" w:eastAsia="Arial Narrow" w:hAnsi="Arial Narrow" w:cs="Arial Narrow"/>
-          <w:b/>
-          <w:sz w:val="16"/>
-          <w:szCs w:val="16"/>
-        </w:rPr>
-        <w:t>LEY 29571, CÓDIGO DE PROTECCIÓN Y DEFENSA DEL CONSUMIDOR</w:t>
-      </w:r>
-      <w:r>
-        <w:rPr>
-          <w:rFonts w:ascii="Arial Narrow" w:eastAsia="Arial Narrow" w:hAnsi="Arial Narrow" w:cs="Arial Narrow"/>
-          <w:b/>
-          <w:bCs/>
-          <w:sz w:val="16"/>
-          <w:szCs w:val="16"/>
-        </w:rPr>
-        <w:t xml:space="preserve">, </w:t>
-      </w:r>
-      <w:r>
-        <w:rPr>
-          <w:rFonts w:ascii="Arial Narrow" w:eastAsia="Arial Narrow" w:hAnsi="Arial Narrow" w:cs="Arial Narrow"/>
-          <w:b/>
-          <w:sz w:val="16"/>
-          <w:szCs w:val="16"/>
-        </w:rPr>
-        <w:t>publicado el 2 de setiembre de 2010 y modificado por Decreto Legislativo 1308</w:t>
-      </w:r>
-    </w:p>
-    <w:p>
-      <w:pPr>
-        <w:pStyle w:val="Textonotapie"/>
-        <w:ind w:left="567" w:hanging="567"/>
-        <w:jc w:val="both"/>
-        <w:rPr>
-          <w:rFonts w:ascii="Arial Narrow" w:eastAsia="Arial Narrow" w:hAnsi="Arial Narrow" w:cs="Arial Narrow"/>
-          <w:b/>
-          <w:bCs/>
-          <w:sz w:val="16"/>
-          <w:szCs w:val="16"/>
-        </w:rPr>
-      </w:pPr>
-      <w:r>
-        <w:rPr>
-          <w:rFonts w:ascii="Arial Narrow" w:eastAsia="Arial Narrow" w:hAnsi="Arial Narrow" w:cs="Arial Narrow"/>
-          <w:sz w:val="16"/>
-          <w:szCs w:val="16"/>
-        </w:rPr>
-        <w:tab/>
-      </w:r>
-      <w:r>
-        <w:rPr>
-          <w:rFonts w:ascii="Arial Narrow" w:eastAsia="Arial Narrow" w:hAnsi="Arial Narrow" w:cs="Arial Narrow"/>
-          <w:b/>
-          <w:bCs/>
-          <w:sz w:val="16"/>
-          <w:szCs w:val="16"/>
-        </w:rPr>
-        <w:t>Artículo 110.- Sanciones Administrativas</w:t>
-      </w:r>
-    </w:p>
-    <w:p>
-      <w:pPr>
-        <w:autoSpaceDE w:val="0"/>
-        <w:autoSpaceDN w:val="0"/>
-        <w:adjustRightInd w:val="0"/>
-        <w:spacing w:after="0" w:line="240" w:lineRule="auto"/>
-        <w:ind w:left="567"/>
-        <w:jc w:val="both"/>
-        <w:rPr>
-          <w:rFonts w:ascii="Arial Narrow" w:eastAsia="Arial Narrow" w:hAnsi="Arial Narrow" w:cs="Arial Narrow"/>
-          <w:sz w:val="16"/>
-          <w:szCs w:val="16"/>
-          <w:lang w:eastAsia="es-PE"/>
-        </w:rPr>
-      </w:pPr>
-      <w:r>
-        <w:rPr>
-          <w:rFonts w:ascii="Arial Narrow" w:eastAsia="Arial Narrow" w:hAnsi="Arial Narrow" w:cs="Arial Narrow"/>
-          <w:sz w:val="16"/>
-          <w:szCs w:val="16"/>
-          <w:lang w:eastAsia="es-PE"/>
-        </w:rPr>
-        <w:t>(…)</w:t>
-      </w:r>
-    </w:p>
-    <w:p>
-      <w:pPr>
-        <w:autoSpaceDE w:val="0"/>
-        <w:autoSpaceDN w:val="0"/>
-        <w:adjustRightInd w:val="0"/>
-        <w:spacing w:after="0" w:line="240" w:lineRule="auto"/>
-        <w:ind w:left="567"/>
-        <w:jc w:val="both"/>
-        <w:rPr>
-          <w:rFonts w:ascii="Arial Narrow" w:eastAsia="Arial Narrow" w:hAnsi="Arial Narrow" w:cs="Arial Narrow"/>
-          <w:sz w:val="16"/>
-          <w:szCs w:val="16"/>
-          <w:lang w:eastAsia="es-PE"/>
-        </w:rPr>
-      </w:pPr>
-      <w:r>
-        <w:rPr>
-          <w:rFonts w:ascii="Arial Narrow" w:eastAsia="Arial Narrow" w:hAnsi="Arial Narrow" w:cs="Arial Narrow"/>
-          <w:sz w:val="16"/>
-          <w:szCs w:val="16"/>
-          <w:lang w:eastAsia="es-PE"/>
-        </w:rPr>
-        <w:t>En el caso de las microempresas, la multa no puede superar el diez por ciento (10%) de las ventas o ingresos brutos percibidos por el infractor, relativos a todas sus actividades económicas, correspondientes al ejercicio inmediato anterior al de la expedición de la resolución de primera instancia, siempre que se haya acreditado dichos ingresos, no se encuentre en una situación de reincidencia y el caso no verse sobre la vida, salud o integridad de los consumidores. Para el caso de las pequeñas empresas, la multa no puede superar el veinte por ciento (20%) de las ventas o ingresos brutos percibidos por el infractor, conforme a los requisitos señalados anteriormente.</w:t>
-      </w:r>
-    </w:p>
-    <w:p>
-      <w:pPr>
-        <w:autoSpaceDE w:val="0"/>
-        <w:autoSpaceDN w:val="0"/>
-        <w:adjustRightInd w:val="0"/>
-        <w:spacing w:after="0" w:line="240" w:lineRule="auto"/>
-        <w:ind w:left="567"/>
-        <w:jc w:val="both"/>
-        <w:rPr>
-          <w:rFonts w:ascii="Arial Narrow" w:eastAsia="Arial Narrow" w:hAnsi="Arial Narrow" w:cs="Arial Narrow"/>
-          <w:sz w:val="16"/>
-          <w:szCs w:val="16"/>
-          <w:lang w:eastAsia="es-PE"/>
-        </w:rPr>
-      </w:pPr>
-      <w:r>
-        <w:rPr>
-          <w:rFonts w:ascii="Arial Narrow" w:eastAsia="Arial Narrow" w:hAnsi="Arial Narrow" w:cs="Arial Narrow"/>
-          <w:sz w:val="16"/>
-          <w:szCs w:val="16"/>
-          <w:lang w:eastAsia="es-PE"/>
-        </w:rPr>
-        <w:t>(…).</w:t>
-      </w:r>
-    </w:p>
-    <w:p>
-      <w:pPr>
-        <w:pStyle w:val="Textonotapie"/>
-        <w:ind w:left="567" w:hanging="567"/>
-        <w:jc w:val="both"/>
-        <w:rPr>
-          <w:rFonts w:ascii="Arial Narrow" w:eastAsia="Arial Narrow" w:hAnsi="Arial Narrow" w:cs="Arial Narrow"/>
-          <w:sz w:val="16"/>
-          <w:szCs w:val="16"/>
-        </w:rPr>
-      </w:pPr>
-    </w:p>
-  </w:footnote>
-  <w:footnote w:id="15">
-    <w:p>
-      <w:pPr>
-        <w:pStyle w:val="Textonotapie"/>
-        <w:ind w:left="567" w:hanging="567"/>
-        <w:jc w:val="both"/>
-        <w:rPr>
-          <w:rFonts w:ascii="Arial Narrow" w:eastAsia="Arial Narrow" w:hAnsi="Arial Narrow" w:cs="Arial Narrow"/>
-          <w:sz w:val="16"/>
-          <w:szCs w:val="16"/>
-        </w:rPr>
-      </w:pPr>
-      <w:r>
-        <w:rPr>
-          <w:rStyle w:val="Refdenotaalpie"/>
-          <w:rFonts w:ascii="Arial Narrow" w:eastAsia="Arial Narrow" w:hAnsi="Arial Narrow" w:cs="Arial Narrow"/>
-          <w:sz w:val="16"/>
-          <w:szCs w:val="16"/>
-          <w:vertAlign w:val="superscript"/>
-        </w:rPr>
-        <w:footnoteRef/>
-      </w:r>
-      <w:r>
-        <w:rPr>
-          <w:rFonts w:ascii="Arial Narrow" w:eastAsia="Arial Narrow" w:hAnsi="Arial Narrow" w:cs="Arial Narrow"/>
-          <w:sz w:val="16"/>
-          <w:szCs w:val="16"/>
-        </w:rPr>
-        <w:tab/>
-      </w:r>
-      <w:r>
-        <w:rPr>
-          <w:rFonts w:ascii="Arial Narrow" w:eastAsia="Arial Narrow" w:hAnsi="Arial Narrow" w:cs="Arial Narrow"/>
-          <w:b/>
-          <w:bCs/>
-          <w:sz w:val="16"/>
-          <w:szCs w:val="16"/>
-        </w:rPr>
-        <w:t xml:space="preserve">DECRETO LEGISLATIVO 807, LEY SOBRE FACULTADES, NORMAS Y ORGANIZACIÓN DEL INDECOPI, publicado el 18 de abril de 1996</w:t>
-      </w:r>
-    </w:p>
-    <w:p>
-      <w:pPr>
-        <w:pStyle w:val="Textonotapie"/>
-        <w:ind w:left="567" w:hanging="567"/>
-        <w:jc w:val="both"/>
-        <w:rPr>
-          <w:rFonts w:ascii="Arial Narrow" w:eastAsia="Arial Narrow" w:hAnsi="Arial Narrow" w:cs="Arial Narrow"/>
-          <w:sz w:val="16"/>
-          <w:szCs w:val="16"/>
-        </w:rPr>
-      </w:pPr>
-      <w:r>
-        <w:rPr>
-          <w:rFonts w:ascii="Arial Narrow" w:eastAsia="Arial Narrow" w:hAnsi="Arial Narrow" w:cs="Arial Narrow"/>
-          <w:sz w:val="16"/>
-          <w:szCs w:val="16"/>
-        </w:rPr>
-        <w:tab/>
-      </w:r>
-      <w:r>
-        <w:rPr>
-          <w:rFonts w:ascii="Arial Narrow" w:eastAsia="Arial Narrow" w:hAnsi="Arial Narrow" w:cs="Arial Narrow"/>
-          <w:b/>
-          <w:bCs/>
-          <w:sz w:val="16"/>
-          <w:szCs w:val="16"/>
-        </w:rPr>
-        <w:t xml:space="preserve">Artículo 26.-</w:t>
-      </w:r>
-      <w:r>
-        <w:rPr>
-          <w:rFonts w:ascii="Arial Narrow" w:eastAsia="Arial Narrow" w:hAnsi="Arial Narrow" w:cs="Arial Narrow"/>
-          <w:sz w:val="16"/>
-          <w:szCs w:val="16"/>
-        </w:rPr>
-        <w:t xml:space="preserve"> Una vez admitida a trámite la denuncia, se correrá traslado de la misma al denunciado, a fin de que éste presente su descargo. El plazo para la presentación del descargo será de cinco (5) días contados desde la notificación, vencido el cual, el Secretario Técnico declarará en rebeldía al denunciado que no lo hubiera presentado.</w:t>
-      </w:r>
-    </w:p>
-    <w:p>
-      <w:pPr>
-        <w:pStyle w:val="Textonotapie"/>
-        <w:ind w:left="567" w:hanging="567"/>
-        <w:jc w:val="both"/>
-        <w:rPr>
-          <w:rFonts w:ascii="Arial Narrow" w:eastAsia="Arial Narrow" w:hAnsi="Arial Narrow" w:cs="Arial Narrow"/>
-          <w:sz w:val="16"/>
-          <w:szCs w:val="16"/>
-        </w:rPr>
-      </w:pPr>
-    </w:p>
-  </w:footnote>
-  <w:footnote w:id="16">
-    <w:p>
-      <w:pPr>
-        <w:pStyle w:val="Textonotapie"/>
-        <w:ind w:left="567" w:hanging="567"/>
-        <w:jc w:val="both"/>
-        <w:rPr>
-          <w:rFonts w:ascii="Arial Narrow" w:eastAsia="Arial Narrow" w:hAnsi="Arial Narrow" w:cs="Arial Narrow"/>
-          <w:sz w:val="16"/>
-          <w:szCs w:val="16"/>
-        </w:rPr>
-      </w:pPr>
-      <w:r>
-        <w:rPr>
-          <w:rStyle w:val="Refdenotaalpie"/>
-          <w:rFonts w:ascii="Arial Narrow" w:eastAsia="Arial Narrow" w:hAnsi="Arial Narrow" w:cs="Arial Narrow"/>
-          <w:sz w:val="16"/>
-          <w:szCs w:val="16"/>
-          <w:vertAlign w:val="superscript"/>
-        </w:rPr>
-        <w:footnoteRef/>
-      </w:r>
-      <w:r>
-        <w:rPr>
-          <w:rFonts w:ascii="Arial Narrow" w:eastAsia="Arial Narrow" w:hAnsi="Arial Narrow" w:cs="Arial Narrow"/>
-          <w:sz w:val="16"/>
-          <w:szCs w:val="16"/>
-        </w:rPr>
-        <w:tab/>
-      </w:r>
-      <w:r>
-        <w:rPr>
-          <w:rFonts w:ascii="Arial Narrow" w:eastAsia="Arial Narrow" w:hAnsi="Arial Narrow" w:cs="Arial Narrow"/>
-          <w:b/>
-          <w:bCs/>
-          <w:sz w:val="16"/>
-          <w:szCs w:val="16"/>
-        </w:rPr>
-        <w:t xml:space="preserve">DECRETO SUPREMO 006-2026-JUS, TEXTO ÚNICO ORDENADO DE LA LEY 27444, LEY DEL PROCEDIMIENTO ADMINISTRATIVO GENERAL, publicado el 30 de abril de 2026</w:t>
-      </w:r>
-    </w:p>
-    <w:p>
-      <w:pPr>
-        <w:pStyle w:val="Textonotapie"/>
-        <w:ind w:left="567" w:hanging="567"/>
-        <w:jc w:val="both"/>
-        <w:rPr>
-          <w:rFonts w:ascii="Arial Narrow" w:eastAsia="Arial Narrow" w:hAnsi="Arial Narrow" w:cs="Arial Narrow"/>
-          <w:sz w:val="16"/>
-          <w:szCs w:val="16"/>
-        </w:rPr>
-      </w:pPr>
-      <w:r>
-        <w:rPr>
-          <w:rFonts w:ascii="Arial Narrow" w:eastAsia="Arial Narrow" w:hAnsi="Arial Narrow" w:cs="Arial Narrow"/>
-          <w:sz w:val="16"/>
-          <w:szCs w:val="16"/>
-        </w:rPr>
-        <w:tab/>
-      </w:r>
-      <w:r>
-        <w:rPr>
-          <w:rFonts w:ascii="Arial Narrow" w:eastAsia="Arial Narrow" w:hAnsi="Arial Narrow" w:cs="Arial Narrow"/>
-          <w:b/>
-          <w:bCs/>
-          <w:sz w:val="16"/>
-          <w:szCs w:val="16"/>
-        </w:rPr>
-        <w:t xml:space="preserve">Artículo 223.- Contestación de la reclamación</w:t>
-      </w:r>
-    </w:p>
-    <w:p>
-      <w:pPr>
-        <w:pStyle w:val="Textonotapie"/>
-        <w:ind w:left="567" w:hanging="567"/>
-        <w:jc w:val="both"/>
-        <w:rPr>
-          <w:rFonts w:ascii="Arial Narrow" w:eastAsia="Arial Narrow" w:hAnsi="Arial Narrow" w:cs="Arial Narrow"/>
-          <w:sz w:val="16"/>
-          <w:szCs w:val="16"/>
-        </w:rPr>
-      </w:pPr>
-      <w:r>
-        <w:rPr>
-          <w:rFonts w:ascii="Arial Narrow" w:eastAsia="Arial Narrow" w:hAnsi="Arial Narrow" w:cs="Arial Narrow"/>
-          <w:sz w:val="16"/>
-          <w:szCs w:val="16"/>
-        </w:rPr>
-        <w:tab/>
-      </w:r>
-      <w:r>
-        <w:rPr>
-          <w:rFonts w:ascii="Arial Narrow" w:eastAsia="Arial Narrow" w:hAnsi="Arial Narrow" w:cs="Arial Narrow"/>
-          <w:sz w:val="16"/>
-          <w:szCs w:val="16"/>
-        </w:rPr>
-        <w:t xml:space="preserve">223.1 El reclamado deberá presentar la contestación de la reclamación dentro de los quince (15) días posteriores a la notificación de ésta; vencido este plazo, la Administración declarará en rebeldía al reclamado que no la hubiera presentado. La contestación deberá contener los requisitos de los escritos previstos en el artículo 113 de la presente Ley, así como la absolución de todos los asuntos controvertidos de hecho y de derecho, Las alegaciones y los hechos relevantes de la reclamación, salvo que hayan sido específicamente negadas en la contestación, se tendrán por aceptadas o merituadas como ciertas.</w:t>
-      </w:r>
-    </w:p>
-    <w:p>
-      <w:pPr>
-        <w:pStyle w:val="Textonotapie"/>
-        <w:ind w:left="567" w:hanging="567"/>
-        <w:jc w:val="both"/>
-        <w:rPr>
-          <w:rFonts w:ascii="Arial Narrow" w:eastAsia="Arial Narrow" w:hAnsi="Arial Narrow" w:cs="Arial Narrow"/>
-          <w:sz w:val="16"/>
-          <w:szCs w:val="16"/>
-        </w:rPr>
-      </w:pPr>
-    </w:p>
-  </w:footnote>
-  <w:footnote w:id="10">
-    <w:p>
-      <w:pPr>
-        <w:spacing w:after="0" w:line="240" w:lineRule="auto"/>
-        <w:ind w:left="567" w:hanging="567"/>
-        <w:jc w:val="both"/>
-        <w:rPr>
-          <w:rFonts w:ascii="Arial Narrow" w:eastAsia="Arial Narrow" w:hAnsi="Arial Narrow" w:cs="Arial Narrow"/>
-          <w:sz w:val="16"/>
-          <w:szCs w:val="16"/>
-        </w:rPr>
-      </w:pPr>
-      <w:r>
-        <w:rPr>
-          <w:rStyle w:val="Refdenotaalpie"/>
-          <w:rFonts w:ascii="Arial Narrow" w:eastAsia="Arial Narrow" w:hAnsi="Arial Narrow" w:cs="Arial Narrow"/>
-          <w:sz w:val="16"/>
-          <w:szCs w:val="16"/>
-          <w:vertAlign w:val="superscript"/>
-        </w:rPr>
-        <w:footnoteRef/>
-      </w:r>
-      <w:r>
-        <w:rPr>
-          <w:rFonts w:ascii="Arial Narrow" w:eastAsia="Arial Narrow" w:hAnsi="Arial Narrow" w:cs="Arial Narrow"/>
-          <w:sz w:val="16"/>
-          <w:szCs w:val="16"/>
-          <w:vertAlign w:val="superscript"/>
-        </w:rPr>
-        <w:t xml:space="preserve"> </w:t>
-      </w:r>
-      <w:r>
-        <w:rPr>
-          <w:rFonts w:ascii="Arial Narrow" w:eastAsia="Arial Narrow" w:hAnsi="Arial Narrow" w:cs="Arial Narrow"/>
-          <w:sz w:val="16"/>
-          <w:szCs w:val="16"/>
-        </w:rPr>
-        <w:t xml:space="preserve"> </w:t>
-      </w:r>
-      <w:r>
-        <w:rPr>
-          <w:rFonts w:ascii="Arial Narrow" w:eastAsia="Arial Narrow" w:hAnsi="Arial Narrow" w:cs="Arial Narrow"/>
-          <w:sz w:val="16"/>
-          <w:szCs w:val="16"/>
-        </w:rPr>
-        <w:tab/>
-      </w:r>
-      <w:r>
-        <w:rPr>
-          <w:rFonts w:ascii="Arial Narrow" w:eastAsia="Arial Narrow" w:hAnsi="Arial Narrow" w:cs="Arial Narrow"/>
-          <w:b/>
-          <w:sz w:val="16"/>
-          <w:szCs w:val="16"/>
-        </w:rPr>
-        <w:t>LEY 29571, CÓDIGO DE PROTECCIÓN Y DEFENSA DEL CONSUMIDOR</w:t>
-      </w:r>
-      <w:r>
-        <w:rPr>
-          <w:rFonts w:ascii="Arial Narrow" w:eastAsia="Arial Narrow" w:hAnsi="Arial Narrow" w:cs="Arial Narrow"/>
-          <w:b/>
-          <w:bCs/>
-          <w:sz w:val="16"/>
-          <w:szCs w:val="16"/>
-        </w:rPr>
-        <w:t xml:space="preserve">, </w:t>
-      </w:r>
-      <w:r>
-        <w:rPr>
-          <w:rFonts w:ascii="Arial Narrow" w:eastAsia="Arial Narrow" w:hAnsi="Arial Narrow" w:cs="Arial Narrow"/>
-          <w:b/>
-          <w:sz w:val="16"/>
-          <w:szCs w:val="16"/>
-        </w:rPr>
-        <w:t>publicado el 2 de setiembre de 2010 y modificado por Decreto Legislativo 1308</w:t>
-      </w:r>
-    </w:p>
-    <w:p>
-      <w:pPr>
-        <w:spacing w:after="0" w:line="240" w:lineRule="auto"/>
-        <w:ind w:left="567" w:hanging="567"/>
-        <w:jc w:val="both"/>
-        <w:rPr>
-          <w:rFonts w:ascii="Arial Narrow" w:eastAsia="Arial Narrow" w:hAnsi="Arial Narrow" w:cs="Arial Narrow"/>
-          <w:b/>
-          <w:sz w:val="16"/>
-          <w:szCs w:val="16"/>
-        </w:rPr>
-      </w:pPr>
-      <w:r>
-        <w:rPr>
-          <w:rFonts w:ascii="Arial Narrow" w:eastAsia="Arial Narrow" w:hAnsi="Arial Narrow" w:cs="Arial Narrow"/>
-          <w:b/>
-          <w:sz w:val="16"/>
-          <w:szCs w:val="16"/>
-        </w:rPr>
-        <w:tab/>
-        <w:t>Artículo 110.- Sanciones administrativas</w:t>
-      </w:r>
-    </w:p>
-    <w:p>
-      <w:pPr>
-        <w:spacing w:after="0" w:line="240" w:lineRule="auto"/>
-        <w:ind w:left="567"/>
-        <w:jc w:val="both"/>
-        <w:rPr>
-          <w:rFonts w:ascii="Arial Narrow" w:eastAsia="Arial Narrow" w:hAnsi="Arial Narrow" w:cs="Arial Narrow"/>
-          <w:sz w:val="16"/>
-          <w:szCs w:val="16"/>
-        </w:rPr>
-      </w:pPr>
-      <w:r>
-        <w:rPr>
-          <w:rFonts w:ascii="Arial Narrow" w:eastAsia="Arial Narrow" w:hAnsi="Arial Narrow" w:cs="Arial Narrow"/>
-          <w:sz w:val="16"/>
-          <w:szCs w:val="16"/>
-        </w:rPr>
-        <w:t>El órgano resolutivo puede sancionar las infracciones administrativas a que se refiere el artículo 108 con amonestación y multas de hasta cuatrocientos cincuenta (450) Unidades Impositivas Tributarias (UIT), las cuales son calificadas de la siguiente manera:</w:t>
-      </w:r>
-    </w:p>
-    <w:p>
-      <w:pPr>
-        <w:numPr>
-          <w:ilvl w:val="0"/>
-          <w:numId w:val="2"/>
-        </w:numPr>
-        <w:spacing w:after="0" w:line="240" w:lineRule="auto"/>
-        <w:ind w:left="426" w:firstLine="141"/>
-        <w:jc w:val="both"/>
-        <w:rPr>
-          <w:rFonts w:ascii="Arial Narrow" w:eastAsia="Arial Narrow" w:hAnsi="Arial Narrow" w:cs="Arial Narrow"/>
-          <w:sz w:val="16"/>
-          <w:szCs w:val="16"/>
-        </w:rPr>
-      </w:pPr>
-      <w:r>
-        <w:rPr>
-          <w:rFonts w:ascii="Arial Narrow" w:eastAsia="Arial Narrow" w:hAnsi="Arial Narrow" w:cs="Arial Narrow"/>
-          <w:sz w:val="16"/>
-          <w:szCs w:val="16"/>
-        </w:rPr>
-        <w:t>Infracciones leves, con una amonestación o con una multa de hasta cincuenta (50) UIT.</w:t>
-      </w:r>
-    </w:p>
-    <w:p>
-      <w:pPr>
-        <w:numPr>
-          <w:ilvl w:val="0"/>
-          <w:numId w:val="2"/>
-        </w:numPr>
-        <w:spacing w:after="0" w:line="240" w:lineRule="auto"/>
-        <w:ind w:left="426" w:firstLine="141"/>
-        <w:jc w:val="both"/>
-        <w:rPr>
-          <w:rFonts w:ascii="Arial Narrow" w:eastAsia="Arial Narrow" w:hAnsi="Arial Narrow" w:cs="Arial Narrow"/>
-          <w:sz w:val="16"/>
-          <w:szCs w:val="16"/>
-        </w:rPr>
-      </w:pPr>
-      <w:r>
-        <w:rPr>
-          <w:rFonts w:ascii="Arial Narrow" w:eastAsia="Arial Narrow" w:hAnsi="Arial Narrow" w:cs="Arial Narrow"/>
-          <w:sz w:val="16"/>
-          <w:szCs w:val="16"/>
-        </w:rPr>
-        <w:t>Infracciones graves, con una multa de hasta ciento cincuenta (150) UIT.</w:t>
-      </w:r>
-    </w:p>
-    <w:p>
-      <w:pPr>
-        <w:numPr>
-          <w:ilvl w:val="0"/>
-          <w:numId w:val="2"/>
-        </w:numPr>
-        <w:spacing w:after="0" w:line="240" w:lineRule="auto"/>
-        <w:ind w:left="426" w:firstLine="141"/>
-        <w:jc w:val="both"/>
-        <w:rPr>
-          <w:rFonts w:ascii="Arial Narrow" w:eastAsia="Arial Narrow" w:hAnsi="Arial Narrow" w:cs="Arial Narrow"/>
-          <w:sz w:val="16"/>
-          <w:szCs w:val="16"/>
-        </w:rPr>
-      </w:pPr>
-      <w:r>
-        <w:rPr>
-          <w:rFonts w:ascii="Arial Narrow" w:eastAsia="Arial Narrow" w:hAnsi="Arial Narrow" w:cs="Arial Narrow"/>
-          <w:sz w:val="16"/>
-          <w:szCs w:val="16"/>
-        </w:rPr>
-        <w:t>Infracciones muy graves, con una multa de hasta cuatrocientos cincuenta (450) UIT.</w:t>
-      </w:r>
-    </w:p>
-    <w:p>
-      <w:pPr>
-        <w:spacing w:after="0" w:line="240" w:lineRule="auto"/>
-        <w:ind w:left="567"/>
-        <w:jc w:val="both"/>
-        <w:rPr>
-          <w:rFonts w:ascii="Arial Narrow" w:eastAsia="Arial Narrow" w:hAnsi="Arial Narrow" w:cs="Arial Narrow"/>
-          <w:sz w:val="16"/>
-          <w:szCs w:val="16"/>
-        </w:rPr>
-      </w:pPr>
-      <w:r>
-        <w:rPr>
-          <w:rFonts w:ascii="Arial Narrow" w:eastAsia="Arial Narrow" w:hAnsi="Arial Narrow" w:cs="Arial Narrow"/>
-          <w:sz w:val="16"/>
-          <w:szCs w:val="16"/>
-        </w:rPr>
-        <w:t>(…).</w:t>
-      </w:r>
-    </w:p>
-    <w:p>
-      <w:pPr>
-        <w:spacing w:after="0" w:line="240" w:lineRule="auto"/>
-        <w:ind w:left="567" w:hanging="567"/>
-        <w:jc w:val="both"/>
-        <w:rPr>
-          <w:rFonts w:ascii="Arial Narrow" w:eastAsia="Arial Narrow" w:hAnsi="Arial Narrow" w:cs="Arial Narrow"/>
-          <w:sz w:val="16"/>
-          <w:szCs w:val="16"/>
-        </w:rPr>
-      </w:pPr>
-    </w:p>
-  </w:footnote>
-  <w:footnote w:id="11">
-    <w:p>
-      <w:pPr>
-        <w:spacing w:after="0" w:line="240" w:lineRule="auto"/>
-        <w:ind w:left="567" w:hanging="567"/>
-        <w:jc w:val="both"/>
-        <w:rPr>
-          <w:rFonts w:ascii="Arial Narrow" w:eastAsia="Arial Narrow" w:hAnsi="Arial Narrow" w:cs="Arial Narrow"/>
-          <w:sz w:val="16"/>
-          <w:szCs w:val="16"/>
-        </w:rPr>
-      </w:pPr>
-      <w:r>
-        <w:rPr>
-          <w:rStyle w:val="Refdenotaalpie"/>
-          <w:rFonts w:ascii="Arial Narrow" w:eastAsia="Arial Narrow" w:hAnsi="Arial Narrow" w:cs="Arial Narrow"/>
-          <w:sz w:val="16"/>
-          <w:szCs w:val="16"/>
-          <w:vertAlign w:val="superscript"/>
-        </w:rPr>
-        <w:footnoteRef/>
-      </w:r>
-      <w:r>
-        <w:rPr>
-          <w:rFonts w:ascii="Arial Narrow" w:eastAsia="Arial Narrow" w:hAnsi="Arial Narrow" w:cs="Arial Narrow"/>
-          <w:sz w:val="16"/>
-          <w:szCs w:val="16"/>
-        </w:rPr>
-        <w:t xml:space="preserve"> </w:t>
-      </w:r>
-      <w:r>
-        <w:rPr>
-          <w:rFonts w:ascii="Arial Narrow" w:eastAsia="Arial Narrow" w:hAnsi="Arial Narrow" w:cs="Arial Narrow"/>
-          <w:sz w:val="16"/>
-          <w:szCs w:val="16"/>
-        </w:rPr>
-        <w:tab/>
+        <w:t xml:space="preserve"/>
       </w:r>
       <w:r>
         <w:rPr>
@@ -7694,18 +7786,6 @@
         <w:tab/>
         <w:t>Las medidas correctivas complementarias pueden dictarse de oficio o a pedido de parte.</w:t>
       </w:r>
-    </w:p>
-    <w:p>
-      <w:pPr>
-        <w:spacing w:after="0" w:line="240" w:lineRule="auto"/>
-        <w:ind w:left="567" w:hanging="567"/>
-        <w:jc w:val="both"/>
-        <w:rPr>
-          <w:rFonts w:ascii="Arial Narrow" w:eastAsia="Arial Narrow" w:hAnsi="Arial Narrow" w:cs="Arial Narrow"/>
-          <w:sz w:val="16"/>
-          <w:szCs w:val="16"/>
-        </w:rPr>
-      </w:pPr>
     </w:p>
     <w:p>
       <w:pPr>
@@ -7920,8 +8000,12 @@
     </w:p>
     <w:p>
       <w:pPr>
-        <w:pStyle w:val="Sinespaciado"/>
-        <w:ind w:firstLine="567"/>
+        <w:numPr>
+          <w:ilvl w:val="0"/>
+          <w:numId w:val="1"/>
+        </w:numPr>
+        <w:spacing w:after="0" w:line="240" w:lineRule="auto"/>
+        <w:ind w:left="567" w:firstLine="0"/>
         <w:jc w:val="both"/>
         <w:rPr>
           <w:rFonts w:ascii="Arial Narrow" w:eastAsia="Arial Narrow" w:hAnsi="Arial Narrow" w:cs="Arial Narrow"/>
@@ -7940,8 +8024,12 @@
     </w:p>
     <w:p>
       <w:pPr>
-        <w:pStyle w:val="Sinespaciado"/>
-        <w:ind w:firstLine="567"/>
+        <w:numPr>
+          <w:ilvl w:val="0"/>
+          <w:numId w:val="1"/>
+        </w:numPr>
+        <w:spacing w:after="0" w:line="240" w:lineRule="auto"/>
+        <w:ind w:left="567" w:firstLine="0"/>
         <w:jc w:val="both"/>
         <w:rPr>
           <w:rFonts w:ascii="Arial Narrow" w:eastAsia="Arial Narrow" w:hAnsi="Arial Narrow" w:cs="Arial Narrow"/>
@@ -8103,10 +8191,22 @@
         <w:jc w:val="both"/>
         <w:rPr>
           <w:rFonts w:ascii="Arial Narrow" w:eastAsia="Arial Narrow" w:hAnsi="Arial Narrow" w:cs="Arial Narrow"/>
-          <w:sz w:val="16"/>
-          <w:szCs w:val="16"/>
-        </w:rPr>
-      </w:pPr>
+          <w:b/>
+          <w:bCs/>
+          <w:sz w:val="16"/>
+          <w:szCs w:val="16"/>
+        </w:rPr>
+      </w:pPr>
+      <w:r>
+        <w:rPr>
+          <w:rFonts w:ascii="Arial Narrow" w:eastAsia="Arial Narrow" w:hAnsi="Arial Narrow" w:cs="Arial Narrow"/>
+          <w:b/>
+          <w:bCs/>
+          <w:sz w:val="16"/>
+          <w:szCs w:val="16"/>
+        </w:rPr>
+        <w:t>Artículo 116.- Medidas correctivas complementarias</w:t>
+      </w:r>
     </w:p>
     <w:p>
       <w:pPr>
@@ -8115,21 +8215,17 @@
         <w:jc w:val="both"/>
         <w:rPr>
           <w:rFonts w:ascii="Arial Narrow" w:eastAsia="Arial Narrow" w:hAnsi="Arial Narrow" w:cs="Arial Narrow"/>
-          <w:b/>
-          <w:bCs/>
-          <w:sz w:val="16"/>
-          <w:szCs w:val="16"/>
-        </w:rPr>
-      </w:pPr>
-      <w:r>
-        <w:rPr>
-          <w:rFonts w:ascii="Arial Narrow" w:eastAsia="Arial Narrow" w:hAnsi="Arial Narrow" w:cs="Arial Narrow"/>
-          <w:b/>
-          <w:bCs/>
-          <w:sz w:val="16"/>
-          <w:szCs w:val="16"/>
-        </w:rPr>
-        <w:t>Artículo 116.- Medidas correctivas complementarias</w:t>
+          <w:sz w:val="16"/>
+          <w:szCs w:val="16"/>
+        </w:rPr>
+      </w:pPr>
+      <w:r>
+        <w:rPr>
+          <w:rFonts w:ascii="Arial Narrow" w:eastAsia="Arial Narrow" w:hAnsi="Arial Narrow" w:cs="Arial Narrow"/>
+          <w:sz w:val="16"/>
+          <w:szCs w:val="16"/>
+        </w:rPr>
+        <w:t xml:space="preserve">Las medidas correctivas complementarias tienen el objeto de revertir los efectos de la conducta infractora o evitar que esta se produzca nuevamente en el futuro y pueden ser, entre otras, las siguientes: </w:t>
       </w:r>
     </w:p>
     <w:p>
@@ -8149,7 +8245,7 @@
           <w:sz w:val="16"/>
           <w:szCs w:val="16"/>
         </w:rPr>
-        <w:t xml:space="preserve">Las medidas correctivas complementarias tienen el objeto de revertir los efectos de la conducta infractora o evitar que esta se produzca nuevamente en el futuro y pueden ser, entre otras, las siguientes: </w:t>
+        <w:t xml:space="preserve">a. Que el proveedor cumpla con atender la solicitud de información requerida por el consumidor, siempre que dicho requerimiento guarde relación con el producto adquirido o servicio contratado. </w:t>
       </w:r>
     </w:p>
     <w:p>
@@ -8169,7 +8265,7 @@
           <w:sz w:val="16"/>
           <w:szCs w:val="16"/>
         </w:rPr>
-        <w:t xml:space="preserve">a. Que el proveedor cumpla con atender la solicitud de información requerida por el consumidor, siempre que dicho requerimiento guarde relación con el producto adquirido o servicio contratado. </w:t>
+        <w:t xml:space="preserve">b. Declarar inexigibles las cláusulas que han sido identificadas como abusivas en el procedimiento. </w:t>
       </w:r>
     </w:p>
     <w:p>
@@ -8189,7 +8285,7 @@
           <w:sz w:val="16"/>
           <w:szCs w:val="16"/>
         </w:rPr>
-        <w:t xml:space="preserve">b. Declarar inexigibles las cláusulas que han sido identificadas como abusivas en el procedimiento. </w:t>
+        <w:t xml:space="preserve">c. El decomiso y destrucción de la mercadería, envases, envolturas o etiquetas. </w:t>
       </w:r>
     </w:p>
     <w:p>
@@ -8209,7 +8305,25 @@
           <w:sz w:val="16"/>
           <w:szCs w:val="16"/>
         </w:rPr>
-        <w:t xml:space="preserve">c. El decomiso y destrucción de la mercadería, envases, envolturas o etiquetas. </w:t>
+        <w:t xml:space="preserve">d. En caso de infracciones muy graves y de reincidencia o </w:t>
+      </w:r>
+      <w:proofErr w:type="spellStart"/>
+      <w:r>
+        <w:rPr>
+          <w:rFonts w:ascii="Arial Narrow" w:eastAsia="Arial Narrow" w:hAnsi="Arial Narrow" w:cs="Arial Narrow"/>
+          <w:sz w:val="16"/>
+          <w:szCs w:val="16"/>
+        </w:rPr>
+        <w:t>reiterancia</w:t>
+      </w:r>
+      <w:proofErr w:type="spellEnd"/>
+      <w:r>
+        <w:rPr>
+          <w:rFonts w:ascii="Arial Narrow" w:eastAsia="Arial Narrow" w:hAnsi="Arial Narrow" w:cs="Arial Narrow"/>
+          <w:sz w:val="16"/>
+          <w:szCs w:val="16"/>
+        </w:rPr>
+        <w:t xml:space="preserve">: </w:t>
       </w:r>
     </w:p>
     <w:p>
@@ -8229,7 +8343,27 @@
           <w:sz w:val="16"/>
           <w:szCs w:val="16"/>
         </w:rPr>
-        <w:t xml:space="preserve">d. En caso de infracciones muy graves y de reincidencia o </w:t>
+        <w:t xml:space="preserve">(i) Solicitar a la autoridad correspondiente la clausura temporal del establecimiento industrial, comercial o de servicios por un plazo máximo de seis (6) meses. </w:t>
+      </w:r>
+    </w:p>
+    <w:p>
+      <w:pPr>
+        <w:spacing w:after="0" w:line="240" w:lineRule="auto"/>
+        <w:ind w:left="567"/>
+        <w:jc w:val="both"/>
+        <w:rPr>
+          <w:rFonts w:ascii="Arial Narrow" w:eastAsia="Arial Narrow" w:hAnsi="Arial Narrow" w:cs="Arial Narrow"/>
+          <w:sz w:val="16"/>
+          <w:szCs w:val="16"/>
+        </w:rPr>
+      </w:pPr>
+      <w:r>
+        <w:rPr>
+          <w:rFonts w:ascii="Arial Narrow" w:eastAsia="Arial Narrow" w:hAnsi="Arial Narrow" w:cs="Arial Narrow"/>
+          <w:sz w:val="16"/>
+          <w:szCs w:val="16"/>
+        </w:rPr>
+        <w:t>(</w:t>
       </w:r>
       <w:proofErr w:type="spellStart"/>
       <w:r>
@@ -8238,7 +8372,7 @@
           <w:sz w:val="16"/>
           <w:szCs w:val="16"/>
         </w:rPr>
-        <w:t>reiterancia</w:t>
+        <w:t>ii</w:t>
       </w:r>
       <w:proofErr w:type="spellEnd"/>
       <w:r>
@@ -8247,7 +8381,7 @@
           <w:sz w:val="16"/>
           <w:szCs w:val="16"/>
         </w:rPr>
-        <w:t xml:space="preserve">: </w:t>
+        <w:t xml:space="preserve">) Solicitar a la autoridad competente la inhabilitación, temporal o permanente, del proveedor en función de los alcances de la infracción sancionada. </w:t>
       </w:r>
     </w:p>
     <w:p>
@@ -8267,7 +8401,25 @@
           <w:sz w:val="16"/>
           <w:szCs w:val="16"/>
         </w:rPr>
-        <w:t xml:space="preserve">(i) Solicitar a la autoridad correspondiente la clausura temporal del establecimiento industrial, comercial o de servicios por un plazo máximo de seis (6) meses. </w:t>
+        <w:t xml:space="preserve">e. Publicación de avisos </w:t>
+      </w:r>
+      <w:proofErr w:type="spellStart"/>
+      <w:r>
+        <w:rPr>
+          <w:rFonts w:ascii="Arial Narrow" w:eastAsia="Arial Narrow" w:hAnsi="Arial Narrow" w:cs="Arial Narrow"/>
+          <w:sz w:val="16"/>
+          <w:szCs w:val="16"/>
+        </w:rPr>
+        <w:t>rectificatorios</w:t>
+      </w:r>
+      <w:proofErr w:type="spellEnd"/>
+      <w:r>
+        <w:rPr>
+          <w:rFonts w:ascii="Arial Narrow" w:eastAsia="Arial Narrow" w:hAnsi="Arial Narrow" w:cs="Arial Narrow"/>
+          <w:sz w:val="16"/>
+          <w:szCs w:val="16"/>
+        </w:rPr>
+        <w:t xml:space="preserve"> o informativos en la forma que determine el Indecopi, tomando en consideración los medios que resulten idóneos para revertir los efectos que el acto objeto de sanción ha ocasionado. </w:t>
       </w:r>
     </w:p>
     <w:p>
@@ -8287,25 +8439,7 @@
           <w:sz w:val="16"/>
           <w:szCs w:val="16"/>
         </w:rPr>
-        <w:t>(</w:t>
-      </w:r>
-      <w:proofErr w:type="spellStart"/>
-      <w:r>
-        <w:rPr>
-          <w:rFonts w:ascii="Arial Narrow" w:eastAsia="Arial Narrow" w:hAnsi="Arial Narrow" w:cs="Arial Narrow"/>
-          <w:sz w:val="16"/>
-          <w:szCs w:val="16"/>
-        </w:rPr>
-        <w:t>ii</w:t>
-      </w:r>
-      <w:proofErr w:type="spellEnd"/>
-      <w:r>
-        <w:rPr>
-          <w:rFonts w:ascii="Arial Narrow" w:eastAsia="Arial Narrow" w:hAnsi="Arial Narrow" w:cs="Arial Narrow"/>
-          <w:sz w:val="16"/>
-          <w:szCs w:val="16"/>
-        </w:rPr>
-        <w:t xml:space="preserve">) Solicitar a la autoridad competente la inhabilitación, temporal o permanente, del proveedor en función de los alcances de la infracción sancionada. </w:t>
+        <w:t xml:space="preserve">f. Cualquier otra medida correctiva que tenga el objeto de revertir los efectos de la conducta infractora o evitar que esta se produzca nuevamente en el futuro. </w:t>
       </w:r>
     </w:p>
     <w:p>
@@ -8325,64 +8459,6 @@
           <w:sz w:val="16"/>
           <w:szCs w:val="16"/>
         </w:rPr>
-        <w:t xml:space="preserve">e. Publicación de avisos </w:t>
-      </w:r>
-      <w:proofErr w:type="spellStart"/>
-      <w:r>
-        <w:rPr>
-          <w:rFonts w:ascii="Arial Narrow" w:eastAsia="Arial Narrow" w:hAnsi="Arial Narrow" w:cs="Arial Narrow"/>
-          <w:sz w:val="16"/>
-          <w:szCs w:val="16"/>
-        </w:rPr>
-        <w:t>rectificatorios</w:t>
-      </w:r>
-      <w:proofErr w:type="spellEnd"/>
-      <w:r>
-        <w:rPr>
-          <w:rFonts w:ascii="Arial Narrow" w:eastAsia="Arial Narrow" w:hAnsi="Arial Narrow" w:cs="Arial Narrow"/>
-          <w:sz w:val="16"/>
-          <w:szCs w:val="16"/>
-        </w:rPr>
-        <w:t xml:space="preserve"> o informativos en la forma que determine el Indecopi, tomando en consideración los medios que resulten idóneos para revertir los efectos que el acto objeto de sanción ha ocasionado. </w:t>
-      </w:r>
-    </w:p>
-    <w:p>
-      <w:pPr>
-        <w:spacing w:after="0" w:line="240" w:lineRule="auto"/>
-        <w:ind w:left="567"/>
-        <w:jc w:val="both"/>
-        <w:rPr>
-          <w:rFonts w:ascii="Arial Narrow" w:eastAsia="Arial Narrow" w:hAnsi="Arial Narrow" w:cs="Arial Narrow"/>
-          <w:sz w:val="16"/>
-          <w:szCs w:val="16"/>
-        </w:rPr>
-      </w:pPr>
-      <w:r>
-        <w:rPr>
-          <w:rFonts w:ascii="Arial Narrow" w:eastAsia="Arial Narrow" w:hAnsi="Arial Narrow" w:cs="Arial Narrow"/>
-          <w:sz w:val="16"/>
-          <w:szCs w:val="16"/>
-        </w:rPr>
-        <w:t xml:space="preserve">f. Cualquier otra medida correctiva que tenga el objeto de revertir los efectos de la conducta infractora o evitar que esta se produzca nuevamente en el futuro. </w:t>
-      </w:r>
-    </w:p>
-    <w:p>
-      <w:pPr>
-        <w:spacing w:after="0" w:line="240" w:lineRule="auto"/>
-        <w:ind w:left="567"/>
-        <w:jc w:val="both"/>
-        <w:rPr>
-          <w:rFonts w:ascii="Arial Narrow" w:eastAsia="Arial Narrow" w:hAnsi="Arial Narrow" w:cs="Arial Narrow"/>
-          <w:sz w:val="16"/>
-          <w:szCs w:val="16"/>
-        </w:rPr>
-      </w:pPr>
-      <w:r>
-        <w:rPr>
-          <w:rFonts w:ascii="Arial Narrow" w:eastAsia="Arial Narrow" w:hAnsi="Arial Narrow" w:cs="Arial Narrow"/>
-          <w:sz w:val="16"/>
-          <w:szCs w:val="16"/>
-        </w:rPr>
         <w:t>El Indecopi está facultado para solicitar a la autoridad municipal y policial el apoyo respectivo para la ejecución de las medidas correctivas complementarias correspondientes.</w:t>
       </w:r>
     </w:p>
@@ -8399,7 +8475,7 @@
       </w:pPr>
     </w:p>
   </w:footnote>
-  <w:footnote w:id="12">
+  <w:footnote w:id="14">
     <w:p>
       <w:pPr>
         <w:pStyle w:val="Textonotapie"/>
@@ -8431,7 +8507,8 @@
           <w:sz w:val="16"/>
           <w:szCs w:val="16"/>
         </w:rPr>
-        <w:t xml:space="preserve"> </w:t>
+        <w:tab/>
+        <w:t xml:space="preserve"/>
       </w:r>
       <w:r>
         <w:rPr>
@@ -8622,12 +8699,15 @@
       </w:pPr>
     </w:p>
   </w:footnote>
-  <w:footnote w:id="13">
+  <w:footnote w:id="15">
     <w:p>
       <w:pPr>
         <w:autoSpaceDE w:val="0"/>
         <w:autoSpaceDN w:val="0"/>
         <w:adjustRightInd w:val="0"/>
+        <w:tabs>
+          <w:tab w:val="left" w:pos="567"/>
+        </w:tabs>
         <w:spacing w:after="0" w:line="240" w:lineRule="auto"/>
         <w:ind w:left="567" w:hanging="567"/>
         <w:jc w:val="both"/>
@@ -8659,7 +8739,8 @@
           <w:sz w:val="16"/>
           <w:szCs w:val="16"/>
         </w:rPr>
-        <w:t xml:space="preserve"> </w:t>
+        <w:tab/>
+        <w:t xml:space="preserve"/>
       </w:r>
       <w:r>
         <w:rPr>
@@ -8692,7 +8773,7 @@
           <w:sz w:val="16"/>
           <w:szCs w:val="16"/>
         </w:rPr>
-        <w:t xml:space="preserve"> 807, LEY SOBRE FACULTADES, NORMAS Y ORGANIZACIÓN DEL INDECOPI FACULTADES DE LAS COMISIONES Y OFICINAS DEL INDECOPI</w:t>
+        <w:t xml:space="preserve">807, LEY SOBRE FACULTADES, NORMAS Y ORGANIZACIÓN DEL INDECOPI FACULTADES DE LAS COMISIONES Y OFICINAS DEL INDECOPI</w:t>
       </w:r>
     </w:p>
     <w:p>
@@ -8785,10 +8866,13 @@
       </w:pPr>
     </w:p>
   </w:footnote>
-  <w:footnote w:id="14">
+  <w:footnote w:id="16">
     <w:p>
       <w:pPr>
         <w:pStyle w:val="Textonotapie"/>
+        <w:tabs>
+          <w:tab w:val="left" w:pos="567"/>
+        </w:tabs>
         <w:ind w:left="567" w:hanging="567"/>
         <w:jc w:val="both"/>
         <w:rPr>
@@ -8813,7 +8897,8 @@
           <w:sz w:val="16"/>
           <w:szCs w:val="16"/>
         </w:rPr>
-        <w:t xml:space="preserve"> </w:t>
+        <w:tab/>
+        <w:t xml:space="preserve"/>
       </w:r>
       <w:r>
         <w:rPr>

--- a/plantillas_maestras/02_seguro_vida/materia_general_asegurativa/2_o_mas_ddos_varios/varon/TPL_0906_2025_SEGURO_VIDA_MATERIA_GENERAL_ASEGURATIVA_ASEGURADORA_VARON_R1.docx
+++ b/plantillas_maestras/02_seguro_vida/materia_general_asegurativa/2_o_mas_ddos_varios/varon/TPL_0906_2025_SEGURO_VIDA_MATERIA_GENERAL_ASEGURATIVA_ASEGURADORA_VARON_R1.docx
@@ -604,7 +604,7 @@
     </w:p>
     <w:p>
       <w:pPr>
-        <w:spacing w:after="0" w:line="240" w:lineRule="auto"/>
+        <w:spacing w:before="0" w:after="0" w:line="240" w:lineRule="auto"/>
         <w:jc w:val="both"/>
         <w:rPr>
           <w:rFonts w:ascii="Arial Narrow" w:eastAsia="Arial Narrow" w:hAnsi="Arial Narrow" w:cs="Arial Narrow"/>
@@ -646,7 +646,7 @@
           <w:lang w:val="es-ES" w:eastAsia="es-ES"/>
           <w14:ligatures w14:val="none"/>
         </w:rPr>
-        <w:t xml:space="preserve">Mediante el escrito del 12 de febrero de 2025 el Señor [APELLIDO] denunció a Pacífico por presuntas infracciones a la Ley 29571, Código de Protección y Defensa del Consumidor</w:t>
+        <w:t xml:space="preserve">Mediante el escrito del 12 de febrero de 2025</w:t>
       </w:r>
       <w:r>
         <w:rPr>
@@ -672,19 +672,7 @@
           <w:lang w:val="es-ES" w:eastAsia="es-ES"/>
           <w14:ligatures w14:val="none"/>
         </w:rPr>
-        <w:t xml:space="preserve"> (en adelante, Código), señalando lo siguiente:</w:t>
-      </w:r>
-      <w:r>
-        <w:rPr>
-          <w:rFonts w:ascii="Arial Narrow" w:eastAsia="Arial Narrow" w:hAnsi="Arial Narrow" w:cs="Arial Narrow"/>
-          <w:color w:val="000000"/>
-          <w:kern w:val="0"/>
-          <w:sz w:val="22"/>
-          <w:szCs w:val="22"/>
-          <w:lang w:val="es-ES" w:eastAsia="es-ES"/>
-          <w14:ligatures w14:val="none"/>
-        </w:rPr>
-        <w:t/>
+        <w:t xml:space="preserve"> el Señor [APELLIDO] denunció a Pacífico por presuntas infracciones a la Ley 29571, Código de Protección y Defensa del Consumidor</w:t>
       </w:r>
       <w:r>
         <w:rPr>
@@ -703,6 +691,30 @@
       <w:r>
         <w:rPr>
           <w:rFonts w:ascii="Arial Narrow" w:eastAsia="Arial Narrow" w:hAnsi="Arial Narrow" w:cs="Arial Narrow"/>
+          <w:color w:val="000000"/>
+          <w:kern w:val="0"/>
+          <w:sz w:val="22"/>
+          <w:szCs w:val="22"/>
+          <w:lang w:val="es-ES" w:eastAsia="es-ES"/>
+          <w14:ligatures w14:val="none"/>
+        </w:rPr>
+        <w:t xml:space="preserve"> (en adelante, Código), señalando lo siguiente:</w:t>
+      </w:r>
+      <w:r>
+        <w:rPr>
+          <w:rFonts w:ascii="Arial Narrow" w:eastAsia="Arial Narrow" w:hAnsi="Arial Narrow" w:cs="Arial Narrow"/>
+          <w:color w:val="000000"/>
+          <w:kern w:val="0"/>
+          <w:sz w:val="22"/>
+          <w:szCs w:val="22"/>
+          <w:lang w:val="es-ES" w:eastAsia="es-ES"/>
+          <w14:ligatures w14:val="none"/>
+        </w:rPr>
+        <w:t/>
+      </w:r>
+      <w:r>
+        <w:rPr>
+          <w:rFonts w:ascii="Arial Narrow" w:eastAsia="Arial Narrow" w:hAnsi="Arial Narrow" w:cs="Arial Narrow"/>
           <w:kern w:val="0"/>
           <w14:ligatures w14:val="none"/>
           <w:sz w:val="22"/>
@@ -814,10 +826,10 @@
     </w:p>
     <w:p>
       <w:pPr>
+        <w:spacing w:before="0" w:after="0" w:line="240" w:lineRule="auto"/>
         <w:tabs>
           <w:tab w:val="left" w:pos="1134"/>
         </w:tabs>
-        <w:spacing w:after="0" w:line="240" w:lineRule="auto"/>
         <w:jc w:val="both"/>
         <w:rPr>
           <w:rFonts w:ascii="Arial Narrow" w:eastAsia="Arial Narrow" w:hAnsi="Arial Narrow" w:cs="Arial Narrow"/>
@@ -990,7 +1002,7 @@
     <w:p>
       <w:pPr>
         <w:pStyle w:val="Prrafodelista"/>
-        <w:spacing w:after="0" w:line="240" w:lineRule="auto"/>
+        <w:spacing w:before="0" w:after="0" w:line="240" w:lineRule="auto"/>
         <w:ind w:left="1134"/>
         <w:jc w:val="both"/>
         <w:rPr>
@@ -1258,7 +1270,7 @@
     <w:p>
       <w:pPr>
         <w:pStyle w:val="Prrafodelista"/>
-        <w:spacing w:after="0" w:line="240" w:lineRule="auto"/>
+        <w:spacing w:before="0" w:after="0" w:line="240" w:lineRule="auto"/>
         <w:ind w:left="1134"/>
         <w:jc w:val="both"/>
         <w:rPr>
@@ -1312,7 +1324,7 @@
     <w:p>
       <w:pPr>
         <w:pStyle w:val="Prrafodelista"/>
-        <w:spacing w:after="0" w:line="240" w:lineRule="auto"/>
+        <w:spacing w:before="0" w:after="0" w:line="240" w:lineRule="auto"/>
         <w:ind w:left="1134"/>
         <w:jc w:val="both"/>
         <w:rPr>
@@ -1366,7 +1378,7 @@
     <w:p>
       <w:pPr>
         <w:pStyle w:val="Prrafodelista"/>
-        <w:spacing w:after="0" w:line="240" w:lineRule="auto"/>
+        <w:spacing w:before="0" w:after="0" w:line="240" w:lineRule="auto"/>
         <w:ind w:left="1134"/>
         <w:jc w:val="both"/>
         <w:rPr>
@@ -1443,10 +1455,10 @@
     </w:p>
     <w:p>
       <w:pPr>
+        <w:spacing w:before="0" w:after="0" w:line="240" w:lineRule="auto"/>
         <w:tabs>
           <w:tab w:val="left" w:pos="1134"/>
         </w:tabs>
-        <w:spacing w:after="0" w:line="240" w:lineRule="auto"/>
         <w:jc w:val="both"/>
         <w:rPr>
           <w:rFonts w:ascii="Arial Narrow" w:eastAsia="Arial Narrow" w:hAnsi="Arial Narrow" w:cs="Arial Narrow"/>
@@ -1673,7 +1685,7 @@
     </w:p>
     <w:p>
       <w:pPr>
-        <w:spacing w:after="0" w:line="240" w:lineRule="auto"/>
+        <w:spacing w:before="0" w:after="0" w:line="240" w:lineRule="auto"/>
         <w:contextualSpacing/>
         <w:jc w:val="both"/>
         <w:rPr>
@@ -1729,7 +1741,7 @@
     </w:p>
     <w:p>
       <w:pPr>
-        <w:spacing w:after="0" w:line="240" w:lineRule="auto"/>
+        <w:spacing w:before="0" w:after="0" w:line="240" w:lineRule="auto"/>
         <w:ind w:left="567"/>
         <w:contextualSpacing/>
         <w:jc w:val="both"/>
@@ -1955,7 +1967,7 @@
     </w:p>
     <w:p>
       <w:pPr>
-        <w:spacing w:after="0" w:line="240" w:lineRule="auto"/>
+        <w:spacing w:before="0" w:after="0" w:line="240" w:lineRule="auto"/>
         <w:jc w:val="both"/>
         <w:rPr>
           <w:rFonts w:ascii="Arial Narrow" w:eastAsia="Arial Narrow" w:hAnsi="Arial Narrow" w:cs="Arial Narrow"/>
@@ -2037,7 +2049,7 @@
     <w:p>
       <w:pPr>
         <w:pStyle w:val="Prrafodelista"/>
-        <w:spacing w:line="240" w:lineRule="auto"/>
+        <w:spacing w:before="0" w:after="0" w:line="240" w:lineRule="auto"/>
         <w:rPr>
           <w:rFonts w:ascii="Arial Narrow" w:eastAsia="Arial Narrow" w:hAnsi="Arial Narrow" w:cs="Arial Narrow"/>
           <w:kern w:val="0"/>
@@ -2193,7 +2205,7 @@
     <w:p>
       <w:pPr>
         <w:pStyle w:val="Prrafodelista"/>
-        <w:spacing w:line="240" w:lineRule="auto"/>
+        <w:spacing w:before="0" w:after="0" w:line="240" w:lineRule="auto"/>
         <w:rPr>
           <w:rFonts w:ascii="Arial Narrow" w:eastAsia="Arial Narrow" w:hAnsi="Arial Narrow" w:cs="Arial Narrow"/>
           <w:kern w:val="0"/>
@@ -2277,7 +2289,7 @@
     <w:p>
       <w:pPr>
         <w:pStyle w:val="Prrafodelista"/>
-        <w:spacing w:after="0" w:line="240" w:lineRule="auto"/>
+        <w:spacing w:before="0" w:after="0" w:line="240" w:lineRule="auto"/>
         <w:ind w:left="567"/>
         <w:jc w:val="both"/>
         <w:rPr>
@@ -2349,7 +2361,7 @@
     </w:p>
     <w:p>
       <w:pPr>
-        <w:spacing w:after="0" w:line="240" w:lineRule="auto"/>
+        <w:spacing w:before="0" w:after="0" w:line="240" w:lineRule="auto"/>
         <w:ind w:left="567"/>
         <w:contextualSpacing/>
         <w:jc w:val="both"/>
@@ -2405,7 +2417,7 @@
     </w:p>
     <w:p>
       <w:pPr>
-        <w:spacing w:after="0" w:line="240" w:lineRule="auto"/>
+        <w:spacing w:before="0" w:after="0" w:line="240" w:lineRule="auto"/>
         <w:jc w:val="both"/>
         <w:rPr>
           <w:rFonts w:ascii="Arial Narrow" w:eastAsia="Arial Narrow" w:hAnsi="Arial Narrow" w:cs="Arial Narrow"/>
@@ -2542,7 +2554,7 @@
     <w:p>
       <w:pPr>
         <w:pStyle w:val="Prrafodelista"/>
-        <w:spacing w:after="0" w:line="240" w:lineRule="auto"/>
+        <w:spacing w:before="0" w:after="0" w:line="240" w:lineRule="auto"/>
         <w:ind w:left="567"/>
         <w:jc w:val="both"/>
         <w:rPr>
@@ -2597,26 +2609,26 @@
     </w:p>
     <w:p>
       <w:pPr>
+        <w:spacing w:before="0" w:after="0" w:line="240" w:lineRule="auto"/>
+        <w:jc w:val="both"/>
+        <w:rPr>
+          <w:rFonts w:ascii="Arial Narrow" w:eastAsia="Arial Narrow" w:hAnsi="Arial Narrow" w:cs="Arial Narrow"/>
+          <w:b/>
+          <w:color w:val="000000"/>
+          <w:kern w:val="0"/>
+          <w:sz w:val="22"/>
+          <w:szCs w:val="22"/>
+          <w:lang w:eastAsia="es-PE"/>
+          <w14:ligatures w14:val="none"/>
+        </w:rPr>
+      </w:pPr>
+    </w:p>
+    <w:p>
+      <w:pPr>
         <w:spacing w:after="0" w:line="240" w:lineRule="auto"/>
         <w:jc w:val="both"/>
         <w:rPr>
           <w:rFonts w:ascii="Arial Narrow" w:eastAsia="Arial Narrow" w:hAnsi="Arial Narrow" w:cs="Arial Narrow"/>
-          <w:b/>
-          <w:color w:val="000000"/>
-          <w:kern w:val="0"/>
-          <w:sz w:val="22"/>
-          <w:szCs w:val="22"/>
-          <w:lang w:eastAsia="es-PE"/>
-          <w14:ligatures w14:val="none"/>
-        </w:rPr>
-      </w:pPr>
-    </w:p>
-    <w:p>
-      <w:pPr>
-        <w:spacing w:after="0" w:line="240" w:lineRule="auto"/>
-        <w:jc w:val="both"/>
-        <w:rPr>
-          <w:rFonts w:ascii="Arial Narrow" w:eastAsia="Arial Narrow" w:hAnsi="Arial Narrow" w:cs="Arial Narrow"/>
           <w:color w:val="000000"/>
           <w:kern w:val="0"/>
           <w:sz w:val="22"/>
@@ -2809,7 +2821,7 @@
     </w:p>
     <w:p>
       <w:pPr>
-        <w:spacing w:after="0" w:line="240" w:lineRule="auto"/>
+        <w:spacing w:before="0" w:after="0" w:line="240" w:lineRule="auto"/>
         <w:jc w:val="both"/>
         <w:rPr>
           <w:rFonts w:ascii="Arial Narrow" w:eastAsia="Arial Narrow" w:hAnsi="Arial Narrow" w:cs="Arial Narrow"/>
@@ -2976,7 +2988,7 @@
     </w:p>
     <w:p>
       <w:pPr>
-        <w:spacing w:after="0" w:line="240" w:lineRule="auto"/>
+        <w:spacing w:before="0" w:after="0" w:line="240" w:lineRule="auto"/>
         <w:jc w:val="both"/>
         <w:rPr>
           <w:rFonts w:ascii="Arial Narrow" w:eastAsia="Arial Narrow" w:hAnsi="Arial Narrow" w:cs="Arial Narrow"/>
@@ -3164,7 +3176,7 @@
     </w:p>
     <w:p>
       <w:pPr>
-        <w:spacing w:after="0" w:line="240" w:lineRule="auto"/>
+        <w:spacing w:before="0" w:after="0" w:line="240" w:lineRule="auto"/>
         <w:jc w:val="both"/>
         <w:rPr>
           <w:rFonts w:ascii="Arial Narrow" w:eastAsia="Arial Narrow" w:hAnsi="Arial Narrow" w:cs="Arial Narrow"/>
@@ -3358,7 +3370,7 @@
     <w:p>
       <w:pPr>
         <w:pStyle w:val="Prrafodelista"/>
-        <w:spacing w:line="240" w:lineRule="auto"/>
+        <w:spacing w:before="0" w:after="0" w:line="240" w:lineRule="auto"/>
         <w:rPr>
           <w:rFonts w:ascii="Arial Narrow" w:eastAsia="Arial Narrow" w:hAnsi="Arial Narrow" w:cs="Arial Narrow"/>
           <w:kern w:val="0"/>
@@ -3489,7 +3501,7 @@
     </w:p>
     <w:p>
       <w:pPr>
-        <w:spacing w:after="0" w:line="240" w:lineRule="auto"/>
+        <w:spacing w:before="0" w:after="0" w:line="240" w:lineRule="auto"/>
         <w:jc w:val="both"/>
         <w:rPr>
           <w:rFonts w:ascii="Arial Narrow" w:eastAsia="Arial Narrow" w:hAnsi="Arial Narrow" w:cs="Arial Narrow"/>
@@ -3575,7 +3587,7 @@
     </w:p>
     <w:p>
       <w:pPr>
-        <w:spacing w:line="240" w:lineRule="auto"/>
+        <w:spacing w:before="0" w:after="0" w:line="240" w:lineRule="auto"/>
         <w:contextualSpacing/>
         <w:jc w:val="both"/>
         <w:rPr>
@@ -3691,7 +3703,7 @@
     </w:p>
     <w:p>
       <w:pPr>
-        <w:spacing w:after="0" w:line="240" w:lineRule="auto"/>
+        <w:spacing w:before="0" w:after="0" w:line="240" w:lineRule="auto"/>
         <w:jc w:val="both"/>
         <w:rPr>
           <w:rFonts w:ascii="Arial Narrow" w:eastAsia="Arial Narrow" w:hAnsi="Arial Narrow" w:cs="Arial Narrow"/>
@@ -4006,7 +4018,7 @@
     </w:p>
     <w:p>
       <w:pPr>
-        <w:spacing w:after="0" w:line="240" w:lineRule="auto"/>
+        <w:spacing w:before="0" w:after="0" w:line="240" w:lineRule="auto"/>
         <w:ind w:left="567"/>
         <w:jc w:val="both"/>
         <w:rPr>
@@ -4107,6 +4119,21 @@
     </w:p>
     <w:p>
       <w:pPr>
+        <w:spacing w:before="0" w:after="0" w:line="240" w:lineRule="auto"/>
+        <w:jc w:val="both"/>
+        <w:rPr>
+          <w:rFonts w:ascii="Arial Narrow" w:eastAsia="Arial Narrow" w:hAnsi="Arial Narrow" w:cs="Arial Narrow"/>
+          <w:color w:val="000000"/>
+          <w:kern w:val="0"/>
+          <w:sz w:val="22"/>
+          <w:szCs w:val="22"/>
+          <w:lang w:eastAsia="es-PE"/>
+          <w14:ligatures w14:val="none"/>
+        </w:rPr>
+      </w:pPr>
+    </w:p>
+    <w:p>
+      <w:pPr>
         <w:spacing w:after="0" w:line="240" w:lineRule="auto"/>
         <w:jc w:val="both"/>
         <w:rPr>
@@ -4115,21 +4142,6 @@
           <w:kern w:val="0"/>
           <w:sz w:val="22"/>
           <w:szCs w:val="22"/>
-          <w:lang w:eastAsia="es-PE"/>
-          <w14:ligatures w14:val="none"/>
-        </w:rPr>
-      </w:pPr>
-    </w:p>
-    <w:p>
-      <w:pPr>
-        <w:spacing w:after="0" w:line="240" w:lineRule="auto"/>
-        <w:jc w:val="both"/>
-        <w:rPr>
-          <w:rFonts w:ascii="Arial Narrow" w:eastAsia="Arial Narrow" w:hAnsi="Arial Narrow" w:cs="Arial Narrow"/>
-          <w:color w:val="000000"/>
-          <w:kern w:val="0"/>
-          <w:sz w:val="22"/>
-          <w:szCs w:val="22"/>
           <w:lang w:val="es-ES" w:eastAsia="es-ES"/>
           <w14:ligatures w14:val="none"/>
         </w:rPr>
@@ -4386,7 +4398,7 @@
     </w:p>
     <w:p>
       <w:pPr>
-        <w:spacing w:after="0" w:line="240" w:lineRule="auto"/>
+        <w:spacing w:before="0" w:after="0" w:line="240" w:lineRule="auto"/>
         <w:jc w:val="both"/>
         <w:rPr>
           <w:rFonts w:ascii="Arial Narrow" w:eastAsia="Arial Narrow" w:hAnsi="Arial Narrow" w:cs="Arial Narrow"/>
@@ -4680,90 +4692,90 @@
     </w:p>
     <w:p>
       <w:pPr>
+        <w:spacing w:before="0" w:after="0" w:line="240" w:lineRule="auto"/>
+        <w:shd w:val="clear" w:color="auto" w:fill="FFFFFF"/>
+        <w:jc w:val="both"/>
+        <w:rPr>
+          <w:rFonts w:ascii="Arial Narrow" w:eastAsia="Arial Narrow" w:hAnsi="Arial Narrow" w:cs="Arial Narrow"/>
+          <w:b/>
+          <w:color w:val="000000"/>
+          <w:kern w:val="0"/>
+          <w:sz w:val="22"/>
+          <w:szCs w:val="22"/>
+          <w:lang w:eastAsia="es-PE"/>
+          <w14:ligatures w14:val="none"/>
+        </w:rPr>
+      </w:pPr>
+    </w:p>
+    <w:p>
+      <w:pPr>
         <w:shd w:val="clear" w:color="auto" w:fill="FFFFFF"/>
         <w:spacing w:after="0" w:line="240" w:lineRule="auto"/>
         <w:jc w:val="both"/>
         <w:rPr>
           <w:rFonts w:ascii="Arial Narrow" w:eastAsia="Arial Narrow" w:hAnsi="Arial Narrow" w:cs="Arial Narrow"/>
-          <w:b/>
-          <w:color w:val="000000"/>
-          <w:kern w:val="0"/>
-          <w:sz w:val="22"/>
-          <w:szCs w:val="22"/>
-          <w:lang w:eastAsia="es-PE"/>
-          <w14:ligatures w14:val="none"/>
-        </w:rPr>
-      </w:pPr>
-    </w:p>
-    <w:p>
-      <w:pPr>
+          <w:color w:val="000000"/>
+          <w:kern w:val="0"/>
+          <w:sz w:val="22"/>
+          <w:szCs w:val="22"/>
+          <w:lang w:eastAsia="es-PE"/>
+          <w14:ligatures w14:val="none"/>
+        </w:rPr>
+      </w:pPr>
+      <w:r>
+        <w:rPr>
+          <w:rFonts w:ascii="Arial Narrow" w:eastAsia="Arial Narrow" w:hAnsi="Arial Narrow" w:cs="Arial Narrow"/>
+          <w:b/>
+          <w:color w:val="000000"/>
+          <w:kern w:val="0"/>
+          <w:sz w:val="22"/>
+          <w:szCs w:val="22"/>
+          <w:lang w:eastAsia="es-PE"/>
+          <w14:ligatures w14:val="none"/>
+        </w:rPr>
+        <w:t>SÉTIMO:</w:t>
+      </w:r>
+      <w:r>
+        <w:rPr>
+          <w:rFonts w:ascii="Arial Narrow" w:eastAsia="Arial Narrow" w:hAnsi="Arial Narrow" w:cs="Arial Narrow"/>
+          <w:color w:val="000000"/>
+          <w:kern w:val="0"/>
+          <w:sz w:val="22"/>
+          <w:szCs w:val="22"/>
+          <w:lang w:eastAsia="es-PE"/>
+          <w14:ligatures w14:val="none"/>
+        </w:rPr>
+        <w:t xml:space="preserve"> informar a las partes que conforme a lo establecido en el artículo 39</w:t>
+      </w:r>
+      <w:r>
+        <w:rPr>
+          <w:rFonts w:ascii="Arial Narrow" w:eastAsia="Arial Narrow" w:hAnsi="Arial Narrow" w:cs="Arial Narrow"/>
+          <w:color w:val="000000"/>
+          <w:kern w:val="0"/>
+          <w:sz w:val="22"/>
+          <w:szCs w:val="22"/>
+          <w:lang w:eastAsia="es-PE"/>
+          <w14:ligatures w14:val="none"/>
+        </w:rPr>
+        <w:t/>
+      </w:r>
+      <w:r>
+        <w:rPr>
+          <w:rFonts w:ascii="Arial Narrow" w:eastAsia="Arial Narrow" w:hAnsi="Arial Narrow" w:cs="Arial Narrow"/>
+          <w:color w:val="000000"/>
+          <w:kern w:val="0"/>
+          <w:sz w:val="22"/>
+          <w:szCs w:val="22"/>
+          <w:lang w:eastAsia="es-PE"/>
+          <w14:ligatures w14:val="none"/>
+        </w:rPr>
+        <w:t xml:space="preserve"> de la Ley sobre Facultades, Normas y Organización del Indecopi, aprobada por Decreto Legislativo 807, los gastos por los peritajes realizados, actuación de pruebas, inspecciones y otros derivados de la tramitación del proceso serán de cargo de la parte que solicita la prueba, salvo pacto en contrario. En todos los casos, la resolución final determinará si los gastos deben ser asumidos por alguna de las partes, o reembolsados a la otra parte o al Indecopi, según sea el caso, de manera adicional a la sanción que haya podido imponerse. </w:t>
+      </w:r>
+    </w:p>
+    <w:p>
+      <w:pPr>
+        <w:spacing w:before="0" w:after="0" w:line="240" w:lineRule="auto"/>
         <w:shd w:val="clear" w:color="auto" w:fill="FFFFFF"/>
-        <w:spacing w:after="0" w:line="240" w:lineRule="auto"/>
-        <w:jc w:val="both"/>
-        <w:rPr>
-          <w:rFonts w:ascii="Arial Narrow" w:eastAsia="Arial Narrow" w:hAnsi="Arial Narrow" w:cs="Arial Narrow"/>
-          <w:color w:val="000000"/>
-          <w:kern w:val="0"/>
-          <w:sz w:val="22"/>
-          <w:szCs w:val="22"/>
-          <w:lang w:eastAsia="es-PE"/>
-          <w14:ligatures w14:val="none"/>
-        </w:rPr>
-      </w:pPr>
-      <w:r>
-        <w:rPr>
-          <w:rFonts w:ascii="Arial Narrow" w:eastAsia="Arial Narrow" w:hAnsi="Arial Narrow" w:cs="Arial Narrow"/>
-          <w:b/>
-          <w:color w:val="000000"/>
-          <w:kern w:val="0"/>
-          <w:sz w:val="22"/>
-          <w:szCs w:val="22"/>
-          <w:lang w:eastAsia="es-PE"/>
-          <w14:ligatures w14:val="none"/>
-        </w:rPr>
-        <w:t>SÉTIMO:</w:t>
-      </w:r>
-      <w:r>
-        <w:rPr>
-          <w:rFonts w:ascii="Arial Narrow" w:eastAsia="Arial Narrow" w:hAnsi="Arial Narrow" w:cs="Arial Narrow"/>
-          <w:color w:val="000000"/>
-          <w:kern w:val="0"/>
-          <w:sz w:val="22"/>
-          <w:szCs w:val="22"/>
-          <w:lang w:eastAsia="es-PE"/>
-          <w14:ligatures w14:val="none"/>
-        </w:rPr>
-        <w:t xml:space="preserve"> informar a las partes que conforme a lo establecido en el artículo 39</w:t>
-      </w:r>
-      <w:r>
-        <w:rPr>
-          <w:rFonts w:ascii="Arial Narrow" w:eastAsia="Arial Narrow" w:hAnsi="Arial Narrow" w:cs="Arial Narrow"/>
-          <w:color w:val="000000"/>
-          <w:kern w:val="0"/>
-          <w:sz w:val="22"/>
-          <w:szCs w:val="22"/>
-          <w:lang w:eastAsia="es-PE"/>
-          <w14:ligatures w14:val="none"/>
-        </w:rPr>
-        <w:t/>
-      </w:r>
-      <w:r>
-        <w:rPr>
-          <w:rFonts w:ascii="Arial Narrow" w:eastAsia="Arial Narrow" w:hAnsi="Arial Narrow" w:cs="Arial Narrow"/>
-          <w:color w:val="000000"/>
-          <w:kern w:val="0"/>
-          <w:sz w:val="22"/>
-          <w:szCs w:val="22"/>
-          <w:lang w:eastAsia="es-PE"/>
-          <w14:ligatures w14:val="none"/>
-        </w:rPr>
-        <w:t xml:space="preserve"> de la Ley sobre Facultades, Normas y Organización del Indecopi, aprobada por Decreto Legislativo 807, los gastos por los peritajes realizados, actuación de pruebas, inspecciones y otros derivados de la tramitación del proceso serán de cargo de la parte que solicita la prueba, salvo pacto en contrario. En todos los casos, la resolución final determinará si los gastos deben ser asumidos por alguna de las partes, o reembolsados a la otra parte o al Indecopi, según sea el caso, de manera adicional a la sanción que haya podido imponerse. </w:t>
-      </w:r>
-    </w:p>
-    <w:p>
-      <w:pPr>
-        <w:shd w:val="clear" w:color="auto" w:fill="FFFFFF"/>
-        <w:spacing w:after="0" w:line="240" w:lineRule="auto"/>
         <w:jc w:val="both"/>
         <w:rPr>
           <w:rFonts w:ascii="Arial Narrow" w:eastAsia="Arial Narrow" w:hAnsi="Arial Narrow" w:cs="Arial Narrow"/>
@@ -4932,15 +4944,74 @@
     </w:p>
     <w:p>
       <w:pPr>
+        <w:spacing w:before="0" w:after="0" w:line="240" w:lineRule="auto"/>
+        <w:suppressAutoHyphens/>
+        <w:jc w:val="both"/>
+        <w:rPr>
+          <w:rFonts w:ascii="Arial Narrow" w:eastAsia="Arial Narrow" w:hAnsi="Arial Narrow" w:cs="Arial Narrow"/>
+          <w:kern w:val="0"/>
+          <w:sz w:val="22"/>
+          <w:szCs w:val="22"/>
+          <w:u w:val="single"/>
+          <w14:ligatures w14:val="none"/>
+        </w:rPr>
+      </w:pPr>
+    </w:p>
+    <w:p>
+      <w:pPr>
         <w:suppressAutoHyphens/>
         <w:spacing w:after="0" w:line="240" w:lineRule="auto"/>
         <w:jc w:val="both"/>
         <w:rPr>
           <w:rFonts w:ascii="Arial Narrow" w:eastAsia="Arial Narrow" w:hAnsi="Arial Narrow" w:cs="Arial Narrow"/>
-          <w:kern w:val="0"/>
-          <w:sz w:val="22"/>
-          <w:szCs w:val="22"/>
-          <w:u w:val="single"/>
+          <w:color w:val="000000"/>
+          <w:kern w:val="0"/>
+          <w:sz w:val="22"/>
+          <w:szCs w:val="22"/>
+          <w:lang w:eastAsia="es-PE"/>
+          <w14:ligatures w14:val="none"/>
+        </w:rPr>
+      </w:pPr>
+      <w:r>
+        <w:rPr>
+          <w:rFonts w:ascii="Arial Narrow" w:eastAsia="Arial Narrow" w:hAnsi="Arial Narrow" w:cs="Arial Narrow"/>
+          <w:b/>
+          <w:color w:val="000000"/>
+          <w:kern w:val="0"/>
+          <w:sz w:val="22"/>
+          <w:szCs w:val="22"/>
+          <w:lang w:eastAsia="es-PE"/>
+          <w14:ligatures w14:val="none"/>
+        </w:rPr>
+        <w:t>NOVENO:</w:t>
+      </w:r>
+      <w:r>
+        <w:rPr>
+          <w:rFonts w:ascii="Arial Narrow" w:eastAsia="Arial Narrow" w:hAnsi="Arial Narrow" w:cs="Arial Narrow"/>
+          <w:color w:val="000000"/>
+          <w:kern w:val="0"/>
+          <w:sz w:val="22"/>
+          <w:szCs w:val="22"/>
+          <w:lang w:eastAsia="es-PE"/>
+          <w14:ligatures w14:val="none"/>
+        </w:rPr>
+        <w:t xml:space="preserve"> poner en conocimiento de las partes que, antes de la emisión de la Resolución Final, tienen la posibilidad de formular su desistimiento o presentar el acuerdo arribado mediante la conciliación, mediación, transacción o cualquier otro que, de forma indubitable, deje constancia que se ha solucionado la controversia materia de denuncia.</w:t>
+      </w:r>
+      <w:bookmarkStart w:id="7" w:name="h.gjdgxs" w:colFirst="0" w:colLast="0"/>
+      <w:bookmarkEnd w:id="7"/>
+    </w:p>
+    <w:p>
+      <w:pPr>
+        <w:spacing w:before="0" w:after="0" w:line="240" w:lineRule="auto"/>
+        <w:suppressAutoHyphens/>
+        <w:jc w:val="both"/>
+        <w:rPr>
+          <w:rFonts w:ascii="Arial Narrow" w:eastAsia="Arial Narrow" w:hAnsi="Arial Narrow" w:cs="Arial Narrow"/>
+          <w:color w:val="000000"/>
+          <w:kern w:val="0"/>
+          <w:sz w:val="22"/>
+          <w:szCs w:val="22"/>
+          <w:lang w:eastAsia="es-PE"/>
           <w14:ligatures w14:val="none"/>
         </w:rPr>
       </w:pPr>
@@ -4952,65 +5023,6 @@
         <w:jc w:val="both"/>
         <w:rPr>
           <w:rFonts w:ascii="Arial Narrow" w:eastAsia="Arial Narrow" w:hAnsi="Arial Narrow" w:cs="Arial Narrow"/>
-          <w:color w:val="000000"/>
-          <w:kern w:val="0"/>
-          <w:sz w:val="22"/>
-          <w:szCs w:val="22"/>
-          <w:lang w:eastAsia="es-PE"/>
-          <w14:ligatures w14:val="none"/>
-        </w:rPr>
-      </w:pPr>
-      <w:r>
-        <w:rPr>
-          <w:rFonts w:ascii="Arial Narrow" w:eastAsia="Arial Narrow" w:hAnsi="Arial Narrow" w:cs="Arial Narrow"/>
-          <w:b/>
-          <w:color w:val="000000"/>
-          <w:kern w:val="0"/>
-          <w:sz w:val="22"/>
-          <w:szCs w:val="22"/>
-          <w:lang w:eastAsia="es-PE"/>
-          <w14:ligatures w14:val="none"/>
-        </w:rPr>
-        <w:t>NOVENO:</w:t>
-      </w:r>
-      <w:r>
-        <w:rPr>
-          <w:rFonts w:ascii="Arial Narrow" w:eastAsia="Arial Narrow" w:hAnsi="Arial Narrow" w:cs="Arial Narrow"/>
-          <w:color w:val="000000"/>
-          <w:kern w:val="0"/>
-          <w:sz w:val="22"/>
-          <w:szCs w:val="22"/>
-          <w:lang w:eastAsia="es-PE"/>
-          <w14:ligatures w14:val="none"/>
-        </w:rPr>
-        <w:t xml:space="preserve"> poner en conocimiento de las partes que, antes de la emisión de la Resolución Final, tienen la posibilidad de formular su desistimiento o presentar el acuerdo arribado mediante la conciliación, mediación, transacción o cualquier otro que, de forma indubitable, deje constancia que se ha solucionado la controversia materia de denuncia.</w:t>
-      </w:r>
-      <w:bookmarkStart w:id="7" w:name="h.gjdgxs" w:colFirst="0" w:colLast="0"/>
-      <w:bookmarkEnd w:id="7"/>
-    </w:p>
-    <w:p>
-      <w:pPr>
-        <w:suppressAutoHyphens/>
-        <w:spacing w:after="0" w:line="240" w:lineRule="auto"/>
-        <w:jc w:val="both"/>
-        <w:rPr>
-          <w:rFonts w:ascii="Arial Narrow" w:eastAsia="Arial Narrow" w:hAnsi="Arial Narrow" w:cs="Arial Narrow"/>
-          <w:color w:val="000000"/>
-          <w:kern w:val="0"/>
-          <w:sz w:val="22"/>
-          <w:szCs w:val="22"/>
-          <w:lang w:eastAsia="es-PE"/>
-          <w14:ligatures w14:val="none"/>
-        </w:rPr>
-      </w:pPr>
-    </w:p>
-    <w:p>
-      <w:pPr>
-        <w:suppressAutoHyphens/>
-        <w:spacing w:after="0" w:line="240" w:lineRule="auto"/>
-        <w:jc w:val="both"/>
-        <w:rPr>
-          <w:rFonts w:ascii="Arial Narrow" w:eastAsia="Arial Narrow" w:hAnsi="Arial Narrow" w:cs="Arial Narrow"/>
           <w:sz w:val="22"/>
           <w:szCs w:val="22"/>
         </w:rPr>
@@ -5222,8 +5234,8 @@
     </w:p>
     <w:p>
       <w:pPr>
+        <w:spacing w:before="0" w:after="0" w:line="240" w:lineRule="auto"/>
         <w:suppressAutoHyphens/>
-        <w:spacing w:after="0" w:line="240" w:lineRule="auto"/>
         <w:jc w:val="both"/>
         <w:rPr>
           <w:rFonts w:ascii="Arial Narrow" w:eastAsia="Arial Narrow" w:hAnsi="Arial Narrow" w:cs="Arial Narrow"/>
@@ -5669,34 +5681,66 @@
           <w:sz w:val="16"/>
           <w:szCs w:val="16"/>
         </w:rPr>
+        <w:t xml:space="preserve"/>
+      </w:r>
+      <w:r>
+        <w:rPr>
+          <w:rFonts w:ascii="Arial Narrow" w:eastAsia="Arial Narrow" w:hAnsi="Arial Narrow" w:cs="Arial Narrow"/>
+          <w:sz w:val="16"/>
+          <w:szCs w:val="16"/>
+        </w:rPr>
         <w:tab/>
-        <w:t xml:space="preserve"/>
-      </w:r>
-      <w:r>
-        <w:rPr>
-          <w:rFonts w:ascii="Arial Narrow" w:eastAsia="Arial Narrow" w:hAnsi="Arial Narrow" w:cs="Arial Narrow"/>
-          <w:sz w:val="16"/>
-          <w:szCs w:val="16"/>
-        </w:rPr>
-        <w:tab/>
-        <w:t>Publicado</w:t>
-      </w:r>
-      <w:r>
-        <w:rPr>
-          <w:rFonts w:ascii="Arial Narrow" w:eastAsia="Arial Narrow" w:hAnsi="Arial Narrow" w:cs="Arial Narrow"/>
-          <w:b/>
-          <w:sz w:val="16"/>
-          <w:szCs w:val="16"/>
-        </w:rPr>
-        <w:t xml:space="preserve"> </w:t>
-      </w:r>
-      <w:r>
-        <w:rPr>
-          <w:rFonts w:ascii="Arial Narrow" w:eastAsia="Arial Narrow" w:hAnsi="Arial Narrow" w:cs="Arial Narrow"/>
-          <w:sz w:val="16"/>
-          <w:szCs w:val="16"/>
-        </w:rPr>
-        <w:t xml:space="preserve">el 2 de setiembre de 2010 en el Diario Oficial El Peruano, vigente desde el 2 de octubre de 2010 y modificado por Decreto Legislativo 1308.</w:t>
+        <w:t xml:space="preserve">Denuncia remitida a esta Comisión mediante MEMORANDUM 000062-2025-CPC-CHT/INDECOPI de fecha </w:t>
+      </w:r>
+      <w:r>
+        <w:rPr>
+          <w:rFonts w:ascii="Arial Narrow" w:eastAsia="Arial Narrow" w:hAnsi="Arial Narrow" w:cs="Arial Narrow"/>
+          <w:sz w:val="16"/>
+          <w:szCs w:val="16"/>
+        </w:rPr>
+        <w:t xml:space="preserve">15 de abril de 2025</w:t>
+      </w:r>
+      <w:r>
+        <w:rPr>
+          <w:rFonts w:ascii="Arial Narrow" w:eastAsia="Arial Narrow" w:hAnsi="Arial Narrow" w:cs="Arial Narrow"/>
+          <w:sz w:val="16"/>
+          <w:szCs w:val="16"/>
+        </w:rPr>
+        <w:t xml:space="preserve">, </w:t>
+      </w:r>
+      <w:proofErr w:type="spellStart"/>
+      <w:r>
+        <w:rPr>
+          <w:rFonts w:ascii="Arial Narrow" w:eastAsia="Arial Narrow" w:hAnsi="Arial Narrow" w:cs="Arial Narrow"/>
+          <w:sz w:val="16"/>
+          <w:szCs w:val="16"/>
+        </w:rPr>
+        <w:t xml:space="preserve">recibida</w:t>
+      </w:r>
+      <w:proofErr w:type="spellEnd"/>
+      <w:r>
+        <w:rPr>
+          <w:rFonts w:ascii="Arial Narrow" w:eastAsia="Arial Narrow" w:hAnsi="Arial Narrow" w:cs="Arial Narrow"/>
+          <w:sz w:val="16"/>
+          <w:szCs w:val="16"/>
+        </w:rPr>
+        <w:t xml:space="preserve"> el </w:t>
+      </w:r>
+      <w:r>
+        <w:rPr>
+          <w:rFonts w:ascii="Arial Narrow" w:eastAsia="Arial Narrow" w:hAnsi="Arial Narrow" w:cs="Arial Narrow"/>
+          <w:sz w:val="16"/>
+          <w:szCs w:val="16"/>
+        </w:rPr>
+        <w:t xml:space="preserve">15 de abril de 2025</w:t>
+      </w:r>
+      <w:r>
+        <w:rPr>
+          <w:rFonts w:ascii="Arial Narrow" w:eastAsia="Arial Narrow" w:hAnsi="Arial Narrow" w:cs="Arial Narrow"/>
+          <w:sz w:val="16"/>
+          <w:szCs w:val="16"/>
+        </w:rPr>
+        <w:t>.</w:t>
       </w:r>
     </w:p>
     <w:p>
@@ -5743,67 +5787,33 @@
           <w:sz w:val="16"/>
           <w:szCs w:val="16"/>
         </w:rPr>
+        <w:t xml:space="preserve"/>
+      </w:r>
+      <w:r>
+        <w:rPr>
+          <w:rFonts w:ascii="Arial Narrow" w:eastAsia="Arial Narrow" w:hAnsi="Arial Narrow" w:cs="Arial Narrow"/>
+          <w:sz w:val="16"/>
+          <w:szCs w:val="16"/>
+        </w:rPr>
         <w:tab/>
-        <w:t xml:space="preserve"/>
-      </w:r>
-      <w:r>
-        <w:rPr>
-          <w:rFonts w:ascii="Arial Narrow" w:eastAsia="Arial Narrow" w:hAnsi="Arial Narrow" w:cs="Arial Narrow"/>
-          <w:sz w:val="16"/>
-          <w:szCs w:val="16"/>
-        </w:rPr>
-        <w:tab/>
-        <w:t xml:space="preserve">Denuncia remitida a esta Comisión mediante MEMORANDUM 000062-2025-CPC-CHT/INDECOPI de fecha </w:t>
-      </w:r>
-      <w:r>
-        <w:rPr>
-          <w:rFonts w:ascii="Arial Narrow" w:eastAsia="Arial Narrow" w:hAnsi="Arial Narrow" w:cs="Arial Narrow"/>
-          <w:sz w:val="16"/>
-          <w:szCs w:val="16"/>
-        </w:rPr>
-        <w:t xml:space="preserve">15 de abril de 2025</w:t>
-      </w:r>
-      <w:r>
-        <w:rPr>
-          <w:rFonts w:ascii="Arial Narrow" w:eastAsia="Arial Narrow" w:hAnsi="Arial Narrow" w:cs="Arial Narrow"/>
-          <w:sz w:val="16"/>
-          <w:szCs w:val="16"/>
-        </w:rPr>
-        <w:t xml:space="preserve">, </w:t>
-      </w:r>
-      <w:proofErr w:type="spellStart"/>
-      <w:r>
-        <w:rPr>
-          <w:rFonts w:ascii="Arial Narrow" w:eastAsia="Arial Narrow" w:hAnsi="Arial Narrow" w:cs="Arial Narrow"/>
-          <w:sz w:val="16"/>
-          <w:szCs w:val="16"/>
-        </w:rPr>
-        <w:t xml:space="preserve">recibida</w:t>
-      </w:r>
-      <w:proofErr w:type="spellEnd"/>
-      <w:r>
-        <w:rPr>
-          <w:rFonts w:ascii="Arial Narrow" w:eastAsia="Arial Narrow" w:hAnsi="Arial Narrow" w:cs="Arial Narrow"/>
-          <w:sz w:val="16"/>
-          <w:szCs w:val="16"/>
-        </w:rPr>
-        <w:t xml:space="preserve"> el </w:t>
-      </w:r>
-      <w:r>
-        <w:rPr>
-          <w:rFonts w:ascii="Arial Narrow" w:eastAsia="Arial Narrow" w:hAnsi="Arial Narrow" w:cs="Arial Narrow"/>
-          <w:sz w:val="16"/>
-          <w:szCs w:val="16"/>
-        </w:rPr>
-        <w:t xml:space="preserve">15 de abril de 2025</w:t>
-      </w:r>
-      <w:r>
-        <w:rPr>
-          <w:rFonts w:ascii="Arial Narrow" w:eastAsia="Arial Narrow" w:hAnsi="Arial Narrow" w:cs="Arial Narrow"/>
-          <w:sz w:val="16"/>
-          <w:szCs w:val="16"/>
-        </w:rPr>
-        <w:t>.</w:t>
+        <w:t>Publicado</w:t>
+      </w:r>
+      <w:r>
+        <w:rPr>
+          <w:rFonts w:ascii="Arial Narrow" w:eastAsia="Arial Narrow" w:hAnsi="Arial Narrow" w:cs="Arial Narrow"/>
+          <w:b/>
+          <w:sz w:val="16"/>
+          <w:szCs w:val="16"/>
+        </w:rPr>
+        <w:t xml:space="preserve"> </w:t>
+      </w:r>
+      <w:r>
+        <w:rPr>
+          <w:rFonts w:ascii="Arial Narrow" w:eastAsia="Arial Narrow" w:hAnsi="Arial Narrow" w:cs="Arial Narrow"/>
+          <w:sz w:val="16"/>
+          <w:szCs w:val="16"/>
+        </w:rPr>
+        <w:t xml:space="preserve">el 2 de setiembre de 2010 en el Diario Oficial El Peruano, vigente desde el 2 de octubre de 2010 y modificado por Decreto Legislativo 1308.</w:t>
       </w:r>
     </w:p>
     <w:p>
@@ -5852,25 +5862,24 @@
           <w:sz w:val="16"/>
           <w:szCs w:val="16"/>
         </w:rPr>
+        <w:t xml:space="preserve"/>
+      </w:r>
+      <w:r>
+        <w:rPr>
+          <w:rFonts w:ascii="Arial Narrow" w:eastAsia="Arial Narrow" w:hAnsi="Arial Narrow" w:cs="Arial Narrow"/>
+          <w:sz w:val="16"/>
+          <w:szCs w:val="16"/>
+        </w:rPr>
+      </w:r>
+      <w:r>
+        <w:rPr>
+          <w:rFonts w:ascii="Arial Narrow" w:eastAsia="Arial Narrow" w:hAnsi="Arial Narrow" w:cs="Arial Narrow"/>
+          <w:b/>
+          <w:bCs/>
+          <w:sz w:val="16"/>
+          <w:szCs w:val="16"/>
+        </w:rPr>
         <w:tab/>
-        <w:t xml:space="preserve"/>
-      </w:r>
-      <w:r>
-        <w:rPr>
-          <w:rFonts w:ascii="Arial Narrow" w:eastAsia="Arial Narrow" w:hAnsi="Arial Narrow" w:cs="Arial Narrow"/>
-          <w:sz w:val="16"/>
-          <w:szCs w:val="16"/>
-        </w:rPr>
-        <w:tab/>
-      </w:r>
-      <w:r>
-        <w:rPr>
-          <w:rFonts w:ascii="Arial Narrow" w:eastAsia="Arial Narrow" w:hAnsi="Arial Narrow" w:cs="Arial Narrow"/>
-          <w:b/>
-          <w:bCs/>
-          <w:sz w:val="16"/>
-          <w:szCs w:val="16"/>
-        </w:rPr>
         <w:t xml:space="preserve">LEY 29571, CÓDIGO DE PROTECCIÓN Y DEFENSA DEL CONSUMIDOR, publicado el 2 de setiembre de 2010 y modificado por Decreto Legislativo 1308 </w:t>
       </w:r>
     </w:p>
@@ -6112,25 +6121,24 @@
           <w:sz w:val="16"/>
           <w:szCs w:val="16"/>
         </w:rPr>
+        <w:t xml:space="preserve"/>
+      </w:r>
+      <w:r>
+        <w:rPr>
+          <w:rFonts w:ascii="Arial Narrow" w:eastAsia="Arial Narrow" w:hAnsi="Arial Narrow" w:cs="Arial Narrow"/>
+          <w:sz w:val="16"/>
+          <w:szCs w:val="16"/>
+        </w:rPr>
+      </w:r>
+      <w:r>
+        <w:rPr>
+          <w:rFonts w:ascii="Arial Narrow" w:eastAsia="Arial Narrow" w:hAnsi="Arial Narrow" w:cs="Arial Narrow"/>
+          <w:b/>
+          <w:bCs/>
+          <w:sz w:val="16"/>
+          <w:szCs w:val="16"/>
+        </w:rPr>
         <w:tab/>
-        <w:t xml:space="preserve"/>
-      </w:r>
-      <w:r>
-        <w:rPr>
-          <w:rFonts w:ascii="Arial Narrow" w:eastAsia="Arial Narrow" w:hAnsi="Arial Narrow" w:cs="Arial Narrow"/>
-          <w:sz w:val="16"/>
-          <w:szCs w:val="16"/>
-        </w:rPr>
-        <w:tab/>
-      </w:r>
-      <w:r>
-        <w:rPr>
-          <w:rFonts w:ascii="Arial Narrow" w:eastAsia="Arial Narrow" w:hAnsi="Arial Narrow" w:cs="Arial Narrow"/>
-          <w:b/>
-          <w:bCs/>
-          <w:sz w:val="16"/>
-          <w:szCs w:val="16"/>
-        </w:rPr>
         <w:t xml:space="preserve">LEY 29571, CÓDIGO DE PROTECCIÓN Y DEFENSA DEL CONSUMIDOR, publicado el 2 de setiembre de 2010 y modificado por Decreto Legislativo 1308 </w:t>
       </w:r>
     </w:p>
@@ -6291,25 +6299,24 @@
           <w:sz w:val="16"/>
           <w:szCs w:val="16"/>
         </w:rPr>
+        <w:t xml:space="preserve"/>
+      </w:r>
+      <w:r>
+        <w:rPr>
+          <w:rFonts w:ascii="Arial Narrow" w:eastAsia="Arial Narrow" w:hAnsi="Arial Narrow" w:cs="Arial Narrow"/>
+          <w:sz w:val="16"/>
+          <w:szCs w:val="16"/>
+        </w:rPr>
+      </w:r>
+      <w:r>
+        <w:rPr>
+          <w:rFonts w:ascii="Arial Narrow" w:eastAsia="Arial Narrow" w:hAnsi="Arial Narrow" w:cs="Arial Narrow"/>
+          <w:b/>
+          <w:bCs/>
+          <w:sz w:val="16"/>
+          <w:szCs w:val="16"/>
+        </w:rPr>
         <w:tab/>
-        <w:t xml:space="preserve"/>
-      </w:r>
-      <w:r>
-        <w:rPr>
-          <w:rFonts w:ascii="Arial Narrow" w:eastAsia="Arial Narrow" w:hAnsi="Arial Narrow" w:cs="Arial Narrow"/>
-          <w:sz w:val="16"/>
-          <w:szCs w:val="16"/>
-        </w:rPr>
-        <w:tab/>
-      </w:r>
-      <w:r>
-        <w:rPr>
-          <w:rFonts w:ascii="Arial Narrow" w:eastAsia="Arial Narrow" w:hAnsi="Arial Narrow" w:cs="Arial Narrow"/>
-          <w:b/>
-          <w:bCs/>
-          <w:sz w:val="16"/>
-          <w:szCs w:val="16"/>
-        </w:rPr>
         <w:t xml:space="preserve">LEY </w:t>
       </w:r>
       <w:proofErr w:type="spellStart"/>
@@ -6478,25 +6485,24 @@
           <w:sz w:val="16"/>
           <w:szCs w:val="16"/>
         </w:rPr>
+        <w:t xml:space="preserve"/>
+      </w:r>
+      <w:r>
+        <w:rPr>
+          <w:rFonts w:ascii="Arial Narrow" w:eastAsia="Arial Narrow" w:hAnsi="Arial Narrow" w:cs="Arial Narrow"/>
+          <w:sz w:val="16"/>
+          <w:szCs w:val="16"/>
+        </w:rPr>
+      </w:r>
+      <w:r>
+        <w:rPr>
+          <w:rFonts w:ascii="Arial Narrow" w:eastAsia="Arial Narrow" w:hAnsi="Arial Narrow" w:cs="Arial Narrow"/>
+          <w:b/>
+          <w:bCs/>
+          <w:sz w:val="16"/>
+          <w:szCs w:val="16"/>
+        </w:rPr>
         <w:tab/>
-        <w:t xml:space="preserve"/>
-      </w:r>
-      <w:r>
-        <w:rPr>
-          <w:rFonts w:ascii="Arial Narrow" w:eastAsia="Arial Narrow" w:hAnsi="Arial Narrow" w:cs="Arial Narrow"/>
-          <w:sz w:val="16"/>
-          <w:szCs w:val="16"/>
-        </w:rPr>
-        <w:tab/>
-      </w:r>
-      <w:r>
-        <w:rPr>
-          <w:rFonts w:ascii="Arial Narrow" w:eastAsia="Arial Narrow" w:hAnsi="Arial Narrow" w:cs="Arial Narrow"/>
-          <w:b/>
-          <w:bCs/>
-          <w:sz w:val="16"/>
-          <w:szCs w:val="16"/>
-        </w:rPr>
         <w:t xml:space="preserve">LEY </w:t>
       </w:r>
       <w:proofErr w:type="spellStart"/>
@@ -6779,25 +6785,24 @@
           <w:sz w:val="16"/>
           <w:szCs w:val="16"/>
         </w:rPr>
+        <w:t xml:space="preserve"/>
+      </w:r>
+      <w:r>
+        <w:rPr>
+          <w:rFonts w:ascii="Arial Narrow" w:eastAsia="Arial Narrow" w:hAnsi="Arial Narrow" w:cs="Arial Narrow"/>
+          <w:sz w:val="16"/>
+          <w:szCs w:val="16"/>
+        </w:rPr>
+      </w:r>
+      <w:r>
+        <w:rPr>
+          <w:rFonts w:ascii="Arial Narrow" w:eastAsia="Arial Narrow" w:hAnsi="Arial Narrow" w:cs="Arial Narrow"/>
+          <w:b/>
+          <w:bCs/>
+          <w:sz w:val="16"/>
+          <w:szCs w:val="16"/>
+        </w:rPr>
         <w:tab/>
-        <w:t xml:space="preserve"/>
-      </w:r>
-      <w:r>
-        <w:rPr>
-          <w:rFonts w:ascii="Arial Narrow" w:eastAsia="Arial Narrow" w:hAnsi="Arial Narrow" w:cs="Arial Narrow"/>
-          <w:sz w:val="16"/>
-          <w:szCs w:val="16"/>
-        </w:rPr>
-        <w:tab/>
-      </w:r>
-      <w:r>
-        <w:rPr>
-          <w:rFonts w:ascii="Arial Narrow" w:eastAsia="Arial Narrow" w:hAnsi="Arial Narrow" w:cs="Arial Narrow"/>
-          <w:b/>
-          <w:bCs/>
-          <w:sz w:val="16"/>
-          <w:szCs w:val="16"/>
-        </w:rPr>
         <w:t>LEY SOBRE FACULTADES, NORMAS Y ORGANIZACIÓN DEL INDECOPI, APROBADA POR DECRETO LEGISLATIVO 807 Artículo 24.-</w:t>
       </w:r>
       <w:r>
@@ -6946,7 +6951,6 @@
           <w:sz w:val="16"/>
           <w:szCs w:val="16"/>
         </w:rPr>
-        <w:tab/>
         <w:t xml:space="preserve"/>
       </w:r>
       <w:r>
@@ -7039,24 +7043,23 @@
           <w:sz w:val="16"/>
           <w:szCs w:val="16"/>
         </w:rPr>
+        <w:t xml:space="preserve"/>
+      </w:r>
+      <w:r>
+        <w:rPr>
+          <w:rFonts w:ascii="Arial Narrow" w:eastAsia="Arial Narrow" w:hAnsi="Arial Narrow" w:cs="Arial Narrow"/>
+          <w:sz w:val="16"/>
+          <w:szCs w:val="16"/>
+        </w:rPr>
+      </w:r>
+      <w:r>
+        <w:rPr>
+          <w:rFonts w:ascii="Arial Narrow" w:eastAsia="Arial Narrow" w:hAnsi="Arial Narrow" w:cs="Arial Narrow"/>
+          <w:b/>
+          <w:sz w:val="16"/>
+          <w:szCs w:val="16"/>
+        </w:rPr>
         <w:tab/>
-        <w:t xml:space="preserve"/>
-      </w:r>
-      <w:r>
-        <w:rPr>
-          <w:rFonts w:ascii="Arial Narrow" w:eastAsia="Arial Narrow" w:hAnsi="Arial Narrow" w:cs="Arial Narrow"/>
-          <w:sz w:val="16"/>
-          <w:szCs w:val="16"/>
-        </w:rPr>
-        <w:tab/>
-      </w:r>
-      <w:r>
-        <w:rPr>
-          <w:rFonts w:ascii="Arial Narrow" w:eastAsia="Arial Narrow" w:hAnsi="Arial Narrow" w:cs="Arial Narrow"/>
-          <w:b/>
-          <w:sz w:val="16"/>
-          <w:szCs w:val="16"/>
-        </w:rPr>
         <w:t>LEY 29571, CÓDIGO DE PROTECCIÓN Y DEFENSA DEL CONSUMIDOR</w:t>
       </w:r>
       <w:r>
@@ -7441,32 +7444,31 @@
           <w:szCs w:val="16"/>
           <w:vertAlign w:val="superscript"/>
         </w:rPr>
+        <w:t xml:space="preserve"/>
+      </w:r>
+      <w:r>
+        <w:rPr>
+          <w:rFonts w:ascii="Arial Narrow" w:eastAsia="Arial Narrow" w:hAnsi="Arial Narrow" w:cs="Arial Narrow"/>
+          <w:sz w:val="16"/>
+          <w:szCs w:val="16"/>
+        </w:rPr>
+        <w:t xml:space="preserve"/>
+      </w:r>
+      <w:r>
+        <w:rPr>
+          <w:rFonts w:ascii="Arial Narrow" w:eastAsia="Arial Narrow" w:hAnsi="Arial Narrow" w:cs="Arial Narrow"/>
+          <w:sz w:val="16"/>
+          <w:szCs w:val="16"/>
+        </w:rPr>
+      </w:r>
+      <w:r>
+        <w:rPr>
+          <w:rFonts w:ascii="Arial Narrow" w:eastAsia="Arial Narrow" w:hAnsi="Arial Narrow" w:cs="Arial Narrow"/>
+          <w:b/>
+          <w:sz w:val="16"/>
+          <w:szCs w:val="16"/>
+        </w:rPr>
         <w:tab/>
-        <w:t xml:space="preserve"/>
-      </w:r>
-      <w:r>
-        <w:rPr>
-          <w:rFonts w:ascii="Arial Narrow" w:eastAsia="Arial Narrow" w:hAnsi="Arial Narrow" w:cs="Arial Narrow"/>
-          <w:sz w:val="16"/>
-          <w:szCs w:val="16"/>
-        </w:rPr>
-        <w:t xml:space="preserve"> </w:t>
-      </w:r>
-      <w:r>
-        <w:rPr>
-          <w:rFonts w:ascii="Arial Narrow" w:eastAsia="Arial Narrow" w:hAnsi="Arial Narrow" w:cs="Arial Narrow"/>
-          <w:sz w:val="16"/>
-          <w:szCs w:val="16"/>
-        </w:rPr>
-        <w:tab/>
-      </w:r>
-      <w:r>
-        <w:rPr>
-          <w:rFonts w:ascii="Arial Narrow" w:eastAsia="Arial Narrow" w:hAnsi="Arial Narrow" w:cs="Arial Narrow"/>
-          <w:b/>
-          <w:sz w:val="16"/>
-          <w:szCs w:val="16"/>
-        </w:rPr>
         <w:t>LEY 29571, CÓDIGO DE PROTECCIÓN Y DEFENSA DEL CONSUMIDOR</w:t>
       </w:r>
       <w:r>
@@ -7670,25 +7672,24 @@
           <w:sz w:val="16"/>
           <w:szCs w:val="16"/>
         </w:rPr>
+        <w:t xml:space="preserve"/>
+      </w:r>
+      <w:r>
+        <w:rPr>
+          <w:rFonts w:ascii="Arial Narrow" w:eastAsia="Arial Narrow" w:hAnsi="Arial Narrow" w:cs="Arial Narrow"/>
+          <w:sz w:val="16"/>
+          <w:szCs w:val="16"/>
+        </w:rPr>
+      </w:r>
+      <w:r>
+        <w:rPr>
+          <w:rFonts w:ascii="Arial Narrow" w:eastAsia="Arial Narrow" w:hAnsi="Arial Narrow" w:cs="Arial Narrow"/>
+          <w:b/>
+          <w:bCs/>
+          <w:sz w:val="16"/>
+          <w:szCs w:val="16"/>
+        </w:rPr>
         <w:tab/>
-        <w:t xml:space="preserve"/>
-      </w:r>
-      <w:r>
-        <w:rPr>
-          <w:rFonts w:ascii="Arial Narrow" w:eastAsia="Arial Narrow" w:hAnsi="Arial Narrow" w:cs="Arial Narrow"/>
-          <w:sz w:val="16"/>
-          <w:szCs w:val="16"/>
-        </w:rPr>
-        <w:tab/>
-      </w:r>
-      <w:r>
-        <w:rPr>
-          <w:rFonts w:ascii="Arial Narrow" w:eastAsia="Arial Narrow" w:hAnsi="Arial Narrow" w:cs="Arial Narrow"/>
-          <w:b/>
-          <w:bCs/>
-          <w:sz w:val="16"/>
-          <w:szCs w:val="16"/>
-        </w:rPr>
         <w:t xml:space="preserve">LEY 29571, CÓDIGO DE PROTECCIÓN Y DEFENSA DEL CONSUMIDOR, publicado el 2 de setiembre de 2010 y modificado por Decreto Legislativo 1308 </w:t>
       </w:r>
     </w:p>
@@ -8507,24 +8508,23 @@
           <w:sz w:val="16"/>
           <w:szCs w:val="16"/>
         </w:rPr>
+        <w:t xml:space="preserve"/>
+      </w:r>
+      <w:r>
+        <w:rPr>
+          <w:rFonts w:ascii="Arial Narrow" w:eastAsia="Arial Narrow" w:hAnsi="Arial Narrow" w:cs="Arial Narrow"/>
+          <w:sz w:val="16"/>
+          <w:szCs w:val="16"/>
+        </w:rPr>
+      </w:r>
+      <w:r>
+        <w:rPr>
+          <w:rFonts w:ascii="Arial Narrow" w:eastAsia="Arial Narrow" w:hAnsi="Arial Narrow" w:cs="Arial Narrow"/>
+          <w:b/>
+          <w:sz w:val="16"/>
+          <w:szCs w:val="16"/>
+        </w:rPr>
         <w:tab/>
-        <w:t xml:space="preserve"/>
-      </w:r>
-      <w:r>
-        <w:rPr>
-          <w:rFonts w:ascii="Arial Narrow" w:eastAsia="Arial Narrow" w:hAnsi="Arial Narrow" w:cs="Arial Narrow"/>
-          <w:sz w:val="16"/>
-          <w:szCs w:val="16"/>
-        </w:rPr>
-        <w:tab/>
-      </w:r>
-      <w:r>
-        <w:rPr>
-          <w:rFonts w:ascii="Arial Narrow" w:eastAsia="Arial Narrow" w:hAnsi="Arial Narrow" w:cs="Arial Narrow"/>
-          <w:b/>
-          <w:sz w:val="16"/>
-          <w:szCs w:val="16"/>
-        </w:rPr>
         <w:t>LEY 29571, CÓDIGO DE PROTECCIÓN Y DEFENSA DEL CONSUMIDOR</w:t>
       </w:r>
       <w:r>
@@ -8739,7 +8739,6 @@
           <w:sz w:val="16"/>
           <w:szCs w:val="16"/>
         </w:rPr>
-        <w:tab/>
         <w:t xml:space="preserve"/>
       </w:r>
       <w:r>
@@ -8897,31 +8896,30 @@
           <w:sz w:val="16"/>
           <w:szCs w:val="16"/>
         </w:rPr>
+        <w:t xml:space="preserve"/>
+      </w:r>
+      <w:r>
+        <w:rPr>
+          <w:rFonts w:ascii="Arial Narrow" w:eastAsia="Arial Narrow" w:hAnsi="Arial Narrow" w:cs="Arial Narrow"/>
+          <w:sz w:val="16"/>
+          <w:szCs w:val="16"/>
+        </w:rPr>
+      </w:r>
+      <w:r>
+        <w:rPr>
+          <w:rFonts w:ascii="Arial Narrow" w:eastAsia="Arial Narrow" w:hAnsi="Arial Narrow" w:cs="Arial Narrow"/>
+          <w:b/>
+          <w:sz w:val="16"/>
+          <w:szCs w:val="16"/>
+        </w:rPr>
         <w:tab/>
-        <w:t xml:space="preserve"/>
-      </w:r>
-      <w:r>
-        <w:rPr>
-          <w:rFonts w:ascii="Arial Narrow" w:eastAsia="Arial Narrow" w:hAnsi="Arial Narrow" w:cs="Arial Narrow"/>
-          <w:sz w:val="16"/>
-          <w:szCs w:val="16"/>
-        </w:rPr>
-        <w:tab/>
-      </w:r>
-      <w:r>
-        <w:rPr>
-          <w:rFonts w:ascii="Arial Narrow" w:eastAsia="Arial Narrow" w:hAnsi="Arial Narrow" w:cs="Arial Narrow"/>
-          <w:b/>
-          <w:sz w:val="16"/>
-          <w:szCs w:val="16"/>
-        </w:rPr>
         <w:t>TEXTO ÚNICO ORDENADO DE LA LEY DEL PROCEDIMIENTO ADMINISTRATIVO GENERAL, aprobado mediante Decreto Supremo 006-2026-JUS y publicado el 30 de abril de 2026</w:t>
       </w:r>
     </w:p>
     <w:p>
       <w:pPr>
         <w:pStyle w:val="Textonotapie"/>
-        <w:ind w:left="1134" w:hanging="567"/>
+        <w:ind w:left="1134"/>
         <w:jc w:val="both"/>
         <w:rPr>
           <w:rFonts w:ascii="Arial Narrow" w:eastAsia="Arial Narrow" w:hAnsi="Arial Narrow" w:cs="Arial Narrow"/>
@@ -8965,7 +8963,7 @@
     <w:p>
       <w:pPr>
         <w:pStyle w:val="Textonotapie"/>
-        <w:ind w:left="1134" w:hanging="567"/>
+        <w:ind w:left="1134" w:hanging="1134"/>
         <w:jc w:val="both"/>
         <w:rPr>
           <w:rFonts w:ascii="Arial Narrow" w:eastAsia="Arial Narrow" w:hAnsi="Arial Narrow" w:cs="Arial Narrow"/>

--- a/plantillas_maestras/02_seguro_vida/materia_general_asegurativa/2_o_mas_ddos_varios/varon/TPL_0906_2025_SEGURO_VIDA_MATERIA_GENERAL_ASEGURATIVA_ASEGURADORA_VARON_R1.docx
+++ b/plantillas_maestras/02_seguro_vida/materia_general_asegurativa/2_o_mas_ddos_varios/varon/TPL_0906_2025_SEGURO_VIDA_MATERIA_GENERAL_ASEGURATIVA_ASEGURADORA_VARON_R1.docx
@@ -2251,17 +2251,17 @@
           <w:sz w:val="22"/>
           <w:szCs w:val="22"/>
         </w:rPr>
-        <w:t>la compañía aseguradora no habría brindado una respuesta al requerimiento de información presentado por el denunciante el 4 de noviembre de 2024</w:t>
-      </w:r>
-      <w:r>
-        <w:rPr>
-          <w:rFonts w:ascii="Arial Narrow" w:eastAsia="Arial Narrow" w:hAnsi="Arial Narrow" w:cs="Arial Narrow"/>
-          <w:kern w:val="0"/>
-          <w14:ligatures w14:val="none"/>
-          <w:sz w:val="22"/>
-          <w:szCs w:val="22"/>
-        </w:rPr>
-        <w:t>. Por consiguiente, corresponde calificar el hecho materia de denuncia como una presunta infracción al deber de información, tipificado en el artículo 1, numeral 1, literal b) y al artículo 2 del Código</w:t>
+        <w:t xml:space="preserve">la compañía aseguradora no habría brindado una respuesta al requerimiento de información presentado por el denunciante el 4 de noviembre de 2024</w:t>
+      </w:r>
+      <w:r>
+        <w:rPr>
+          <w:rFonts w:ascii="Arial Narrow" w:eastAsia="Arial Narrow" w:hAnsi="Arial Narrow" w:cs="Arial Narrow"/>
+          <w:kern w:val="0"/>
+          <w14:ligatures w14:val="none"/>
+          <w:sz w:val="22"/>
+          <w:szCs w:val="22"/>
+        </w:rPr>
+        <w:t xml:space="preserve">; involucraría una presunta afectación al derecho de información de los consumidores. Por consiguiente, corresponde calificar el hecho materia de denuncia como una presunta infracción al deber de información, tipificado en el artículo 1, numeral 1, literal b) y al artículo 2 del Código</w:t>
       </w:r>
       <w:r>
         <w:rPr>
@@ -2283,7 +2283,7 @@
           <w:sz w:val="22"/>
           <w:szCs w:val="22"/>
         </w:rPr>
-        <w:t>.</w:t>
+        <w:t xml:space="preserve">.</w:t>
       </w:r>
     </w:p>
     <w:p>

--- a/plantillas_maestras/02_seguro_vida/materia_general_asegurativa/2_o_mas_ddos_varios/varon/TPL_0906_2025_SEGURO_VIDA_MATERIA_GENERAL_ASEGURATIVA_ASEGURADORA_VARON_R1.docx
+++ b/plantillas_maestras/02_seguro_vida/materia_general_asegurativa/2_o_mas_ddos_varios/varon/TPL_0906_2025_SEGURO_VIDA_MATERIA_GENERAL_ASEGURATIVA_ASEGURADORA_VARON_R1.docx
@@ -2094,17 +2094,17 @@
           <w:sz w:val="22"/>
           <w:szCs w:val="22"/>
         </w:rPr>
-        <w:t>la compañía aseguradora no habría brindado una respuesta al reclamo presentado por el denunciante el 31 de octubre de 2024</w:t>
-      </w:r>
-      <w:r>
-        <w:rPr>
-          <w:rFonts w:ascii="Arial Narrow" w:eastAsia="Arial Narrow" w:hAnsi="Arial Narrow" w:cs="Arial Narrow"/>
-          <w:kern w:val="0"/>
-          <w14:ligatures w14:val="none"/>
-          <w:sz w:val="22"/>
-          <w:szCs w:val="22"/>
-        </w:rPr>
-        <w:t xml:space="preserve">; involucraría una presunta afectación a sus expectativas, quien no habría encontrado una correspondencia entre lo que esperaba recibir de parte del proveedor y lo que realmente recibió. Por consiguiente, corresponde calificar el hecho materia de denuncia como </w:t>
+        <w:t xml:space="preserve">la compañía aseguradora no habría brindado una respuesta al reclamo presentado por el denunciante el 31 de octubre de 2024</w:t>
+      </w:r>
+      <w:r>
+        <w:rPr>
+          <w:rFonts w:ascii="Arial Narrow" w:eastAsia="Arial Narrow" w:hAnsi="Arial Narrow" w:cs="Arial Narrow"/>
+          <w:kern w:val="0"/>
+          <w14:ligatures w14:val="none"/>
+          <w:sz w:val="22"/>
+          <w:szCs w:val="22"/>
+        </w:rPr>
+        <w:t xml:space="preserve">; involucraría una presunta afectación a su derecho de recibir respuestas adecuadas a los reclamos formulados. Por consiguiente, corresponde calificar el hecho materia de denuncia como </w:t>
       </w:r>
       <w:r>
         <w:rPr>
@@ -2124,7 +2124,7 @@
           <w:sz w:val="22"/>
           <w:szCs w:val="22"/>
         </w:rPr>
-        <w:t>atención de reclamos</w:t>
+        <w:t xml:space="preserve">atención de reclamos</w:t>
       </w:r>
       <w:r>
         <w:rPr>
@@ -2156,7 +2156,7 @@
           <w:lang w:eastAsia="es-PE"/>
           <w14:ligatures w14:val="none"/>
         </w:rPr>
-        <w:t>numeral 88.1 del artículo 88</w:t>
+        <w:t xml:space="preserve">numeral 88.1 del artículo 88</w:t>
       </w:r>
       <w:r>
         <w:rPr>
@@ -2177,7 +2177,7 @@
           <w:sz w:val="22"/>
           <w:szCs w:val="22"/>
         </w:rPr>
-        <w:t>del Código</w:t>
+        <w:t xml:space="preserve">del Código</w:t>
       </w:r>
       <w:r>
         <w:rPr>
@@ -2199,7 +2199,7 @@
           <w:sz w:val="22"/>
           <w:szCs w:val="22"/>
         </w:rPr>
-        <w:t>.</w:t>
+        <w:t xml:space="preserve">.</w:t>
       </w:r>
     </w:p>
     <w:p>
@@ -4070,7 +4070,7 @@
           <w:sz w:val="22"/>
           <w:szCs w:val="22"/>
         </w:rPr>
-        <w:t xml:space="preserve">correr traslado de la presente resolución a Pacífico Compañía de Seguros y Reaseguros S.A. para que, de conformidad con lo dispuesto por el artículo 26 de la Ley sobre Facultades, Normas y Organización del Indecopi, aprobada por Decreto Legislativo 807</w:t>
+        <w:t xml:space="preserve">correr traslado de la denuncia del 12 de febrero de 2025 a Pacífico Compañía de Seguros y Reaseguros S.A. para que, de conformidad con lo dispuesto por el artículo 26 de la Ley sobre Facultades, Normas y Organización del Indecopi, aprobada por Decreto Legislativo 807</w:t>
       </w:r>
       <w:r>
         <w:rPr>
